--- a/docs/tables/auc3/sec5_aki_365.docx
+++ b/docs/tables/auc3/sec5_aki_365.docx
@@ -838,7 +838,7 @@
                 <w:szCs w:val="22"/>
                 <w:color w:val="000000"/>
               </w:rPr>
-              <w:t xml:space="preserve">143</w:t>
+              <w:t xml:space="preserve">142</w:t>
             </w:r>
           </w:p>
         </w:tc>
@@ -891,7 +891,7 @@
                 <w:szCs w:val="22"/>
                 <w:color w:val="000000"/>
               </w:rPr>
-              <w:t xml:space="preserve">1.21</w:t>
+              <w:t xml:space="preserve">1.22</w:t>
             </w:r>
           </w:p>
         </w:tc>
@@ -944,7 +944,7 @@
                 <w:szCs w:val="22"/>
                 <w:color w:val="000000"/>
               </w:rPr>
-              <w:t xml:space="preserve">0.96, 1.53</w:t>
+              <w:t xml:space="preserve">0.97, 1.53</w:t>
             </w:r>
           </w:p>
         </w:tc>
@@ -997,7 +997,7 @@
                 <w:szCs w:val="22"/>
                 <w:color w:val="000000"/>
               </w:rPr>
-              <w:t xml:space="preserve">0.100</w:t>
+              <w:t xml:space="preserve">0.092</w:t>
             </w:r>
           </w:p>
         </w:tc>
@@ -1050,7 +1050,7 @@
                 <w:szCs w:val="22"/>
                 <w:color w:val="000000"/>
               </w:rPr>
-              <w:t xml:space="preserve">143</w:t>
+              <w:t xml:space="preserve">142</w:t>
             </w:r>
           </w:p>
         </w:tc>
@@ -1321,7 +1321,7 @@
                 <w:szCs w:val="22"/>
                 <w:color w:val="000000"/>
               </w:rPr>
-              <w:t xml:space="preserve">143</w:t>
+              <w:t xml:space="preserve">142</w:t>
             </w:r>
           </w:p>
         </w:tc>
@@ -1480,60 +1480,60 @@
                 <w:szCs w:val="22"/>
                 <w:color w:val="000000"/>
               </w:rPr>
-              <w:t xml:space="preserve">0.720</w:t>
-            </w:r>
-          </w:p>
-        </w:tc>
-        <w:tc>
-          <w:tcPr>
-            <w:tcBorders>
-              <w:bottom w:val="none" w:sz="0" w:space="0" w:color="000000"/>
-              <w:top w:val="none" w:sz="0" w:space="0" w:color="000000"/>
-              <w:left w:val="none" w:sz="0" w:space="0" w:color="000000"/>
-              <w:right w:val="none" w:sz="0" w:space="0" w:color="000000"/>
-            </w:tcBorders>
-            <w:shd w:val="clear" w:color="auto" w:fill="FFFFFF"/>
-            <w:tcMar>
-              <w:top w:w="0" w:type="dxa"/>
-              <w:bottom w:w="0" w:type="dxa"/>
-              <w:left w:w="0" w:type="dxa"/>
-              <w:right w:w="0" w:type="dxa"/>
-            </w:tcMar>
-            <w:vAlign w:val="top"/>
-          </w:tcPr>
-          <w:p>
-            <w:pPr>
-              <w:pStyle w:val="Normal"/>
-              <w:jc w:val="center"/>
-              <w:pBdr>
-                <w:bottom w:val="none" w:sz="0" w:space="0" w:color="000000"/>
-                <w:top w:val="none" w:sz="0" w:space="0" w:color="000000"/>
-                <w:left w:val="none" w:sz="0" w:space="0" w:color="000000"/>
-                <w:right w:val="none" w:sz="0" w:space="0" w:color="000000"/>
-              </w:pBdr>
-              <w:spacing w:after="100" w:before="100" w:line="240"/>
-              <w:ind w:left="100" w:right="100" w:firstLine="0" w:firstLineChars="0"/>
-              <w:rPr>
-                <w:rFonts w:ascii="Helvetica" w:hAnsi="Helvetica" w:eastAsia="Helvetica" w:cs="Helvetica"/>
-                <w:i w:val="false"/>
-                <w:b w:val="false"/>
-                <w:u w:val="none"/>
-                <w:sz w:val="22"/>
-                <w:szCs w:val="22"/>
-                <w:color w:val="000000"/>
-              </w:rPr>
-            </w:pPr>
-            <w:r>
-              <w:rPr>
-                <w:rFonts w:ascii="Helvetica" w:hAnsi="Helvetica" w:eastAsia="Helvetica" w:cs="Helvetica"/>
-                <w:i w:val="false"/>
-                <w:b w:val="false"/>
-                <w:u w:val="none"/>
-                <w:sz w:val="22"/>
-                <w:szCs w:val="22"/>
-                <w:color w:val="000000"/>
-              </w:rPr>
-              <w:t xml:space="preserve">143</w:t>
+              <w:t xml:space="preserve">0.730</w:t>
+            </w:r>
+          </w:p>
+        </w:tc>
+        <w:tc>
+          <w:tcPr>
+            <w:tcBorders>
+              <w:bottom w:val="none" w:sz="0" w:space="0" w:color="000000"/>
+              <w:top w:val="none" w:sz="0" w:space="0" w:color="000000"/>
+              <w:left w:val="none" w:sz="0" w:space="0" w:color="000000"/>
+              <w:right w:val="none" w:sz="0" w:space="0" w:color="000000"/>
+            </w:tcBorders>
+            <w:shd w:val="clear" w:color="auto" w:fill="FFFFFF"/>
+            <w:tcMar>
+              <w:top w:w="0" w:type="dxa"/>
+              <w:bottom w:w="0" w:type="dxa"/>
+              <w:left w:w="0" w:type="dxa"/>
+              <w:right w:w="0" w:type="dxa"/>
+            </w:tcMar>
+            <w:vAlign w:val="top"/>
+          </w:tcPr>
+          <w:p>
+            <w:pPr>
+              <w:pStyle w:val="Normal"/>
+              <w:jc w:val="center"/>
+              <w:pBdr>
+                <w:bottom w:val="none" w:sz="0" w:space="0" w:color="000000"/>
+                <w:top w:val="none" w:sz="0" w:space="0" w:color="000000"/>
+                <w:left w:val="none" w:sz="0" w:space="0" w:color="000000"/>
+                <w:right w:val="none" w:sz="0" w:space="0" w:color="000000"/>
+              </w:pBdr>
+              <w:spacing w:after="100" w:before="100" w:line="240"/>
+              <w:ind w:left="100" w:right="100" w:firstLine="0" w:firstLineChars="0"/>
+              <w:rPr>
+                <w:rFonts w:ascii="Helvetica" w:hAnsi="Helvetica" w:eastAsia="Helvetica" w:cs="Helvetica"/>
+                <w:i w:val="false"/>
+                <w:b w:val="false"/>
+                <w:u w:val="none"/>
+                <w:sz w:val="22"/>
+                <w:szCs w:val="22"/>
+                <w:color w:val="000000"/>
+              </w:rPr>
+            </w:pPr>
+            <w:r>
+              <w:rPr>
+                <w:rFonts w:ascii="Helvetica" w:hAnsi="Helvetica" w:eastAsia="Helvetica" w:cs="Helvetica"/>
+                <w:i w:val="false"/>
+                <w:b w:val="false"/>
+                <w:u w:val="none"/>
+                <w:sz w:val="22"/>
+                <w:szCs w:val="22"/>
+                <w:color w:val="000000"/>
+              </w:rPr>
+              <w:t xml:space="preserve">142</w:t>
             </w:r>
           </w:p>
         </w:tc>
@@ -1699,7 +1699,7 @@
       </w:tr>
       <w:tr>
         <w:trPr>
-          <w:trHeight w:val="569" w:hRule="auto"/>
+          <w:trHeight w:val="565" w:hRule="auto"/>
         </w:trPr>
         body 3
         <w:tc>
@@ -1804,7 +1804,7 @@
                 <w:szCs w:val="22"/>
                 <w:color w:val="000000"/>
               </w:rPr>
-              <w:t xml:space="preserve">143</w:t>
+              <w:t xml:space="preserve">142</w:t>
             </w:r>
           </w:p>
         </w:tc>
@@ -2016,7 +2016,7 @@
                 <w:szCs w:val="22"/>
                 <w:color w:val="000000"/>
               </w:rPr>
-              <w:t xml:space="preserve">143</w:t>
+              <w:t xml:space="preserve">142</w:t>
             </w:r>
           </w:p>
         </w:tc>
@@ -2823,113 +2823,113 @@
                 <w:szCs w:val="22"/>
                 <w:color w:val="000000"/>
               </w:rPr>
-              <w:t xml:space="preserve">3.09</w:t>
-            </w:r>
-          </w:p>
-        </w:tc>
-        <w:tc>
-          <w:tcPr>
-            <w:tcBorders>
-              <w:bottom w:val="none" w:sz="0" w:space="0" w:color="000000"/>
-              <w:top w:val="none" w:sz="0" w:space="0" w:color="000000"/>
-              <w:left w:val="none" w:sz="0" w:space="0" w:color="000000"/>
-              <w:right w:val="none" w:sz="0" w:space="0" w:color="000000"/>
-            </w:tcBorders>
-            <w:shd w:val="clear" w:color="auto" w:fill="FFFFFF"/>
-            <w:tcMar>
-              <w:top w:w="0" w:type="dxa"/>
-              <w:bottom w:w="0" w:type="dxa"/>
-              <w:left w:w="0" w:type="dxa"/>
-              <w:right w:w="0" w:type="dxa"/>
-            </w:tcMar>
-            <w:vAlign w:val="top"/>
-          </w:tcPr>
-          <w:p>
-            <w:pPr>
-              <w:pStyle w:val="Normal"/>
-              <w:jc w:val="center"/>
-              <w:pBdr>
-                <w:bottom w:val="none" w:sz="0" w:space="0" w:color="000000"/>
-                <w:top w:val="none" w:sz="0" w:space="0" w:color="000000"/>
-                <w:left w:val="none" w:sz="0" w:space="0" w:color="000000"/>
-                <w:right w:val="none" w:sz="0" w:space="0" w:color="000000"/>
-              </w:pBdr>
-              <w:spacing w:after="100" w:before="100" w:line="240"/>
-              <w:ind w:left="100" w:right="100" w:firstLine="0" w:firstLineChars="0"/>
-              <w:rPr>
-                <w:rFonts w:ascii="Helvetica" w:hAnsi="Helvetica" w:eastAsia="Helvetica" w:cs="Helvetica"/>
-                <w:i w:val="false"/>
-                <w:b w:val="false"/>
-                <w:u w:val="none"/>
-                <w:sz w:val="22"/>
-                <w:szCs w:val="22"/>
-                <w:color w:val="000000"/>
-              </w:rPr>
-            </w:pPr>
-            <w:r>
-              <w:rPr>
-                <w:rFonts w:ascii="Helvetica" w:hAnsi="Helvetica" w:eastAsia="Helvetica" w:cs="Helvetica"/>
-                <w:i w:val="false"/>
-                <w:b w:val="false"/>
-                <w:u w:val="none"/>
-                <w:sz w:val="22"/>
-                <w:szCs w:val="22"/>
-                <w:color w:val="000000"/>
-              </w:rPr>
-              <w:t xml:space="preserve">0.87, 11.0</w:t>
-            </w:r>
-          </w:p>
-        </w:tc>
-        <w:tc>
-          <w:tcPr>
-            <w:tcBorders>
-              <w:bottom w:val="none" w:sz="0" w:space="0" w:color="000000"/>
-              <w:top w:val="none" w:sz="0" w:space="0" w:color="000000"/>
-              <w:left w:val="none" w:sz="0" w:space="0" w:color="000000"/>
-              <w:right w:val="none" w:sz="0" w:space="0" w:color="000000"/>
-            </w:tcBorders>
-            <w:shd w:val="clear" w:color="auto" w:fill="FFFFFF"/>
-            <w:tcMar>
-              <w:top w:w="0" w:type="dxa"/>
-              <w:bottom w:w="0" w:type="dxa"/>
-              <w:left w:w="0" w:type="dxa"/>
-              <w:right w:w="0" w:type="dxa"/>
-            </w:tcMar>
-            <w:vAlign w:val="top"/>
-          </w:tcPr>
-          <w:p>
-            <w:pPr>
-              <w:pStyle w:val="Normal"/>
-              <w:jc w:val="center"/>
-              <w:pBdr>
-                <w:bottom w:val="none" w:sz="0" w:space="0" w:color="000000"/>
-                <w:top w:val="none" w:sz="0" w:space="0" w:color="000000"/>
-                <w:left w:val="none" w:sz="0" w:space="0" w:color="000000"/>
-                <w:right w:val="none" w:sz="0" w:space="0" w:color="000000"/>
-              </w:pBdr>
-              <w:spacing w:after="100" w:before="100" w:line="240"/>
-              <w:ind w:left="100" w:right="100" w:firstLine="0" w:firstLineChars="0"/>
-              <w:rPr>
-                <w:rFonts w:ascii="Helvetica" w:hAnsi="Helvetica" w:eastAsia="Helvetica" w:cs="Helvetica"/>
-                <w:i w:val="false"/>
-                <w:b w:val="false"/>
-                <w:u w:val="none"/>
-                <w:sz w:val="22"/>
-                <w:szCs w:val="22"/>
-                <w:color w:val="000000"/>
-              </w:rPr>
-            </w:pPr>
-            <w:r>
-              <w:rPr>
-                <w:rFonts w:ascii="Helvetica" w:hAnsi="Helvetica" w:eastAsia="Helvetica" w:cs="Helvetica"/>
-                <w:i w:val="false"/>
-                <w:b w:val="false"/>
-                <w:u w:val="none"/>
-                <w:sz w:val="22"/>
-                <w:szCs w:val="22"/>
-                <w:color w:val="000000"/>
-              </w:rPr>
-              <w:t xml:space="preserve">0.081</w:t>
+              <w:t xml:space="preserve">3.06</w:t>
+            </w:r>
+          </w:p>
+        </w:tc>
+        <w:tc>
+          <w:tcPr>
+            <w:tcBorders>
+              <w:bottom w:val="none" w:sz="0" w:space="0" w:color="000000"/>
+              <w:top w:val="none" w:sz="0" w:space="0" w:color="000000"/>
+              <w:left w:val="none" w:sz="0" w:space="0" w:color="000000"/>
+              <w:right w:val="none" w:sz="0" w:space="0" w:color="000000"/>
+            </w:tcBorders>
+            <w:shd w:val="clear" w:color="auto" w:fill="FFFFFF"/>
+            <w:tcMar>
+              <w:top w:w="0" w:type="dxa"/>
+              <w:bottom w:w="0" w:type="dxa"/>
+              <w:left w:w="0" w:type="dxa"/>
+              <w:right w:w="0" w:type="dxa"/>
+            </w:tcMar>
+            <w:vAlign w:val="top"/>
+          </w:tcPr>
+          <w:p>
+            <w:pPr>
+              <w:pStyle w:val="Normal"/>
+              <w:jc w:val="center"/>
+              <w:pBdr>
+                <w:bottom w:val="none" w:sz="0" w:space="0" w:color="000000"/>
+                <w:top w:val="none" w:sz="0" w:space="0" w:color="000000"/>
+                <w:left w:val="none" w:sz="0" w:space="0" w:color="000000"/>
+                <w:right w:val="none" w:sz="0" w:space="0" w:color="000000"/>
+              </w:pBdr>
+              <w:spacing w:after="100" w:before="100" w:line="240"/>
+              <w:ind w:left="100" w:right="100" w:firstLine="0" w:firstLineChars="0"/>
+              <w:rPr>
+                <w:rFonts w:ascii="Helvetica" w:hAnsi="Helvetica" w:eastAsia="Helvetica" w:cs="Helvetica"/>
+                <w:i w:val="false"/>
+                <w:b w:val="false"/>
+                <w:u w:val="none"/>
+                <w:sz w:val="22"/>
+                <w:szCs w:val="22"/>
+                <w:color w:val="000000"/>
+              </w:rPr>
+            </w:pPr>
+            <w:r>
+              <w:rPr>
+                <w:rFonts w:ascii="Helvetica" w:hAnsi="Helvetica" w:eastAsia="Helvetica" w:cs="Helvetica"/>
+                <w:i w:val="false"/>
+                <w:b w:val="false"/>
+                <w:u w:val="none"/>
+                <w:sz w:val="22"/>
+                <w:szCs w:val="22"/>
+                <w:color w:val="000000"/>
+              </w:rPr>
+              <w:t xml:space="preserve">0.86, 10.9</w:t>
+            </w:r>
+          </w:p>
+        </w:tc>
+        <w:tc>
+          <w:tcPr>
+            <w:tcBorders>
+              <w:bottom w:val="none" w:sz="0" w:space="0" w:color="000000"/>
+              <w:top w:val="none" w:sz="0" w:space="0" w:color="000000"/>
+              <w:left w:val="none" w:sz="0" w:space="0" w:color="000000"/>
+              <w:right w:val="none" w:sz="0" w:space="0" w:color="000000"/>
+            </w:tcBorders>
+            <w:shd w:val="clear" w:color="auto" w:fill="FFFFFF"/>
+            <w:tcMar>
+              <w:top w:w="0" w:type="dxa"/>
+              <w:bottom w:w="0" w:type="dxa"/>
+              <w:left w:w="0" w:type="dxa"/>
+              <w:right w:w="0" w:type="dxa"/>
+            </w:tcMar>
+            <w:vAlign w:val="top"/>
+          </w:tcPr>
+          <w:p>
+            <w:pPr>
+              <w:pStyle w:val="Normal"/>
+              <w:jc w:val="center"/>
+              <w:pBdr>
+                <w:bottom w:val="none" w:sz="0" w:space="0" w:color="000000"/>
+                <w:top w:val="none" w:sz="0" w:space="0" w:color="000000"/>
+                <w:left w:val="none" w:sz="0" w:space="0" w:color="000000"/>
+                <w:right w:val="none" w:sz="0" w:space="0" w:color="000000"/>
+              </w:pBdr>
+              <w:spacing w:after="100" w:before="100" w:line="240"/>
+              <w:ind w:left="100" w:right="100" w:firstLine="0" w:firstLineChars="0"/>
+              <w:rPr>
+                <w:rFonts w:ascii="Helvetica" w:hAnsi="Helvetica" w:eastAsia="Helvetica" w:cs="Helvetica"/>
+                <w:i w:val="false"/>
+                <w:b w:val="false"/>
+                <w:u w:val="none"/>
+                <w:sz w:val="22"/>
+                <w:szCs w:val="22"/>
+                <w:color w:val="000000"/>
+              </w:rPr>
+            </w:pPr>
+            <w:r>
+              <w:rPr>
+                <w:rFonts w:ascii="Helvetica" w:hAnsi="Helvetica" w:eastAsia="Helvetica" w:cs="Helvetica"/>
+                <w:i w:val="false"/>
+                <w:b w:val="false"/>
+                <w:u w:val="none"/>
+                <w:sz w:val="22"/>
+                <w:szCs w:val="22"/>
+                <w:color w:val="000000"/>
+              </w:rPr>
+              <w:t xml:space="preserve">0.084</w:t>
             </w:r>
           </w:p>
         </w:tc>
@@ -3253,7 +3253,7 @@
                 <w:szCs w:val="22"/>
                 <w:color w:val="000000"/>
               </w:rPr>
-              <w:t xml:space="preserve">143</w:t>
+              <w:t xml:space="preserve">142</w:t>
             </w:r>
           </w:p>
         </w:tc>
@@ -3359,113 +3359,113 @@
                 <w:szCs w:val="22"/>
                 <w:color w:val="000000"/>
               </w:rPr>
-              <w:t xml:space="preserve">0.91, 1.27</w:t>
-            </w:r>
-          </w:p>
-        </w:tc>
-        <w:tc>
-          <w:tcPr>
-            <w:tcBorders>
-              <w:bottom w:val="none" w:sz="0" w:space="0" w:color="000000"/>
-              <w:top w:val="none" w:sz="0" w:space="0" w:color="000000"/>
-              <w:left w:val="none" w:sz="0" w:space="0" w:color="000000"/>
-              <w:right w:val="none" w:sz="0" w:space="0" w:color="000000"/>
-            </w:tcBorders>
-            <w:shd w:val="clear" w:color="auto" w:fill="FFFFFF"/>
-            <w:tcMar>
-              <w:top w:w="0" w:type="dxa"/>
-              <w:bottom w:w="0" w:type="dxa"/>
-              <w:left w:w="0" w:type="dxa"/>
-              <w:right w:w="0" w:type="dxa"/>
-            </w:tcMar>
-            <w:vAlign w:val="top"/>
-          </w:tcPr>
-          <w:p>
-            <w:pPr>
-              <w:pStyle w:val="Normal"/>
-              <w:jc w:val="center"/>
-              <w:pBdr>
-                <w:bottom w:val="none" w:sz="0" w:space="0" w:color="000000"/>
-                <w:top w:val="none" w:sz="0" w:space="0" w:color="000000"/>
-                <w:left w:val="none" w:sz="0" w:space="0" w:color="000000"/>
-                <w:right w:val="none" w:sz="0" w:space="0" w:color="000000"/>
-              </w:pBdr>
-              <w:spacing w:after="100" w:before="100" w:line="240"/>
-              <w:ind w:left="100" w:right="100" w:firstLine="0" w:firstLineChars="0"/>
-              <w:rPr>
-                <w:rFonts w:ascii="Helvetica" w:hAnsi="Helvetica" w:eastAsia="Helvetica" w:cs="Helvetica"/>
-                <w:i w:val="false"/>
-                <w:b w:val="false"/>
-                <w:u w:val="none"/>
-                <w:sz w:val="22"/>
-                <w:szCs w:val="22"/>
-                <w:color w:val="000000"/>
-              </w:rPr>
-            </w:pPr>
-            <w:r>
-              <w:rPr>
-                <w:rFonts w:ascii="Helvetica" w:hAnsi="Helvetica" w:eastAsia="Helvetica" w:cs="Helvetica"/>
-                <w:i w:val="false"/>
-                <w:b w:val="false"/>
-                <w:u w:val="none"/>
-                <w:sz w:val="22"/>
-                <w:szCs w:val="22"/>
-                <w:color w:val="000000"/>
-              </w:rPr>
-              <w:t xml:space="preserve">0.390</w:t>
-            </w:r>
-          </w:p>
-        </w:tc>
-        <w:tc>
-          <w:tcPr>
-            <w:tcBorders>
-              <w:bottom w:val="none" w:sz="0" w:space="0" w:color="000000"/>
-              <w:top w:val="none" w:sz="0" w:space="0" w:color="000000"/>
-              <w:left w:val="none" w:sz="0" w:space="0" w:color="000000"/>
-              <w:right w:val="none" w:sz="0" w:space="0" w:color="000000"/>
-            </w:tcBorders>
-            <w:shd w:val="clear" w:color="auto" w:fill="FFFFFF"/>
-            <w:tcMar>
-              <w:top w:w="0" w:type="dxa"/>
-              <w:bottom w:w="0" w:type="dxa"/>
-              <w:left w:w="0" w:type="dxa"/>
-              <w:right w:w="0" w:type="dxa"/>
-            </w:tcMar>
-            <w:vAlign w:val="top"/>
-          </w:tcPr>
-          <w:p>
-            <w:pPr>
-              <w:pStyle w:val="Normal"/>
-              <w:jc w:val="center"/>
-              <w:pBdr>
-                <w:bottom w:val="none" w:sz="0" w:space="0" w:color="000000"/>
-                <w:top w:val="none" w:sz="0" w:space="0" w:color="000000"/>
-                <w:left w:val="none" w:sz="0" w:space="0" w:color="000000"/>
-                <w:right w:val="none" w:sz="0" w:space="0" w:color="000000"/>
-              </w:pBdr>
-              <w:spacing w:after="100" w:before="100" w:line="240"/>
-              <w:ind w:left="100" w:right="100" w:firstLine="0" w:firstLineChars="0"/>
-              <w:rPr>
-                <w:rFonts w:ascii="Helvetica" w:hAnsi="Helvetica" w:eastAsia="Helvetica" w:cs="Helvetica"/>
-                <w:i w:val="false"/>
-                <w:b w:val="false"/>
-                <w:u w:val="none"/>
-                <w:sz w:val="22"/>
-                <w:szCs w:val="22"/>
-                <w:color w:val="000000"/>
-              </w:rPr>
-            </w:pPr>
-            <w:r>
-              <w:rPr>
-                <w:rFonts w:ascii="Helvetica" w:hAnsi="Helvetica" w:eastAsia="Helvetica" w:cs="Helvetica"/>
-                <w:i w:val="false"/>
-                <w:b w:val="false"/>
-                <w:u w:val="none"/>
-                <w:sz w:val="22"/>
-                <w:szCs w:val="22"/>
-                <w:color w:val="000000"/>
-              </w:rPr>
-              <w:t xml:space="preserve">143</w:t>
+              <w:t xml:space="preserve">0.91, 1.26</w:t>
+            </w:r>
+          </w:p>
+        </w:tc>
+        <w:tc>
+          <w:tcPr>
+            <w:tcBorders>
+              <w:bottom w:val="none" w:sz="0" w:space="0" w:color="000000"/>
+              <w:top w:val="none" w:sz="0" w:space="0" w:color="000000"/>
+              <w:left w:val="none" w:sz="0" w:space="0" w:color="000000"/>
+              <w:right w:val="none" w:sz="0" w:space="0" w:color="000000"/>
+            </w:tcBorders>
+            <w:shd w:val="clear" w:color="auto" w:fill="FFFFFF"/>
+            <w:tcMar>
+              <w:top w:w="0" w:type="dxa"/>
+              <w:bottom w:w="0" w:type="dxa"/>
+              <w:left w:w="0" w:type="dxa"/>
+              <w:right w:w="0" w:type="dxa"/>
+            </w:tcMar>
+            <w:vAlign w:val="top"/>
+          </w:tcPr>
+          <w:p>
+            <w:pPr>
+              <w:pStyle w:val="Normal"/>
+              <w:jc w:val="center"/>
+              <w:pBdr>
+                <w:bottom w:val="none" w:sz="0" w:space="0" w:color="000000"/>
+                <w:top w:val="none" w:sz="0" w:space="0" w:color="000000"/>
+                <w:left w:val="none" w:sz="0" w:space="0" w:color="000000"/>
+                <w:right w:val="none" w:sz="0" w:space="0" w:color="000000"/>
+              </w:pBdr>
+              <w:spacing w:after="100" w:before="100" w:line="240"/>
+              <w:ind w:left="100" w:right="100" w:firstLine="0" w:firstLineChars="0"/>
+              <w:rPr>
+                <w:rFonts w:ascii="Helvetica" w:hAnsi="Helvetica" w:eastAsia="Helvetica" w:cs="Helvetica"/>
+                <w:i w:val="false"/>
+                <w:b w:val="false"/>
+                <w:u w:val="none"/>
+                <w:sz w:val="22"/>
+                <w:szCs w:val="22"/>
+                <w:color w:val="000000"/>
+              </w:rPr>
+            </w:pPr>
+            <w:r>
+              <w:rPr>
+                <w:rFonts w:ascii="Helvetica" w:hAnsi="Helvetica" w:eastAsia="Helvetica" w:cs="Helvetica"/>
+                <w:i w:val="false"/>
+                <w:b w:val="false"/>
+                <w:u w:val="none"/>
+                <w:sz w:val="22"/>
+                <w:szCs w:val="22"/>
+                <w:color w:val="000000"/>
+              </w:rPr>
+              <w:t xml:space="preserve">0.380</w:t>
+            </w:r>
+          </w:p>
+        </w:tc>
+        <w:tc>
+          <w:tcPr>
+            <w:tcBorders>
+              <w:bottom w:val="none" w:sz="0" w:space="0" w:color="000000"/>
+              <w:top w:val="none" w:sz="0" w:space="0" w:color="000000"/>
+              <w:left w:val="none" w:sz="0" w:space="0" w:color="000000"/>
+              <w:right w:val="none" w:sz="0" w:space="0" w:color="000000"/>
+            </w:tcBorders>
+            <w:shd w:val="clear" w:color="auto" w:fill="FFFFFF"/>
+            <w:tcMar>
+              <w:top w:w="0" w:type="dxa"/>
+              <w:bottom w:w="0" w:type="dxa"/>
+              <w:left w:w="0" w:type="dxa"/>
+              <w:right w:w="0" w:type="dxa"/>
+            </w:tcMar>
+            <w:vAlign w:val="top"/>
+          </w:tcPr>
+          <w:p>
+            <w:pPr>
+              <w:pStyle w:val="Normal"/>
+              <w:jc w:val="center"/>
+              <w:pBdr>
+                <w:bottom w:val="none" w:sz="0" w:space="0" w:color="000000"/>
+                <w:top w:val="none" w:sz="0" w:space="0" w:color="000000"/>
+                <w:left w:val="none" w:sz="0" w:space="0" w:color="000000"/>
+                <w:right w:val="none" w:sz="0" w:space="0" w:color="000000"/>
+              </w:pBdr>
+              <w:spacing w:after="100" w:before="100" w:line="240"/>
+              <w:ind w:left="100" w:right="100" w:firstLine="0" w:firstLineChars="0"/>
+              <w:rPr>
+                <w:rFonts w:ascii="Helvetica" w:hAnsi="Helvetica" w:eastAsia="Helvetica" w:cs="Helvetica"/>
+                <w:i w:val="false"/>
+                <w:b w:val="false"/>
+                <w:u w:val="none"/>
+                <w:sz w:val="22"/>
+                <w:szCs w:val="22"/>
+                <w:color w:val="000000"/>
+              </w:rPr>
+            </w:pPr>
+            <w:r>
+              <w:rPr>
+                <w:rFonts w:ascii="Helvetica" w:hAnsi="Helvetica" w:eastAsia="Helvetica" w:cs="Helvetica"/>
+                <w:i w:val="false"/>
+                <w:b w:val="false"/>
+                <w:u w:val="none"/>
+                <w:sz w:val="22"/>
+                <w:szCs w:val="22"/>
+                <w:color w:val="000000"/>
+              </w:rPr>
+              <w:t xml:space="preserve">142</w:t>
             </w:r>
           </w:p>
         </w:tc>
@@ -3736,7 +3736,7 @@
                 <w:szCs w:val="22"/>
                 <w:color w:val="000000"/>
               </w:rPr>
-              <w:t xml:space="preserve">143</w:t>
+              <w:t xml:space="preserve">142</w:t>
             </w:r>
           </w:p>
         </w:tc>
@@ -3948,7 +3948,7 @@
                 <w:szCs w:val="22"/>
                 <w:color w:val="000000"/>
               </w:rPr>
-              <w:t xml:space="preserve">143</w:t>
+              <w:t xml:space="preserve">142</w:t>
             </w:r>
           </w:p>
         </w:tc>
@@ -4755,113 +4755,113 @@
                 <w:szCs w:val="22"/>
                 <w:color w:val="000000"/>
               </w:rPr>
-              <w:t xml:space="preserve">1.37</w:t>
-            </w:r>
-          </w:p>
-        </w:tc>
-        <w:tc>
-          <w:tcPr>
-            <w:tcBorders>
-              <w:bottom w:val="none" w:sz="0" w:space="0" w:color="000000"/>
-              <w:top w:val="none" w:sz="0" w:space="0" w:color="000000"/>
-              <w:left w:val="none" w:sz="0" w:space="0" w:color="000000"/>
-              <w:right w:val="none" w:sz="0" w:space="0" w:color="000000"/>
-            </w:tcBorders>
-            <w:shd w:val="clear" w:color="auto" w:fill="FFFFFF"/>
-            <w:tcMar>
-              <w:top w:w="0" w:type="dxa"/>
-              <w:bottom w:w="0" w:type="dxa"/>
-              <w:left w:w="0" w:type="dxa"/>
-              <w:right w:w="0" w:type="dxa"/>
-            </w:tcMar>
-            <w:vAlign w:val="top"/>
-          </w:tcPr>
-          <w:p>
-            <w:pPr>
-              <w:pStyle w:val="Normal"/>
-              <w:jc w:val="center"/>
-              <w:pBdr>
-                <w:bottom w:val="none" w:sz="0" w:space="0" w:color="000000"/>
-                <w:top w:val="none" w:sz="0" w:space="0" w:color="000000"/>
-                <w:left w:val="none" w:sz="0" w:space="0" w:color="000000"/>
-                <w:right w:val="none" w:sz="0" w:space="0" w:color="000000"/>
-              </w:pBdr>
-              <w:spacing w:after="100" w:before="100" w:line="240"/>
-              <w:ind w:left="100" w:right="100" w:firstLine="0" w:firstLineChars="0"/>
-              <w:rPr>
-                <w:rFonts w:ascii="Helvetica" w:hAnsi="Helvetica" w:eastAsia="Helvetica" w:cs="Helvetica"/>
-                <w:i w:val="false"/>
-                <w:b w:val="false"/>
-                <w:u w:val="none"/>
-                <w:sz w:val="22"/>
-                <w:szCs w:val="22"/>
-                <w:color w:val="000000"/>
-              </w:rPr>
-            </w:pPr>
-            <w:r>
-              <w:rPr>
-                <w:rFonts w:ascii="Helvetica" w:hAnsi="Helvetica" w:eastAsia="Helvetica" w:cs="Helvetica"/>
-                <w:i w:val="false"/>
-                <w:b w:val="false"/>
-                <w:u w:val="none"/>
-                <w:sz w:val="22"/>
-                <w:szCs w:val="22"/>
-                <w:color w:val="000000"/>
-              </w:rPr>
-              <w:t xml:space="preserve">0.44, 4.31</w:t>
-            </w:r>
-          </w:p>
-        </w:tc>
-        <w:tc>
-          <w:tcPr>
-            <w:tcBorders>
-              <w:bottom w:val="none" w:sz="0" w:space="0" w:color="000000"/>
-              <w:top w:val="none" w:sz="0" w:space="0" w:color="000000"/>
-              <w:left w:val="none" w:sz="0" w:space="0" w:color="000000"/>
-              <w:right w:val="none" w:sz="0" w:space="0" w:color="000000"/>
-            </w:tcBorders>
-            <w:shd w:val="clear" w:color="auto" w:fill="FFFFFF"/>
-            <w:tcMar>
-              <w:top w:w="0" w:type="dxa"/>
-              <w:bottom w:w="0" w:type="dxa"/>
-              <w:left w:w="0" w:type="dxa"/>
-              <w:right w:w="0" w:type="dxa"/>
-            </w:tcMar>
-            <w:vAlign w:val="top"/>
-          </w:tcPr>
-          <w:p>
-            <w:pPr>
-              <w:pStyle w:val="Normal"/>
-              <w:jc w:val="center"/>
-              <w:pBdr>
-                <w:bottom w:val="none" w:sz="0" w:space="0" w:color="000000"/>
-                <w:top w:val="none" w:sz="0" w:space="0" w:color="000000"/>
-                <w:left w:val="none" w:sz="0" w:space="0" w:color="000000"/>
-                <w:right w:val="none" w:sz="0" w:space="0" w:color="000000"/>
-              </w:pBdr>
-              <w:spacing w:after="100" w:before="100" w:line="240"/>
-              <w:ind w:left="100" w:right="100" w:firstLine="0" w:firstLineChars="0"/>
-              <w:rPr>
-                <w:rFonts w:ascii="Helvetica" w:hAnsi="Helvetica" w:eastAsia="Helvetica" w:cs="Helvetica"/>
-                <w:i w:val="false"/>
-                <w:b w:val="false"/>
-                <w:u w:val="none"/>
-                <w:sz w:val="22"/>
-                <w:szCs w:val="22"/>
-                <w:color w:val="000000"/>
-              </w:rPr>
-            </w:pPr>
-            <w:r>
-              <w:rPr>
-                <w:rFonts w:ascii="Helvetica" w:hAnsi="Helvetica" w:eastAsia="Helvetica" w:cs="Helvetica"/>
-                <w:i w:val="false"/>
-                <w:b w:val="false"/>
-                <w:u w:val="none"/>
-                <w:sz w:val="22"/>
-                <w:szCs w:val="22"/>
-                <w:color w:val="000000"/>
-              </w:rPr>
-              <w:t xml:space="preserve">0.590</w:t>
+              <w:t xml:space="preserve">1.40</w:t>
+            </w:r>
+          </w:p>
+        </w:tc>
+        <w:tc>
+          <w:tcPr>
+            <w:tcBorders>
+              <w:bottom w:val="none" w:sz="0" w:space="0" w:color="000000"/>
+              <w:top w:val="none" w:sz="0" w:space="0" w:color="000000"/>
+              <w:left w:val="none" w:sz="0" w:space="0" w:color="000000"/>
+              <w:right w:val="none" w:sz="0" w:space="0" w:color="000000"/>
+            </w:tcBorders>
+            <w:shd w:val="clear" w:color="auto" w:fill="FFFFFF"/>
+            <w:tcMar>
+              <w:top w:w="0" w:type="dxa"/>
+              <w:bottom w:w="0" w:type="dxa"/>
+              <w:left w:w="0" w:type="dxa"/>
+              <w:right w:w="0" w:type="dxa"/>
+            </w:tcMar>
+            <w:vAlign w:val="top"/>
+          </w:tcPr>
+          <w:p>
+            <w:pPr>
+              <w:pStyle w:val="Normal"/>
+              <w:jc w:val="center"/>
+              <w:pBdr>
+                <w:bottom w:val="none" w:sz="0" w:space="0" w:color="000000"/>
+                <w:top w:val="none" w:sz="0" w:space="0" w:color="000000"/>
+                <w:left w:val="none" w:sz="0" w:space="0" w:color="000000"/>
+                <w:right w:val="none" w:sz="0" w:space="0" w:color="000000"/>
+              </w:pBdr>
+              <w:spacing w:after="100" w:before="100" w:line="240"/>
+              <w:ind w:left="100" w:right="100" w:firstLine="0" w:firstLineChars="0"/>
+              <w:rPr>
+                <w:rFonts w:ascii="Helvetica" w:hAnsi="Helvetica" w:eastAsia="Helvetica" w:cs="Helvetica"/>
+                <w:i w:val="false"/>
+                <w:b w:val="false"/>
+                <w:u w:val="none"/>
+                <w:sz w:val="22"/>
+                <w:szCs w:val="22"/>
+                <w:color w:val="000000"/>
+              </w:rPr>
+            </w:pPr>
+            <w:r>
+              <w:rPr>
+                <w:rFonts w:ascii="Helvetica" w:hAnsi="Helvetica" w:eastAsia="Helvetica" w:cs="Helvetica"/>
+                <w:i w:val="false"/>
+                <w:b w:val="false"/>
+                <w:u w:val="none"/>
+                <w:sz w:val="22"/>
+                <w:szCs w:val="22"/>
+                <w:color w:val="000000"/>
+              </w:rPr>
+              <w:t xml:space="preserve">0.45, 4.41</w:t>
+            </w:r>
+          </w:p>
+        </w:tc>
+        <w:tc>
+          <w:tcPr>
+            <w:tcBorders>
+              <w:bottom w:val="none" w:sz="0" w:space="0" w:color="000000"/>
+              <w:top w:val="none" w:sz="0" w:space="0" w:color="000000"/>
+              <w:left w:val="none" w:sz="0" w:space="0" w:color="000000"/>
+              <w:right w:val="none" w:sz="0" w:space="0" w:color="000000"/>
+            </w:tcBorders>
+            <w:shd w:val="clear" w:color="auto" w:fill="FFFFFF"/>
+            <w:tcMar>
+              <w:top w:w="0" w:type="dxa"/>
+              <w:bottom w:w="0" w:type="dxa"/>
+              <w:left w:w="0" w:type="dxa"/>
+              <w:right w:w="0" w:type="dxa"/>
+            </w:tcMar>
+            <w:vAlign w:val="top"/>
+          </w:tcPr>
+          <w:p>
+            <w:pPr>
+              <w:pStyle w:val="Normal"/>
+              <w:jc w:val="center"/>
+              <w:pBdr>
+                <w:bottom w:val="none" w:sz="0" w:space="0" w:color="000000"/>
+                <w:top w:val="none" w:sz="0" w:space="0" w:color="000000"/>
+                <w:left w:val="none" w:sz="0" w:space="0" w:color="000000"/>
+                <w:right w:val="none" w:sz="0" w:space="0" w:color="000000"/>
+              </w:pBdr>
+              <w:spacing w:after="100" w:before="100" w:line="240"/>
+              <w:ind w:left="100" w:right="100" w:firstLine="0" w:firstLineChars="0"/>
+              <w:rPr>
+                <w:rFonts w:ascii="Helvetica" w:hAnsi="Helvetica" w:eastAsia="Helvetica" w:cs="Helvetica"/>
+                <w:i w:val="false"/>
+                <w:b w:val="false"/>
+                <w:u w:val="none"/>
+                <w:sz w:val="22"/>
+                <w:szCs w:val="22"/>
+                <w:color w:val="000000"/>
+              </w:rPr>
+            </w:pPr>
+            <w:r>
+              <w:rPr>
+                <w:rFonts w:ascii="Helvetica" w:hAnsi="Helvetica" w:eastAsia="Helvetica" w:cs="Helvetica"/>
+                <w:i w:val="false"/>
+                <w:b w:val="false"/>
+                <w:u w:val="none"/>
+                <w:sz w:val="22"/>
+                <w:szCs w:val="22"/>
+                <w:color w:val="000000"/>
+              </w:rPr>
+              <w:t xml:space="preserve">0.560</w:t>
             </w:r>
           </w:p>
         </w:tc>
@@ -5185,7 +5185,7 @@
                 <w:szCs w:val="22"/>
                 <w:color w:val="000000"/>
               </w:rPr>
-              <w:t xml:space="preserve">143</w:t>
+              <w:t xml:space="preserve">142</w:t>
             </w:r>
           </w:p>
         </w:tc>
@@ -5397,7 +5397,7 @@
                 <w:szCs w:val="22"/>
                 <w:color w:val="000000"/>
               </w:rPr>
-              <w:t xml:space="preserve">143</w:t>
+              <w:t xml:space="preserve">142</w:t>
             </w:r>
           </w:p>
         </w:tc>
@@ -6204,113 +6204,113 @@
                 <w:szCs w:val="22"/>
                 <w:color w:val="000000"/>
               </w:rPr>
-              <w:t xml:space="preserve">0.97</w:t>
-            </w:r>
-          </w:p>
-        </w:tc>
-        <w:tc>
-          <w:tcPr>
-            <w:tcBorders>
-              <w:bottom w:val="none" w:sz="0" w:space="0" w:color="000000"/>
-              <w:top w:val="none" w:sz="0" w:space="0" w:color="000000"/>
-              <w:left w:val="none" w:sz="0" w:space="0" w:color="000000"/>
-              <w:right w:val="none" w:sz="0" w:space="0" w:color="000000"/>
-            </w:tcBorders>
-            <w:shd w:val="clear" w:color="auto" w:fill="FFFFFF"/>
-            <w:tcMar>
-              <w:top w:w="0" w:type="dxa"/>
-              <w:bottom w:w="0" w:type="dxa"/>
-              <w:left w:w="0" w:type="dxa"/>
-              <w:right w:w="0" w:type="dxa"/>
-            </w:tcMar>
-            <w:vAlign w:val="top"/>
-          </w:tcPr>
-          <w:p>
-            <w:pPr>
-              <w:pStyle w:val="Normal"/>
-              <w:jc w:val="center"/>
-              <w:pBdr>
-                <w:bottom w:val="none" w:sz="0" w:space="0" w:color="000000"/>
-                <w:top w:val="none" w:sz="0" w:space="0" w:color="000000"/>
-                <w:left w:val="none" w:sz="0" w:space="0" w:color="000000"/>
-                <w:right w:val="none" w:sz="0" w:space="0" w:color="000000"/>
-              </w:pBdr>
-              <w:spacing w:after="100" w:before="100" w:line="240"/>
-              <w:ind w:left="100" w:right="100" w:firstLine="0" w:firstLineChars="0"/>
-              <w:rPr>
-                <w:rFonts w:ascii="Helvetica" w:hAnsi="Helvetica" w:eastAsia="Helvetica" w:cs="Helvetica"/>
-                <w:i w:val="false"/>
-                <w:b w:val="false"/>
-                <w:u w:val="none"/>
-                <w:sz w:val="22"/>
-                <w:szCs w:val="22"/>
-                <w:color w:val="000000"/>
-              </w:rPr>
-            </w:pPr>
-            <w:r>
-              <w:rPr>
-                <w:rFonts w:ascii="Helvetica" w:hAnsi="Helvetica" w:eastAsia="Helvetica" w:cs="Helvetica"/>
-                <w:i w:val="false"/>
-                <w:b w:val="false"/>
-                <w:u w:val="none"/>
-                <w:sz w:val="22"/>
-                <w:szCs w:val="22"/>
-                <w:color w:val="000000"/>
-              </w:rPr>
-              <w:t xml:space="preserve">0.20, 4.79</w:t>
-            </w:r>
-          </w:p>
-        </w:tc>
-        <w:tc>
-          <w:tcPr>
-            <w:tcBorders>
-              <w:bottom w:val="none" w:sz="0" w:space="0" w:color="000000"/>
-              <w:top w:val="none" w:sz="0" w:space="0" w:color="000000"/>
-              <w:left w:val="none" w:sz="0" w:space="0" w:color="000000"/>
-              <w:right w:val="none" w:sz="0" w:space="0" w:color="000000"/>
-            </w:tcBorders>
-            <w:shd w:val="clear" w:color="auto" w:fill="FFFFFF"/>
-            <w:tcMar>
-              <w:top w:w="0" w:type="dxa"/>
-              <w:bottom w:w="0" w:type="dxa"/>
-              <w:left w:w="0" w:type="dxa"/>
-              <w:right w:w="0" w:type="dxa"/>
-            </w:tcMar>
-            <w:vAlign w:val="top"/>
-          </w:tcPr>
-          <w:p>
-            <w:pPr>
-              <w:pStyle w:val="Normal"/>
-              <w:jc w:val="center"/>
-              <w:pBdr>
-                <w:bottom w:val="none" w:sz="0" w:space="0" w:color="000000"/>
-                <w:top w:val="none" w:sz="0" w:space="0" w:color="000000"/>
-                <w:left w:val="none" w:sz="0" w:space="0" w:color="000000"/>
-                <w:right w:val="none" w:sz="0" w:space="0" w:color="000000"/>
-              </w:pBdr>
-              <w:spacing w:after="100" w:before="100" w:line="240"/>
-              <w:ind w:left="100" w:right="100" w:firstLine="0" w:firstLineChars="0"/>
-              <w:rPr>
-                <w:rFonts w:ascii="Helvetica" w:hAnsi="Helvetica" w:eastAsia="Helvetica" w:cs="Helvetica"/>
-                <w:i w:val="false"/>
-                <w:b w:val="false"/>
-                <w:u w:val="none"/>
-                <w:sz w:val="22"/>
-                <w:szCs w:val="22"/>
-                <w:color w:val="000000"/>
-              </w:rPr>
-            </w:pPr>
-            <w:r>
-              <w:rPr>
-                <w:rFonts w:ascii="Helvetica" w:hAnsi="Helvetica" w:eastAsia="Helvetica" w:cs="Helvetica"/>
-                <w:i w:val="false"/>
-                <w:b w:val="false"/>
-                <w:u w:val="none"/>
-                <w:sz w:val="22"/>
-                <w:szCs w:val="22"/>
-                <w:color w:val="000000"/>
-              </w:rPr>
-              <w:t xml:space="preserve">0.970</w:t>
+              <w:t xml:space="preserve">0.90</w:t>
+            </w:r>
+          </w:p>
+        </w:tc>
+        <w:tc>
+          <w:tcPr>
+            <w:tcBorders>
+              <w:bottom w:val="none" w:sz="0" w:space="0" w:color="000000"/>
+              <w:top w:val="none" w:sz="0" w:space="0" w:color="000000"/>
+              <w:left w:val="none" w:sz="0" w:space="0" w:color="000000"/>
+              <w:right w:val="none" w:sz="0" w:space="0" w:color="000000"/>
+            </w:tcBorders>
+            <w:shd w:val="clear" w:color="auto" w:fill="FFFFFF"/>
+            <w:tcMar>
+              <w:top w:w="0" w:type="dxa"/>
+              <w:bottom w:w="0" w:type="dxa"/>
+              <w:left w:w="0" w:type="dxa"/>
+              <w:right w:w="0" w:type="dxa"/>
+            </w:tcMar>
+            <w:vAlign w:val="top"/>
+          </w:tcPr>
+          <w:p>
+            <w:pPr>
+              <w:pStyle w:val="Normal"/>
+              <w:jc w:val="center"/>
+              <w:pBdr>
+                <w:bottom w:val="none" w:sz="0" w:space="0" w:color="000000"/>
+                <w:top w:val="none" w:sz="0" w:space="0" w:color="000000"/>
+                <w:left w:val="none" w:sz="0" w:space="0" w:color="000000"/>
+                <w:right w:val="none" w:sz="0" w:space="0" w:color="000000"/>
+              </w:pBdr>
+              <w:spacing w:after="100" w:before="100" w:line="240"/>
+              <w:ind w:left="100" w:right="100" w:firstLine="0" w:firstLineChars="0"/>
+              <w:rPr>
+                <w:rFonts w:ascii="Helvetica" w:hAnsi="Helvetica" w:eastAsia="Helvetica" w:cs="Helvetica"/>
+                <w:i w:val="false"/>
+                <w:b w:val="false"/>
+                <w:u w:val="none"/>
+                <w:sz w:val="22"/>
+                <w:szCs w:val="22"/>
+                <w:color w:val="000000"/>
+              </w:rPr>
+            </w:pPr>
+            <w:r>
+              <w:rPr>
+                <w:rFonts w:ascii="Helvetica" w:hAnsi="Helvetica" w:eastAsia="Helvetica" w:cs="Helvetica"/>
+                <w:i w:val="false"/>
+                <w:b w:val="false"/>
+                <w:u w:val="none"/>
+                <w:sz w:val="22"/>
+                <w:szCs w:val="22"/>
+                <w:color w:val="000000"/>
+              </w:rPr>
+              <w:t xml:space="preserve">0.18, 4.45</w:t>
+            </w:r>
+          </w:p>
+        </w:tc>
+        <w:tc>
+          <w:tcPr>
+            <w:tcBorders>
+              <w:bottom w:val="none" w:sz="0" w:space="0" w:color="000000"/>
+              <w:top w:val="none" w:sz="0" w:space="0" w:color="000000"/>
+              <w:left w:val="none" w:sz="0" w:space="0" w:color="000000"/>
+              <w:right w:val="none" w:sz="0" w:space="0" w:color="000000"/>
+            </w:tcBorders>
+            <w:shd w:val="clear" w:color="auto" w:fill="FFFFFF"/>
+            <w:tcMar>
+              <w:top w:w="0" w:type="dxa"/>
+              <w:bottom w:w="0" w:type="dxa"/>
+              <w:left w:w="0" w:type="dxa"/>
+              <w:right w:w="0" w:type="dxa"/>
+            </w:tcMar>
+            <w:vAlign w:val="top"/>
+          </w:tcPr>
+          <w:p>
+            <w:pPr>
+              <w:pStyle w:val="Normal"/>
+              <w:jc w:val="center"/>
+              <w:pBdr>
+                <w:bottom w:val="none" w:sz="0" w:space="0" w:color="000000"/>
+                <w:top w:val="none" w:sz="0" w:space="0" w:color="000000"/>
+                <w:left w:val="none" w:sz="0" w:space="0" w:color="000000"/>
+                <w:right w:val="none" w:sz="0" w:space="0" w:color="000000"/>
+              </w:pBdr>
+              <w:spacing w:after="100" w:before="100" w:line="240"/>
+              <w:ind w:left="100" w:right="100" w:firstLine="0" w:firstLineChars="0"/>
+              <w:rPr>
+                <w:rFonts w:ascii="Helvetica" w:hAnsi="Helvetica" w:eastAsia="Helvetica" w:cs="Helvetica"/>
+                <w:i w:val="false"/>
+                <w:b w:val="false"/>
+                <w:u w:val="none"/>
+                <w:sz w:val="22"/>
+                <w:szCs w:val="22"/>
+                <w:color w:val="000000"/>
+              </w:rPr>
+            </w:pPr>
+            <w:r>
+              <w:rPr>
+                <w:rFonts w:ascii="Helvetica" w:hAnsi="Helvetica" w:eastAsia="Helvetica" w:cs="Helvetica"/>
+                <w:i w:val="false"/>
+                <w:b w:val="false"/>
+                <w:u w:val="none"/>
+                <w:sz w:val="22"/>
+                <w:szCs w:val="22"/>
+                <w:color w:val="000000"/>
+              </w:rPr>
+              <w:t xml:space="preserve">0.900</w:t>
             </w:r>
           </w:p>
         </w:tc>
@@ -6687,113 +6687,113 @@
                 <w:szCs w:val="22"/>
                 <w:color w:val="000000"/>
               </w:rPr>
-              <w:t xml:space="preserve">2.09</w:t>
-            </w:r>
-          </w:p>
-        </w:tc>
-        <w:tc>
-          <w:tcPr>
-            <w:tcBorders>
-              <w:bottom w:val="none" w:sz="0" w:space="0" w:color="000000"/>
-              <w:top w:val="none" w:sz="0" w:space="0" w:color="000000"/>
-              <w:left w:val="none" w:sz="0" w:space="0" w:color="000000"/>
-              <w:right w:val="none" w:sz="0" w:space="0" w:color="000000"/>
-            </w:tcBorders>
-            <w:shd w:val="clear" w:color="auto" w:fill="FFFFFF"/>
-            <w:tcMar>
-              <w:top w:w="0" w:type="dxa"/>
-              <w:bottom w:w="0" w:type="dxa"/>
-              <w:left w:w="0" w:type="dxa"/>
-              <w:right w:w="0" w:type="dxa"/>
-            </w:tcMar>
-            <w:vAlign w:val="top"/>
-          </w:tcPr>
-          <w:p>
-            <w:pPr>
-              <w:pStyle w:val="Normal"/>
-              <w:jc w:val="center"/>
-              <w:pBdr>
-                <w:bottom w:val="none" w:sz="0" w:space="0" w:color="000000"/>
-                <w:top w:val="none" w:sz="0" w:space="0" w:color="000000"/>
-                <w:left w:val="none" w:sz="0" w:space="0" w:color="000000"/>
-                <w:right w:val="none" w:sz="0" w:space="0" w:color="000000"/>
-              </w:pBdr>
-              <w:spacing w:after="100" w:before="100" w:line="240"/>
-              <w:ind w:left="100" w:right="100" w:firstLine="0" w:firstLineChars="0"/>
-              <w:rPr>
-                <w:rFonts w:ascii="Helvetica" w:hAnsi="Helvetica" w:eastAsia="Helvetica" w:cs="Helvetica"/>
-                <w:i w:val="false"/>
-                <w:b w:val="false"/>
-                <w:u w:val="none"/>
-                <w:sz w:val="22"/>
-                <w:szCs w:val="22"/>
-                <w:color w:val="000000"/>
-              </w:rPr>
-            </w:pPr>
-            <w:r>
-              <w:rPr>
-                <w:rFonts w:ascii="Helvetica" w:hAnsi="Helvetica" w:eastAsia="Helvetica" w:cs="Helvetica"/>
-                <w:i w:val="false"/>
-                <w:b w:val="false"/>
-                <w:u w:val="none"/>
-                <w:sz w:val="22"/>
-                <w:szCs w:val="22"/>
-                <w:color w:val="000000"/>
-              </w:rPr>
-              <w:t xml:space="preserve">0.22, 20.0</w:t>
-            </w:r>
-          </w:p>
-        </w:tc>
-        <w:tc>
-          <w:tcPr>
-            <w:tcBorders>
-              <w:bottom w:val="none" w:sz="0" w:space="0" w:color="000000"/>
-              <w:top w:val="none" w:sz="0" w:space="0" w:color="000000"/>
-              <w:left w:val="none" w:sz="0" w:space="0" w:color="000000"/>
-              <w:right w:val="none" w:sz="0" w:space="0" w:color="000000"/>
-            </w:tcBorders>
-            <w:shd w:val="clear" w:color="auto" w:fill="FFFFFF"/>
-            <w:tcMar>
-              <w:top w:w="0" w:type="dxa"/>
-              <w:bottom w:w="0" w:type="dxa"/>
-              <w:left w:w="0" w:type="dxa"/>
-              <w:right w:w="0" w:type="dxa"/>
-            </w:tcMar>
-            <w:vAlign w:val="top"/>
-          </w:tcPr>
-          <w:p>
-            <w:pPr>
-              <w:pStyle w:val="Normal"/>
-              <w:jc w:val="center"/>
-              <w:pBdr>
-                <w:bottom w:val="none" w:sz="0" w:space="0" w:color="000000"/>
-                <w:top w:val="none" w:sz="0" w:space="0" w:color="000000"/>
-                <w:left w:val="none" w:sz="0" w:space="0" w:color="000000"/>
-                <w:right w:val="none" w:sz="0" w:space="0" w:color="000000"/>
-              </w:pBdr>
-              <w:spacing w:after="100" w:before="100" w:line="240"/>
-              <w:ind w:left="100" w:right="100" w:firstLine="0" w:firstLineChars="0"/>
-              <w:rPr>
-                <w:rFonts w:ascii="Helvetica" w:hAnsi="Helvetica" w:eastAsia="Helvetica" w:cs="Helvetica"/>
-                <w:i w:val="false"/>
-                <w:b w:val="false"/>
-                <w:u w:val="none"/>
-                <w:sz w:val="22"/>
-                <w:szCs w:val="22"/>
-                <w:color w:val="000000"/>
-              </w:rPr>
-            </w:pPr>
-            <w:r>
-              <w:rPr>
-                <w:rFonts w:ascii="Helvetica" w:hAnsi="Helvetica" w:eastAsia="Helvetica" w:cs="Helvetica"/>
-                <w:i w:val="false"/>
-                <w:b w:val="false"/>
-                <w:u w:val="none"/>
-                <w:sz w:val="22"/>
-                <w:szCs w:val="22"/>
-                <w:color w:val="000000"/>
-              </w:rPr>
-              <w:t xml:space="preserve">0.520</w:t>
+              <w:t xml:space="preserve">1.94</w:t>
+            </w:r>
+          </w:p>
+        </w:tc>
+        <w:tc>
+          <w:tcPr>
+            <w:tcBorders>
+              <w:bottom w:val="none" w:sz="0" w:space="0" w:color="000000"/>
+              <w:top w:val="none" w:sz="0" w:space="0" w:color="000000"/>
+              <w:left w:val="none" w:sz="0" w:space="0" w:color="000000"/>
+              <w:right w:val="none" w:sz="0" w:space="0" w:color="000000"/>
+            </w:tcBorders>
+            <w:shd w:val="clear" w:color="auto" w:fill="FFFFFF"/>
+            <w:tcMar>
+              <w:top w:w="0" w:type="dxa"/>
+              <w:bottom w:w="0" w:type="dxa"/>
+              <w:left w:w="0" w:type="dxa"/>
+              <w:right w:w="0" w:type="dxa"/>
+            </w:tcMar>
+            <w:vAlign w:val="top"/>
+          </w:tcPr>
+          <w:p>
+            <w:pPr>
+              <w:pStyle w:val="Normal"/>
+              <w:jc w:val="center"/>
+              <w:pBdr>
+                <w:bottom w:val="none" w:sz="0" w:space="0" w:color="000000"/>
+                <w:top w:val="none" w:sz="0" w:space="0" w:color="000000"/>
+                <w:left w:val="none" w:sz="0" w:space="0" w:color="000000"/>
+                <w:right w:val="none" w:sz="0" w:space="0" w:color="000000"/>
+              </w:pBdr>
+              <w:spacing w:after="100" w:before="100" w:line="240"/>
+              <w:ind w:left="100" w:right="100" w:firstLine="0" w:firstLineChars="0"/>
+              <w:rPr>
+                <w:rFonts w:ascii="Helvetica" w:hAnsi="Helvetica" w:eastAsia="Helvetica" w:cs="Helvetica"/>
+                <w:i w:val="false"/>
+                <w:b w:val="false"/>
+                <w:u w:val="none"/>
+                <w:sz w:val="22"/>
+                <w:szCs w:val="22"/>
+                <w:color w:val="000000"/>
+              </w:rPr>
+            </w:pPr>
+            <w:r>
+              <w:rPr>
+                <w:rFonts w:ascii="Helvetica" w:hAnsi="Helvetica" w:eastAsia="Helvetica" w:cs="Helvetica"/>
+                <w:i w:val="false"/>
+                <w:b w:val="false"/>
+                <w:u w:val="none"/>
+                <w:sz w:val="22"/>
+                <w:szCs w:val="22"/>
+                <w:color w:val="000000"/>
+              </w:rPr>
+              <w:t xml:space="preserve">0.20, 18.5</w:t>
+            </w:r>
+          </w:p>
+        </w:tc>
+        <w:tc>
+          <w:tcPr>
+            <w:tcBorders>
+              <w:bottom w:val="none" w:sz="0" w:space="0" w:color="000000"/>
+              <w:top w:val="none" w:sz="0" w:space="0" w:color="000000"/>
+              <w:left w:val="none" w:sz="0" w:space="0" w:color="000000"/>
+              <w:right w:val="none" w:sz="0" w:space="0" w:color="000000"/>
+            </w:tcBorders>
+            <w:shd w:val="clear" w:color="auto" w:fill="FFFFFF"/>
+            <w:tcMar>
+              <w:top w:w="0" w:type="dxa"/>
+              <w:bottom w:w="0" w:type="dxa"/>
+              <w:left w:w="0" w:type="dxa"/>
+              <w:right w:w="0" w:type="dxa"/>
+            </w:tcMar>
+            <w:vAlign w:val="top"/>
+          </w:tcPr>
+          <w:p>
+            <w:pPr>
+              <w:pStyle w:val="Normal"/>
+              <w:jc w:val="center"/>
+              <w:pBdr>
+                <w:bottom w:val="none" w:sz="0" w:space="0" w:color="000000"/>
+                <w:top w:val="none" w:sz="0" w:space="0" w:color="000000"/>
+                <w:left w:val="none" w:sz="0" w:space="0" w:color="000000"/>
+                <w:right w:val="none" w:sz="0" w:space="0" w:color="000000"/>
+              </w:pBdr>
+              <w:spacing w:after="100" w:before="100" w:line="240"/>
+              <w:ind w:left="100" w:right="100" w:firstLine="0" w:firstLineChars="0"/>
+              <w:rPr>
+                <w:rFonts w:ascii="Helvetica" w:hAnsi="Helvetica" w:eastAsia="Helvetica" w:cs="Helvetica"/>
+                <w:i w:val="false"/>
+                <w:b w:val="false"/>
+                <w:u w:val="none"/>
+                <w:sz w:val="22"/>
+                <w:szCs w:val="22"/>
+                <w:color w:val="000000"/>
+              </w:rPr>
+            </w:pPr>
+            <w:r>
+              <w:rPr>
+                <w:rFonts w:ascii="Helvetica" w:hAnsi="Helvetica" w:eastAsia="Helvetica" w:cs="Helvetica"/>
+                <w:i w:val="false"/>
+                <w:b w:val="false"/>
+                <w:u w:val="none"/>
+                <w:sz w:val="22"/>
+                <w:szCs w:val="22"/>
+                <w:color w:val="000000"/>
+              </w:rPr>
+              <w:t xml:space="preserve">0.560</w:t>
             </w:r>
           </w:p>
         </w:tc>
@@ -7170,113 +7170,113 @@
                 <w:szCs w:val="22"/>
                 <w:color w:val="000000"/>
               </w:rPr>
-              <w:t xml:space="preserve">0.33</w:t>
-            </w:r>
-          </w:p>
-        </w:tc>
-        <w:tc>
-          <w:tcPr>
-            <w:tcBorders>
-              <w:bottom w:val="none" w:sz="0" w:space="0" w:color="000000"/>
-              <w:top w:val="none" w:sz="0" w:space="0" w:color="000000"/>
-              <w:left w:val="none" w:sz="0" w:space="0" w:color="000000"/>
-              <w:right w:val="none" w:sz="0" w:space="0" w:color="000000"/>
-            </w:tcBorders>
-            <w:shd w:val="clear" w:color="auto" w:fill="FFFFFF"/>
-            <w:tcMar>
-              <w:top w:w="0" w:type="dxa"/>
-              <w:bottom w:w="0" w:type="dxa"/>
-              <w:left w:w="0" w:type="dxa"/>
-              <w:right w:w="0" w:type="dxa"/>
-            </w:tcMar>
-            <w:vAlign w:val="top"/>
-          </w:tcPr>
-          <w:p>
-            <w:pPr>
-              <w:pStyle w:val="Normal"/>
-              <w:jc w:val="center"/>
-              <w:pBdr>
-                <w:bottom w:val="none" w:sz="0" w:space="0" w:color="000000"/>
-                <w:top w:val="none" w:sz="0" w:space="0" w:color="000000"/>
-                <w:left w:val="none" w:sz="0" w:space="0" w:color="000000"/>
-                <w:right w:val="none" w:sz="0" w:space="0" w:color="000000"/>
-              </w:pBdr>
-              <w:spacing w:after="100" w:before="100" w:line="240"/>
-              <w:ind w:left="100" w:right="100" w:firstLine="0" w:firstLineChars="0"/>
-              <w:rPr>
-                <w:rFonts w:ascii="Helvetica" w:hAnsi="Helvetica" w:eastAsia="Helvetica" w:cs="Helvetica"/>
-                <w:i w:val="false"/>
-                <w:b w:val="false"/>
-                <w:u w:val="none"/>
-                <w:sz w:val="22"/>
-                <w:szCs w:val="22"/>
-                <w:color w:val="000000"/>
-              </w:rPr>
-            </w:pPr>
-            <w:r>
-              <w:rPr>
-                <w:rFonts w:ascii="Helvetica" w:hAnsi="Helvetica" w:eastAsia="Helvetica" w:cs="Helvetica"/>
-                <w:i w:val="false"/>
-                <w:b w:val="false"/>
-                <w:u w:val="none"/>
-                <w:sz w:val="22"/>
-                <w:szCs w:val="22"/>
-                <w:color w:val="000000"/>
-              </w:rPr>
-              <w:t xml:space="preserve">0.06, 1.87</w:t>
-            </w:r>
-          </w:p>
-        </w:tc>
-        <w:tc>
-          <w:tcPr>
-            <w:tcBorders>
-              <w:bottom w:val="none" w:sz="0" w:space="0" w:color="000000"/>
-              <w:top w:val="none" w:sz="0" w:space="0" w:color="000000"/>
-              <w:left w:val="none" w:sz="0" w:space="0" w:color="000000"/>
-              <w:right w:val="none" w:sz="0" w:space="0" w:color="000000"/>
-            </w:tcBorders>
-            <w:shd w:val="clear" w:color="auto" w:fill="FFFFFF"/>
-            <w:tcMar>
-              <w:top w:w="0" w:type="dxa"/>
-              <w:bottom w:w="0" w:type="dxa"/>
-              <w:left w:w="0" w:type="dxa"/>
-              <w:right w:w="0" w:type="dxa"/>
-            </w:tcMar>
-            <w:vAlign w:val="top"/>
-          </w:tcPr>
-          <w:p>
-            <w:pPr>
-              <w:pStyle w:val="Normal"/>
-              <w:jc w:val="center"/>
-              <w:pBdr>
-                <w:bottom w:val="none" w:sz="0" w:space="0" w:color="000000"/>
-                <w:top w:val="none" w:sz="0" w:space="0" w:color="000000"/>
-                <w:left w:val="none" w:sz="0" w:space="0" w:color="000000"/>
-                <w:right w:val="none" w:sz="0" w:space="0" w:color="000000"/>
-              </w:pBdr>
-              <w:spacing w:after="100" w:before="100" w:line="240"/>
-              <w:ind w:left="100" w:right="100" w:firstLine="0" w:firstLineChars="0"/>
-              <w:rPr>
-                <w:rFonts w:ascii="Helvetica" w:hAnsi="Helvetica" w:eastAsia="Helvetica" w:cs="Helvetica"/>
-                <w:i w:val="false"/>
-                <w:b w:val="false"/>
-                <w:u w:val="none"/>
-                <w:sz w:val="22"/>
-                <w:szCs w:val="22"/>
-                <w:color w:val="000000"/>
-              </w:rPr>
-            </w:pPr>
-            <w:r>
-              <w:rPr>
-                <w:rFonts w:ascii="Helvetica" w:hAnsi="Helvetica" w:eastAsia="Helvetica" w:cs="Helvetica"/>
-                <w:i w:val="false"/>
-                <w:b w:val="false"/>
-                <w:u w:val="none"/>
-                <w:sz w:val="22"/>
-                <w:szCs w:val="22"/>
-                <w:color w:val="000000"/>
-              </w:rPr>
-              <w:t xml:space="preserve">0.210</w:t>
+              <w:t xml:space="preserve">0.31</w:t>
+            </w:r>
+          </w:p>
+        </w:tc>
+        <w:tc>
+          <w:tcPr>
+            <w:tcBorders>
+              <w:bottom w:val="none" w:sz="0" w:space="0" w:color="000000"/>
+              <w:top w:val="none" w:sz="0" w:space="0" w:color="000000"/>
+              <w:left w:val="none" w:sz="0" w:space="0" w:color="000000"/>
+              <w:right w:val="none" w:sz="0" w:space="0" w:color="000000"/>
+            </w:tcBorders>
+            <w:shd w:val="clear" w:color="auto" w:fill="FFFFFF"/>
+            <w:tcMar>
+              <w:top w:w="0" w:type="dxa"/>
+              <w:bottom w:w="0" w:type="dxa"/>
+              <w:left w:w="0" w:type="dxa"/>
+              <w:right w:w="0" w:type="dxa"/>
+            </w:tcMar>
+            <w:vAlign w:val="top"/>
+          </w:tcPr>
+          <w:p>
+            <w:pPr>
+              <w:pStyle w:val="Normal"/>
+              <w:jc w:val="center"/>
+              <w:pBdr>
+                <w:bottom w:val="none" w:sz="0" w:space="0" w:color="000000"/>
+                <w:top w:val="none" w:sz="0" w:space="0" w:color="000000"/>
+                <w:left w:val="none" w:sz="0" w:space="0" w:color="000000"/>
+                <w:right w:val="none" w:sz="0" w:space="0" w:color="000000"/>
+              </w:pBdr>
+              <w:spacing w:after="100" w:before="100" w:line="240"/>
+              <w:ind w:left="100" w:right="100" w:firstLine="0" w:firstLineChars="0"/>
+              <w:rPr>
+                <w:rFonts w:ascii="Helvetica" w:hAnsi="Helvetica" w:eastAsia="Helvetica" w:cs="Helvetica"/>
+                <w:i w:val="false"/>
+                <w:b w:val="false"/>
+                <w:u w:val="none"/>
+                <w:sz w:val="22"/>
+                <w:szCs w:val="22"/>
+                <w:color w:val="000000"/>
+              </w:rPr>
+            </w:pPr>
+            <w:r>
+              <w:rPr>
+                <w:rFonts w:ascii="Helvetica" w:hAnsi="Helvetica" w:eastAsia="Helvetica" w:cs="Helvetica"/>
+                <w:i w:val="false"/>
+                <w:b w:val="false"/>
+                <w:u w:val="none"/>
+                <w:sz w:val="22"/>
+                <w:szCs w:val="22"/>
+                <w:color w:val="000000"/>
+              </w:rPr>
+              <w:t xml:space="preserve">0.05, 1.74</w:t>
+            </w:r>
+          </w:p>
+        </w:tc>
+        <w:tc>
+          <w:tcPr>
+            <w:tcBorders>
+              <w:bottom w:val="none" w:sz="0" w:space="0" w:color="000000"/>
+              <w:top w:val="none" w:sz="0" w:space="0" w:color="000000"/>
+              <w:left w:val="none" w:sz="0" w:space="0" w:color="000000"/>
+              <w:right w:val="none" w:sz="0" w:space="0" w:color="000000"/>
+            </w:tcBorders>
+            <w:shd w:val="clear" w:color="auto" w:fill="FFFFFF"/>
+            <w:tcMar>
+              <w:top w:w="0" w:type="dxa"/>
+              <w:bottom w:w="0" w:type="dxa"/>
+              <w:left w:w="0" w:type="dxa"/>
+              <w:right w:w="0" w:type="dxa"/>
+            </w:tcMar>
+            <w:vAlign w:val="top"/>
+          </w:tcPr>
+          <w:p>
+            <w:pPr>
+              <w:pStyle w:val="Normal"/>
+              <w:jc w:val="center"/>
+              <w:pBdr>
+                <w:bottom w:val="none" w:sz="0" w:space="0" w:color="000000"/>
+                <w:top w:val="none" w:sz="0" w:space="0" w:color="000000"/>
+                <w:left w:val="none" w:sz="0" w:space="0" w:color="000000"/>
+                <w:right w:val="none" w:sz="0" w:space="0" w:color="000000"/>
+              </w:pBdr>
+              <w:spacing w:after="100" w:before="100" w:line="240"/>
+              <w:ind w:left="100" w:right="100" w:firstLine="0" w:firstLineChars="0"/>
+              <w:rPr>
+                <w:rFonts w:ascii="Helvetica" w:hAnsi="Helvetica" w:eastAsia="Helvetica" w:cs="Helvetica"/>
+                <w:i w:val="false"/>
+                <w:b w:val="false"/>
+                <w:u w:val="none"/>
+                <w:sz w:val="22"/>
+                <w:szCs w:val="22"/>
+                <w:color w:val="000000"/>
+              </w:rPr>
+            </w:pPr>
+            <w:r>
+              <w:rPr>
+                <w:rFonts w:ascii="Helvetica" w:hAnsi="Helvetica" w:eastAsia="Helvetica" w:cs="Helvetica"/>
+                <w:i w:val="false"/>
+                <w:b w:val="false"/>
+                <w:u w:val="none"/>
+                <w:sz w:val="22"/>
+                <w:szCs w:val="22"/>
+                <w:color w:val="000000"/>
+              </w:rPr>
+              <w:t xml:space="preserve">0.180</w:t>
             </w:r>
           </w:p>
         </w:tc>
@@ -8136,113 +8136,113 @@
                 <w:szCs w:val="22"/>
                 <w:color w:val="000000"/>
               </w:rPr>
-              <w:t xml:space="preserve">4.21</w:t>
-            </w:r>
-          </w:p>
-        </w:tc>
-        <w:tc>
-          <w:tcPr>
-            <w:tcBorders>
-              <w:bottom w:val="none" w:sz="0" w:space="0" w:color="000000"/>
-              <w:top w:val="none" w:sz="0" w:space="0" w:color="000000"/>
-              <w:left w:val="none" w:sz="0" w:space="0" w:color="000000"/>
-              <w:right w:val="none" w:sz="0" w:space="0" w:color="000000"/>
-            </w:tcBorders>
-            <w:shd w:val="clear" w:color="auto" w:fill="FFFFFF"/>
-            <w:tcMar>
-              <w:top w:w="0" w:type="dxa"/>
-              <w:bottom w:w="0" w:type="dxa"/>
-              <w:left w:w="0" w:type="dxa"/>
-              <w:right w:w="0" w:type="dxa"/>
-            </w:tcMar>
-            <w:vAlign w:val="top"/>
-          </w:tcPr>
-          <w:p>
-            <w:pPr>
-              <w:pStyle w:val="Normal"/>
-              <w:jc w:val="center"/>
-              <w:pBdr>
-                <w:bottom w:val="none" w:sz="0" w:space="0" w:color="000000"/>
-                <w:top w:val="none" w:sz="0" w:space="0" w:color="000000"/>
-                <w:left w:val="none" w:sz="0" w:space="0" w:color="000000"/>
-                <w:right w:val="none" w:sz="0" w:space="0" w:color="000000"/>
-              </w:pBdr>
-              <w:spacing w:after="100" w:before="100" w:line="240"/>
-              <w:ind w:left="100" w:right="100" w:firstLine="0" w:firstLineChars="0"/>
-              <w:rPr>
-                <w:rFonts w:ascii="Helvetica" w:hAnsi="Helvetica" w:eastAsia="Helvetica" w:cs="Helvetica"/>
-                <w:i w:val="false"/>
-                <w:b w:val="false"/>
-                <w:u w:val="none"/>
-                <w:sz w:val="22"/>
-                <w:szCs w:val="22"/>
-                <w:color w:val="000000"/>
-              </w:rPr>
-            </w:pPr>
-            <w:r>
-              <w:rPr>
-                <w:rFonts w:ascii="Helvetica" w:hAnsi="Helvetica" w:eastAsia="Helvetica" w:cs="Helvetica"/>
-                <w:i w:val="false"/>
-                <w:b w:val="false"/>
-                <w:u w:val="none"/>
-                <w:sz w:val="22"/>
-                <w:szCs w:val="22"/>
-                <w:color w:val="000000"/>
-              </w:rPr>
-              <w:t xml:space="preserve">0.58, 30.7</w:t>
-            </w:r>
-          </w:p>
-        </w:tc>
-        <w:tc>
-          <w:tcPr>
-            <w:tcBorders>
-              <w:bottom w:val="none" w:sz="0" w:space="0" w:color="000000"/>
-              <w:top w:val="none" w:sz="0" w:space="0" w:color="000000"/>
-              <w:left w:val="none" w:sz="0" w:space="0" w:color="000000"/>
-              <w:right w:val="none" w:sz="0" w:space="0" w:color="000000"/>
-            </w:tcBorders>
-            <w:shd w:val="clear" w:color="auto" w:fill="FFFFFF"/>
-            <w:tcMar>
-              <w:top w:w="0" w:type="dxa"/>
-              <w:bottom w:w="0" w:type="dxa"/>
-              <w:left w:w="0" w:type="dxa"/>
-              <w:right w:w="0" w:type="dxa"/>
-            </w:tcMar>
-            <w:vAlign w:val="top"/>
-          </w:tcPr>
-          <w:p>
-            <w:pPr>
-              <w:pStyle w:val="Normal"/>
-              <w:jc w:val="center"/>
-              <w:pBdr>
-                <w:bottom w:val="none" w:sz="0" w:space="0" w:color="000000"/>
-                <w:top w:val="none" w:sz="0" w:space="0" w:color="000000"/>
-                <w:left w:val="none" w:sz="0" w:space="0" w:color="000000"/>
-                <w:right w:val="none" w:sz="0" w:space="0" w:color="000000"/>
-              </w:pBdr>
-              <w:spacing w:after="100" w:before="100" w:line="240"/>
-              <w:ind w:left="100" w:right="100" w:firstLine="0" w:firstLineChars="0"/>
-              <w:rPr>
-                <w:rFonts w:ascii="Helvetica" w:hAnsi="Helvetica" w:eastAsia="Helvetica" w:cs="Helvetica"/>
-                <w:i w:val="false"/>
-                <w:b w:val="false"/>
-                <w:u w:val="none"/>
-                <w:sz w:val="22"/>
-                <w:szCs w:val="22"/>
-                <w:color w:val="000000"/>
-              </w:rPr>
-            </w:pPr>
-            <w:r>
-              <w:rPr>
-                <w:rFonts w:ascii="Helvetica" w:hAnsi="Helvetica" w:eastAsia="Helvetica" w:cs="Helvetica"/>
-                <w:i w:val="false"/>
-                <w:b w:val="false"/>
-                <w:u w:val="none"/>
-                <w:sz w:val="22"/>
-                <w:szCs w:val="22"/>
-                <w:color w:val="000000"/>
-              </w:rPr>
-              <w:t xml:space="preserve">0.160</w:t>
+              <w:t xml:space="preserve">3.92</w:t>
+            </w:r>
+          </w:p>
+        </w:tc>
+        <w:tc>
+          <w:tcPr>
+            <w:tcBorders>
+              <w:bottom w:val="none" w:sz="0" w:space="0" w:color="000000"/>
+              <w:top w:val="none" w:sz="0" w:space="0" w:color="000000"/>
+              <w:left w:val="none" w:sz="0" w:space="0" w:color="000000"/>
+              <w:right w:val="none" w:sz="0" w:space="0" w:color="000000"/>
+            </w:tcBorders>
+            <w:shd w:val="clear" w:color="auto" w:fill="FFFFFF"/>
+            <w:tcMar>
+              <w:top w:w="0" w:type="dxa"/>
+              <w:bottom w:w="0" w:type="dxa"/>
+              <w:left w:w="0" w:type="dxa"/>
+              <w:right w:w="0" w:type="dxa"/>
+            </w:tcMar>
+            <w:vAlign w:val="top"/>
+          </w:tcPr>
+          <w:p>
+            <w:pPr>
+              <w:pStyle w:val="Normal"/>
+              <w:jc w:val="center"/>
+              <w:pBdr>
+                <w:bottom w:val="none" w:sz="0" w:space="0" w:color="000000"/>
+                <w:top w:val="none" w:sz="0" w:space="0" w:color="000000"/>
+                <w:left w:val="none" w:sz="0" w:space="0" w:color="000000"/>
+                <w:right w:val="none" w:sz="0" w:space="0" w:color="000000"/>
+              </w:pBdr>
+              <w:spacing w:after="100" w:before="100" w:line="240"/>
+              <w:ind w:left="100" w:right="100" w:firstLine="0" w:firstLineChars="0"/>
+              <w:rPr>
+                <w:rFonts w:ascii="Helvetica" w:hAnsi="Helvetica" w:eastAsia="Helvetica" w:cs="Helvetica"/>
+                <w:i w:val="false"/>
+                <w:b w:val="false"/>
+                <w:u w:val="none"/>
+                <w:sz w:val="22"/>
+                <w:szCs w:val="22"/>
+                <w:color w:val="000000"/>
+              </w:rPr>
+            </w:pPr>
+            <w:r>
+              <w:rPr>
+                <w:rFonts w:ascii="Helvetica" w:hAnsi="Helvetica" w:eastAsia="Helvetica" w:cs="Helvetica"/>
+                <w:i w:val="false"/>
+                <w:b w:val="false"/>
+                <w:u w:val="none"/>
+                <w:sz w:val="22"/>
+                <w:szCs w:val="22"/>
+                <w:color w:val="000000"/>
+              </w:rPr>
+              <w:t xml:space="preserve">0.54, 28.5</w:t>
+            </w:r>
+          </w:p>
+        </w:tc>
+        <w:tc>
+          <w:tcPr>
+            <w:tcBorders>
+              <w:bottom w:val="none" w:sz="0" w:space="0" w:color="000000"/>
+              <w:top w:val="none" w:sz="0" w:space="0" w:color="000000"/>
+              <w:left w:val="none" w:sz="0" w:space="0" w:color="000000"/>
+              <w:right w:val="none" w:sz="0" w:space="0" w:color="000000"/>
+            </w:tcBorders>
+            <w:shd w:val="clear" w:color="auto" w:fill="FFFFFF"/>
+            <w:tcMar>
+              <w:top w:w="0" w:type="dxa"/>
+              <w:bottom w:w="0" w:type="dxa"/>
+              <w:left w:w="0" w:type="dxa"/>
+              <w:right w:w="0" w:type="dxa"/>
+            </w:tcMar>
+            <w:vAlign w:val="top"/>
+          </w:tcPr>
+          <w:p>
+            <w:pPr>
+              <w:pStyle w:val="Normal"/>
+              <w:jc w:val="center"/>
+              <w:pBdr>
+                <w:bottom w:val="none" w:sz="0" w:space="0" w:color="000000"/>
+                <w:top w:val="none" w:sz="0" w:space="0" w:color="000000"/>
+                <w:left w:val="none" w:sz="0" w:space="0" w:color="000000"/>
+                <w:right w:val="none" w:sz="0" w:space="0" w:color="000000"/>
+              </w:pBdr>
+              <w:spacing w:after="100" w:before="100" w:line="240"/>
+              <w:ind w:left="100" w:right="100" w:firstLine="0" w:firstLineChars="0"/>
+              <w:rPr>
+                <w:rFonts w:ascii="Helvetica" w:hAnsi="Helvetica" w:eastAsia="Helvetica" w:cs="Helvetica"/>
+                <w:i w:val="false"/>
+                <w:b w:val="false"/>
+                <w:u w:val="none"/>
+                <w:sz w:val="22"/>
+                <w:szCs w:val="22"/>
+                <w:color w:val="000000"/>
+              </w:rPr>
+            </w:pPr>
+            <w:r>
+              <w:rPr>
+                <w:rFonts w:ascii="Helvetica" w:hAnsi="Helvetica" w:eastAsia="Helvetica" w:cs="Helvetica"/>
+                <w:i w:val="false"/>
+                <w:b w:val="false"/>
+                <w:u w:val="none"/>
+                <w:sz w:val="22"/>
+                <w:szCs w:val="22"/>
+                <w:color w:val="000000"/>
+              </w:rPr>
+              <w:t xml:space="preserve">0.180</w:t>
             </w:r>
           </w:p>
         </w:tc>
@@ -8566,7 +8566,7 @@
                 <w:szCs w:val="22"/>
                 <w:color w:val="000000"/>
               </w:rPr>
-              <w:t xml:space="preserve">143</w:t>
+              <w:t xml:space="preserve">142</w:t>
             </w:r>
           </w:p>
         </w:tc>
@@ -8778,7 +8778,7 @@
                 <w:szCs w:val="22"/>
                 <w:color w:val="000000"/>
               </w:rPr>
-              <w:t xml:space="preserve">143</w:t>
+              <w:t xml:space="preserve">142</w:t>
             </w:r>
           </w:p>
         </w:tc>
@@ -9585,113 +9585,113 @@
                 <w:szCs w:val="22"/>
                 <w:color w:val="000000"/>
               </w:rPr>
-              <w:t xml:space="preserve">0.31</w:t>
-            </w:r>
-          </w:p>
-        </w:tc>
-        <w:tc>
-          <w:tcPr>
-            <w:tcBorders>
-              <w:bottom w:val="none" w:sz="0" w:space="0" w:color="000000"/>
-              <w:top w:val="none" w:sz="0" w:space="0" w:color="000000"/>
-              <w:left w:val="none" w:sz="0" w:space="0" w:color="000000"/>
-              <w:right w:val="none" w:sz="0" w:space="0" w:color="000000"/>
-            </w:tcBorders>
-            <w:shd w:val="clear" w:color="auto" w:fill="FFFFFF"/>
-            <w:tcMar>
-              <w:top w:w="0" w:type="dxa"/>
-              <w:bottom w:w="0" w:type="dxa"/>
-              <w:left w:w="0" w:type="dxa"/>
-              <w:right w:w="0" w:type="dxa"/>
-            </w:tcMar>
-            <w:vAlign w:val="top"/>
-          </w:tcPr>
-          <w:p>
-            <w:pPr>
-              <w:pStyle w:val="Normal"/>
-              <w:jc w:val="center"/>
-              <w:pBdr>
-                <w:bottom w:val="none" w:sz="0" w:space="0" w:color="000000"/>
-                <w:top w:val="none" w:sz="0" w:space="0" w:color="000000"/>
-                <w:left w:val="none" w:sz="0" w:space="0" w:color="000000"/>
-                <w:right w:val="none" w:sz="0" w:space="0" w:color="000000"/>
-              </w:pBdr>
-              <w:spacing w:after="100" w:before="100" w:line="240"/>
-              <w:ind w:left="100" w:right="100" w:firstLine="0" w:firstLineChars="0"/>
-              <w:rPr>
-                <w:rFonts w:ascii="Helvetica" w:hAnsi="Helvetica" w:eastAsia="Helvetica" w:cs="Helvetica"/>
-                <w:i w:val="false"/>
-                <w:b w:val="false"/>
-                <w:u w:val="none"/>
-                <w:sz w:val="22"/>
-                <w:szCs w:val="22"/>
-                <w:color w:val="000000"/>
-              </w:rPr>
-            </w:pPr>
-            <w:r>
-              <w:rPr>
-                <w:rFonts w:ascii="Helvetica" w:hAnsi="Helvetica" w:eastAsia="Helvetica" w:cs="Helvetica"/>
-                <w:i w:val="false"/>
-                <w:b w:val="false"/>
-                <w:u w:val="none"/>
-                <w:sz w:val="22"/>
-                <w:szCs w:val="22"/>
-                <w:color w:val="000000"/>
-              </w:rPr>
-              <w:t xml:space="preserve">0.07, 1.32</w:t>
-            </w:r>
-          </w:p>
-        </w:tc>
-        <w:tc>
-          <w:tcPr>
-            <w:tcBorders>
-              <w:bottom w:val="none" w:sz="0" w:space="0" w:color="000000"/>
-              <w:top w:val="none" w:sz="0" w:space="0" w:color="000000"/>
-              <w:left w:val="none" w:sz="0" w:space="0" w:color="000000"/>
-              <w:right w:val="none" w:sz="0" w:space="0" w:color="000000"/>
-            </w:tcBorders>
-            <w:shd w:val="clear" w:color="auto" w:fill="FFFFFF"/>
-            <w:tcMar>
-              <w:top w:w="0" w:type="dxa"/>
-              <w:bottom w:w="0" w:type="dxa"/>
-              <w:left w:w="0" w:type="dxa"/>
-              <w:right w:w="0" w:type="dxa"/>
-            </w:tcMar>
-            <w:vAlign w:val="top"/>
-          </w:tcPr>
-          <w:p>
-            <w:pPr>
-              <w:pStyle w:val="Normal"/>
-              <w:jc w:val="center"/>
-              <w:pBdr>
-                <w:bottom w:val="none" w:sz="0" w:space="0" w:color="000000"/>
-                <w:top w:val="none" w:sz="0" w:space="0" w:color="000000"/>
-                <w:left w:val="none" w:sz="0" w:space="0" w:color="000000"/>
-                <w:right w:val="none" w:sz="0" w:space="0" w:color="000000"/>
-              </w:pBdr>
-              <w:spacing w:after="100" w:before="100" w:line="240"/>
-              <w:ind w:left="100" w:right="100" w:firstLine="0" w:firstLineChars="0"/>
-              <w:rPr>
-                <w:rFonts w:ascii="Helvetica" w:hAnsi="Helvetica" w:eastAsia="Helvetica" w:cs="Helvetica"/>
-                <w:i w:val="false"/>
-                <w:b w:val="false"/>
-                <w:u w:val="none"/>
-                <w:sz w:val="22"/>
-                <w:szCs w:val="22"/>
-                <w:color w:val="000000"/>
-              </w:rPr>
-            </w:pPr>
-            <w:r>
-              <w:rPr>
-                <w:rFonts w:ascii="Helvetica" w:hAnsi="Helvetica" w:eastAsia="Helvetica" w:cs="Helvetica"/>
-                <w:i w:val="false"/>
-                <w:b w:val="false"/>
-                <w:u w:val="none"/>
-                <w:sz w:val="22"/>
-                <w:szCs w:val="22"/>
-                <w:color w:val="000000"/>
-              </w:rPr>
-              <w:t xml:space="preserve">0.110</w:t>
+              <w:t xml:space="preserve">0.26</w:t>
+            </w:r>
+          </w:p>
+        </w:tc>
+        <w:tc>
+          <w:tcPr>
+            <w:tcBorders>
+              <w:bottom w:val="none" w:sz="0" w:space="0" w:color="000000"/>
+              <w:top w:val="none" w:sz="0" w:space="0" w:color="000000"/>
+              <w:left w:val="none" w:sz="0" w:space="0" w:color="000000"/>
+              <w:right w:val="none" w:sz="0" w:space="0" w:color="000000"/>
+            </w:tcBorders>
+            <w:shd w:val="clear" w:color="auto" w:fill="FFFFFF"/>
+            <w:tcMar>
+              <w:top w:w="0" w:type="dxa"/>
+              <w:bottom w:w="0" w:type="dxa"/>
+              <w:left w:w="0" w:type="dxa"/>
+              <w:right w:w="0" w:type="dxa"/>
+            </w:tcMar>
+            <w:vAlign w:val="top"/>
+          </w:tcPr>
+          <w:p>
+            <w:pPr>
+              <w:pStyle w:val="Normal"/>
+              <w:jc w:val="center"/>
+              <w:pBdr>
+                <w:bottom w:val="none" w:sz="0" w:space="0" w:color="000000"/>
+                <w:top w:val="none" w:sz="0" w:space="0" w:color="000000"/>
+                <w:left w:val="none" w:sz="0" w:space="0" w:color="000000"/>
+                <w:right w:val="none" w:sz="0" w:space="0" w:color="000000"/>
+              </w:pBdr>
+              <w:spacing w:after="100" w:before="100" w:line="240"/>
+              <w:ind w:left="100" w:right="100" w:firstLine="0" w:firstLineChars="0"/>
+              <w:rPr>
+                <w:rFonts w:ascii="Helvetica" w:hAnsi="Helvetica" w:eastAsia="Helvetica" w:cs="Helvetica"/>
+                <w:i w:val="false"/>
+                <w:b w:val="false"/>
+                <w:u w:val="none"/>
+                <w:sz w:val="22"/>
+                <w:szCs w:val="22"/>
+                <w:color w:val="000000"/>
+              </w:rPr>
+            </w:pPr>
+            <w:r>
+              <w:rPr>
+                <w:rFonts w:ascii="Helvetica" w:hAnsi="Helvetica" w:eastAsia="Helvetica" w:cs="Helvetica"/>
+                <w:i w:val="false"/>
+                <w:b w:val="false"/>
+                <w:u w:val="none"/>
+                <w:sz w:val="22"/>
+                <w:szCs w:val="22"/>
+                <w:color w:val="000000"/>
+              </w:rPr>
+              <w:t xml:space="preserve">0.06, 1.13</w:t>
+            </w:r>
+          </w:p>
+        </w:tc>
+        <w:tc>
+          <w:tcPr>
+            <w:tcBorders>
+              <w:bottom w:val="none" w:sz="0" w:space="0" w:color="000000"/>
+              <w:top w:val="none" w:sz="0" w:space="0" w:color="000000"/>
+              <w:left w:val="none" w:sz="0" w:space="0" w:color="000000"/>
+              <w:right w:val="none" w:sz="0" w:space="0" w:color="000000"/>
+            </w:tcBorders>
+            <w:shd w:val="clear" w:color="auto" w:fill="FFFFFF"/>
+            <w:tcMar>
+              <w:top w:w="0" w:type="dxa"/>
+              <w:bottom w:w="0" w:type="dxa"/>
+              <w:left w:w="0" w:type="dxa"/>
+              <w:right w:w="0" w:type="dxa"/>
+            </w:tcMar>
+            <w:vAlign w:val="top"/>
+          </w:tcPr>
+          <w:p>
+            <w:pPr>
+              <w:pStyle w:val="Normal"/>
+              <w:jc w:val="center"/>
+              <w:pBdr>
+                <w:bottom w:val="none" w:sz="0" w:space="0" w:color="000000"/>
+                <w:top w:val="none" w:sz="0" w:space="0" w:color="000000"/>
+                <w:left w:val="none" w:sz="0" w:space="0" w:color="000000"/>
+                <w:right w:val="none" w:sz="0" w:space="0" w:color="000000"/>
+              </w:pBdr>
+              <w:spacing w:after="100" w:before="100" w:line="240"/>
+              <w:ind w:left="100" w:right="100" w:firstLine="0" w:firstLineChars="0"/>
+              <w:rPr>
+                <w:rFonts w:ascii="Helvetica" w:hAnsi="Helvetica" w:eastAsia="Helvetica" w:cs="Helvetica"/>
+                <w:i w:val="false"/>
+                <w:b w:val="false"/>
+                <w:u w:val="none"/>
+                <w:sz w:val="22"/>
+                <w:szCs w:val="22"/>
+                <w:color w:val="000000"/>
+              </w:rPr>
+            </w:pPr>
+            <w:r>
+              <w:rPr>
+                <w:rFonts w:ascii="Helvetica" w:hAnsi="Helvetica" w:eastAsia="Helvetica" w:cs="Helvetica"/>
+                <w:i w:val="false"/>
+                <w:b w:val="false"/>
+                <w:u w:val="none"/>
+                <w:sz w:val="22"/>
+                <w:szCs w:val="22"/>
+                <w:color w:val="000000"/>
+              </w:rPr>
+              <w:t xml:space="preserve">0.072</w:t>
             </w:r>
           </w:p>
         </w:tc>
@@ -10015,219 +10015,219 @@
                 <w:szCs w:val="22"/>
                 <w:color w:val="000000"/>
               </w:rPr>
-              <w:t xml:space="preserve">143</w:t>
-            </w:r>
-          </w:p>
-        </w:tc>
-        <w:tc>
-          <w:tcPr>
-            <w:tcBorders>
-              <w:bottom w:val="none" w:sz="0" w:space="0" w:color="000000"/>
-              <w:top w:val="none" w:sz="0" w:space="0" w:color="000000"/>
-              <w:left w:val="none" w:sz="0" w:space="0" w:color="000000"/>
-              <w:right w:val="none" w:sz="0" w:space="0" w:color="000000"/>
-            </w:tcBorders>
-            <w:shd w:val="clear" w:color="auto" w:fill="FFFFFF"/>
-            <w:tcMar>
-              <w:top w:w="0" w:type="dxa"/>
-              <w:bottom w:w="0" w:type="dxa"/>
-              <w:left w:w="0" w:type="dxa"/>
-              <w:right w:w="0" w:type="dxa"/>
-            </w:tcMar>
-            <w:vAlign w:val="top"/>
-          </w:tcPr>
-          <w:p>
-            <w:pPr>
-              <w:pStyle w:val="Normal"/>
-              <w:jc w:val="center"/>
-              <w:pBdr>
-                <w:bottom w:val="none" w:sz="0" w:space="0" w:color="000000"/>
-                <w:top w:val="none" w:sz="0" w:space="0" w:color="000000"/>
-                <w:left w:val="none" w:sz="0" w:space="0" w:color="000000"/>
-                <w:right w:val="none" w:sz="0" w:space="0" w:color="000000"/>
-              </w:pBdr>
-              <w:spacing w:after="100" w:before="100" w:line="240"/>
-              <w:ind w:left="100" w:right="100" w:firstLine="0" w:firstLineChars="0"/>
-              <w:rPr>
-                <w:rFonts w:ascii="Helvetica" w:hAnsi="Helvetica" w:eastAsia="Helvetica" w:cs="Helvetica"/>
-                <w:i w:val="false"/>
-                <w:b w:val="false"/>
-                <w:u w:val="none"/>
-                <w:sz w:val="22"/>
-                <w:szCs w:val="22"/>
-                <w:color w:val="000000"/>
-              </w:rPr>
-            </w:pPr>
-            <w:r>
-              <w:rPr>
-                <w:rFonts w:ascii="Helvetica" w:hAnsi="Helvetica" w:eastAsia="Helvetica" w:cs="Helvetica"/>
-                <w:i w:val="false"/>
-                <w:b w:val="false"/>
-                <w:u w:val="none"/>
-                <w:sz w:val="22"/>
-                <w:szCs w:val="22"/>
-                <w:color w:val="000000"/>
-              </w:rPr>
-              <w:t xml:space="preserve">0.29</w:t>
-            </w:r>
-          </w:p>
-        </w:tc>
-        <w:tc>
-          <w:tcPr>
-            <w:tcBorders>
-              <w:bottom w:val="none" w:sz="0" w:space="0" w:color="000000"/>
-              <w:top w:val="none" w:sz="0" w:space="0" w:color="000000"/>
-              <w:left w:val="none" w:sz="0" w:space="0" w:color="000000"/>
-              <w:right w:val="none" w:sz="0" w:space="0" w:color="000000"/>
-            </w:tcBorders>
-            <w:shd w:val="clear" w:color="auto" w:fill="FFFFFF"/>
-            <w:tcMar>
-              <w:top w:w="0" w:type="dxa"/>
-              <w:bottom w:w="0" w:type="dxa"/>
-              <w:left w:w="0" w:type="dxa"/>
-              <w:right w:w="0" w:type="dxa"/>
-            </w:tcMar>
-            <w:vAlign w:val="top"/>
-          </w:tcPr>
-          <w:p>
-            <w:pPr>
-              <w:pStyle w:val="Normal"/>
-              <w:jc w:val="center"/>
-              <w:pBdr>
-                <w:bottom w:val="none" w:sz="0" w:space="0" w:color="000000"/>
-                <w:top w:val="none" w:sz="0" w:space="0" w:color="000000"/>
-                <w:left w:val="none" w:sz="0" w:space="0" w:color="000000"/>
-                <w:right w:val="none" w:sz="0" w:space="0" w:color="000000"/>
-              </w:pBdr>
-              <w:spacing w:after="100" w:before="100" w:line="240"/>
-              <w:ind w:left="100" w:right="100" w:firstLine="0" w:firstLineChars="0"/>
-              <w:rPr>
-                <w:rFonts w:ascii="Helvetica" w:hAnsi="Helvetica" w:eastAsia="Helvetica" w:cs="Helvetica"/>
-                <w:i w:val="false"/>
-                <w:b w:val="false"/>
-                <w:u w:val="none"/>
-                <w:sz w:val="22"/>
-                <w:szCs w:val="22"/>
-                <w:color w:val="000000"/>
-              </w:rPr>
-            </w:pPr>
-            <w:r>
-              <w:rPr>
-                <w:rFonts w:ascii="Helvetica" w:hAnsi="Helvetica" w:eastAsia="Helvetica" w:cs="Helvetica"/>
-                <w:i w:val="false"/>
-                <w:b w:val="false"/>
-                <w:u w:val="none"/>
-                <w:sz w:val="22"/>
-                <w:szCs w:val="22"/>
-                <w:color w:val="000000"/>
-              </w:rPr>
-              <w:t xml:space="preserve">0.08, 1.05</w:t>
-            </w:r>
-          </w:p>
-        </w:tc>
-        <w:tc>
-          <w:tcPr>
-            <w:tcBorders>
-              <w:bottom w:val="none" w:sz="0" w:space="0" w:color="000000"/>
-              <w:top w:val="none" w:sz="0" w:space="0" w:color="000000"/>
-              <w:left w:val="none" w:sz="0" w:space="0" w:color="000000"/>
-              <w:right w:val="none" w:sz="0" w:space="0" w:color="000000"/>
-            </w:tcBorders>
-            <w:shd w:val="clear" w:color="auto" w:fill="FFFFFF"/>
-            <w:tcMar>
-              <w:top w:w="0" w:type="dxa"/>
-              <w:bottom w:w="0" w:type="dxa"/>
-              <w:left w:w="0" w:type="dxa"/>
-              <w:right w:w="0" w:type="dxa"/>
-            </w:tcMar>
-            <w:vAlign w:val="top"/>
-          </w:tcPr>
-          <w:p>
-            <w:pPr>
-              <w:pStyle w:val="Normal"/>
-              <w:jc w:val="center"/>
-              <w:pBdr>
-                <w:bottom w:val="none" w:sz="0" w:space="0" w:color="000000"/>
-                <w:top w:val="none" w:sz="0" w:space="0" w:color="000000"/>
-                <w:left w:val="none" w:sz="0" w:space="0" w:color="000000"/>
-                <w:right w:val="none" w:sz="0" w:space="0" w:color="000000"/>
-              </w:pBdr>
-              <w:spacing w:after="100" w:before="100" w:line="240"/>
-              <w:ind w:left="100" w:right="100" w:firstLine="0" w:firstLineChars="0"/>
-              <w:rPr>
-                <w:rFonts w:ascii="Helvetica" w:hAnsi="Helvetica" w:eastAsia="Helvetica" w:cs="Helvetica"/>
-                <w:i w:val="false"/>
-                <w:b w:val="false"/>
-                <w:u w:val="none"/>
-                <w:sz w:val="22"/>
-                <w:szCs w:val="22"/>
-                <w:color w:val="000000"/>
-              </w:rPr>
-            </w:pPr>
-            <w:r>
-              <w:rPr>
-                <w:rFonts w:ascii="Helvetica" w:hAnsi="Helvetica" w:eastAsia="Helvetica" w:cs="Helvetica"/>
-                <w:i w:val="false"/>
-                <w:b w:val="false"/>
-                <w:u w:val="none"/>
-                <w:sz w:val="22"/>
-                <w:szCs w:val="22"/>
-                <w:color w:val="000000"/>
-              </w:rPr>
-              <w:t xml:space="preserve">0.060</w:t>
-            </w:r>
-          </w:p>
-        </w:tc>
-        <w:tc>
-          <w:tcPr>
-            <w:tcBorders>
-              <w:bottom w:val="none" w:sz="0" w:space="0" w:color="000000"/>
-              <w:top w:val="none" w:sz="0" w:space="0" w:color="000000"/>
-              <w:left w:val="none" w:sz="0" w:space="0" w:color="000000"/>
-              <w:right w:val="none" w:sz="0" w:space="0" w:color="000000"/>
-            </w:tcBorders>
-            <w:shd w:val="clear" w:color="auto" w:fill="FFFFFF"/>
-            <w:tcMar>
-              <w:top w:w="0" w:type="dxa"/>
-              <w:bottom w:w="0" w:type="dxa"/>
-              <w:left w:w="0" w:type="dxa"/>
-              <w:right w:w="0" w:type="dxa"/>
-            </w:tcMar>
-            <w:vAlign w:val="top"/>
-          </w:tcPr>
-          <w:p>
-            <w:pPr>
-              <w:pStyle w:val="Normal"/>
-              <w:jc w:val="center"/>
-              <w:pBdr>
-                <w:bottom w:val="none" w:sz="0" w:space="0" w:color="000000"/>
-                <w:top w:val="none" w:sz="0" w:space="0" w:color="000000"/>
-                <w:left w:val="none" w:sz="0" w:space="0" w:color="000000"/>
-                <w:right w:val="none" w:sz="0" w:space="0" w:color="000000"/>
-              </w:pBdr>
-              <w:spacing w:after="100" w:before="100" w:line="240"/>
-              <w:ind w:left="100" w:right="100" w:firstLine="0" w:firstLineChars="0"/>
-              <w:rPr>
-                <w:rFonts w:ascii="Helvetica" w:hAnsi="Helvetica" w:eastAsia="Helvetica" w:cs="Helvetica"/>
-                <w:i w:val="false"/>
-                <w:b w:val="false"/>
-                <w:u w:val="none"/>
-                <w:sz w:val="22"/>
-                <w:szCs w:val="22"/>
-                <w:color w:val="000000"/>
-              </w:rPr>
-            </w:pPr>
-            <w:r>
-              <w:rPr>
-                <w:rFonts w:ascii="Helvetica" w:hAnsi="Helvetica" w:eastAsia="Helvetica" w:cs="Helvetica"/>
-                <w:i w:val="false"/>
-                <w:b w:val="false"/>
-                <w:u w:val="none"/>
-                <w:sz w:val="22"/>
-                <w:szCs w:val="22"/>
-                <w:color w:val="000000"/>
-              </w:rPr>
-              <w:t xml:space="preserve">143</w:t>
+              <w:t xml:space="preserve">142</w:t>
+            </w:r>
+          </w:p>
+        </w:tc>
+        <w:tc>
+          <w:tcPr>
+            <w:tcBorders>
+              <w:bottom w:val="none" w:sz="0" w:space="0" w:color="000000"/>
+              <w:top w:val="none" w:sz="0" w:space="0" w:color="000000"/>
+              <w:left w:val="none" w:sz="0" w:space="0" w:color="000000"/>
+              <w:right w:val="none" w:sz="0" w:space="0" w:color="000000"/>
+            </w:tcBorders>
+            <w:shd w:val="clear" w:color="auto" w:fill="FFFFFF"/>
+            <w:tcMar>
+              <w:top w:w="0" w:type="dxa"/>
+              <w:bottom w:w="0" w:type="dxa"/>
+              <w:left w:w="0" w:type="dxa"/>
+              <w:right w:w="0" w:type="dxa"/>
+            </w:tcMar>
+            <w:vAlign w:val="top"/>
+          </w:tcPr>
+          <w:p>
+            <w:pPr>
+              <w:pStyle w:val="Normal"/>
+              <w:jc w:val="center"/>
+              <w:pBdr>
+                <w:bottom w:val="none" w:sz="0" w:space="0" w:color="000000"/>
+                <w:top w:val="none" w:sz="0" w:space="0" w:color="000000"/>
+                <w:left w:val="none" w:sz="0" w:space="0" w:color="000000"/>
+                <w:right w:val="none" w:sz="0" w:space="0" w:color="000000"/>
+              </w:pBdr>
+              <w:spacing w:after="100" w:before="100" w:line="240"/>
+              <w:ind w:left="100" w:right="100" w:firstLine="0" w:firstLineChars="0"/>
+              <w:rPr>
+                <w:rFonts w:ascii="Helvetica" w:hAnsi="Helvetica" w:eastAsia="Helvetica" w:cs="Helvetica"/>
+                <w:i w:val="false"/>
+                <w:b w:val="false"/>
+                <w:u w:val="none"/>
+                <w:sz w:val="22"/>
+                <w:szCs w:val="22"/>
+                <w:color w:val="000000"/>
+              </w:rPr>
+            </w:pPr>
+            <w:r>
+              <w:rPr>
+                <w:rFonts w:ascii="Helvetica" w:hAnsi="Helvetica" w:eastAsia="Helvetica" w:cs="Helvetica"/>
+                <w:i w:val="false"/>
+                <w:b w:val="false"/>
+                <w:u w:val="none"/>
+                <w:sz w:val="22"/>
+                <w:szCs w:val="22"/>
+                <w:color w:val="000000"/>
+              </w:rPr>
+              <w:t xml:space="preserve">0.28</w:t>
+            </w:r>
+          </w:p>
+        </w:tc>
+        <w:tc>
+          <w:tcPr>
+            <w:tcBorders>
+              <w:bottom w:val="none" w:sz="0" w:space="0" w:color="000000"/>
+              <w:top w:val="none" w:sz="0" w:space="0" w:color="000000"/>
+              <w:left w:val="none" w:sz="0" w:space="0" w:color="000000"/>
+              <w:right w:val="none" w:sz="0" w:space="0" w:color="000000"/>
+            </w:tcBorders>
+            <w:shd w:val="clear" w:color="auto" w:fill="FFFFFF"/>
+            <w:tcMar>
+              <w:top w:w="0" w:type="dxa"/>
+              <w:bottom w:w="0" w:type="dxa"/>
+              <w:left w:w="0" w:type="dxa"/>
+              <w:right w:w="0" w:type="dxa"/>
+            </w:tcMar>
+            <w:vAlign w:val="top"/>
+          </w:tcPr>
+          <w:p>
+            <w:pPr>
+              <w:pStyle w:val="Normal"/>
+              <w:jc w:val="center"/>
+              <w:pBdr>
+                <w:bottom w:val="none" w:sz="0" w:space="0" w:color="000000"/>
+                <w:top w:val="none" w:sz="0" w:space="0" w:color="000000"/>
+                <w:left w:val="none" w:sz="0" w:space="0" w:color="000000"/>
+                <w:right w:val="none" w:sz="0" w:space="0" w:color="000000"/>
+              </w:pBdr>
+              <w:spacing w:after="100" w:before="100" w:line="240"/>
+              <w:ind w:left="100" w:right="100" w:firstLine="0" w:firstLineChars="0"/>
+              <w:rPr>
+                <w:rFonts w:ascii="Helvetica" w:hAnsi="Helvetica" w:eastAsia="Helvetica" w:cs="Helvetica"/>
+                <w:i w:val="false"/>
+                <w:b w:val="false"/>
+                <w:u w:val="none"/>
+                <w:sz w:val="22"/>
+                <w:szCs w:val="22"/>
+                <w:color w:val="000000"/>
+              </w:rPr>
+            </w:pPr>
+            <w:r>
+              <w:rPr>
+                <w:rFonts w:ascii="Helvetica" w:hAnsi="Helvetica" w:eastAsia="Helvetica" w:cs="Helvetica"/>
+                <w:i w:val="false"/>
+                <w:b w:val="false"/>
+                <w:u w:val="none"/>
+                <w:sz w:val="22"/>
+                <w:szCs w:val="22"/>
+                <w:color w:val="000000"/>
+              </w:rPr>
+              <w:t xml:space="preserve">0.08, 1.03</w:t>
+            </w:r>
+          </w:p>
+        </w:tc>
+        <w:tc>
+          <w:tcPr>
+            <w:tcBorders>
+              <w:bottom w:val="none" w:sz="0" w:space="0" w:color="000000"/>
+              <w:top w:val="none" w:sz="0" w:space="0" w:color="000000"/>
+              <w:left w:val="none" w:sz="0" w:space="0" w:color="000000"/>
+              <w:right w:val="none" w:sz="0" w:space="0" w:color="000000"/>
+            </w:tcBorders>
+            <w:shd w:val="clear" w:color="auto" w:fill="FFFFFF"/>
+            <w:tcMar>
+              <w:top w:w="0" w:type="dxa"/>
+              <w:bottom w:w="0" w:type="dxa"/>
+              <w:left w:w="0" w:type="dxa"/>
+              <w:right w:w="0" w:type="dxa"/>
+            </w:tcMar>
+            <w:vAlign w:val="top"/>
+          </w:tcPr>
+          <w:p>
+            <w:pPr>
+              <w:pStyle w:val="Normal"/>
+              <w:jc w:val="center"/>
+              <w:pBdr>
+                <w:bottom w:val="none" w:sz="0" w:space="0" w:color="000000"/>
+                <w:top w:val="none" w:sz="0" w:space="0" w:color="000000"/>
+                <w:left w:val="none" w:sz="0" w:space="0" w:color="000000"/>
+                <w:right w:val="none" w:sz="0" w:space="0" w:color="000000"/>
+              </w:pBdr>
+              <w:spacing w:after="100" w:before="100" w:line="240"/>
+              <w:ind w:left="100" w:right="100" w:firstLine="0" w:firstLineChars="0"/>
+              <w:rPr>
+                <w:rFonts w:ascii="Helvetica" w:hAnsi="Helvetica" w:eastAsia="Helvetica" w:cs="Helvetica"/>
+                <w:i w:val="false"/>
+                <w:b w:val="false"/>
+                <w:u w:val="none"/>
+                <w:sz w:val="22"/>
+                <w:szCs w:val="22"/>
+                <w:color w:val="000000"/>
+              </w:rPr>
+            </w:pPr>
+            <w:r>
+              <w:rPr>
+                <w:rFonts w:ascii="Helvetica" w:hAnsi="Helvetica" w:eastAsia="Helvetica" w:cs="Helvetica"/>
+                <w:i w:val="false"/>
+                <w:b w:val="false"/>
+                <w:u w:val="none"/>
+                <w:sz w:val="22"/>
+                <w:szCs w:val="22"/>
+                <w:color w:val="000000"/>
+              </w:rPr>
+              <w:t xml:space="preserve">0.056</w:t>
+            </w:r>
+          </w:p>
+        </w:tc>
+        <w:tc>
+          <w:tcPr>
+            <w:tcBorders>
+              <w:bottom w:val="none" w:sz="0" w:space="0" w:color="000000"/>
+              <w:top w:val="none" w:sz="0" w:space="0" w:color="000000"/>
+              <w:left w:val="none" w:sz="0" w:space="0" w:color="000000"/>
+              <w:right w:val="none" w:sz="0" w:space="0" w:color="000000"/>
+            </w:tcBorders>
+            <w:shd w:val="clear" w:color="auto" w:fill="FFFFFF"/>
+            <w:tcMar>
+              <w:top w:w="0" w:type="dxa"/>
+              <w:bottom w:w="0" w:type="dxa"/>
+              <w:left w:w="0" w:type="dxa"/>
+              <w:right w:w="0" w:type="dxa"/>
+            </w:tcMar>
+            <w:vAlign w:val="top"/>
+          </w:tcPr>
+          <w:p>
+            <w:pPr>
+              <w:pStyle w:val="Normal"/>
+              <w:jc w:val="center"/>
+              <w:pBdr>
+                <w:bottom w:val="none" w:sz="0" w:space="0" w:color="000000"/>
+                <w:top w:val="none" w:sz="0" w:space="0" w:color="000000"/>
+                <w:left w:val="none" w:sz="0" w:space="0" w:color="000000"/>
+                <w:right w:val="none" w:sz="0" w:space="0" w:color="000000"/>
+              </w:pBdr>
+              <w:spacing w:after="100" w:before="100" w:line="240"/>
+              <w:ind w:left="100" w:right="100" w:firstLine="0" w:firstLineChars="0"/>
+              <w:rPr>
+                <w:rFonts w:ascii="Helvetica" w:hAnsi="Helvetica" w:eastAsia="Helvetica" w:cs="Helvetica"/>
+                <w:i w:val="false"/>
+                <w:b w:val="false"/>
+                <w:u w:val="none"/>
+                <w:sz w:val="22"/>
+                <w:szCs w:val="22"/>
+                <w:color w:val="000000"/>
+              </w:rPr>
+            </w:pPr>
+            <w:r>
+              <w:rPr>
+                <w:rFonts w:ascii="Helvetica" w:hAnsi="Helvetica" w:eastAsia="Helvetica" w:cs="Helvetica"/>
+                <w:i w:val="false"/>
+                <w:b w:val="false"/>
+                <w:u w:val="none"/>
+                <w:sz w:val="22"/>
+                <w:szCs w:val="22"/>
+                <w:color w:val="000000"/>
+              </w:rPr>
+              <w:t xml:space="preserve">142</w:t>
             </w:r>
           </w:p>
         </w:tc>
@@ -10498,7 +10498,7 @@
                 <w:szCs w:val="22"/>
                 <w:color w:val="000000"/>
               </w:rPr>
-              <w:t xml:space="preserve">143</w:t>
+              <w:t xml:space="preserve">142</w:t>
             </w:r>
           </w:p>
         </w:tc>
@@ -10710,7 +10710,7 @@
                 <w:szCs w:val="22"/>
                 <w:color w:val="000000"/>
               </w:rPr>
-              <w:t xml:space="preserve">143</w:t>
+              <w:t xml:space="preserve">142</w:t>
             </w:r>
           </w:p>
         </w:tc>
@@ -10981,113 +10981,113 @@
                 <w:szCs w:val="22"/>
                 <w:color w:val="000000"/>
               </w:rPr>
-              <w:t xml:space="preserve">143</w:t>
-            </w:r>
-          </w:p>
-        </w:tc>
-        <w:tc>
-          <w:tcPr>
-            <w:tcBorders>
-              <w:bottom w:val="none" w:sz="0" w:space="0" w:color="000000"/>
-              <w:top w:val="none" w:sz="0" w:space="0" w:color="000000"/>
-              <w:left w:val="none" w:sz="0" w:space="0" w:color="000000"/>
-              <w:right w:val="none" w:sz="0" w:space="0" w:color="000000"/>
-            </w:tcBorders>
-            <w:shd w:val="clear" w:color="auto" w:fill="FFFFFF"/>
-            <w:tcMar>
-              <w:top w:w="0" w:type="dxa"/>
-              <w:bottom w:w="0" w:type="dxa"/>
-              <w:left w:w="0" w:type="dxa"/>
-              <w:right w:w="0" w:type="dxa"/>
-            </w:tcMar>
-            <w:vAlign w:val="top"/>
-          </w:tcPr>
-          <w:p>
-            <w:pPr>
-              <w:pStyle w:val="Normal"/>
-              <w:jc w:val="center"/>
-              <w:pBdr>
-                <w:bottom w:val="none" w:sz="0" w:space="0" w:color="000000"/>
-                <w:top w:val="none" w:sz="0" w:space="0" w:color="000000"/>
-                <w:left w:val="none" w:sz="0" w:space="0" w:color="000000"/>
-                <w:right w:val="none" w:sz="0" w:space="0" w:color="000000"/>
-              </w:pBdr>
-              <w:spacing w:after="100" w:before="100" w:line="240"/>
-              <w:ind w:left="100" w:right="100" w:firstLine="0" w:firstLineChars="0"/>
-              <w:rPr>
-                <w:rFonts w:ascii="Helvetica" w:hAnsi="Helvetica" w:eastAsia="Helvetica" w:cs="Helvetica"/>
-                <w:i w:val="false"/>
-                <w:b w:val="false"/>
-                <w:u w:val="none"/>
-                <w:sz w:val="22"/>
-                <w:szCs w:val="22"/>
-                <w:color w:val="000000"/>
-              </w:rPr>
-            </w:pPr>
-            <w:r>
-              <w:rPr>
-                <w:rFonts w:ascii="Helvetica" w:hAnsi="Helvetica" w:eastAsia="Helvetica" w:cs="Helvetica"/>
-                <w:i w:val="false"/>
-                <w:b w:val="false"/>
-                <w:u w:val="none"/>
-                <w:sz w:val="22"/>
-                <w:szCs w:val="22"/>
-                <w:color w:val="000000"/>
-              </w:rPr>
-              <w:t xml:space="preserve">3.18</w:t>
-            </w:r>
-          </w:p>
-        </w:tc>
-        <w:tc>
-          <w:tcPr>
-            <w:tcBorders>
-              <w:bottom w:val="none" w:sz="0" w:space="0" w:color="000000"/>
-              <w:top w:val="none" w:sz="0" w:space="0" w:color="000000"/>
-              <w:left w:val="none" w:sz="0" w:space="0" w:color="000000"/>
-              <w:right w:val="none" w:sz="0" w:space="0" w:color="000000"/>
-            </w:tcBorders>
-            <w:shd w:val="clear" w:color="auto" w:fill="FFFFFF"/>
-            <w:tcMar>
-              <w:top w:w="0" w:type="dxa"/>
-              <w:bottom w:w="0" w:type="dxa"/>
-              <w:left w:w="0" w:type="dxa"/>
-              <w:right w:w="0" w:type="dxa"/>
-            </w:tcMar>
-            <w:vAlign w:val="top"/>
-          </w:tcPr>
-          <w:p>
-            <w:pPr>
-              <w:pStyle w:val="Normal"/>
-              <w:jc w:val="center"/>
-              <w:pBdr>
-                <w:bottom w:val="none" w:sz="0" w:space="0" w:color="000000"/>
-                <w:top w:val="none" w:sz="0" w:space="0" w:color="000000"/>
-                <w:left w:val="none" w:sz="0" w:space="0" w:color="000000"/>
-                <w:right w:val="none" w:sz="0" w:space="0" w:color="000000"/>
-              </w:pBdr>
-              <w:spacing w:after="100" w:before="100" w:line="240"/>
-              <w:ind w:left="100" w:right="100" w:firstLine="0" w:firstLineChars="0"/>
-              <w:rPr>
-                <w:rFonts w:ascii="Helvetica" w:hAnsi="Helvetica" w:eastAsia="Helvetica" w:cs="Helvetica"/>
-                <w:i w:val="false"/>
-                <w:b w:val="false"/>
-                <w:u w:val="none"/>
-                <w:sz w:val="22"/>
-                <w:szCs w:val="22"/>
-                <w:color w:val="000000"/>
-              </w:rPr>
-            </w:pPr>
-            <w:r>
-              <w:rPr>
-                <w:rFonts w:ascii="Helvetica" w:hAnsi="Helvetica" w:eastAsia="Helvetica" w:cs="Helvetica"/>
-                <w:i w:val="false"/>
-                <w:b w:val="false"/>
-                <w:u w:val="none"/>
-                <w:sz w:val="22"/>
-                <w:szCs w:val="22"/>
-                <w:color w:val="000000"/>
-              </w:rPr>
-              <w:t xml:space="preserve">0.46, 22.1</w:t>
+              <w:t xml:space="preserve">142</w:t>
+            </w:r>
+          </w:p>
+        </w:tc>
+        <w:tc>
+          <w:tcPr>
+            <w:tcBorders>
+              <w:bottom w:val="none" w:sz="0" w:space="0" w:color="000000"/>
+              <w:top w:val="none" w:sz="0" w:space="0" w:color="000000"/>
+              <w:left w:val="none" w:sz="0" w:space="0" w:color="000000"/>
+              <w:right w:val="none" w:sz="0" w:space="0" w:color="000000"/>
+            </w:tcBorders>
+            <w:shd w:val="clear" w:color="auto" w:fill="FFFFFF"/>
+            <w:tcMar>
+              <w:top w:w="0" w:type="dxa"/>
+              <w:bottom w:w="0" w:type="dxa"/>
+              <w:left w:w="0" w:type="dxa"/>
+              <w:right w:w="0" w:type="dxa"/>
+            </w:tcMar>
+            <w:vAlign w:val="top"/>
+          </w:tcPr>
+          <w:p>
+            <w:pPr>
+              <w:pStyle w:val="Normal"/>
+              <w:jc w:val="center"/>
+              <w:pBdr>
+                <w:bottom w:val="none" w:sz="0" w:space="0" w:color="000000"/>
+                <w:top w:val="none" w:sz="0" w:space="0" w:color="000000"/>
+                <w:left w:val="none" w:sz="0" w:space="0" w:color="000000"/>
+                <w:right w:val="none" w:sz="0" w:space="0" w:color="000000"/>
+              </w:pBdr>
+              <w:spacing w:after="100" w:before="100" w:line="240"/>
+              <w:ind w:left="100" w:right="100" w:firstLine="0" w:firstLineChars="0"/>
+              <w:rPr>
+                <w:rFonts w:ascii="Helvetica" w:hAnsi="Helvetica" w:eastAsia="Helvetica" w:cs="Helvetica"/>
+                <w:i w:val="false"/>
+                <w:b w:val="false"/>
+                <w:u w:val="none"/>
+                <w:sz w:val="22"/>
+                <w:szCs w:val="22"/>
+                <w:color w:val="000000"/>
+              </w:rPr>
+            </w:pPr>
+            <w:r>
+              <w:rPr>
+                <w:rFonts w:ascii="Helvetica" w:hAnsi="Helvetica" w:eastAsia="Helvetica" w:cs="Helvetica"/>
+                <w:i w:val="false"/>
+                <w:b w:val="false"/>
+                <w:u w:val="none"/>
+                <w:sz w:val="22"/>
+                <w:szCs w:val="22"/>
+                <w:color w:val="000000"/>
+              </w:rPr>
+              <w:t xml:space="preserve">3.16</w:t>
+            </w:r>
+          </w:p>
+        </w:tc>
+        <w:tc>
+          <w:tcPr>
+            <w:tcBorders>
+              <w:bottom w:val="none" w:sz="0" w:space="0" w:color="000000"/>
+              <w:top w:val="none" w:sz="0" w:space="0" w:color="000000"/>
+              <w:left w:val="none" w:sz="0" w:space="0" w:color="000000"/>
+              <w:right w:val="none" w:sz="0" w:space="0" w:color="000000"/>
+            </w:tcBorders>
+            <w:shd w:val="clear" w:color="auto" w:fill="FFFFFF"/>
+            <w:tcMar>
+              <w:top w:w="0" w:type="dxa"/>
+              <w:bottom w:w="0" w:type="dxa"/>
+              <w:left w:w="0" w:type="dxa"/>
+              <w:right w:w="0" w:type="dxa"/>
+            </w:tcMar>
+            <w:vAlign w:val="top"/>
+          </w:tcPr>
+          <w:p>
+            <w:pPr>
+              <w:pStyle w:val="Normal"/>
+              <w:jc w:val="center"/>
+              <w:pBdr>
+                <w:bottom w:val="none" w:sz="0" w:space="0" w:color="000000"/>
+                <w:top w:val="none" w:sz="0" w:space="0" w:color="000000"/>
+                <w:left w:val="none" w:sz="0" w:space="0" w:color="000000"/>
+                <w:right w:val="none" w:sz="0" w:space="0" w:color="000000"/>
+              </w:pBdr>
+              <w:spacing w:after="100" w:before="100" w:line="240"/>
+              <w:ind w:left="100" w:right="100" w:firstLine="0" w:firstLineChars="0"/>
+              <w:rPr>
+                <w:rFonts w:ascii="Helvetica" w:hAnsi="Helvetica" w:eastAsia="Helvetica" w:cs="Helvetica"/>
+                <w:i w:val="false"/>
+                <w:b w:val="false"/>
+                <w:u w:val="none"/>
+                <w:sz w:val="22"/>
+                <w:szCs w:val="22"/>
+                <w:color w:val="000000"/>
+              </w:rPr>
+            </w:pPr>
+            <w:r>
+              <w:rPr>
+                <w:rFonts w:ascii="Helvetica" w:hAnsi="Helvetica" w:eastAsia="Helvetica" w:cs="Helvetica"/>
+                <w:i w:val="false"/>
+                <w:b w:val="false"/>
+                <w:u w:val="none"/>
+                <w:sz w:val="22"/>
+                <w:szCs w:val="22"/>
+                <w:color w:val="000000"/>
+              </w:rPr>
+              <w:t xml:space="preserve">0.46, 21.9</w:t>
             </w:r>
           </w:p>
         </w:tc>
@@ -11193,7 +11193,7 @@
                 <w:szCs w:val="22"/>
                 <w:color w:val="000000"/>
               </w:rPr>
-              <w:t xml:space="preserve">143</w:t>
+              <w:t xml:space="preserve">142</w:t>
             </w:r>
           </w:p>
         </w:tc>
@@ -11464,219 +11464,219 @@
                 <w:szCs w:val="22"/>
                 <w:color w:val="000000"/>
               </w:rPr>
-              <w:t xml:space="preserve">143</w:t>
-            </w:r>
-          </w:p>
-        </w:tc>
-        <w:tc>
-          <w:tcPr>
-            <w:tcBorders>
-              <w:bottom w:val="none" w:sz="0" w:space="0" w:color="000000"/>
-              <w:top w:val="none" w:sz="0" w:space="0" w:color="000000"/>
-              <w:left w:val="none" w:sz="0" w:space="0" w:color="000000"/>
-              <w:right w:val="none" w:sz="0" w:space="0" w:color="000000"/>
-            </w:tcBorders>
-            <w:shd w:val="clear" w:color="auto" w:fill="FFFFFF"/>
-            <w:tcMar>
-              <w:top w:w="0" w:type="dxa"/>
-              <w:bottom w:w="0" w:type="dxa"/>
-              <w:left w:w="0" w:type="dxa"/>
-              <w:right w:w="0" w:type="dxa"/>
-            </w:tcMar>
-            <w:vAlign w:val="top"/>
-          </w:tcPr>
-          <w:p>
-            <w:pPr>
-              <w:pStyle w:val="Normal"/>
-              <w:jc w:val="center"/>
-              <w:pBdr>
-                <w:bottom w:val="none" w:sz="0" w:space="0" w:color="000000"/>
-                <w:top w:val="none" w:sz="0" w:space="0" w:color="000000"/>
-                <w:left w:val="none" w:sz="0" w:space="0" w:color="000000"/>
-                <w:right w:val="none" w:sz="0" w:space="0" w:color="000000"/>
-              </w:pBdr>
-              <w:spacing w:after="100" w:before="100" w:line="240"/>
-              <w:ind w:left="100" w:right="100" w:firstLine="0" w:firstLineChars="0"/>
-              <w:rPr>
-                <w:rFonts w:ascii="Helvetica" w:hAnsi="Helvetica" w:eastAsia="Helvetica" w:cs="Helvetica"/>
-                <w:i w:val="false"/>
-                <w:b w:val="false"/>
-                <w:u w:val="none"/>
-                <w:sz w:val="22"/>
-                <w:szCs w:val="22"/>
-                <w:color w:val="000000"/>
-              </w:rPr>
-            </w:pPr>
-            <w:r>
-              <w:rPr>
-                <w:rFonts w:ascii="Helvetica" w:hAnsi="Helvetica" w:eastAsia="Helvetica" w:cs="Helvetica"/>
-                <w:i w:val="false"/>
-                <w:b w:val="false"/>
-                <w:u w:val="none"/>
-                <w:sz w:val="22"/>
-                <w:szCs w:val="22"/>
-                <w:color w:val="000000"/>
-              </w:rPr>
-              <w:t xml:space="preserve">1.16</w:t>
-            </w:r>
-          </w:p>
-        </w:tc>
-        <w:tc>
-          <w:tcPr>
-            <w:tcBorders>
-              <w:bottom w:val="none" w:sz="0" w:space="0" w:color="000000"/>
-              <w:top w:val="none" w:sz="0" w:space="0" w:color="000000"/>
-              <w:left w:val="none" w:sz="0" w:space="0" w:color="000000"/>
-              <w:right w:val="none" w:sz="0" w:space="0" w:color="000000"/>
-            </w:tcBorders>
-            <w:shd w:val="clear" w:color="auto" w:fill="FFFFFF"/>
-            <w:tcMar>
-              <w:top w:w="0" w:type="dxa"/>
-              <w:bottom w:w="0" w:type="dxa"/>
-              <w:left w:w="0" w:type="dxa"/>
-              <w:right w:w="0" w:type="dxa"/>
-            </w:tcMar>
-            <w:vAlign w:val="top"/>
-          </w:tcPr>
-          <w:p>
-            <w:pPr>
-              <w:pStyle w:val="Normal"/>
-              <w:jc w:val="center"/>
-              <w:pBdr>
-                <w:bottom w:val="none" w:sz="0" w:space="0" w:color="000000"/>
-                <w:top w:val="none" w:sz="0" w:space="0" w:color="000000"/>
-                <w:left w:val="none" w:sz="0" w:space="0" w:color="000000"/>
-                <w:right w:val="none" w:sz="0" w:space="0" w:color="000000"/>
-              </w:pBdr>
-              <w:spacing w:after="100" w:before="100" w:line="240"/>
-              <w:ind w:left="100" w:right="100" w:firstLine="0" w:firstLineChars="0"/>
-              <w:rPr>
-                <w:rFonts w:ascii="Helvetica" w:hAnsi="Helvetica" w:eastAsia="Helvetica" w:cs="Helvetica"/>
-                <w:i w:val="false"/>
-                <w:b w:val="false"/>
-                <w:u w:val="none"/>
-                <w:sz w:val="22"/>
-                <w:szCs w:val="22"/>
-                <w:color w:val="000000"/>
-              </w:rPr>
-            </w:pPr>
-            <w:r>
-              <w:rPr>
-                <w:rFonts w:ascii="Helvetica" w:hAnsi="Helvetica" w:eastAsia="Helvetica" w:cs="Helvetica"/>
-                <w:i w:val="false"/>
-                <w:b w:val="false"/>
-                <w:u w:val="none"/>
-                <w:sz w:val="22"/>
-                <w:szCs w:val="22"/>
-                <w:color w:val="000000"/>
-              </w:rPr>
-              <w:t xml:space="preserve">0.15, 8.77</w:t>
-            </w:r>
-          </w:p>
-        </w:tc>
-        <w:tc>
-          <w:tcPr>
-            <w:tcBorders>
-              <w:bottom w:val="none" w:sz="0" w:space="0" w:color="000000"/>
-              <w:top w:val="none" w:sz="0" w:space="0" w:color="000000"/>
-              <w:left w:val="none" w:sz="0" w:space="0" w:color="000000"/>
-              <w:right w:val="none" w:sz="0" w:space="0" w:color="000000"/>
-            </w:tcBorders>
-            <w:shd w:val="clear" w:color="auto" w:fill="FFFFFF"/>
-            <w:tcMar>
-              <w:top w:w="0" w:type="dxa"/>
-              <w:bottom w:w="0" w:type="dxa"/>
-              <w:left w:w="0" w:type="dxa"/>
-              <w:right w:w="0" w:type="dxa"/>
-            </w:tcMar>
-            <w:vAlign w:val="top"/>
-          </w:tcPr>
-          <w:p>
-            <w:pPr>
-              <w:pStyle w:val="Normal"/>
-              <w:jc w:val="center"/>
-              <w:pBdr>
-                <w:bottom w:val="none" w:sz="0" w:space="0" w:color="000000"/>
-                <w:top w:val="none" w:sz="0" w:space="0" w:color="000000"/>
-                <w:left w:val="none" w:sz="0" w:space="0" w:color="000000"/>
-                <w:right w:val="none" w:sz="0" w:space="0" w:color="000000"/>
-              </w:pBdr>
-              <w:spacing w:after="100" w:before="100" w:line="240"/>
-              <w:ind w:left="100" w:right="100" w:firstLine="0" w:firstLineChars="0"/>
-              <w:rPr>
-                <w:rFonts w:ascii="Helvetica" w:hAnsi="Helvetica" w:eastAsia="Helvetica" w:cs="Helvetica"/>
-                <w:i w:val="false"/>
-                <w:b w:val="false"/>
-                <w:u w:val="none"/>
-                <w:sz w:val="22"/>
-                <w:szCs w:val="22"/>
-                <w:color w:val="000000"/>
-              </w:rPr>
-            </w:pPr>
-            <w:r>
-              <w:rPr>
-                <w:rFonts w:ascii="Helvetica" w:hAnsi="Helvetica" w:eastAsia="Helvetica" w:cs="Helvetica"/>
-                <w:i w:val="false"/>
-                <w:b w:val="false"/>
-                <w:u w:val="none"/>
-                <w:sz w:val="22"/>
-                <w:szCs w:val="22"/>
-                <w:color w:val="000000"/>
-              </w:rPr>
-              <w:t xml:space="preserve">0.880</w:t>
-            </w:r>
-          </w:p>
-        </w:tc>
-        <w:tc>
-          <w:tcPr>
-            <w:tcBorders>
-              <w:bottom w:val="none" w:sz="0" w:space="0" w:color="000000"/>
-              <w:top w:val="none" w:sz="0" w:space="0" w:color="000000"/>
-              <w:left w:val="none" w:sz="0" w:space="0" w:color="000000"/>
-              <w:right w:val="none" w:sz="0" w:space="0" w:color="000000"/>
-            </w:tcBorders>
-            <w:shd w:val="clear" w:color="auto" w:fill="FFFFFF"/>
-            <w:tcMar>
-              <w:top w:w="0" w:type="dxa"/>
-              <w:bottom w:w="0" w:type="dxa"/>
-              <w:left w:w="0" w:type="dxa"/>
-              <w:right w:w="0" w:type="dxa"/>
-            </w:tcMar>
-            <w:vAlign w:val="top"/>
-          </w:tcPr>
-          <w:p>
-            <w:pPr>
-              <w:pStyle w:val="Normal"/>
-              <w:jc w:val="center"/>
-              <w:pBdr>
-                <w:bottom w:val="none" w:sz="0" w:space="0" w:color="000000"/>
-                <w:top w:val="none" w:sz="0" w:space="0" w:color="000000"/>
-                <w:left w:val="none" w:sz="0" w:space="0" w:color="000000"/>
-                <w:right w:val="none" w:sz="0" w:space="0" w:color="000000"/>
-              </w:pBdr>
-              <w:spacing w:after="100" w:before="100" w:line="240"/>
-              <w:ind w:left="100" w:right="100" w:firstLine="0" w:firstLineChars="0"/>
-              <w:rPr>
-                <w:rFonts w:ascii="Helvetica" w:hAnsi="Helvetica" w:eastAsia="Helvetica" w:cs="Helvetica"/>
-                <w:i w:val="false"/>
-                <w:b w:val="false"/>
-                <w:u w:val="none"/>
-                <w:sz w:val="22"/>
-                <w:szCs w:val="22"/>
-                <w:color w:val="000000"/>
-              </w:rPr>
-            </w:pPr>
-            <w:r>
-              <w:rPr>
-                <w:rFonts w:ascii="Helvetica" w:hAnsi="Helvetica" w:eastAsia="Helvetica" w:cs="Helvetica"/>
-                <w:i w:val="false"/>
-                <w:b w:val="false"/>
-                <w:u w:val="none"/>
-                <w:sz w:val="22"/>
-                <w:szCs w:val="22"/>
-                <w:color w:val="000000"/>
-              </w:rPr>
-              <w:t xml:space="preserve">143</w:t>
+              <w:t xml:space="preserve">142</w:t>
+            </w:r>
+          </w:p>
+        </w:tc>
+        <w:tc>
+          <w:tcPr>
+            <w:tcBorders>
+              <w:bottom w:val="none" w:sz="0" w:space="0" w:color="000000"/>
+              <w:top w:val="none" w:sz="0" w:space="0" w:color="000000"/>
+              <w:left w:val="none" w:sz="0" w:space="0" w:color="000000"/>
+              <w:right w:val="none" w:sz="0" w:space="0" w:color="000000"/>
+            </w:tcBorders>
+            <w:shd w:val="clear" w:color="auto" w:fill="FFFFFF"/>
+            <w:tcMar>
+              <w:top w:w="0" w:type="dxa"/>
+              <w:bottom w:w="0" w:type="dxa"/>
+              <w:left w:w="0" w:type="dxa"/>
+              <w:right w:w="0" w:type="dxa"/>
+            </w:tcMar>
+            <w:vAlign w:val="top"/>
+          </w:tcPr>
+          <w:p>
+            <w:pPr>
+              <w:pStyle w:val="Normal"/>
+              <w:jc w:val="center"/>
+              <w:pBdr>
+                <w:bottom w:val="none" w:sz="0" w:space="0" w:color="000000"/>
+                <w:top w:val="none" w:sz="0" w:space="0" w:color="000000"/>
+                <w:left w:val="none" w:sz="0" w:space="0" w:color="000000"/>
+                <w:right w:val="none" w:sz="0" w:space="0" w:color="000000"/>
+              </w:pBdr>
+              <w:spacing w:after="100" w:before="100" w:line="240"/>
+              <w:ind w:left="100" w:right="100" w:firstLine="0" w:firstLineChars="0"/>
+              <w:rPr>
+                <w:rFonts w:ascii="Helvetica" w:hAnsi="Helvetica" w:eastAsia="Helvetica" w:cs="Helvetica"/>
+                <w:i w:val="false"/>
+                <w:b w:val="false"/>
+                <w:u w:val="none"/>
+                <w:sz w:val="22"/>
+                <w:szCs w:val="22"/>
+                <w:color w:val="000000"/>
+              </w:rPr>
+            </w:pPr>
+            <w:r>
+              <w:rPr>
+                <w:rFonts w:ascii="Helvetica" w:hAnsi="Helvetica" w:eastAsia="Helvetica" w:cs="Helvetica"/>
+                <w:i w:val="false"/>
+                <w:b w:val="false"/>
+                <w:u w:val="none"/>
+                <w:sz w:val="22"/>
+                <w:szCs w:val="22"/>
+                <w:color w:val="000000"/>
+              </w:rPr>
+              <w:t xml:space="preserve">1.15</w:t>
+            </w:r>
+          </w:p>
+        </w:tc>
+        <w:tc>
+          <w:tcPr>
+            <w:tcBorders>
+              <w:bottom w:val="none" w:sz="0" w:space="0" w:color="000000"/>
+              <w:top w:val="none" w:sz="0" w:space="0" w:color="000000"/>
+              <w:left w:val="none" w:sz="0" w:space="0" w:color="000000"/>
+              <w:right w:val="none" w:sz="0" w:space="0" w:color="000000"/>
+            </w:tcBorders>
+            <w:shd w:val="clear" w:color="auto" w:fill="FFFFFF"/>
+            <w:tcMar>
+              <w:top w:w="0" w:type="dxa"/>
+              <w:bottom w:w="0" w:type="dxa"/>
+              <w:left w:w="0" w:type="dxa"/>
+              <w:right w:w="0" w:type="dxa"/>
+            </w:tcMar>
+            <w:vAlign w:val="top"/>
+          </w:tcPr>
+          <w:p>
+            <w:pPr>
+              <w:pStyle w:val="Normal"/>
+              <w:jc w:val="center"/>
+              <w:pBdr>
+                <w:bottom w:val="none" w:sz="0" w:space="0" w:color="000000"/>
+                <w:top w:val="none" w:sz="0" w:space="0" w:color="000000"/>
+                <w:left w:val="none" w:sz="0" w:space="0" w:color="000000"/>
+                <w:right w:val="none" w:sz="0" w:space="0" w:color="000000"/>
+              </w:pBdr>
+              <w:spacing w:after="100" w:before="100" w:line="240"/>
+              <w:ind w:left="100" w:right="100" w:firstLine="0" w:firstLineChars="0"/>
+              <w:rPr>
+                <w:rFonts w:ascii="Helvetica" w:hAnsi="Helvetica" w:eastAsia="Helvetica" w:cs="Helvetica"/>
+                <w:i w:val="false"/>
+                <w:b w:val="false"/>
+                <w:u w:val="none"/>
+                <w:sz w:val="22"/>
+                <w:szCs w:val="22"/>
+                <w:color w:val="000000"/>
+              </w:rPr>
+            </w:pPr>
+            <w:r>
+              <w:rPr>
+                <w:rFonts w:ascii="Helvetica" w:hAnsi="Helvetica" w:eastAsia="Helvetica" w:cs="Helvetica"/>
+                <w:i w:val="false"/>
+                <w:b w:val="false"/>
+                <w:u w:val="none"/>
+                <w:sz w:val="22"/>
+                <w:szCs w:val="22"/>
+                <w:color w:val="000000"/>
+              </w:rPr>
+              <w:t xml:space="preserve">0.15, 8.69</w:t>
+            </w:r>
+          </w:p>
+        </w:tc>
+        <w:tc>
+          <w:tcPr>
+            <w:tcBorders>
+              <w:bottom w:val="none" w:sz="0" w:space="0" w:color="000000"/>
+              <w:top w:val="none" w:sz="0" w:space="0" w:color="000000"/>
+              <w:left w:val="none" w:sz="0" w:space="0" w:color="000000"/>
+              <w:right w:val="none" w:sz="0" w:space="0" w:color="000000"/>
+            </w:tcBorders>
+            <w:shd w:val="clear" w:color="auto" w:fill="FFFFFF"/>
+            <w:tcMar>
+              <w:top w:w="0" w:type="dxa"/>
+              <w:bottom w:w="0" w:type="dxa"/>
+              <w:left w:w="0" w:type="dxa"/>
+              <w:right w:w="0" w:type="dxa"/>
+            </w:tcMar>
+            <w:vAlign w:val="top"/>
+          </w:tcPr>
+          <w:p>
+            <w:pPr>
+              <w:pStyle w:val="Normal"/>
+              <w:jc w:val="center"/>
+              <w:pBdr>
+                <w:bottom w:val="none" w:sz="0" w:space="0" w:color="000000"/>
+                <w:top w:val="none" w:sz="0" w:space="0" w:color="000000"/>
+                <w:left w:val="none" w:sz="0" w:space="0" w:color="000000"/>
+                <w:right w:val="none" w:sz="0" w:space="0" w:color="000000"/>
+              </w:pBdr>
+              <w:spacing w:after="100" w:before="100" w:line="240"/>
+              <w:ind w:left="100" w:right="100" w:firstLine="0" w:firstLineChars="0"/>
+              <w:rPr>
+                <w:rFonts w:ascii="Helvetica" w:hAnsi="Helvetica" w:eastAsia="Helvetica" w:cs="Helvetica"/>
+                <w:i w:val="false"/>
+                <w:b w:val="false"/>
+                <w:u w:val="none"/>
+                <w:sz w:val="22"/>
+                <w:szCs w:val="22"/>
+                <w:color w:val="000000"/>
+              </w:rPr>
+            </w:pPr>
+            <w:r>
+              <w:rPr>
+                <w:rFonts w:ascii="Helvetica" w:hAnsi="Helvetica" w:eastAsia="Helvetica" w:cs="Helvetica"/>
+                <w:i w:val="false"/>
+                <w:b w:val="false"/>
+                <w:u w:val="none"/>
+                <w:sz w:val="22"/>
+                <w:szCs w:val="22"/>
+                <w:color w:val="000000"/>
+              </w:rPr>
+              <w:t xml:space="preserve">0.890</w:t>
+            </w:r>
+          </w:p>
+        </w:tc>
+        <w:tc>
+          <w:tcPr>
+            <w:tcBorders>
+              <w:bottom w:val="none" w:sz="0" w:space="0" w:color="000000"/>
+              <w:top w:val="none" w:sz="0" w:space="0" w:color="000000"/>
+              <w:left w:val="none" w:sz="0" w:space="0" w:color="000000"/>
+              <w:right w:val="none" w:sz="0" w:space="0" w:color="000000"/>
+            </w:tcBorders>
+            <w:shd w:val="clear" w:color="auto" w:fill="FFFFFF"/>
+            <w:tcMar>
+              <w:top w:w="0" w:type="dxa"/>
+              <w:bottom w:w="0" w:type="dxa"/>
+              <w:left w:w="0" w:type="dxa"/>
+              <w:right w:w="0" w:type="dxa"/>
+            </w:tcMar>
+            <w:vAlign w:val="top"/>
+          </w:tcPr>
+          <w:p>
+            <w:pPr>
+              <w:pStyle w:val="Normal"/>
+              <w:jc w:val="center"/>
+              <w:pBdr>
+                <w:bottom w:val="none" w:sz="0" w:space="0" w:color="000000"/>
+                <w:top w:val="none" w:sz="0" w:space="0" w:color="000000"/>
+                <w:left w:val="none" w:sz="0" w:space="0" w:color="000000"/>
+                <w:right w:val="none" w:sz="0" w:space="0" w:color="000000"/>
+              </w:pBdr>
+              <w:spacing w:after="100" w:before="100" w:line="240"/>
+              <w:ind w:left="100" w:right="100" w:firstLine="0" w:firstLineChars="0"/>
+              <w:rPr>
+                <w:rFonts w:ascii="Helvetica" w:hAnsi="Helvetica" w:eastAsia="Helvetica" w:cs="Helvetica"/>
+                <w:i w:val="false"/>
+                <w:b w:val="false"/>
+                <w:u w:val="none"/>
+                <w:sz w:val="22"/>
+                <w:szCs w:val="22"/>
+                <w:color w:val="000000"/>
+              </w:rPr>
+            </w:pPr>
+            <w:r>
+              <w:rPr>
+                <w:rFonts w:ascii="Helvetica" w:hAnsi="Helvetica" w:eastAsia="Helvetica" w:cs="Helvetica"/>
+                <w:i w:val="false"/>
+                <w:b w:val="false"/>
+                <w:u w:val="none"/>
+                <w:sz w:val="22"/>
+                <w:szCs w:val="22"/>
+                <w:color w:val="000000"/>
+              </w:rPr>
+              <w:t xml:space="preserve">142</w:t>
             </w:r>
           </w:p>
         </w:tc>
@@ -11947,7 +11947,7 @@
                 <w:szCs w:val="22"/>
                 <w:color w:val="000000"/>
               </w:rPr>
-              <w:t xml:space="preserve">143</w:t>
+              <w:t xml:space="preserve">142</w:t>
             </w:r>
           </w:p>
         </w:tc>
@@ -12053,7 +12053,7 @@
                 <w:szCs w:val="22"/>
                 <w:color w:val="000000"/>
               </w:rPr>
-              <w:t xml:space="preserve">0.93, 1.07</w:t>
+              <w:t xml:space="preserve">0.94, 1.07</w:t>
             </w:r>
           </w:p>
         </w:tc>
@@ -12159,7 +12159,7 @@
                 <w:szCs w:val="22"/>
                 <w:color w:val="000000"/>
               </w:rPr>
-              <w:t xml:space="preserve">143</w:t>
+              <w:t xml:space="preserve">142</w:t>
             </w:r>
           </w:p>
         </w:tc>
@@ -12430,219 +12430,219 @@
                 <w:szCs w:val="22"/>
                 <w:color w:val="000000"/>
               </w:rPr>
-              <w:t xml:space="preserve">143</w:t>
-            </w:r>
-          </w:p>
-        </w:tc>
-        <w:tc>
-          <w:tcPr>
-            <w:tcBorders>
-              <w:bottom w:val="none" w:sz="0" w:space="0" w:color="000000"/>
-              <w:top w:val="none" w:sz="0" w:space="0" w:color="000000"/>
-              <w:left w:val="none" w:sz="0" w:space="0" w:color="000000"/>
-              <w:right w:val="none" w:sz="0" w:space="0" w:color="000000"/>
-            </w:tcBorders>
-            <w:shd w:val="clear" w:color="auto" w:fill="FFFFFF"/>
-            <w:tcMar>
-              <w:top w:w="0" w:type="dxa"/>
-              <w:bottom w:w="0" w:type="dxa"/>
-              <w:left w:w="0" w:type="dxa"/>
-              <w:right w:w="0" w:type="dxa"/>
-            </w:tcMar>
-            <w:vAlign w:val="top"/>
-          </w:tcPr>
-          <w:p>
-            <w:pPr>
-              <w:pStyle w:val="Normal"/>
-              <w:jc w:val="center"/>
-              <w:pBdr>
-                <w:bottom w:val="none" w:sz="0" w:space="0" w:color="000000"/>
-                <w:top w:val="none" w:sz="0" w:space="0" w:color="000000"/>
-                <w:left w:val="none" w:sz="0" w:space="0" w:color="000000"/>
-                <w:right w:val="none" w:sz="0" w:space="0" w:color="000000"/>
-              </w:pBdr>
-              <w:spacing w:after="100" w:before="100" w:line="240"/>
-              <w:ind w:left="100" w:right="100" w:firstLine="0" w:firstLineChars="0"/>
-              <w:rPr>
-                <w:rFonts w:ascii="Helvetica" w:hAnsi="Helvetica" w:eastAsia="Helvetica" w:cs="Helvetica"/>
-                <w:i w:val="false"/>
-                <w:b w:val="false"/>
-                <w:u w:val="none"/>
-                <w:sz w:val="22"/>
-                <w:szCs w:val="22"/>
-                <w:color w:val="000000"/>
-              </w:rPr>
-            </w:pPr>
-            <w:r>
-              <w:rPr>
-                <w:rFonts w:ascii="Helvetica" w:hAnsi="Helvetica" w:eastAsia="Helvetica" w:cs="Helvetica"/>
-                <w:i w:val="false"/>
-                <w:b w:val="false"/>
-                <w:u w:val="none"/>
-                <w:sz w:val="22"/>
-                <w:szCs w:val="22"/>
-                <w:color w:val="000000"/>
-              </w:rPr>
-              <w:t xml:space="preserve">1.31</w:t>
-            </w:r>
-          </w:p>
-        </w:tc>
-        <w:tc>
-          <w:tcPr>
-            <w:tcBorders>
-              <w:bottom w:val="none" w:sz="0" w:space="0" w:color="000000"/>
-              <w:top w:val="none" w:sz="0" w:space="0" w:color="000000"/>
-              <w:left w:val="none" w:sz="0" w:space="0" w:color="000000"/>
-              <w:right w:val="none" w:sz="0" w:space="0" w:color="000000"/>
-            </w:tcBorders>
-            <w:shd w:val="clear" w:color="auto" w:fill="FFFFFF"/>
-            <w:tcMar>
-              <w:top w:w="0" w:type="dxa"/>
-              <w:bottom w:w="0" w:type="dxa"/>
-              <w:left w:w="0" w:type="dxa"/>
-              <w:right w:w="0" w:type="dxa"/>
-            </w:tcMar>
-            <w:vAlign w:val="top"/>
-          </w:tcPr>
-          <w:p>
-            <w:pPr>
-              <w:pStyle w:val="Normal"/>
-              <w:jc w:val="center"/>
-              <w:pBdr>
-                <w:bottom w:val="none" w:sz="0" w:space="0" w:color="000000"/>
-                <w:top w:val="none" w:sz="0" w:space="0" w:color="000000"/>
-                <w:left w:val="none" w:sz="0" w:space="0" w:color="000000"/>
-                <w:right w:val="none" w:sz="0" w:space="0" w:color="000000"/>
-              </w:pBdr>
-              <w:spacing w:after="100" w:before="100" w:line="240"/>
-              <w:ind w:left="100" w:right="100" w:firstLine="0" w:firstLineChars="0"/>
-              <w:rPr>
-                <w:rFonts w:ascii="Helvetica" w:hAnsi="Helvetica" w:eastAsia="Helvetica" w:cs="Helvetica"/>
-                <w:i w:val="false"/>
-                <w:b w:val="false"/>
-                <w:u w:val="none"/>
-                <w:sz w:val="22"/>
-                <w:szCs w:val="22"/>
-                <w:color w:val="000000"/>
-              </w:rPr>
-            </w:pPr>
-            <w:r>
-              <w:rPr>
-                <w:rFonts w:ascii="Helvetica" w:hAnsi="Helvetica" w:eastAsia="Helvetica" w:cs="Helvetica"/>
-                <w:i w:val="false"/>
-                <w:b w:val="false"/>
-                <w:u w:val="none"/>
-                <w:sz w:val="22"/>
-                <w:szCs w:val="22"/>
-                <w:color w:val="000000"/>
-              </w:rPr>
-              <w:t xml:space="preserve">0.40, 4.32</w:t>
-            </w:r>
-          </w:p>
-        </w:tc>
-        <w:tc>
-          <w:tcPr>
-            <w:tcBorders>
-              <w:bottom w:val="none" w:sz="0" w:space="0" w:color="000000"/>
-              <w:top w:val="none" w:sz="0" w:space="0" w:color="000000"/>
-              <w:left w:val="none" w:sz="0" w:space="0" w:color="000000"/>
-              <w:right w:val="none" w:sz="0" w:space="0" w:color="000000"/>
-            </w:tcBorders>
-            <w:shd w:val="clear" w:color="auto" w:fill="FFFFFF"/>
-            <w:tcMar>
-              <w:top w:w="0" w:type="dxa"/>
-              <w:bottom w:w="0" w:type="dxa"/>
-              <w:left w:w="0" w:type="dxa"/>
-              <w:right w:w="0" w:type="dxa"/>
-            </w:tcMar>
-            <w:vAlign w:val="top"/>
-          </w:tcPr>
-          <w:p>
-            <w:pPr>
-              <w:pStyle w:val="Normal"/>
-              <w:jc w:val="center"/>
-              <w:pBdr>
-                <w:bottom w:val="none" w:sz="0" w:space="0" w:color="000000"/>
-                <w:top w:val="none" w:sz="0" w:space="0" w:color="000000"/>
-                <w:left w:val="none" w:sz="0" w:space="0" w:color="000000"/>
-                <w:right w:val="none" w:sz="0" w:space="0" w:color="000000"/>
-              </w:pBdr>
-              <w:spacing w:after="100" w:before="100" w:line="240"/>
-              <w:ind w:left="100" w:right="100" w:firstLine="0" w:firstLineChars="0"/>
-              <w:rPr>
-                <w:rFonts w:ascii="Helvetica" w:hAnsi="Helvetica" w:eastAsia="Helvetica" w:cs="Helvetica"/>
-                <w:i w:val="false"/>
-                <w:b w:val="false"/>
-                <w:u w:val="none"/>
-                <w:sz w:val="22"/>
-                <w:szCs w:val="22"/>
-                <w:color w:val="000000"/>
-              </w:rPr>
-            </w:pPr>
-            <w:r>
-              <w:rPr>
-                <w:rFonts w:ascii="Helvetica" w:hAnsi="Helvetica" w:eastAsia="Helvetica" w:cs="Helvetica"/>
-                <w:i w:val="false"/>
-                <w:b w:val="false"/>
-                <w:u w:val="none"/>
-                <w:sz w:val="22"/>
-                <w:szCs w:val="22"/>
-                <w:color w:val="000000"/>
-              </w:rPr>
-              <w:t xml:space="preserve">0.660</w:t>
-            </w:r>
-          </w:p>
-        </w:tc>
-        <w:tc>
-          <w:tcPr>
-            <w:tcBorders>
-              <w:bottom w:val="none" w:sz="0" w:space="0" w:color="000000"/>
-              <w:top w:val="none" w:sz="0" w:space="0" w:color="000000"/>
-              <w:left w:val="none" w:sz="0" w:space="0" w:color="000000"/>
-              <w:right w:val="none" w:sz="0" w:space="0" w:color="000000"/>
-            </w:tcBorders>
-            <w:shd w:val="clear" w:color="auto" w:fill="FFFFFF"/>
-            <w:tcMar>
-              <w:top w:w="0" w:type="dxa"/>
-              <w:bottom w:w="0" w:type="dxa"/>
-              <w:left w:w="0" w:type="dxa"/>
-              <w:right w:w="0" w:type="dxa"/>
-            </w:tcMar>
-            <w:vAlign w:val="top"/>
-          </w:tcPr>
-          <w:p>
-            <w:pPr>
-              <w:pStyle w:val="Normal"/>
-              <w:jc w:val="center"/>
-              <w:pBdr>
-                <w:bottom w:val="none" w:sz="0" w:space="0" w:color="000000"/>
-                <w:top w:val="none" w:sz="0" w:space="0" w:color="000000"/>
-                <w:left w:val="none" w:sz="0" w:space="0" w:color="000000"/>
-                <w:right w:val="none" w:sz="0" w:space="0" w:color="000000"/>
-              </w:pBdr>
-              <w:spacing w:after="100" w:before="100" w:line="240"/>
-              <w:ind w:left="100" w:right="100" w:firstLine="0" w:firstLineChars="0"/>
-              <w:rPr>
-                <w:rFonts w:ascii="Helvetica" w:hAnsi="Helvetica" w:eastAsia="Helvetica" w:cs="Helvetica"/>
-                <w:i w:val="false"/>
-                <w:b w:val="false"/>
-                <w:u w:val="none"/>
-                <w:sz w:val="22"/>
-                <w:szCs w:val="22"/>
-                <w:color w:val="000000"/>
-              </w:rPr>
-            </w:pPr>
-            <w:r>
-              <w:rPr>
-                <w:rFonts w:ascii="Helvetica" w:hAnsi="Helvetica" w:eastAsia="Helvetica" w:cs="Helvetica"/>
-                <w:i w:val="false"/>
-                <w:b w:val="false"/>
-                <w:u w:val="none"/>
-                <w:sz w:val="22"/>
-                <w:szCs w:val="22"/>
-                <w:color w:val="000000"/>
-              </w:rPr>
-              <w:t xml:space="preserve">143</w:t>
+              <w:t xml:space="preserve">142</w:t>
+            </w:r>
+          </w:p>
+        </w:tc>
+        <w:tc>
+          <w:tcPr>
+            <w:tcBorders>
+              <w:bottom w:val="none" w:sz="0" w:space="0" w:color="000000"/>
+              <w:top w:val="none" w:sz="0" w:space="0" w:color="000000"/>
+              <w:left w:val="none" w:sz="0" w:space="0" w:color="000000"/>
+              <w:right w:val="none" w:sz="0" w:space="0" w:color="000000"/>
+            </w:tcBorders>
+            <w:shd w:val="clear" w:color="auto" w:fill="FFFFFF"/>
+            <w:tcMar>
+              <w:top w:w="0" w:type="dxa"/>
+              <w:bottom w:w="0" w:type="dxa"/>
+              <w:left w:w="0" w:type="dxa"/>
+              <w:right w:w="0" w:type="dxa"/>
+            </w:tcMar>
+            <w:vAlign w:val="top"/>
+          </w:tcPr>
+          <w:p>
+            <w:pPr>
+              <w:pStyle w:val="Normal"/>
+              <w:jc w:val="center"/>
+              <w:pBdr>
+                <w:bottom w:val="none" w:sz="0" w:space="0" w:color="000000"/>
+                <w:top w:val="none" w:sz="0" w:space="0" w:color="000000"/>
+                <w:left w:val="none" w:sz="0" w:space="0" w:color="000000"/>
+                <w:right w:val="none" w:sz="0" w:space="0" w:color="000000"/>
+              </w:pBdr>
+              <w:spacing w:after="100" w:before="100" w:line="240"/>
+              <w:ind w:left="100" w:right="100" w:firstLine="0" w:firstLineChars="0"/>
+              <w:rPr>
+                <w:rFonts w:ascii="Helvetica" w:hAnsi="Helvetica" w:eastAsia="Helvetica" w:cs="Helvetica"/>
+                <w:i w:val="false"/>
+                <w:b w:val="false"/>
+                <w:u w:val="none"/>
+                <w:sz w:val="22"/>
+                <w:szCs w:val="22"/>
+                <w:color w:val="000000"/>
+              </w:rPr>
+            </w:pPr>
+            <w:r>
+              <w:rPr>
+                <w:rFonts w:ascii="Helvetica" w:hAnsi="Helvetica" w:eastAsia="Helvetica" w:cs="Helvetica"/>
+                <w:i w:val="false"/>
+                <w:b w:val="false"/>
+                <w:u w:val="none"/>
+                <w:sz w:val="22"/>
+                <w:szCs w:val="22"/>
+                <w:color w:val="000000"/>
+              </w:rPr>
+              <w:t xml:space="preserve">1.29</w:t>
+            </w:r>
+          </w:p>
+        </w:tc>
+        <w:tc>
+          <w:tcPr>
+            <w:tcBorders>
+              <w:bottom w:val="none" w:sz="0" w:space="0" w:color="000000"/>
+              <w:top w:val="none" w:sz="0" w:space="0" w:color="000000"/>
+              <w:left w:val="none" w:sz="0" w:space="0" w:color="000000"/>
+              <w:right w:val="none" w:sz="0" w:space="0" w:color="000000"/>
+            </w:tcBorders>
+            <w:shd w:val="clear" w:color="auto" w:fill="FFFFFF"/>
+            <w:tcMar>
+              <w:top w:w="0" w:type="dxa"/>
+              <w:bottom w:w="0" w:type="dxa"/>
+              <w:left w:w="0" w:type="dxa"/>
+              <w:right w:w="0" w:type="dxa"/>
+            </w:tcMar>
+            <w:vAlign w:val="top"/>
+          </w:tcPr>
+          <w:p>
+            <w:pPr>
+              <w:pStyle w:val="Normal"/>
+              <w:jc w:val="center"/>
+              <w:pBdr>
+                <w:bottom w:val="none" w:sz="0" w:space="0" w:color="000000"/>
+                <w:top w:val="none" w:sz="0" w:space="0" w:color="000000"/>
+                <w:left w:val="none" w:sz="0" w:space="0" w:color="000000"/>
+                <w:right w:val="none" w:sz="0" w:space="0" w:color="000000"/>
+              </w:pBdr>
+              <w:spacing w:after="100" w:before="100" w:line="240"/>
+              <w:ind w:left="100" w:right="100" w:firstLine="0" w:firstLineChars="0"/>
+              <w:rPr>
+                <w:rFonts w:ascii="Helvetica" w:hAnsi="Helvetica" w:eastAsia="Helvetica" w:cs="Helvetica"/>
+                <w:i w:val="false"/>
+                <w:b w:val="false"/>
+                <w:u w:val="none"/>
+                <w:sz w:val="22"/>
+                <w:szCs w:val="22"/>
+                <w:color w:val="000000"/>
+              </w:rPr>
+            </w:pPr>
+            <w:r>
+              <w:rPr>
+                <w:rFonts w:ascii="Helvetica" w:hAnsi="Helvetica" w:eastAsia="Helvetica" w:cs="Helvetica"/>
+                <w:i w:val="false"/>
+                <w:b w:val="false"/>
+                <w:u w:val="none"/>
+                <w:sz w:val="22"/>
+                <w:szCs w:val="22"/>
+                <w:color w:val="000000"/>
+              </w:rPr>
+              <w:t xml:space="preserve">0.39, 4.27</w:t>
+            </w:r>
+          </w:p>
+        </w:tc>
+        <w:tc>
+          <w:tcPr>
+            <w:tcBorders>
+              <w:bottom w:val="none" w:sz="0" w:space="0" w:color="000000"/>
+              <w:top w:val="none" w:sz="0" w:space="0" w:color="000000"/>
+              <w:left w:val="none" w:sz="0" w:space="0" w:color="000000"/>
+              <w:right w:val="none" w:sz="0" w:space="0" w:color="000000"/>
+            </w:tcBorders>
+            <w:shd w:val="clear" w:color="auto" w:fill="FFFFFF"/>
+            <w:tcMar>
+              <w:top w:w="0" w:type="dxa"/>
+              <w:bottom w:w="0" w:type="dxa"/>
+              <w:left w:w="0" w:type="dxa"/>
+              <w:right w:w="0" w:type="dxa"/>
+            </w:tcMar>
+            <w:vAlign w:val="top"/>
+          </w:tcPr>
+          <w:p>
+            <w:pPr>
+              <w:pStyle w:val="Normal"/>
+              <w:jc w:val="center"/>
+              <w:pBdr>
+                <w:bottom w:val="none" w:sz="0" w:space="0" w:color="000000"/>
+                <w:top w:val="none" w:sz="0" w:space="0" w:color="000000"/>
+                <w:left w:val="none" w:sz="0" w:space="0" w:color="000000"/>
+                <w:right w:val="none" w:sz="0" w:space="0" w:color="000000"/>
+              </w:pBdr>
+              <w:spacing w:after="100" w:before="100" w:line="240"/>
+              <w:ind w:left="100" w:right="100" w:firstLine="0" w:firstLineChars="0"/>
+              <w:rPr>
+                <w:rFonts w:ascii="Helvetica" w:hAnsi="Helvetica" w:eastAsia="Helvetica" w:cs="Helvetica"/>
+                <w:i w:val="false"/>
+                <w:b w:val="false"/>
+                <w:u w:val="none"/>
+                <w:sz w:val="22"/>
+                <w:szCs w:val="22"/>
+                <w:color w:val="000000"/>
+              </w:rPr>
+            </w:pPr>
+            <w:r>
+              <w:rPr>
+                <w:rFonts w:ascii="Helvetica" w:hAnsi="Helvetica" w:eastAsia="Helvetica" w:cs="Helvetica"/>
+                <w:i w:val="false"/>
+                <w:b w:val="false"/>
+                <w:u w:val="none"/>
+                <w:sz w:val="22"/>
+                <w:szCs w:val="22"/>
+                <w:color w:val="000000"/>
+              </w:rPr>
+              <w:t xml:space="preserve">0.670</w:t>
+            </w:r>
+          </w:p>
+        </w:tc>
+        <w:tc>
+          <w:tcPr>
+            <w:tcBorders>
+              <w:bottom w:val="none" w:sz="0" w:space="0" w:color="000000"/>
+              <w:top w:val="none" w:sz="0" w:space="0" w:color="000000"/>
+              <w:left w:val="none" w:sz="0" w:space="0" w:color="000000"/>
+              <w:right w:val="none" w:sz="0" w:space="0" w:color="000000"/>
+            </w:tcBorders>
+            <w:shd w:val="clear" w:color="auto" w:fill="FFFFFF"/>
+            <w:tcMar>
+              <w:top w:w="0" w:type="dxa"/>
+              <w:bottom w:w="0" w:type="dxa"/>
+              <w:left w:w="0" w:type="dxa"/>
+              <w:right w:w="0" w:type="dxa"/>
+            </w:tcMar>
+            <w:vAlign w:val="top"/>
+          </w:tcPr>
+          <w:p>
+            <w:pPr>
+              <w:pStyle w:val="Normal"/>
+              <w:jc w:val="center"/>
+              <w:pBdr>
+                <w:bottom w:val="none" w:sz="0" w:space="0" w:color="000000"/>
+                <w:top w:val="none" w:sz="0" w:space="0" w:color="000000"/>
+                <w:left w:val="none" w:sz="0" w:space="0" w:color="000000"/>
+                <w:right w:val="none" w:sz="0" w:space="0" w:color="000000"/>
+              </w:pBdr>
+              <w:spacing w:after="100" w:before="100" w:line="240"/>
+              <w:ind w:left="100" w:right="100" w:firstLine="0" w:firstLineChars="0"/>
+              <w:rPr>
+                <w:rFonts w:ascii="Helvetica" w:hAnsi="Helvetica" w:eastAsia="Helvetica" w:cs="Helvetica"/>
+                <w:i w:val="false"/>
+                <w:b w:val="false"/>
+                <w:u w:val="none"/>
+                <w:sz w:val="22"/>
+                <w:szCs w:val="22"/>
+                <w:color w:val="000000"/>
+              </w:rPr>
+            </w:pPr>
+            <w:r>
+              <w:rPr>
+                <w:rFonts w:ascii="Helvetica" w:hAnsi="Helvetica" w:eastAsia="Helvetica" w:cs="Helvetica"/>
+                <w:i w:val="false"/>
+                <w:b w:val="false"/>
+                <w:u w:val="none"/>
+                <w:sz w:val="22"/>
+                <w:szCs w:val="22"/>
+                <w:color w:val="000000"/>
+              </w:rPr>
+              <w:t xml:space="preserve">142</w:t>
             </w:r>
           </w:p>
         </w:tc>
@@ -12913,7 +12913,7 @@
                 <w:szCs w:val="22"/>
                 <w:color w:val="000000"/>
               </w:rPr>
-              <w:t xml:space="preserve">143</w:t>
+              <w:t xml:space="preserve">142</w:t>
             </w:r>
           </w:p>
         </w:tc>
@@ -13019,113 +13019,113 @@
                 <w:szCs w:val="22"/>
                 <w:color w:val="000000"/>
               </w:rPr>
-              <w:t xml:space="preserve">0.04, 2.20</w:t>
-            </w:r>
-          </w:p>
-        </w:tc>
-        <w:tc>
-          <w:tcPr>
-            <w:tcBorders>
-              <w:bottom w:val="none" w:sz="0" w:space="0" w:color="000000"/>
-              <w:top w:val="none" w:sz="0" w:space="0" w:color="000000"/>
-              <w:left w:val="none" w:sz="0" w:space="0" w:color="000000"/>
-              <w:right w:val="none" w:sz="0" w:space="0" w:color="000000"/>
-            </w:tcBorders>
-            <w:shd w:val="clear" w:color="auto" w:fill="FFFFFF"/>
-            <w:tcMar>
-              <w:top w:w="0" w:type="dxa"/>
-              <w:bottom w:w="0" w:type="dxa"/>
-              <w:left w:w="0" w:type="dxa"/>
-              <w:right w:w="0" w:type="dxa"/>
-            </w:tcMar>
-            <w:vAlign w:val="top"/>
-          </w:tcPr>
-          <w:p>
-            <w:pPr>
-              <w:pStyle w:val="Normal"/>
-              <w:jc w:val="center"/>
-              <w:pBdr>
-                <w:bottom w:val="none" w:sz="0" w:space="0" w:color="000000"/>
-                <w:top w:val="none" w:sz="0" w:space="0" w:color="000000"/>
-                <w:left w:val="none" w:sz="0" w:space="0" w:color="000000"/>
-                <w:right w:val="none" w:sz="0" w:space="0" w:color="000000"/>
-              </w:pBdr>
-              <w:spacing w:after="100" w:before="100" w:line="240"/>
-              <w:ind w:left="100" w:right="100" w:firstLine="0" w:firstLineChars="0"/>
-              <w:rPr>
-                <w:rFonts w:ascii="Helvetica" w:hAnsi="Helvetica" w:eastAsia="Helvetica" w:cs="Helvetica"/>
-                <w:i w:val="false"/>
-                <w:b w:val="false"/>
-                <w:u w:val="none"/>
-                <w:sz w:val="22"/>
-                <w:szCs w:val="22"/>
-                <w:color w:val="000000"/>
-              </w:rPr>
-            </w:pPr>
-            <w:r>
-              <w:rPr>
-                <w:rFonts w:ascii="Helvetica" w:hAnsi="Helvetica" w:eastAsia="Helvetica" w:cs="Helvetica"/>
-                <w:i w:val="false"/>
-                <w:b w:val="false"/>
-                <w:u w:val="none"/>
-                <w:sz w:val="22"/>
-                <w:szCs w:val="22"/>
-                <w:color w:val="000000"/>
-              </w:rPr>
-              <w:t xml:space="preserve">0.230</w:t>
-            </w:r>
-          </w:p>
-        </w:tc>
-        <w:tc>
-          <w:tcPr>
-            <w:tcBorders>
-              <w:bottom w:val="none" w:sz="0" w:space="0" w:color="000000"/>
-              <w:top w:val="none" w:sz="0" w:space="0" w:color="000000"/>
-              <w:left w:val="none" w:sz="0" w:space="0" w:color="000000"/>
-              <w:right w:val="none" w:sz="0" w:space="0" w:color="000000"/>
-            </w:tcBorders>
-            <w:shd w:val="clear" w:color="auto" w:fill="FFFFFF"/>
-            <w:tcMar>
-              <w:top w:w="0" w:type="dxa"/>
-              <w:bottom w:w="0" w:type="dxa"/>
-              <w:left w:w="0" w:type="dxa"/>
-              <w:right w:w="0" w:type="dxa"/>
-            </w:tcMar>
-            <w:vAlign w:val="top"/>
-          </w:tcPr>
-          <w:p>
-            <w:pPr>
-              <w:pStyle w:val="Normal"/>
-              <w:jc w:val="center"/>
-              <w:pBdr>
-                <w:bottom w:val="none" w:sz="0" w:space="0" w:color="000000"/>
-                <w:top w:val="none" w:sz="0" w:space="0" w:color="000000"/>
-                <w:left w:val="none" w:sz="0" w:space="0" w:color="000000"/>
-                <w:right w:val="none" w:sz="0" w:space="0" w:color="000000"/>
-              </w:pBdr>
-              <w:spacing w:after="100" w:before="100" w:line="240"/>
-              <w:ind w:left="100" w:right="100" w:firstLine="0" w:firstLineChars="0"/>
-              <w:rPr>
-                <w:rFonts w:ascii="Helvetica" w:hAnsi="Helvetica" w:eastAsia="Helvetica" w:cs="Helvetica"/>
-                <w:i w:val="false"/>
-                <w:b w:val="false"/>
-                <w:u w:val="none"/>
-                <w:sz w:val="22"/>
-                <w:szCs w:val="22"/>
-                <w:color w:val="000000"/>
-              </w:rPr>
-            </w:pPr>
-            <w:r>
-              <w:rPr>
-                <w:rFonts w:ascii="Helvetica" w:hAnsi="Helvetica" w:eastAsia="Helvetica" w:cs="Helvetica"/>
-                <w:i w:val="false"/>
-                <w:b w:val="false"/>
-                <w:u w:val="none"/>
-                <w:sz w:val="22"/>
-                <w:szCs w:val="22"/>
-                <w:color w:val="000000"/>
-              </w:rPr>
-              <w:t xml:space="preserve">143</w:t>
+              <w:t xml:space="preserve">0.04, 2.17</w:t>
+            </w:r>
+          </w:p>
+        </w:tc>
+        <w:tc>
+          <w:tcPr>
+            <w:tcBorders>
+              <w:bottom w:val="none" w:sz="0" w:space="0" w:color="000000"/>
+              <w:top w:val="none" w:sz="0" w:space="0" w:color="000000"/>
+              <w:left w:val="none" w:sz="0" w:space="0" w:color="000000"/>
+              <w:right w:val="none" w:sz="0" w:space="0" w:color="000000"/>
+            </w:tcBorders>
+            <w:shd w:val="clear" w:color="auto" w:fill="FFFFFF"/>
+            <w:tcMar>
+              <w:top w:w="0" w:type="dxa"/>
+              <w:bottom w:w="0" w:type="dxa"/>
+              <w:left w:w="0" w:type="dxa"/>
+              <w:right w:w="0" w:type="dxa"/>
+            </w:tcMar>
+            <w:vAlign w:val="top"/>
+          </w:tcPr>
+          <w:p>
+            <w:pPr>
+              <w:pStyle w:val="Normal"/>
+              <w:jc w:val="center"/>
+              <w:pBdr>
+                <w:bottom w:val="none" w:sz="0" w:space="0" w:color="000000"/>
+                <w:top w:val="none" w:sz="0" w:space="0" w:color="000000"/>
+                <w:left w:val="none" w:sz="0" w:space="0" w:color="000000"/>
+                <w:right w:val="none" w:sz="0" w:space="0" w:color="000000"/>
+              </w:pBdr>
+              <w:spacing w:after="100" w:before="100" w:line="240"/>
+              <w:ind w:left="100" w:right="100" w:firstLine="0" w:firstLineChars="0"/>
+              <w:rPr>
+                <w:rFonts w:ascii="Helvetica" w:hAnsi="Helvetica" w:eastAsia="Helvetica" w:cs="Helvetica"/>
+                <w:i w:val="false"/>
+                <w:b w:val="false"/>
+                <w:u w:val="none"/>
+                <w:sz w:val="22"/>
+                <w:szCs w:val="22"/>
+                <w:color w:val="000000"/>
+              </w:rPr>
+            </w:pPr>
+            <w:r>
+              <w:rPr>
+                <w:rFonts w:ascii="Helvetica" w:hAnsi="Helvetica" w:eastAsia="Helvetica" w:cs="Helvetica"/>
+                <w:i w:val="false"/>
+                <w:b w:val="false"/>
+                <w:u w:val="none"/>
+                <w:sz w:val="22"/>
+                <w:szCs w:val="22"/>
+                <w:color w:val="000000"/>
+              </w:rPr>
+              <w:t xml:space="preserve">0.220</w:t>
+            </w:r>
+          </w:p>
+        </w:tc>
+        <w:tc>
+          <w:tcPr>
+            <w:tcBorders>
+              <w:bottom w:val="none" w:sz="0" w:space="0" w:color="000000"/>
+              <w:top w:val="none" w:sz="0" w:space="0" w:color="000000"/>
+              <w:left w:val="none" w:sz="0" w:space="0" w:color="000000"/>
+              <w:right w:val="none" w:sz="0" w:space="0" w:color="000000"/>
+            </w:tcBorders>
+            <w:shd w:val="clear" w:color="auto" w:fill="FFFFFF"/>
+            <w:tcMar>
+              <w:top w:w="0" w:type="dxa"/>
+              <w:bottom w:w="0" w:type="dxa"/>
+              <w:left w:w="0" w:type="dxa"/>
+              <w:right w:w="0" w:type="dxa"/>
+            </w:tcMar>
+            <w:vAlign w:val="top"/>
+          </w:tcPr>
+          <w:p>
+            <w:pPr>
+              <w:pStyle w:val="Normal"/>
+              <w:jc w:val="center"/>
+              <w:pBdr>
+                <w:bottom w:val="none" w:sz="0" w:space="0" w:color="000000"/>
+                <w:top w:val="none" w:sz="0" w:space="0" w:color="000000"/>
+                <w:left w:val="none" w:sz="0" w:space="0" w:color="000000"/>
+                <w:right w:val="none" w:sz="0" w:space="0" w:color="000000"/>
+              </w:pBdr>
+              <w:spacing w:after="100" w:before="100" w:line="240"/>
+              <w:ind w:left="100" w:right="100" w:firstLine="0" w:firstLineChars="0"/>
+              <w:rPr>
+                <w:rFonts w:ascii="Helvetica" w:hAnsi="Helvetica" w:eastAsia="Helvetica" w:cs="Helvetica"/>
+                <w:i w:val="false"/>
+                <w:b w:val="false"/>
+                <w:u w:val="none"/>
+                <w:sz w:val="22"/>
+                <w:szCs w:val="22"/>
+                <w:color w:val="000000"/>
+              </w:rPr>
+            </w:pPr>
+            <w:r>
+              <w:rPr>
+                <w:rFonts w:ascii="Helvetica" w:hAnsi="Helvetica" w:eastAsia="Helvetica" w:cs="Helvetica"/>
+                <w:i w:val="false"/>
+                <w:b w:val="false"/>
+                <w:u w:val="none"/>
+                <w:sz w:val="22"/>
+                <w:szCs w:val="22"/>
+                <w:color w:val="000000"/>
+              </w:rPr>
+              <w:t xml:space="preserve">142</w:t>
             </w:r>
           </w:p>
         </w:tc>
@@ -13396,7 +13396,7 @@
                 <w:szCs w:val="22"/>
                 <w:color w:val="000000"/>
               </w:rPr>
-              <w:t xml:space="preserve">143</w:t>
+              <w:t xml:space="preserve">142</w:t>
             </w:r>
           </w:p>
         </w:tc>
@@ -13555,7 +13555,7 @@
                 <w:szCs w:val="22"/>
                 <w:color w:val="000000"/>
               </w:rPr>
-              <w:t xml:space="preserve">0.520</w:t>
+              <w:t xml:space="preserve">0.540</w:t>
             </w:r>
           </w:p>
         </w:tc>
@@ -13608,7 +13608,7 @@
                 <w:szCs w:val="22"/>
                 <w:color w:val="000000"/>
               </w:rPr>
-              <w:t xml:space="preserve">143</w:t>
+              <w:t xml:space="preserve">142</w:t>
             </w:r>
           </w:p>
         </w:tc>

--- a/docs/tables/auc3/sec5_aki_365.docx
+++ b/docs/tables/auc3/sec5_aki_365.docx
@@ -944,7 +944,7 @@
                 <w:szCs w:val="22"/>
                 <w:color w:val="000000"/>
               </w:rPr>
-              <w:t xml:space="preserve">0.97, 1.53</w:t>
+              <w:t xml:space="preserve">0.97, 1.54</w:t>
             </w:r>
           </w:p>
         </w:tc>
@@ -997,7 +997,7 @@
                 <w:szCs w:val="22"/>
                 <w:color w:val="000000"/>
               </w:rPr>
-              <w:t xml:space="preserve">0.092</w:t>
+              <w:t xml:space="preserve">0.096</w:t>
             </w:r>
           </w:p>
         </w:tc>
@@ -1103,7 +1103,7 @@
                 <w:szCs w:val="22"/>
                 <w:color w:val="000000"/>
               </w:rPr>
-              <w:t xml:space="preserve">1.29</w:t>
+              <w:t xml:space="preserve">1.24</w:t>
             </w:r>
           </w:p>
         </w:tc>
@@ -1156,7 +1156,7 @@
                 <w:szCs w:val="22"/>
                 <w:color w:val="000000"/>
               </w:rPr>
-              <w:t xml:space="preserve">0.68, 2.44</w:t>
+              <w:t xml:space="preserve">0.66, 2.32</w:t>
             </w:r>
           </w:p>
         </w:tc>
@@ -1209,7 +1209,7 @@
                 <w:szCs w:val="22"/>
                 <w:color w:val="000000"/>
               </w:rPr>
-              <w:t xml:space="preserve">0.430</w:t>
+              <w:t xml:space="preserve">0.510</w:t>
             </w:r>
           </w:p>
         </w:tc>
@@ -1480,7 +1480,7 @@
                 <w:szCs w:val="22"/>
                 <w:color w:val="000000"/>
               </w:rPr>
-              <w:t xml:space="preserve">0.730</w:t>
+              <w:t xml:space="preserve">0.750</w:t>
             </w:r>
           </w:p>
         </w:tc>
@@ -1586,113 +1586,113 @@
                 <w:szCs w:val="22"/>
                 <w:color w:val="000000"/>
               </w:rPr>
-              <w:t xml:space="preserve">1.04</w:t>
-            </w:r>
-          </w:p>
-        </w:tc>
-        <w:tc>
-          <w:tcPr>
-            <w:tcBorders>
-              <w:bottom w:val="none" w:sz="0" w:space="0" w:color="000000"/>
-              <w:top w:val="none" w:sz="0" w:space="0" w:color="000000"/>
-              <w:left w:val="none" w:sz="0" w:space="0" w:color="000000"/>
-              <w:right w:val="none" w:sz="0" w:space="0" w:color="000000"/>
-            </w:tcBorders>
-            <w:shd w:val="clear" w:color="auto" w:fill="FFFFFF"/>
-            <w:tcMar>
-              <w:top w:w="0" w:type="dxa"/>
-              <w:bottom w:w="0" w:type="dxa"/>
-              <w:left w:w="0" w:type="dxa"/>
-              <w:right w:w="0" w:type="dxa"/>
-            </w:tcMar>
-            <w:vAlign w:val="top"/>
-          </w:tcPr>
-          <w:p>
-            <w:pPr>
-              <w:pStyle w:val="Normal"/>
-              <w:jc w:val="center"/>
-              <w:pBdr>
-                <w:bottom w:val="none" w:sz="0" w:space="0" w:color="000000"/>
-                <w:top w:val="none" w:sz="0" w:space="0" w:color="000000"/>
-                <w:left w:val="none" w:sz="0" w:space="0" w:color="000000"/>
-                <w:right w:val="none" w:sz="0" w:space="0" w:color="000000"/>
-              </w:pBdr>
-              <w:spacing w:after="100" w:before="100" w:line="240"/>
-              <w:ind w:left="100" w:right="100" w:firstLine="0" w:firstLineChars="0"/>
-              <w:rPr>
-                <w:rFonts w:ascii="Helvetica" w:hAnsi="Helvetica" w:eastAsia="Helvetica" w:cs="Helvetica"/>
-                <w:i w:val="false"/>
-                <w:b w:val="false"/>
-                <w:u w:val="none"/>
-                <w:sz w:val="22"/>
-                <w:szCs w:val="22"/>
-                <w:color w:val="000000"/>
-              </w:rPr>
-            </w:pPr>
-            <w:r>
-              <w:rPr>
-                <w:rFonts w:ascii="Helvetica" w:hAnsi="Helvetica" w:eastAsia="Helvetica" w:cs="Helvetica"/>
-                <w:i w:val="false"/>
-                <w:b w:val="false"/>
-                <w:u w:val="none"/>
-                <w:sz w:val="22"/>
-                <w:szCs w:val="22"/>
-                <w:color w:val="000000"/>
-              </w:rPr>
-              <w:t xml:space="preserve">0.98, 1.11</w:t>
-            </w:r>
-          </w:p>
-        </w:tc>
-        <w:tc>
-          <w:tcPr>
-            <w:tcBorders>
-              <w:bottom w:val="none" w:sz="0" w:space="0" w:color="000000"/>
-              <w:top w:val="none" w:sz="0" w:space="0" w:color="000000"/>
-              <w:left w:val="none" w:sz="0" w:space="0" w:color="000000"/>
-              <w:right w:val="none" w:sz="0" w:space="0" w:color="000000"/>
-            </w:tcBorders>
-            <w:shd w:val="clear" w:color="auto" w:fill="FFFFFF"/>
-            <w:tcMar>
-              <w:top w:w="0" w:type="dxa"/>
-              <w:bottom w:w="0" w:type="dxa"/>
-              <w:left w:w="0" w:type="dxa"/>
-              <w:right w:w="0" w:type="dxa"/>
-            </w:tcMar>
-            <w:vAlign w:val="top"/>
-          </w:tcPr>
-          <w:p>
-            <w:pPr>
-              <w:pStyle w:val="Normal"/>
-              <w:jc w:val="center"/>
-              <w:pBdr>
-                <w:bottom w:val="none" w:sz="0" w:space="0" w:color="000000"/>
-                <w:top w:val="none" w:sz="0" w:space="0" w:color="000000"/>
-                <w:left w:val="none" w:sz="0" w:space="0" w:color="000000"/>
-                <w:right w:val="none" w:sz="0" w:space="0" w:color="000000"/>
-              </w:pBdr>
-              <w:spacing w:after="100" w:before="100" w:line="240"/>
-              <w:ind w:left="100" w:right="100" w:firstLine="0" w:firstLineChars="0"/>
-              <w:rPr>
-                <w:rFonts w:ascii="Helvetica" w:hAnsi="Helvetica" w:eastAsia="Helvetica" w:cs="Helvetica"/>
-                <w:i w:val="false"/>
-                <w:b w:val="false"/>
-                <w:u w:val="none"/>
-                <w:sz w:val="22"/>
-                <w:szCs w:val="22"/>
-                <w:color w:val="000000"/>
-              </w:rPr>
-            </w:pPr>
-            <w:r>
-              <w:rPr>
-                <w:rFonts w:ascii="Helvetica" w:hAnsi="Helvetica" w:eastAsia="Helvetica" w:cs="Helvetica"/>
-                <w:i w:val="false"/>
-                <w:b w:val="false"/>
-                <w:u w:val="none"/>
-                <w:sz w:val="22"/>
-                <w:szCs w:val="22"/>
-                <w:color w:val="000000"/>
-              </w:rPr>
-              <w:t xml:space="preserve">0.190</w:t>
+              <w:t xml:space="preserve">1.05</w:t>
+            </w:r>
+          </w:p>
+        </w:tc>
+        <w:tc>
+          <w:tcPr>
+            <w:tcBorders>
+              <w:bottom w:val="none" w:sz="0" w:space="0" w:color="000000"/>
+              <w:top w:val="none" w:sz="0" w:space="0" w:color="000000"/>
+              <w:left w:val="none" w:sz="0" w:space="0" w:color="000000"/>
+              <w:right w:val="none" w:sz="0" w:space="0" w:color="000000"/>
+            </w:tcBorders>
+            <w:shd w:val="clear" w:color="auto" w:fill="FFFFFF"/>
+            <w:tcMar>
+              <w:top w:w="0" w:type="dxa"/>
+              <w:bottom w:w="0" w:type="dxa"/>
+              <w:left w:w="0" w:type="dxa"/>
+              <w:right w:w="0" w:type="dxa"/>
+            </w:tcMar>
+            <w:vAlign w:val="top"/>
+          </w:tcPr>
+          <w:p>
+            <w:pPr>
+              <w:pStyle w:val="Normal"/>
+              <w:jc w:val="center"/>
+              <w:pBdr>
+                <w:bottom w:val="none" w:sz="0" w:space="0" w:color="000000"/>
+                <w:top w:val="none" w:sz="0" w:space="0" w:color="000000"/>
+                <w:left w:val="none" w:sz="0" w:space="0" w:color="000000"/>
+                <w:right w:val="none" w:sz="0" w:space="0" w:color="000000"/>
+              </w:pBdr>
+              <w:spacing w:after="100" w:before="100" w:line="240"/>
+              <w:ind w:left="100" w:right="100" w:firstLine="0" w:firstLineChars="0"/>
+              <w:rPr>
+                <w:rFonts w:ascii="Helvetica" w:hAnsi="Helvetica" w:eastAsia="Helvetica" w:cs="Helvetica"/>
+                <w:i w:val="false"/>
+                <w:b w:val="false"/>
+                <w:u w:val="none"/>
+                <w:sz w:val="22"/>
+                <w:szCs w:val="22"/>
+                <w:color w:val="000000"/>
+              </w:rPr>
+            </w:pPr>
+            <w:r>
+              <w:rPr>
+                <w:rFonts w:ascii="Helvetica" w:hAnsi="Helvetica" w:eastAsia="Helvetica" w:cs="Helvetica"/>
+                <w:i w:val="false"/>
+                <w:b w:val="false"/>
+                <w:u w:val="none"/>
+                <w:sz w:val="22"/>
+                <w:szCs w:val="22"/>
+                <w:color w:val="000000"/>
+              </w:rPr>
+              <w:t xml:space="preserve">0.99, 1.12</w:t>
+            </w:r>
+          </w:p>
+        </w:tc>
+        <w:tc>
+          <w:tcPr>
+            <w:tcBorders>
+              <w:bottom w:val="none" w:sz="0" w:space="0" w:color="000000"/>
+              <w:top w:val="none" w:sz="0" w:space="0" w:color="000000"/>
+              <w:left w:val="none" w:sz="0" w:space="0" w:color="000000"/>
+              <w:right w:val="none" w:sz="0" w:space="0" w:color="000000"/>
+            </w:tcBorders>
+            <w:shd w:val="clear" w:color="auto" w:fill="FFFFFF"/>
+            <w:tcMar>
+              <w:top w:w="0" w:type="dxa"/>
+              <w:bottom w:w="0" w:type="dxa"/>
+              <w:left w:w="0" w:type="dxa"/>
+              <w:right w:w="0" w:type="dxa"/>
+            </w:tcMar>
+            <w:vAlign w:val="top"/>
+          </w:tcPr>
+          <w:p>
+            <w:pPr>
+              <w:pStyle w:val="Normal"/>
+              <w:jc w:val="center"/>
+              <w:pBdr>
+                <w:bottom w:val="none" w:sz="0" w:space="0" w:color="000000"/>
+                <w:top w:val="none" w:sz="0" w:space="0" w:color="000000"/>
+                <w:left w:val="none" w:sz="0" w:space="0" w:color="000000"/>
+                <w:right w:val="none" w:sz="0" w:space="0" w:color="000000"/>
+              </w:pBdr>
+              <w:spacing w:after="100" w:before="100" w:line="240"/>
+              <w:ind w:left="100" w:right="100" w:firstLine="0" w:firstLineChars="0"/>
+              <w:rPr>
+                <w:rFonts w:ascii="Helvetica" w:hAnsi="Helvetica" w:eastAsia="Helvetica" w:cs="Helvetica"/>
+                <w:i w:val="false"/>
+                <w:b w:val="false"/>
+                <w:u w:val="none"/>
+                <w:sz w:val="22"/>
+                <w:szCs w:val="22"/>
+                <w:color w:val="000000"/>
+              </w:rPr>
+            </w:pPr>
+            <w:r>
+              <w:rPr>
+                <w:rFonts w:ascii="Helvetica" w:hAnsi="Helvetica" w:eastAsia="Helvetica" w:cs="Helvetica"/>
+                <w:i w:val="false"/>
+                <w:b w:val="false"/>
+                <w:u w:val="none"/>
+                <w:sz w:val="22"/>
+                <w:szCs w:val="22"/>
+                <w:color w:val="000000"/>
+              </w:rPr>
+              <w:t xml:space="preserve">0.110</w:t>
             </w:r>
           </w:p>
         </w:tc>
@@ -2823,113 +2823,113 @@
                 <w:szCs w:val="22"/>
                 <w:color w:val="000000"/>
               </w:rPr>
-              <w:t xml:space="preserve">3.06</w:t>
-            </w:r>
-          </w:p>
-        </w:tc>
-        <w:tc>
-          <w:tcPr>
-            <w:tcBorders>
-              <w:bottom w:val="none" w:sz="0" w:space="0" w:color="000000"/>
-              <w:top w:val="none" w:sz="0" w:space="0" w:color="000000"/>
-              <w:left w:val="none" w:sz="0" w:space="0" w:color="000000"/>
-              <w:right w:val="none" w:sz="0" w:space="0" w:color="000000"/>
-            </w:tcBorders>
-            <w:shd w:val="clear" w:color="auto" w:fill="FFFFFF"/>
-            <w:tcMar>
-              <w:top w:w="0" w:type="dxa"/>
-              <w:bottom w:w="0" w:type="dxa"/>
-              <w:left w:w="0" w:type="dxa"/>
-              <w:right w:w="0" w:type="dxa"/>
-            </w:tcMar>
-            <w:vAlign w:val="top"/>
-          </w:tcPr>
-          <w:p>
-            <w:pPr>
-              <w:pStyle w:val="Normal"/>
-              <w:jc w:val="center"/>
-              <w:pBdr>
-                <w:bottom w:val="none" w:sz="0" w:space="0" w:color="000000"/>
-                <w:top w:val="none" w:sz="0" w:space="0" w:color="000000"/>
-                <w:left w:val="none" w:sz="0" w:space="0" w:color="000000"/>
-                <w:right w:val="none" w:sz="0" w:space="0" w:color="000000"/>
-              </w:pBdr>
-              <w:spacing w:after="100" w:before="100" w:line="240"/>
-              <w:ind w:left="100" w:right="100" w:firstLine="0" w:firstLineChars="0"/>
-              <w:rPr>
-                <w:rFonts w:ascii="Helvetica" w:hAnsi="Helvetica" w:eastAsia="Helvetica" w:cs="Helvetica"/>
-                <w:i w:val="false"/>
-                <w:b w:val="false"/>
-                <w:u w:val="none"/>
-                <w:sz w:val="22"/>
-                <w:szCs w:val="22"/>
-                <w:color w:val="000000"/>
-              </w:rPr>
-            </w:pPr>
-            <w:r>
-              <w:rPr>
-                <w:rFonts w:ascii="Helvetica" w:hAnsi="Helvetica" w:eastAsia="Helvetica" w:cs="Helvetica"/>
-                <w:i w:val="false"/>
-                <w:b w:val="false"/>
-                <w:u w:val="none"/>
-                <w:sz w:val="22"/>
-                <w:szCs w:val="22"/>
-                <w:color w:val="000000"/>
-              </w:rPr>
-              <w:t xml:space="preserve">0.86, 10.9</w:t>
-            </w:r>
-          </w:p>
-        </w:tc>
-        <w:tc>
-          <w:tcPr>
-            <w:tcBorders>
-              <w:bottom w:val="none" w:sz="0" w:space="0" w:color="000000"/>
-              <w:top w:val="none" w:sz="0" w:space="0" w:color="000000"/>
-              <w:left w:val="none" w:sz="0" w:space="0" w:color="000000"/>
-              <w:right w:val="none" w:sz="0" w:space="0" w:color="000000"/>
-            </w:tcBorders>
-            <w:shd w:val="clear" w:color="auto" w:fill="FFFFFF"/>
-            <w:tcMar>
-              <w:top w:w="0" w:type="dxa"/>
-              <w:bottom w:w="0" w:type="dxa"/>
-              <w:left w:w="0" w:type="dxa"/>
-              <w:right w:w="0" w:type="dxa"/>
-            </w:tcMar>
-            <w:vAlign w:val="top"/>
-          </w:tcPr>
-          <w:p>
-            <w:pPr>
-              <w:pStyle w:val="Normal"/>
-              <w:jc w:val="center"/>
-              <w:pBdr>
-                <w:bottom w:val="none" w:sz="0" w:space="0" w:color="000000"/>
-                <w:top w:val="none" w:sz="0" w:space="0" w:color="000000"/>
-                <w:left w:val="none" w:sz="0" w:space="0" w:color="000000"/>
-                <w:right w:val="none" w:sz="0" w:space="0" w:color="000000"/>
-              </w:pBdr>
-              <w:spacing w:after="100" w:before="100" w:line="240"/>
-              <w:ind w:left="100" w:right="100" w:firstLine="0" w:firstLineChars="0"/>
-              <w:rPr>
-                <w:rFonts w:ascii="Helvetica" w:hAnsi="Helvetica" w:eastAsia="Helvetica" w:cs="Helvetica"/>
-                <w:i w:val="false"/>
-                <w:b w:val="false"/>
-                <w:u w:val="none"/>
-                <w:sz w:val="22"/>
-                <w:szCs w:val="22"/>
-                <w:color w:val="000000"/>
-              </w:rPr>
-            </w:pPr>
-            <w:r>
-              <w:rPr>
-                <w:rFonts w:ascii="Helvetica" w:hAnsi="Helvetica" w:eastAsia="Helvetica" w:cs="Helvetica"/>
-                <w:i w:val="false"/>
-                <w:b w:val="false"/>
-                <w:u w:val="none"/>
-                <w:sz w:val="22"/>
-                <w:szCs w:val="22"/>
-                <w:color w:val="000000"/>
-              </w:rPr>
-              <w:t xml:space="preserve">0.084</w:t>
+              <w:t xml:space="preserve">2.85</w:t>
+            </w:r>
+          </w:p>
+        </w:tc>
+        <w:tc>
+          <w:tcPr>
+            <w:tcBorders>
+              <w:bottom w:val="none" w:sz="0" w:space="0" w:color="000000"/>
+              <w:top w:val="none" w:sz="0" w:space="0" w:color="000000"/>
+              <w:left w:val="none" w:sz="0" w:space="0" w:color="000000"/>
+              <w:right w:val="none" w:sz="0" w:space="0" w:color="000000"/>
+            </w:tcBorders>
+            <w:shd w:val="clear" w:color="auto" w:fill="FFFFFF"/>
+            <w:tcMar>
+              <w:top w:w="0" w:type="dxa"/>
+              <w:bottom w:w="0" w:type="dxa"/>
+              <w:left w:w="0" w:type="dxa"/>
+              <w:right w:w="0" w:type="dxa"/>
+            </w:tcMar>
+            <w:vAlign w:val="top"/>
+          </w:tcPr>
+          <w:p>
+            <w:pPr>
+              <w:pStyle w:val="Normal"/>
+              <w:jc w:val="center"/>
+              <w:pBdr>
+                <w:bottom w:val="none" w:sz="0" w:space="0" w:color="000000"/>
+                <w:top w:val="none" w:sz="0" w:space="0" w:color="000000"/>
+                <w:left w:val="none" w:sz="0" w:space="0" w:color="000000"/>
+                <w:right w:val="none" w:sz="0" w:space="0" w:color="000000"/>
+              </w:pBdr>
+              <w:spacing w:after="100" w:before="100" w:line="240"/>
+              <w:ind w:left="100" w:right="100" w:firstLine="0" w:firstLineChars="0"/>
+              <w:rPr>
+                <w:rFonts w:ascii="Helvetica" w:hAnsi="Helvetica" w:eastAsia="Helvetica" w:cs="Helvetica"/>
+                <w:i w:val="false"/>
+                <w:b w:val="false"/>
+                <w:u w:val="none"/>
+                <w:sz w:val="22"/>
+                <w:szCs w:val="22"/>
+                <w:color w:val="000000"/>
+              </w:rPr>
+            </w:pPr>
+            <w:r>
+              <w:rPr>
+                <w:rFonts w:ascii="Helvetica" w:hAnsi="Helvetica" w:eastAsia="Helvetica" w:cs="Helvetica"/>
+                <w:i w:val="false"/>
+                <w:b w:val="false"/>
+                <w:u w:val="none"/>
+                <w:sz w:val="22"/>
+                <w:szCs w:val="22"/>
+                <w:color w:val="000000"/>
+              </w:rPr>
+              <w:t xml:space="preserve">0.80, 10.2</w:t>
+            </w:r>
+          </w:p>
+        </w:tc>
+        <w:tc>
+          <w:tcPr>
+            <w:tcBorders>
+              <w:bottom w:val="none" w:sz="0" w:space="0" w:color="000000"/>
+              <w:top w:val="none" w:sz="0" w:space="0" w:color="000000"/>
+              <w:left w:val="none" w:sz="0" w:space="0" w:color="000000"/>
+              <w:right w:val="none" w:sz="0" w:space="0" w:color="000000"/>
+            </w:tcBorders>
+            <w:shd w:val="clear" w:color="auto" w:fill="FFFFFF"/>
+            <w:tcMar>
+              <w:top w:w="0" w:type="dxa"/>
+              <w:bottom w:w="0" w:type="dxa"/>
+              <w:left w:w="0" w:type="dxa"/>
+              <w:right w:w="0" w:type="dxa"/>
+            </w:tcMar>
+            <w:vAlign w:val="top"/>
+          </w:tcPr>
+          <w:p>
+            <w:pPr>
+              <w:pStyle w:val="Normal"/>
+              <w:jc w:val="center"/>
+              <w:pBdr>
+                <w:bottom w:val="none" w:sz="0" w:space="0" w:color="000000"/>
+                <w:top w:val="none" w:sz="0" w:space="0" w:color="000000"/>
+                <w:left w:val="none" w:sz="0" w:space="0" w:color="000000"/>
+                <w:right w:val="none" w:sz="0" w:space="0" w:color="000000"/>
+              </w:pBdr>
+              <w:spacing w:after="100" w:before="100" w:line="240"/>
+              <w:ind w:left="100" w:right="100" w:firstLine="0" w:firstLineChars="0"/>
+              <w:rPr>
+                <w:rFonts w:ascii="Helvetica" w:hAnsi="Helvetica" w:eastAsia="Helvetica" w:cs="Helvetica"/>
+                <w:i w:val="false"/>
+                <w:b w:val="false"/>
+                <w:u w:val="none"/>
+                <w:sz w:val="22"/>
+                <w:szCs w:val="22"/>
+                <w:color w:val="000000"/>
+              </w:rPr>
+            </w:pPr>
+            <w:r>
+              <w:rPr>
+                <w:rFonts w:ascii="Helvetica" w:hAnsi="Helvetica" w:eastAsia="Helvetica" w:cs="Helvetica"/>
+                <w:i w:val="false"/>
+                <w:b w:val="false"/>
+                <w:u w:val="none"/>
+                <w:sz w:val="22"/>
+                <w:szCs w:val="22"/>
+                <w:color w:val="000000"/>
+              </w:rPr>
+              <w:t xml:space="preserve">0.110</w:t>
             </w:r>
           </w:p>
         </w:tc>
@@ -3035,113 +3035,113 @@
                 <w:szCs w:val="22"/>
                 <w:color w:val="000000"/>
               </w:rPr>
-              <w:t xml:space="preserve">4.03</w:t>
-            </w:r>
-          </w:p>
-        </w:tc>
-        <w:tc>
-          <w:tcPr>
-            <w:tcBorders>
-              <w:bottom w:val="none" w:sz="0" w:space="0" w:color="000000"/>
-              <w:top w:val="none" w:sz="0" w:space="0" w:color="000000"/>
-              <w:left w:val="none" w:sz="0" w:space="0" w:color="000000"/>
-              <w:right w:val="none" w:sz="0" w:space="0" w:color="000000"/>
-            </w:tcBorders>
-            <w:shd w:val="clear" w:color="auto" w:fill="FFFFFF"/>
-            <w:tcMar>
-              <w:top w:w="0" w:type="dxa"/>
-              <w:bottom w:w="0" w:type="dxa"/>
-              <w:left w:w="0" w:type="dxa"/>
-              <w:right w:w="0" w:type="dxa"/>
-            </w:tcMar>
-            <w:vAlign w:val="top"/>
-          </w:tcPr>
-          <w:p>
-            <w:pPr>
-              <w:pStyle w:val="Normal"/>
-              <w:jc w:val="center"/>
-              <w:pBdr>
-                <w:bottom w:val="none" w:sz="0" w:space="0" w:color="000000"/>
-                <w:top w:val="none" w:sz="0" w:space="0" w:color="000000"/>
-                <w:left w:val="none" w:sz="0" w:space="0" w:color="000000"/>
-                <w:right w:val="none" w:sz="0" w:space="0" w:color="000000"/>
-              </w:pBdr>
-              <w:spacing w:after="100" w:before="100" w:line="240"/>
-              <w:ind w:left="100" w:right="100" w:firstLine="0" w:firstLineChars="0"/>
-              <w:rPr>
-                <w:rFonts w:ascii="Helvetica" w:hAnsi="Helvetica" w:eastAsia="Helvetica" w:cs="Helvetica"/>
-                <w:i w:val="false"/>
-                <w:b w:val="false"/>
-                <w:u w:val="none"/>
-                <w:sz w:val="22"/>
-                <w:szCs w:val="22"/>
-                <w:color w:val="000000"/>
-              </w:rPr>
-            </w:pPr>
-            <w:r>
-              <w:rPr>
-                <w:rFonts w:ascii="Helvetica" w:hAnsi="Helvetica" w:eastAsia="Helvetica" w:cs="Helvetica"/>
-                <w:i w:val="false"/>
-                <w:b w:val="false"/>
-                <w:u w:val="none"/>
-                <w:sz w:val="22"/>
-                <w:szCs w:val="22"/>
-                <w:color w:val="000000"/>
-              </w:rPr>
-              <w:t xml:space="preserve">0.40, 40.9</w:t>
-            </w:r>
-          </w:p>
-        </w:tc>
-        <w:tc>
-          <w:tcPr>
-            <w:tcBorders>
-              <w:bottom w:val="none" w:sz="0" w:space="0" w:color="000000"/>
-              <w:top w:val="none" w:sz="0" w:space="0" w:color="000000"/>
-              <w:left w:val="none" w:sz="0" w:space="0" w:color="000000"/>
-              <w:right w:val="none" w:sz="0" w:space="0" w:color="000000"/>
-            </w:tcBorders>
-            <w:shd w:val="clear" w:color="auto" w:fill="FFFFFF"/>
-            <w:tcMar>
-              <w:top w:w="0" w:type="dxa"/>
-              <w:bottom w:w="0" w:type="dxa"/>
-              <w:left w:w="0" w:type="dxa"/>
-              <w:right w:w="0" w:type="dxa"/>
-            </w:tcMar>
-            <w:vAlign w:val="top"/>
-          </w:tcPr>
-          <w:p>
-            <w:pPr>
-              <w:pStyle w:val="Normal"/>
-              <w:jc w:val="center"/>
-              <w:pBdr>
-                <w:bottom w:val="none" w:sz="0" w:space="0" w:color="000000"/>
-                <w:top w:val="none" w:sz="0" w:space="0" w:color="000000"/>
-                <w:left w:val="none" w:sz="0" w:space="0" w:color="000000"/>
-                <w:right w:val="none" w:sz="0" w:space="0" w:color="000000"/>
-              </w:pBdr>
-              <w:spacing w:after="100" w:before="100" w:line="240"/>
-              <w:ind w:left="100" w:right="100" w:firstLine="0" w:firstLineChars="0"/>
-              <w:rPr>
-                <w:rFonts w:ascii="Helvetica" w:hAnsi="Helvetica" w:eastAsia="Helvetica" w:cs="Helvetica"/>
-                <w:i w:val="false"/>
-                <w:b w:val="false"/>
-                <w:u w:val="none"/>
-                <w:sz w:val="22"/>
-                <w:szCs w:val="22"/>
-                <w:color w:val="000000"/>
-              </w:rPr>
-            </w:pPr>
-            <w:r>
-              <w:rPr>
-                <w:rFonts w:ascii="Helvetica" w:hAnsi="Helvetica" w:eastAsia="Helvetica" w:cs="Helvetica"/>
-                <w:i w:val="false"/>
-                <w:b w:val="false"/>
-                <w:u w:val="none"/>
-                <w:sz w:val="22"/>
-                <w:szCs w:val="22"/>
-                <w:color w:val="000000"/>
-              </w:rPr>
-              <w:t xml:space="preserve">0.240</w:t>
+              <w:t xml:space="preserve">3.63</w:t>
+            </w:r>
+          </w:p>
+        </w:tc>
+        <w:tc>
+          <w:tcPr>
+            <w:tcBorders>
+              <w:bottom w:val="none" w:sz="0" w:space="0" w:color="000000"/>
+              <w:top w:val="none" w:sz="0" w:space="0" w:color="000000"/>
+              <w:left w:val="none" w:sz="0" w:space="0" w:color="000000"/>
+              <w:right w:val="none" w:sz="0" w:space="0" w:color="000000"/>
+            </w:tcBorders>
+            <w:shd w:val="clear" w:color="auto" w:fill="FFFFFF"/>
+            <w:tcMar>
+              <w:top w:w="0" w:type="dxa"/>
+              <w:bottom w:w="0" w:type="dxa"/>
+              <w:left w:w="0" w:type="dxa"/>
+              <w:right w:w="0" w:type="dxa"/>
+            </w:tcMar>
+            <w:vAlign w:val="top"/>
+          </w:tcPr>
+          <w:p>
+            <w:pPr>
+              <w:pStyle w:val="Normal"/>
+              <w:jc w:val="center"/>
+              <w:pBdr>
+                <w:bottom w:val="none" w:sz="0" w:space="0" w:color="000000"/>
+                <w:top w:val="none" w:sz="0" w:space="0" w:color="000000"/>
+                <w:left w:val="none" w:sz="0" w:space="0" w:color="000000"/>
+                <w:right w:val="none" w:sz="0" w:space="0" w:color="000000"/>
+              </w:pBdr>
+              <w:spacing w:after="100" w:before="100" w:line="240"/>
+              <w:ind w:left="100" w:right="100" w:firstLine="0" w:firstLineChars="0"/>
+              <w:rPr>
+                <w:rFonts w:ascii="Helvetica" w:hAnsi="Helvetica" w:eastAsia="Helvetica" w:cs="Helvetica"/>
+                <w:i w:val="false"/>
+                <w:b w:val="false"/>
+                <w:u w:val="none"/>
+                <w:sz w:val="22"/>
+                <w:szCs w:val="22"/>
+                <w:color w:val="000000"/>
+              </w:rPr>
+            </w:pPr>
+            <w:r>
+              <w:rPr>
+                <w:rFonts w:ascii="Helvetica" w:hAnsi="Helvetica" w:eastAsia="Helvetica" w:cs="Helvetica"/>
+                <w:i w:val="false"/>
+                <w:b w:val="false"/>
+                <w:u w:val="none"/>
+                <w:sz w:val="22"/>
+                <w:szCs w:val="22"/>
+                <w:color w:val="000000"/>
+              </w:rPr>
+              <w:t xml:space="preserve">0.36, 36.3</w:t>
+            </w:r>
+          </w:p>
+        </w:tc>
+        <w:tc>
+          <w:tcPr>
+            <w:tcBorders>
+              <w:bottom w:val="none" w:sz="0" w:space="0" w:color="000000"/>
+              <w:top w:val="none" w:sz="0" w:space="0" w:color="000000"/>
+              <w:left w:val="none" w:sz="0" w:space="0" w:color="000000"/>
+              <w:right w:val="none" w:sz="0" w:space="0" w:color="000000"/>
+            </w:tcBorders>
+            <w:shd w:val="clear" w:color="auto" w:fill="FFFFFF"/>
+            <w:tcMar>
+              <w:top w:w="0" w:type="dxa"/>
+              <w:bottom w:w="0" w:type="dxa"/>
+              <w:left w:w="0" w:type="dxa"/>
+              <w:right w:w="0" w:type="dxa"/>
+            </w:tcMar>
+            <w:vAlign w:val="top"/>
+          </w:tcPr>
+          <w:p>
+            <w:pPr>
+              <w:pStyle w:val="Normal"/>
+              <w:jc w:val="center"/>
+              <w:pBdr>
+                <w:bottom w:val="none" w:sz="0" w:space="0" w:color="000000"/>
+                <w:top w:val="none" w:sz="0" w:space="0" w:color="000000"/>
+                <w:left w:val="none" w:sz="0" w:space="0" w:color="000000"/>
+                <w:right w:val="none" w:sz="0" w:space="0" w:color="000000"/>
+              </w:pBdr>
+              <w:spacing w:after="100" w:before="100" w:line="240"/>
+              <w:ind w:left="100" w:right="100" w:firstLine="0" w:firstLineChars="0"/>
+              <w:rPr>
+                <w:rFonts w:ascii="Helvetica" w:hAnsi="Helvetica" w:eastAsia="Helvetica" w:cs="Helvetica"/>
+                <w:i w:val="false"/>
+                <w:b w:val="false"/>
+                <w:u w:val="none"/>
+                <w:sz w:val="22"/>
+                <w:szCs w:val="22"/>
+                <w:color w:val="000000"/>
+              </w:rPr>
+            </w:pPr>
+            <w:r>
+              <w:rPr>
+                <w:rFonts w:ascii="Helvetica" w:hAnsi="Helvetica" w:eastAsia="Helvetica" w:cs="Helvetica"/>
+                <w:i w:val="false"/>
+                <w:b w:val="false"/>
+                <w:u w:val="none"/>
+                <w:sz w:val="22"/>
+                <w:szCs w:val="22"/>
+                <w:color w:val="000000"/>
+              </w:rPr>
+              <w:t xml:space="preserve">0.270</w:t>
             </w:r>
           </w:p>
         </w:tc>
@@ -3306,113 +3306,113 @@
                 <w:szCs w:val="22"/>
                 <w:color w:val="000000"/>
               </w:rPr>
-              <w:t xml:space="preserve">1.08</w:t>
-            </w:r>
-          </w:p>
-        </w:tc>
-        <w:tc>
-          <w:tcPr>
-            <w:tcBorders>
-              <w:bottom w:val="none" w:sz="0" w:space="0" w:color="000000"/>
-              <w:top w:val="none" w:sz="0" w:space="0" w:color="000000"/>
-              <w:left w:val="none" w:sz="0" w:space="0" w:color="000000"/>
-              <w:right w:val="none" w:sz="0" w:space="0" w:color="000000"/>
-            </w:tcBorders>
-            <w:shd w:val="clear" w:color="auto" w:fill="FFFFFF"/>
-            <w:tcMar>
-              <w:top w:w="0" w:type="dxa"/>
-              <w:bottom w:w="0" w:type="dxa"/>
-              <w:left w:w="0" w:type="dxa"/>
-              <w:right w:w="0" w:type="dxa"/>
-            </w:tcMar>
-            <w:vAlign w:val="top"/>
-          </w:tcPr>
-          <w:p>
-            <w:pPr>
-              <w:pStyle w:val="Normal"/>
-              <w:jc w:val="center"/>
-              <w:pBdr>
-                <w:bottom w:val="none" w:sz="0" w:space="0" w:color="000000"/>
-                <w:top w:val="none" w:sz="0" w:space="0" w:color="000000"/>
-                <w:left w:val="none" w:sz="0" w:space="0" w:color="000000"/>
-                <w:right w:val="none" w:sz="0" w:space="0" w:color="000000"/>
-              </w:pBdr>
-              <w:spacing w:after="100" w:before="100" w:line="240"/>
-              <w:ind w:left="100" w:right="100" w:firstLine="0" w:firstLineChars="0"/>
-              <w:rPr>
-                <w:rFonts w:ascii="Helvetica" w:hAnsi="Helvetica" w:eastAsia="Helvetica" w:cs="Helvetica"/>
-                <w:i w:val="false"/>
-                <w:b w:val="false"/>
-                <w:u w:val="none"/>
-                <w:sz w:val="22"/>
-                <w:szCs w:val="22"/>
-                <w:color w:val="000000"/>
-              </w:rPr>
-            </w:pPr>
-            <w:r>
-              <w:rPr>
-                <w:rFonts w:ascii="Helvetica" w:hAnsi="Helvetica" w:eastAsia="Helvetica" w:cs="Helvetica"/>
-                <w:i w:val="false"/>
-                <w:b w:val="false"/>
-                <w:u w:val="none"/>
-                <w:sz w:val="22"/>
-                <w:szCs w:val="22"/>
-                <w:color w:val="000000"/>
-              </w:rPr>
-              <w:t xml:space="preserve">0.91, 1.26</w:t>
-            </w:r>
-          </w:p>
-        </w:tc>
-        <w:tc>
-          <w:tcPr>
-            <w:tcBorders>
-              <w:bottom w:val="none" w:sz="0" w:space="0" w:color="000000"/>
-              <w:top w:val="none" w:sz="0" w:space="0" w:color="000000"/>
-              <w:left w:val="none" w:sz="0" w:space="0" w:color="000000"/>
-              <w:right w:val="none" w:sz="0" w:space="0" w:color="000000"/>
-            </w:tcBorders>
-            <w:shd w:val="clear" w:color="auto" w:fill="FFFFFF"/>
-            <w:tcMar>
-              <w:top w:w="0" w:type="dxa"/>
-              <w:bottom w:w="0" w:type="dxa"/>
-              <w:left w:w="0" w:type="dxa"/>
-              <w:right w:w="0" w:type="dxa"/>
-            </w:tcMar>
-            <w:vAlign w:val="top"/>
-          </w:tcPr>
-          <w:p>
-            <w:pPr>
-              <w:pStyle w:val="Normal"/>
-              <w:jc w:val="center"/>
-              <w:pBdr>
-                <w:bottom w:val="none" w:sz="0" w:space="0" w:color="000000"/>
-                <w:top w:val="none" w:sz="0" w:space="0" w:color="000000"/>
-                <w:left w:val="none" w:sz="0" w:space="0" w:color="000000"/>
-                <w:right w:val="none" w:sz="0" w:space="0" w:color="000000"/>
-              </w:pBdr>
-              <w:spacing w:after="100" w:before="100" w:line="240"/>
-              <w:ind w:left="100" w:right="100" w:firstLine="0" w:firstLineChars="0"/>
-              <w:rPr>
-                <w:rFonts w:ascii="Helvetica" w:hAnsi="Helvetica" w:eastAsia="Helvetica" w:cs="Helvetica"/>
-                <w:i w:val="false"/>
-                <w:b w:val="false"/>
-                <w:u w:val="none"/>
-                <w:sz w:val="22"/>
-                <w:szCs w:val="22"/>
-                <w:color w:val="000000"/>
-              </w:rPr>
-            </w:pPr>
-            <w:r>
-              <w:rPr>
-                <w:rFonts w:ascii="Helvetica" w:hAnsi="Helvetica" w:eastAsia="Helvetica" w:cs="Helvetica"/>
-                <w:i w:val="false"/>
-                <w:b w:val="false"/>
-                <w:u w:val="none"/>
-                <w:sz w:val="22"/>
-                <w:szCs w:val="22"/>
-                <w:color w:val="000000"/>
-              </w:rPr>
-              <w:t xml:space="preserve">0.380</w:t>
+              <w:t xml:space="preserve">1.07</w:t>
+            </w:r>
+          </w:p>
+        </w:tc>
+        <w:tc>
+          <w:tcPr>
+            <w:tcBorders>
+              <w:bottom w:val="none" w:sz="0" w:space="0" w:color="000000"/>
+              <w:top w:val="none" w:sz="0" w:space="0" w:color="000000"/>
+              <w:left w:val="none" w:sz="0" w:space="0" w:color="000000"/>
+              <w:right w:val="none" w:sz="0" w:space="0" w:color="000000"/>
+            </w:tcBorders>
+            <w:shd w:val="clear" w:color="auto" w:fill="FFFFFF"/>
+            <w:tcMar>
+              <w:top w:w="0" w:type="dxa"/>
+              <w:bottom w:w="0" w:type="dxa"/>
+              <w:left w:w="0" w:type="dxa"/>
+              <w:right w:w="0" w:type="dxa"/>
+            </w:tcMar>
+            <w:vAlign w:val="top"/>
+          </w:tcPr>
+          <w:p>
+            <w:pPr>
+              <w:pStyle w:val="Normal"/>
+              <w:jc w:val="center"/>
+              <w:pBdr>
+                <w:bottom w:val="none" w:sz="0" w:space="0" w:color="000000"/>
+                <w:top w:val="none" w:sz="0" w:space="0" w:color="000000"/>
+                <w:left w:val="none" w:sz="0" w:space="0" w:color="000000"/>
+                <w:right w:val="none" w:sz="0" w:space="0" w:color="000000"/>
+              </w:pBdr>
+              <w:spacing w:after="100" w:before="100" w:line="240"/>
+              <w:ind w:left="100" w:right="100" w:firstLine="0" w:firstLineChars="0"/>
+              <w:rPr>
+                <w:rFonts w:ascii="Helvetica" w:hAnsi="Helvetica" w:eastAsia="Helvetica" w:cs="Helvetica"/>
+                <w:i w:val="false"/>
+                <w:b w:val="false"/>
+                <w:u w:val="none"/>
+                <w:sz w:val="22"/>
+                <w:szCs w:val="22"/>
+                <w:color w:val="000000"/>
+              </w:rPr>
+            </w:pPr>
+            <w:r>
+              <w:rPr>
+                <w:rFonts w:ascii="Helvetica" w:hAnsi="Helvetica" w:eastAsia="Helvetica" w:cs="Helvetica"/>
+                <w:i w:val="false"/>
+                <w:b w:val="false"/>
+                <w:u w:val="none"/>
+                <w:sz w:val="22"/>
+                <w:szCs w:val="22"/>
+                <w:color w:val="000000"/>
+              </w:rPr>
+              <w:t xml:space="preserve">0.91, 1.24</w:t>
+            </w:r>
+          </w:p>
+        </w:tc>
+        <w:tc>
+          <w:tcPr>
+            <w:tcBorders>
+              <w:bottom w:val="none" w:sz="0" w:space="0" w:color="000000"/>
+              <w:top w:val="none" w:sz="0" w:space="0" w:color="000000"/>
+              <w:left w:val="none" w:sz="0" w:space="0" w:color="000000"/>
+              <w:right w:val="none" w:sz="0" w:space="0" w:color="000000"/>
+            </w:tcBorders>
+            <w:shd w:val="clear" w:color="auto" w:fill="FFFFFF"/>
+            <w:tcMar>
+              <w:top w:w="0" w:type="dxa"/>
+              <w:bottom w:w="0" w:type="dxa"/>
+              <w:left w:w="0" w:type="dxa"/>
+              <w:right w:w="0" w:type="dxa"/>
+            </w:tcMar>
+            <w:vAlign w:val="top"/>
+          </w:tcPr>
+          <w:p>
+            <w:pPr>
+              <w:pStyle w:val="Normal"/>
+              <w:jc w:val="center"/>
+              <w:pBdr>
+                <w:bottom w:val="none" w:sz="0" w:space="0" w:color="000000"/>
+                <w:top w:val="none" w:sz="0" w:space="0" w:color="000000"/>
+                <w:left w:val="none" w:sz="0" w:space="0" w:color="000000"/>
+                <w:right w:val="none" w:sz="0" w:space="0" w:color="000000"/>
+              </w:pBdr>
+              <w:spacing w:after="100" w:before="100" w:line="240"/>
+              <w:ind w:left="100" w:right="100" w:firstLine="0" w:firstLineChars="0"/>
+              <w:rPr>
+                <w:rFonts w:ascii="Helvetica" w:hAnsi="Helvetica" w:eastAsia="Helvetica" w:cs="Helvetica"/>
+                <w:i w:val="false"/>
+                <w:b w:val="false"/>
+                <w:u w:val="none"/>
+                <w:sz w:val="22"/>
+                <w:szCs w:val="22"/>
+                <w:color w:val="000000"/>
+              </w:rPr>
+            </w:pPr>
+            <w:r>
+              <w:rPr>
+                <w:rFonts w:ascii="Helvetica" w:hAnsi="Helvetica" w:eastAsia="Helvetica" w:cs="Helvetica"/>
+                <w:i w:val="false"/>
+                <w:b w:val="false"/>
+                <w:u w:val="none"/>
+                <w:sz w:val="22"/>
+                <w:szCs w:val="22"/>
+                <w:color w:val="000000"/>
+              </w:rPr>
+              <w:t xml:space="preserve">0.420</w:t>
             </w:r>
           </w:p>
         </w:tc>
@@ -3518,113 +3518,113 @@
                 <w:szCs w:val="22"/>
                 <w:color w:val="000000"/>
               </w:rPr>
-              <w:t xml:space="preserve">1.06</w:t>
-            </w:r>
-          </w:p>
-        </w:tc>
-        <w:tc>
-          <w:tcPr>
-            <w:tcBorders>
-              <w:bottom w:val="none" w:sz="0" w:space="0" w:color="000000"/>
-              <w:top w:val="none" w:sz="0" w:space="0" w:color="000000"/>
-              <w:left w:val="none" w:sz="0" w:space="0" w:color="000000"/>
-              <w:right w:val="none" w:sz="0" w:space="0" w:color="000000"/>
-            </w:tcBorders>
-            <w:shd w:val="clear" w:color="auto" w:fill="FFFFFF"/>
-            <w:tcMar>
-              <w:top w:w="0" w:type="dxa"/>
-              <w:bottom w:w="0" w:type="dxa"/>
-              <w:left w:w="0" w:type="dxa"/>
-              <w:right w:w="0" w:type="dxa"/>
-            </w:tcMar>
-            <w:vAlign w:val="top"/>
-          </w:tcPr>
-          <w:p>
-            <w:pPr>
-              <w:pStyle w:val="Normal"/>
-              <w:jc w:val="center"/>
-              <w:pBdr>
-                <w:bottom w:val="none" w:sz="0" w:space="0" w:color="000000"/>
-                <w:top w:val="none" w:sz="0" w:space="0" w:color="000000"/>
-                <w:left w:val="none" w:sz="0" w:space="0" w:color="000000"/>
-                <w:right w:val="none" w:sz="0" w:space="0" w:color="000000"/>
-              </w:pBdr>
-              <w:spacing w:after="100" w:before="100" w:line="240"/>
-              <w:ind w:left="100" w:right="100" w:firstLine="0" w:firstLineChars="0"/>
-              <w:rPr>
-                <w:rFonts w:ascii="Helvetica" w:hAnsi="Helvetica" w:eastAsia="Helvetica" w:cs="Helvetica"/>
-                <w:i w:val="false"/>
-                <w:b w:val="false"/>
-                <w:u w:val="none"/>
-                <w:sz w:val="22"/>
-                <w:szCs w:val="22"/>
-                <w:color w:val="000000"/>
-              </w:rPr>
-            </w:pPr>
-            <w:r>
-              <w:rPr>
-                <w:rFonts w:ascii="Helvetica" w:hAnsi="Helvetica" w:eastAsia="Helvetica" w:cs="Helvetica"/>
-                <w:i w:val="false"/>
-                <w:b w:val="false"/>
-                <w:u w:val="none"/>
-                <w:sz w:val="22"/>
-                <w:szCs w:val="22"/>
-                <w:color w:val="000000"/>
-              </w:rPr>
-              <w:t xml:space="preserve">0.76, 1.47</w:t>
-            </w:r>
-          </w:p>
-        </w:tc>
-        <w:tc>
-          <w:tcPr>
-            <w:tcBorders>
-              <w:bottom w:val="none" w:sz="0" w:space="0" w:color="000000"/>
-              <w:top w:val="none" w:sz="0" w:space="0" w:color="000000"/>
-              <w:left w:val="none" w:sz="0" w:space="0" w:color="000000"/>
-              <w:right w:val="none" w:sz="0" w:space="0" w:color="000000"/>
-            </w:tcBorders>
-            <w:shd w:val="clear" w:color="auto" w:fill="FFFFFF"/>
-            <w:tcMar>
-              <w:top w:w="0" w:type="dxa"/>
-              <w:bottom w:w="0" w:type="dxa"/>
-              <w:left w:w="0" w:type="dxa"/>
-              <w:right w:w="0" w:type="dxa"/>
-            </w:tcMar>
-            <w:vAlign w:val="top"/>
-          </w:tcPr>
-          <w:p>
-            <w:pPr>
-              <w:pStyle w:val="Normal"/>
-              <w:jc w:val="center"/>
-              <w:pBdr>
-                <w:bottom w:val="none" w:sz="0" w:space="0" w:color="000000"/>
-                <w:top w:val="none" w:sz="0" w:space="0" w:color="000000"/>
-                <w:left w:val="none" w:sz="0" w:space="0" w:color="000000"/>
-                <w:right w:val="none" w:sz="0" w:space="0" w:color="000000"/>
-              </w:pBdr>
-              <w:spacing w:after="100" w:before="100" w:line="240"/>
-              <w:ind w:left="100" w:right="100" w:firstLine="0" w:firstLineChars="0"/>
-              <w:rPr>
-                <w:rFonts w:ascii="Helvetica" w:hAnsi="Helvetica" w:eastAsia="Helvetica" w:cs="Helvetica"/>
-                <w:i w:val="false"/>
-                <w:b w:val="false"/>
-                <w:u w:val="none"/>
-                <w:sz w:val="22"/>
-                <w:szCs w:val="22"/>
-                <w:color w:val="000000"/>
-              </w:rPr>
-            </w:pPr>
-            <w:r>
-              <w:rPr>
-                <w:rFonts w:ascii="Helvetica" w:hAnsi="Helvetica" w:eastAsia="Helvetica" w:cs="Helvetica"/>
-                <w:i w:val="false"/>
-                <w:b w:val="false"/>
-                <w:u w:val="none"/>
-                <w:sz w:val="22"/>
-                <w:szCs w:val="22"/>
-                <w:color w:val="000000"/>
-              </w:rPr>
-              <w:t xml:space="preserve">0.730</w:t>
+              <w:t xml:space="preserve">1.02</w:t>
+            </w:r>
+          </w:p>
+        </w:tc>
+        <w:tc>
+          <w:tcPr>
+            <w:tcBorders>
+              <w:bottom w:val="none" w:sz="0" w:space="0" w:color="000000"/>
+              <w:top w:val="none" w:sz="0" w:space="0" w:color="000000"/>
+              <w:left w:val="none" w:sz="0" w:space="0" w:color="000000"/>
+              <w:right w:val="none" w:sz="0" w:space="0" w:color="000000"/>
+            </w:tcBorders>
+            <w:shd w:val="clear" w:color="auto" w:fill="FFFFFF"/>
+            <w:tcMar>
+              <w:top w:w="0" w:type="dxa"/>
+              <w:bottom w:w="0" w:type="dxa"/>
+              <w:left w:w="0" w:type="dxa"/>
+              <w:right w:w="0" w:type="dxa"/>
+            </w:tcMar>
+            <w:vAlign w:val="top"/>
+          </w:tcPr>
+          <w:p>
+            <w:pPr>
+              <w:pStyle w:val="Normal"/>
+              <w:jc w:val="center"/>
+              <w:pBdr>
+                <w:bottom w:val="none" w:sz="0" w:space="0" w:color="000000"/>
+                <w:top w:val="none" w:sz="0" w:space="0" w:color="000000"/>
+                <w:left w:val="none" w:sz="0" w:space="0" w:color="000000"/>
+                <w:right w:val="none" w:sz="0" w:space="0" w:color="000000"/>
+              </w:pBdr>
+              <w:spacing w:after="100" w:before="100" w:line="240"/>
+              <w:ind w:left="100" w:right="100" w:firstLine="0" w:firstLineChars="0"/>
+              <w:rPr>
+                <w:rFonts w:ascii="Helvetica" w:hAnsi="Helvetica" w:eastAsia="Helvetica" w:cs="Helvetica"/>
+                <w:i w:val="false"/>
+                <w:b w:val="false"/>
+                <w:u w:val="none"/>
+                <w:sz w:val="22"/>
+                <w:szCs w:val="22"/>
+                <w:color w:val="000000"/>
+              </w:rPr>
+            </w:pPr>
+            <w:r>
+              <w:rPr>
+                <w:rFonts w:ascii="Helvetica" w:hAnsi="Helvetica" w:eastAsia="Helvetica" w:cs="Helvetica"/>
+                <w:i w:val="false"/>
+                <w:b w:val="false"/>
+                <w:u w:val="none"/>
+                <w:sz w:val="22"/>
+                <w:szCs w:val="22"/>
+                <w:color w:val="000000"/>
+              </w:rPr>
+              <w:t xml:space="preserve">0.76, 1.37</w:t>
+            </w:r>
+          </w:p>
+        </w:tc>
+        <w:tc>
+          <w:tcPr>
+            <w:tcBorders>
+              <w:bottom w:val="none" w:sz="0" w:space="0" w:color="000000"/>
+              <w:top w:val="none" w:sz="0" w:space="0" w:color="000000"/>
+              <w:left w:val="none" w:sz="0" w:space="0" w:color="000000"/>
+              <w:right w:val="none" w:sz="0" w:space="0" w:color="000000"/>
+            </w:tcBorders>
+            <w:shd w:val="clear" w:color="auto" w:fill="FFFFFF"/>
+            <w:tcMar>
+              <w:top w:w="0" w:type="dxa"/>
+              <w:bottom w:w="0" w:type="dxa"/>
+              <w:left w:w="0" w:type="dxa"/>
+              <w:right w:w="0" w:type="dxa"/>
+            </w:tcMar>
+            <w:vAlign w:val="top"/>
+          </w:tcPr>
+          <w:p>
+            <w:pPr>
+              <w:pStyle w:val="Normal"/>
+              <w:jc w:val="center"/>
+              <w:pBdr>
+                <w:bottom w:val="none" w:sz="0" w:space="0" w:color="000000"/>
+                <w:top w:val="none" w:sz="0" w:space="0" w:color="000000"/>
+                <w:left w:val="none" w:sz="0" w:space="0" w:color="000000"/>
+                <w:right w:val="none" w:sz="0" w:space="0" w:color="000000"/>
+              </w:pBdr>
+              <w:spacing w:after="100" w:before="100" w:line="240"/>
+              <w:ind w:left="100" w:right="100" w:firstLine="0" w:firstLineChars="0"/>
+              <w:rPr>
+                <w:rFonts w:ascii="Helvetica" w:hAnsi="Helvetica" w:eastAsia="Helvetica" w:cs="Helvetica"/>
+                <w:i w:val="false"/>
+                <w:b w:val="false"/>
+                <w:u w:val="none"/>
+                <w:sz w:val="22"/>
+                <w:szCs w:val="22"/>
+                <w:color w:val="000000"/>
+              </w:rPr>
+            </w:pPr>
+            <w:r>
+              <w:rPr>
+                <w:rFonts w:ascii="Helvetica" w:hAnsi="Helvetica" w:eastAsia="Helvetica" w:cs="Helvetica"/>
+                <w:i w:val="false"/>
+                <w:b w:val="false"/>
+                <w:u w:val="none"/>
+                <w:sz w:val="22"/>
+                <w:szCs w:val="22"/>
+                <w:color w:val="000000"/>
+              </w:rPr>
+              <w:t xml:space="preserve">0.900</w:t>
             </w:r>
           </w:p>
         </w:tc>
@@ -4755,113 +4755,113 @@
                 <w:szCs w:val="22"/>
                 <w:color w:val="000000"/>
               </w:rPr>
-              <w:t xml:space="preserve">1.40</w:t>
-            </w:r>
-          </w:p>
-        </w:tc>
-        <w:tc>
-          <w:tcPr>
-            <w:tcBorders>
-              <w:bottom w:val="none" w:sz="0" w:space="0" w:color="000000"/>
-              <w:top w:val="none" w:sz="0" w:space="0" w:color="000000"/>
-              <w:left w:val="none" w:sz="0" w:space="0" w:color="000000"/>
-              <w:right w:val="none" w:sz="0" w:space="0" w:color="000000"/>
-            </w:tcBorders>
-            <w:shd w:val="clear" w:color="auto" w:fill="FFFFFF"/>
-            <w:tcMar>
-              <w:top w:w="0" w:type="dxa"/>
-              <w:bottom w:w="0" w:type="dxa"/>
-              <w:left w:w="0" w:type="dxa"/>
-              <w:right w:w="0" w:type="dxa"/>
-            </w:tcMar>
-            <w:vAlign w:val="top"/>
-          </w:tcPr>
-          <w:p>
-            <w:pPr>
-              <w:pStyle w:val="Normal"/>
-              <w:jc w:val="center"/>
-              <w:pBdr>
-                <w:bottom w:val="none" w:sz="0" w:space="0" w:color="000000"/>
-                <w:top w:val="none" w:sz="0" w:space="0" w:color="000000"/>
-                <w:left w:val="none" w:sz="0" w:space="0" w:color="000000"/>
-                <w:right w:val="none" w:sz="0" w:space="0" w:color="000000"/>
-              </w:pBdr>
-              <w:spacing w:after="100" w:before="100" w:line="240"/>
-              <w:ind w:left="100" w:right="100" w:firstLine="0" w:firstLineChars="0"/>
-              <w:rPr>
-                <w:rFonts w:ascii="Helvetica" w:hAnsi="Helvetica" w:eastAsia="Helvetica" w:cs="Helvetica"/>
-                <w:i w:val="false"/>
-                <w:b w:val="false"/>
-                <w:u w:val="none"/>
-                <w:sz w:val="22"/>
-                <w:szCs w:val="22"/>
-                <w:color w:val="000000"/>
-              </w:rPr>
-            </w:pPr>
-            <w:r>
-              <w:rPr>
-                <w:rFonts w:ascii="Helvetica" w:hAnsi="Helvetica" w:eastAsia="Helvetica" w:cs="Helvetica"/>
-                <w:i w:val="false"/>
-                <w:b w:val="false"/>
-                <w:u w:val="none"/>
-                <w:sz w:val="22"/>
-                <w:szCs w:val="22"/>
-                <w:color w:val="000000"/>
-              </w:rPr>
-              <w:t xml:space="preserve">0.45, 4.41</w:t>
-            </w:r>
-          </w:p>
-        </w:tc>
-        <w:tc>
-          <w:tcPr>
-            <w:tcBorders>
-              <w:bottom w:val="none" w:sz="0" w:space="0" w:color="000000"/>
-              <w:top w:val="none" w:sz="0" w:space="0" w:color="000000"/>
-              <w:left w:val="none" w:sz="0" w:space="0" w:color="000000"/>
-              <w:right w:val="none" w:sz="0" w:space="0" w:color="000000"/>
-            </w:tcBorders>
-            <w:shd w:val="clear" w:color="auto" w:fill="FFFFFF"/>
-            <w:tcMar>
-              <w:top w:w="0" w:type="dxa"/>
-              <w:bottom w:w="0" w:type="dxa"/>
-              <w:left w:w="0" w:type="dxa"/>
-              <w:right w:w="0" w:type="dxa"/>
-            </w:tcMar>
-            <w:vAlign w:val="top"/>
-          </w:tcPr>
-          <w:p>
-            <w:pPr>
-              <w:pStyle w:val="Normal"/>
-              <w:jc w:val="center"/>
-              <w:pBdr>
-                <w:bottom w:val="none" w:sz="0" w:space="0" w:color="000000"/>
-                <w:top w:val="none" w:sz="0" w:space="0" w:color="000000"/>
-                <w:left w:val="none" w:sz="0" w:space="0" w:color="000000"/>
-                <w:right w:val="none" w:sz="0" w:space="0" w:color="000000"/>
-              </w:pBdr>
-              <w:spacing w:after="100" w:before="100" w:line="240"/>
-              <w:ind w:left="100" w:right="100" w:firstLine="0" w:firstLineChars="0"/>
-              <w:rPr>
-                <w:rFonts w:ascii="Helvetica" w:hAnsi="Helvetica" w:eastAsia="Helvetica" w:cs="Helvetica"/>
-                <w:i w:val="false"/>
-                <w:b w:val="false"/>
-                <w:u w:val="none"/>
-                <w:sz w:val="22"/>
-                <w:szCs w:val="22"/>
-                <w:color w:val="000000"/>
-              </w:rPr>
-            </w:pPr>
-            <w:r>
-              <w:rPr>
-                <w:rFonts w:ascii="Helvetica" w:hAnsi="Helvetica" w:eastAsia="Helvetica" w:cs="Helvetica"/>
-                <w:i w:val="false"/>
-                <w:b w:val="false"/>
-                <w:u w:val="none"/>
-                <w:sz w:val="22"/>
-                <w:szCs w:val="22"/>
-                <w:color w:val="000000"/>
-              </w:rPr>
-              <w:t xml:space="preserve">0.560</w:t>
+              <w:t xml:space="preserve">1.37</w:t>
+            </w:r>
+          </w:p>
+        </w:tc>
+        <w:tc>
+          <w:tcPr>
+            <w:tcBorders>
+              <w:bottom w:val="none" w:sz="0" w:space="0" w:color="000000"/>
+              <w:top w:val="none" w:sz="0" w:space="0" w:color="000000"/>
+              <w:left w:val="none" w:sz="0" w:space="0" w:color="000000"/>
+              <w:right w:val="none" w:sz="0" w:space="0" w:color="000000"/>
+            </w:tcBorders>
+            <w:shd w:val="clear" w:color="auto" w:fill="FFFFFF"/>
+            <w:tcMar>
+              <w:top w:w="0" w:type="dxa"/>
+              <w:bottom w:w="0" w:type="dxa"/>
+              <w:left w:w="0" w:type="dxa"/>
+              <w:right w:w="0" w:type="dxa"/>
+            </w:tcMar>
+            <w:vAlign w:val="top"/>
+          </w:tcPr>
+          <w:p>
+            <w:pPr>
+              <w:pStyle w:val="Normal"/>
+              <w:jc w:val="center"/>
+              <w:pBdr>
+                <w:bottom w:val="none" w:sz="0" w:space="0" w:color="000000"/>
+                <w:top w:val="none" w:sz="0" w:space="0" w:color="000000"/>
+                <w:left w:val="none" w:sz="0" w:space="0" w:color="000000"/>
+                <w:right w:val="none" w:sz="0" w:space="0" w:color="000000"/>
+              </w:pBdr>
+              <w:spacing w:after="100" w:before="100" w:line="240"/>
+              <w:ind w:left="100" w:right="100" w:firstLine="0" w:firstLineChars="0"/>
+              <w:rPr>
+                <w:rFonts w:ascii="Helvetica" w:hAnsi="Helvetica" w:eastAsia="Helvetica" w:cs="Helvetica"/>
+                <w:i w:val="false"/>
+                <w:b w:val="false"/>
+                <w:u w:val="none"/>
+                <w:sz w:val="22"/>
+                <w:szCs w:val="22"/>
+                <w:color w:val="000000"/>
+              </w:rPr>
+            </w:pPr>
+            <w:r>
+              <w:rPr>
+                <w:rFonts w:ascii="Helvetica" w:hAnsi="Helvetica" w:eastAsia="Helvetica" w:cs="Helvetica"/>
+                <w:i w:val="false"/>
+                <w:b w:val="false"/>
+                <w:u w:val="none"/>
+                <w:sz w:val="22"/>
+                <w:szCs w:val="22"/>
+                <w:color w:val="000000"/>
+              </w:rPr>
+              <w:t xml:space="preserve">0.44, 4.32</w:t>
+            </w:r>
+          </w:p>
+        </w:tc>
+        <w:tc>
+          <w:tcPr>
+            <w:tcBorders>
+              <w:bottom w:val="none" w:sz="0" w:space="0" w:color="000000"/>
+              <w:top w:val="none" w:sz="0" w:space="0" w:color="000000"/>
+              <w:left w:val="none" w:sz="0" w:space="0" w:color="000000"/>
+              <w:right w:val="none" w:sz="0" w:space="0" w:color="000000"/>
+            </w:tcBorders>
+            <w:shd w:val="clear" w:color="auto" w:fill="FFFFFF"/>
+            <w:tcMar>
+              <w:top w:w="0" w:type="dxa"/>
+              <w:bottom w:w="0" w:type="dxa"/>
+              <w:left w:w="0" w:type="dxa"/>
+              <w:right w:w="0" w:type="dxa"/>
+            </w:tcMar>
+            <w:vAlign w:val="top"/>
+          </w:tcPr>
+          <w:p>
+            <w:pPr>
+              <w:pStyle w:val="Normal"/>
+              <w:jc w:val="center"/>
+              <w:pBdr>
+                <w:bottom w:val="none" w:sz="0" w:space="0" w:color="000000"/>
+                <w:top w:val="none" w:sz="0" w:space="0" w:color="000000"/>
+                <w:left w:val="none" w:sz="0" w:space="0" w:color="000000"/>
+                <w:right w:val="none" w:sz="0" w:space="0" w:color="000000"/>
+              </w:pBdr>
+              <w:spacing w:after="100" w:before="100" w:line="240"/>
+              <w:ind w:left="100" w:right="100" w:firstLine="0" w:firstLineChars="0"/>
+              <w:rPr>
+                <w:rFonts w:ascii="Helvetica" w:hAnsi="Helvetica" w:eastAsia="Helvetica" w:cs="Helvetica"/>
+                <w:i w:val="false"/>
+                <w:b w:val="false"/>
+                <w:u w:val="none"/>
+                <w:sz w:val="22"/>
+                <w:szCs w:val="22"/>
+                <w:color w:val="000000"/>
+              </w:rPr>
+            </w:pPr>
+            <w:r>
+              <w:rPr>
+                <w:rFonts w:ascii="Helvetica" w:hAnsi="Helvetica" w:eastAsia="Helvetica" w:cs="Helvetica"/>
+                <w:i w:val="false"/>
+                <w:b w:val="false"/>
+                <w:u w:val="none"/>
+                <w:sz w:val="22"/>
+                <w:szCs w:val="22"/>
+                <w:color w:val="000000"/>
+              </w:rPr>
+              <w:t xml:space="preserve">0.590</w:t>
             </w:r>
           </w:p>
         </w:tc>
@@ -4967,113 +4967,113 @@
                 <w:szCs w:val="22"/>
                 <w:color w:val="000000"/>
               </w:rPr>
-              <w:t xml:space="preserve">1.10</w:t>
-            </w:r>
-          </w:p>
-        </w:tc>
-        <w:tc>
-          <w:tcPr>
-            <w:tcBorders>
-              <w:bottom w:val="none" w:sz="0" w:space="0" w:color="000000"/>
-              <w:top w:val="none" w:sz="0" w:space="0" w:color="000000"/>
-              <w:left w:val="none" w:sz="0" w:space="0" w:color="000000"/>
-              <w:right w:val="none" w:sz="0" w:space="0" w:color="000000"/>
-            </w:tcBorders>
-            <w:shd w:val="clear" w:color="auto" w:fill="FFFFFF"/>
-            <w:tcMar>
-              <w:top w:w="0" w:type="dxa"/>
-              <w:bottom w:w="0" w:type="dxa"/>
-              <w:left w:w="0" w:type="dxa"/>
-              <w:right w:w="0" w:type="dxa"/>
-            </w:tcMar>
-            <w:vAlign w:val="top"/>
-          </w:tcPr>
-          <w:p>
-            <w:pPr>
-              <w:pStyle w:val="Normal"/>
-              <w:jc w:val="center"/>
-              <w:pBdr>
-                <w:bottom w:val="none" w:sz="0" w:space="0" w:color="000000"/>
-                <w:top w:val="none" w:sz="0" w:space="0" w:color="000000"/>
-                <w:left w:val="none" w:sz="0" w:space="0" w:color="000000"/>
-                <w:right w:val="none" w:sz="0" w:space="0" w:color="000000"/>
-              </w:pBdr>
-              <w:spacing w:after="100" w:before="100" w:line="240"/>
-              <w:ind w:left="100" w:right="100" w:firstLine="0" w:firstLineChars="0"/>
-              <w:rPr>
-                <w:rFonts w:ascii="Helvetica" w:hAnsi="Helvetica" w:eastAsia="Helvetica" w:cs="Helvetica"/>
-                <w:i w:val="false"/>
-                <w:b w:val="false"/>
-                <w:u w:val="none"/>
-                <w:sz w:val="22"/>
-                <w:szCs w:val="22"/>
-                <w:color w:val="000000"/>
-              </w:rPr>
-            </w:pPr>
-            <w:r>
-              <w:rPr>
-                <w:rFonts w:ascii="Helvetica" w:hAnsi="Helvetica" w:eastAsia="Helvetica" w:cs="Helvetica"/>
-                <w:i w:val="false"/>
-                <w:b w:val="false"/>
-                <w:u w:val="none"/>
-                <w:sz w:val="22"/>
-                <w:szCs w:val="22"/>
-                <w:color w:val="000000"/>
-              </w:rPr>
-              <w:t xml:space="preserve">0.20, 5.88</w:t>
-            </w:r>
-          </w:p>
-        </w:tc>
-        <w:tc>
-          <w:tcPr>
-            <w:tcBorders>
-              <w:bottom w:val="none" w:sz="0" w:space="0" w:color="000000"/>
-              <w:top w:val="none" w:sz="0" w:space="0" w:color="000000"/>
-              <w:left w:val="none" w:sz="0" w:space="0" w:color="000000"/>
-              <w:right w:val="none" w:sz="0" w:space="0" w:color="000000"/>
-            </w:tcBorders>
-            <w:shd w:val="clear" w:color="auto" w:fill="FFFFFF"/>
-            <w:tcMar>
-              <w:top w:w="0" w:type="dxa"/>
-              <w:bottom w:w="0" w:type="dxa"/>
-              <w:left w:w="0" w:type="dxa"/>
-              <w:right w:w="0" w:type="dxa"/>
-            </w:tcMar>
-            <w:vAlign w:val="top"/>
-          </w:tcPr>
-          <w:p>
-            <w:pPr>
-              <w:pStyle w:val="Normal"/>
-              <w:jc w:val="center"/>
-              <w:pBdr>
-                <w:bottom w:val="none" w:sz="0" w:space="0" w:color="000000"/>
-                <w:top w:val="none" w:sz="0" w:space="0" w:color="000000"/>
-                <w:left w:val="none" w:sz="0" w:space="0" w:color="000000"/>
-                <w:right w:val="none" w:sz="0" w:space="0" w:color="000000"/>
-              </w:pBdr>
-              <w:spacing w:after="100" w:before="100" w:line="240"/>
-              <w:ind w:left="100" w:right="100" w:firstLine="0" w:firstLineChars="0"/>
-              <w:rPr>
-                <w:rFonts w:ascii="Helvetica" w:hAnsi="Helvetica" w:eastAsia="Helvetica" w:cs="Helvetica"/>
-                <w:i w:val="false"/>
-                <w:b w:val="false"/>
-                <w:u w:val="none"/>
-                <w:sz w:val="22"/>
-                <w:szCs w:val="22"/>
-                <w:color w:val="000000"/>
-              </w:rPr>
-            </w:pPr>
-            <w:r>
-              <w:rPr>
-                <w:rFonts w:ascii="Helvetica" w:hAnsi="Helvetica" w:eastAsia="Helvetica" w:cs="Helvetica"/>
-                <w:i w:val="false"/>
-                <w:b w:val="false"/>
-                <w:u w:val="none"/>
-                <w:sz w:val="22"/>
-                <w:szCs w:val="22"/>
-                <w:color w:val="000000"/>
-              </w:rPr>
-              <w:t xml:space="preserve">0.920</w:t>
+              <w:t xml:space="preserve">1.01</w:t>
+            </w:r>
+          </w:p>
+        </w:tc>
+        <w:tc>
+          <w:tcPr>
+            <w:tcBorders>
+              <w:bottom w:val="none" w:sz="0" w:space="0" w:color="000000"/>
+              <w:top w:val="none" w:sz="0" w:space="0" w:color="000000"/>
+              <w:left w:val="none" w:sz="0" w:space="0" w:color="000000"/>
+              <w:right w:val="none" w:sz="0" w:space="0" w:color="000000"/>
+            </w:tcBorders>
+            <w:shd w:val="clear" w:color="auto" w:fill="FFFFFF"/>
+            <w:tcMar>
+              <w:top w:w="0" w:type="dxa"/>
+              <w:bottom w:w="0" w:type="dxa"/>
+              <w:left w:w="0" w:type="dxa"/>
+              <w:right w:w="0" w:type="dxa"/>
+            </w:tcMar>
+            <w:vAlign w:val="top"/>
+          </w:tcPr>
+          <w:p>
+            <w:pPr>
+              <w:pStyle w:val="Normal"/>
+              <w:jc w:val="center"/>
+              <w:pBdr>
+                <w:bottom w:val="none" w:sz="0" w:space="0" w:color="000000"/>
+                <w:top w:val="none" w:sz="0" w:space="0" w:color="000000"/>
+                <w:left w:val="none" w:sz="0" w:space="0" w:color="000000"/>
+                <w:right w:val="none" w:sz="0" w:space="0" w:color="000000"/>
+              </w:pBdr>
+              <w:spacing w:after="100" w:before="100" w:line="240"/>
+              <w:ind w:left="100" w:right="100" w:firstLine="0" w:firstLineChars="0"/>
+              <w:rPr>
+                <w:rFonts w:ascii="Helvetica" w:hAnsi="Helvetica" w:eastAsia="Helvetica" w:cs="Helvetica"/>
+                <w:i w:val="false"/>
+                <w:b w:val="false"/>
+                <w:u w:val="none"/>
+                <w:sz w:val="22"/>
+                <w:szCs w:val="22"/>
+                <w:color w:val="000000"/>
+              </w:rPr>
+            </w:pPr>
+            <w:r>
+              <w:rPr>
+                <w:rFonts w:ascii="Helvetica" w:hAnsi="Helvetica" w:eastAsia="Helvetica" w:cs="Helvetica"/>
+                <w:i w:val="false"/>
+                <w:b w:val="false"/>
+                <w:u w:val="none"/>
+                <w:sz w:val="22"/>
+                <w:szCs w:val="22"/>
+                <w:color w:val="000000"/>
+              </w:rPr>
+              <w:t xml:space="preserve">0.18, 5.80</w:t>
+            </w:r>
+          </w:p>
+        </w:tc>
+        <w:tc>
+          <w:tcPr>
+            <w:tcBorders>
+              <w:bottom w:val="none" w:sz="0" w:space="0" w:color="000000"/>
+              <w:top w:val="none" w:sz="0" w:space="0" w:color="000000"/>
+              <w:left w:val="none" w:sz="0" w:space="0" w:color="000000"/>
+              <w:right w:val="none" w:sz="0" w:space="0" w:color="000000"/>
+            </w:tcBorders>
+            <w:shd w:val="clear" w:color="auto" w:fill="FFFFFF"/>
+            <w:tcMar>
+              <w:top w:w="0" w:type="dxa"/>
+              <w:bottom w:w="0" w:type="dxa"/>
+              <w:left w:w="0" w:type="dxa"/>
+              <w:right w:w="0" w:type="dxa"/>
+            </w:tcMar>
+            <w:vAlign w:val="top"/>
+          </w:tcPr>
+          <w:p>
+            <w:pPr>
+              <w:pStyle w:val="Normal"/>
+              <w:jc w:val="center"/>
+              <w:pBdr>
+                <w:bottom w:val="none" w:sz="0" w:space="0" w:color="000000"/>
+                <w:top w:val="none" w:sz="0" w:space="0" w:color="000000"/>
+                <w:left w:val="none" w:sz="0" w:space="0" w:color="000000"/>
+                <w:right w:val="none" w:sz="0" w:space="0" w:color="000000"/>
+              </w:pBdr>
+              <w:spacing w:after="100" w:before="100" w:line="240"/>
+              <w:ind w:left="100" w:right="100" w:firstLine="0" w:firstLineChars="0"/>
+              <w:rPr>
+                <w:rFonts w:ascii="Helvetica" w:hAnsi="Helvetica" w:eastAsia="Helvetica" w:cs="Helvetica"/>
+                <w:i w:val="false"/>
+                <w:b w:val="false"/>
+                <w:u w:val="none"/>
+                <w:sz w:val="22"/>
+                <w:szCs w:val="22"/>
+                <w:color w:val="000000"/>
+              </w:rPr>
+            </w:pPr>
+            <w:r>
+              <w:rPr>
+                <w:rFonts w:ascii="Helvetica" w:hAnsi="Helvetica" w:eastAsia="Helvetica" w:cs="Helvetica"/>
+                <w:i w:val="false"/>
+                <w:b w:val="false"/>
+                <w:u w:val="none"/>
+                <w:sz w:val="22"/>
+                <w:szCs w:val="22"/>
+                <w:color w:val="000000"/>
+              </w:rPr>
+              <w:t xml:space="preserve">0.990</w:t>
             </w:r>
           </w:p>
         </w:tc>
@@ -6204,113 +6204,113 @@
                 <w:szCs w:val="22"/>
                 <w:color w:val="000000"/>
               </w:rPr>
-              <w:t xml:space="preserve">0.90</w:t>
-            </w:r>
-          </w:p>
-        </w:tc>
-        <w:tc>
-          <w:tcPr>
-            <w:tcBorders>
-              <w:bottom w:val="none" w:sz="0" w:space="0" w:color="000000"/>
-              <w:top w:val="none" w:sz="0" w:space="0" w:color="000000"/>
-              <w:left w:val="none" w:sz="0" w:space="0" w:color="000000"/>
-              <w:right w:val="none" w:sz="0" w:space="0" w:color="000000"/>
-            </w:tcBorders>
-            <w:shd w:val="clear" w:color="auto" w:fill="FFFFFF"/>
-            <w:tcMar>
-              <w:top w:w="0" w:type="dxa"/>
-              <w:bottom w:w="0" w:type="dxa"/>
-              <w:left w:w="0" w:type="dxa"/>
-              <w:right w:w="0" w:type="dxa"/>
-            </w:tcMar>
-            <w:vAlign w:val="top"/>
-          </w:tcPr>
-          <w:p>
-            <w:pPr>
-              <w:pStyle w:val="Normal"/>
-              <w:jc w:val="center"/>
-              <w:pBdr>
-                <w:bottom w:val="none" w:sz="0" w:space="0" w:color="000000"/>
-                <w:top w:val="none" w:sz="0" w:space="0" w:color="000000"/>
-                <w:left w:val="none" w:sz="0" w:space="0" w:color="000000"/>
-                <w:right w:val="none" w:sz="0" w:space="0" w:color="000000"/>
-              </w:pBdr>
-              <w:spacing w:after="100" w:before="100" w:line="240"/>
-              <w:ind w:left="100" w:right="100" w:firstLine="0" w:firstLineChars="0"/>
-              <w:rPr>
-                <w:rFonts w:ascii="Helvetica" w:hAnsi="Helvetica" w:eastAsia="Helvetica" w:cs="Helvetica"/>
-                <w:i w:val="false"/>
-                <w:b w:val="false"/>
-                <w:u w:val="none"/>
-                <w:sz w:val="22"/>
-                <w:szCs w:val="22"/>
-                <w:color w:val="000000"/>
-              </w:rPr>
-            </w:pPr>
-            <w:r>
-              <w:rPr>
-                <w:rFonts w:ascii="Helvetica" w:hAnsi="Helvetica" w:eastAsia="Helvetica" w:cs="Helvetica"/>
-                <w:i w:val="false"/>
-                <w:b w:val="false"/>
-                <w:u w:val="none"/>
-                <w:sz w:val="22"/>
-                <w:szCs w:val="22"/>
-                <w:color w:val="000000"/>
-              </w:rPr>
-              <w:t xml:space="preserve">0.18, 4.45</w:t>
-            </w:r>
-          </w:p>
-        </w:tc>
-        <w:tc>
-          <w:tcPr>
-            <w:tcBorders>
-              <w:bottom w:val="none" w:sz="0" w:space="0" w:color="000000"/>
-              <w:top w:val="none" w:sz="0" w:space="0" w:color="000000"/>
-              <w:left w:val="none" w:sz="0" w:space="0" w:color="000000"/>
-              <w:right w:val="none" w:sz="0" w:space="0" w:color="000000"/>
-            </w:tcBorders>
-            <w:shd w:val="clear" w:color="auto" w:fill="FFFFFF"/>
-            <w:tcMar>
-              <w:top w:w="0" w:type="dxa"/>
-              <w:bottom w:w="0" w:type="dxa"/>
-              <w:left w:w="0" w:type="dxa"/>
-              <w:right w:w="0" w:type="dxa"/>
-            </w:tcMar>
-            <w:vAlign w:val="top"/>
-          </w:tcPr>
-          <w:p>
-            <w:pPr>
-              <w:pStyle w:val="Normal"/>
-              <w:jc w:val="center"/>
-              <w:pBdr>
-                <w:bottom w:val="none" w:sz="0" w:space="0" w:color="000000"/>
-                <w:top w:val="none" w:sz="0" w:space="0" w:color="000000"/>
-                <w:left w:val="none" w:sz="0" w:space="0" w:color="000000"/>
-                <w:right w:val="none" w:sz="0" w:space="0" w:color="000000"/>
-              </w:pBdr>
-              <w:spacing w:after="100" w:before="100" w:line="240"/>
-              <w:ind w:left="100" w:right="100" w:firstLine="0" w:firstLineChars="0"/>
-              <w:rPr>
-                <w:rFonts w:ascii="Helvetica" w:hAnsi="Helvetica" w:eastAsia="Helvetica" w:cs="Helvetica"/>
-                <w:i w:val="false"/>
-                <w:b w:val="false"/>
-                <w:u w:val="none"/>
-                <w:sz w:val="22"/>
-                <w:szCs w:val="22"/>
-                <w:color w:val="000000"/>
-              </w:rPr>
-            </w:pPr>
-            <w:r>
-              <w:rPr>
-                <w:rFonts w:ascii="Helvetica" w:hAnsi="Helvetica" w:eastAsia="Helvetica" w:cs="Helvetica"/>
-                <w:i w:val="false"/>
-                <w:b w:val="false"/>
-                <w:u w:val="none"/>
-                <w:sz w:val="22"/>
-                <w:szCs w:val="22"/>
-                <w:color w:val="000000"/>
-              </w:rPr>
-              <w:t xml:space="preserve">0.900</w:t>
+              <w:t xml:space="preserve">0.96</w:t>
+            </w:r>
+          </w:p>
+        </w:tc>
+        <w:tc>
+          <w:tcPr>
+            <w:tcBorders>
+              <w:bottom w:val="none" w:sz="0" w:space="0" w:color="000000"/>
+              <w:top w:val="none" w:sz="0" w:space="0" w:color="000000"/>
+              <w:left w:val="none" w:sz="0" w:space="0" w:color="000000"/>
+              <w:right w:val="none" w:sz="0" w:space="0" w:color="000000"/>
+            </w:tcBorders>
+            <w:shd w:val="clear" w:color="auto" w:fill="FFFFFF"/>
+            <w:tcMar>
+              <w:top w:w="0" w:type="dxa"/>
+              <w:bottom w:w="0" w:type="dxa"/>
+              <w:left w:w="0" w:type="dxa"/>
+              <w:right w:w="0" w:type="dxa"/>
+            </w:tcMar>
+            <w:vAlign w:val="top"/>
+          </w:tcPr>
+          <w:p>
+            <w:pPr>
+              <w:pStyle w:val="Normal"/>
+              <w:jc w:val="center"/>
+              <w:pBdr>
+                <w:bottom w:val="none" w:sz="0" w:space="0" w:color="000000"/>
+                <w:top w:val="none" w:sz="0" w:space="0" w:color="000000"/>
+                <w:left w:val="none" w:sz="0" w:space="0" w:color="000000"/>
+                <w:right w:val="none" w:sz="0" w:space="0" w:color="000000"/>
+              </w:pBdr>
+              <w:spacing w:after="100" w:before="100" w:line="240"/>
+              <w:ind w:left="100" w:right="100" w:firstLine="0" w:firstLineChars="0"/>
+              <w:rPr>
+                <w:rFonts w:ascii="Helvetica" w:hAnsi="Helvetica" w:eastAsia="Helvetica" w:cs="Helvetica"/>
+                <w:i w:val="false"/>
+                <w:b w:val="false"/>
+                <w:u w:val="none"/>
+                <w:sz w:val="22"/>
+                <w:szCs w:val="22"/>
+                <w:color w:val="000000"/>
+              </w:rPr>
+            </w:pPr>
+            <w:r>
+              <w:rPr>
+                <w:rFonts w:ascii="Helvetica" w:hAnsi="Helvetica" w:eastAsia="Helvetica" w:cs="Helvetica"/>
+                <w:i w:val="false"/>
+                <w:b w:val="false"/>
+                <w:u w:val="none"/>
+                <w:sz w:val="22"/>
+                <w:szCs w:val="22"/>
+                <w:color w:val="000000"/>
+              </w:rPr>
+              <w:t xml:space="preserve">0.20, 4.75</w:t>
+            </w:r>
+          </w:p>
+        </w:tc>
+        <w:tc>
+          <w:tcPr>
+            <w:tcBorders>
+              <w:bottom w:val="none" w:sz="0" w:space="0" w:color="000000"/>
+              <w:top w:val="none" w:sz="0" w:space="0" w:color="000000"/>
+              <w:left w:val="none" w:sz="0" w:space="0" w:color="000000"/>
+              <w:right w:val="none" w:sz="0" w:space="0" w:color="000000"/>
+            </w:tcBorders>
+            <w:shd w:val="clear" w:color="auto" w:fill="FFFFFF"/>
+            <w:tcMar>
+              <w:top w:w="0" w:type="dxa"/>
+              <w:bottom w:w="0" w:type="dxa"/>
+              <w:left w:w="0" w:type="dxa"/>
+              <w:right w:w="0" w:type="dxa"/>
+            </w:tcMar>
+            <w:vAlign w:val="top"/>
+          </w:tcPr>
+          <w:p>
+            <w:pPr>
+              <w:pStyle w:val="Normal"/>
+              <w:jc w:val="center"/>
+              <w:pBdr>
+                <w:bottom w:val="none" w:sz="0" w:space="0" w:color="000000"/>
+                <w:top w:val="none" w:sz="0" w:space="0" w:color="000000"/>
+                <w:left w:val="none" w:sz="0" w:space="0" w:color="000000"/>
+                <w:right w:val="none" w:sz="0" w:space="0" w:color="000000"/>
+              </w:pBdr>
+              <w:spacing w:after="100" w:before="100" w:line="240"/>
+              <w:ind w:left="100" w:right="100" w:firstLine="0" w:firstLineChars="0"/>
+              <w:rPr>
+                <w:rFonts w:ascii="Helvetica" w:hAnsi="Helvetica" w:eastAsia="Helvetica" w:cs="Helvetica"/>
+                <w:i w:val="false"/>
+                <w:b w:val="false"/>
+                <w:u w:val="none"/>
+                <w:sz w:val="22"/>
+                <w:szCs w:val="22"/>
+                <w:color w:val="000000"/>
+              </w:rPr>
+            </w:pPr>
+            <w:r>
+              <w:rPr>
+                <w:rFonts w:ascii="Helvetica" w:hAnsi="Helvetica" w:eastAsia="Helvetica" w:cs="Helvetica"/>
+                <w:i w:val="false"/>
+                <w:b w:val="false"/>
+                <w:u w:val="none"/>
+                <w:sz w:val="22"/>
+                <w:szCs w:val="22"/>
+                <w:color w:val="000000"/>
+              </w:rPr>
+              <w:t xml:space="preserve">0.960</w:t>
             </w:r>
           </w:p>
         </w:tc>
@@ -6416,113 +6416,113 @@
                 <w:szCs w:val="22"/>
                 <w:color w:val="000000"/>
               </w:rPr>
-              <w:t xml:space="preserve">3.61</w:t>
-            </w:r>
-          </w:p>
-        </w:tc>
-        <w:tc>
-          <w:tcPr>
-            <w:tcBorders>
-              <w:bottom w:val="none" w:sz="0" w:space="0" w:color="000000"/>
-              <w:top w:val="none" w:sz="0" w:space="0" w:color="000000"/>
-              <w:left w:val="none" w:sz="0" w:space="0" w:color="000000"/>
-              <w:right w:val="none" w:sz="0" w:space="0" w:color="000000"/>
-            </w:tcBorders>
-            <w:shd w:val="clear" w:color="auto" w:fill="FFFFFF"/>
-            <w:tcMar>
-              <w:top w:w="0" w:type="dxa"/>
-              <w:bottom w:w="0" w:type="dxa"/>
-              <w:left w:w="0" w:type="dxa"/>
-              <w:right w:w="0" w:type="dxa"/>
-            </w:tcMar>
-            <w:vAlign w:val="top"/>
-          </w:tcPr>
-          <w:p>
-            <w:pPr>
-              <w:pStyle w:val="Normal"/>
-              <w:jc w:val="center"/>
-              <w:pBdr>
-                <w:bottom w:val="none" w:sz="0" w:space="0" w:color="000000"/>
-                <w:top w:val="none" w:sz="0" w:space="0" w:color="000000"/>
-                <w:left w:val="none" w:sz="0" w:space="0" w:color="000000"/>
-                <w:right w:val="none" w:sz="0" w:space="0" w:color="000000"/>
-              </w:pBdr>
-              <w:spacing w:after="100" w:before="100" w:line="240"/>
-              <w:ind w:left="100" w:right="100" w:firstLine="0" w:firstLineChars="0"/>
-              <w:rPr>
-                <w:rFonts w:ascii="Helvetica" w:hAnsi="Helvetica" w:eastAsia="Helvetica" w:cs="Helvetica"/>
-                <w:i w:val="false"/>
-                <w:b w:val="false"/>
-                <w:u w:val="none"/>
-                <w:sz w:val="22"/>
-                <w:szCs w:val="22"/>
-                <w:color w:val="000000"/>
-              </w:rPr>
-            </w:pPr>
-            <w:r>
-              <w:rPr>
-                <w:rFonts w:ascii="Helvetica" w:hAnsi="Helvetica" w:eastAsia="Helvetica" w:cs="Helvetica"/>
-                <w:i w:val="false"/>
-                <w:b w:val="false"/>
-                <w:u w:val="none"/>
-                <w:sz w:val="22"/>
-                <w:szCs w:val="22"/>
-                <w:color w:val="000000"/>
-              </w:rPr>
-              <w:t xml:space="preserve">0.13, 104</w:t>
-            </w:r>
-          </w:p>
-        </w:tc>
-        <w:tc>
-          <w:tcPr>
-            <w:tcBorders>
-              <w:bottom w:val="none" w:sz="0" w:space="0" w:color="000000"/>
-              <w:top w:val="none" w:sz="0" w:space="0" w:color="000000"/>
-              <w:left w:val="none" w:sz="0" w:space="0" w:color="000000"/>
-              <w:right w:val="none" w:sz="0" w:space="0" w:color="000000"/>
-            </w:tcBorders>
-            <w:shd w:val="clear" w:color="auto" w:fill="FFFFFF"/>
-            <w:tcMar>
-              <w:top w:w="0" w:type="dxa"/>
-              <w:bottom w:w="0" w:type="dxa"/>
-              <w:left w:w="0" w:type="dxa"/>
-              <w:right w:w="0" w:type="dxa"/>
-            </w:tcMar>
-            <w:vAlign w:val="top"/>
-          </w:tcPr>
-          <w:p>
-            <w:pPr>
-              <w:pStyle w:val="Normal"/>
-              <w:jc w:val="center"/>
-              <w:pBdr>
-                <w:bottom w:val="none" w:sz="0" w:space="0" w:color="000000"/>
-                <w:top w:val="none" w:sz="0" w:space="0" w:color="000000"/>
-                <w:left w:val="none" w:sz="0" w:space="0" w:color="000000"/>
-                <w:right w:val="none" w:sz="0" w:space="0" w:color="000000"/>
-              </w:pBdr>
-              <w:spacing w:after="100" w:before="100" w:line="240"/>
-              <w:ind w:left="100" w:right="100" w:firstLine="0" w:firstLineChars="0"/>
-              <w:rPr>
-                <w:rFonts w:ascii="Helvetica" w:hAnsi="Helvetica" w:eastAsia="Helvetica" w:cs="Helvetica"/>
-                <w:i w:val="false"/>
-                <w:b w:val="false"/>
-                <w:u w:val="none"/>
-                <w:sz w:val="22"/>
-                <w:szCs w:val="22"/>
-                <w:color w:val="000000"/>
-              </w:rPr>
-            </w:pPr>
-            <w:r>
-              <w:rPr>
-                <w:rFonts w:ascii="Helvetica" w:hAnsi="Helvetica" w:eastAsia="Helvetica" w:cs="Helvetica"/>
-                <w:i w:val="false"/>
-                <w:b w:val="false"/>
-                <w:u w:val="none"/>
-                <w:sz w:val="22"/>
-                <w:szCs w:val="22"/>
-                <w:color w:val="000000"/>
-              </w:rPr>
-              <w:t xml:space="preserve">0.450</w:t>
+              <w:t xml:space="preserve">3.00</w:t>
+            </w:r>
+          </w:p>
+        </w:tc>
+        <w:tc>
+          <w:tcPr>
+            <w:tcBorders>
+              <w:bottom w:val="none" w:sz="0" w:space="0" w:color="000000"/>
+              <w:top w:val="none" w:sz="0" w:space="0" w:color="000000"/>
+              <w:left w:val="none" w:sz="0" w:space="0" w:color="000000"/>
+              <w:right w:val="none" w:sz="0" w:space="0" w:color="000000"/>
+            </w:tcBorders>
+            <w:shd w:val="clear" w:color="auto" w:fill="FFFFFF"/>
+            <w:tcMar>
+              <w:top w:w="0" w:type="dxa"/>
+              <w:bottom w:w="0" w:type="dxa"/>
+              <w:left w:w="0" w:type="dxa"/>
+              <w:right w:w="0" w:type="dxa"/>
+            </w:tcMar>
+            <w:vAlign w:val="top"/>
+          </w:tcPr>
+          <w:p>
+            <w:pPr>
+              <w:pStyle w:val="Normal"/>
+              <w:jc w:val="center"/>
+              <w:pBdr>
+                <w:bottom w:val="none" w:sz="0" w:space="0" w:color="000000"/>
+                <w:top w:val="none" w:sz="0" w:space="0" w:color="000000"/>
+                <w:left w:val="none" w:sz="0" w:space="0" w:color="000000"/>
+                <w:right w:val="none" w:sz="0" w:space="0" w:color="000000"/>
+              </w:pBdr>
+              <w:spacing w:after="100" w:before="100" w:line="240"/>
+              <w:ind w:left="100" w:right="100" w:firstLine="0" w:firstLineChars="0"/>
+              <w:rPr>
+                <w:rFonts w:ascii="Helvetica" w:hAnsi="Helvetica" w:eastAsia="Helvetica" w:cs="Helvetica"/>
+                <w:i w:val="false"/>
+                <w:b w:val="false"/>
+                <w:u w:val="none"/>
+                <w:sz w:val="22"/>
+                <w:szCs w:val="22"/>
+                <w:color w:val="000000"/>
+              </w:rPr>
+            </w:pPr>
+            <w:r>
+              <w:rPr>
+                <w:rFonts w:ascii="Helvetica" w:hAnsi="Helvetica" w:eastAsia="Helvetica" w:cs="Helvetica"/>
+                <w:i w:val="false"/>
+                <w:b w:val="false"/>
+                <w:u w:val="none"/>
+                <w:sz w:val="22"/>
+                <w:szCs w:val="22"/>
+                <w:color w:val="000000"/>
+              </w:rPr>
+              <w:t xml:space="preserve">0.05, 182</w:t>
+            </w:r>
+          </w:p>
+        </w:tc>
+        <w:tc>
+          <w:tcPr>
+            <w:tcBorders>
+              <w:bottom w:val="none" w:sz="0" w:space="0" w:color="000000"/>
+              <w:top w:val="none" w:sz="0" w:space="0" w:color="000000"/>
+              <w:left w:val="none" w:sz="0" w:space="0" w:color="000000"/>
+              <w:right w:val="none" w:sz="0" w:space="0" w:color="000000"/>
+            </w:tcBorders>
+            <w:shd w:val="clear" w:color="auto" w:fill="FFFFFF"/>
+            <w:tcMar>
+              <w:top w:w="0" w:type="dxa"/>
+              <w:bottom w:w="0" w:type="dxa"/>
+              <w:left w:w="0" w:type="dxa"/>
+              <w:right w:w="0" w:type="dxa"/>
+            </w:tcMar>
+            <w:vAlign w:val="top"/>
+          </w:tcPr>
+          <w:p>
+            <w:pPr>
+              <w:pStyle w:val="Normal"/>
+              <w:jc w:val="center"/>
+              <w:pBdr>
+                <w:bottom w:val="none" w:sz="0" w:space="0" w:color="000000"/>
+                <w:top w:val="none" w:sz="0" w:space="0" w:color="000000"/>
+                <w:left w:val="none" w:sz="0" w:space="0" w:color="000000"/>
+                <w:right w:val="none" w:sz="0" w:space="0" w:color="000000"/>
+              </w:pBdr>
+              <w:spacing w:after="100" w:before="100" w:line="240"/>
+              <w:ind w:left="100" w:right="100" w:firstLine="0" w:firstLineChars="0"/>
+              <w:rPr>
+                <w:rFonts w:ascii="Helvetica" w:hAnsi="Helvetica" w:eastAsia="Helvetica" w:cs="Helvetica"/>
+                <w:i w:val="false"/>
+                <w:b w:val="false"/>
+                <w:u w:val="none"/>
+                <w:sz w:val="22"/>
+                <w:szCs w:val="22"/>
+                <w:color w:val="000000"/>
+              </w:rPr>
+            </w:pPr>
+            <w:r>
+              <w:rPr>
+                <w:rFonts w:ascii="Helvetica" w:hAnsi="Helvetica" w:eastAsia="Helvetica" w:cs="Helvetica"/>
+                <w:i w:val="false"/>
+                <w:b w:val="false"/>
+                <w:u w:val="none"/>
+                <w:sz w:val="22"/>
+                <w:szCs w:val="22"/>
+                <w:color w:val="000000"/>
+              </w:rPr>
+              <w:t xml:space="preserve">0.600</w:t>
             </w:r>
           </w:p>
         </w:tc>
@@ -6687,113 +6687,113 @@
                 <w:szCs w:val="22"/>
                 <w:color w:val="000000"/>
               </w:rPr>
-              <w:t xml:space="preserve">1.94</w:t>
-            </w:r>
-          </w:p>
-        </w:tc>
-        <w:tc>
-          <w:tcPr>
-            <w:tcBorders>
-              <w:bottom w:val="none" w:sz="0" w:space="0" w:color="000000"/>
-              <w:top w:val="none" w:sz="0" w:space="0" w:color="000000"/>
-              <w:left w:val="none" w:sz="0" w:space="0" w:color="000000"/>
-              <w:right w:val="none" w:sz="0" w:space="0" w:color="000000"/>
-            </w:tcBorders>
-            <w:shd w:val="clear" w:color="auto" w:fill="FFFFFF"/>
-            <w:tcMar>
-              <w:top w:w="0" w:type="dxa"/>
-              <w:bottom w:w="0" w:type="dxa"/>
-              <w:left w:w="0" w:type="dxa"/>
-              <w:right w:w="0" w:type="dxa"/>
-            </w:tcMar>
-            <w:vAlign w:val="top"/>
-          </w:tcPr>
-          <w:p>
-            <w:pPr>
-              <w:pStyle w:val="Normal"/>
-              <w:jc w:val="center"/>
-              <w:pBdr>
-                <w:bottom w:val="none" w:sz="0" w:space="0" w:color="000000"/>
-                <w:top w:val="none" w:sz="0" w:space="0" w:color="000000"/>
-                <w:left w:val="none" w:sz="0" w:space="0" w:color="000000"/>
-                <w:right w:val="none" w:sz="0" w:space="0" w:color="000000"/>
-              </w:pBdr>
-              <w:spacing w:after="100" w:before="100" w:line="240"/>
-              <w:ind w:left="100" w:right="100" w:firstLine="0" w:firstLineChars="0"/>
-              <w:rPr>
-                <w:rFonts w:ascii="Helvetica" w:hAnsi="Helvetica" w:eastAsia="Helvetica" w:cs="Helvetica"/>
-                <w:i w:val="false"/>
-                <w:b w:val="false"/>
-                <w:u w:val="none"/>
-                <w:sz w:val="22"/>
-                <w:szCs w:val="22"/>
-                <w:color w:val="000000"/>
-              </w:rPr>
-            </w:pPr>
-            <w:r>
-              <w:rPr>
-                <w:rFonts w:ascii="Helvetica" w:hAnsi="Helvetica" w:eastAsia="Helvetica" w:cs="Helvetica"/>
-                <w:i w:val="false"/>
-                <w:b w:val="false"/>
-                <w:u w:val="none"/>
-                <w:sz w:val="22"/>
-                <w:szCs w:val="22"/>
-                <w:color w:val="000000"/>
-              </w:rPr>
-              <w:t xml:space="preserve">0.20, 18.5</w:t>
-            </w:r>
-          </w:p>
-        </w:tc>
-        <w:tc>
-          <w:tcPr>
-            <w:tcBorders>
-              <w:bottom w:val="none" w:sz="0" w:space="0" w:color="000000"/>
-              <w:top w:val="none" w:sz="0" w:space="0" w:color="000000"/>
-              <w:left w:val="none" w:sz="0" w:space="0" w:color="000000"/>
-              <w:right w:val="none" w:sz="0" w:space="0" w:color="000000"/>
-            </w:tcBorders>
-            <w:shd w:val="clear" w:color="auto" w:fill="FFFFFF"/>
-            <w:tcMar>
-              <w:top w:w="0" w:type="dxa"/>
-              <w:bottom w:w="0" w:type="dxa"/>
-              <w:left w:w="0" w:type="dxa"/>
-              <w:right w:w="0" w:type="dxa"/>
-            </w:tcMar>
-            <w:vAlign w:val="top"/>
-          </w:tcPr>
-          <w:p>
-            <w:pPr>
-              <w:pStyle w:val="Normal"/>
-              <w:jc w:val="center"/>
-              <w:pBdr>
-                <w:bottom w:val="none" w:sz="0" w:space="0" w:color="000000"/>
-                <w:top w:val="none" w:sz="0" w:space="0" w:color="000000"/>
-                <w:left w:val="none" w:sz="0" w:space="0" w:color="000000"/>
-                <w:right w:val="none" w:sz="0" w:space="0" w:color="000000"/>
-              </w:pBdr>
-              <w:spacing w:after="100" w:before="100" w:line="240"/>
-              <w:ind w:left="100" w:right="100" w:firstLine="0" w:firstLineChars="0"/>
-              <w:rPr>
-                <w:rFonts w:ascii="Helvetica" w:hAnsi="Helvetica" w:eastAsia="Helvetica" w:cs="Helvetica"/>
-                <w:i w:val="false"/>
-                <w:b w:val="false"/>
-                <w:u w:val="none"/>
-                <w:sz w:val="22"/>
-                <w:szCs w:val="22"/>
-                <w:color w:val="000000"/>
-              </w:rPr>
-            </w:pPr>
-            <w:r>
-              <w:rPr>
-                <w:rFonts w:ascii="Helvetica" w:hAnsi="Helvetica" w:eastAsia="Helvetica" w:cs="Helvetica"/>
-                <w:i w:val="false"/>
-                <w:b w:val="false"/>
-                <w:u w:val="none"/>
-                <w:sz w:val="22"/>
-                <w:szCs w:val="22"/>
-                <w:color w:val="000000"/>
-              </w:rPr>
-              <w:t xml:space="preserve">0.560</w:t>
+              <w:t xml:space="preserve">2.07</w:t>
+            </w:r>
+          </w:p>
+        </w:tc>
+        <w:tc>
+          <w:tcPr>
+            <w:tcBorders>
+              <w:bottom w:val="none" w:sz="0" w:space="0" w:color="000000"/>
+              <w:top w:val="none" w:sz="0" w:space="0" w:color="000000"/>
+              <w:left w:val="none" w:sz="0" w:space="0" w:color="000000"/>
+              <w:right w:val="none" w:sz="0" w:space="0" w:color="000000"/>
+            </w:tcBorders>
+            <w:shd w:val="clear" w:color="auto" w:fill="FFFFFF"/>
+            <w:tcMar>
+              <w:top w:w="0" w:type="dxa"/>
+              <w:bottom w:w="0" w:type="dxa"/>
+              <w:left w:w="0" w:type="dxa"/>
+              <w:right w:w="0" w:type="dxa"/>
+            </w:tcMar>
+            <w:vAlign w:val="top"/>
+          </w:tcPr>
+          <w:p>
+            <w:pPr>
+              <w:pStyle w:val="Normal"/>
+              <w:jc w:val="center"/>
+              <w:pBdr>
+                <w:bottom w:val="none" w:sz="0" w:space="0" w:color="000000"/>
+                <w:top w:val="none" w:sz="0" w:space="0" w:color="000000"/>
+                <w:left w:val="none" w:sz="0" w:space="0" w:color="000000"/>
+                <w:right w:val="none" w:sz="0" w:space="0" w:color="000000"/>
+              </w:pBdr>
+              <w:spacing w:after="100" w:before="100" w:line="240"/>
+              <w:ind w:left="100" w:right="100" w:firstLine="0" w:firstLineChars="0"/>
+              <w:rPr>
+                <w:rFonts w:ascii="Helvetica" w:hAnsi="Helvetica" w:eastAsia="Helvetica" w:cs="Helvetica"/>
+                <w:i w:val="false"/>
+                <w:b w:val="false"/>
+                <w:u w:val="none"/>
+                <w:sz w:val="22"/>
+                <w:szCs w:val="22"/>
+                <w:color w:val="000000"/>
+              </w:rPr>
+            </w:pPr>
+            <w:r>
+              <w:rPr>
+                <w:rFonts w:ascii="Helvetica" w:hAnsi="Helvetica" w:eastAsia="Helvetica" w:cs="Helvetica"/>
+                <w:i w:val="false"/>
+                <w:b w:val="false"/>
+                <w:u w:val="none"/>
+                <w:sz w:val="22"/>
+                <w:szCs w:val="22"/>
+                <w:color w:val="000000"/>
+              </w:rPr>
+              <w:t xml:space="preserve">0.22, 19.8</w:t>
+            </w:r>
+          </w:p>
+        </w:tc>
+        <w:tc>
+          <w:tcPr>
+            <w:tcBorders>
+              <w:bottom w:val="none" w:sz="0" w:space="0" w:color="000000"/>
+              <w:top w:val="none" w:sz="0" w:space="0" w:color="000000"/>
+              <w:left w:val="none" w:sz="0" w:space="0" w:color="000000"/>
+              <w:right w:val="none" w:sz="0" w:space="0" w:color="000000"/>
+            </w:tcBorders>
+            <w:shd w:val="clear" w:color="auto" w:fill="FFFFFF"/>
+            <w:tcMar>
+              <w:top w:w="0" w:type="dxa"/>
+              <w:bottom w:w="0" w:type="dxa"/>
+              <w:left w:w="0" w:type="dxa"/>
+              <w:right w:w="0" w:type="dxa"/>
+            </w:tcMar>
+            <w:vAlign w:val="top"/>
+          </w:tcPr>
+          <w:p>
+            <w:pPr>
+              <w:pStyle w:val="Normal"/>
+              <w:jc w:val="center"/>
+              <w:pBdr>
+                <w:bottom w:val="none" w:sz="0" w:space="0" w:color="000000"/>
+                <w:top w:val="none" w:sz="0" w:space="0" w:color="000000"/>
+                <w:left w:val="none" w:sz="0" w:space="0" w:color="000000"/>
+                <w:right w:val="none" w:sz="0" w:space="0" w:color="000000"/>
+              </w:pBdr>
+              <w:spacing w:after="100" w:before="100" w:line="240"/>
+              <w:ind w:left="100" w:right="100" w:firstLine="0" w:firstLineChars="0"/>
+              <w:rPr>
+                <w:rFonts w:ascii="Helvetica" w:hAnsi="Helvetica" w:eastAsia="Helvetica" w:cs="Helvetica"/>
+                <w:i w:val="false"/>
+                <w:b w:val="false"/>
+                <w:u w:val="none"/>
+                <w:sz w:val="22"/>
+                <w:szCs w:val="22"/>
+                <w:color w:val="000000"/>
+              </w:rPr>
+            </w:pPr>
+            <w:r>
+              <w:rPr>
+                <w:rFonts w:ascii="Helvetica" w:hAnsi="Helvetica" w:eastAsia="Helvetica" w:cs="Helvetica"/>
+                <w:i w:val="false"/>
+                <w:b w:val="false"/>
+                <w:u w:val="none"/>
+                <w:sz w:val="22"/>
+                <w:szCs w:val="22"/>
+                <w:color w:val="000000"/>
+              </w:rPr>
+              <w:t xml:space="preserve">0.530</w:t>
             </w:r>
           </w:p>
         </w:tc>
@@ -6899,60 +6899,60 @@
                 <w:szCs w:val="22"/>
                 <w:color w:val="000000"/>
               </w:rPr>
-              <w:t xml:space="preserve">1.19</w:t>
-            </w:r>
-          </w:p>
-        </w:tc>
-        <w:tc>
-          <w:tcPr>
-            <w:tcBorders>
-              <w:bottom w:val="none" w:sz="0" w:space="0" w:color="000000"/>
-              <w:top w:val="none" w:sz="0" w:space="0" w:color="000000"/>
-              <w:left w:val="none" w:sz="0" w:space="0" w:color="000000"/>
-              <w:right w:val="none" w:sz="0" w:space="0" w:color="000000"/>
-            </w:tcBorders>
-            <w:shd w:val="clear" w:color="auto" w:fill="FFFFFF"/>
-            <w:tcMar>
-              <w:top w:w="0" w:type="dxa"/>
-              <w:bottom w:w="0" w:type="dxa"/>
-              <w:left w:w="0" w:type="dxa"/>
-              <w:right w:w="0" w:type="dxa"/>
-            </w:tcMar>
-            <w:vAlign w:val="top"/>
-          </w:tcPr>
-          <w:p>
-            <w:pPr>
-              <w:pStyle w:val="Normal"/>
-              <w:jc w:val="center"/>
-              <w:pBdr>
-                <w:bottom w:val="none" w:sz="0" w:space="0" w:color="000000"/>
-                <w:top w:val="none" w:sz="0" w:space="0" w:color="000000"/>
-                <w:left w:val="none" w:sz="0" w:space="0" w:color="000000"/>
-                <w:right w:val="none" w:sz="0" w:space="0" w:color="000000"/>
-              </w:pBdr>
-              <w:spacing w:after="100" w:before="100" w:line="240"/>
-              <w:ind w:left="100" w:right="100" w:firstLine="0" w:firstLineChars="0"/>
-              <w:rPr>
-                <w:rFonts w:ascii="Helvetica" w:hAnsi="Helvetica" w:eastAsia="Helvetica" w:cs="Helvetica"/>
-                <w:i w:val="false"/>
-                <w:b w:val="false"/>
-                <w:u w:val="none"/>
-                <w:sz w:val="22"/>
-                <w:szCs w:val="22"/>
-                <w:color w:val="000000"/>
-              </w:rPr>
-            </w:pPr>
-            <w:r>
-              <w:rPr>
-                <w:rFonts w:ascii="Helvetica" w:hAnsi="Helvetica" w:eastAsia="Helvetica" w:cs="Helvetica"/>
-                <w:i w:val="false"/>
-                <w:b w:val="false"/>
-                <w:u w:val="none"/>
-                <w:sz w:val="22"/>
-                <w:szCs w:val="22"/>
-                <w:color w:val="000000"/>
-              </w:rPr>
-              <w:t xml:space="preserve">0.05, 30.2</w:t>
+              <w:t xml:space="preserve">0.86</w:t>
+            </w:r>
+          </w:p>
+        </w:tc>
+        <w:tc>
+          <w:tcPr>
+            <w:tcBorders>
+              <w:bottom w:val="none" w:sz="0" w:space="0" w:color="000000"/>
+              <w:top w:val="none" w:sz="0" w:space="0" w:color="000000"/>
+              <w:left w:val="none" w:sz="0" w:space="0" w:color="000000"/>
+              <w:right w:val="none" w:sz="0" w:space="0" w:color="000000"/>
+            </w:tcBorders>
+            <w:shd w:val="clear" w:color="auto" w:fill="FFFFFF"/>
+            <w:tcMar>
+              <w:top w:w="0" w:type="dxa"/>
+              <w:bottom w:w="0" w:type="dxa"/>
+              <w:left w:w="0" w:type="dxa"/>
+              <w:right w:w="0" w:type="dxa"/>
+            </w:tcMar>
+            <w:vAlign w:val="top"/>
+          </w:tcPr>
+          <w:p>
+            <w:pPr>
+              <w:pStyle w:val="Normal"/>
+              <w:jc w:val="center"/>
+              <w:pBdr>
+                <w:bottom w:val="none" w:sz="0" w:space="0" w:color="000000"/>
+                <w:top w:val="none" w:sz="0" w:space="0" w:color="000000"/>
+                <w:left w:val="none" w:sz="0" w:space="0" w:color="000000"/>
+                <w:right w:val="none" w:sz="0" w:space="0" w:color="000000"/>
+              </w:pBdr>
+              <w:spacing w:after="100" w:before="100" w:line="240"/>
+              <w:ind w:left="100" w:right="100" w:firstLine="0" w:firstLineChars="0"/>
+              <w:rPr>
+                <w:rFonts w:ascii="Helvetica" w:hAnsi="Helvetica" w:eastAsia="Helvetica" w:cs="Helvetica"/>
+                <w:i w:val="false"/>
+                <w:b w:val="false"/>
+                <w:u w:val="none"/>
+                <w:sz w:val="22"/>
+                <w:szCs w:val="22"/>
+                <w:color w:val="000000"/>
+              </w:rPr>
+            </w:pPr>
+            <w:r>
+              <w:rPr>
+                <w:rFonts w:ascii="Helvetica" w:hAnsi="Helvetica" w:eastAsia="Helvetica" w:cs="Helvetica"/>
+                <w:i w:val="false"/>
+                <w:b w:val="false"/>
+                <w:u w:val="none"/>
+                <w:sz w:val="22"/>
+                <w:szCs w:val="22"/>
+                <w:color w:val="000000"/>
+              </w:rPr>
+              <w:t xml:space="preserve">0.04, 19.1</w:t>
             </w:r>
           </w:p>
         </w:tc>
@@ -7170,113 +7170,113 @@
                 <w:szCs w:val="22"/>
                 <w:color w:val="000000"/>
               </w:rPr>
-              <w:t xml:space="preserve">0.31</w:t>
-            </w:r>
-          </w:p>
-        </w:tc>
-        <w:tc>
-          <w:tcPr>
-            <w:tcBorders>
-              <w:bottom w:val="none" w:sz="0" w:space="0" w:color="000000"/>
-              <w:top w:val="none" w:sz="0" w:space="0" w:color="000000"/>
-              <w:left w:val="none" w:sz="0" w:space="0" w:color="000000"/>
-              <w:right w:val="none" w:sz="0" w:space="0" w:color="000000"/>
-            </w:tcBorders>
-            <w:shd w:val="clear" w:color="auto" w:fill="FFFFFF"/>
-            <w:tcMar>
-              <w:top w:w="0" w:type="dxa"/>
-              <w:bottom w:w="0" w:type="dxa"/>
-              <w:left w:w="0" w:type="dxa"/>
-              <w:right w:w="0" w:type="dxa"/>
-            </w:tcMar>
-            <w:vAlign w:val="top"/>
-          </w:tcPr>
-          <w:p>
-            <w:pPr>
-              <w:pStyle w:val="Normal"/>
-              <w:jc w:val="center"/>
-              <w:pBdr>
-                <w:bottom w:val="none" w:sz="0" w:space="0" w:color="000000"/>
-                <w:top w:val="none" w:sz="0" w:space="0" w:color="000000"/>
-                <w:left w:val="none" w:sz="0" w:space="0" w:color="000000"/>
-                <w:right w:val="none" w:sz="0" w:space="0" w:color="000000"/>
-              </w:pBdr>
-              <w:spacing w:after="100" w:before="100" w:line="240"/>
-              <w:ind w:left="100" w:right="100" w:firstLine="0" w:firstLineChars="0"/>
-              <w:rPr>
-                <w:rFonts w:ascii="Helvetica" w:hAnsi="Helvetica" w:eastAsia="Helvetica" w:cs="Helvetica"/>
-                <w:i w:val="false"/>
-                <w:b w:val="false"/>
-                <w:u w:val="none"/>
-                <w:sz w:val="22"/>
-                <w:szCs w:val="22"/>
-                <w:color w:val="000000"/>
-              </w:rPr>
-            </w:pPr>
-            <w:r>
-              <w:rPr>
-                <w:rFonts w:ascii="Helvetica" w:hAnsi="Helvetica" w:eastAsia="Helvetica" w:cs="Helvetica"/>
-                <w:i w:val="false"/>
-                <w:b w:val="false"/>
-                <w:u w:val="none"/>
-                <w:sz w:val="22"/>
-                <w:szCs w:val="22"/>
-                <w:color w:val="000000"/>
-              </w:rPr>
-              <w:t xml:space="preserve">0.05, 1.74</w:t>
-            </w:r>
-          </w:p>
-        </w:tc>
-        <w:tc>
-          <w:tcPr>
-            <w:tcBorders>
-              <w:bottom w:val="none" w:sz="0" w:space="0" w:color="000000"/>
-              <w:top w:val="none" w:sz="0" w:space="0" w:color="000000"/>
-              <w:left w:val="none" w:sz="0" w:space="0" w:color="000000"/>
-              <w:right w:val="none" w:sz="0" w:space="0" w:color="000000"/>
-            </w:tcBorders>
-            <w:shd w:val="clear" w:color="auto" w:fill="FFFFFF"/>
-            <w:tcMar>
-              <w:top w:w="0" w:type="dxa"/>
-              <w:bottom w:w="0" w:type="dxa"/>
-              <w:left w:w="0" w:type="dxa"/>
-              <w:right w:w="0" w:type="dxa"/>
-            </w:tcMar>
-            <w:vAlign w:val="top"/>
-          </w:tcPr>
-          <w:p>
-            <w:pPr>
-              <w:pStyle w:val="Normal"/>
-              <w:jc w:val="center"/>
-              <w:pBdr>
-                <w:bottom w:val="none" w:sz="0" w:space="0" w:color="000000"/>
-                <w:top w:val="none" w:sz="0" w:space="0" w:color="000000"/>
-                <w:left w:val="none" w:sz="0" w:space="0" w:color="000000"/>
-                <w:right w:val="none" w:sz="0" w:space="0" w:color="000000"/>
-              </w:pBdr>
-              <w:spacing w:after="100" w:before="100" w:line="240"/>
-              <w:ind w:left="100" w:right="100" w:firstLine="0" w:firstLineChars="0"/>
-              <w:rPr>
-                <w:rFonts w:ascii="Helvetica" w:hAnsi="Helvetica" w:eastAsia="Helvetica" w:cs="Helvetica"/>
-                <w:i w:val="false"/>
-                <w:b w:val="false"/>
-                <w:u w:val="none"/>
-                <w:sz w:val="22"/>
-                <w:szCs w:val="22"/>
-                <w:color w:val="000000"/>
-              </w:rPr>
-            </w:pPr>
-            <w:r>
-              <w:rPr>
-                <w:rFonts w:ascii="Helvetica" w:hAnsi="Helvetica" w:eastAsia="Helvetica" w:cs="Helvetica"/>
-                <w:i w:val="false"/>
-                <w:b w:val="false"/>
-                <w:u w:val="none"/>
-                <w:sz w:val="22"/>
-                <w:szCs w:val="22"/>
-                <w:color w:val="000000"/>
-              </w:rPr>
-              <w:t xml:space="preserve">0.180</w:t>
+              <w:t xml:space="preserve">0.33</w:t>
+            </w:r>
+          </w:p>
+        </w:tc>
+        <w:tc>
+          <w:tcPr>
+            <w:tcBorders>
+              <w:bottom w:val="none" w:sz="0" w:space="0" w:color="000000"/>
+              <w:top w:val="none" w:sz="0" w:space="0" w:color="000000"/>
+              <w:left w:val="none" w:sz="0" w:space="0" w:color="000000"/>
+              <w:right w:val="none" w:sz="0" w:space="0" w:color="000000"/>
+            </w:tcBorders>
+            <w:shd w:val="clear" w:color="auto" w:fill="FFFFFF"/>
+            <w:tcMar>
+              <w:top w:w="0" w:type="dxa"/>
+              <w:bottom w:w="0" w:type="dxa"/>
+              <w:left w:w="0" w:type="dxa"/>
+              <w:right w:w="0" w:type="dxa"/>
+            </w:tcMar>
+            <w:vAlign w:val="top"/>
+          </w:tcPr>
+          <w:p>
+            <w:pPr>
+              <w:pStyle w:val="Normal"/>
+              <w:jc w:val="center"/>
+              <w:pBdr>
+                <w:bottom w:val="none" w:sz="0" w:space="0" w:color="000000"/>
+                <w:top w:val="none" w:sz="0" w:space="0" w:color="000000"/>
+                <w:left w:val="none" w:sz="0" w:space="0" w:color="000000"/>
+                <w:right w:val="none" w:sz="0" w:space="0" w:color="000000"/>
+              </w:pBdr>
+              <w:spacing w:after="100" w:before="100" w:line="240"/>
+              <w:ind w:left="100" w:right="100" w:firstLine="0" w:firstLineChars="0"/>
+              <w:rPr>
+                <w:rFonts w:ascii="Helvetica" w:hAnsi="Helvetica" w:eastAsia="Helvetica" w:cs="Helvetica"/>
+                <w:i w:val="false"/>
+                <w:b w:val="false"/>
+                <w:u w:val="none"/>
+                <w:sz w:val="22"/>
+                <w:szCs w:val="22"/>
+                <w:color w:val="000000"/>
+              </w:rPr>
+            </w:pPr>
+            <w:r>
+              <w:rPr>
+                <w:rFonts w:ascii="Helvetica" w:hAnsi="Helvetica" w:eastAsia="Helvetica" w:cs="Helvetica"/>
+                <w:i w:val="false"/>
+                <w:b w:val="false"/>
+                <w:u w:val="none"/>
+                <w:sz w:val="22"/>
+                <w:szCs w:val="22"/>
+                <w:color w:val="000000"/>
+              </w:rPr>
+              <w:t xml:space="preserve">0.06, 1.86</w:t>
+            </w:r>
+          </w:p>
+        </w:tc>
+        <w:tc>
+          <w:tcPr>
+            <w:tcBorders>
+              <w:bottom w:val="none" w:sz="0" w:space="0" w:color="000000"/>
+              <w:top w:val="none" w:sz="0" w:space="0" w:color="000000"/>
+              <w:left w:val="none" w:sz="0" w:space="0" w:color="000000"/>
+              <w:right w:val="none" w:sz="0" w:space="0" w:color="000000"/>
+            </w:tcBorders>
+            <w:shd w:val="clear" w:color="auto" w:fill="FFFFFF"/>
+            <w:tcMar>
+              <w:top w:w="0" w:type="dxa"/>
+              <w:bottom w:w="0" w:type="dxa"/>
+              <w:left w:w="0" w:type="dxa"/>
+              <w:right w:w="0" w:type="dxa"/>
+            </w:tcMar>
+            <w:vAlign w:val="top"/>
+          </w:tcPr>
+          <w:p>
+            <w:pPr>
+              <w:pStyle w:val="Normal"/>
+              <w:jc w:val="center"/>
+              <w:pBdr>
+                <w:bottom w:val="none" w:sz="0" w:space="0" w:color="000000"/>
+                <w:top w:val="none" w:sz="0" w:space="0" w:color="000000"/>
+                <w:left w:val="none" w:sz="0" w:space="0" w:color="000000"/>
+                <w:right w:val="none" w:sz="0" w:space="0" w:color="000000"/>
+              </w:pBdr>
+              <w:spacing w:after="100" w:before="100" w:line="240"/>
+              <w:ind w:left="100" w:right="100" w:firstLine="0" w:firstLineChars="0"/>
+              <w:rPr>
+                <w:rFonts w:ascii="Helvetica" w:hAnsi="Helvetica" w:eastAsia="Helvetica" w:cs="Helvetica"/>
+                <w:i w:val="false"/>
+                <w:b w:val="false"/>
+                <w:u w:val="none"/>
+                <w:sz w:val="22"/>
+                <w:szCs w:val="22"/>
+                <w:color w:val="000000"/>
+              </w:rPr>
+            </w:pPr>
+            <w:r>
+              <w:rPr>
+                <w:rFonts w:ascii="Helvetica" w:hAnsi="Helvetica" w:eastAsia="Helvetica" w:cs="Helvetica"/>
+                <w:i w:val="false"/>
+                <w:b w:val="false"/>
+                <w:u w:val="none"/>
+                <w:sz w:val="22"/>
+                <w:szCs w:val="22"/>
+                <w:color w:val="000000"/>
+              </w:rPr>
+              <w:t xml:space="preserve">0.210</w:t>
             </w:r>
           </w:p>
         </w:tc>
@@ -7382,113 +7382,113 @@
                 <w:szCs w:val="22"/>
                 <w:color w:val="000000"/>
               </w:rPr>
-              <w:t xml:space="preserve">6.21</w:t>
-            </w:r>
-          </w:p>
-        </w:tc>
-        <w:tc>
-          <w:tcPr>
-            <w:tcBorders>
-              <w:bottom w:val="none" w:sz="0" w:space="0" w:color="000000"/>
-              <w:top w:val="none" w:sz="0" w:space="0" w:color="000000"/>
-              <w:left w:val="none" w:sz="0" w:space="0" w:color="000000"/>
-              <w:right w:val="none" w:sz="0" w:space="0" w:color="000000"/>
-            </w:tcBorders>
-            <w:shd w:val="clear" w:color="auto" w:fill="FFFFFF"/>
-            <w:tcMar>
-              <w:top w:w="0" w:type="dxa"/>
-              <w:bottom w:w="0" w:type="dxa"/>
-              <w:left w:w="0" w:type="dxa"/>
-              <w:right w:w="0" w:type="dxa"/>
-            </w:tcMar>
-            <w:vAlign w:val="top"/>
-          </w:tcPr>
-          <w:p>
-            <w:pPr>
-              <w:pStyle w:val="Normal"/>
-              <w:jc w:val="center"/>
-              <w:pBdr>
-                <w:bottom w:val="none" w:sz="0" w:space="0" w:color="000000"/>
-                <w:top w:val="none" w:sz="0" w:space="0" w:color="000000"/>
-                <w:left w:val="none" w:sz="0" w:space="0" w:color="000000"/>
-                <w:right w:val="none" w:sz="0" w:space="0" w:color="000000"/>
-              </w:pBdr>
-              <w:spacing w:after="100" w:before="100" w:line="240"/>
-              <w:ind w:left="100" w:right="100" w:firstLine="0" w:firstLineChars="0"/>
-              <w:rPr>
-                <w:rFonts w:ascii="Helvetica" w:hAnsi="Helvetica" w:eastAsia="Helvetica" w:cs="Helvetica"/>
-                <w:i w:val="false"/>
-                <w:b w:val="false"/>
-                <w:u w:val="none"/>
-                <w:sz w:val="22"/>
-                <w:szCs w:val="22"/>
-                <w:color w:val="000000"/>
-              </w:rPr>
-            </w:pPr>
-            <w:r>
-              <w:rPr>
-                <w:rFonts w:ascii="Helvetica" w:hAnsi="Helvetica" w:eastAsia="Helvetica" w:cs="Helvetica"/>
-                <w:i w:val="false"/>
-                <w:b w:val="false"/>
-                <w:u w:val="none"/>
-                <w:sz w:val="22"/>
-                <w:szCs w:val="22"/>
-                <w:color w:val="000000"/>
-              </w:rPr>
-              <w:t xml:space="preserve">0.12, 316</w:t>
-            </w:r>
-          </w:p>
-        </w:tc>
-        <w:tc>
-          <w:tcPr>
-            <w:tcBorders>
-              <w:bottom w:val="none" w:sz="0" w:space="0" w:color="000000"/>
-              <w:top w:val="none" w:sz="0" w:space="0" w:color="000000"/>
-              <w:left w:val="none" w:sz="0" w:space="0" w:color="000000"/>
-              <w:right w:val="none" w:sz="0" w:space="0" w:color="000000"/>
-            </w:tcBorders>
-            <w:shd w:val="clear" w:color="auto" w:fill="FFFFFF"/>
-            <w:tcMar>
-              <w:top w:w="0" w:type="dxa"/>
-              <w:bottom w:w="0" w:type="dxa"/>
-              <w:left w:w="0" w:type="dxa"/>
-              <w:right w:w="0" w:type="dxa"/>
-            </w:tcMar>
-            <w:vAlign w:val="top"/>
-          </w:tcPr>
-          <w:p>
-            <w:pPr>
-              <w:pStyle w:val="Normal"/>
-              <w:jc w:val="center"/>
-              <w:pBdr>
-                <w:bottom w:val="none" w:sz="0" w:space="0" w:color="000000"/>
-                <w:top w:val="none" w:sz="0" w:space="0" w:color="000000"/>
-                <w:left w:val="none" w:sz="0" w:space="0" w:color="000000"/>
-                <w:right w:val="none" w:sz="0" w:space="0" w:color="000000"/>
-              </w:pBdr>
-              <w:spacing w:after="100" w:before="100" w:line="240"/>
-              <w:ind w:left="100" w:right="100" w:firstLine="0" w:firstLineChars="0"/>
-              <w:rPr>
-                <w:rFonts w:ascii="Helvetica" w:hAnsi="Helvetica" w:eastAsia="Helvetica" w:cs="Helvetica"/>
-                <w:i w:val="false"/>
-                <w:b w:val="false"/>
-                <w:u w:val="none"/>
-                <w:sz w:val="22"/>
-                <w:szCs w:val="22"/>
-                <w:color w:val="000000"/>
-              </w:rPr>
-            </w:pPr>
-            <w:r>
-              <w:rPr>
-                <w:rFonts w:ascii="Helvetica" w:hAnsi="Helvetica" w:eastAsia="Helvetica" w:cs="Helvetica"/>
-                <w:i w:val="false"/>
-                <w:b w:val="false"/>
-                <w:u w:val="none"/>
-                <w:sz w:val="22"/>
-                <w:szCs w:val="22"/>
-                <w:color w:val="000000"/>
-              </w:rPr>
-              <w:t xml:space="preserve">0.360</w:t>
+              <w:t xml:space="preserve">6.28</w:t>
+            </w:r>
+          </w:p>
+        </w:tc>
+        <w:tc>
+          <w:tcPr>
+            <w:tcBorders>
+              <w:bottom w:val="none" w:sz="0" w:space="0" w:color="000000"/>
+              <w:top w:val="none" w:sz="0" w:space="0" w:color="000000"/>
+              <w:left w:val="none" w:sz="0" w:space="0" w:color="000000"/>
+              <w:right w:val="none" w:sz="0" w:space="0" w:color="000000"/>
+            </w:tcBorders>
+            <w:shd w:val="clear" w:color="auto" w:fill="FFFFFF"/>
+            <w:tcMar>
+              <w:top w:w="0" w:type="dxa"/>
+              <w:bottom w:w="0" w:type="dxa"/>
+              <w:left w:w="0" w:type="dxa"/>
+              <w:right w:w="0" w:type="dxa"/>
+            </w:tcMar>
+            <w:vAlign w:val="top"/>
+          </w:tcPr>
+          <w:p>
+            <w:pPr>
+              <w:pStyle w:val="Normal"/>
+              <w:jc w:val="center"/>
+              <w:pBdr>
+                <w:bottom w:val="none" w:sz="0" w:space="0" w:color="000000"/>
+                <w:top w:val="none" w:sz="0" w:space="0" w:color="000000"/>
+                <w:left w:val="none" w:sz="0" w:space="0" w:color="000000"/>
+                <w:right w:val="none" w:sz="0" w:space="0" w:color="000000"/>
+              </w:pBdr>
+              <w:spacing w:after="100" w:before="100" w:line="240"/>
+              <w:ind w:left="100" w:right="100" w:firstLine="0" w:firstLineChars="0"/>
+              <w:rPr>
+                <w:rFonts w:ascii="Helvetica" w:hAnsi="Helvetica" w:eastAsia="Helvetica" w:cs="Helvetica"/>
+                <w:i w:val="false"/>
+                <w:b w:val="false"/>
+                <w:u w:val="none"/>
+                <w:sz w:val="22"/>
+                <w:szCs w:val="22"/>
+                <w:color w:val="000000"/>
+              </w:rPr>
+            </w:pPr>
+            <w:r>
+              <w:rPr>
+                <w:rFonts w:ascii="Helvetica" w:hAnsi="Helvetica" w:eastAsia="Helvetica" w:cs="Helvetica"/>
+                <w:i w:val="false"/>
+                <w:b w:val="false"/>
+                <w:u w:val="none"/>
+                <w:sz w:val="22"/>
+                <w:szCs w:val="22"/>
+                <w:color w:val="000000"/>
+              </w:rPr>
+              <w:t xml:space="preserve">0.08, 479</w:t>
+            </w:r>
+          </w:p>
+        </w:tc>
+        <w:tc>
+          <w:tcPr>
+            <w:tcBorders>
+              <w:bottom w:val="none" w:sz="0" w:space="0" w:color="000000"/>
+              <w:top w:val="none" w:sz="0" w:space="0" w:color="000000"/>
+              <w:left w:val="none" w:sz="0" w:space="0" w:color="000000"/>
+              <w:right w:val="none" w:sz="0" w:space="0" w:color="000000"/>
+            </w:tcBorders>
+            <w:shd w:val="clear" w:color="auto" w:fill="FFFFFF"/>
+            <w:tcMar>
+              <w:top w:w="0" w:type="dxa"/>
+              <w:bottom w:w="0" w:type="dxa"/>
+              <w:left w:w="0" w:type="dxa"/>
+              <w:right w:w="0" w:type="dxa"/>
+            </w:tcMar>
+            <w:vAlign w:val="top"/>
+          </w:tcPr>
+          <w:p>
+            <w:pPr>
+              <w:pStyle w:val="Normal"/>
+              <w:jc w:val="center"/>
+              <w:pBdr>
+                <w:bottom w:val="none" w:sz="0" w:space="0" w:color="000000"/>
+                <w:top w:val="none" w:sz="0" w:space="0" w:color="000000"/>
+                <w:left w:val="none" w:sz="0" w:space="0" w:color="000000"/>
+                <w:right w:val="none" w:sz="0" w:space="0" w:color="000000"/>
+              </w:pBdr>
+              <w:spacing w:after="100" w:before="100" w:line="240"/>
+              <w:ind w:left="100" w:right="100" w:firstLine="0" w:firstLineChars="0"/>
+              <w:rPr>
+                <w:rFonts w:ascii="Helvetica" w:hAnsi="Helvetica" w:eastAsia="Helvetica" w:cs="Helvetica"/>
+                <w:i w:val="false"/>
+                <w:b w:val="false"/>
+                <w:u w:val="none"/>
+                <w:sz w:val="22"/>
+                <w:szCs w:val="22"/>
+                <w:color w:val="000000"/>
+              </w:rPr>
+            </w:pPr>
+            <w:r>
+              <w:rPr>
+                <w:rFonts w:ascii="Helvetica" w:hAnsi="Helvetica" w:eastAsia="Helvetica" w:cs="Helvetica"/>
+                <w:i w:val="false"/>
+                <w:b w:val="false"/>
+                <w:u w:val="none"/>
+                <w:sz w:val="22"/>
+                <w:szCs w:val="22"/>
+                <w:color w:val="000000"/>
+              </w:rPr>
+              <w:t xml:space="preserve">0.410</w:t>
             </w:r>
           </w:p>
         </w:tc>
@@ -8136,113 +8136,113 @@
                 <w:szCs w:val="22"/>
                 <w:color w:val="000000"/>
               </w:rPr>
-              <w:t xml:space="preserve">3.92</w:t>
-            </w:r>
-          </w:p>
-        </w:tc>
-        <w:tc>
-          <w:tcPr>
-            <w:tcBorders>
-              <w:bottom w:val="none" w:sz="0" w:space="0" w:color="000000"/>
-              <w:top w:val="none" w:sz="0" w:space="0" w:color="000000"/>
-              <w:left w:val="none" w:sz="0" w:space="0" w:color="000000"/>
-              <w:right w:val="none" w:sz="0" w:space="0" w:color="000000"/>
-            </w:tcBorders>
-            <w:shd w:val="clear" w:color="auto" w:fill="FFFFFF"/>
-            <w:tcMar>
-              <w:top w:w="0" w:type="dxa"/>
-              <w:bottom w:w="0" w:type="dxa"/>
-              <w:left w:w="0" w:type="dxa"/>
-              <w:right w:w="0" w:type="dxa"/>
-            </w:tcMar>
-            <w:vAlign w:val="top"/>
-          </w:tcPr>
-          <w:p>
-            <w:pPr>
-              <w:pStyle w:val="Normal"/>
-              <w:jc w:val="center"/>
-              <w:pBdr>
-                <w:bottom w:val="none" w:sz="0" w:space="0" w:color="000000"/>
-                <w:top w:val="none" w:sz="0" w:space="0" w:color="000000"/>
-                <w:left w:val="none" w:sz="0" w:space="0" w:color="000000"/>
-                <w:right w:val="none" w:sz="0" w:space="0" w:color="000000"/>
-              </w:pBdr>
-              <w:spacing w:after="100" w:before="100" w:line="240"/>
-              <w:ind w:left="100" w:right="100" w:firstLine="0" w:firstLineChars="0"/>
-              <w:rPr>
-                <w:rFonts w:ascii="Helvetica" w:hAnsi="Helvetica" w:eastAsia="Helvetica" w:cs="Helvetica"/>
-                <w:i w:val="false"/>
-                <w:b w:val="false"/>
-                <w:u w:val="none"/>
-                <w:sz w:val="22"/>
-                <w:szCs w:val="22"/>
-                <w:color w:val="000000"/>
-              </w:rPr>
-            </w:pPr>
-            <w:r>
-              <w:rPr>
-                <w:rFonts w:ascii="Helvetica" w:hAnsi="Helvetica" w:eastAsia="Helvetica" w:cs="Helvetica"/>
-                <w:i w:val="false"/>
-                <w:b w:val="false"/>
-                <w:u w:val="none"/>
-                <w:sz w:val="22"/>
-                <w:szCs w:val="22"/>
-                <w:color w:val="000000"/>
-              </w:rPr>
-              <w:t xml:space="preserve">0.54, 28.5</w:t>
-            </w:r>
-          </w:p>
-        </w:tc>
-        <w:tc>
-          <w:tcPr>
-            <w:tcBorders>
-              <w:bottom w:val="none" w:sz="0" w:space="0" w:color="000000"/>
-              <w:top w:val="none" w:sz="0" w:space="0" w:color="000000"/>
-              <w:left w:val="none" w:sz="0" w:space="0" w:color="000000"/>
-              <w:right w:val="none" w:sz="0" w:space="0" w:color="000000"/>
-            </w:tcBorders>
-            <w:shd w:val="clear" w:color="auto" w:fill="FFFFFF"/>
-            <w:tcMar>
-              <w:top w:w="0" w:type="dxa"/>
-              <w:bottom w:w="0" w:type="dxa"/>
-              <w:left w:w="0" w:type="dxa"/>
-              <w:right w:w="0" w:type="dxa"/>
-            </w:tcMar>
-            <w:vAlign w:val="top"/>
-          </w:tcPr>
-          <w:p>
-            <w:pPr>
-              <w:pStyle w:val="Normal"/>
-              <w:jc w:val="center"/>
-              <w:pBdr>
-                <w:bottom w:val="none" w:sz="0" w:space="0" w:color="000000"/>
-                <w:top w:val="none" w:sz="0" w:space="0" w:color="000000"/>
-                <w:left w:val="none" w:sz="0" w:space="0" w:color="000000"/>
-                <w:right w:val="none" w:sz="0" w:space="0" w:color="000000"/>
-              </w:pBdr>
-              <w:spacing w:after="100" w:before="100" w:line="240"/>
-              <w:ind w:left="100" w:right="100" w:firstLine="0" w:firstLineChars="0"/>
-              <w:rPr>
-                <w:rFonts w:ascii="Helvetica" w:hAnsi="Helvetica" w:eastAsia="Helvetica" w:cs="Helvetica"/>
-                <w:i w:val="false"/>
-                <w:b w:val="false"/>
-                <w:u w:val="none"/>
-                <w:sz w:val="22"/>
-                <w:szCs w:val="22"/>
-                <w:color w:val="000000"/>
-              </w:rPr>
-            </w:pPr>
-            <w:r>
-              <w:rPr>
-                <w:rFonts w:ascii="Helvetica" w:hAnsi="Helvetica" w:eastAsia="Helvetica" w:cs="Helvetica"/>
-                <w:i w:val="false"/>
-                <w:b w:val="false"/>
-                <w:u w:val="none"/>
-                <w:sz w:val="22"/>
-                <w:szCs w:val="22"/>
-                <w:color w:val="000000"/>
-              </w:rPr>
-              <w:t xml:space="preserve">0.180</w:t>
+              <w:t xml:space="preserve">4.18</w:t>
+            </w:r>
+          </w:p>
+        </w:tc>
+        <w:tc>
+          <w:tcPr>
+            <w:tcBorders>
+              <w:bottom w:val="none" w:sz="0" w:space="0" w:color="000000"/>
+              <w:top w:val="none" w:sz="0" w:space="0" w:color="000000"/>
+              <w:left w:val="none" w:sz="0" w:space="0" w:color="000000"/>
+              <w:right w:val="none" w:sz="0" w:space="0" w:color="000000"/>
+            </w:tcBorders>
+            <w:shd w:val="clear" w:color="auto" w:fill="FFFFFF"/>
+            <w:tcMar>
+              <w:top w:w="0" w:type="dxa"/>
+              <w:bottom w:w="0" w:type="dxa"/>
+              <w:left w:w="0" w:type="dxa"/>
+              <w:right w:w="0" w:type="dxa"/>
+            </w:tcMar>
+            <w:vAlign w:val="top"/>
+          </w:tcPr>
+          <w:p>
+            <w:pPr>
+              <w:pStyle w:val="Normal"/>
+              <w:jc w:val="center"/>
+              <w:pBdr>
+                <w:bottom w:val="none" w:sz="0" w:space="0" w:color="000000"/>
+                <w:top w:val="none" w:sz="0" w:space="0" w:color="000000"/>
+                <w:left w:val="none" w:sz="0" w:space="0" w:color="000000"/>
+                <w:right w:val="none" w:sz="0" w:space="0" w:color="000000"/>
+              </w:pBdr>
+              <w:spacing w:after="100" w:before="100" w:line="240"/>
+              <w:ind w:left="100" w:right="100" w:firstLine="0" w:firstLineChars="0"/>
+              <w:rPr>
+                <w:rFonts w:ascii="Helvetica" w:hAnsi="Helvetica" w:eastAsia="Helvetica" w:cs="Helvetica"/>
+                <w:i w:val="false"/>
+                <w:b w:val="false"/>
+                <w:u w:val="none"/>
+                <w:sz w:val="22"/>
+                <w:szCs w:val="22"/>
+                <w:color w:val="000000"/>
+              </w:rPr>
+            </w:pPr>
+            <w:r>
+              <w:rPr>
+                <w:rFonts w:ascii="Helvetica" w:hAnsi="Helvetica" w:eastAsia="Helvetica" w:cs="Helvetica"/>
+                <w:i w:val="false"/>
+                <w:b w:val="false"/>
+                <w:u w:val="none"/>
+                <w:sz w:val="22"/>
+                <w:szCs w:val="22"/>
+                <w:color w:val="000000"/>
+              </w:rPr>
+              <w:t xml:space="preserve">0.57, 30.5</w:t>
+            </w:r>
+          </w:p>
+        </w:tc>
+        <w:tc>
+          <w:tcPr>
+            <w:tcBorders>
+              <w:bottom w:val="none" w:sz="0" w:space="0" w:color="000000"/>
+              <w:top w:val="none" w:sz="0" w:space="0" w:color="000000"/>
+              <w:left w:val="none" w:sz="0" w:space="0" w:color="000000"/>
+              <w:right w:val="none" w:sz="0" w:space="0" w:color="000000"/>
+            </w:tcBorders>
+            <w:shd w:val="clear" w:color="auto" w:fill="FFFFFF"/>
+            <w:tcMar>
+              <w:top w:w="0" w:type="dxa"/>
+              <w:bottom w:w="0" w:type="dxa"/>
+              <w:left w:w="0" w:type="dxa"/>
+              <w:right w:w="0" w:type="dxa"/>
+            </w:tcMar>
+            <w:vAlign w:val="top"/>
+          </w:tcPr>
+          <w:p>
+            <w:pPr>
+              <w:pStyle w:val="Normal"/>
+              <w:jc w:val="center"/>
+              <w:pBdr>
+                <w:bottom w:val="none" w:sz="0" w:space="0" w:color="000000"/>
+                <w:top w:val="none" w:sz="0" w:space="0" w:color="000000"/>
+                <w:left w:val="none" w:sz="0" w:space="0" w:color="000000"/>
+                <w:right w:val="none" w:sz="0" w:space="0" w:color="000000"/>
+              </w:pBdr>
+              <w:spacing w:after="100" w:before="100" w:line="240"/>
+              <w:ind w:left="100" w:right="100" w:firstLine="0" w:firstLineChars="0"/>
+              <w:rPr>
+                <w:rFonts w:ascii="Helvetica" w:hAnsi="Helvetica" w:eastAsia="Helvetica" w:cs="Helvetica"/>
+                <w:i w:val="false"/>
+                <w:b w:val="false"/>
+                <w:u w:val="none"/>
+                <w:sz w:val="22"/>
+                <w:szCs w:val="22"/>
+                <w:color w:val="000000"/>
+              </w:rPr>
+            </w:pPr>
+            <w:r>
+              <w:rPr>
+                <w:rFonts w:ascii="Helvetica" w:hAnsi="Helvetica" w:eastAsia="Helvetica" w:cs="Helvetica"/>
+                <w:i w:val="false"/>
+                <w:b w:val="false"/>
+                <w:u w:val="none"/>
+                <w:sz w:val="22"/>
+                <w:szCs w:val="22"/>
+                <w:color w:val="000000"/>
+              </w:rPr>
+              <w:t xml:space="preserve">0.160</w:t>
             </w:r>
           </w:p>
         </w:tc>
@@ -8348,113 +8348,113 @@
                 <w:szCs w:val="22"/>
                 <w:color w:val="000000"/>
               </w:rPr>
-              <w:t xml:space="preserve">10.4</w:t>
-            </w:r>
-          </w:p>
-        </w:tc>
-        <w:tc>
-          <w:tcPr>
-            <w:tcBorders>
-              <w:bottom w:val="none" w:sz="0" w:space="0" w:color="000000"/>
-              <w:top w:val="none" w:sz="0" w:space="0" w:color="000000"/>
-              <w:left w:val="none" w:sz="0" w:space="0" w:color="000000"/>
-              <w:right w:val="none" w:sz="0" w:space="0" w:color="000000"/>
-            </w:tcBorders>
-            <w:shd w:val="clear" w:color="auto" w:fill="FFFFFF"/>
-            <w:tcMar>
-              <w:top w:w="0" w:type="dxa"/>
-              <w:bottom w:w="0" w:type="dxa"/>
-              <w:left w:w="0" w:type="dxa"/>
-              <w:right w:w="0" w:type="dxa"/>
-            </w:tcMar>
-            <w:vAlign w:val="top"/>
-          </w:tcPr>
-          <w:p>
-            <w:pPr>
-              <w:pStyle w:val="Normal"/>
-              <w:jc w:val="center"/>
-              <w:pBdr>
-                <w:bottom w:val="none" w:sz="0" w:space="0" w:color="000000"/>
-                <w:top w:val="none" w:sz="0" w:space="0" w:color="000000"/>
-                <w:left w:val="none" w:sz="0" w:space="0" w:color="000000"/>
-                <w:right w:val="none" w:sz="0" w:space="0" w:color="000000"/>
-              </w:pBdr>
-              <w:spacing w:after="100" w:before="100" w:line="240"/>
-              <w:ind w:left="100" w:right="100" w:firstLine="0" w:firstLineChars="0"/>
-              <w:rPr>
-                <w:rFonts w:ascii="Helvetica" w:hAnsi="Helvetica" w:eastAsia="Helvetica" w:cs="Helvetica"/>
-                <w:i w:val="false"/>
-                <w:b w:val="false"/>
-                <w:u w:val="none"/>
-                <w:sz w:val="22"/>
-                <w:szCs w:val="22"/>
-                <w:color w:val="000000"/>
-              </w:rPr>
-            </w:pPr>
-            <w:r>
-              <w:rPr>
-                <w:rFonts w:ascii="Helvetica" w:hAnsi="Helvetica" w:eastAsia="Helvetica" w:cs="Helvetica"/>
-                <w:i w:val="false"/>
-                <w:b w:val="false"/>
-                <w:u w:val="none"/>
-                <w:sz w:val="22"/>
-                <w:szCs w:val="22"/>
-                <w:color w:val="000000"/>
-              </w:rPr>
-              <w:t xml:space="preserve">0.59, 183</w:t>
-            </w:r>
-          </w:p>
-        </w:tc>
-        <w:tc>
-          <w:tcPr>
-            <w:tcBorders>
-              <w:bottom w:val="none" w:sz="0" w:space="0" w:color="000000"/>
-              <w:top w:val="none" w:sz="0" w:space="0" w:color="000000"/>
-              <w:left w:val="none" w:sz="0" w:space="0" w:color="000000"/>
-              <w:right w:val="none" w:sz="0" w:space="0" w:color="000000"/>
-            </w:tcBorders>
-            <w:shd w:val="clear" w:color="auto" w:fill="FFFFFF"/>
-            <w:tcMar>
-              <w:top w:w="0" w:type="dxa"/>
-              <w:bottom w:w="0" w:type="dxa"/>
-              <w:left w:w="0" w:type="dxa"/>
-              <w:right w:w="0" w:type="dxa"/>
-            </w:tcMar>
-            <w:vAlign w:val="top"/>
-          </w:tcPr>
-          <w:p>
-            <w:pPr>
-              <w:pStyle w:val="Normal"/>
-              <w:jc w:val="center"/>
-              <w:pBdr>
-                <w:bottom w:val="none" w:sz="0" w:space="0" w:color="000000"/>
-                <w:top w:val="none" w:sz="0" w:space="0" w:color="000000"/>
-                <w:left w:val="none" w:sz="0" w:space="0" w:color="000000"/>
-                <w:right w:val="none" w:sz="0" w:space="0" w:color="000000"/>
-              </w:pBdr>
-              <w:spacing w:after="100" w:before="100" w:line="240"/>
-              <w:ind w:left="100" w:right="100" w:firstLine="0" w:firstLineChars="0"/>
-              <w:rPr>
-                <w:rFonts w:ascii="Helvetica" w:hAnsi="Helvetica" w:eastAsia="Helvetica" w:cs="Helvetica"/>
-                <w:i w:val="false"/>
-                <w:b w:val="false"/>
-                <w:u w:val="none"/>
-                <w:sz w:val="22"/>
-                <w:szCs w:val="22"/>
-                <w:color w:val="000000"/>
-              </w:rPr>
-            </w:pPr>
-            <w:r>
-              <w:rPr>
-                <w:rFonts w:ascii="Helvetica" w:hAnsi="Helvetica" w:eastAsia="Helvetica" w:cs="Helvetica"/>
-                <w:i w:val="false"/>
-                <w:b w:val="false"/>
-                <w:u w:val="none"/>
-                <w:sz w:val="22"/>
-                <w:szCs w:val="22"/>
-                <w:color w:val="000000"/>
-              </w:rPr>
-              <w:t xml:space="preserve">0.110</w:t>
+              <w:t xml:space="preserve">9.73</w:t>
+            </w:r>
+          </w:p>
+        </w:tc>
+        <w:tc>
+          <w:tcPr>
+            <w:tcBorders>
+              <w:bottom w:val="none" w:sz="0" w:space="0" w:color="000000"/>
+              <w:top w:val="none" w:sz="0" w:space="0" w:color="000000"/>
+              <w:left w:val="none" w:sz="0" w:space="0" w:color="000000"/>
+              <w:right w:val="none" w:sz="0" w:space="0" w:color="000000"/>
+            </w:tcBorders>
+            <w:shd w:val="clear" w:color="auto" w:fill="FFFFFF"/>
+            <w:tcMar>
+              <w:top w:w="0" w:type="dxa"/>
+              <w:bottom w:w="0" w:type="dxa"/>
+              <w:left w:w="0" w:type="dxa"/>
+              <w:right w:w="0" w:type="dxa"/>
+            </w:tcMar>
+            <w:vAlign w:val="top"/>
+          </w:tcPr>
+          <w:p>
+            <w:pPr>
+              <w:pStyle w:val="Normal"/>
+              <w:jc w:val="center"/>
+              <w:pBdr>
+                <w:bottom w:val="none" w:sz="0" w:space="0" w:color="000000"/>
+                <w:top w:val="none" w:sz="0" w:space="0" w:color="000000"/>
+                <w:left w:val="none" w:sz="0" w:space="0" w:color="000000"/>
+                <w:right w:val="none" w:sz="0" w:space="0" w:color="000000"/>
+              </w:pBdr>
+              <w:spacing w:after="100" w:before="100" w:line="240"/>
+              <w:ind w:left="100" w:right="100" w:firstLine="0" w:firstLineChars="0"/>
+              <w:rPr>
+                <w:rFonts w:ascii="Helvetica" w:hAnsi="Helvetica" w:eastAsia="Helvetica" w:cs="Helvetica"/>
+                <w:i w:val="false"/>
+                <w:b w:val="false"/>
+                <w:u w:val="none"/>
+                <w:sz w:val="22"/>
+                <w:szCs w:val="22"/>
+                <w:color w:val="000000"/>
+              </w:rPr>
+            </w:pPr>
+            <w:r>
+              <w:rPr>
+                <w:rFonts w:ascii="Helvetica" w:hAnsi="Helvetica" w:eastAsia="Helvetica" w:cs="Helvetica"/>
+                <w:i w:val="false"/>
+                <w:b w:val="false"/>
+                <w:u w:val="none"/>
+                <w:sz w:val="22"/>
+                <w:szCs w:val="22"/>
+                <w:color w:val="000000"/>
+              </w:rPr>
+              <w:t xml:space="preserve">0.31, 306</w:t>
+            </w:r>
+          </w:p>
+        </w:tc>
+        <w:tc>
+          <w:tcPr>
+            <w:tcBorders>
+              <w:bottom w:val="none" w:sz="0" w:space="0" w:color="000000"/>
+              <w:top w:val="none" w:sz="0" w:space="0" w:color="000000"/>
+              <w:left w:val="none" w:sz="0" w:space="0" w:color="000000"/>
+              <w:right w:val="none" w:sz="0" w:space="0" w:color="000000"/>
+            </w:tcBorders>
+            <w:shd w:val="clear" w:color="auto" w:fill="FFFFFF"/>
+            <w:tcMar>
+              <w:top w:w="0" w:type="dxa"/>
+              <w:bottom w:w="0" w:type="dxa"/>
+              <w:left w:w="0" w:type="dxa"/>
+              <w:right w:w="0" w:type="dxa"/>
+            </w:tcMar>
+            <w:vAlign w:val="top"/>
+          </w:tcPr>
+          <w:p>
+            <w:pPr>
+              <w:pStyle w:val="Normal"/>
+              <w:jc w:val="center"/>
+              <w:pBdr>
+                <w:bottom w:val="none" w:sz="0" w:space="0" w:color="000000"/>
+                <w:top w:val="none" w:sz="0" w:space="0" w:color="000000"/>
+                <w:left w:val="none" w:sz="0" w:space="0" w:color="000000"/>
+                <w:right w:val="none" w:sz="0" w:space="0" w:color="000000"/>
+              </w:pBdr>
+              <w:spacing w:after="100" w:before="100" w:line="240"/>
+              <w:ind w:left="100" w:right="100" w:firstLine="0" w:firstLineChars="0"/>
+              <w:rPr>
+                <w:rFonts w:ascii="Helvetica" w:hAnsi="Helvetica" w:eastAsia="Helvetica" w:cs="Helvetica"/>
+                <w:i w:val="false"/>
+                <w:b w:val="false"/>
+                <w:u w:val="none"/>
+                <w:sz w:val="22"/>
+                <w:szCs w:val="22"/>
+                <w:color w:val="000000"/>
+              </w:rPr>
+            </w:pPr>
+            <w:r>
+              <w:rPr>
+                <w:rFonts w:ascii="Helvetica" w:hAnsi="Helvetica" w:eastAsia="Helvetica" w:cs="Helvetica"/>
+                <w:i w:val="false"/>
+                <w:b w:val="false"/>
+                <w:u w:val="none"/>
+                <w:sz w:val="22"/>
+                <w:szCs w:val="22"/>
+                <w:color w:val="000000"/>
+              </w:rPr>
+              <w:t xml:space="preserve">0.200</w:t>
             </w:r>
           </w:p>
         </w:tc>
@@ -9427,7 +9427,7 @@
       </w:tr>
       <w:tr>
         <w:trPr>
-          <w:trHeight w:val="598" w:hRule="auto"/>
+          <w:trHeight w:val="597" w:hRule="auto"/>
         </w:trPr>
         body19
         <w:tc>
@@ -9585,60 +9585,272 @@
                 <w:szCs w:val="22"/>
                 <w:color w:val="000000"/>
               </w:rPr>
-              <w:t xml:space="preserve">0.26</w:t>
-            </w:r>
-          </w:p>
-        </w:tc>
-        <w:tc>
-          <w:tcPr>
-            <w:tcBorders>
-              <w:bottom w:val="none" w:sz="0" w:space="0" w:color="000000"/>
-              <w:top w:val="none" w:sz="0" w:space="0" w:color="000000"/>
-              <w:left w:val="none" w:sz="0" w:space="0" w:color="000000"/>
-              <w:right w:val="none" w:sz="0" w:space="0" w:color="000000"/>
-            </w:tcBorders>
-            <w:shd w:val="clear" w:color="auto" w:fill="FFFFFF"/>
-            <w:tcMar>
-              <w:top w:w="0" w:type="dxa"/>
-              <w:bottom w:w="0" w:type="dxa"/>
-              <w:left w:w="0" w:type="dxa"/>
-              <w:right w:w="0" w:type="dxa"/>
-            </w:tcMar>
-            <w:vAlign w:val="top"/>
-          </w:tcPr>
-          <w:p>
-            <w:pPr>
-              <w:pStyle w:val="Normal"/>
-              <w:jc w:val="center"/>
-              <w:pBdr>
-                <w:bottom w:val="none" w:sz="0" w:space="0" w:color="000000"/>
-                <w:top w:val="none" w:sz="0" w:space="0" w:color="000000"/>
-                <w:left w:val="none" w:sz="0" w:space="0" w:color="000000"/>
-                <w:right w:val="none" w:sz="0" w:space="0" w:color="000000"/>
-              </w:pBdr>
-              <w:spacing w:after="100" w:before="100" w:line="240"/>
-              <w:ind w:left="100" w:right="100" w:firstLine="0" w:firstLineChars="0"/>
-              <w:rPr>
-                <w:rFonts w:ascii="Helvetica" w:hAnsi="Helvetica" w:eastAsia="Helvetica" w:cs="Helvetica"/>
-                <w:i w:val="false"/>
-                <w:b w:val="false"/>
-                <w:u w:val="none"/>
-                <w:sz w:val="22"/>
-                <w:szCs w:val="22"/>
-                <w:color w:val="000000"/>
-              </w:rPr>
-            </w:pPr>
-            <w:r>
-              <w:rPr>
-                <w:rFonts w:ascii="Helvetica" w:hAnsi="Helvetica" w:eastAsia="Helvetica" w:cs="Helvetica"/>
-                <w:i w:val="false"/>
-                <w:b w:val="false"/>
-                <w:u w:val="none"/>
-                <w:sz w:val="22"/>
-                <w:szCs w:val="22"/>
-                <w:color w:val="000000"/>
-              </w:rPr>
-              <w:t xml:space="preserve">0.06, 1.13</w:t>
+              <w:t xml:space="preserve">0.30</w:t>
+            </w:r>
+          </w:p>
+        </w:tc>
+        <w:tc>
+          <w:tcPr>
+            <w:tcBorders>
+              <w:bottom w:val="none" w:sz="0" w:space="0" w:color="000000"/>
+              <w:top w:val="none" w:sz="0" w:space="0" w:color="000000"/>
+              <w:left w:val="none" w:sz="0" w:space="0" w:color="000000"/>
+              <w:right w:val="none" w:sz="0" w:space="0" w:color="000000"/>
+            </w:tcBorders>
+            <w:shd w:val="clear" w:color="auto" w:fill="FFFFFF"/>
+            <w:tcMar>
+              <w:top w:w="0" w:type="dxa"/>
+              <w:bottom w:w="0" w:type="dxa"/>
+              <w:left w:w="0" w:type="dxa"/>
+              <w:right w:w="0" w:type="dxa"/>
+            </w:tcMar>
+            <w:vAlign w:val="top"/>
+          </w:tcPr>
+          <w:p>
+            <w:pPr>
+              <w:pStyle w:val="Normal"/>
+              <w:jc w:val="center"/>
+              <w:pBdr>
+                <w:bottom w:val="none" w:sz="0" w:space="0" w:color="000000"/>
+                <w:top w:val="none" w:sz="0" w:space="0" w:color="000000"/>
+                <w:left w:val="none" w:sz="0" w:space="0" w:color="000000"/>
+                <w:right w:val="none" w:sz="0" w:space="0" w:color="000000"/>
+              </w:pBdr>
+              <w:spacing w:after="100" w:before="100" w:line="240"/>
+              <w:ind w:left="100" w:right="100" w:firstLine="0" w:firstLineChars="0"/>
+              <w:rPr>
+                <w:rFonts w:ascii="Helvetica" w:hAnsi="Helvetica" w:eastAsia="Helvetica" w:cs="Helvetica"/>
+                <w:i w:val="false"/>
+                <w:b w:val="false"/>
+                <w:u w:val="none"/>
+                <w:sz w:val="22"/>
+                <w:szCs w:val="22"/>
+                <w:color w:val="000000"/>
+              </w:rPr>
+            </w:pPr>
+            <w:r>
+              <w:rPr>
+                <w:rFonts w:ascii="Helvetica" w:hAnsi="Helvetica" w:eastAsia="Helvetica" w:cs="Helvetica"/>
+                <w:i w:val="false"/>
+                <w:b w:val="false"/>
+                <w:u w:val="none"/>
+                <w:sz w:val="22"/>
+                <w:szCs w:val="22"/>
+                <w:color w:val="000000"/>
+              </w:rPr>
+              <w:t xml:space="preserve">0.07, 1.30</w:t>
+            </w:r>
+          </w:p>
+        </w:tc>
+        <w:tc>
+          <w:tcPr>
+            <w:tcBorders>
+              <w:bottom w:val="none" w:sz="0" w:space="0" w:color="000000"/>
+              <w:top w:val="none" w:sz="0" w:space="0" w:color="000000"/>
+              <w:left w:val="none" w:sz="0" w:space="0" w:color="000000"/>
+              <w:right w:val="none" w:sz="0" w:space="0" w:color="000000"/>
+            </w:tcBorders>
+            <w:shd w:val="clear" w:color="auto" w:fill="FFFFFF"/>
+            <w:tcMar>
+              <w:top w:w="0" w:type="dxa"/>
+              <w:bottom w:w="0" w:type="dxa"/>
+              <w:left w:w="0" w:type="dxa"/>
+              <w:right w:w="0" w:type="dxa"/>
+            </w:tcMar>
+            <w:vAlign w:val="top"/>
+          </w:tcPr>
+          <w:p>
+            <w:pPr>
+              <w:pStyle w:val="Normal"/>
+              <w:jc w:val="center"/>
+              <w:pBdr>
+                <w:bottom w:val="none" w:sz="0" w:space="0" w:color="000000"/>
+                <w:top w:val="none" w:sz="0" w:space="0" w:color="000000"/>
+                <w:left w:val="none" w:sz="0" w:space="0" w:color="000000"/>
+                <w:right w:val="none" w:sz="0" w:space="0" w:color="000000"/>
+              </w:pBdr>
+              <w:spacing w:after="100" w:before="100" w:line="240"/>
+              <w:ind w:left="100" w:right="100" w:firstLine="0" w:firstLineChars="0"/>
+              <w:rPr>
+                <w:rFonts w:ascii="Helvetica" w:hAnsi="Helvetica" w:eastAsia="Helvetica" w:cs="Helvetica"/>
+                <w:i w:val="false"/>
+                <w:b w:val="false"/>
+                <w:u w:val="none"/>
+                <w:sz w:val="22"/>
+                <w:szCs w:val="22"/>
+                <w:color w:val="000000"/>
+              </w:rPr>
+            </w:pPr>
+            <w:r>
+              <w:rPr>
+                <w:rFonts w:ascii="Helvetica" w:hAnsi="Helvetica" w:eastAsia="Helvetica" w:cs="Helvetica"/>
+                <w:i w:val="false"/>
+                <w:b w:val="false"/>
+                <w:u w:val="none"/>
+                <w:sz w:val="22"/>
+                <w:szCs w:val="22"/>
+                <w:color w:val="000000"/>
+              </w:rPr>
+              <w:t xml:space="preserve">0.110</w:t>
+            </w:r>
+          </w:p>
+        </w:tc>
+        <w:tc>
+          <w:tcPr>
+            <w:tcBorders>
+              <w:bottom w:val="none" w:sz="0" w:space="0" w:color="000000"/>
+              <w:top w:val="none" w:sz="0" w:space="0" w:color="000000"/>
+              <w:left w:val="none" w:sz="0" w:space="0" w:color="000000"/>
+              <w:right w:val="none" w:sz="0" w:space="0" w:color="000000"/>
+            </w:tcBorders>
+            <w:shd w:val="clear" w:color="auto" w:fill="FFFFFF"/>
+            <w:tcMar>
+              <w:top w:w="0" w:type="dxa"/>
+              <w:bottom w:w="0" w:type="dxa"/>
+              <w:left w:w="0" w:type="dxa"/>
+              <w:right w:w="0" w:type="dxa"/>
+            </w:tcMar>
+            <w:vAlign w:val="top"/>
+          </w:tcPr>
+          <w:p>
+            <w:pPr>
+              <w:pStyle w:val="Normal"/>
+              <w:jc w:val="center"/>
+              <w:pBdr>
+                <w:bottom w:val="none" w:sz="0" w:space="0" w:color="000000"/>
+                <w:top w:val="none" w:sz="0" w:space="0" w:color="000000"/>
+                <w:left w:val="none" w:sz="0" w:space="0" w:color="000000"/>
+                <w:right w:val="none" w:sz="0" w:space="0" w:color="000000"/>
+              </w:pBdr>
+              <w:spacing w:after="100" w:before="100" w:line="240"/>
+              <w:ind w:left="100" w:right="100" w:firstLine="0" w:firstLineChars="0"/>
+              <w:rPr>
+                <w:rFonts w:ascii="Helvetica" w:hAnsi="Helvetica" w:eastAsia="Helvetica" w:cs="Helvetica"/>
+                <w:i w:val="false"/>
+                <w:b w:val="false"/>
+                <w:u w:val="none"/>
+                <w:sz w:val="22"/>
+                <w:szCs w:val="22"/>
+                <w:color w:val="000000"/>
+              </w:rPr>
+            </w:pPr>
+            <w:r>
+              <w:rPr>
+                <w:rFonts w:ascii="Helvetica" w:hAnsi="Helvetica" w:eastAsia="Helvetica" w:cs="Helvetica"/>
+                <w:i w:val="false"/>
+                <w:b w:val="false"/>
+                <w:u w:val="none"/>
+                <w:sz w:val="22"/>
+                <w:szCs w:val="22"/>
+                <w:color w:val="000000"/>
+              </w:rPr>
+              <w:t xml:space="preserve"/>
+            </w:r>
+          </w:p>
+        </w:tc>
+        <w:tc>
+          <w:tcPr>
+            <w:tcBorders>
+              <w:bottom w:val="none" w:sz="0" w:space="0" w:color="000000"/>
+              <w:top w:val="none" w:sz="0" w:space="0" w:color="000000"/>
+              <w:left w:val="none" w:sz="0" w:space="0" w:color="000000"/>
+              <w:right w:val="none" w:sz="0" w:space="0" w:color="000000"/>
+            </w:tcBorders>
+            <w:shd w:val="clear" w:color="auto" w:fill="FFFFFF"/>
+            <w:tcMar>
+              <w:top w:w="0" w:type="dxa"/>
+              <w:bottom w:w="0" w:type="dxa"/>
+              <w:left w:w="0" w:type="dxa"/>
+              <w:right w:w="0" w:type="dxa"/>
+            </w:tcMar>
+            <w:vAlign w:val="top"/>
+          </w:tcPr>
+          <w:p>
+            <w:pPr>
+              <w:pStyle w:val="Normal"/>
+              <w:jc w:val="center"/>
+              <w:pBdr>
+                <w:bottom w:val="none" w:sz="0" w:space="0" w:color="000000"/>
+                <w:top w:val="none" w:sz="0" w:space="0" w:color="000000"/>
+                <w:left w:val="none" w:sz="0" w:space="0" w:color="000000"/>
+                <w:right w:val="none" w:sz="0" w:space="0" w:color="000000"/>
+              </w:pBdr>
+              <w:spacing w:after="100" w:before="100" w:line="240"/>
+              <w:ind w:left="100" w:right="100" w:firstLine="0" w:firstLineChars="0"/>
+              <w:rPr>
+                <w:rFonts w:ascii="Helvetica" w:hAnsi="Helvetica" w:eastAsia="Helvetica" w:cs="Helvetica"/>
+                <w:i w:val="false"/>
+                <w:b w:val="false"/>
+                <w:u w:val="none"/>
+                <w:sz w:val="22"/>
+                <w:szCs w:val="22"/>
+                <w:color w:val="000000"/>
+              </w:rPr>
+            </w:pPr>
+            <w:r>
+              <w:rPr>
+                <w:rFonts w:ascii="Helvetica" w:hAnsi="Helvetica" w:eastAsia="Helvetica" w:cs="Helvetica"/>
+                <w:i w:val="false"/>
+                <w:b w:val="false"/>
+                <w:u w:val="none"/>
+                <w:sz w:val="22"/>
+                <w:szCs w:val="22"/>
+                <w:color w:val="000000"/>
+              </w:rPr>
+              <w:t xml:space="preserve">0.02</w:t>
+            </w:r>
+          </w:p>
+        </w:tc>
+        <w:tc>
+          <w:tcPr>
+            <w:tcBorders>
+              <w:bottom w:val="none" w:sz="0" w:space="0" w:color="000000"/>
+              <w:top w:val="none" w:sz="0" w:space="0" w:color="000000"/>
+              <w:left w:val="none" w:sz="0" w:space="0" w:color="000000"/>
+              <w:right w:val="none" w:sz="0" w:space="0" w:color="000000"/>
+            </w:tcBorders>
+            <w:shd w:val="clear" w:color="auto" w:fill="FFFFFF"/>
+            <w:tcMar>
+              <w:top w:w="0" w:type="dxa"/>
+              <w:bottom w:w="0" w:type="dxa"/>
+              <w:left w:w="0" w:type="dxa"/>
+              <w:right w:w="0" w:type="dxa"/>
+            </w:tcMar>
+            <w:vAlign w:val="top"/>
+          </w:tcPr>
+          <w:p>
+            <w:pPr>
+              <w:pStyle w:val="Normal"/>
+              <w:jc w:val="center"/>
+              <w:pBdr>
+                <w:bottom w:val="none" w:sz="0" w:space="0" w:color="000000"/>
+                <w:top w:val="none" w:sz="0" w:space="0" w:color="000000"/>
+                <w:left w:val="none" w:sz="0" w:space="0" w:color="000000"/>
+                <w:right w:val="none" w:sz="0" w:space="0" w:color="000000"/>
+              </w:pBdr>
+              <w:spacing w:after="100" w:before="100" w:line="240"/>
+              <w:ind w:left="100" w:right="100" w:firstLine="0" w:firstLineChars="0"/>
+              <w:rPr>
+                <w:rFonts w:ascii="Helvetica" w:hAnsi="Helvetica" w:eastAsia="Helvetica" w:cs="Helvetica"/>
+                <w:i w:val="false"/>
+                <w:b w:val="false"/>
+                <w:u w:val="none"/>
+                <w:sz w:val="22"/>
+                <w:szCs w:val="22"/>
+                <w:color w:val="000000"/>
+              </w:rPr>
+            </w:pPr>
+            <w:r>
+              <w:rPr>
+                <w:rFonts w:ascii="Helvetica" w:hAnsi="Helvetica" w:eastAsia="Helvetica" w:cs="Helvetica"/>
+                <w:i w:val="false"/>
+                <w:b w:val="false"/>
+                <w:u w:val="none"/>
+                <w:sz w:val="22"/>
+                <w:szCs w:val="22"/>
+                <w:color w:val="000000"/>
+              </w:rPr>
+              <w:t xml:space="preserve">0.00, 1.39</w:t>
             </w:r>
           </w:p>
         </w:tc>
@@ -9692,218 +9904,6 @@
                 <w:color w:val="000000"/>
               </w:rPr>
               <w:t xml:space="preserve">0.072</w:t>
-            </w:r>
-          </w:p>
-        </w:tc>
-        <w:tc>
-          <w:tcPr>
-            <w:tcBorders>
-              <w:bottom w:val="none" w:sz="0" w:space="0" w:color="000000"/>
-              <w:top w:val="none" w:sz="0" w:space="0" w:color="000000"/>
-              <w:left w:val="none" w:sz="0" w:space="0" w:color="000000"/>
-              <w:right w:val="none" w:sz="0" w:space="0" w:color="000000"/>
-            </w:tcBorders>
-            <w:shd w:val="clear" w:color="auto" w:fill="FFFFFF"/>
-            <w:tcMar>
-              <w:top w:w="0" w:type="dxa"/>
-              <w:bottom w:w="0" w:type="dxa"/>
-              <w:left w:w="0" w:type="dxa"/>
-              <w:right w:w="0" w:type="dxa"/>
-            </w:tcMar>
-            <w:vAlign w:val="top"/>
-          </w:tcPr>
-          <w:p>
-            <w:pPr>
-              <w:pStyle w:val="Normal"/>
-              <w:jc w:val="center"/>
-              <w:pBdr>
-                <w:bottom w:val="none" w:sz="0" w:space="0" w:color="000000"/>
-                <w:top w:val="none" w:sz="0" w:space="0" w:color="000000"/>
-                <w:left w:val="none" w:sz="0" w:space="0" w:color="000000"/>
-                <w:right w:val="none" w:sz="0" w:space="0" w:color="000000"/>
-              </w:pBdr>
-              <w:spacing w:after="100" w:before="100" w:line="240"/>
-              <w:ind w:left="100" w:right="100" w:firstLine="0" w:firstLineChars="0"/>
-              <w:rPr>
-                <w:rFonts w:ascii="Helvetica" w:hAnsi="Helvetica" w:eastAsia="Helvetica" w:cs="Helvetica"/>
-                <w:i w:val="false"/>
-                <w:b w:val="false"/>
-                <w:u w:val="none"/>
-                <w:sz w:val="22"/>
-                <w:szCs w:val="22"/>
-                <w:color w:val="000000"/>
-              </w:rPr>
-            </w:pPr>
-            <w:r>
-              <w:rPr>
-                <w:rFonts w:ascii="Helvetica" w:hAnsi="Helvetica" w:eastAsia="Helvetica" w:cs="Helvetica"/>
-                <w:i w:val="false"/>
-                <w:b w:val="false"/>
-                <w:u w:val="none"/>
-                <w:sz w:val="22"/>
-                <w:szCs w:val="22"/>
-                <w:color w:val="000000"/>
-              </w:rPr>
-              <w:t xml:space="preserve"/>
-            </w:r>
-          </w:p>
-        </w:tc>
-        <w:tc>
-          <w:tcPr>
-            <w:tcBorders>
-              <w:bottom w:val="none" w:sz="0" w:space="0" w:color="000000"/>
-              <w:top w:val="none" w:sz="0" w:space="0" w:color="000000"/>
-              <w:left w:val="none" w:sz="0" w:space="0" w:color="000000"/>
-              <w:right w:val="none" w:sz="0" w:space="0" w:color="000000"/>
-            </w:tcBorders>
-            <w:shd w:val="clear" w:color="auto" w:fill="FFFFFF"/>
-            <w:tcMar>
-              <w:top w:w="0" w:type="dxa"/>
-              <w:bottom w:w="0" w:type="dxa"/>
-              <w:left w:w="0" w:type="dxa"/>
-              <w:right w:w="0" w:type="dxa"/>
-            </w:tcMar>
-            <w:vAlign w:val="top"/>
-          </w:tcPr>
-          <w:p>
-            <w:pPr>
-              <w:pStyle w:val="Normal"/>
-              <w:jc w:val="center"/>
-              <w:pBdr>
-                <w:bottom w:val="none" w:sz="0" w:space="0" w:color="000000"/>
-                <w:top w:val="none" w:sz="0" w:space="0" w:color="000000"/>
-                <w:left w:val="none" w:sz="0" w:space="0" w:color="000000"/>
-                <w:right w:val="none" w:sz="0" w:space="0" w:color="000000"/>
-              </w:pBdr>
-              <w:spacing w:after="100" w:before="100" w:line="240"/>
-              <w:ind w:left="100" w:right="100" w:firstLine="0" w:firstLineChars="0"/>
-              <w:rPr>
-                <w:rFonts w:ascii="Helvetica" w:hAnsi="Helvetica" w:eastAsia="Helvetica" w:cs="Helvetica"/>
-                <w:i w:val="false"/>
-                <w:b w:val="false"/>
-                <w:u w:val="none"/>
-                <w:sz w:val="22"/>
-                <w:szCs w:val="22"/>
-                <w:color w:val="000000"/>
-              </w:rPr>
-            </w:pPr>
-            <w:r>
-              <w:rPr>
-                <w:rFonts w:ascii="Helvetica" w:hAnsi="Helvetica" w:eastAsia="Helvetica" w:cs="Helvetica"/>
-                <w:i w:val="false"/>
-                <w:b w:val="false"/>
-                <w:u w:val="none"/>
-                <w:sz w:val="22"/>
-                <w:szCs w:val="22"/>
-                <w:color w:val="000000"/>
-              </w:rPr>
-              <w:t xml:space="preserve">0.02</w:t>
-            </w:r>
-          </w:p>
-        </w:tc>
-        <w:tc>
-          <w:tcPr>
-            <w:tcBorders>
-              <w:bottom w:val="none" w:sz="0" w:space="0" w:color="000000"/>
-              <w:top w:val="none" w:sz="0" w:space="0" w:color="000000"/>
-              <w:left w:val="none" w:sz="0" w:space="0" w:color="000000"/>
-              <w:right w:val="none" w:sz="0" w:space="0" w:color="000000"/>
-            </w:tcBorders>
-            <w:shd w:val="clear" w:color="auto" w:fill="FFFFFF"/>
-            <w:tcMar>
-              <w:top w:w="0" w:type="dxa"/>
-              <w:bottom w:w="0" w:type="dxa"/>
-              <w:left w:w="0" w:type="dxa"/>
-              <w:right w:w="0" w:type="dxa"/>
-            </w:tcMar>
-            <w:vAlign w:val="top"/>
-          </w:tcPr>
-          <w:p>
-            <w:pPr>
-              <w:pStyle w:val="Normal"/>
-              <w:jc w:val="center"/>
-              <w:pBdr>
-                <w:bottom w:val="none" w:sz="0" w:space="0" w:color="000000"/>
-                <w:top w:val="none" w:sz="0" w:space="0" w:color="000000"/>
-                <w:left w:val="none" w:sz="0" w:space="0" w:color="000000"/>
-                <w:right w:val="none" w:sz="0" w:space="0" w:color="000000"/>
-              </w:pBdr>
-              <w:spacing w:after="100" w:before="100" w:line="240"/>
-              <w:ind w:left="100" w:right="100" w:firstLine="0" w:firstLineChars="0"/>
-              <w:rPr>
-                <w:rFonts w:ascii="Helvetica" w:hAnsi="Helvetica" w:eastAsia="Helvetica" w:cs="Helvetica"/>
-                <w:i w:val="false"/>
-                <w:b w:val="false"/>
-                <w:u w:val="none"/>
-                <w:sz w:val="22"/>
-                <w:szCs w:val="22"/>
-                <w:color w:val="000000"/>
-              </w:rPr>
-            </w:pPr>
-            <w:r>
-              <w:rPr>
-                <w:rFonts w:ascii="Helvetica" w:hAnsi="Helvetica" w:eastAsia="Helvetica" w:cs="Helvetica"/>
-                <w:i w:val="false"/>
-                <w:b w:val="false"/>
-                <w:u w:val="none"/>
-                <w:sz w:val="22"/>
-                <w:szCs w:val="22"/>
-                <w:color w:val="000000"/>
-              </w:rPr>
-              <w:t xml:space="preserve">0.00, 0.83</w:t>
-            </w:r>
-          </w:p>
-        </w:tc>
-        <w:tc>
-          <w:tcPr>
-            <w:tcBorders>
-              <w:bottom w:val="none" w:sz="0" w:space="0" w:color="000000"/>
-              <w:top w:val="none" w:sz="0" w:space="0" w:color="000000"/>
-              <w:left w:val="none" w:sz="0" w:space="0" w:color="000000"/>
-              <w:right w:val="none" w:sz="0" w:space="0" w:color="000000"/>
-            </w:tcBorders>
-            <w:shd w:val="clear" w:color="auto" w:fill="FFFFFF"/>
-            <w:tcMar>
-              <w:top w:w="0" w:type="dxa"/>
-              <w:bottom w:w="0" w:type="dxa"/>
-              <w:left w:w="0" w:type="dxa"/>
-              <w:right w:w="0" w:type="dxa"/>
-            </w:tcMar>
-            <w:vAlign w:val="top"/>
-          </w:tcPr>
-          <w:p>
-            <w:pPr>
-              <w:pStyle w:val="Normal"/>
-              <w:jc w:val="center"/>
-              <w:pBdr>
-                <w:bottom w:val="none" w:sz="0" w:space="0" w:color="000000"/>
-                <w:top w:val="none" w:sz="0" w:space="0" w:color="000000"/>
-                <w:left w:val="none" w:sz="0" w:space="0" w:color="000000"/>
-                <w:right w:val="none" w:sz="0" w:space="0" w:color="000000"/>
-              </w:pBdr>
-              <w:spacing w:after="100" w:before="100" w:line="240"/>
-              <w:ind w:left="100" w:right="100" w:firstLine="0" w:firstLineChars="0"/>
-              <w:rPr>
-                <w:rFonts w:ascii="Helvetica" w:hAnsi="Helvetica" w:eastAsia="Helvetica" w:cs="Helvetica"/>
-                <w:i w:val="false"/>
-                <w:b w:val="false"/>
-                <w:u w:val="none"/>
-                <w:sz w:val="22"/>
-                <w:szCs w:val="22"/>
-                <w:color w:val="000000"/>
-              </w:rPr>
-            </w:pPr>
-            <w:r>
-              <w:rPr>
-                <w:rFonts w:ascii="Helvetica" w:hAnsi="Helvetica" w:eastAsia="Helvetica" w:cs="Helvetica"/>
-                <w:i w:val="false"/>
-                <w:b w:val="false"/>
-                <w:u w:val="none"/>
-                <w:sz w:val="22"/>
-                <w:szCs w:val="22"/>
-                <w:color w:val="000000"/>
-              </w:rPr>
-              <w:t xml:space="preserve">0.039</w:t>
             </w:r>
           </w:p>
         </w:tc>
@@ -10121,60 +10121,60 @@
                 <w:szCs w:val="22"/>
                 <w:color w:val="000000"/>
               </w:rPr>
-              <w:t xml:space="preserve">0.08, 1.03</w:t>
-            </w:r>
-          </w:p>
-        </w:tc>
-        <w:tc>
-          <w:tcPr>
-            <w:tcBorders>
-              <w:bottom w:val="none" w:sz="0" w:space="0" w:color="000000"/>
-              <w:top w:val="none" w:sz="0" w:space="0" w:color="000000"/>
-              <w:left w:val="none" w:sz="0" w:space="0" w:color="000000"/>
-              <w:right w:val="none" w:sz="0" w:space="0" w:color="000000"/>
-            </w:tcBorders>
-            <w:shd w:val="clear" w:color="auto" w:fill="FFFFFF"/>
-            <w:tcMar>
-              <w:top w:w="0" w:type="dxa"/>
-              <w:bottom w:w="0" w:type="dxa"/>
-              <w:left w:w="0" w:type="dxa"/>
-              <w:right w:w="0" w:type="dxa"/>
-            </w:tcMar>
-            <w:vAlign w:val="top"/>
-          </w:tcPr>
-          <w:p>
-            <w:pPr>
-              <w:pStyle w:val="Normal"/>
-              <w:jc w:val="center"/>
-              <w:pBdr>
-                <w:bottom w:val="none" w:sz="0" w:space="0" w:color="000000"/>
-                <w:top w:val="none" w:sz="0" w:space="0" w:color="000000"/>
-                <w:left w:val="none" w:sz="0" w:space="0" w:color="000000"/>
-                <w:right w:val="none" w:sz="0" w:space="0" w:color="000000"/>
-              </w:pBdr>
-              <w:spacing w:after="100" w:before="100" w:line="240"/>
-              <w:ind w:left="100" w:right="100" w:firstLine="0" w:firstLineChars="0"/>
-              <w:rPr>
-                <w:rFonts w:ascii="Helvetica" w:hAnsi="Helvetica" w:eastAsia="Helvetica" w:cs="Helvetica"/>
-                <w:i w:val="false"/>
-                <w:b w:val="false"/>
-                <w:u w:val="none"/>
-                <w:sz w:val="22"/>
-                <w:szCs w:val="22"/>
-                <w:color w:val="000000"/>
-              </w:rPr>
-            </w:pPr>
-            <w:r>
-              <w:rPr>
-                <w:rFonts w:ascii="Helvetica" w:hAnsi="Helvetica" w:eastAsia="Helvetica" w:cs="Helvetica"/>
-                <w:i w:val="false"/>
-                <w:b w:val="false"/>
-                <w:u w:val="none"/>
-                <w:sz w:val="22"/>
-                <w:szCs w:val="22"/>
-                <w:color w:val="000000"/>
-              </w:rPr>
-              <w:t xml:space="preserve">0.056</w:t>
+              <w:t xml:space="preserve">0.08, 1.02</w:t>
+            </w:r>
+          </w:p>
+        </w:tc>
+        <w:tc>
+          <w:tcPr>
+            <w:tcBorders>
+              <w:bottom w:val="none" w:sz="0" w:space="0" w:color="000000"/>
+              <w:top w:val="none" w:sz="0" w:space="0" w:color="000000"/>
+              <w:left w:val="none" w:sz="0" w:space="0" w:color="000000"/>
+              <w:right w:val="none" w:sz="0" w:space="0" w:color="000000"/>
+            </w:tcBorders>
+            <w:shd w:val="clear" w:color="auto" w:fill="FFFFFF"/>
+            <w:tcMar>
+              <w:top w:w="0" w:type="dxa"/>
+              <w:bottom w:w="0" w:type="dxa"/>
+              <w:left w:w="0" w:type="dxa"/>
+              <w:right w:w="0" w:type="dxa"/>
+            </w:tcMar>
+            <w:vAlign w:val="top"/>
+          </w:tcPr>
+          <w:p>
+            <w:pPr>
+              <w:pStyle w:val="Normal"/>
+              <w:jc w:val="center"/>
+              <w:pBdr>
+                <w:bottom w:val="none" w:sz="0" w:space="0" w:color="000000"/>
+                <w:top w:val="none" w:sz="0" w:space="0" w:color="000000"/>
+                <w:left w:val="none" w:sz="0" w:space="0" w:color="000000"/>
+                <w:right w:val="none" w:sz="0" w:space="0" w:color="000000"/>
+              </w:pBdr>
+              <w:spacing w:after="100" w:before="100" w:line="240"/>
+              <w:ind w:left="100" w:right="100" w:firstLine="0" w:firstLineChars="0"/>
+              <w:rPr>
+                <w:rFonts w:ascii="Helvetica" w:hAnsi="Helvetica" w:eastAsia="Helvetica" w:cs="Helvetica"/>
+                <w:i w:val="false"/>
+                <w:b w:val="false"/>
+                <w:u w:val="none"/>
+                <w:sz w:val="22"/>
+                <w:szCs w:val="22"/>
+                <w:color w:val="000000"/>
+              </w:rPr>
+            </w:pPr>
+            <w:r>
+              <w:rPr>
+                <w:rFonts w:ascii="Helvetica" w:hAnsi="Helvetica" w:eastAsia="Helvetica" w:cs="Helvetica"/>
+                <w:i w:val="false"/>
+                <w:b w:val="false"/>
+                <w:u w:val="none"/>
+                <w:sz w:val="22"/>
+                <w:szCs w:val="22"/>
+                <w:color w:val="000000"/>
+              </w:rPr>
+              <w:t xml:space="preserve">0.054</w:t>
             </w:r>
           </w:p>
         </w:tc>
@@ -10280,113 +10280,113 @@
                 <w:szCs w:val="22"/>
                 <w:color w:val="000000"/>
               </w:rPr>
-              <w:t xml:space="preserve">0.22</w:t>
-            </w:r>
-          </w:p>
-        </w:tc>
-        <w:tc>
-          <w:tcPr>
-            <w:tcBorders>
-              <w:bottom w:val="none" w:sz="0" w:space="0" w:color="000000"/>
-              <w:top w:val="none" w:sz="0" w:space="0" w:color="000000"/>
-              <w:left w:val="none" w:sz="0" w:space="0" w:color="000000"/>
-              <w:right w:val="none" w:sz="0" w:space="0" w:color="000000"/>
-            </w:tcBorders>
-            <w:shd w:val="clear" w:color="auto" w:fill="FFFFFF"/>
-            <w:tcMar>
-              <w:top w:w="0" w:type="dxa"/>
-              <w:bottom w:w="0" w:type="dxa"/>
-              <w:left w:w="0" w:type="dxa"/>
-              <w:right w:w="0" w:type="dxa"/>
-            </w:tcMar>
-            <w:vAlign w:val="top"/>
-          </w:tcPr>
-          <w:p>
-            <w:pPr>
-              <w:pStyle w:val="Normal"/>
-              <w:jc w:val="center"/>
-              <w:pBdr>
-                <w:bottom w:val="none" w:sz="0" w:space="0" w:color="000000"/>
-                <w:top w:val="none" w:sz="0" w:space="0" w:color="000000"/>
-                <w:left w:val="none" w:sz="0" w:space="0" w:color="000000"/>
-                <w:right w:val="none" w:sz="0" w:space="0" w:color="000000"/>
-              </w:pBdr>
-              <w:spacing w:after="100" w:before="100" w:line="240"/>
-              <w:ind w:left="100" w:right="100" w:firstLine="0" w:firstLineChars="0"/>
-              <w:rPr>
-                <w:rFonts w:ascii="Helvetica" w:hAnsi="Helvetica" w:eastAsia="Helvetica" w:cs="Helvetica"/>
-                <w:i w:val="false"/>
-                <w:b w:val="false"/>
-                <w:u w:val="none"/>
-                <w:sz w:val="22"/>
-                <w:szCs w:val="22"/>
-                <w:color w:val="000000"/>
-              </w:rPr>
-            </w:pPr>
-            <w:r>
-              <w:rPr>
-                <w:rFonts w:ascii="Helvetica" w:hAnsi="Helvetica" w:eastAsia="Helvetica" w:cs="Helvetica"/>
-                <w:i w:val="false"/>
-                <w:b w:val="false"/>
-                <w:u w:val="none"/>
-                <w:sz w:val="22"/>
-                <w:szCs w:val="22"/>
-                <w:color w:val="000000"/>
-              </w:rPr>
-              <w:t xml:space="preserve">0.04, 1.26</w:t>
-            </w:r>
-          </w:p>
-        </w:tc>
-        <w:tc>
-          <w:tcPr>
-            <w:tcBorders>
-              <w:bottom w:val="none" w:sz="0" w:space="0" w:color="000000"/>
-              <w:top w:val="none" w:sz="0" w:space="0" w:color="000000"/>
-              <w:left w:val="none" w:sz="0" w:space="0" w:color="000000"/>
-              <w:right w:val="none" w:sz="0" w:space="0" w:color="000000"/>
-            </w:tcBorders>
-            <w:shd w:val="clear" w:color="auto" w:fill="FFFFFF"/>
-            <w:tcMar>
-              <w:top w:w="0" w:type="dxa"/>
-              <w:bottom w:w="0" w:type="dxa"/>
-              <w:left w:w="0" w:type="dxa"/>
-              <w:right w:w="0" w:type="dxa"/>
-            </w:tcMar>
-            <w:vAlign w:val="top"/>
-          </w:tcPr>
-          <w:p>
-            <w:pPr>
-              <w:pStyle w:val="Normal"/>
-              <w:jc w:val="center"/>
-              <w:pBdr>
-                <w:bottom w:val="none" w:sz="0" w:space="0" w:color="000000"/>
-                <w:top w:val="none" w:sz="0" w:space="0" w:color="000000"/>
-                <w:left w:val="none" w:sz="0" w:space="0" w:color="000000"/>
-                <w:right w:val="none" w:sz="0" w:space="0" w:color="000000"/>
-              </w:pBdr>
-              <w:spacing w:after="100" w:before="100" w:line="240"/>
-              <w:ind w:left="100" w:right="100" w:firstLine="0" w:firstLineChars="0"/>
-              <w:rPr>
-                <w:rFonts w:ascii="Helvetica" w:hAnsi="Helvetica" w:eastAsia="Helvetica" w:cs="Helvetica"/>
-                <w:i w:val="false"/>
-                <w:b w:val="false"/>
-                <w:u w:val="none"/>
-                <w:sz w:val="22"/>
-                <w:szCs w:val="22"/>
-                <w:color w:val="000000"/>
-              </w:rPr>
-            </w:pPr>
-            <w:r>
-              <w:rPr>
-                <w:rFonts w:ascii="Helvetica" w:hAnsi="Helvetica" w:eastAsia="Helvetica" w:cs="Helvetica"/>
-                <w:i w:val="false"/>
-                <w:b w:val="false"/>
-                <w:u w:val="none"/>
-                <w:sz w:val="22"/>
-                <w:szCs w:val="22"/>
-                <w:color w:val="000000"/>
-              </w:rPr>
-              <w:t xml:space="preserve">0.089</w:t>
+              <w:t xml:space="preserve">0.15</w:t>
+            </w:r>
+          </w:p>
+        </w:tc>
+        <w:tc>
+          <w:tcPr>
+            <w:tcBorders>
+              <w:bottom w:val="none" w:sz="0" w:space="0" w:color="000000"/>
+              <w:top w:val="none" w:sz="0" w:space="0" w:color="000000"/>
+              <w:left w:val="none" w:sz="0" w:space="0" w:color="000000"/>
+              <w:right w:val="none" w:sz="0" w:space="0" w:color="000000"/>
+            </w:tcBorders>
+            <w:shd w:val="clear" w:color="auto" w:fill="FFFFFF"/>
+            <w:tcMar>
+              <w:top w:w="0" w:type="dxa"/>
+              <w:bottom w:w="0" w:type="dxa"/>
+              <w:left w:w="0" w:type="dxa"/>
+              <w:right w:w="0" w:type="dxa"/>
+            </w:tcMar>
+            <w:vAlign w:val="top"/>
+          </w:tcPr>
+          <w:p>
+            <w:pPr>
+              <w:pStyle w:val="Normal"/>
+              <w:jc w:val="center"/>
+              <w:pBdr>
+                <w:bottom w:val="none" w:sz="0" w:space="0" w:color="000000"/>
+                <w:top w:val="none" w:sz="0" w:space="0" w:color="000000"/>
+                <w:left w:val="none" w:sz="0" w:space="0" w:color="000000"/>
+                <w:right w:val="none" w:sz="0" w:space="0" w:color="000000"/>
+              </w:pBdr>
+              <w:spacing w:after="100" w:before="100" w:line="240"/>
+              <w:ind w:left="100" w:right="100" w:firstLine="0" w:firstLineChars="0"/>
+              <w:rPr>
+                <w:rFonts w:ascii="Helvetica" w:hAnsi="Helvetica" w:eastAsia="Helvetica" w:cs="Helvetica"/>
+                <w:i w:val="false"/>
+                <w:b w:val="false"/>
+                <w:u w:val="none"/>
+                <w:sz w:val="22"/>
+                <w:szCs w:val="22"/>
+                <w:color w:val="000000"/>
+              </w:rPr>
+            </w:pPr>
+            <w:r>
+              <w:rPr>
+                <w:rFonts w:ascii="Helvetica" w:hAnsi="Helvetica" w:eastAsia="Helvetica" w:cs="Helvetica"/>
+                <w:i w:val="false"/>
+                <w:b w:val="false"/>
+                <w:u w:val="none"/>
+                <w:sz w:val="22"/>
+                <w:szCs w:val="22"/>
+                <w:color w:val="000000"/>
+              </w:rPr>
+              <w:t xml:space="preserve">0.02, 0.96</w:t>
+            </w:r>
+          </w:p>
+        </w:tc>
+        <w:tc>
+          <w:tcPr>
+            <w:tcBorders>
+              <w:bottom w:val="none" w:sz="0" w:space="0" w:color="000000"/>
+              <w:top w:val="none" w:sz="0" w:space="0" w:color="000000"/>
+              <w:left w:val="none" w:sz="0" w:space="0" w:color="000000"/>
+              <w:right w:val="none" w:sz="0" w:space="0" w:color="000000"/>
+            </w:tcBorders>
+            <w:shd w:val="clear" w:color="auto" w:fill="FFFFFF"/>
+            <w:tcMar>
+              <w:top w:w="0" w:type="dxa"/>
+              <w:bottom w:w="0" w:type="dxa"/>
+              <w:left w:w="0" w:type="dxa"/>
+              <w:right w:w="0" w:type="dxa"/>
+            </w:tcMar>
+            <w:vAlign w:val="top"/>
+          </w:tcPr>
+          <w:p>
+            <w:pPr>
+              <w:pStyle w:val="Normal"/>
+              <w:jc w:val="center"/>
+              <w:pBdr>
+                <w:bottom w:val="none" w:sz="0" w:space="0" w:color="000000"/>
+                <w:top w:val="none" w:sz="0" w:space="0" w:color="000000"/>
+                <w:left w:val="none" w:sz="0" w:space="0" w:color="000000"/>
+                <w:right w:val="none" w:sz="0" w:space="0" w:color="000000"/>
+              </w:pBdr>
+              <w:spacing w:after="100" w:before="100" w:line="240"/>
+              <w:ind w:left="100" w:right="100" w:firstLine="0" w:firstLineChars="0"/>
+              <w:rPr>
+                <w:rFonts w:ascii="Helvetica" w:hAnsi="Helvetica" w:eastAsia="Helvetica" w:cs="Helvetica"/>
+                <w:i w:val="false"/>
+                <w:b w:val="false"/>
+                <w:u w:val="none"/>
+                <w:sz w:val="22"/>
+                <w:szCs w:val="22"/>
+                <w:color w:val="000000"/>
+              </w:rPr>
+            </w:pPr>
+            <w:r>
+              <w:rPr>
+                <w:rFonts w:ascii="Helvetica" w:hAnsi="Helvetica" w:eastAsia="Helvetica" w:cs="Helvetica"/>
+                <w:i w:val="false"/>
+                <w:b w:val="false"/>
+                <w:u w:val="none"/>
+                <w:sz w:val="22"/>
+                <w:szCs w:val="22"/>
+                <w:color w:val="000000"/>
+              </w:rPr>
+              <w:t xml:space="preserve">0.046</w:t>
             </w:r>
           </w:p>
         </w:tc>
@@ -11034,60 +11034,60 @@
                 <w:szCs w:val="22"/>
                 <w:color w:val="000000"/>
               </w:rPr>
-              <w:t xml:space="preserve">3.16</w:t>
-            </w:r>
-          </w:p>
-        </w:tc>
-        <w:tc>
-          <w:tcPr>
-            <w:tcBorders>
-              <w:bottom w:val="none" w:sz="0" w:space="0" w:color="000000"/>
-              <w:top w:val="none" w:sz="0" w:space="0" w:color="000000"/>
-              <w:left w:val="none" w:sz="0" w:space="0" w:color="000000"/>
-              <w:right w:val="none" w:sz="0" w:space="0" w:color="000000"/>
-            </w:tcBorders>
-            <w:shd w:val="clear" w:color="auto" w:fill="FFFFFF"/>
-            <w:tcMar>
-              <w:top w:w="0" w:type="dxa"/>
-              <w:bottom w:w="0" w:type="dxa"/>
-              <w:left w:w="0" w:type="dxa"/>
-              <w:right w:w="0" w:type="dxa"/>
-            </w:tcMar>
-            <w:vAlign w:val="top"/>
-          </w:tcPr>
-          <w:p>
-            <w:pPr>
-              <w:pStyle w:val="Normal"/>
-              <w:jc w:val="center"/>
-              <w:pBdr>
-                <w:bottom w:val="none" w:sz="0" w:space="0" w:color="000000"/>
-                <w:top w:val="none" w:sz="0" w:space="0" w:color="000000"/>
-                <w:left w:val="none" w:sz="0" w:space="0" w:color="000000"/>
-                <w:right w:val="none" w:sz="0" w:space="0" w:color="000000"/>
-              </w:pBdr>
-              <w:spacing w:after="100" w:before="100" w:line="240"/>
-              <w:ind w:left="100" w:right="100" w:firstLine="0" w:firstLineChars="0"/>
-              <w:rPr>
-                <w:rFonts w:ascii="Helvetica" w:hAnsi="Helvetica" w:eastAsia="Helvetica" w:cs="Helvetica"/>
-                <w:i w:val="false"/>
-                <w:b w:val="false"/>
-                <w:u w:val="none"/>
-                <w:sz w:val="22"/>
-                <w:szCs w:val="22"/>
-                <w:color w:val="000000"/>
-              </w:rPr>
-            </w:pPr>
-            <w:r>
-              <w:rPr>
-                <w:rFonts w:ascii="Helvetica" w:hAnsi="Helvetica" w:eastAsia="Helvetica" w:cs="Helvetica"/>
-                <w:i w:val="false"/>
-                <w:b w:val="false"/>
-                <w:u w:val="none"/>
-                <w:sz w:val="22"/>
-                <w:szCs w:val="22"/>
-                <w:color w:val="000000"/>
-              </w:rPr>
-              <w:t xml:space="preserve">0.46, 21.9</w:t>
+              <w:t xml:space="preserve">3.18</w:t>
+            </w:r>
+          </w:p>
+        </w:tc>
+        <w:tc>
+          <w:tcPr>
+            <w:tcBorders>
+              <w:bottom w:val="none" w:sz="0" w:space="0" w:color="000000"/>
+              <w:top w:val="none" w:sz="0" w:space="0" w:color="000000"/>
+              <w:left w:val="none" w:sz="0" w:space="0" w:color="000000"/>
+              <w:right w:val="none" w:sz="0" w:space="0" w:color="000000"/>
+            </w:tcBorders>
+            <w:shd w:val="clear" w:color="auto" w:fill="FFFFFF"/>
+            <w:tcMar>
+              <w:top w:w="0" w:type="dxa"/>
+              <w:bottom w:w="0" w:type="dxa"/>
+              <w:left w:w="0" w:type="dxa"/>
+              <w:right w:w="0" w:type="dxa"/>
+            </w:tcMar>
+            <w:vAlign w:val="top"/>
+          </w:tcPr>
+          <w:p>
+            <w:pPr>
+              <w:pStyle w:val="Normal"/>
+              <w:jc w:val="center"/>
+              <w:pBdr>
+                <w:bottom w:val="none" w:sz="0" w:space="0" w:color="000000"/>
+                <w:top w:val="none" w:sz="0" w:space="0" w:color="000000"/>
+                <w:left w:val="none" w:sz="0" w:space="0" w:color="000000"/>
+                <w:right w:val="none" w:sz="0" w:space="0" w:color="000000"/>
+              </w:pBdr>
+              <w:spacing w:after="100" w:before="100" w:line="240"/>
+              <w:ind w:left="100" w:right="100" w:firstLine="0" w:firstLineChars="0"/>
+              <w:rPr>
+                <w:rFonts w:ascii="Helvetica" w:hAnsi="Helvetica" w:eastAsia="Helvetica" w:cs="Helvetica"/>
+                <w:i w:val="false"/>
+                <w:b w:val="false"/>
+                <w:u w:val="none"/>
+                <w:sz w:val="22"/>
+                <w:szCs w:val="22"/>
+                <w:color w:val="000000"/>
+              </w:rPr>
+            </w:pPr>
+            <w:r>
+              <w:rPr>
+                <w:rFonts w:ascii="Helvetica" w:hAnsi="Helvetica" w:eastAsia="Helvetica" w:cs="Helvetica"/>
+                <w:i w:val="false"/>
+                <w:b w:val="false"/>
+                <w:u w:val="none"/>
+                <w:sz w:val="22"/>
+                <w:szCs w:val="22"/>
+                <w:color w:val="000000"/>
+              </w:rPr>
+              <w:t xml:space="preserve">0.46, 22.0</w:t>
             </w:r>
           </w:p>
         </w:tc>
@@ -11246,113 +11246,113 @@
                 <w:szCs w:val="22"/>
                 <w:color w:val="000000"/>
               </w:rPr>
-              <w:t xml:space="preserve">7.69</w:t>
-            </w:r>
-          </w:p>
-        </w:tc>
-        <w:tc>
-          <w:tcPr>
-            <w:tcBorders>
-              <w:bottom w:val="none" w:sz="0" w:space="0" w:color="000000"/>
-              <w:top w:val="none" w:sz="0" w:space="0" w:color="000000"/>
-              <w:left w:val="none" w:sz="0" w:space="0" w:color="000000"/>
-              <w:right w:val="none" w:sz="0" w:space="0" w:color="000000"/>
-            </w:tcBorders>
-            <w:shd w:val="clear" w:color="auto" w:fill="FFFFFF"/>
-            <w:tcMar>
-              <w:top w:w="0" w:type="dxa"/>
-              <w:bottom w:w="0" w:type="dxa"/>
-              <w:left w:w="0" w:type="dxa"/>
-              <w:right w:w="0" w:type="dxa"/>
-            </w:tcMar>
-            <w:vAlign w:val="top"/>
-          </w:tcPr>
-          <w:p>
-            <w:pPr>
-              <w:pStyle w:val="Normal"/>
-              <w:jc w:val="center"/>
-              <w:pBdr>
-                <w:bottom w:val="none" w:sz="0" w:space="0" w:color="000000"/>
-                <w:top w:val="none" w:sz="0" w:space="0" w:color="000000"/>
-                <w:left w:val="none" w:sz="0" w:space="0" w:color="000000"/>
-                <w:right w:val="none" w:sz="0" w:space="0" w:color="000000"/>
-              </w:pBdr>
-              <w:spacing w:after="100" w:before="100" w:line="240"/>
-              <w:ind w:left="100" w:right="100" w:firstLine="0" w:firstLineChars="0"/>
-              <w:rPr>
-                <w:rFonts w:ascii="Helvetica" w:hAnsi="Helvetica" w:eastAsia="Helvetica" w:cs="Helvetica"/>
-                <w:i w:val="false"/>
-                <w:b w:val="false"/>
-                <w:u w:val="none"/>
-                <w:sz w:val="22"/>
-                <w:szCs w:val="22"/>
-                <w:color w:val="000000"/>
-              </w:rPr>
-            </w:pPr>
-            <w:r>
-              <w:rPr>
-                <w:rFonts w:ascii="Helvetica" w:hAnsi="Helvetica" w:eastAsia="Helvetica" w:cs="Helvetica"/>
-                <w:i w:val="false"/>
-                <w:b w:val="false"/>
-                <w:u w:val="none"/>
-                <w:sz w:val="22"/>
-                <w:szCs w:val="22"/>
-                <w:color w:val="000000"/>
-              </w:rPr>
-              <w:t xml:space="preserve">0.19, 313</w:t>
-            </w:r>
-          </w:p>
-        </w:tc>
-        <w:tc>
-          <w:tcPr>
-            <w:tcBorders>
-              <w:bottom w:val="none" w:sz="0" w:space="0" w:color="000000"/>
-              <w:top w:val="none" w:sz="0" w:space="0" w:color="000000"/>
-              <w:left w:val="none" w:sz="0" w:space="0" w:color="000000"/>
-              <w:right w:val="none" w:sz="0" w:space="0" w:color="000000"/>
-            </w:tcBorders>
-            <w:shd w:val="clear" w:color="auto" w:fill="FFFFFF"/>
-            <w:tcMar>
-              <w:top w:w="0" w:type="dxa"/>
-              <w:bottom w:w="0" w:type="dxa"/>
-              <w:left w:w="0" w:type="dxa"/>
-              <w:right w:w="0" w:type="dxa"/>
-            </w:tcMar>
-            <w:vAlign w:val="top"/>
-          </w:tcPr>
-          <w:p>
-            <w:pPr>
-              <w:pStyle w:val="Normal"/>
-              <w:jc w:val="center"/>
-              <w:pBdr>
-                <w:bottom w:val="none" w:sz="0" w:space="0" w:color="000000"/>
-                <w:top w:val="none" w:sz="0" w:space="0" w:color="000000"/>
-                <w:left w:val="none" w:sz="0" w:space="0" w:color="000000"/>
-                <w:right w:val="none" w:sz="0" w:space="0" w:color="000000"/>
-              </w:pBdr>
-              <w:spacing w:after="100" w:before="100" w:line="240"/>
-              <w:ind w:left="100" w:right="100" w:firstLine="0" w:firstLineChars="0"/>
-              <w:rPr>
-                <w:rFonts w:ascii="Helvetica" w:hAnsi="Helvetica" w:eastAsia="Helvetica" w:cs="Helvetica"/>
-                <w:i w:val="false"/>
-                <w:b w:val="false"/>
-                <w:u w:val="none"/>
-                <w:sz w:val="22"/>
-                <w:szCs w:val="22"/>
-                <w:color w:val="000000"/>
-              </w:rPr>
-            </w:pPr>
-            <w:r>
-              <w:rPr>
-                <w:rFonts w:ascii="Helvetica" w:hAnsi="Helvetica" w:eastAsia="Helvetica" w:cs="Helvetica"/>
-                <w:i w:val="false"/>
-                <w:b w:val="false"/>
-                <w:u w:val="none"/>
-                <w:sz w:val="22"/>
-                <w:szCs w:val="22"/>
-                <w:color w:val="000000"/>
-              </w:rPr>
-              <w:t xml:space="preserve">0.280</w:t>
+              <w:t xml:space="preserve">13.5</w:t>
+            </w:r>
+          </w:p>
+        </w:tc>
+        <w:tc>
+          <w:tcPr>
+            <w:tcBorders>
+              <w:bottom w:val="none" w:sz="0" w:space="0" w:color="000000"/>
+              <w:top w:val="none" w:sz="0" w:space="0" w:color="000000"/>
+              <w:left w:val="none" w:sz="0" w:space="0" w:color="000000"/>
+              <w:right w:val="none" w:sz="0" w:space="0" w:color="000000"/>
+            </w:tcBorders>
+            <w:shd w:val="clear" w:color="auto" w:fill="FFFFFF"/>
+            <w:tcMar>
+              <w:top w:w="0" w:type="dxa"/>
+              <w:bottom w:w="0" w:type="dxa"/>
+              <w:left w:w="0" w:type="dxa"/>
+              <w:right w:w="0" w:type="dxa"/>
+            </w:tcMar>
+            <w:vAlign w:val="top"/>
+          </w:tcPr>
+          <w:p>
+            <w:pPr>
+              <w:pStyle w:val="Normal"/>
+              <w:jc w:val="center"/>
+              <w:pBdr>
+                <w:bottom w:val="none" w:sz="0" w:space="0" w:color="000000"/>
+                <w:top w:val="none" w:sz="0" w:space="0" w:color="000000"/>
+                <w:left w:val="none" w:sz="0" w:space="0" w:color="000000"/>
+                <w:right w:val="none" w:sz="0" w:space="0" w:color="000000"/>
+              </w:pBdr>
+              <w:spacing w:after="100" w:before="100" w:line="240"/>
+              <w:ind w:left="100" w:right="100" w:firstLine="0" w:firstLineChars="0"/>
+              <w:rPr>
+                <w:rFonts w:ascii="Helvetica" w:hAnsi="Helvetica" w:eastAsia="Helvetica" w:cs="Helvetica"/>
+                <w:i w:val="false"/>
+                <w:b w:val="false"/>
+                <w:u w:val="none"/>
+                <w:sz w:val="22"/>
+                <w:szCs w:val="22"/>
+                <w:color w:val="000000"/>
+              </w:rPr>
+            </w:pPr>
+            <w:r>
+              <w:rPr>
+                <w:rFonts w:ascii="Helvetica" w:hAnsi="Helvetica" w:eastAsia="Helvetica" w:cs="Helvetica"/>
+                <w:i w:val="false"/>
+                <w:b w:val="false"/>
+                <w:u w:val="none"/>
+                <w:sz w:val="22"/>
+                <w:szCs w:val="22"/>
+                <w:color w:val="000000"/>
+              </w:rPr>
+              <w:t xml:space="preserve">0.31, 584</w:t>
+            </w:r>
+          </w:p>
+        </w:tc>
+        <w:tc>
+          <w:tcPr>
+            <w:tcBorders>
+              <w:bottom w:val="none" w:sz="0" w:space="0" w:color="000000"/>
+              <w:top w:val="none" w:sz="0" w:space="0" w:color="000000"/>
+              <w:left w:val="none" w:sz="0" w:space="0" w:color="000000"/>
+              <w:right w:val="none" w:sz="0" w:space="0" w:color="000000"/>
+            </w:tcBorders>
+            <w:shd w:val="clear" w:color="auto" w:fill="FFFFFF"/>
+            <w:tcMar>
+              <w:top w:w="0" w:type="dxa"/>
+              <w:bottom w:w="0" w:type="dxa"/>
+              <w:left w:w="0" w:type="dxa"/>
+              <w:right w:w="0" w:type="dxa"/>
+            </w:tcMar>
+            <w:vAlign w:val="top"/>
+          </w:tcPr>
+          <w:p>
+            <w:pPr>
+              <w:pStyle w:val="Normal"/>
+              <w:jc w:val="center"/>
+              <w:pBdr>
+                <w:bottom w:val="none" w:sz="0" w:space="0" w:color="000000"/>
+                <w:top w:val="none" w:sz="0" w:space="0" w:color="000000"/>
+                <w:left w:val="none" w:sz="0" w:space="0" w:color="000000"/>
+                <w:right w:val="none" w:sz="0" w:space="0" w:color="000000"/>
+              </w:pBdr>
+              <w:spacing w:after="100" w:before="100" w:line="240"/>
+              <w:ind w:left="100" w:right="100" w:firstLine="0" w:firstLineChars="0"/>
+              <w:rPr>
+                <w:rFonts w:ascii="Helvetica" w:hAnsi="Helvetica" w:eastAsia="Helvetica" w:cs="Helvetica"/>
+                <w:i w:val="false"/>
+                <w:b w:val="false"/>
+                <w:u w:val="none"/>
+                <w:sz w:val="22"/>
+                <w:szCs w:val="22"/>
+                <w:color w:val="000000"/>
+              </w:rPr>
+            </w:pPr>
+            <w:r>
+              <w:rPr>
+                <w:rFonts w:ascii="Helvetica" w:hAnsi="Helvetica" w:eastAsia="Helvetica" w:cs="Helvetica"/>
+                <w:i w:val="false"/>
+                <w:b w:val="false"/>
+                <w:u w:val="none"/>
+                <w:sz w:val="22"/>
+                <w:szCs w:val="22"/>
+                <w:color w:val="000000"/>
+              </w:rPr>
+              <w:t xml:space="preserve">0.180</w:t>
             </w:r>
           </w:p>
         </w:tc>
@@ -11517,113 +11517,113 @@
                 <w:szCs w:val="22"/>
                 <w:color w:val="000000"/>
               </w:rPr>
-              <w:t xml:space="preserve">1.15</w:t>
-            </w:r>
-          </w:p>
-        </w:tc>
-        <w:tc>
-          <w:tcPr>
-            <w:tcBorders>
-              <w:bottom w:val="none" w:sz="0" w:space="0" w:color="000000"/>
-              <w:top w:val="none" w:sz="0" w:space="0" w:color="000000"/>
-              <w:left w:val="none" w:sz="0" w:space="0" w:color="000000"/>
-              <w:right w:val="none" w:sz="0" w:space="0" w:color="000000"/>
-            </w:tcBorders>
-            <w:shd w:val="clear" w:color="auto" w:fill="FFFFFF"/>
-            <w:tcMar>
-              <w:top w:w="0" w:type="dxa"/>
-              <w:bottom w:w="0" w:type="dxa"/>
-              <w:left w:w="0" w:type="dxa"/>
-              <w:right w:w="0" w:type="dxa"/>
-            </w:tcMar>
-            <w:vAlign w:val="top"/>
-          </w:tcPr>
-          <w:p>
-            <w:pPr>
-              <w:pStyle w:val="Normal"/>
-              <w:jc w:val="center"/>
-              <w:pBdr>
-                <w:bottom w:val="none" w:sz="0" w:space="0" w:color="000000"/>
-                <w:top w:val="none" w:sz="0" w:space="0" w:color="000000"/>
-                <w:left w:val="none" w:sz="0" w:space="0" w:color="000000"/>
-                <w:right w:val="none" w:sz="0" w:space="0" w:color="000000"/>
-              </w:pBdr>
-              <w:spacing w:after="100" w:before="100" w:line="240"/>
-              <w:ind w:left="100" w:right="100" w:firstLine="0" w:firstLineChars="0"/>
-              <w:rPr>
-                <w:rFonts w:ascii="Helvetica" w:hAnsi="Helvetica" w:eastAsia="Helvetica" w:cs="Helvetica"/>
-                <w:i w:val="false"/>
-                <w:b w:val="false"/>
-                <w:u w:val="none"/>
-                <w:sz w:val="22"/>
-                <w:szCs w:val="22"/>
-                <w:color w:val="000000"/>
-              </w:rPr>
-            </w:pPr>
-            <w:r>
-              <w:rPr>
-                <w:rFonts w:ascii="Helvetica" w:hAnsi="Helvetica" w:eastAsia="Helvetica" w:cs="Helvetica"/>
-                <w:i w:val="false"/>
-                <w:b w:val="false"/>
-                <w:u w:val="none"/>
-                <w:sz w:val="22"/>
-                <w:szCs w:val="22"/>
-                <w:color w:val="000000"/>
-              </w:rPr>
-              <w:t xml:space="preserve">0.15, 8.69</w:t>
-            </w:r>
-          </w:p>
-        </w:tc>
-        <w:tc>
-          <w:tcPr>
-            <w:tcBorders>
-              <w:bottom w:val="none" w:sz="0" w:space="0" w:color="000000"/>
-              <w:top w:val="none" w:sz="0" w:space="0" w:color="000000"/>
-              <w:left w:val="none" w:sz="0" w:space="0" w:color="000000"/>
-              <w:right w:val="none" w:sz="0" w:space="0" w:color="000000"/>
-            </w:tcBorders>
-            <w:shd w:val="clear" w:color="auto" w:fill="FFFFFF"/>
-            <w:tcMar>
-              <w:top w:w="0" w:type="dxa"/>
-              <w:bottom w:w="0" w:type="dxa"/>
-              <w:left w:w="0" w:type="dxa"/>
-              <w:right w:w="0" w:type="dxa"/>
-            </w:tcMar>
-            <w:vAlign w:val="top"/>
-          </w:tcPr>
-          <w:p>
-            <w:pPr>
-              <w:pStyle w:val="Normal"/>
-              <w:jc w:val="center"/>
-              <w:pBdr>
-                <w:bottom w:val="none" w:sz="0" w:space="0" w:color="000000"/>
-                <w:top w:val="none" w:sz="0" w:space="0" w:color="000000"/>
-                <w:left w:val="none" w:sz="0" w:space="0" w:color="000000"/>
-                <w:right w:val="none" w:sz="0" w:space="0" w:color="000000"/>
-              </w:pBdr>
-              <w:spacing w:after="100" w:before="100" w:line="240"/>
-              <w:ind w:left="100" w:right="100" w:firstLine="0" w:firstLineChars="0"/>
-              <w:rPr>
-                <w:rFonts w:ascii="Helvetica" w:hAnsi="Helvetica" w:eastAsia="Helvetica" w:cs="Helvetica"/>
-                <w:i w:val="false"/>
-                <w:b w:val="false"/>
-                <w:u w:val="none"/>
-                <w:sz w:val="22"/>
-                <w:szCs w:val="22"/>
-                <w:color w:val="000000"/>
-              </w:rPr>
-            </w:pPr>
-            <w:r>
-              <w:rPr>
-                <w:rFonts w:ascii="Helvetica" w:hAnsi="Helvetica" w:eastAsia="Helvetica" w:cs="Helvetica"/>
-                <w:i w:val="false"/>
-                <w:b w:val="false"/>
-                <w:u w:val="none"/>
-                <w:sz w:val="22"/>
-                <w:szCs w:val="22"/>
-                <w:color w:val="000000"/>
-              </w:rPr>
-              <w:t xml:space="preserve">0.890</w:t>
+              <w:t xml:space="preserve">1.05</w:t>
+            </w:r>
+          </w:p>
+        </w:tc>
+        <w:tc>
+          <w:tcPr>
+            <w:tcBorders>
+              <w:bottom w:val="none" w:sz="0" w:space="0" w:color="000000"/>
+              <w:top w:val="none" w:sz="0" w:space="0" w:color="000000"/>
+              <w:left w:val="none" w:sz="0" w:space="0" w:color="000000"/>
+              <w:right w:val="none" w:sz="0" w:space="0" w:color="000000"/>
+            </w:tcBorders>
+            <w:shd w:val="clear" w:color="auto" w:fill="FFFFFF"/>
+            <w:tcMar>
+              <w:top w:w="0" w:type="dxa"/>
+              <w:bottom w:w="0" w:type="dxa"/>
+              <w:left w:w="0" w:type="dxa"/>
+              <w:right w:w="0" w:type="dxa"/>
+            </w:tcMar>
+            <w:vAlign w:val="top"/>
+          </w:tcPr>
+          <w:p>
+            <w:pPr>
+              <w:pStyle w:val="Normal"/>
+              <w:jc w:val="center"/>
+              <w:pBdr>
+                <w:bottom w:val="none" w:sz="0" w:space="0" w:color="000000"/>
+                <w:top w:val="none" w:sz="0" w:space="0" w:color="000000"/>
+                <w:left w:val="none" w:sz="0" w:space="0" w:color="000000"/>
+                <w:right w:val="none" w:sz="0" w:space="0" w:color="000000"/>
+              </w:pBdr>
+              <w:spacing w:after="100" w:before="100" w:line="240"/>
+              <w:ind w:left="100" w:right="100" w:firstLine="0" w:firstLineChars="0"/>
+              <w:rPr>
+                <w:rFonts w:ascii="Helvetica" w:hAnsi="Helvetica" w:eastAsia="Helvetica" w:cs="Helvetica"/>
+                <w:i w:val="false"/>
+                <w:b w:val="false"/>
+                <w:u w:val="none"/>
+                <w:sz w:val="22"/>
+                <w:szCs w:val="22"/>
+                <w:color w:val="000000"/>
+              </w:rPr>
+            </w:pPr>
+            <w:r>
+              <w:rPr>
+                <w:rFonts w:ascii="Helvetica" w:hAnsi="Helvetica" w:eastAsia="Helvetica" w:cs="Helvetica"/>
+                <w:i w:val="false"/>
+                <w:b w:val="false"/>
+                <w:u w:val="none"/>
+                <w:sz w:val="22"/>
+                <w:szCs w:val="22"/>
+                <w:color w:val="000000"/>
+              </w:rPr>
+              <w:t xml:space="preserve">0.14, 7.93</w:t>
+            </w:r>
+          </w:p>
+        </w:tc>
+        <w:tc>
+          <w:tcPr>
+            <w:tcBorders>
+              <w:bottom w:val="none" w:sz="0" w:space="0" w:color="000000"/>
+              <w:top w:val="none" w:sz="0" w:space="0" w:color="000000"/>
+              <w:left w:val="none" w:sz="0" w:space="0" w:color="000000"/>
+              <w:right w:val="none" w:sz="0" w:space="0" w:color="000000"/>
+            </w:tcBorders>
+            <w:shd w:val="clear" w:color="auto" w:fill="FFFFFF"/>
+            <w:tcMar>
+              <w:top w:w="0" w:type="dxa"/>
+              <w:bottom w:w="0" w:type="dxa"/>
+              <w:left w:w="0" w:type="dxa"/>
+              <w:right w:w="0" w:type="dxa"/>
+            </w:tcMar>
+            <w:vAlign w:val="top"/>
+          </w:tcPr>
+          <w:p>
+            <w:pPr>
+              <w:pStyle w:val="Normal"/>
+              <w:jc w:val="center"/>
+              <w:pBdr>
+                <w:bottom w:val="none" w:sz="0" w:space="0" w:color="000000"/>
+                <w:top w:val="none" w:sz="0" w:space="0" w:color="000000"/>
+                <w:left w:val="none" w:sz="0" w:space="0" w:color="000000"/>
+                <w:right w:val="none" w:sz="0" w:space="0" w:color="000000"/>
+              </w:pBdr>
+              <w:spacing w:after="100" w:before="100" w:line="240"/>
+              <w:ind w:left="100" w:right="100" w:firstLine="0" w:firstLineChars="0"/>
+              <w:rPr>
+                <w:rFonts w:ascii="Helvetica" w:hAnsi="Helvetica" w:eastAsia="Helvetica" w:cs="Helvetica"/>
+                <w:i w:val="false"/>
+                <w:b w:val="false"/>
+                <w:u w:val="none"/>
+                <w:sz w:val="22"/>
+                <w:szCs w:val="22"/>
+                <w:color w:val="000000"/>
+              </w:rPr>
+            </w:pPr>
+            <w:r>
+              <w:rPr>
+                <w:rFonts w:ascii="Helvetica" w:hAnsi="Helvetica" w:eastAsia="Helvetica" w:cs="Helvetica"/>
+                <w:i w:val="false"/>
+                <w:b w:val="false"/>
+                <w:u w:val="none"/>
+                <w:sz w:val="22"/>
+                <w:szCs w:val="22"/>
+                <w:color w:val="000000"/>
+              </w:rPr>
+              <w:t xml:space="preserve">0.960</w:t>
             </w:r>
           </w:p>
         </w:tc>
@@ -11729,113 +11729,113 @@
                 <w:szCs w:val="22"/>
                 <w:color w:val="000000"/>
               </w:rPr>
-              <w:t xml:space="preserve">1.62</w:t>
-            </w:r>
-          </w:p>
-        </w:tc>
-        <w:tc>
-          <w:tcPr>
-            <w:tcBorders>
-              <w:bottom w:val="none" w:sz="0" w:space="0" w:color="000000"/>
-              <w:top w:val="none" w:sz="0" w:space="0" w:color="000000"/>
-              <w:left w:val="none" w:sz="0" w:space="0" w:color="000000"/>
-              <w:right w:val="none" w:sz="0" w:space="0" w:color="000000"/>
-            </w:tcBorders>
-            <w:shd w:val="clear" w:color="auto" w:fill="FFFFFF"/>
-            <w:tcMar>
-              <w:top w:w="0" w:type="dxa"/>
-              <w:bottom w:w="0" w:type="dxa"/>
-              <w:left w:w="0" w:type="dxa"/>
-              <w:right w:w="0" w:type="dxa"/>
-            </w:tcMar>
-            <w:vAlign w:val="top"/>
-          </w:tcPr>
-          <w:p>
-            <w:pPr>
-              <w:pStyle w:val="Normal"/>
-              <w:jc w:val="center"/>
-              <w:pBdr>
-                <w:bottom w:val="none" w:sz="0" w:space="0" w:color="000000"/>
-                <w:top w:val="none" w:sz="0" w:space="0" w:color="000000"/>
-                <w:left w:val="none" w:sz="0" w:space="0" w:color="000000"/>
-                <w:right w:val="none" w:sz="0" w:space="0" w:color="000000"/>
-              </w:pBdr>
-              <w:spacing w:after="100" w:before="100" w:line="240"/>
-              <w:ind w:left="100" w:right="100" w:firstLine="0" w:firstLineChars="0"/>
-              <w:rPr>
-                <w:rFonts w:ascii="Helvetica" w:hAnsi="Helvetica" w:eastAsia="Helvetica" w:cs="Helvetica"/>
-                <w:i w:val="false"/>
-                <w:b w:val="false"/>
-                <w:u w:val="none"/>
-                <w:sz w:val="22"/>
-                <w:szCs w:val="22"/>
-                <w:color w:val="000000"/>
-              </w:rPr>
-            </w:pPr>
-            <w:r>
-              <w:rPr>
-                <w:rFonts w:ascii="Helvetica" w:hAnsi="Helvetica" w:eastAsia="Helvetica" w:cs="Helvetica"/>
-                <w:i w:val="false"/>
-                <w:b w:val="false"/>
-                <w:u w:val="none"/>
-                <w:sz w:val="22"/>
-                <w:szCs w:val="22"/>
-                <w:color w:val="000000"/>
-              </w:rPr>
-              <w:t xml:space="preserve">0.16, 16.7</w:t>
-            </w:r>
-          </w:p>
-        </w:tc>
-        <w:tc>
-          <w:tcPr>
-            <w:tcBorders>
-              <w:bottom w:val="none" w:sz="0" w:space="0" w:color="000000"/>
-              <w:top w:val="none" w:sz="0" w:space="0" w:color="000000"/>
-              <w:left w:val="none" w:sz="0" w:space="0" w:color="000000"/>
-              <w:right w:val="none" w:sz="0" w:space="0" w:color="000000"/>
-            </w:tcBorders>
-            <w:shd w:val="clear" w:color="auto" w:fill="FFFFFF"/>
-            <w:tcMar>
-              <w:top w:w="0" w:type="dxa"/>
-              <w:bottom w:w="0" w:type="dxa"/>
-              <w:left w:w="0" w:type="dxa"/>
-              <w:right w:w="0" w:type="dxa"/>
-            </w:tcMar>
-            <w:vAlign w:val="top"/>
-          </w:tcPr>
-          <w:p>
-            <w:pPr>
-              <w:pStyle w:val="Normal"/>
-              <w:jc w:val="center"/>
-              <w:pBdr>
-                <w:bottom w:val="none" w:sz="0" w:space="0" w:color="000000"/>
-                <w:top w:val="none" w:sz="0" w:space="0" w:color="000000"/>
-                <w:left w:val="none" w:sz="0" w:space="0" w:color="000000"/>
-                <w:right w:val="none" w:sz="0" w:space="0" w:color="000000"/>
-              </w:pBdr>
-              <w:spacing w:after="100" w:before="100" w:line="240"/>
-              <w:ind w:left="100" w:right="100" w:firstLine="0" w:firstLineChars="0"/>
-              <w:rPr>
-                <w:rFonts w:ascii="Helvetica" w:hAnsi="Helvetica" w:eastAsia="Helvetica" w:cs="Helvetica"/>
-                <w:i w:val="false"/>
-                <w:b w:val="false"/>
-                <w:u w:val="none"/>
-                <w:sz w:val="22"/>
-                <w:szCs w:val="22"/>
-                <w:color w:val="000000"/>
-              </w:rPr>
-            </w:pPr>
-            <w:r>
-              <w:rPr>
-                <w:rFonts w:ascii="Helvetica" w:hAnsi="Helvetica" w:eastAsia="Helvetica" w:cs="Helvetica"/>
-                <w:i w:val="false"/>
-                <w:b w:val="false"/>
-                <w:u w:val="none"/>
-                <w:sz w:val="22"/>
-                <w:szCs w:val="22"/>
-                <w:color w:val="000000"/>
-              </w:rPr>
-              <w:t xml:space="preserve">0.690</w:t>
+              <w:t xml:space="preserve">0.73</w:t>
+            </w:r>
+          </w:p>
+        </w:tc>
+        <w:tc>
+          <w:tcPr>
+            <w:tcBorders>
+              <w:bottom w:val="none" w:sz="0" w:space="0" w:color="000000"/>
+              <w:top w:val="none" w:sz="0" w:space="0" w:color="000000"/>
+              <w:left w:val="none" w:sz="0" w:space="0" w:color="000000"/>
+              <w:right w:val="none" w:sz="0" w:space="0" w:color="000000"/>
+            </w:tcBorders>
+            <w:shd w:val="clear" w:color="auto" w:fill="FFFFFF"/>
+            <w:tcMar>
+              <w:top w:w="0" w:type="dxa"/>
+              <w:bottom w:w="0" w:type="dxa"/>
+              <w:left w:w="0" w:type="dxa"/>
+              <w:right w:w="0" w:type="dxa"/>
+            </w:tcMar>
+            <w:vAlign w:val="top"/>
+          </w:tcPr>
+          <w:p>
+            <w:pPr>
+              <w:pStyle w:val="Normal"/>
+              <w:jc w:val="center"/>
+              <w:pBdr>
+                <w:bottom w:val="none" w:sz="0" w:space="0" w:color="000000"/>
+                <w:top w:val="none" w:sz="0" w:space="0" w:color="000000"/>
+                <w:left w:val="none" w:sz="0" w:space="0" w:color="000000"/>
+                <w:right w:val="none" w:sz="0" w:space="0" w:color="000000"/>
+              </w:pBdr>
+              <w:spacing w:after="100" w:before="100" w:line="240"/>
+              <w:ind w:left="100" w:right="100" w:firstLine="0" w:firstLineChars="0"/>
+              <w:rPr>
+                <w:rFonts w:ascii="Helvetica" w:hAnsi="Helvetica" w:eastAsia="Helvetica" w:cs="Helvetica"/>
+                <w:i w:val="false"/>
+                <w:b w:val="false"/>
+                <w:u w:val="none"/>
+                <w:sz w:val="22"/>
+                <w:szCs w:val="22"/>
+                <w:color w:val="000000"/>
+              </w:rPr>
+            </w:pPr>
+            <w:r>
+              <w:rPr>
+                <w:rFonts w:ascii="Helvetica" w:hAnsi="Helvetica" w:eastAsia="Helvetica" w:cs="Helvetica"/>
+                <w:i w:val="false"/>
+                <w:b w:val="false"/>
+                <w:u w:val="none"/>
+                <w:sz w:val="22"/>
+                <w:szCs w:val="22"/>
+                <w:color w:val="000000"/>
+              </w:rPr>
+              <w:t xml:space="preserve">0.06, 8.49</w:t>
+            </w:r>
+          </w:p>
+        </w:tc>
+        <w:tc>
+          <w:tcPr>
+            <w:tcBorders>
+              <w:bottom w:val="none" w:sz="0" w:space="0" w:color="000000"/>
+              <w:top w:val="none" w:sz="0" w:space="0" w:color="000000"/>
+              <w:left w:val="none" w:sz="0" w:space="0" w:color="000000"/>
+              <w:right w:val="none" w:sz="0" w:space="0" w:color="000000"/>
+            </w:tcBorders>
+            <w:shd w:val="clear" w:color="auto" w:fill="FFFFFF"/>
+            <w:tcMar>
+              <w:top w:w="0" w:type="dxa"/>
+              <w:bottom w:w="0" w:type="dxa"/>
+              <w:left w:w="0" w:type="dxa"/>
+              <w:right w:w="0" w:type="dxa"/>
+            </w:tcMar>
+            <w:vAlign w:val="top"/>
+          </w:tcPr>
+          <w:p>
+            <w:pPr>
+              <w:pStyle w:val="Normal"/>
+              <w:jc w:val="center"/>
+              <w:pBdr>
+                <w:bottom w:val="none" w:sz="0" w:space="0" w:color="000000"/>
+                <w:top w:val="none" w:sz="0" w:space="0" w:color="000000"/>
+                <w:left w:val="none" w:sz="0" w:space="0" w:color="000000"/>
+                <w:right w:val="none" w:sz="0" w:space="0" w:color="000000"/>
+              </w:pBdr>
+              <w:spacing w:after="100" w:before="100" w:line="240"/>
+              <w:ind w:left="100" w:right="100" w:firstLine="0" w:firstLineChars="0"/>
+              <w:rPr>
+                <w:rFonts w:ascii="Helvetica" w:hAnsi="Helvetica" w:eastAsia="Helvetica" w:cs="Helvetica"/>
+                <w:i w:val="false"/>
+                <w:b w:val="false"/>
+                <w:u w:val="none"/>
+                <w:sz w:val="22"/>
+                <w:szCs w:val="22"/>
+                <w:color w:val="000000"/>
+              </w:rPr>
+            </w:pPr>
+            <w:r>
+              <w:rPr>
+                <w:rFonts w:ascii="Helvetica" w:hAnsi="Helvetica" w:eastAsia="Helvetica" w:cs="Helvetica"/>
+                <w:i w:val="false"/>
+                <w:b w:val="false"/>
+                <w:u w:val="none"/>
+                <w:sz w:val="22"/>
+                <w:szCs w:val="22"/>
+                <w:color w:val="000000"/>
+              </w:rPr>
+              <w:t xml:space="preserve">0.800</w:t>
             </w:r>
           </w:p>
         </w:tc>
@@ -12106,7 +12106,7 @@
                 <w:szCs w:val="22"/>
                 <w:color w:val="000000"/>
               </w:rPr>
-              <w:t xml:space="preserve">0.980</w:t>
+              <w:t xml:space="preserve">0.950</w:t>
             </w:r>
           </w:p>
         </w:tc>
@@ -12212,113 +12212,113 @@
                 <w:szCs w:val="22"/>
                 <w:color w:val="000000"/>
               </w:rPr>
-              <w:t xml:space="preserve">0.91</w:t>
-            </w:r>
-          </w:p>
-        </w:tc>
-        <w:tc>
-          <w:tcPr>
-            <w:tcBorders>
-              <w:bottom w:val="none" w:sz="0" w:space="0" w:color="000000"/>
-              <w:top w:val="none" w:sz="0" w:space="0" w:color="000000"/>
-              <w:left w:val="none" w:sz="0" w:space="0" w:color="000000"/>
-              <w:right w:val="none" w:sz="0" w:space="0" w:color="000000"/>
-            </w:tcBorders>
-            <w:shd w:val="clear" w:color="auto" w:fill="FFFFFF"/>
-            <w:tcMar>
-              <w:top w:w="0" w:type="dxa"/>
-              <w:bottom w:w="0" w:type="dxa"/>
-              <w:left w:w="0" w:type="dxa"/>
-              <w:right w:w="0" w:type="dxa"/>
-            </w:tcMar>
-            <w:vAlign w:val="top"/>
-          </w:tcPr>
-          <w:p>
-            <w:pPr>
-              <w:pStyle w:val="Normal"/>
-              <w:jc w:val="center"/>
-              <w:pBdr>
-                <w:bottom w:val="none" w:sz="0" w:space="0" w:color="000000"/>
-                <w:top w:val="none" w:sz="0" w:space="0" w:color="000000"/>
-                <w:left w:val="none" w:sz="0" w:space="0" w:color="000000"/>
-                <w:right w:val="none" w:sz="0" w:space="0" w:color="000000"/>
-              </w:pBdr>
-              <w:spacing w:after="100" w:before="100" w:line="240"/>
-              <w:ind w:left="100" w:right="100" w:firstLine="0" w:firstLineChars="0"/>
-              <w:rPr>
-                <w:rFonts w:ascii="Helvetica" w:hAnsi="Helvetica" w:eastAsia="Helvetica" w:cs="Helvetica"/>
-                <w:i w:val="false"/>
-                <w:b w:val="false"/>
-                <w:u w:val="none"/>
-                <w:sz w:val="22"/>
-                <w:szCs w:val="22"/>
-                <w:color w:val="000000"/>
-              </w:rPr>
-            </w:pPr>
-            <w:r>
-              <w:rPr>
-                <w:rFonts w:ascii="Helvetica" w:hAnsi="Helvetica" w:eastAsia="Helvetica" w:cs="Helvetica"/>
-                <w:i w:val="false"/>
-                <w:b w:val="false"/>
-                <w:u w:val="none"/>
-                <w:sz w:val="22"/>
-                <w:szCs w:val="22"/>
-                <w:color w:val="000000"/>
-              </w:rPr>
-              <w:t xml:space="preserve">0.78, 1.07</w:t>
-            </w:r>
-          </w:p>
-        </w:tc>
-        <w:tc>
-          <w:tcPr>
-            <w:tcBorders>
-              <w:bottom w:val="none" w:sz="0" w:space="0" w:color="000000"/>
-              <w:top w:val="none" w:sz="0" w:space="0" w:color="000000"/>
-              <w:left w:val="none" w:sz="0" w:space="0" w:color="000000"/>
-              <w:right w:val="none" w:sz="0" w:space="0" w:color="000000"/>
-            </w:tcBorders>
-            <w:shd w:val="clear" w:color="auto" w:fill="FFFFFF"/>
-            <w:tcMar>
-              <w:top w:w="0" w:type="dxa"/>
-              <w:bottom w:w="0" w:type="dxa"/>
-              <w:left w:w="0" w:type="dxa"/>
-              <w:right w:w="0" w:type="dxa"/>
-            </w:tcMar>
-            <w:vAlign w:val="top"/>
-          </w:tcPr>
-          <w:p>
-            <w:pPr>
-              <w:pStyle w:val="Normal"/>
-              <w:jc w:val="center"/>
-              <w:pBdr>
-                <w:bottom w:val="none" w:sz="0" w:space="0" w:color="000000"/>
-                <w:top w:val="none" w:sz="0" w:space="0" w:color="000000"/>
-                <w:left w:val="none" w:sz="0" w:space="0" w:color="000000"/>
-                <w:right w:val="none" w:sz="0" w:space="0" w:color="000000"/>
-              </w:pBdr>
-              <w:spacing w:after="100" w:before="100" w:line="240"/>
-              <w:ind w:left="100" w:right="100" w:firstLine="0" w:firstLineChars="0"/>
-              <w:rPr>
-                <w:rFonts w:ascii="Helvetica" w:hAnsi="Helvetica" w:eastAsia="Helvetica" w:cs="Helvetica"/>
-                <w:i w:val="false"/>
-                <w:b w:val="false"/>
-                <w:u w:val="none"/>
-                <w:sz w:val="22"/>
-                <w:szCs w:val="22"/>
-                <w:color w:val="000000"/>
-              </w:rPr>
-            </w:pPr>
-            <w:r>
-              <w:rPr>
-                <w:rFonts w:ascii="Helvetica" w:hAnsi="Helvetica" w:eastAsia="Helvetica" w:cs="Helvetica"/>
-                <w:i w:val="false"/>
-                <w:b w:val="false"/>
-                <w:u w:val="none"/>
-                <w:sz w:val="22"/>
-                <w:szCs w:val="22"/>
-                <w:color w:val="000000"/>
-              </w:rPr>
-              <w:t xml:space="preserve">0.270</w:t>
+              <w:t xml:space="preserve">0.92</w:t>
+            </w:r>
+          </w:p>
+        </w:tc>
+        <w:tc>
+          <w:tcPr>
+            <w:tcBorders>
+              <w:bottom w:val="none" w:sz="0" w:space="0" w:color="000000"/>
+              <w:top w:val="none" w:sz="0" w:space="0" w:color="000000"/>
+              <w:left w:val="none" w:sz="0" w:space="0" w:color="000000"/>
+              <w:right w:val="none" w:sz="0" w:space="0" w:color="000000"/>
+            </w:tcBorders>
+            <w:shd w:val="clear" w:color="auto" w:fill="FFFFFF"/>
+            <w:tcMar>
+              <w:top w:w="0" w:type="dxa"/>
+              <w:bottom w:w="0" w:type="dxa"/>
+              <w:left w:w="0" w:type="dxa"/>
+              <w:right w:w="0" w:type="dxa"/>
+            </w:tcMar>
+            <w:vAlign w:val="top"/>
+          </w:tcPr>
+          <w:p>
+            <w:pPr>
+              <w:pStyle w:val="Normal"/>
+              <w:jc w:val="center"/>
+              <w:pBdr>
+                <w:bottom w:val="none" w:sz="0" w:space="0" w:color="000000"/>
+                <w:top w:val="none" w:sz="0" w:space="0" w:color="000000"/>
+                <w:left w:val="none" w:sz="0" w:space="0" w:color="000000"/>
+                <w:right w:val="none" w:sz="0" w:space="0" w:color="000000"/>
+              </w:pBdr>
+              <w:spacing w:after="100" w:before="100" w:line="240"/>
+              <w:ind w:left="100" w:right="100" w:firstLine="0" w:firstLineChars="0"/>
+              <w:rPr>
+                <w:rFonts w:ascii="Helvetica" w:hAnsi="Helvetica" w:eastAsia="Helvetica" w:cs="Helvetica"/>
+                <w:i w:val="false"/>
+                <w:b w:val="false"/>
+                <w:u w:val="none"/>
+                <w:sz w:val="22"/>
+                <w:szCs w:val="22"/>
+                <w:color w:val="000000"/>
+              </w:rPr>
+            </w:pPr>
+            <w:r>
+              <w:rPr>
+                <w:rFonts w:ascii="Helvetica" w:hAnsi="Helvetica" w:eastAsia="Helvetica" w:cs="Helvetica"/>
+                <w:i w:val="false"/>
+                <w:b w:val="false"/>
+                <w:u w:val="none"/>
+                <w:sz w:val="22"/>
+                <w:szCs w:val="22"/>
+                <w:color w:val="000000"/>
+              </w:rPr>
+              <w:t xml:space="preserve">0.79, 1.07</w:t>
+            </w:r>
+          </w:p>
+        </w:tc>
+        <w:tc>
+          <w:tcPr>
+            <w:tcBorders>
+              <w:bottom w:val="none" w:sz="0" w:space="0" w:color="000000"/>
+              <w:top w:val="none" w:sz="0" w:space="0" w:color="000000"/>
+              <w:left w:val="none" w:sz="0" w:space="0" w:color="000000"/>
+              <w:right w:val="none" w:sz="0" w:space="0" w:color="000000"/>
+            </w:tcBorders>
+            <w:shd w:val="clear" w:color="auto" w:fill="FFFFFF"/>
+            <w:tcMar>
+              <w:top w:w="0" w:type="dxa"/>
+              <w:bottom w:w="0" w:type="dxa"/>
+              <w:left w:w="0" w:type="dxa"/>
+              <w:right w:w="0" w:type="dxa"/>
+            </w:tcMar>
+            <w:vAlign w:val="top"/>
+          </w:tcPr>
+          <w:p>
+            <w:pPr>
+              <w:pStyle w:val="Normal"/>
+              <w:jc w:val="center"/>
+              <w:pBdr>
+                <w:bottom w:val="none" w:sz="0" w:space="0" w:color="000000"/>
+                <w:top w:val="none" w:sz="0" w:space="0" w:color="000000"/>
+                <w:left w:val="none" w:sz="0" w:space="0" w:color="000000"/>
+                <w:right w:val="none" w:sz="0" w:space="0" w:color="000000"/>
+              </w:pBdr>
+              <w:spacing w:after="100" w:before="100" w:line="240"/>
+              <w:ind w:left="100" w:right="100" w:firstLine="0" w:firstLineChars="0"/>
+              <w:rPr>
+                <w:rFonts w:ascii="Helvetica" w:hAnsi="Helvetica" w:eastAsia="Helvetica" w:cs="Helvetica"/>
+                <w:i w:val="false"/>
+                <w:b w:val="false"/>
+                <w:u w:val="none"/>
+                <w:sz w:val="22"/>
+                <w:szCs w:val="22"/>
+                <w:color w:val="000000"/>
+              </w:rPr>
+            </w:pPr>
+            <w:r>
+              <w:rPr>
+                <w:rFonts w:ascii="Helvetica" w:hAnsi="Helvetica" w:eastAsia="Helvetica" w:cs="Helvetica"/>
+                <w:i w:val="false"/>
+                <w:b w:val="false"/>
+                <w:u w:val="none"/>
+                <w:sz w:val="22"/>
+                <w:szCs w:val="22"/>
+                <w:color w:val="000000"/>
+              </w:rPr>
+              <w:t xml:space="preserve">0.290</w:t>
             </w:r>
           </w:p>
         </w:tc>
@@ -12483,113 +12483,113 @@
                 <w:szCs w:val="22"/>
                 <w:color w:val="000000"/>
               </w:rPr>
-              <w:t xml:space="preserve">1.29</w:t>
-            </w:r>
-          </w:p>
-        </w:tc>
-        <w:tc>
-          <w:tcPr>
-            <w:tcBorders>
-              <w:bottom w:val="none" w:sz="0" w:space="0" w:color="000000"/>
-              <w:top w:val="none" w:sz="0" w:space="0" w:color="000000"/>
-              <w:left w:val="none" w:sz="0" w:space="0" w:color="000000"/>
-              <w:right w:val="none" w:sz="0" w:space="0" w:color="000000"/>
-            </w:tcBorders>
-            <w:shd w:val="clear" w:color="auto" w:fill="FFFFFF"/>
-            <w:tcMar>
-              <w:top w:w="0" w:type="dxa"/>
-              <w:bottom w:w="0" w:type="dxa"/>
-              <w:left w:w="0" w:type="dxa"/>
-              <w:right w:w="0" w:type="dxa"/>
-            </w:tcMar>
-            <w:vAlign w:val="top"/>
-          </w:tcPr>
-          <w:p>
-            <w:pPr>
-              <w:pStyle w:val="Normal"/>
-              <w:jc w:val="center"/>
-              <w:pBdr>
-                <w:bottom w:val="none" w:sz="0" w:space="0" w:color="000000"/>
-                <w:top w:val="none" w:sz="0" w:space="0" w:color="000000"/>
-                <w:left w:val="none" w:sz="0" w:space="0" w:color="000000"/>
-                <w:right w:val="none" w:sz="0" w:space="0" w:color="000000"/>
-              </w:pBdr>
-              <w:spacing w:after="100" w:before="100" w:line="240"/>
-              <w:ind w:left="100" w:right="100" w:firstLine="0" w:firstLineChars="0"/>
-              <w:rPr>
-                <w:rFonts w:ascii="Helvetica" w:hAnsi="Helvetica" w:eastAsia="Helvetica" w:cs="Helvetica"/>
-                <w:i w:val="false"/>
-                <w:b w:val="false"/>
-                <w:u w:val="none"/>
-                <w:sz w:val="22"/>
-                <w:szCs w:val="22"/>
-                <w:color w:val="000000"/>
-              </w:rPr>
-            </w:pPr>
-            <w:r>
-              <w:rPr>
-                <w:rFonts w:ascii="Helvetica" w:hAnsi="Helvetica" w:eastAsia="Helvetica" w:cs="Helvetica"/>
-                <w:i w:val="false"/>
-                <w:b w:val="false"/>
-                <w:u w:val="none"/>
-                <w:sz w:val="22"/>
-                <w:szCs w:val="22"/>
-                <w:color w:val="000000"/>
-              </w:rPr>
-              <w:t xml:space="preserve">0.39, 4.27</w:t>
-            </w:r>
-          </w:p>
-        </w:tc>
-        <w:tc>
-          <w:tcPr>
-            <w:tcBorders>
-              <w:bottom w:val="none" w:sz="0" w:space="0" w:color="000000"/>
-              <w:top w:val="none" w:sz="0" w:space="0" w:color="000000"/>
-              <w:left w:val="none" w:sz="0" w:space="0" w:color="000000"/>
-              <w:right w:val="none" w:sz="0" w:space="0" w:color="000000"/>
-            </w:tcBorders>
-            <w:shd w:val="clear" w:color="auto" w:fill="FFFFFF"/>
-            <w:tcMar>
-              <w:top w:w="0" w:type="dxa"/>
-              <w:bottom w:w="0" w:type="dxa"/>
-              <w:left w:w="0" w:type="dxa"/>
-              <w:right w:w="0" w:type="dxa"/>
-            </w:tcMar>
-            <w:vAlign w:val="top"/>
-          </w:tcPr>
-          <w:p>
-            <w:pPr>
-              <w:pStyle w:val="Normal"/>
-              <w:jc w:val="center"/>
-              <w:pBdr>
-                <w:bottom w:val="none" w:sz="0" w:space="0" w:color="000000"/>
-                <w:top w:val="none" w:sz="0" w:space="0" w:color="000000"/>
-                <w:left w:val="none" w:sz="0" w:space="0" w:color="000000"/>
-                <w:right w:val="none" w:sz="0" w:space="0" w:color="000000"/>
-              </w:pBdr>
-              <w:spacing w:after="100" w:before="100" w:line="240"/>
-              <w:ind w:left="100" w:right="100" w:firstLine="0" w:firstLineChars="0"/>
-              <w:rPr>
-                <w:rFonts w:ascii="Helvetica" w:hAnsi="Helvetica" w:eastAsia="Helvetica" w:cs="Helvetica"/>
-                <w:i w:val="false"/>
-                <w:b w:val="false"/>
-                <w:u w:val="none"/>
-                <w:sz w:val="22"/>
-                <w:szCs w:val="22"/>
-                <w:color w:val="000000"/>
-              </w:rPr>
-            </w:pPr>
-            <w:r>
-              <w:rPr>
-                <w:rFonts w:ascii="Helvetica" w:hAnsi="Helvetica" w:eastAsia="Helvetica" w:cs="Helvetica"/>
-                <w:i w:val="false"/>
-                <w:b w:val="false"/>
-                <w:u w:val="none"/>
-                <w:sz w:val="22"/>
-                <w:szCs w:val="22"/>
-                <w:color w:val="000000"/>
-              </w:rPr>
-              <w:t xml:space="preserve">0.670</w:t>
+              <w:t xml:space="preserve">1.26</w:t>
+            </w:r>
+          </w:p>
+        </w:tc>
+        <w:tc>
+          <w:tcPr>
+            <w:tcBorders>
+              <w:bottom w:val="none" w:sz="0" w:space="0" w:color="000000"/>
+              <w:top w:val="none" w:sz="0" w:space="0" w:color="000000"/>
+              <w:left w:val="none" w:sz="0" w:space="0" w:color="000000"/>
+              <w:right w:val="none" w:sz="0" w:space="0" w:color="000000"/>
+            </w:tcBorders>
+            <w:shd w:val="clear" w:color="auto" w:fill="FFFFFF"/>
+            <w:tcMar>
+              <w:top w:w="0" w:type="dxa"/>
+              <w:bottom w:w="0" w:type="dxa"/>
+              <w:left w:w="0" w:type="dxa"/>
+              <w:right w:w="0" w:type="dxa"/>
+            </w:tcMar>
+            <w:vAlign w:val="top"/>
+          </w:tcPr>
+          <w:p>
+            <w:pPr>
+              <w:pStyle w:val="Normal"/>
+              <w:jc w:val="center"/>
+              <w:pBdr>
+                <w:bottom w:val="none" w:sz="0" w:space="0" w:color="000000"/>
+                <w:top w:val="none" w:sz="0" w:space="0" w:color="000000"/>
+                <w:left w:val="none" w:sz="0" w:space="0" w:color="000000"/>
+                <w:right w:val="none" w:sz="0" w:space="0" w:color="000000"/>
+              </w:pBdr>
+              <w:spacing w:after="100" w:before="100" w:line="240"/>
+              <w:ind w:left="100" w:right="100" w:firstLine="0" w:firstLineChars="0"/>
+              <w:rPr>
+                <w:rFonts w:ascii="Helvetica" w:hAnsi="Helvetica" w:eastAsia="Helvetica" w:cs="Helvetica"/>
+                <w:i w:val="false"/>
+                <w:b w:val="false"/>
+                <w:u w:val="none"/>
+                <w:sz w:val="22"/>
+                <w:szCs w:val="22"/>
+                <w:color w:val="000000"/>
+              </w:rPr>
+            </w:pPr>
+            <w:r>
+              <w:rPr>
+                <w:rFonts w:ascii="Helvetica" w:hAnsi="Helvetica" w:eastAsia="Helvetica" w:cs="Helvetica"/>
+                <w:i w:val="false"/>
+                <w:b w:val="false"/>
+                <w:u w:val="none"/>
+                <w:sz w:val="22"/>
+                <w:szCs w:val="22"/>
+                <w:color w:val="000000"/>
+              </w:rPr>
+              <w:t xml:space="preserve">0.38, 4.16</w:t>
+            </w:r>
+          </w:p>
+        </w:tc>
+        <w:tc>
+          <w:tcPr>
+            <w:tcBorders>
+              <w:bottom w:val="none" w:sz="0" w:space="0" w:color="000000"/>
+              <w:top w:val="none" w:sz="0" w:space="0" w:color="000000"/>
+              <w:left w:val="none" w:sz="0" w:space="0" w:color="000000"/>
+              <w:right w:val="none" w:sz="0" w:space="0" w:color="000000"/>
+            </w:tcBorders>
+            <w:shd w:val="clear" w:color="auto" w:fill="FFFFFF"/>
+            <w:tcMar>
+              <w:top w:w="0" w:type="dxa"/>
+              <w:bottom w:w="0" w:type="dxa"/>
+              <w:left w:w="0" w:type="dxa"/>
+              <w:right w:w="0" w:type="dxa"/>
+            </w:tcMar>
+            <w:vAlign w:val="top"/>
+          </w:tcPr>
+          <w:p>
+            <w:pPr>
+              <w:pStyle w:val="Normal"/>
+              <w:jc w:val="center"/>
+              <w:pBdr>
+                <w:bottom w:val="none" w:sz="0" w:space="0" w:color="000000"/>
+                <w:top w:val="none" w:sz="0" w:space="0" w:color="000000"/>
+                <w:left w:val="none" w:sz="0" w:space="0" w:color="000000"/>
+                <w:right w:val="none" w:sz="0" w:space="0" w:color="000000"/>
+              </w:pBdr>
+              <w:spacing w:after="100" w:before="100" w:line="240"/>
+              <w:ind w:left="100" w:right="100" w:firstLine="0" w:firstLineChars="0"/>
+              <w:rPr>
+                <w:rFonts w:ascii="Helvetica" w:hAnsi="Helvetica" w:eastAsia="Helvetica" w:cs="Helvetica"/>
+                <w:i w:val="false"/>
+                <w:b w:val="false"/>
+                <w:u w:val="none"/>
+                <w:sz w:val="22"/>
+                <w:szCs w:val="22"/>
+                <w:color w:val="000000"/>
+              </w:rPr>
+            </w:pPr>
+            <w:r>
+              <w:rPr>
+                <w:rFonts w:ascii="Helvetica" w:hAnsi="Helvetica" w:eastAsia="Helvetica" w:cs="Helvetica"/>
+                <w:i w:val="false"/>
+                <w:b w:val="false"/>
+                <w:u w:val="none"/>
+                <w:sz w:val="22"/>
+                <w:szCs w:val="22"/>
+                <w:color w:val="000000"/>
+              </w:rPr>
+              <w:t xml:space="preserve">0.700</w:t>
             </w:r>
           </w:p>
         </w:tc>
@@ -12695,113 +12695,113 @@
                 <w:szCs w:val="22"/>
                 <w:color w:val="000000"/>
               </w:rPr>
-              <w:t xml:space="preserve">0.32</w:t>
-            </w:r>
-          </w:p>
-        </w:tc>
-        <w:tc>
-          <w:tcPr>
-            <w:tcBorders>
-              <w:bottom w:val="none" w:sz="0" w:space="0" w:color="000000"/>
-              <w:top w:val="none" w:sz="0" w:space="0" w:color="000000"/>
-              <w:left w:val="none" w:sz="0" w:space="0" w:color="000000"/>
-              <w:right w:val="none" w:sz="0" w:space="0" w:color="000000"/>
-            </w:tcBorders>
-            <w:shd w:val="clear" w:color="auto" w:fill="FFFFFF"/>
-            <w:tcMar>
-              <w:top w:w="0" w:type="dxa"/>
-              <w:bottom w:w="0" w:type="dxa"/>
-              <w:left w:w="0" w:type="dxa"/>
-              <w:right w:w="0" w:type="dxa"/>
-            </w:tcMar>
-            <w:vAlign w:val="top"/>
-          </w:tcPr>
-          <w:p>
-            <w:pPr>
-              <w:pStyle w:val="Normal"/>
-              <w:jc w:val="center"/>
-              <w:pBdr>
-                <w:bottom w:val="none" w:sz="0" w:space="0" w:color="000000"/>
-                <w:top w:val="none" w:sz="0" w:space="0" w:color="000000"/>
-                <w:left w:val="none" w:sz="0" w:space="0" w:color="000000"/>
-                <w:right w:val="none" w:sz="0" w:space="0" w:color="000000"/>
-              </w:pBdr>
-              <w:spacing w:after="100" w:before="100" w:line="240"/>
-              <w:ind w:left="100" w:right="100" w:firstLine="0" w:firstLineChars="0"/>
-              <w:rPr>
-                <w:rFonts w:ascii="Helvetica" w:hAnsi="Helvetica" w:eastAsia="Helvetica" w:cs="Helvetica"/>
-                <w:i w:val="false"/>
-                <w:b w:val="false"/>
-                <w:u w:val="none"/>
-                <w:sz w:val="22"/>
-                <w:szCs w:val="22"/>
-                <w:color w:val="000000"/>
-              </w:rPr>
-            </w:pPr>
-            <w:r>
-              <w:rPr>
-                <w:rFonts w:ascii="Helvetica" w:hAnsi="Helvetica" w:eastAsia="Helvetica" w:cs="Helvetica"/>
-                <w:i w:val="false"/>
-                <w:b w:val="false"/>
-                <w:u w:val="none"/>
-                <w:sz w:val="22"/>
-                <w:szCs w:val="22"/>
-                <w:color w:val="000000"/>
-              </w:rPr>
-              <w:t xml:space="preserve">0.04, 2.65</w:t>
-            </w:r>
-          </w:p>
-        </w:tc>
-        <w:tc>
-          <w:tcPr>
-            <w:tcBorders>
-              <w:bottom w:val="none" w:sz="0" w:space="0" w:color="000000"/>
-              <w:top w:val="none" w:sz="0" w:space="0" w:color="000000"/>
-              <w:left w:val="none" w:sz="0" w:space="0" w:color="000000"/>
-              <w:right w:val="none" w:sz="0" w:space="0" w:color="000000"/>
-            </w:tcBorders>
-            <w:shd w:val="clear" w:color="auto" w:fill="FFFFFF"/>
-            <w:tcMar>
-              <w:top w:w="0" w:type="dxa"/>
-              <w:bottom w:w="0" w:type="dxa"/>
-              <w:left w:w="0" w:type="dxa"/>
-              <w:right w:w="0" w:type="dxa"/>
-            </w:tcMar>
-            <w:vAlign w:val="top"/>
-          </w:tcPr>
-          <w:p>
-            <w:pPr>
-              <w:pStyle w:val="Normal"/>
-              <w:jc w:val="center"/>
-              <w:pBdr>
-                <w:bottom w:val="none" w:sz="0" w:space="0" w:color="000000"/>
-                <w:top w:val="none" w:sz="0" w:space="0" w:color="000000"/>
-                <w:left w:val="none" w:sz="0" w:space="0" w:color="000000"/>
-                <w:right w:val="none" w:sz="0" w:space="0" w:color="000000"/>
-              </w:pBdr>
-              <w:spacing w:after="100" w:before="100" w:line="240"/>
-              <w:ind w:left="100" w:right="100" w:firstLine="0" w:firstLineChars="0"/>
-              <w:rPr>
-                <w:rFonts w:ascii="Helvetica" w:hAnsi="Helvetica" w:eastAsia="Helvetica" w:cs="Helvetica"/>
-                <w:i w:val="false"/>
-                <w:b w:val="false"/>
-                <w:u w:val="none"/>
-                <w:sz w:val="22"/>
-                <w:szCs w:val="22"/>
-                <w:color w:val="000000"/>
-              </w:rPr>
-            </w:pPr>
-            <w:r>
-              <w:rPr>
-                <w:rFonts w:ascii="Helvetica" w:hAnsi="Helvetica" w:eastAsia="Helvetica" w:cs="Helvetica"/>
-                <w:i w:val="false"/>
-                <w:b w:val="false"/>
-                <w:u w:val="none"/>
-                <w:sz w:val="22"/>
-                <w:szCs w:val="22"/>
-                <w:color w:val="000000"/>
-              </w:rPr>
-              <w:t xml:space="preserve">0.290</w:t>
+              <w:t xml:space="preserve">0.28</w:t>
+            </w:r>
+          </w:p>
+        </w:tc>
+        <w:tc>
+          <w:tcPr>
+            <w:tcBorders>
+              <w:bottom w:val="none" w:sz="0" w:space="0" w:color="000000"/>
+              <w:top w:val="none" w:sz="0" w:space="0" w:color="000000"/>
+              <w:left w:val="none" w:sz="0" w:space="0" w:color="000000"/>
+              <w:right w:val="none" w:sz="0" w:space="0" w:color="000000"/>
+            </w:tcBorders>
+            <w:shd w:val="clear" w:color="auto" w:fill="FFFFFF"/>
+            <w:tcMar>
+              <w:top w:w="0" w:type="dxa"/>
+              <w:bottom w:w="0" w:type="dxa"/>
+              <w:left w:w="0" w:type="dxa"/>
+              <w:right w:w="0" w:type="dxa"/>
+            </w:tcMar>
+            <w:vAlign w:val="top"/>
+          </w:tcPr>
+          <w:p>
+            <w:pPr>
+              <w:pStyle w:val="Normal"/>
+              <w:jc w:val="center"/>
+              <w:pBdr>
+                <w:bottom w:val="none" w:sz="0" w:space="0" w:color="000000"/>
+                <w:top w:val="none" w:sz="0" w:space="0" w:color="000000"/>
+                <w:left w:val="none" w:sz="0" w:space="0" w:color="000000"/>
+                <w:right w:val="none" w:sz="0" w:space="0" w:color="000000"/>
+              </w:pBdr>
+              <w:spacing w:after="100" w:before="100" w:line="240"/>
+              <w:ind w:left="100" w:right="100" w:firstLine="0" w:firstLineChars="0"/>
+              <w:rPr>
+                <w:rFonts w:ascii="Helvetica" w:hAnsi="Helvetica" w:eastAsia="Helvetica" w:cs="Helvetica"/>
+                <w:i w:val="false"/>
+                <w:b w:val="false"/>
+                <w:u w:val="none"/>
+                <w:sz w:val="22"/>
+                <w:szCs w:val="22"/>
+                <w:color w:val="000000"/>
+              </w:rPr>
+            </w:pPr>
+            <w:r>
+              <w:rPr>
+                <w:rFonts w:ascii="Helvetica" w:hAnsi="Helvetica" w:eastAsia="Helvetica" w:cs="Helvetica"/>
+                <w:i w:val="false"/>
+                <w:b w:val="false"/>
+                <w:u w:val="none"/>
+                <w:sz w:val="22"/>
+                <w:szCs w:val="22"/>
+                <w:color w:val="000000"/>
+              </w:rPr>
+              <w:t xml:space="preserve">0.03, 2.45</w:t>
+            </w:r>
+          </w:p>
+        </w:tc>
+        <w:tc>
+          <w:tcPr>
+            <w:tcBorders>
+              <w:bottom w:val="none" w:sz="0" w:space="0" w:color="000000"/>
+              <w:top w:val="none" w:sz="0" w:space="0" w:color="000000"/>
+              <w:left w:val="none" w:sz="0" w:space="0" w:color="000000"/>
+              <w:right w:val="none" w:sz="0" w:space="0" w:color="000000"/>
+            </w:tcBorders>
+            <w:shd w:val="clear" w:color="auto" w:fill="FFFFFF"/>
+            <w:tcMar>
+              <w:top w:w="0" w:type="dxa"/>
+              <w:bottom w:w="0" w:type="dxa"/>
+              <w:left w:w="0" w:type="dxa"/>
+              <w:right w:w="0" w:type="dxa"/>
+            </w:tcMar>
+            <w:vAlign w:val="top"/>
+          </w:tcPr>
+          <w:p>
+            <w:pPr>
+              <w:pStyle w:val="Normal"/>
+              <w:jc w:val="center"/>
+              <w:pBdr>
+                <w:bottom w:val="none" w:sz="0" w:space="0" w:color="000000"/>
+                <w:top w:val="none" w:sz="0" w:space="0" w:color="000000"/>
+                <w:left w:val="none" w:sz="0" w:space="0" w:color="000000"/>
+                <w:right w:val="none" w:sz="0" w:space="0" w:color="000000"/>
+              </w:pBdr>
+              <w:spacing w:after="100" w:before="100" w:line="240"/>
+              <w:ind w:left="100" w:right="100" w:firstLine="0" w:firstLineChars="0"/>
+              <w:rPr>
+                <w:rFonts w:ascii="Helvetica" w:hAnsi="Helvetica" w:eastAsia="Helvetica" w:cs="Helvetica"/>
+                <w:i w:val="false"/>
+                <w:b w:val="false"/>
+                <w:u w:val="none"/>
+                <w:sz w:val="22"/>
+                <w:szCs w:val="22"/>
+                <w:color w:val="000000"/>
+              </w:rPr>
+            </w:pPr>
+            <w:r>
+              <w:rPr>
+                <w:rFonts w:ascii="Helvetica" w:hAnsi="Helvetica" w:eastAsia="Helvetica" w:cs="Helvetica"/>
+                <w:i w:val="false"/>
+                <w:b w:val="false"/>
+                <w:u w:val="none"/>
+                <w:sz w:val="22"/>
+                <w:szCs w:val="22"/>
+                <w:color w:val="000000"/>
+              </w:rPr>
+              <w:t xml:space="preserve">0.250</w:t>
             </w:r>
           </w:p>
         </w:tc>
@@ -13019,60 +13019,60 @@
                 <w:szCs w:val="22"/>
                 <w:color w:val="000000"/>
               </w:rPr>
-              <w:t xml:space="preserve">0.04, 2.17</w:t>
-            </w:r>
-          </w:p>
-        </w:tc>
-        <w:tc>
-          <w:tcPr>
-            <w:tcBorders>
-              <w:bottom w:val="none" w:sz="0" w:space="0" w:color="000000"/>
-              <w:top w:val="none" w:sz="0" w:space="0" w:color="000000"/>
-              <w:left w:val="none" w:sz="0" w:space="0" w:color="000000"/>
-              <w:right w:val="none" w:sz="0" w:space="0" w:color="000000"/>
-            </w:tcBorders>
-            <w:shd w:val="clear" w:color="auto" w:fill="FFFFFF"/>
-            <w:tcMar>
-              <w:top w:w="0" w:type="dxa"/>
-              <w:bottom w:w="0" w:type="dxa"/>
-              <w:left w:w="0" w:type="dxa"/>
-              <w:right w:w="0" w:type="dxa"/>
-            </w:tcMar>
-            <w:vAlign w:val="top"/>
-          </w:tcPr>
-          <w:p>
-            <w:pPr>
-              <w:pStyle w:val="Normal"/>
-              <w:jc w:val="center"/>
-              <w:pBdr>
-                <w:bottom w:val="none" w:sz="0" w:space="0" w:color="000000"/>
-                <w:top w:val="none" w:sz="0" w:space="0" w:color="000000"/>
-                <w:left w:val="none" w:sz="0" w:space="0" w:color="000000"/>
-                <w:right w:val="none" w:sz="0" w:space="0" w:color="000000"/>
-              </w:pBdr>
-              <w:spacing w:after="100" w:before="100" w:line="240"/>
-              <w:ind w:left="100" w:right="100" w:firstLine="0" w:firstLineChars="0"/>
-              <w:rPr>
-                <w:rFonts w:ascii="Helvetica" w:hAnsi="Helvetica" w:eastAsia="Helvetica" w:cs="Helvetica"/>
-                <w:i w:val="false"/>
-                <w:b w:val="false"/>
-                <w:u w:val="none"/>
-                <w:sz w:val="22"/>
-                <w:szCs w:val="22"/>
-                <w:color w:val="000000"/>
-              </w:rPr>
-            </w:pPr>
-            <w:r>
-              <w:rPr>
-                <w:rFonts w:ascii="Helvetica" w:hAnsi="Helvetica" w:eastAsia="Helvetica" w:cs="Helvetica"/>
-                <w:i w:val="false"/>
-                <w:b w:val="false"/>
-                <w:u w:val="none"/>
-                <w:sz w:val="22"/>
-                <w:szCs w:val="22"/>
-                <w:color w:val="000000"/>
-              </w:rPr>
-              <w:t xml:space="preserve">0.220</w:t>
+              <w:t xml:space="preserve">0.04, 2.19</w:t>
+            </w:r>
+          </w:p>
+        </w:tc>
+        <w:tc>
+          <w:tcPr>
+            <w:tcBorders>
+              <w:bottom w:val="none" w:sz="0" w:space="0" w:color="000000"/>
+              <w:top w:val="none" w:sz="0" w:space="0" w:color="000000"/>
+              <w:left w:val="none" w:sz="0" w:space="0" w:color="000000"/>
+              <w:right w:val="none" w:sz="0" w:space="0" w:color="000000"/>
+            </w:tcBorders>
+            <w:shd w:val="clear" w:color="auto" w:fill="FFFFFF"/>
+            <w:tcMar>
+              <w:top w:w="0" w:type="dxa"/>
+              <w:bottom w:w="0" w:type="dxa"/>
+              <w:left w:w="0" w:type="dxa"/>
+              <w:right w:w="0" w:type="dxa"/>
+            </w:tcMar>
+            <w:vAlign w:val="top"/>
+          </w:tcPr>
+          <w:p>
+            <w:pPr>
+              <w:pStyle w:val="Normal"/>
+              <w:jc w:val="center"/>
+              <w:pBdr>
+                <w:bottom w:val="none" w:sz="0" w:space="0" w:color="000000"/>
+                <w:top w:val="none" w:sz="0" w:space="0" w:color="000000"/>
+                <w:left w:val="none" w:sz="0" w:space="0" w:color="000000"/>
+                <w:right w:val="none" w:sz="0" w:space="0" w:color="000000"/>
+              </w:pBdr>
+              <w:spacing w:after="100" w:before="100" w:line="240"/>
+              <w:ind w:left="100" w:right="100" w:firstLine="0" w:firstLineChars="0"/>
+              <w:rPr>
+                <w:rFonts w:ascii="Helvetica" w:hAnsi="Helvetica" w:eastAsia="Helvetica" w:cs="Helvetica"/>
+                <w:i w:val="false"/>
+                <w:b w:val="false"/>
+                <w:u w:val="none"/>
+                <w:sz w:val="22"/>
+                <w:szCs w:val="22"/>
+                <w:color w:val="000000"/>
+              </w:rPr>
+            </w:pPr>
+            <w:r>
+              <w:rPr>
+                <w:rFonts w:ascii="Helvetica" w:hAnsi="Helvetica" w:eastAsia="Helvetica" w:cs="Helvetica"/>
+                <w:i w:val="false"/>
+                <w:b w:val="false"/>
+                <w:u w:val="none"/>
+                <w:sz w:val="22"/>
+                <w:szCs w:val="22"/>
+                <w:color w:val="000000"/>
+              </w:rPr>
+              <w:t xml:space="preserve">0.230</w:t>
             </w:r>
           </w:p>
         </w:tc>
@@ -13178,113 +13178,113 @@
                 <w:szCs w:val="22"/>
                 <w:color w:val="000000"/>
               </w:rPr>
-              <w:t xml:space="preserve">0.21</w:t>
-            </w:r>
-          </w:p>
-        </w:tc>
-        <w:tc>
-          <w:tcPr>
-            <w:tcBorders>
-              <w:bottom w:val="none" w:sz="0" w:space="0" w:color="000000"/>
-              <w:top w:val="none" w:sz="0" w:space="0" w:color="000000"/>
-              <w:left w:val="none" w:sz="0" w:space="0" w:color="000000"/>
-              <w:right w:val="none" w:sz="0" w:space="0" w:color="000000"/>
-            </w:tcBorders>
-            <w:shd w:val="clear" w:color="auto" w:fill="FFFFFF"/>
-            <w:tcMar>
-              <w:top w:w="0" w:type="dxa"/>
-              <w:bottom w:w="0" w:type="dxa"/>
-              <w:left w:w="0" w:type="dxa"/>
-              <w:right w:w="0" w:type="dxa"/>
-            </w:tcMar>
-            <w:vAlign w:val="top"/>
-          </w:tcPr>
-          <w:p>
-            <w:pPr>
-              <w:pStyle w:val="Normal"/>
-              <w:jc w:val="center"/>
-              <w:pBdr>
-                <w:bottom w:val="none" w:sz="0" w:space="0" w:color="000000"/>
-                <w:top w:val="none" w:sz="0" w:space="0" w:color="000000"/>
-                <w:left w:val="none" w:sz="0" w:space="0" w:color="000000"/>
-                <w:right w:val="none" w:sz="0" w:space="0" w:color="000000"/>
-              </w:pBdr>
-              <w:spacing w:after="100" w:before="100" w:line="240"/>
-              <w:ind w:left="100" w:right="100" w:firstLine="0" w:firstLineChars="0"/>
-              <w:rPr>
-                <w:rFonts w:ascii="Helvetica" w:hAnsi="Helvetica" w:eastAsia="Helvetica" w:cs="Helvetica"/>
-                <w:i w:val="false"/>
-                <w:b w:val="false"/>
-                <w:u w:val="none"/>
-                <w:sz w:val="22"/>
-                <w:szCs w:val="22"/>
-                <w:color w:val="000000"/>
-              </w:rPr>
-            </w:pPr>
-            <w:r>
-              <w:rPr>
-                <w:rFonts w:ascii="Helvetica" w:hAnsi="Helvetica" w:eastAsia="Helvetica" w:cs="Helvetica"/>
-                <w:i w:val="false"/>
-                <w:b w:val="false"/>
-                <w:u w:val="none"/>
-                <w:sz w:val="22"/>
-                <w:szCs w:val="22"/>
-                <w:color w:val="000000"/>
-              </w:rPr>
-              <w:t xml:space="preserve">0.01, 5.00</w:t>
-            </w:r>
-          </w:p>
-        </w:tc>
-        <w:tc>
-          <w:tcPr>
-            <w:tcBorders>
-              <w:bottom w:val="none" w:sz="0" w:space="0" w:color="000000"/>
-              <w:top w:val="none" w:sz="0" w:space="0" w:color="000000"/>
-              <w:left w:val="none" w:sz="0" w:space="0" w:color="000000"/>
-              <w:right w:val="none" w:sz="0" w:space="0" w:color="000000"/>
-            </w:tcBorders>
-            <w:shd w:val="clear" w:color="auto" w:fill="FFFFFF"/>
-            <w:tcMar>
-              <w:top w:w="0" w:type="dxa"/>
-              <w:bottom w:w="0" w:type="dxa"/>
-              <w:left w:w="0" w:type="dxa"/>
-              <w:right w:w="0" w:type="dxa"/>
-            </w:tcMar>
-            <w:vAlign w:val="top"/>
-          </w:tcPr>
-          <w:p>
-            <w:pPr>
-              <w:pStyle w:val="Normal"/>
-              <w:jc w:val="center"/>
-              <w:pBdr>
-                <w:bottom w:val="none" w:sz="0" w:space="0" w:color="000000"/>
-                <w:top w:val="none" w:sz="0" w:space="0" w:color="000000"/>
-                <w:left w:val="none" w:sz="0" w:space="0" w:color="000000"/>
-                <w:right w:val="none" w:sz="0" w:space="0" w:color="000000"/>
-              </w:pBdr>
-              <w:spacing w:after="100" w:before="100" w:line="240"/>
-              <w:ind w:left="100" w:right="100" w:firstLine="0" w:firstLineChars="0"/>
-              <w:rPr>
-                <w:rFonts w:ascii="Helvetica" w:hAnsi="Helvetica" w:eastAsia="Helvetica" w:cs="Helvetica"/>
-                <w:i w:val="false"/>
-                <w:b w:val="false"/>
-                <w:u w:val="none"/>
-                <w:sz w:val="22"/>
-                <w:szCs w:val="22"/>
-                <w:color w:val="000000"/>
-              </w:rPr>
-            </w:pPr>
-            <w:r>
-              <w:rPr>
-                <w:rFonts w:ascii="Helvetica" w:hAnsi="Helvetica" w:eastAsia="Helvetica" w:cs="Helvetica"/>
-                <w:i w:val="false"/>
-                <w:b w:val="false"/>
-                <w:u w:val="none"/>
-                <w:sz w:val="22"/>
-                <w:szCs w:val="22"/>
-                <w:color w:val="000000"/>
-              </w:rPr>
-              <w:t xml:space="preserve">0.330</w:t>
+              <w:t xml:space="preserve">0.24</w:t>
+            </w:r>
+          </w:p>
+        </w:tc>
+        <w:tc>
+          <w:tcPr>
+            <w:tcBorders>
+              <w:bottom w:val="none" w:sz="0" w:space="0" w:color="000000"/>
+              <w:top w:val="none" w:sz="0" w:space="0" w:color="000000"/>
+              <w:left w:val="none" w:sz="0" w:space="0" w:color="000000"/>
+              <w:right w:val="none" w:sz="0" w:space="0" w:color="000000"/>
+            </w:tcBorders>
+            <w:shd w:val="clear" w:color="auto" w:fill="FFFFFF"/>
+            <w:tcMar>
+              <w:top w:w="0" w:type="dxa"/>
+              <w:bottom w:w="0" w:type="dxa"/>
+              <w:left w:w="0" w:type="dxa"/>
+              <w:right w:w="0" w:type="dxa"/>
+            </w:tcMar>
+            <w:vAlign w:val="top"/>
+          </w:tcPr>
+          <w:p>
+            <w:pPr>
+              <w:pStyle w:val="Normal"/>
+              <w:jc w:val="center"/>
+              <w:pBdr>
+                <w:bottom w:val="none" w:sz="0" w:space="0" w:color="000000"/>
+                <w:top w:val="none" w:sz="0" w:space="0" w:color="000000"/>
+                <w:left w:val="none" w:sz="0" w:space="0" w:color="000000"/>
+                <w:right w:val="none" w:sz="0" w:space="0" w:color="000000"/>
+              </w:pBdr>
+              <w:spacing w:after="100" w:before="100" w:line="240"/>
+              <w:ind w:left="100" w:right="100" w:firstLine="0" w:firstLineChars="0"/>
+              <w:rPr>
+                <w:rFonts w:ascii="Helvetica" w:hAnsi="Helvetica" w:eastAsia="Helvetica" w:cs="Helvetica"/>
+                <w:i w:val="false"/>
+                <w:b w:val="false"/>
+                <w:u w:val="none"/>
+                <w:sz w:val="22"/>
+                <w:szCs w:val="22"/>
+                <w:color w:val="000000"/>
+              </w:rPr>
+            </w:pPr>
+            <w:r>
+              <w:rPr>
+                <w:rFonts w:ascii="Helvetica" w:hAnsi="Helvetica" w:eastAsia="Helvetica" w:cs="Helvetica"/>
+                <w:i w:val="false"/>
+                <w:b w:val="false"/>
+                <w:u w:val="none"/>
+                <w:sz w:val="22"/>
+                <w:szCs w:val="22"/>
+                <w:color w:val="000000"/>
+              </w:rPr>
+              <w:t xml:space="preserve">0.01, 4.50</w:t>
+            </w:r>
+          </w:p>
+        </w:tc>
+        <w:tc>
+          <w:tcPr>
+            <w:tcBorders>
+              <w:bottom w:val="none" w:sz="0" w:space="0" w:color="000000"/>
+              <w:top w:val="none" w:sz="0" w:space="0" w:color="000000"/>
+              <w:left w:val="none" w:sz="0" w:space="0" w:color="000000"/>
+              <w:right w:val="none" w:sz="0" w:space="0" w:color="000000"/>
+            </w:tcBorders>
+            <w:shd w:val="clear" w:color="auto" w:fill="FFFFFF"/>
+            <w:tcMar>
+              <w:top w:w="0" w:type="dxa"/>
+              <w:bottom w:w="0" w:type="dxa"/>
+              <w:left w:w="0" w:type="dxa"/>
+              <w:right w:w="0" w:type="dxa"/>
+            </w:tcMar>
+            <w:vAlign w:val="top"/>
+          </w:tcPr>
+          <w:p>
+            <w:pPr>
+              <w:pStyle w:val="Normal"/>
+              <w:jc w:val="center"/>
+              <w:pBdr>
+                <w:bottom w:val="none" w:sz="0" w:space="0" w:color="000000"/>
+                <w:top w:val="none" w:sz="0" w:space="0" w:color="000000"/>
+                <w:left w:val="none" w:sz="0" w:space="0" w:color="000000"/>
+                <w:right w:val="none" w:sz="0" w:space="0" w:color="000000"/>
+              </w:pBdr>
+              <w:spacing w:after="100" w:before="100" w:line="240"/>
+              <w:ind w:left="100" w:right="100" w:firstLine="0" w:firstLineChars="0"/>
+              <w:rPr>
+                <w:rFonts w:ascii="Helvetica" w:hAnsi="Helvetica" w:eastAsia="Helvetica" w:cs="Helvetica"/>
+                <w:i w:val="false"/>
+                <w:b w:val="false"/>
+                <w:u w:val="none"/>
+                <w:sz w:val="22"/>
+                <w:szCs w:val="22"/>
+                <w:color w:val="000000"/>
+              </w:rPr>
+            </w:pPr>
+            <w:r>
+              <w:rPr>
+                <w:rFonts w:ascii="Helvetica" w:hAnsi="Helvetica" w:eastAsia="Helvetica" w:cs="Helvetica"/>
+                <w:i w:val="false"/>
+                <w:b w:val="false"/>
+                <w:u w:val="none"/>
+                <w:sz w:val="22"/>
+                <w:szCs w:val="22"/>
+                <w:color w:val="000000"/>
+              </w:rPr>
+              <w:t xml:space="preserve">0.340</w:t>
             </w:r>
           </w:p>
         </w:tc>
@@ -13555,7 +13555,7 @@
                 <w:szCs w:val="22"/>
                 <w:color w:val="000000"/>
               </w:rPr>
-              <w:t xml:space="preserve">0.540</w:t>
+              <w:t xml:space="preserve">0.510</w:t>
             </w:r>
           </w:p>
         </w:tc>
@@ -13767,7 +13767,7 @@
                 <w:szCs w:val="22"/>
                 <w:color w:val="000000"/>
               </w:rPr>
-              <w:t xml:space="preserve">0.350</w:t>
+              <w:t xml:space="preserve">0.290</w:t>
             </w:r>
           </w:p>
         </w:tc>

--- a/docs/tables/auc3/sec5_aki_365.docx
+++ b/docs/tables/auc3/sec5_aki_365.docx
@@ -891,7 +891,7 @@
                 <w:szCs w:val="22"/>
                 <w:color w:val="000000"/>
               </w:rPr>
-              <w:t xml:space="preserve">1.22</w:t>
+              <w:t xml:space="preserve">1.21</w:t>
             </w:r>
           </w:p>
         </w:tc>
@@ -944,7 +944,7 @@
                 <w:szCs w:val="22"/>
                 <w:color w:val="000000"/>
               </w:rPr>
-              <w:t xml:space="preserve">0.97, 1.54</w:t>
+              <w:t xml:space="preserve">0.96, 1.53</w:t>
             </w:r>
           </w:p>
         </w:tc>
@@ -997,7 +997,7 @@
                 <w:szCs w:val="22"/>
                 <w:color w:val="000000"/>
               </w:rPr>
-              <w:t xml:space="preserve">0.096</w:t>
+              <w:t xml:space="preserve">0.100</w:t>
             </w:r>
           </w:p>
         </w:tc>
@@ -1103,7 +1103,7 @@
                 <w:szCs w:val="22"/>
                 <w:color w:val="000000"/>
               </w:rPr>
-              <w:t xml:space="preserve">1.24</w:t>
+              <w:t xml:space="preserve">1.23</w:t>
             </w:r>
           </w:p>
         </w:tc>
@@ -1480,7 +1480,7 @@
                 <w:szCs w:val="22"/>
                 <w:color w:val="000000"/>
               </w:rPr>
-              <w:t xml:space="preserve">0.750</w:t>
+              <w:t xml:space="preserve">0.770</w:t>
             </w:r>
           </w:p>
         </w:tc>
@@ -1692,7 +1692,7 @@
                 <w:szCs w:val="22"/>
                 <w:color w:val="000000"/>
               </w:rPr>
-              <w:t xml:space="preserve">0.110</w:t>
+              <w:t xml:space="preserve">0.100</w:t>
             </w:r>
           </w:p>
         </w:tc>
@@ -2823,113 +2823,113 @@
                 <w:szCs w:val="22"/>
                 <w:color w:val="000000"/>
               </w:rPr>
-              <w:t xml:space="preserve">2.85</w:t>
-            </w:r>
-          </w:p>
-        </w:tc>
-        <w:tc>
-          <w:tcPr>
-            <w:tcBorders>
-              <w:bottom w:val="none" w:sz="0" w:space="0" w:color="000000"/>
-              <w:top w:val="none" w:sz="0" w:space="0" w:color="000000"/>
-              <w:left w:val="none" w:sz="0" w:space="0" w:color="000000"/>
-              <w:right w:val="none" w:sz="0" w:space="0" w:color="000000"/>
-            </w:tcBorders>
-            <w:shd w:val="clear" w:color="auto" w:fill="FFFFFF"/>
-            <w:tcMar>
-              <w:top w:w="0" w:type="dxa"/>
-              <w:bottom w:w="0" w:type="dxa"/>
-              <w:left w:w="0" w:type="dxa"/>
-              <w:right w:w="0" w:type="dxa"/>
-            </w:tcMar>
-            <w:vAlign w:val="top"/>
-          </w:tcPr>
-          <w:p>
-            <w:pPr>
-              <w:pStyle w:val="Normal"/>
-              <w:jc w:val="center"/>
-              <w:pBdr>
-                <w:bottom w:val="none" w:sz="0" w:space="0" w:color="000000"/>
-                <w:top w:val="none" w:sz="0" w:space="0" w:color="000000"/>
-                <w:left w:val="none" w:sz="0" w:space="0" w:color="000000"/>
-                <w:right w:val="none" w:sz="0" w:space="0" w:color="000000"/>
-              </w:pBdr>
-              <w:spacing w:after="100" w:before="100" w:line="240"/>
-              <w:ind w:left="100" w:right="100" w:firstLine="0" w:firstLineChars="0"/>
-              <w:rPr>
-                <w:rFonts w:ascii="Helvetica" w:hAnsi="Helvetica" w:eastAsia="Helvetica" w:cs="Helvetica"/>
-                <w:i w:val="false"/>
-                <w:b w:val="false"/>
-                <w:u w:val="none"/>
-                <w:sz w:val="22"/>
-                <w:szCs w:val="22"/>
-                <w:color w:val="000000"/>
-              </w:rPr>
-            </w:pPr>
-            <w:r>
-              <w:rPr>
-                <w:rFonts w:ascii="Helvetica" w:hAnsi="Helvetica" w:eastAsia="Helvetica" w:cs="Helvetica"/>
-                <w:i w:val="false"/>
-                <w:b w:val="false"/>
-                <w:u w:val="none"/>
-                <w:sz w:val="22"/>
-                <w:szCs w:val="22"/>
-                <w:color w:val="000000"/>
-              </w:rPr>
-              <w:t xml:space="preserve">0.80, 10.2</w:t>
-            </w:r>
-          </w:p>
-        </w:tc>
-        <w:tc>
-          <w:tcPr>
-            <w:tcBorders>
-              <w:bottom w:val="none" w:sz="0" w:space="0" w:color="000000"/>
-              <w:top w:val="none" w:sz="0" w:space="0" w:color="000000"/>
-              <w:left w:val="none" w:sz="0" w:space="0" w:color="000000"/>
-              <w:right w:val="none" w:sz="0" w:space="0" w:color="000000"/>
-            </w:tcBorders>
-            <w:shd w:val="clear" w:color="auto" w:fill="FFFFFF"/>
-            <w:tcMar>
-              <w:top w:w="0" w:type="dxa"/>
-              <w:bottom w:w="0" w:type="dxa"/>
-              <w:left w:w="0" w:type="dxa"/>
-              <w:right w:w="0" w:type="dxa"/>
-            </w:tcMar>
-            <w:vAlign w:val="top"/>
-          </w:tcPr>
-          <w:p>
-            <w:pPr>
-              <w:pStyle w:val="Normal"/>
-              <w:jc w:val="center"/>
-              <w:pBdr>
-                <w:bottom w:val="none" w:sz="0" w:space="0" w:color="000000"/>
-                <w:top w:val="none" w:sz="0" w:space="0" w:color="000000"/>
-                <w:left w:val="none" w:sz="0" w:space="0" w:color="000000"/>
-                <w:right w:val="none" w:sz="0" w:space="0" w:color="000000"/>
-              </w:pBdr>
-              <w:spacing w:after="100" w:before="100" w:line="240"/>
-              <w:ind w:left="100" w:right="100" w:firstLine="0" w:firstLineChars="0"/>
-              <w:rPr>
-                <w:rFonts w:ascii="Helvetica" w:hAnsi="Helvetica" w:eastAsia="Helvetica" w:cs="Helvetica"/>
-                <w:i w:val="false"/>
-                <w:b w:val="false"/>
-                <w:u w:val="none"/>
-                <w:sz w:val="22"/>
-                <w:szCs w:val="22"/>
-                <w:color w:val="000000"/>
-              </w:rPr>
-            </w:pPr>
-            <w:r>
-              <w:rPr>
-                <w:rFonts w:ascii="Helvetica" w:hAnsi="Helvetica" w:eastAsia="Helvetica" w:cs="Helvetica"/>
-                <w:i w:val="false"/>
-                <w:b w:val="false"/>
-                <w:u w:val="none"/>
-                <w:sz w:val="22"/>
-                <w:szCs w:val="22"/>
-                <w:color w:val="000000"/>
-              </w:rPr>
-              <w:t xml:space="preserve">0.110</w:t>
+              <w:t xml:space="preserve">2.88</w:t>
+            </w:r>
+          </w:p>
+        </w:tc>
+        <w:tc>
+          <w:tcPr>
+            <w:tcBorders>
+              <w:bottom w:val="none" w:sz="0" w:space="0" w:color="000000"/>
+              <w:top w:val="none" w:sz="0" w:space="0" w:color="000000"/>
+              <w:left w:val="none" w:sz="0" w:space="0" w:color="000000"/>
+              <w:right w:val="none" w:sz="0" w:space="0" w:color="000000"/>
+            </w:tcBorders>
+            <w:shd w:val="clear" w:color="auto" w:fill="FFFFFF"/>
+            <w:tcMar>
+              <w:top w:w="0" w:type="dxa"/>
+              <w:bottom w:w="0" w:type="dxa"/>
+              <w:left w:w="0" w:type="dxa"/>
+              <w:right w:w="0" w:type="dxa"/>
+            </w:tcMar>
+            <w:vAlign w:val="top"/>
+          </w:tcPr>
+          <w:p>
+            <w:pPr>
+              <w:pStyle w:val="Normal"/>
+              <w:jc w:val="center"/>
+              <w:pBdr>
+                <w:bottom w:val="none" w:sz="0" w:space="0" w:color="000000"/>
+                <w:top w:val="none" w:sz="0" w:space="0" w:color="000000"/>
+                <w:left w:val="none" w:sz="0" w:space="0" w:color="000000"/>
+                <w:right w:val="none" w:sz="0" w:space="0" w:color="000000"/>
+              </w:pBdr>
+              <w:spacing w:after="100" w:before="100" w:line="240"/>
+              <w:ind w:left="100" w:right="100" w:firstLine="0" w:firstLineChars="0"/>
+              <w:rPr>
+                <w:rFonts w:ascii="Helvetica" w:hAnsi="Helvetica" w:eastAsia="Helvetica" w:cs="Helvetica"/>
+                <w:i w:val="false"/>
+                <w:b w:val="false"/>
+                <w:u w:val="none"/>
+                <w:sz w:val="22"/>
+                <w:szCs w:val="22"/>
+                <w:color w:val="000000"/>
+              </w:rPr>
+            </w:pPr>
+            <w:r>
+              <w:rPr>
+                <w:rFonts w:ascii="Helvetica" w:hAnsi="Helvetica" w:eastAsia="Helvetica" w:cs="Helvetica"/>
+                <w:i w:val="false"/>
+                <w:b w:val="false"/>
+                <w:u w:val="none"/>
+                <w:sz w:val="22"/>
+                <w:szCs w:val="22"/>
+                <w:color w:val="000000"/>
+              </w:rPr>
+              <w:t xml:space="preserve">0.81, 10.2</w:t>
+            </w:r>
+          </w:p>
+        </w:tc>
+        <w:tc>
+          <w:tcPr>
+            <w:tcBorders>
+              <w:bottom w:val="none" w:sz="0" w:space="0" w:color="000000"/>
+              <w:top w:val="none" w:sz="0" w:space="0" w:color="000000"/>
+              <w:left w:val="none" w:sz="0" w:space="0" w:color="000000"/>
+              <w:right w:val="none" w:sz="0" w:space="0" w:color="000000"/>
+            </w:tcBorders>
+            <w:shd w:val="clear" w:color="auto" w:fill="FFFFFF"/>
+            <w:tcMar>
+              <w:top w:w="0" w:type="dxa"/>
+              <w:bottom w:w="0" w:type="dxa"/>
+              <w:left w:w="0" w:type="dxa"/>
+              <w:right w:w="0" w:type="dxa"/>
+            </w:tcMar>
+            <w:vAlign w:val="top"/>
+          </w:tcPr>
+          <w:p>
+            <w:pPr>
+              <w:pStyle w:val="Normal"/>
+              <w:jc w:val="center"/>
+              <w:pBdr>
+                <w:bottom w:val="none" w:sz="0" w:space="0" w:color="000000"/>
+                <w:top w:val="none" w:sz="0" w:space="0" w:color="000000"/>
+                <w:left w:val="none" w:sz="0" w:space="0" w:color="000000"/>
+                <w:right w:val="none" w:sz="0" w:space="0" w:color="000000"/>
+              </w:pBdr>
+              <w:spacing w:after="100" w:before="100" w:line="240"/>
+              <w:ind w:left="100" w:right="100" w:firstLine="0" w:firstLineChars="0"/>
+              <w:rPr>
+                <w:rFonts w:ascii="Helvetica" w:hAnsi="Helvetica" w:eastAsia="Helvetica" w:cs="Helvetica"/>
+                <w:i w:val="false"/>
+                <w:b w:val="false"/>
+                <w:u w:val="none"/>
+                <w:sz w:val="22"/>
+                <w:szCs w:val="22"/>
+                <w:color w:val="000000"/>
+              </w:rPr>
+            </w:pPr>
+            <w:r>
+              <w:rPr>
+                <w:rFonts w:ascii="Helvetica" w:hAnsi="Helvetica" w:eastAsia="Helvetica" w:cs="Helvetica"/>
+                <w:i w:val="false"/>
+                <w:b w:val="false"/>
+                <w:u w:val="none"/>
+                <w:sz w:val="22"/>
+                <w:szCs w:val="22"/>
+                <w:color w:val="000000"/>
+              </w:rPr>
+              <w:t xml:space="preserve">0.100</w:t>
             </w:r>
           </w:p>
         </w:tc>
@@ -3035,113 +3035,113 @@
                 <w:szCs w:val="22"/>
                 <w:color w:val="000000"/>
               </w:rPr>
-              <w:t xml:space="preserve">3.63</w:t>
-            </w:r>
-          </w:p>
-        </w:tc>
-        <w:tc>
-          <w:tcPr>
-            <w:tcBorders>
-              <w:bottom w:val="none" w:sz="0" w:space="0" w:color="000000"/>
-              <w:top w:val="none" w:sz="0" w:space="0" w:color="000000"/>
-              <w:left w:val="none" w:sz="0" w:space="0" w:color="000000"/>
-              <w:right w:val="none" w:sz="0" w:space="0" w:color="000000"/>
-            </w:tcBorders>
-            <w:shd w:val="clear" w:color="auto" w:fill="FFFFFF"/>
-            <w:tcMar>
-              <w:top w:w="0" w:type="dxa"/>
-              <w:bottom w:w="0" w:type="dxa"/>
-              <w:left w:w="0" w:type="dxa"/>
-              <w:right w:w="0" w:type="dxa"/>
-            </w:tcMar>
-            <w:vAlign w:val="top"/>
-          </w:tcPr>
-          <w:p>
-            <w:pPr>
-              <w:pStyle w:val="Normal"/>
-              <w:jc w:val="center"/>
-              <w:pBdr>
-                <w:bottom w:val="none" w:sz="0" w:space="0" w:color="000000"/>
-                <w:top w:val="none" w:sz="0" w:space="0" w:color="000000"/>
-                <w:left w:val="none" w:sz="0" w:space="0" w:color="000000"/>
-                <w:right w:val="none" w:sz="0" w:space="0" w:color="000000"/>
-              </w:pBdr>
-              <w:spacing w:after="100" w:before="100" w:line="240"/>
-              <w:ind w:left="100" w:right="100" w:firstLine="0" w:firstLineChars="0"/>
-              <w:rPr>
-                <w:rFonts w:ascii="Helvetica" w:hAnsi="Helvetica" w:eastAsia="Helvetica" w:cs="Helvetica"/>
-                <w:i w:val="false"/>
-                <w:b w:val="false"/>
-                <w:u w:val="none"/>
-                <w:sz w:val="22"/>
-                <w:szCs w:val="22"/>
-                <w:color w:val="000000"/>
-              </w:rPr>
-            </w:pPr>
-            <w:r>
-              <w:rPr>
-                <w:rFonts w:ascii="Helvetica" w:hAnsi="Helvetica" w:eastAsia="Helvetica" w:cs="Helvetica"/>
-                <w:i w:val="false"/>
-                <w:b w:val="false"/>
-                <w:u w:val="none"/>
-                <w:sz w:val="22"/>
-                <w:szCs w:val="22"/>
-                <w:color w:val="000000"/>
-              </w:rPr>
-              <w:t xml:space="preserve">0.36, 36.3</w:t>
-            </w:r>
-          </w:p>
-        </w:tc>
-        <w:tc>
-          <w:tcPr>
-            <w:tcBorders>
-              <w:bottom w:val="none" w:sz="0" w:space="0" w:color="000000"/>
-              <w:top w:val="none" w:sz="0" w:space="0" w:color="000000"/>
-              <w:left w:val="none" w:sz="0" w:space="0" w:color="000000"/>
-              <w:right w:val="none" w:sz="0" w:space="0" w:color="000000"/>
-            </w:tcBorders>
-            <w:shd w:val="clear" w:color="auto" w:fill="FFFFFF"/>
-            <w:tcMar>
-              <w:top w:w="0" w:type="dxa"/>
-              <w:bottom w:w="0" w:type="dxa"/>
-              <w:left w:w="0" w:type="dxa"/>
-              <w:right w:w="0" w:type="dxa"/>
-            </w:tcMar>
-            <w:vAlign w:val="top"/>
-          </w:tcPr>
-          <w:p>
-            <w:pPr>
-              <w:pStyle w:val="Normal"/>
-              <w:jc w:val="center"/>
-              <w:pBdr>
-                <w:bottom w:val="none" w:sz="0" w:space="0" w:color="000000"/>
-                <w:top w:val="none" w:sz="0" w:space="0" w:color="000000"/>
-                <w:left w:val="none" w:sz="0" w:space="0" w:color="000000"/>
-                <w:right w:val="none" w:sz="0" w:space="0" w:color="000000"/>
-              </w:pBdr>
-              <w:spacing w:after="100" w:before="100" w:line="240"/>
-              <w:ind w:left="100" w:right="100" w:firstLine="0" w:firstLineChars="0"/>
-              <w:rPr>
-                <w:rFonts w:ascii="Helvetica" w:hAnsi="Helvetica" w:eastAsia="Helvetica" w:cs="Helvetica"/>
-                <w:i w:val="false"/>
-                <w:b w:val="false"/>
-                <w:u w:val="none"/>
-                <w:sz w:val="22"/>
-                <w:szCs w:val="22"/>
-                <w:color w:val="000000"/>
-              </w:rPr>
-            </w:pPr>
-            <w:r>
-              <w:rPr>
-                <w:rFonts w:ascii="Helvetica" w:hAnsi="Helvetica" w:eastAsia="Helvetica" w:cs="Helvetica"/>
-                <w:i w:val="false"/>
-                <w:b w:val="false"/>
-                <w:u w:val="none"/>
-                <w:sz w:val="22"/>
-                <w:szCs w:val="22"/>
-                <w:color w:val="000000"/>
-              </w:rPr>
-              <w:t xml:space="preserve">0.270</w:t>
+              <w:t xml:space="preserve">3.55</w:t>
+            </w:r>
+          </w:p>
+        </w:tc>
+        <w:tc>
+          <w:tcPr>
+            <w:tcBorders>
+              <w:bottom w:val="none" w:sz="0" w:space="0" w:color="000000"/>
+              <w:top w:val="none" w:sz="0" w:space="0" w:color="000000"/>
+              <w:left w:val="none" w:sz="0" w:space="0" w:color="000000"/>
+              <w:right w:val="none" w:sz="0" w:space="0" w:color="000000"/>
+            </w:tcBorders>
+            <w:shd w:val="clear" w:color="auto" w:fill="FFFFFF"/>
+            <w:tcMar>
+              <w:top w:w="0" w:type="dxa"/>
+              <w:bottom w:w="0" w:type="dxa"/>
+              <w:left w:w="0" w:type="dxa"/>
+              <w:right w:w="0" w:type="dxa"/>
+            </w:tcMar>
+            <w:vAlign w:val="top"/>
+          </w:tcPr>
+          <w:p>
+            <w:pPr>
+              <w:pStyle w:val="Normal"/>
+              <w:jc w:val="center"/>
+              <w:pBdr>
+                <w:bottom w:val="none" w:sz="0" w:space="0" w:color="000000"/>
+                <w:top w:val="none" w:sz="0" w:space="0" w:color="000000"/>
+                <w:left w:val="none" w:sz="0" w:space="0" w:color="000000"/>
+                <w:right w:val="none" w:sz="0" w:space="0" w:color="000000"/>
+              </w:pBdr>
+              <w:spacing w:after="100" w:before="100" w:line="240"/>
+              <w:ind w:left="100" w:right="100" w:firstLine="0" w:firstLineChars="0"/>
+              <w:rPr>
+                <w:rFonts w:ascii="Helvetica" w:hAnsi="Helvetica" w:eastAsia="Helvetica" w:cs="Helvetica"/>
+                <w:i w:val="false"/>
+                <w:b w:val="false"/>
+                <w:u w:val="none"/>
+                <w:sz w:val="22"/>
+                <w:szCs w:val="22"/>
+                <w:color w:val="000000"/>
+              </w:rPr>
+            </w:pPr>
+            <w:r>
+              <w:rPr>
+                <w:rFonts w:ascii="Helvetica" w:hAnsi="Helvetica" w:eastAsia="Helvetica" w:cs="Helvetica"/>
+                <w:i w:val="false"/>
+                <w:b w:val="false"/>
+                <w:u w:val="none"/>
+                <w:sz w:val="22"/>
+                <w:szCs w:val="22"/>
+                <w:color w:val="000000"/>
+              </w:rPr>
+              <w:t xml:space="preserve">0.36, 34.8</w:t>
+            </w:r>
+          </w:p>
+        </w:tc>
+        <w:tc>
+          <w:tcPr>
+            <w:tcBorders>
+              <w:bottom w:val="none" w:sz="0" w:space="0" w:color="000000"/>
+              <w:top w:val="none" w:sz="0" w:space="0" w:color="000000"/>
+              <w:left w:val="none" w:sz="0" w:space="0" w:color="000000"/>
+              <w:right w:val="none" w:sz="0" w:space="0" w:color="000000"/>
+            </w:tcBorders>
+            <w:shd w:val="clear" w:color="auto" w:fill="FFFFFF"/>
+            <w:tcMar>
+              <w:top w:w="0" w:type="dxa"/>
+              <w:bottom w:w="0" w:type="dxa"/>
+              <w:left w:w="0" w:type="dxa"/>
+              <w:right w:w="0" w:type="dxa"/>
+            </w:tcMar>
+            <w:vAlign w:val="top"/>
+          </w:tcPr>
+          <w:p>
+            <w:pPr>
+              <w:pStyle w:val="Normal"/>
+              <w:jc w:val="center"/>
+              <w:pBdr>
+                <w:bottom w:val="none" w:sz="0" w:space="0" w:color="000000"/>
+                <w:top w:val="none" w:sz="0" w:space="0" w:color="000000"/>
+                <w:left w:val="none" w:sz="0" w:space="0" w:color="000000"/>
+                <w:right w:val="none" w:sz="0" w:space="0" w:color="000000"/>
+              </w:pBdr>
+              <w:spacing w:after="100" w:before="100" w:line="240"/>
+              <w:ind w:left="100" w:right="100" w:firstLine="0" w:firstLineChars="0"/>
+              <w:rPr>
+                <w:rFonts w:ascii="Helvetica" w:hAnsi="Helvetica" w:eastAsia="Helvetica" w:cs="Helvetica"/>
+                <w:i w:val="false"/>
+                <w:b w:val="false"/>
+                <w:u w:val="none"/>
+                <w:sz w:val="22"/>
+                <w:szCs w:val="22"/>
+                <w:color w:val="000000"/>
+              </w:rPr>
+            </w:pPr>
+            <w:r>
+              <w:rPr>
+                <w:rFonts w:ascii="Helvetica" w:hAnsi="Helvetica" w:eastAsia="Helvetica" w:cs="Helvetica"/>
+                <w:i w:val="false"/>
+                <w:b w:val="false"/>
+                <w:u w:val="none"/>
+                <w:sz w:val="22"/>
+                <w:szCs w:val="22"/>
+                <w:color w:val="000000"/>
+              </w:rPr>
+              <w:t xml:space="preserve">0.280</w:t>
             </w:r>
           </w:p>
         </w:tc>
@@ -3306,7 +3306,7 @@
                 <w:szCs w:val="22"/>
                 <w:color w:val="000000"/>
               </w:rPr>
-              <w:t xml:space="preserve">1.07</w:t>
+              <w:t xml:space="preserve">1.06</w:t>
             </w:r>
           </w:p>
         </w:tc>
@@ -3412,7 +3412,7 @@
                 <w:szCs w:val="22"/>
                 <w:color w:val="000000"/>
               </w:rPr>
-              <w:t xml:space="preserve">0.420</w:t>
+              <w:t xml:space="preserve">0.430</w:t>
             </w:r>
           </w:p>
         </w:tc>
@@ -3624,7 +3624,7 @@
                 <w:szCs w:val="22"/>
                 <w:color w:val="000000"/>
               </w:rPr>
-              <w:t xml:space="preserve">0.900</w:t>
+              <w:t xml:space="preserve">0.920</w:t>
             </w:r>
           </w:p>
         </w:tc>
@@ -4755,113 +4755,113 @@
                 <w:szCs w:val="22"/>
                 <w:color w:val="000000"/>
               </w:rPr>
-              <w:t xml:space="preserve">1.37</w:t>
-            </w:r>
-          </w:p>
-        </w:tc>
-        <w:tc>
-          <w:tcPr>
-            <w:tcBorders>
-              <w:bottom w:val="none" w:sz="0" w:space="0" w:color="000000"/>
-              <w:top w:val="none" w:sz="0" w:space="0" w:color="000000"/>
-              <w:left w:val="none" w:sz="0" w:space="0" w:color="000000"/>
-              <w:right w:val="none" w:sz="0" w:space="0" w:color="000000"/>
-            </w:tcBorders>
-            <w:shd w:val="clear" w:color="auto" w:fill="FFFFFF"/>
-            <w:tcMar>
-              <w:top w:w="0" w:type="dxa"/>
-              <w:bottom w:w="0" w:type="dxa"/>
-              <w:left w:w="0" w:type="dxa"/>
-              <w:right w:w="0" w:type="dxa"/>
-            </w:tcMar>
-            <w:vAlign w:val="top"/>
-          </w:tcPr>
-          <w:p>
-            <w:pPr>
-              <w:pStyle w:val="Normal"/>
-              <w:jc w:val="center"/>
-              <w:pBdr>
-                <w:bottom w:val="none" w:sz="0" w:space="0" w:color="000000"/>
-                <w:top w:val="none" w:sz="0" w:space="0" w:color="000000"/>
-                <w:left w:val="none" w:sz="0" w:space="0" w:color="000000"/>
-                <w:right w:val="none" w:sz="0" w:space="0" w:color="000000"/>
-              </w:pBdr>
-              <w:spacing w:after="100" w:before="100" w:line="240"/>
-              <w:ind w:left="100" w:right="100" w:firstLine="0" w:firstLineChars="0"/>
-              <w:rPr>
-                <w:rFonts w:ascii="Helvetica" w:hAnsi="Helvetica" w:eastAsia="Helvetica" w:cs="Helvetica"/>
-                <w:i w:val="false"/>
-                <w:b w:val="false"/>
-                <w:u w:val="none"/>
-                <w:sz w:val="22"/>
-                <w:szCs w:val="22"/>
-                <w:color w:val="000000"/>
-              </w:rPr>
-            </w:pPr>
-            <w:r>
-              <w:rPr>
-                <w:rFonts w:ascii="Helvetica" w:hAnsi="Helvetica" w:eastAsia="Helvetica" w:cs="Helvetica"/>
-                <w:i w:val="false"/>
-                <w:b w:val="false"/>
-                <w:u w:val="none"/>
-                <w:sz w:val="22"/>
-                <w:szCs w:val="22"/>
-                <w:color w:val="000000"/>
-              </w:rPr>
-              <w:t xml:space="preserve">0.44, 4.32</w:t>
-            </w:r>
-          </w:p>
-        </w:tc>
-        <w:tc>
-          <w:tcPr>
-            <w:tcBorders>
-              <w:bottom w:val="none" w:sz="0" w:space="0" w:color="000000"/>
-              <w:top w:val="none" w:sz="0" w:space="0" w:color="000000"/>
-              <w:left w:val="none" w:sz="0" w:space="0" w:color="000000"/>
-              <w:right w:val="none" w:sz="0" w:space="0" w:color="000000"/>
-            </w:tcBorders>
-            <w:shd w:val="clear" w:color="auto" w:fill="FFFFFF"/>
-            <w:tcMar>
-              <w:top w:w="0" w:type="dxa"/>
-              <w:bottom w:w="0" w:type="dxa"/>
-              <w:left w:w="0" w:type="dxa"/>
-              <w:right w:w="0" w:type="dxa"/>
-            </w:tcMar>
-            <w:vAlign w:val="top"/>
-          </w:tcPr>
-          <w:p>
-            <w:pPr>
-              <w:pStyle w:val="Normal"/>
-              <w:jc w:val="center"/>
-              <w:pBdr>
-                <w:bottom w:val="none" w:sz="0" w:space="0" w:color="000000"/>
-                <w:top w:val="none" w:sz="0" w:space="0" w:color="000000"/>
-                <w:left w:val="none" w:sz="0" w:space="0" w:color="000000"/>
-                <w:right w:val="none" w:sz="0" w:space="0" w:color="000000"/>
-              </w:pBdr>
-              <w:spacing w:after="100" w:before="100" w:line="240"/>
-              <w:ind w:left="100" w:right="100" w:firstLine="0" w:firstLineChars="0"/>
-              <w:rPr>
-                <w:rFonts w:ascii="Helvetica" w:hAnsi="Helvetica" w:eastAsia="Helvetica" w:cs="Helvetica"/>
-                <w:i w:val="false"/>
-                <w:b w:val="false"/>
-                <w:u w:val="none"/>
-                <w:sz w:val="22"/>
-                <w:szCs w:val="22"/>
-                <w:color w:val="000000"/>
-              </w:rPr>
-            </w:pPr>
-            <w:r>
-              <w:rPr>
-                <w:rFonts w:ascii="Helvetica" w:hAnsi="Helvetica" w:eastAsia="Helvetica" w:cs="Helvetica"/>
-                <w:i w:val="false"/>
-                <w:b w:val="false"/>
-                <w:u w:val="none"/>
-                <w:sz w:val="22"/>
-                <w:szCs w:val="22"/>
-                <w:color w:val="000000"/>
-              </w:rPr>
-              <w:t xml:space="preserve">0.590</w:t>
+              <w:t xml:space="preserve">1.38</w:t>
+            </w:r>
+          </w:p>
+        </w:tc>
+        <w:tc>
+          <w:tcPr>
+            <w:tcBorders>
+              <w:bottom w:val="none" w:sz="0" w:space="0" w:color="000000"/>
+              <w:top w:val="none" w:sz="0" w:space="0" w:color="000000"/>
+              <w:left w:val="none" w:sz="0" w:space="0" w:color="000000"/>
+              <w:right w:val="none" w:sz="0" w:space="0" w:color="000000"/>
+            </w:tcBorders>
+            <w:shd w:val="clear" w:color="auto" w:fill="FFFFFF"/>
+            <w:tcMar>
+              <w:top w:w="0" w:type="dxa"/>
+              <w:bottom w:w="0" w:type="dxa"/>
+              <w:left w:w="0" w:type="dxa"/>
+              <w:right w:w="0" w:type="dxa"/>
+            </w:tcMar>
+            <w:vAlign w:val="top"/>
+          </w:tcPr>
+          <w:p>
+            <w:pPr>
+              <w:pStyle w:val="Normal"/>
+              <w:jc w:val="center"/>
+              <w:pBdr>
+                <w:bottom w:val="none" w:sz="0" w:space="0" w:color="000000"/>
+                <w:top w:val="none" w:sz="0" w:space="0" w:color="000000"/>
+                <w:left w:val="none" w:sz="0" w:space="0" w:color="000000"/>
+                <w:right w:val="none" w:sz="0" w:space="0" w:color="000000"/>
+              </w:pBdr>
+              <w:spacing w:after="100" w:before="100" w:line="240"/>
+              <w:ind w:left="100" w:right="100" w:firstLine="0" w:firstLineChars="0"/>
+              <w:rPr>
+                <w:rFonts w:ascii="Helvetica" w:hAnsi="Helvetica" w:eastAsia="Helvetica" w:cs="Helvetica"/>
+                <w:i w:val="false"/>
+                <w:b w:val="false"/>
+                <w:u w:val="none"/>
+                <w:sz w:val="22"/>
+                <w:szCs w:val="22"/>
+                <w:color w:val="000000"/>
+              </w:rPr>
+            </w:pPr>
+            <w:r>
+              <w:rPr>
+                <w:rFonts w:ascii="Helvetica" w:hAnsi="Helvetica" w:eastAsia="Helvetica" w:cs="Helvetica"/>
+                <w:i w:val="false"/>
+                <w:b w:val="false"/>
+                <w:u w:val="none"/>
+                <w:sz w:val="22"/>
+                <w:szCs w:val="22"/>
+                <w:color w:val="000000"/>
+              </w:rPr>
+              <w:t xml:space="preserve">0.44, 4.34</w:t>
+            </w:r>
+          </w:p>
+        </w:tc>
+        <w:tc>
+          <w:tcPr>
+            <w:tcBorders>
+              <w:bottom w:val="none" w:sz="0" w:space="0" w:color="000000"/>
+              <w:top w:val="none" w:sz="0" w:space="0" w:color="000000"/>
+              <w:left w:val="none" w:sz="0" w:space="0" w:color="000000"/>
+              <w:right w:val="none" w:sz="0" w:space="0" w:color="000000"/>
+            </w:tcBorders>
+            <w:shd w:val="clear" w:color="auto" w:fill="FFFFFF"/>
+            <w:tcMar>
+              <w:top w:w="0" w:type="dxa"/>
+              <w:bottom w:w="0" w:type="dxa"/>
+              <w:left w:w="0" w:type="dxa"/>
+              <w:right w:w="0" w:type="dxa"/>
+            </w:tcMar>
+            <w:vAlign w:val="top"/>
+          </w:tcPr>
+          <w:p>
+            <w:pPr>
+              <w:pStyle w:val="Normal"/>
+              <w:jc w:val="center"/>
+              <w:pBdr>
+                <w:bottom w:val="none" w:sz="0" w:space="0" w:color="000000"/>
+                <w:top w:val="none" w:sz="0" w:space="0" w:color="000000"/>
+                <w:left w:val="none" w:sz="0" w:space="0" w:color="000000"/>
+                <w:right w:val="none" w:sz="0" w:space="0" w:color="000000"/>
+              </w:pBdr>
+              <w:spacing w:after="100" w:before="100" w:line="240"/>
+              <w:ind w:left="100" w:right="100" w:firstLine="0" w:firstLineChars="0"/>
+              <w:rPr>
+                <w:rFonts w:ascii="Helvetica" w:hAnsi="Helvetica" w:eastAsia="Helvetica" w:cs="Helvetica"/>
+                <w:i w:val="false"/>
+                <w:b w:val="false"/>
+                <w:u w:val="none"/>
+                <w:sz w:val="22"/>
+                <w:szCs w:val="22"/>
+                <w:color w:val="000000"/>
+              </w:rPr>
+            </w:pPr>
+            <w:r>
+              <w:rPr>
+                <w:rFonts w:ascii="Helvetica" w:hAnsi="Helvetica" w:eastAsia="Helvetica" w:cs="Helvetica"/>
+                <w:i w:val="false"/>
+                <w:b w:val="false"/>
+                <w:u w:val="none"/>
+                <w:sz w:val="22"/>
+                <w:szCs w:val="22"/>
+                <w:color w:val="000000"/>
+              </w:rPr>
+              <w:t xml:space="preserve">0.580</w:t>
             </w:r>
           </w:p>
         </w:tc>
@@ -4967,113 +4967,113 @@
                 <w:szCs w:val="22"/>
                 <w:color w:val="000000"/>
               </w:rPr>
-              <w:t xml:space="preserve">1.01</w:t>
-            </w:r>
-          </w:p>
-        </w:tc>
-        <w:tc>
-          <w:tcPr>
-            <w:tcBorders>
-              <w:bottom w:val="none" w:sz="0" w:space="0" w:color="000000"/>
-              <w:top w:val="none" w:sz="0" w:space="0" w:color="000000"/>
-              <w:left w:val="none" w:sz="0" w:space="0" w:color="000000"/>
-              <w:right w:val="none" w:sz="0" w:space="0" w:color="000000"/>
-            </w:tcBorders>
-            <w:shd w:val="clear" w:color="auto" w:fill="FFFFFF"/>
-            <w:tcMar>
-              <w:top w:w="0" w:type="dxa"/>
-              <w:bottom w:w="0" w:type="dxa"/>
-              <w:left w:w="0" w:type="dxa"/>
-              <w:right w:w="0" w:type="dxa"/>
-            </w:tcMar>
-            <w:vAlign w:val="top"/>
-          </w:tcPr>
-          <w:p>
-            <w:pPr>
-              <w:pStyle w:val="Normal"/>
-              <w:jc w:val="center"/>
-              <w:pBdr>
-                <w:bottom w:val="none" w:sz="0" w:space="0" w:color="000000"/>
-                <w:top w:val="none" w:sz="0" w:space="0" w:color="000000"/>
-                <w:left w:val="none" w:sz="0" w:space="0" w:color="000000"/>
-                <w:right w:val="none" w:sz="0" w:space="0" w:color="000000"/>
-              </w:pBdr>
-              <w:spacing w:after="100" w:before="100" w:line="240"/>
-              <w:ind w:left="100" w:right="100" w:firstLine="0" w:firstLineChars="0"/>
-              <w:rPr>
-                <w:rFonts w:ascii="Helvetica" w:hAnsi="Helvetica" w:eastAsia="Helvetica" w:cs="Helvetica"/>
-                <w:i w:val="false"/>
-                <w:b w:val="false"/>
-                <w:u w:val="none"/>
-                <w:sz w:val="22"/>
-                <w:szCs w:val="22"/>
-                <w:color w:val="000000"/>
-              </w:rPr>
-            </w:pPr>
-            <w:r>
-              <w:rPr>
-                <w:rFonts w:ascii="Helvetica" w:hAnsi="Helvetica" w:eastAsia="Helvetica" w:cs="Helvetica"/>
-                <w:i w:val="false"/>
-                <w:b w:val="false"/>
-                <w:u w:val="none"/>
-                <w:sz w:val="22"/>
-                <w:szCs w:val="22"/>
-                <w:color w:val="000000"/>
-              </w:rPr>
-              <w:t xml:space="preserve">0.18, 5.80</w:t>
-            </w:r>
-          </w:p>
-        </w:tc>
-        <w:tc>
-          <w:tcPr>
-            <w:tcBorders>
-              <w:bottom w:val="none" w:sz="0" w:space="0" w:color="000000"/>
-              <w:top w:val="none" w:sz="0" w:space="0" w:color="000000"/>
-              <w:left w:val="none" w:sz="0" w:space="0" w:color="000000"/>
-              <w:right w:val="none" w:sz="0" w:space="0" w:color="000000"/>
-            </w:tcBorders>
-            <w:shd w:val="clear" w:color="auto" w:fill="FFFFFF"/>
-            <w:tcMar>
-              <w:top w:w="0" w:type="dxa"/>
-              <w:bottom w:w="0" w:type="dxa"/>
-              <w:left w:w="0" w:type="dxa"/>
-              <w:right w:w="0" w:type="dxa"/>
-            </w:tcMar>
-            <w:vAlign w:val="top"/>
-          </w:tcPr>
-          <w:p>
-            <w:pPr>
-              <w:pStyle w:val="Normal"/>
-              <w:jc w:val="center"/>
-              <w:pBdr>
-                <w:bottom w:val="none" w:sz="0" w:space="0" w:color="000000"/>
-                <w:top w:val="none" w:sz="0" w:space="0" w:color="000000"/>
-                <w:left w:val="none" w:sz="0" w:space="0" w:color="000000"/>
-                <w:right w:val="none" w:sz="0" w:space="0" w:color="000000"/>
-              </w:pBdr>
-              <w:spacing w:after="100" w:before="100" w:line="240"/>
-              <w:ind w:left="100" w:right="100" w:firstLine="0" w:firstLineChars="0"/>
-              <w:rPr>
-                <w:rFonts w:ascii="Helvetica" w:hAnsi="Helvetica" w:eastAsia="Helvetica" w:cs="Helvetica"/>
-                <w:i w:val="false"/>
-                <w:b w:val="false"/>
-                <w:u w:val="none"/>
-                <w:sz w:val="22"/>
-                <w:szCs w:val="22"/>
-                <w:color w:val="000000"/>
-              </w:rPr>
-            </w:pPr>
-            <w:r>
-              <w:rPr>
-                <w:rFonts w:ascii="Helvetica" w:hAnsi="Helvetica" w:eastAsia="Helvetica" w:cs="Helvetica"/>
-                <w:i w:val="false"/>
-                <w:b w:val="false"/>
-                <w:u w:val="none"/>
-                <w:sz w:val="22"/>
-                <w:szCs w:val="22"/>
-                <w:color w:val="000000"/>
-              </w:rPr>
-              <w:t xml:space="preserve">0.990</w:t>
+              <w:t xml:space="preserve">1.03</w:t>
+            </w:r>
+          </w:p>
+        </w:tc>
+        <w:tc>
+          <w:tcPr>
+            <w:tcBorders>
+              <w:bottom w:val="none" w:sz="0" w:space="0" w:color="000000"/>
+              <w:top w:val="none" w:sz="0" w:space="0" w:color="000000"/>
+              <w:left w:val="none" w:sz="0" w:space="0" w:color="000000"/>
+              <w:right w:val="none" w:sz="0" w:space="0" w:color="000000"/>
+            </w:tcBorders>
+            <w:shd w:val="clear" w:color="auto" w:fill="FFFFFF"/>
+            <w:tcMar>
+              <w:top w:w="0" w:type="dxa"/>
+              <w:bottom w:w="0" w:type="dxa"/>
+              <w:left w:w="0" w:type="dxa"/>
+              <w:right w:w="0" w:type="dxa"/>
+            </w:tcMar>
+            <w:vAlign w:val="top"/>
+          </w:tcPr>
+          <w:p>
+            <w:pPr>
+              <w:pStyle w:val="Normal"/>
+              <w:jc w:val="center"/>
+              <w:pBdr>
+                <w:bottom w:val="none" w:sz="0" w:space="0" w:color="000000"/>
+                <w:top w:val="none" w:sz="0" w:space="0" w:color="000000"/>
+                <w:left w:val="none" w:sz="0" w:space="0" w:color="000000"/>
+                <w:right w:val="none" w:sz="0" w:space="0" w:color="000000"/>
+              </w:pBdr>
+              <w:spacing w:after="100" w:before="100" w:line="240"/>
+              <w:ind w:left="100" w:right="100" w:firstLine="0" w:firstLineChars="0"/>
+              <w:rPr>
+                <w:rFonts w:ascii="Helvetica" w:hAnsi="Helvetica" w:eastAsia="Helvetica" w:cs="Helvetica"/>
+                <w:i w:val="false"/>
+                <w:b w:val="false"/>
+                <w:u w:val="none"/>
+                <w:sz w:val="22"/>
+                <w:szCs w:val="22"/>
+                <w:color w:val="000000"/>
+              </w:rPr>
+            </w:pPr>
+            <w:r>
+              <w:rPr>
+                <w:rFonts w:ascii="Helvetica" w:hAnsi="Helvetica" w:eastAsia="Helvetica" w:cs="Helvetica"/>
+                <w:i w:val="false"/>
+                <w:b w:val="false"/>
+                <w:u w:val="none"/>
+                <w:sz w:val="22"/>
+                <w:szCs w:val="22"/>
+                <w:color w:val="000000"/>
+              </w:rPr>
+              <w:t xml:space="preserve">0.18, 5.85</w:t>
+            </w:r>
+          </w:p>
+        </w:tc>
+        <w:tc>
+          <w:tcPr>
+            <w:tcBorders>
+              <w:bottom w:val="none" w:sz="0" w:space="0" w:color="000000"/>
+              <w:top w:val="none" w:sz="0" w:space="0" w:color="000000"/>
+              <w:left w:val="none" w:sz="0" w:space="0" w:color="000000"/>
+              <w:right w:val="none" w:sz="0" w:space="0" w:color="000000"/>
+            </w:tcBorders>
+            <w:shd w:val="clear" w:color="auto" w:fill="FFFFFF"/>
+            <w:tcMar>
+              <w:top w:w="0" w:type="dxa"/>
+              <w:bottom w:w="0" w:type="dxa"/>
+              <w:left w:w="0" w:type="dxa"/>
+              <w:right w:w="0" w:type="dxa"/>
+            </w:tcMar>
+            <w:vAlign w:val="top"/>
+          </w:tcPr>
+          <w:p>
+            <w:pPr>
+              <w:pStyle w:val="Normal"/>
+              <w:jc w:val="center"/>
+              <w:pBdr>
+                <w:bottom w:val="none" w:sz="0" w:space="0" w:color="000000"/>
+                <w:top w:val="none" w:sz="0" w:space="0" w:color="000000"/>
+                <w:left w:val="none" w:sz="0" w:space="0" w:color="000000"/>
+                <w:right w:val="none" w:sz="0" w:space="0" w:color="000000"/>
+              </w:pBdr>
+              <w:spacing w:after="100" w:before="100" w:line="240"/>
+              <w:ind w:left="100" w:right="100" w:firstLine="0" w:firstLineChars="0"/>
+              <w:rPr>
+                <w:rFonts w:ascii="Helvetica" w:hAnsi="Helvetica" w:eastAsia="Helvetica" w:cs="Helvetica"/>
+                <w:i w:val="false"/>
+                <w:b w:val="false"/>
+                <w:u w:val="none"/>
+                <w:sz w:val="22"/>
+                <w:szCs w:val="22"/>
+                <w:color w:val="000000"/>
+              </w:rPr>
+            </w:pPr>
+            <w:r>
+              <w:rPr>
+                <w:rFonts w:ascii="Helvetica" w:hAnsi="Helvetica" w:eastAsia="Helvetica" w:cs="Helvetica"/>
+                <w:i w:val="false"/>
+                <w:b w:val="false"/>
+                <w:u w:val="none"/>
+                <w:sz w:val="22"/>
+                <w:szCs w:val="22"/>
+                <w:color w:val="000000"/>
+              </w:rPr>
+              <w:t xml:space="preserve">0.980</w:t>
             </w:r>
           </w:p>
         </w:tc>
@@ -6257,60 +6257,60 @@
                 <w:szCs w:val="22"/>
                 <w:color w:val="000000"/>
               </w:rPr>
-              <w:t xml:space="preserve">0.20, 4.75</w:t>
-            </w:r>
-          </w:p>
-        </w:tc>
-        <w:tc>
-          <w:tcPr>
-            <w:tcBorders>
-              <w:bottom w:val="none" w:sz="0" w:space="0" w:color="000000"/>
-              <w:top w:val="none" w:sz="0" w:space="0" w:color="000000"/>
-              <w:left w:val="none" w:sz="0" w:space="0" w:color="000000"/>
-              <w:right w:val="none" w:sz="0" w:space="0" w:color="000000"/>
-            </w:tcBorders>
-            <w:shd w:val="clear" w:color="auto" w:fill="FFFFFF"/>
-            <w:tcMar>
-              <w:top w:w="0" w:type="dxa"/>
-              <w:bottom w:w="0" w:type="dxa"/>
-              <w:left w:w="0" w:type="dxa"/>
-              <w:right w:w="0" w:type="dxa"/>
-            </w:tcMar>
-            <w:vAlign w:val="top"/>
-          </w:tcPr>
-          <w:p>
-            <w:pPr>
-              <w:pStyle w:val="Normal"/>
-              <w:jc w:val="center"/>
-              <w:pBdr>
-                <w:bottom w:val="none" w:sz="0" w:space="0" w:color="000000"/>
-                <w:top w:val="none" w:sz="0" w:space="0" w:color="000000"/>
-                <w:left w:val="none" w:sz="0" w:space="0" w:color="000000"/>
-                <w:right w:val="none" w:sz="0" w:space="0" w:color="000000"/>
-              </w:pBdr>
-              <w:spacing w:after="100" w:before="100" w:line="240"/>
-              <w:ind w:left="100" w:right="100" w:firstLine="0" w:firstLineChars="0"/>
-              <w:rPr>
-                <w:rFonts w:ascii="Helvetica" w:hAnsi="Helvetica" w:eastAsia="Helvetica" w:cs="Helvetica"/>
-                <w:i w:val="false"/>
-                <w:b w:val="false"/>
-                <w:u w:val="none"/>
-                <w:sz w:val="22"/>
-                <w:szCs w:val="22"/>
-                <w:color w:val="000000"/>
-              </w:rPr>
-            </w:pPr>
-            <w:r>
-              <w:rPr>
-                <w:rFonts w:ascii="Helvetica" w:hAnsi="Helvetica" w:eastAsia="Helvetica" w:cs="Helvetica"/>
-                <w:i w:val="false"/>
-                <w:b w:val="false"/>
-                <w:u w:val="none"/>
-                <w:sz w:val="22"/>
-                <w:szCs w:val="22"/>
-                <w:color w:val="000000"/>
-              </w:rPr>
-              <w:t xml:space="preserve">0.960</w:t>
+              <w:t xml:space="preserve">0.19, 4.70</w:t>
+            </w:r>
+          </w:p>
+        </w:tc>
+        <w:tc>
+          <w:tcPr>
+            <w:tcBorders>
+              <w:bottom w:val="none" w:sz="0" w:space="0" w:color="000000"/>
+              <w:top w:val="none" w:sz="0" w:space="0" w:color="000000"/>
+              <w:left w:val="none" w:sz="0" w:space="0" w:color="000000"/>
+              <w:right w:val="none" w:sz="0" w:space="0" w:color="000000"/>
+            </w:tcBorders>
+            <w:shd w:val="clear" w:color="auto" w:fill="FFFFFF"/>
+            <w:tcMar>
+              <w:top w:w="0" w:type="dxa"/>
+              <w:bottom w:w="0" w:type="dxa"/>
+              <w:left w:w="0" w:type="dxa"/>
+              <w:right w:w="0" w:type="dxa"/>
+            </w:tcMar>
+            <w:vAlign w:val="top"/>
+          </w:tcPr>
+          <w:p>
+            <w:pPr>
+              <w:pStyle w:val="Normal"/>
+              <w:jc w:val="center"/>
+              <w:pBdr>
+                <w:bottom w:val="none" w:sz="0" w:space="0" w:color="000000"/>
+                <w:top w:val="none" w:sz="0" w:space="0" w:color="000000"/>
+                <w:left w:val="none" w:sz="0" w:space="0" w:color="000000"/>
+                <w:right w:val="none" w:sz="0" w:space="0" w:color="000000"/>
+              </w:pBdr>
+              <w:spacing w:after="100" w:before="100" w:line="240"/>
+              <w:ind w:left="100" w:right="100" w:firstLine="0" w:firstLineChars="0"/>
+              <w:rPr>
+                <w:rFonts w:ascii="Helvetica" w:hAnsi="Helvetica" w:eastAsia="Helvetica" w:cs="Helvetica"/>
+                <w:i w:val="false"/>
+                <w:b w:val="false"/>
+                <w:u w:val="none"/>
+                <w:sz w:val="22"/>
+                <w:szCs w:val="22"/>
+                <w:color w:val="000000"/>
+              </w:rPr>
+            </w:pPr>
+            <w:r>
+              <w:rPr>
+                <w:rFonts w:ascii="Helvetica" w:hAnsi="Helvetica" w:eastAsia="Helvetica" w:cs="Helvetica"/>
+                <w:i w:val="false"/>
+                <w:b w:val="false"/>
+                <w:u w:val="none"/>
+                <w:sz w:val="22"/>
+                <w:szCs w:val="22"/>
+                <w:color w:val="000000"/>
+              </w:rPr>
+              <w:t xml:space="preserve">0.950</w:t>
             </w:r>
           </w:p>
         </w:tc>
@@ -6416,113 +6416,113 @@
                 <w:szCs w:val="22"/>
                 <w:color w:val="000000"/>
               </w:rPr>
-              <w:t xml:space="preserve">3.00</w:t>
-            </w:r>
-          </w:p>
-        </w:tc>
-        <w:tc>
-          <w:tcPr>
-            <w:tcBorders>
-              <w:bottom w:val="none" w:sz="0" w:space="0" w:color="000000"/>
-              <w:top w:val="none" w:sz="0" w:space="0" w:color="000000"/>
-              <w:left w:val="none" w:sz="0" w:space="0" w:color="000000"/>
-              <w:right w:val="none" w:sz="0" w:space="0" w:color="000000"/>
-            </w:tcBorders>
-            <w:shd w:val="clear" w:color="auto" w:fill="FFFFFF"/>
-            <w:tcMar>
-              <w:top w:w="0" w:type="dxa"/>
-              <w:bottom w:w="0" w:type="dxa"/>
-              <w:left w:w="0" w:type="dxa"/>
-              <w:right w:w="0" w:type="dxa"/>
-            </w:tcMar>
-            <w:vAlign w:val="top"/>
-          </w:tcPr>
-          <w:p>
-            <w:pPr>
-              <w:pStyle w:val="Normal"/>
-              <w:jc w:val="center"/>
-              <w:pBdr>
-                <w:bottom w:val="none" w:sz="0" w:space="0" w:color="000000"/>
-                <w:top w:val="none" w:sz="0" w:space="0" w:color="000000"/>
-                <w:left w:val="none" w:sz="0" w:space="0" w:color="000000"/>
-                <w:right w:val="none" w:sz="0" w:space="0" w:color="000000"/>
-              </w:pBdr>
-              <w:spacing w:after="100" w:before="100" w:line="240"/>
-              <w:ind w:left="100" w:right="100" w:firstLine="0" w:firstLineChars="0"/>
-              <w:rPr>
-                <w:rFonts w:ascii="Helvetica" w:hAnsi="Helvetica" w:eastAsia="Helvetica" w:cs="Helvetica"/>
-                <w:i w:val="false"/>
-                <w:b w:val="false"/>
-                <w:u w:val="none"/>
-                <w:sz w:val="22"/>
-                <w:szCs w:val="22"/>
-                <w:color w:val="000000"/>
-              </w:rPr>
-            </w:pPr>
-            <w:r>
-              <w:rPr>
-                <w:rFonts w:ascii="Helvetica" w:hAnsi="Helvetica" w:eastAsia="Helvetica" w:cs="Helvetica"/>
-                <w:i w:val="false"/>
-                <w:b w:val="false"/>
-                <w:u w:val="none"/>
-                <w:sz w:val="22"/>
-                <w:szCs w:val="22"/>
-                <w:color w:val="000000"/>
-              </w:rPr>
-              <w:t xml:space="preserve">0.05, 182</w:t>
-            </w:r>
-          </w:p>
-        </w:tc>
-        <w:tc>
-          <w:tcPr>
-            <w:tcBorders>
-              <w:bottom w:val="none" w:sz="0" w:space="0" w:color="000000"/>
-              <w:top w:val="none" w:sz="0" w:space="0" w:color="000000"/>
-              <w:left w:val="none" w:sz="0" w:space="0" w:color="000000"/>
-              <w:right w:val="none" w:sz="0" w:space="0" w:color="000000"/>
-            </w:tcBorders>
-            <w:shd w:val="clear" w:color="auto" w:fill="FFFFFF"/>
-            <w:tcMar>
-              <w:top w:w="0" w:type="dxa"/>
-              <w:bottom w:w="0" w:type="dxa"/>
-              <w:left w:w="0" w:type="dxa"/>
-              <w:right w:w="0" w:type="dxa"/>
-            </w:tcMar>
-            <w:vAlign w:val="top"/>
-          </w:tcPr>
-          <w:p>
-            <w:pPr>
-              <w:pStyle w:val="Normal"/>
-              <w:jc w:val="center"/>
-              <w:pBdr>
-                <w:bottom w:val="none" w:sz="0" w:space="0" w:color="000000"/>
-                <w:top w:val="none" w:sz="0" w:space="0" w:color="000000"/>
-                <w:left w:val="none" w:sz="0" w:space="0" w:color="000000"/>
-                <w:right w:val="none" w:sz="0" w:space="0" w:color="000000"/>
-              </w:pBdr>
-              <w:spacing w:after="100" w:before="100" w:line="240"/>
-              <w:ind w:left="100" w:right="100" w:firstLine="0" w:firstLineChars="0"/>
-              <w:rPr>
-                <w:rFonts w:ascii="Helvetica" w:hAnsi="Helvetica" w:eastAsia="Helvetica" w:cs="Helvetica"/>
-                <w:i w:val="false"/>
-                <w:b w:val="false"/>
-                <w:u w:val="none"/>
-                <w:sz w:val="22"/>
-                <w:szCs w:val="22"/>
-                <w:color w:val="000000"/>
-              </w:rPr>
-            </w:pPr>
-            <w:r>
-              <w:rPr>
-                <w:rFonts w:ascii="Helvetica" w:hAnsi="Helvetica" w:eastAsia="Helvetica" w:cs="Helvetica"/>
-                <w:i w:val="false"/>
-                <w:b w:val="false"/>
-                <w:u w:val="none"/>
-                <w:sz w:val="22"/>
-                <w:szCs w:val="22"/>
-                <w:color w:val="000000"/>
-              </w:rPr>
-              <w:t xml:space="preserve">0.600</w:t>
+              <w:t xml:space="preserve">2.91</w:t>
+            </w:r>
+          </w:p>
+        </w:tc>
+        <w:tc>
+          <w:tcPr>
+            <w:tcBorders>
+              <w:bottom w:val="none" w:sz="0" w:space="0" w:color="000000"/>
+              <w:top w:val="none" w:sz="0" w:space="0" w:color="000000"/>
+              <w:left w:val="none" w:sz="0" w:space="0" w:color="000000"/>
+              <w:right w:val="none" w:sz="0" w:space="0" w:color="000000"/>
+            </w:tcBorders>
+            <w:shd w:val="clear" w:color="auto" w:fill="FFFFFF"/>
+            <w:tcMar>
+              <w:top w:w="0" w:type="dxa"/>
+              <w:bottom w:w="0" w:type="dxa"/>
+              <w:left w:w="0" w:type="dxa"/>
+              <w:right w:w="0" w:type="dxa"/>
+            </w:tcMar>
+            <w:vAlign w:val="top"/>
+          </w:tcPr>
+          <w:p>
+            <w:pPr>
+              <w:pStyle w:val="Normal"/>
+              <w:jc w:val="center"/>
+              <w:pBdr>
+                <w:bottom w:val="none" w:sz="0" w:space="0" w:color="000000"/>
+                <w:top w:val="none" w:sz="0" w:space="0" w:color="000000"/>
+                <w:left w:val="none" w:sz="0" w:space="0" w:color="000000"/>
+                <w:right w:val="none" w:sz="0" w:space="0" w:color="000000"/>
+              </w:pBdr>
+              <w:spacing w:after="100" w:before="100" w:line="240"/>
+              <w:ind w:left="100" w:right="100" w:firstLine="0" w:firstLineChars="0"/>
+              <w:rPr>
+                <w:rFonts w:ascii="Helvetica" w:hAnsi="Helvetica" w:eastAsia="Helvetica" w:cs="Helvetica"/>
+                <w:i w:val="false"/>
+                <w:b w:val="false"/>
+                <w:u w:val="none"/>
+                <w:sz w:val="22"/>
+                <w:szCs w:val="22"/>
+                <w:color w:val="000000"/>
+              </w:rPr>
+            </w:pPr>
+            <w:r>
+              <w:rPr>
+                <w:rFonts w:ascii="Helvetica" w:hAnsi="Helvetica" w:eastAsia="Helvetica" w:cs="Helvetica"/>
+                <w:i w:val="false"/>
+                <w:b w:val="false"/>
+                <w:u w:val="none"/>
+                <w:sz w:val="22"/>
+                <w:szCs w:val="22"/>
+                <w:color w:val="000000"/>
+              </w:rPr>
+              <w:t xml:space="preserve">0.05, 177</w:t>
+            </w:r>
+          </w:p>
+        </w:tc>
+        <w:tc>
+          <w:tcPr>
+            <w:tcBorders>
+              <w:bottom w:val="none" w:sz="0" w:space="0" w:color="000000"/>
+              <w:top w:val="none" w:sz="0" w:space="0" w:color="000000"/>
+              <w:left w:val="none" w:sz="0" w:space="0" w:color="000000"/>
+              <w:right w:val="none" w:sz="0" w:space="0" w:color="000000"/>
+            </w:tcBorders>
+            <w:shd w:val="clear" w:color="auto" w:fill="FFFFFF"/>
+            <w:tcMar>
+              <w:top w:w="0" w:type="dxa"/>
+              <w:bottom w:w="0" w:type="dxa"/>
+              <w:left w:w="0" w:type="dxa"/>
+              <w:right w:w="0" w:type="dxa"/>
+            </w:tcMar>
+            <w:vAlign w:val="top"/>
+          </w:tcPr>
+          <w:p>
+            <w:pPr>
+              <w:pStyle w:val="Normal"/>
+              <w:jc w:val="center"/>
+              <w:pBdr>
+                <w:bottom w:val="none" w:sz="0" w:space="0" w:color="000000"/>
+                <w:top w:val="none" w:sz="0" w:space="0" w:color="000000"/>
+                <w:left w:val="none" w:sz="0" w:space="0" w:color="000000"/>
+                <w:right w:val="none" w:sz="0" w:space="0" w:color="000000"/>
+              </w:pBdr>
+              <w:spacing w:after="100" w:before="100" w:line="240"/>
+              <w:ind w:left="100" w:right="100" w:firstLine="0" w:firstLineChars="0"/>
+              <w:rPr>
+                <w:rFonts w:ascii="Helvetica" w:hAnsi="Helvetica" w:eastAsia="Helvetica" w:cs="Helvetica"/>
+                <w:i w:val="false"/>
+                <w:b w:val="false"/>
+                <w:u w:val="none"/>
+                <w:sz w:val="22"/>
+                <w:szCs w:val="22"/>
+                <w:color w:val="000000"/>
+              </w:rPr>
+            </w:pPr>
+            <w:r>
+              <w:rPr>
+                <w:rFonts w:ascii="Helvetica" w:hAnsi="Helvetica" w:eastAsia="Helvetica" w:cs="Helvetica"/>
+                <w:i w:val="false"/>
+                <w:b w:val="false"/>
+                <w:u w:val="none"/>
+                <w:sz w:val="22"/>
+                <w:szCs w:val="22"/>
+                <w:color w:val="000000"/>
+              </w:rPr>
+              <w:t xml:space="preserve">0.610</w:t>
             </w:r>
           </w:p>
         </w:tc>
@@ -6952,7 +6952,7 @@
                 <w:szCs w:val="22"/>
                 <w:color w:val="000000"/>
               </w:rPr>
-              <w:t xml:space="preserve">0.04, 19.1</w:t>
+              <w:t xml:space="preserve">0.04, 19.0</w:t>
             </w:r>
           </w:p>
         </w:tc>
@@ -7170,113 +7170,113 @@
                 <w:szCs w:val="22"/>
                 <w:color w:val="000000"/>
               </w:rPr>
-              <w:t xml:space="preserve">0.33</w:t>
-            </w:r>
-          </w:p>
-        </w:tc>
-        <w:tc>
-          <w:tcPr>
-            <w:tcBorders>
-              <w:bottom w:val="none" w:sz="0" w:space="0" w:color="000000"/>
-              <w:top w:val="none" w:sz="0" w:space="0" w:color="000000"/>
-              <w:left w:val="none" w:sz="0" w:space="0" w:color="000000"/>
-              <w:right w:val="none" w:sz="0" w:space="0" w:color="000000"/>
-            </w:tcBorders>
-            <w:shd w:val="clear" w:color="auto" w:fill="FFFFFF"/>
-            <w:tcMar>
-              <w:top w:w="0" w:type="dxa"/>
-              <w:bottom w:w="0" w:type="dxa"/>
-              <w:left w:w="0" w:type="dxa"/>
-              <w:right w:w="0" w:type="dxa"/>
-            </w:tcMar>
-            <w:vAlign w:val="top"/>
-          </w:tcPr>
-          <w:p>
-            <w:pPr>
-              <w:pStyle w:val="Normal"/>
-              <w:jc w:val="center"/>
-              <w:pBdr>
-                <w:bottom w:val="none" w:sz="0" w:space="0" w:color="000000"/>
-                <w:top w:val="none" w:sz="0" w:space="0" w:color="000000"/>
-                <w:left w:val="none" w:sz="0" w:space="0" w:color="000000"/>
-                <w:right w:val="none" w:sz="0" w:space="0" w:color="000000"/>
-              </w:pBdr>
-              <w:spacing w:after="100" w:before="100" w:line="240"/>
-              <w:ind w:left="100" w:right="100" w:firstLine="0" w:firstLineChars="0"/>
-              <w:rPr>
-                <w:rFonts w:ascii="Helvetica" w:hAnsi="Helvetica" w:eastAsia="Helvetica" w:cs="Helvetica"/>
-                <w:i w:val="false"/>
-                <w:b w:val="false"/>
-                <w:u w:val="none"/>
-                <w:sz w:val="22"/>
-                <w:szCs w:val="22"/>
-                <w:color w:val="000000"/>
-              </w:rPr>
-            </w:pPr>
-            <w:r>
-              <w:rPr>
-                <w:rFonts w:ascii="Helvetica" w:hAnsi="Helvetica" w:eastAsia="Helvetica" w:cs="Helvetica"/>
-                <w:i w:val="false"/>
-                <w:b w:val="false"/>
-                <w:u w:val="none"/>
-                <w:sz w:val="22"/>
-                <w:szCs w:val="22"/>
-                <w:color w:val="000000"/>
-              </w:rPr>
-              <w:t xml:space="preserve">0.06, 1.86</w:t>
-            </w:r>
-          </w:p>
-        </w:tc>
-        <w:tc>
-          <w:tcPr>
-            <w:tcBorders>
-              <w:bottom w:val="none" w:sz="0" w:space="0" w:color="000000"/>
-              <w:top w:val="none" w:sz="0" w:space="0" w:color="000000"/>
-              <w:left w:val="none" w:sz="0" w:space="0" w:color="000000"/>
-              <w:right w:val="none" w:sz="0" w:space="0" w:color="000000"/>
-            </w:tcBorders>
-            <w:shd w:val="clear" w:color="auto" w:fill="FFFFFF"/>
-            <w:tcMar>
-              <w:top w:w="0" w:type="dxa"/>
-              <w:bottom w:w="0" w:type="dxa"/>
-              <w:left w:w="0" w:type="dxa"/>
-              <w:right w:w="0" w:type="dxa"/>
-            </w:tcMar>
-            <w:vAlign w:val="top"/>
-          </w:tcPr>
-          <w:p>
-            <w:pPr>
-              <w:pStyle w:val="Normal"/>
-              <w:jc w:val="center"/>
-              <w:pBdr>
-                <w:bottom w:val="none" w:sz="0" w:space="0" w:color="000000"/>
-                <w:top w:val="none" w:sz="0" w:space="0" w:color="000000"/>
-                <w:left w:val="none" w:sz="0" w:space="0" w:color="000000"/>
-                <w:right w:val="none" w:sz="0" w:space="0" w:color="000000"/>
-              </w:pBdr>
-              <w:spacing w:after="100" w:before="100" w:line="240"/>
-              <w:ind w:left="100" w:right="100" w:firstLine="0" w:firstLineChars="0"/>
-              <w:rPr>
-                <w:rFonts w:ascii="Helvetica" w:hAnsi="Helvetica" w:eastAsia="Helvetica" w:cs="Helvetica"/>
-                <w:i w:val="false"/>
-                <w:b w:val="false"/>
-                <w:u w:val="none"/>
-                <w:sz w:val="22"/>
-                <w:szCs w:val="22"/>
-                <w:color w:val="000000"/>
-              </w:rPr>
-            </w:pPr>
-            <w:r>
-              <w:rPr>
-                <w:rFonts w:ascii="Helvetica" w:hAnsi="Helvetica" w:eastAsia="Helvetica" w:cs="Helvetica"/>
-                <w:i w:val="false"/>
-                <w:b w:val="false"/>
-                <w:u w:val="none"/>
-                <w:sz w:val="22"/>
-                <w:szCs w:val="22"/>
-                <w:color w:val="000000"/>
-              </w:rPr>
-              <w:t xml:space="preserve">0.210</w:t>
+              <w:t xml:space="preserve">0.32</w:t>
+            </w:r>
+          </w:p>
+        </w:tc>
+        <w:tc>
+          <w:tcPr>
+            <w:tcBorders>
+              <w:bottom w:val="none" w:sz="0" w:space="0" w:color="000000"/>
+              <w:top w:val="none" w:sz="0" w:space="0" w:color="000000"/>
+              <w:left w:val="none" w:sz="0" w:space="0" w:color="000000"/>
+              <w:right w:val="none" w:sz="0" w:space="0" w:color="000000"/>
+            </w:tcBorders>
+            <w:shd w:val="clear" w:color="auto" w:fill="FFFFFF"/>
+            <w:tcMar>
+              <w:top w:w="0" w:type="dxa"/>
+              <w:bottom w:w="0" w:type="dxa"/>
+              <w:left w:w="0" w:type="dxa"/>
+              <w:right w:w="0" w:type="dxa"/>
+            </w:tcMar>
+            <w:vAlign w:val="top"/>
+          </w:tcPr>
+          <w:p>
+            <w:pPr>
+              <w:pStyle w:val="Normal"/>
+              <w:jc w:val="center"/>
+              <w:pBdr>
+                <w:bottom w:val="none" w:sz="0" w:space="0" w:color="000000"/>
+                <w:top w:val="none" w:sz="0" w:space="0" w:color="000000"/>
+                <w:left w:val="none" w:sz="0" w:space="0" w:color="000000"/>
+                <w:right w:val="none" w:sz="0" w:space="0" w:color="000000"/>
+              </w:pBdr>
+              <w:spacing w:after="100" w:before="100" w:line="240"/>
+              <w:ind w:left="100" w:right="100" w:firstLine="0" w:firstLineChars="0"/>
+              <w:rPr>
+                <w:rFonts w:ascii="Helvetica" w:hAnsi="Helvetica" w:eastAsia="Helvetica" w:cs="Helvetica"/>
+                <w:i w:val="false"/>
+                <w:b w:val="false"/>
+                <w:u w:val="none"/>
+                <w:sz w:val="22"/>
+                <w:szCs w:val="22"/>
+                <w:color w:val="000000"/>
+              </w:rPr>
+            </w:pPr>
+            <w:r>
+              <w:rPr>
+                <w:rFonts w:ascii="Helvetica" w:hAnsi="Helvetica" w:eastAsia="Helvetica" w:cs="Helvetica"/>
+                <w:i w:val="false"/>
+                <w:b w:val="false"/>
+                <w:u w:val="none"/>
+                <w:sz w:val="22"/>
+                <w:szCs w:val="22"/>
+                <w:color w:val="000000"/>
+              </w:rPr>
+              <w:t xml:space="preserve">0.06, 1.85</w:t>
+            </w:r>
+          </w:p>
+        </w:tc>
+        <w:tc>
+          <w:tcPr>
+            <w:tcBorders>
+              <w:bottom w:val="none" w:sz="0" w:space="0" w:color="000000"/>
+              <w:top w:val="none" w:sz="0" w:space="0" w:color="000000"/>
+              <w:left w:val="none" w:sz="0" w:space="0" w:color="000000"/>
+              <w:right w:val="none" w:sz="0" w:space="0" w:color="000000"/>
+            </w:tcBorders>
+            <w:shd w:val="clear" w:color="auto" w:fill="FFFFFF"/>
+            <w:tcMar>
+              <w:top w:w="0" w:type="dxa"/>
+              <w:bottom w:w="0" w:type="dxa"/>
+              <w:left w:w="0" w:type="dxa"/>
+              <w:right w:w="0" w:type="dxa"/>
+            </w:tcMar>
+            <w:vAlign w:val="top"/>
+          </w:tcPr>
+          <w:p>
+            <w:pPr>
+              <w:pStyle w:val="Normal"/>
+              <w:jc w:val="center"/>
+              <w:pBdr>
+                <w:bottom w:val="none" w:sz="0" w:space="0" w:color="000000"/>
+                <w:top w:val="none" w:sz="0" w:space="0" w:color="000000"/>
+                <w:left w:val="none" w:sz="0" w:space="0" w:color="000000"/>
+                <w:right w:val="none" w:sz="0" w:space="0" w:color="000000"/>
+              </w:pBdr>
+              <w:spacing w:after="100" w:before="100" w:line="240"/>
+              <w:ind w:left="100" w:right="100" w:firstLine="0" w:firstLineChars="0"/>
+              <w:rPr>
+                <w:rFonts w:ascii="Helvetica" w:hAnsi="Helvetica" w:eastAsia="Helvetica" w:cs="Helvetica"/>
+                <w:i w:val="false"/>
+                <w:b w:val="false"/>
+                <w:u w:val="none"/>
+                <w:sz w:val="22"/>
+                <w:szCs w:val="22"/>
+                <w:color w:val="000000"/>
+              </w:rPr>
+            </w:pPr>
+            <w:r>
+              <w:rPr>
+                <w:rFonts w:ascii="Helvetica" w:hAnsi="Helvetica" w:eastAsia="Helvetica" w:cs="Helvetica"/>
+                <w:i w:val="false"/>
+                <w:b w:val="false"/>
+                <w:u w:val="none"/>
+                <w:sz w:val="22"/>
+                <w:szCs w:val="22"/>
+                <w:color w:val="000000"/>
+              </w:rPr>
+              <w:t xml:space="preserve">0.200</w:t>
             </w:r>
           </w:p>
         </w:tc>
@@ -7382,113 +7382,113 @@
                 <w:szCs w:val="22"/>
                 <w:color w:val="000000"/>
               </w:rPr>
-              <w:t xml:space="preserve">6.28</w:t>
-            </w:r>
-          </w:p>
-        </w:tc>
-        <w:tc>
-          <w:tcPr>
-            <w:tcBorders>
-              <w:bottom w:val="none" w:sz="0" w:space="0" w:color="000000"/>
-              <w:top w:val="none" w:sz="0" w:space="0" w:color="000000"/>
-              <w:left w:val="none" w:sz="0" w:space="0" w:color="000000"/>
-              <w:right w:val="none" w:sz="0" w:space="0" w:color="000000"/>
-            </w:tcBorders>
-            <w:shd w:val="clear" w:color="auto" w:fill="FFFFFF"/>
-            <w:tcMar>
-              <w:top w:w="0" w:type="dxa"/>
-              <w:bottom w:w="0" w:type="dxa"/>
-              <w:left w:w="0" w:type="dxa"/>
-              <w:right w:w="0" w:type="dxa"/>
-            </w:tcMar>
-            <w:vAlign w:val="top"/>
-          </w:tcPr>
-          <w:p>
-            <w:pPr>
-              <w:pStyle w:val="Normal"/>
-              <w:jc w:val="center"/>
-              <w:pBdr>
-                <w:bottom w:val="none" w:sz="0" w:space="0" w:color="000000"/>
-                <w:top w:val="none" w:sz="0" w:space="0" w:color="000000"/>
-                <w:left w:val="none" w:sz="0" w:space="0" w:color="000000"/>
-                <w:right w:val="none" w:sz="0" w:space="0" w:color="000000"/>
-              </w:pBdr>
-              <w:spacing w:after="100" w:before="100" w:line="240"/>
-              <w:ind w:left="100" w:right="100" w:firstLine="0" w:firstLineChars="0"/>
-              <w:rPr>
-                <w:rFonts w:ascii="Helvetica" w:hAnsi="Helvetica" w:eastAsia="Helvetica" w:cs="Helvetica"/>
-                <w:i w:val="false"/>
-                <w:b w:val="false"/>
-                <w:u w:val="none"/>
-                <w:sz w:val="22"/>
-                <w:szCs w:val="22"/>
-                <w:color w:val="000000"/>
-              </w:rPr>
-            </w:pPr>
-            <w:r>
-              <w:rPr>
-                <w:rFonts w:ascii="Helvetica" w:hAnsi="Helvetica" w:eastAsia="Helvetica" w:cs="Helvetica"/>
-                <w:i w:val="false"/>
-                <w:b w:val="false"/>
-                <w:u w:val="none"/>
-                <w:sz w:val="22"/>
-                <w:szCs w:val="22"/>
-                <w:color w:val="000000"/>
-              </w:rPr>
-              <w:t xml:space="preserve">0.08, 479</w:t>
-            </w:r>
-          </w:p>
-        </w:tc>
-        <w:tc>
-          <w:tcPr>
-            <w:tcBorders>
-              <w:bottom w:val="none" w:sz="0" w:space="0" w:color="000000"/>
-              <w:top w:val="none" w:sz="0" w:space="0" w:color="000000"/>
-              <w:left w:val="none" w:sz="0" w:space="0" w:color="000000"/>
-              <w:right w:val="none" w:sz="0" w:space="0" w:color="000000"/>
-            </w:tcBorders>
-            <w:shd w:val="clear" w:color="auto" w:fill="FFFFFF"/>
-            <w:tcMar>
-              <w:top w:w="0" w:type="dxa"/>
-              <w:bottom w:w="0" w:type="dxa"/>
-              <w:left w:w="0" w:type="dxa"/>
-              <w:right w:w="0" w:type="dxa"/>
-            </w:tcMar>
-            <w:vAlign w:val="top"/>
-          </w:tcPr>
-          <w:p>
-            <w:pPr>
-              <w:pStyle w:val="Normal"/>
-              <w:jc w:val="center"/>
-              <w:pBdr>
-                <w:bottom w:val="none" w:sz="0" w:space="0" w:color="000000"/>
-                <w:top w:val="none" w:sz="0" w:space="0" w:color="000000"/>
-                <w:left w:val="none" w:sz="0" w:space="0" w:color="000000"/>
-                <w:right w:val="none" w:sz="0" w:space="0" w:color="000000"/>
-              </w:pBdr>
-              <w:spacing w:after="100" w:before="100" w:line="240"/>
-              <w:ind w:left="100" w:right="100" w:firstLine="0" w:firstLineChars="0"/>
-              <w:rPr>
-                <w:rFonts w:ascii="Helvetica" w:hAnsi="Helvetica" w:eastAsia="Helvetica" w:cs="Helvetica"/>
-                <w:i w:val="false"/>
-                <w:b w:val="false"/>
-                <w:u w:val="none"/>
-                <w:sz w:val="22"/>
-                <w:szCs w:val="22"/>
-                <w:color w:val="000000"/>
-              </w:rPr>
-            </w:pPr>
-            <w:r>
-              <w:rPr>
-                <w:rFonts w:ascii="Helvetica" w:hAnsi="Helvetica" w:eastAsia="Helvetica" w:cs="Helvetica"/>
-                <w:i w:val="false"/>
-                <w:b w:val="false"/>
-                <w:u w:val="none"/>
-                <w:sz w:val="22"/>
-                <w:szCs w:val="22"/>
-                <w:color w:val="000000"/>
-              </w:rPr>
-              <w:t xml:space="preserve">0.410</w:t>
+              <w:t xml:space="preserve">5.74</w:t>
+            </w:r>
+          </w:p>
+        </w:tc>
+        <w:tc>
+          <w:tcPr>
+            <w:tcBorders>
+              <w:bottom w:val="none" w:sz="0" w:space="0" w:color="000000"/>
+              <w:top w:val="none" w:sz="0" w:space="0" w:color="000000"/>
+              <w:left w:val="none" w:sz="0" w:space="0" w:color="000000"/>
+              <w:right w:val="none" w:sz="0" w:space="0" w:color="000000"/>
+            </w:tcBorders>
+            <w:shd w:val="clear" w:color="auto" w:fill="FFFFFF"/>
+            <w:tcMar>
+              <w:top w:w="0" w:type="dxa"/>
+              <w:bottom w:w="0" w:type="dxa"/>
+              <w:left w:w="0" w:type="dxa"/>
+              <w:right w:w="0" w:type="dxa"/>
+            </w:tcMar>
+            <w:vAlign w:val="top"/>
+          </w:tcPr>
+          <w:p>
+            <w:pPr>
+              <w:pStyle w:val="Normal"/>
+              <w:jc w:val="center"/>
+              <w:pBdr>
+                <w:bottom w:val="none" w:sz="0" w:space="0" w:color="000000"/>
+                <w:top w:val="none" w:sz="0" w:space="0" w:color="000000"/>
+                <w:left w:val="none" w:sz="0" w:space="0" w:color="000000"/>
+                <w:right w:val="none" w:sz="0" w:space="0" w:color="000000"/>
+              </w:pBdr>
+              <w:spacing w:after="100" w:before="100" w:line="240"/>
+              <w:ind w:left="100" w:right="100" w:firstLine="0" w:firstLineChars="0"/>
+              <w:rPr>
+                <w:rFonts w:ascii="Helvetica" w:hAnsi="Helvetica" w:eastAsia="Helvetica" w:cs="Helvetica"/>
+                <w:i w:val="false"/>
+                <w:b w:val="false"/>
+                <w:u w:val="none"/>
+                <w:sz w:val="22"/>
+                <w:szCs w:val="22"/>
+                <w:color w:val="000000"/>
+              </w:rPr>
+            </w:pPr>
+            <w:r>
+              <w:rPr>
+                <w:rFonts w:ascii="Helvetica" w:hAnsi="Helvetica" w:eastAsia="Helvetica" w:cs="Helvetica"/>
+                <w:i w:val="false"/>
+                <w:b w:val="false"/>
+                <w:u w:val="none"/>
+                <w:sz w:val="22"/>
+                <w:szCs w:val="22"/>
+                <w:color w:val="000000"/>
+              </w:rPr>
+              <w:t xml:space="preserve">0.08, 424</w:t>
+            </w:r>
+          </w:p>
+        </w:tc>
+        <w:tc>
+          <w:tcPr>
+            <w:tcBorders>
+              <w:bottom w:val="none" w:sz="0" w:space="0" w:color="000000"/>
+              <w:top w:val="none" w:sz="0" w:space="0" w:color="000000"/>
+              <w:left w:val="none" w:sz="0" w:space="0" w:color="000000"/>
+              <w:right w:val="none" w:sz="0" w:space="0" w:color="000000"/>
+            </w:tcBorders>
+            <w:shd w:val="clear" w:color="auto" w:fill="FFFFFF"/>
+            <w:tcMar>
+              <w:top w:w="0" w:type="dxa"/>
+              <w:bottom w:w="0" w:type="dxa"/>
+              <w:left w:w="0" w:type="dxa"/>
+              <w:right w:w="0" w:type="dxa"/>
+            </w:tcMar>
+            <w:vAlign w:val="top"/>
+          </w:tcPr>
+          <w:p>
+            <w:pPr>
+              <w:pStyle w:val="Normal"/>
+              <w:jc w:val="center"/>
+              <w:pBdr>
+                <w:bottom w:val="none" w:sz="0" w:space="0" w:color="000000"/>
+                <w:top w:val="none" w:sz="0" w:space="0" w:color="000000"/>
+                <w:left w:val="none" w:sz="0" w:space="0" w:color="000000"/>
+                <w:right w:val="none" w:sz="0" w:space="0" w:color="000000"/>
+              </w:pBdr>
+              <w:spacing w:after="100" w:before="100" w:line="240"/>
+              <w:ind w:left="100" w:right="100" w:firstLine="0" w:firstLineChars="0"/>
+              <w:rPr>
+                <w:rFonts w:ascii="Helvetica" w:hAnsi="Helvetica" w:eastAsia="Helvetica" w:cs="Helvetica"/>
+                <w:i w:val="false"/>
+                <w:b w:val="false"/>
+                <w:u w:val="none"/>
+                <w:sz w:val="22"/>
+                <w:szCs w:val="22"/>
+                <w:color w:val="000000"/>
+              </w:rPr>
+            </w:pPr>
+            <w:r>
+              <w:rPr>
+                <w:rFonts w:ascii="Helvetica" w:hAnsi="Helvetica" w:eastAsia="Helvetica" w:cs="Helvetica"/>
+                <w:i w:val="false"/>
+                <w:b w:val="false"/>
+                <w:u w:val="none"/>
+                <w:sz w:val="22"/>
+                <w:szCs w:val="22"/>
+                <w:color w:val="000000"/>
+              </w:rPr>
+              <w:t xml:space="preserve">0.430</w:t>
             </w:r>
           </w:p>
         </w:tc>
@@ -8136,60 +8136,60 @@
                 <w:szCs w:val="22"/>
                 <w:color w:val="000000"/>
               </w:rPr>
-              <w:t xml:space="preserve">4.18</w:t>
-            </w:r>
-          </w:p>
-        </w:tc>
-        <w:tc>
-          <w:tcPr>
-            <w:tcBorders>
-              <w:bottom w:val="none" w:sz="0" w:space="0" w:color="000000"/>
-              <w:top w:val="none" w:sz="0" w:space="0" w:color="000000"/>
-              <w:left w:val="none" w:sz="0" w:space="0" w:color="000000"/>
-              <w:right w:val="none" w:sz="0" w:space="0" w:color="000000"/>
-            </w:tcBorders>
-            <w:shd w:val="clear" w:color="auto" w:fill="FFFFFF"/>
-            <w:tcMar>
-              <w:top w:w="0" w:type="dxa"/>
-              <w:bottom w:w="0" w:type="dxa"/>
-              <w:left w:w="0" w:type="dxa"/>
-              <w:right w:w="0" w:type="dxa"/>
-            </w:tcMar>
-            <w:vAlign w:val="top"/>
-          </w:tcPr>
-          <w:p>
-            <w:pPr>
-              <w:pStyle w:val="Normal"/>
-              <w:jc w:val="center"/>
-              <w:pBdr>
-                <w:bottom w:val="none" w:sz="0" w:space="0" w:color="000000"/>
-                <w:top w:val="none" w:sz="0" w:space="0" w:color="000000"/>
-                <w:left w:val="none" w:sz="0" w:space="0" w:color="000000"/>
-                <w:right w:val="none" w:sz="0" w:space="0" w:color="000000"/>
-              </w:pBdr>
-              <w:spacing w:after="100" w:before="100" w:line="240"/>
-              <w:ind w:left="100" w:right="100" w:firstLine="0" w:firstLineChars="0"/>
-              <w:rPr>
-                <w:rFonts w:ascii="Helvetica" w:hAnsi="Helvetica" w:eastAsia="Helvetica" w:cs="Helvetica"/>
-                <w:i w:val="false"/>
-                <w:b w:val="false"/>
-                <w:u w:val="none"/>
-                <w:sz w:val="22"/>
-                <w:szCs w:val="22"/>
-                <w:color w:val="000000"/>
-              </w:rPr>
-            </w:pPr>
-            <w:r>
-              <w:rPr>
-                <w:rFonts w:ascii="Helvetica" w:hAnsi="Helvetica" w:eastAsia="Helvetica" w:cs="Helvetica"/>
-                <w:i w:val="false"/>
-                <w:b w:val="false"/>
-                <w:u w:val="none"/>
-                <w:sz w:val="22"/>
-                <w:szCs w:val="22"/>
-                <w:color w:val="000000"/>
-              </w:rPr>
-              <w:t xml:space="preserve">0.57, 30.5</w:t>
+              <w:t xml:space="preserve">4.16</w:t>
+            </w:r>
+          </w:p>
+        </w:tc>
+        <w:tc>
+          <w:tcPr>
+            <w:tcBorders>
+              <w:bottom w:val="none" w:sz="0" w:space="0" w:color="000000"/>
+              <w:top w:val="none" w:sz="0" w:space="0" w:color="000000"/>
+              <w:left w:val="none" w:sz="0" w:space="0" w:color="000000"/>
+              <w:right w:val="none" w:sz="0" w:space="0" w:color="000000"/>
+            </w:tcBorders>
+            <w:shd w:val="clear" w:color="auto" w:fill="FFFFFF"/>
+            <w:tcMar>
+              <w:top w:w="0" w:type="dxa"/>
+              <w:bottom w:w="0" w:type="dxa"/>
+              <w:left w:w="0" w:type="dxa"/>
+              <w:right w:w="0" w:type="dxa"/>
+            </w:tcMar>
+            <w:vAlign w:val="top"/>
+          </w:tcPr>
+          <w:p>
+            <w:pPr>
+              <w:pStyle w:val="Normal"/>
+              <w:jc w:val="center"/>
+              <w:pBdr>
+                <w:bottom w:val="none" w:sz="0" w:space="0" w:color="000000"/>
+                <w:top w:val="none" w:sz="0" w:space="0" w:color="000000"/>
+                <w:left w:val="none" w:sz="0" w:space="0" w:color="000000"/>
+                <w:right w:val="none" w:sz="0" w:space="0" w:color="000000"/>
+              </w:pBdr>
+              <w:spacing w:after="100" w:before="100" w:line="240"/>
+              <w:ind w:left="100" w:right="100" w:firstLine="0" w:firstLineChars="0"/>
+              <w:rPr>
+                <w:rFonts w:ascii="Helvetica" w:hAnsi="Helvetica" w:eastAsia="Helvetica" w:cs="Helvetica"/>
+                <w:i w:val="false"/>
+                <w:b w:val="false"/>
+                <w:u w:val="none"/>
+                <w:sz w:val="22"/>
+                <w:szCs w:val="22"/>
+                <w:color w:val="000000"/>
+              </w:rPr>
+            </w:pPr>
+            <w:r>
+              <w:rPr>
+                <w:rFonts w:ascii="Helvetica" w:hAnsi="Helvetica" w:eastAsia="Helvetica" w:cs="Helvetica"/>
+                <w:i w:val="false"/>
+                <w:b w:val="false"/>
+                <w:u w:val="none"/>
+                <w:sz w:val="22"/>
+                <w:szCs w:val="22"/>
+                <w:color w:val="000000"/>
+              </w:rPr>
+              <w:t xml:space="preserve">0.57, 30.4</w:t>
             </w:r>
           </w:p>
         </w:tc>
@@ -8348,60 +8348,60 @@
                 <w:szCs w:val="22"/>
                 <w:color w:val="000000"/>
               </w:rPr>
-              <w:t xml:space="preserve">9.73</w:t>
-            </w:r>
-          </w:p>
-        </w:tc>
-        <w:tc>
-          <w:tcPr>
-            <w:tcBorders>
-              <w:bottom w:val="none" w:sz="0" w:space="0" w:color="000000"/>
-              <w:top w:val="none" w:sz="0" w:space="0" w:color="000000"/>
-              <w:left w:val="none" w:sz="0" w:space="0" w:color="000000"/>
-              <w:right w:val="none" w:sz="0" w:space="0" w:color="000000"/>
-            </w:tcBorders>
-            <w:shd w:val="clear" w:color="auto" w:fill="FFFFFF"/>
-            <w:tcMar>
-              <w:top w:w="0" w:type="dxa"/>
-              <w:bottom w:w="0" w:type="dxa"/>
-              <w:left w:w="0" w:type="dxa"/>
-              <w:right w:w="0" w:type="dxa"/>
-            </w:tcMar>
-            <w:vAlign w:val="top"/>
-          </w:tcPr>
-          <w:p>
-            <w:pPr>
-              <w:pStyle w:val="Normal"/>
-              <w:jc w:val="center"/>
-              <w:pBdr>
-                <w:bottom w:val="none" w:sz="0" w:space="0" w:color="000000"/>
-                <w:top w:val="none" w:sz="0" w:space="0" w:color="000000"/>
-                <w:left w:val="none" w:sz="0" w:space="0" w:color="000000"/>
-                <w:right w:val="none" w:sz="0" w:space="0" w:color="000000"/>
-              </w:pBdr>
-              <w:spacing w:after="100" w:before="100" w:line="240"/>
-              <w:ind w:left="100" w:right="100" w:firstLine="0" w:firstLineChars="0"/>
-              <w:rPr>
-                <w:rFonts w:ascii="Helvetica" w:hAnsi="Helvetica" w:eastAsia="Helvetica" w:cs="Helvetica"/>
-                <w:i w:val="false"/>
-                <w:b w:val="false"/>
-                <w:u w:val="none"/>
-                <w:sz w:val="22"/>
-                <w:szCs w:val="22"/>
-                <w:color w:val="000000"/>
-              </w:rPr>
-            </w:pPr>
-            <w:r>
-              <w:rPr>
-                <w:rFonts w:ascii="Helvetica" w:hAnsi="Helvetica" w:eastAsia="Helvetica" w:cs="Helvetica"/>
-                <w:i w:val="false"/>
-                <w:b w:val="false"/>
-                <w:u w:val="none"/>
-                <w:sz w:val="22"/>
-                <w:szCs w:val="22"/>
-                <w:color w:val="000000"/>
-              </w:rPr>
-              <w:t xml:space="preserve">0.31, 306</w:t>
+              <w:t xml:space="preserve">9.43</w:t>
+            </w:r>
+          </w:p>
+        </w:tc>
+        <w:tc>
+          <w:tcPr>
+            <w:tcBorders>
+              <w:bottom w:val="none" w:sz="0" w:space="0" w:color="000000"/>
+              <w:top w:val="none" w:sz="0" w:space="0" w:color="000000"/>
+              <w:left w:val="none" w:sz="0" w:space="0" w:color="000000"/>
+              <w:right w:val="none" w:sz="0" w:space="0" w:color="000000"/>
+            </w:tcBorders>
+            <w:shd w:val="clear" w:color="auto" w:fill="FFFFFF"/>
+            <w:tcMar>
+              <w:top w:w="0" w:type="dxa"/>
+              <w:bottom w:w="0" w:type="dxa"/>
+              <w:left w:w="0" w:type="dxa"/>
+              <w:right w:w="0" w:type="dxa"/>
+            </w:tcMar>
+            <w:vAlign w:val="top"/>
+          </w:tcPr>
+          <w:p>
+            <w:pPr>
+              <w:pStyle w:val="Normal"/>
+              <w:jc w:val="center"/>
+              <w:pBdr>
+                <w:bottom w:val="none" w:sz="0" w:space="0" w:color="000000"/>
+                <w:top w:val="none" w:sz="0" w:space="0" w:color="000000"/>
+                <w:left w:val="none" w:sz="0" w:space="0" w:color="000000"/>
+                <w:right w:val="none" w:sz="0" w:space="0" w:color="000000"/>
+              </w:pBdr>
+              <w:spacing w:after="100" w:before="100" w:line="240"/>
+              <w:ind w:left="100" w:right="100" w:firstLine="0" w:firstLineChars="0"/>
+              <w:rPr>
+                <w:rFonts w:ascii="Helvetica" w:hAnsi="Helvetica" w:eastAsia="Helvetica" w:cs="Helvetica"/>
+                <w:i w:val="false"/>
+                <w:b w:val="false"/>
+                <w:u w:val="none"/>
+                <w:sz w:val="22"/>
+                <w:szCs w:val="22"/>
+                <w:color w:val="000000"/>
+              </w:rPr>
+            </w:pPr>
+            <w:r>
+              <w:rPr>
+                <w:rFonts w:ascii="Helvetica" w:hAnsi="Helvetica" w:eastAsia="Helvetica" w:cs="Helvetica"/>
+                <w:i w:val="false"/>
+                <w:b w:val="false"/>
+                <w:u w:val="none"/>
+                <w:sz w:val="22"/>
+                <w:szCs w:val="22"/>
+                <w:color w:val="000000"/>
+              </w:rPr>
+              <w:t xml:space="preserve">0.30, 294</w:t>
             </w:r>
           </w:p>
         </w:tc>
@@ -9427,7 +9427,7 @@
       </w:tr>
       <w:tr>
         <w:trPr>
-          <w:trHeight w:val="597" w:hRule="auto"/>
+          <w:trHeight w:val="598" w:hRule="auto"/>
         </w:trPr>
         body19
         <w:tc>
@@ -9638,7 +9638,7 @@
                 <w:szCs w:val="22"/>
                 <w:color w:val="000000"/>
               </w:rPr>
-              <w:t xml:space="preserve">0.07, 1.30</w:t>
+              <w:t xml:space="preserve">0.07, 1.29</w:t>
             </w:r>
           </w:p>
         </w:tc>
@@ -9797,113 +9797,113 @@
                 <w:szCs w:val="22"/>
                 <w:color w:val="000000"/>
               </w:rPr>
-              <w:t xml:space="preserve">0.02</w:t>
-            </w:r>
-          </w:p>
-        </w:tc>
-        <w:tc>
-          <w:tcPr>
-            <w:tcBorders>
-              <w:bottom w:val="none" w:sz="0" w:space="0" w:color="000000"/>
-              <w:top w:val="none" w:sz="0" w:space="0" w:color="000000"/>
-              <w:left w:val="none" w:sz="0" w:space="0" w:color="000000"/>
-              <w:right w:val="none" w:sz="0" w:space="0" w:color="000000"/>
-            </w:tcBorders>
-            <w:shd w:val="clear" w:color="auto" w:fill="FFFFFF"/>
-            <w:tcMar>
-              <w:top w:w="0" w:type="dxa"/>
-              <w:bottom w:w="0" w:type="dxa"/>
-              <w:left w:w="0" w:type="dxa"/>
-              <w:right w:w="0" w:type="dxa"/>
-            </w:tcMar>
-            <w:vAlign w:val="top"/>
-          </w:tcPr>
-          <w:p>
-            <w:pPr>
-              <w:pStyle w:val="Normal"/>
-              <w:jc w:val="center"/>
-              <w:pBdr>
-                <w:bottom w:val="none" w:sz="0" w:space="0" w:color="000000"/>
-                <w:top w:val="none" w:sz="0" w:space="0" w:color="000000"/>
-                <w:left w:val="none" w:sz="0" w:space="0" w:color="000000"/>
-                <w:right w:val="none" w:sz="0" w:space="0" w:color="000000"/>
-              </w:pBdr>
-              <w:spacing w:after="100" w:before="100" w:line="240"/>
-              <w:ind w:left="100" w:right="100" w:firstLine="0" w:firstLineChars="0"/>
-              <w:rPr>
-                <w:rFonts w:ascii="Helvetica" w:hAnsi="Helvetica" w:eastAsia="Helvetica" w:cs="Helvetica"/>
-                <w:i w:val="false"/>
-                <w:b w:val="false"/>
-                <w:u w:val="none"/>
-                <w:sz w:val="22"/>
-                <w:szCs w:val="22"/>
-                <w:color w:val="000000"/>
-              </w:rPr>
-            </w:pPr>
-            <w:r>
-              <w:rPr>
-                <w:rFonts w:ascii="Helvetica" w:hAnsi="Helvetica" w:eastAsia="Helvetica" w:cs="Helvetica"/>
-                <w:i w:val="false"/>
-                <w:b w:val="false"/>
-                <w:u w:val="none"/>
-                <w:sz w:val="22"/>
-                <w:szCs w:val="22"/>
-                <w:color w:val="000000"/>
-              </w:rPr>
-              <w:t xml:space="preserve">0.00, 1.39</w:t>
-            </w:r>
-          </w:p>
-        </w:tc>
-        <w:tc>
-          <w:tcPr>
-            <w:tcBorders>
-              <w:bottom w:val="none" w:sz="0" w:space="0" w:color="000000"/>
-              <w:top w:val="none" w:sz="0" w:space="0" w:color="000000"/>
-              <w:left w:val="none" w:sz="0" w:space="0" w:color="000000"/>
-              <w:right w:val="none" w:sz="0" w:space="0" w:color="000000"/>
-            </w:tcBorders>
-            <w:shd w:val="clear" w:color="auto" w:fill="FFFFFF"/>
-            <w:tcMar>
-              <w:top w:w="0" w:type="dxa"/>
-              <w:bottom w:w="0" w:type="dxa"/>
-              <w:left w:w="0" w:type="dxa"/>
-              <w:right w:w="0" w:type="dxa"/>
-            </w:tcMar>
-            <w:vAlign w:val="top"/>
-          </w:tcPr>
-          <w:p>
-            <w:pPr>
-              <w:pStyle w:val="Normal"/>
-              <w:jc w:val="center"/>
-              <w:pBdr>
-                <w:bottom w:val="none" w:sz="0" w:space="0" w:color="000000"/>
-                <w:top w:val="none" w:sz="0" w:space="0" w:color="000000"/>
-                <w:left w:val="none" w:sz="0" w:space="0" w:color="000000"/>
-                <w:right w:val="none" w:sz="0" w:space="0" w:color="000000"/>
-              </w:pBdr>
-              <w:spacing w:after="100" w:before="100" w:line="240"/>
-              <w:ind w:left="100" w:right="100" w:firstLine="0" w:firstLineChars="0"/>
-              <w:rPr>
-                <w:rFonts w:ascii="Helvetica" w:hAnsi="Helvetica" w:eastAsia="Helvetica" w:cs="Helvetica"/>
-                <w:i w:val="false"/>
-                <w:b w:val="false"/>
-                <w:u w:val="none"/>
-                <w:sz w:val="22"/>
-                <w:szCs w:val="22"/>
-                <w:color w:val="000000"/>
-              </w:rPr>
-            </w:pPr>
-            <w:r>
-              <w:rPr>
-                <w:rFonts w:ascii="Helvetica" w:hAnsi="Helvetica" w:eastAsia="Helvetica" w:cs="Helvetica"/>
-                <w:i w:val="false"/>
-                <w:b w:val="false"/>
-                <w:u w:val="none"/>
-                <w:sz w:val="22"/>
-                <w:szCs w:val="22"/>
-                <w:color w:val="000000"/>
-              </w:rPr>
-              <w:t xml:space="preserve">0.072</w:t>
+              <w:t xml:space="preserve">0.03</w:t>
+            </w:r>
+          </w:p>
+        </w:tc>
+        <w:tc>
+          <w:tcPr>
+            <w:tcBorders>
+              <w:bottom w:val="none" w:sz="0" w:space="0" w:color="000000"/>
+              <w:top w:val="none" w:sz="0" w:space="0" w:color="000000"/>
+              <w:left w:val="none" w:sz="0" w:space="0" w:color="000000"/>
+              <w:right w:val="none" w:sz="0" w:space="0" w:color="000000"/>
+            </w:tcBorders>
+            <w:shd w:val="clear" w:color="auto" w:fill="FFFFFF"/>
+            <w:tcMar>
+              <w:top w:w="0" w:type="dxa"/>
+              <w:bottom w:w="0" w:type="dxa"/>
+              <w:left w:w="0" w:type="dxa"/>
+              <w:right w:w="0" w:type="dxa"/>
+            </w:tcMar>
+            <w:vAlign w:val="top"/>
+          </w:tcPr>
+          <w:p>
+            <w:pPr>
+              <w:pStyle w:val="Normal"/>
+              <w:jc w:val="center"/>
+              <w:pBdr>
+                <w:bottom w:val="none" w:sz="0" w:space="0" w:color="000000"/>
+                <w:top w:val="none" w:sz="0" w:space="0" w:color="000000"/>
+                <w:left w:val="none" w:sz="0" w:space="0" w:color="000000"/>
+                <w:right w:val="none" w:sz="0" w:space="0" w:color="000000"/>
+              </w:pBdr>
+              <w:spacing w:after="100" w:before="100" w:line="240"/>
+              <w:ind w:left="100" w:right="100" w:firstLine="0" w:firstLineChars="0"/>
+              <w:rPr>
+                <w:rFonts w:ascii="Helvetica" w:hAnsi="Helvetica" w:eastAsia="Helvetica" w:cs="Helvetica"/>
+                <w:i w:val="false"/>
+                <w:b w:val="false"/>
+                <w:u w:val="none"/>
+                <w:sz w:val="22"/>
+                <w:szCs w:val="22"/>
+                <w:color w:val="000000"/>
+              </w:rPr>
+            </w:pPr>
+            <w:r>
+              <w:rPr>
+                <w:rFonts w:ascii="Helvetica" w:hAnsi="Helvetica" w:eastAsia="Helvetica" w:cs="Helvetica"/>
+                <w:i w:val="false"/>
+                <w:b w:val="false"/>
+                <w:u w:val="none"/>
+                <w:sz w:val="22"/>
+                <w:szCs w:val="22"/>
+                <w:color w:val="000000"/>
+              </w:rPr>
+              <w:t xml:space="preserve">0.00, 1.41</w:t>
+            </w:r>
+          </w:p>
+        </w:tc>
+        <w:tc>
+          <w:tcPr>
+            <w:tcBorders>
+              <w:bottom w:val="none" w:sz="0" w:space="0" w:color="000000"/>
+              <w:top w:val="none" w:sz="0" w:space="0" w:color="000000"/>
+              <w:left w:val="none" w:sz="0" w:space="0" w:color="000000"/>
+              <w:right w:val="none" w:sz="0" w:space="0" w:color="000000"/>
+            </w:tcBorders>
+            <w:shd w:val="clear" w:color="auto" w:fill="FFFFFF"/>
+            <w:tcMar>
+              <w:top w:w="0" w:type="dxa"/>
+              <w:bottom w:w="0" w:type="dxa"/>
+              <w:left w:w="0" w:type="dxa"/>
+              <w:right w:w="0" w:type="dxa"/>
+            </w:tcMar>
+            <w:vAlign w:val="top"/>
+          </w:tcPr>
+          <w:p>
+            <w:pPr>
+              <w:pStyle w:val="Normal"/>
+              <w:jc w:val="center"/>
+              <w:pBdr>
+                <w:bottom w:val="none" w:sz="0" w:space="0" w:color="000000"/>
+                <w:top w:val="none" w:sz="0" w:space="0" w:color="000000"/>
+                <w:left w:val="none" w:sz="0" w:space="0" w:color="000000"/>
+                <w:right w:val="none" w:sz="0" w:space="0" w:color="000000"/>
+              </w:pBdr>
+              <w:spacing w:after="100" w:before="100" w:line="240"/>
+              <w:ind w:left="100" w:right="100" w:firstLine="0" w:firstLineChars="0"/>
+              <w:rPr>
+                <w:rFonts w:ascii="Helvetica" w:hAnsi="Helvetica" w:eastAsia="Helvetica" w:cs="Helvetica"/>
+                <w:i w:val="false"/>
+                <w:b w:val="false"/>
+                <w:u w:val="none"/>
+                <w:sz w:val="22"/>
+                <w:szCs w:val="22"/>
+                <w:color w:val="000000"/>
+              </w:rPr>
+            </w:pPr>
+            <w:r>
+              <w:rPr>
+                <w:rFonts w:ascii="Helvetica" w:hAnsi="Helvetica" w:eastAsia="Helvetica" w:cs="Helvetica"/>
+                <w:i w:val="false"/>
+                <w:b w:val="false"/>
+                <w:u w:val="none"/>
+                <w:sz w:val="22"/>
+                <w:szCs w:val="22"/>
+                <w:color w:val="000000"/>
+              </w:rPr>
+              <w:t xml:space="preserve">0.073</w:t>
             </w:r>
           </w:p>
         </w:tc>
@@ -10121,60 +10121,60 @@
                 <w:szCs w:val="22"/>
                 <w:color w:val="000000"/>
               </w:rPr>
-              <w:t xml:space="preserve">0.08, 1.02</w:t>
-            </w:r>
-          </w:p>
-        </w:tc>
-        <w:tc>
-          <w:tcPr>
-            <w:tcBorders>
-              <w:bottom w:val="none" w:sz="0" w:space="0" w:color="000000"/>
-              <w:top w:val="none" w:sz="0" w:space="0" w:color="000000"/>
-              <w:left w:val="none" w:sz="0" w:space="0" w:color="000000"/>
-              <w:right w:val="none" w:sz="0" w:space="0" w:color="000000"/>
-            </w:tcBorders>
-            <w:shd w:val="clear" w:color="auto" w:fill="FFFFFF"/>
-            <w:tcMar>
-              <w:top w:w="0" w:type="dxa"/>
-              <w:bottom w:w="0" w:type="dxa"/>
-              <w:left w:w="0" w:type="dxa"/>
-              <w:right w:w="0" w:type="dxa"/>
-            </w:tcMar>
-            <w:vAlign w:val="top"/>
-          </w:tcPr>
-          <w:p>
-            <w:pPr>
-              <w:pStyle w:val="Normal"/>
-              <w:jc w:val="center"/>
-              <w:pBdr>
-                <w:bottom w:val="none" w:sz="0" w:space="0" w:color="000000"/>
-                <w:top w:val="none" w:sz="0" w:space="0" w:color="000000"/>
-                <w:left w:val="none" w:sz="0" w:space="0" w:color="000000"/>
-                <w:right w:val="none" w:sz="0" w:space="0" w:color="000000"/>
-              </w:pBdr>
-              <w:spacing w:after="100" w:before="100" w:line="240"/>
-              <w:ind w:left="100" w:right="100" w:firstLine="0" w:firstLineChars="0"/>
-              <w:rPr>
-                <w:rFonts w:ascii="Helvetica" w:hAnsi="Helvetica" w:eastAsia="Helvetica" w:cs="Helvetica"/>
-                <w:i w:val="false"/>
-                <w:b w:val="false"/>
-                <w:u w:val="none"/>
-                <w:sz w:val="22"/>
-                <w:szCs w:val="22"/>
-                <w:color w:val="000000"/>
-              </w:rPr>
-            </w:pPr>
-            <w:r>
-              <w:rPr>
-                <w:rFonts w:ascii="Helvetica" w:hAnsi="Helvetica" w:eastAsia="Helvetica" w:cs="Helvetica"/>
-                <w:i w:val="false"/>
-                <w:b w:val="false"/>
-                <w:u w:val="none"/>
-                <w:sz w:val="22"/>
-                <w:szCs w:val="22"/>
-                <w:color w:val="000000"/>
-              </w:rPr>
-              <w:t xml:space="preserve">0.054</w:t>
+              <w:t xml:space="preserve">0.08, 1.01</w:t>
+            </w:r>
+          </w:p>
+        </w:tc>
+        <w:tc>
+          <w:tcPr>
+            <w:tcBorders>
+              <w:bottom w:val="none" w:sz="0" w:space="0" w:color="000000"/>
+              <w:top w:val="none" w:sz="0" w:space="0" w:color="000000"/>
+              <w:left w:val="none" w:sz="0" w:space="0" w:color="000000"/>
+              <w:right w:val="none" w:sz="0" w:space="0" w:color="000000"/>
+            </w:tcBorders>
+            <w:shd w:val="clear" w:color="auto" w:fill="FFFFFF"/>
+            <w:tcMar>
+              <w:top w:w="0" w:type="dxa"/>
+              <w:bottom w:w="0" w:type="dxa"/>
+              <w:left w:w="0" w:type="dxa"/>
+              <w:right w:w="0" w:type="dxa"/>
+            </w:tcMar>
+            <w:vAlign w:val="top"/>
+          </w:tcPr>
+          <w:p>
+            <w:pPr>
+              <w:pStyle w:val="Normal"/>
+              <w:jc w:val="center"/>
+              <w:pBdr>
+                <w:bottom w:val="none" w:sz="0" w:space="0" w:color="000000"/>
+                <w:top w:val="none" w:sz="0" w:space="0" w:color="000000"/>
+                <w:left w:val="none" w:sz="0" w:space="0" w:color="000000"/>
+                <w:right w:val="none" w:sz="0" w:space="0" w:color="000000"/>
+              </w:pBdr>
+              <w:spacing w:after="100" w:before="100" w:line="240"/>
+              <w:ind w:left="100" w:right="100" w:firstLine="0" w:firstLineChars="0"/>
+              <w:rPr>
+                <w:rFonts w:ascii="Helvetica" w:hAnsi="Helvetica" w:eastAsia="Helvetica" w:cs="Helvetica"/>
+                <w:i w:val="false"/>
+                <w:b w:val="false"/>
+                <w:u w:val="none"/>
+                <w:sz w:val="22"/>
+                <w:szCs w:val="22"/>
+                <w:color w:val="000000"/>
+              </w:rPr>
+            </w:pPr>
+            <w:r>
+              <w:rPr>
+                <w:rFonts w:ascii="Helvetica" w:hAnsi="Helvetica" w:eastAsia="Helvetica" w:cs="Helvetica"/>
+                <w:i w:val="false"/>
+                <w:b w:val="false"/>
+                <w:u w:val="none"/>
+                <w:sz w:val="22"/>
+                <w:szCs w:val="22"/>
+                <w:color w:val="000000"/>
+              </w:rPr>
+              <w:t xml:space="preserve">0.053</w:t>
             </w:r>
           </w:p>
         </w:tc>
@@ -10386,7 +10386,7 @@
                 <w:szCs w:val="22"/>
                 <w:color w:val="000000"/>
               </w:rPr>
-              <w:t xml:space="preserve">0.046</w:t>
+              <w:t xml:space="preserve">0.045</w:t>
             </w:r>
           </w:p>
         </w:tc>
@@ -11034,60 +11034,60 @@
                 <w:szCs w:val="22"/>
                 <w:color w:val="000000"/>
               </w:rPr>
-              <w:t xml:space="preserve">3.18</w:t>
-            </w:r>
-          </w:p>
-        </w:tc>
-        <w:tc>
-          <w:tcPr>
-            <w:tcBorders>
-              <w:bottom w:val="none" w:sz="0" w:space="0" w:color="000000"/>
-              <w:top w:val="none" w:sz="0" w:space="0" w:color="000000"/>
-              <w:left w:val="none" w:sz="0" w:space="0" w:color="000000"/>
-              <w:right w:val="none" w:sz="0" w:space="0" w:color="000000"/>
-            </w:tcBorders>
-            <w:shd w:val="clear" w:color="auto" w:fill="FFFFFF"/>
-            <w:tcMar>
-              <w:top w:w="0" w:type="dxa"/>
-              <w:bottom w:w="0" w:type="dxa"/>
-              <w:left w:w="0" w:type="dxa"/>
-              <w:right w:w="0" w:type="dxa"/>
-            </w:tcMar>
-            <w:vAlign w:val="top"/>
-          </w:tcPr>
-          <w:p>
-            <w:pPr>
-              <w:pStyle w:val="Normal"/>
-              <w:jc w:val="center"/>
-              <w:pBdr>
-                <w:bottom w:val="none" w:sz="0" w:space="0" w:color="000000"/>
-                <w:top w:val="none" w:sz="0" w:space="0" w:color="000000"/>
-                <w:left w:val="none" w:sz="0" w:space="0" w:color="000000"/>
-                <w:right w:val="none" w:sz="0" w:space="0" w:color="000000"/>
-              </w:pBdr>
-              <w:spacing w:after="100" w:before="100" w:line="240"/>
-              <w:ind w:left="100" w:right="100" w:firstLine="0" w:firstLineChars="0"/>
-              <w:rPr>
-                <w:rFonts w:ascii="Helvetica" w:hAnsi="Helvetica" w:eastAsia="Helvetica" w:cs="Helvetica"/>
-                <w:i w:val="false"/>
-                <w:b w:val="false"/>
-                <w:u w:val="none"/>
-                <w:sz w:val="22"/>
-                <w:szCs w:val="22"/>
-                <w:color w:val="000000"/>
-              </w:rPr>
-            </w:pPr>
-            <w:r>
-              <w:rPr>
-                <w:rFonts w:ascii="Helvetica" w:hAnsi="Helvetica" w:eastAsia="Helvetica" w:cs="Helvetica"/>
-                <w:i w:val="false"/>
-                <w:b w:val="false"/>
-                <w:u w:val="none"/>
-                <w:sz w:val="22"/>
-                <w:szCs w:val="22"/>
-                <w:color w:val="000000"/>
-              </w:rPr>
-              <w:t xml:space="preserve">0.46, 22.0</w:t>
+              <w:t xml:space="preserve">3.21</w:t>
+            </w:r>
+          </w:p>
+        </w:tc>
+        <w:tc>
+          <w:tcPr>
+            <w:tcBorders>
+              <w:bottom w:val="none" w:sz="0" w:space="0" w:color="000000"/>
+              <w:top w:val="none" w:sz="0" w:space="0" w:color="000000"/>
+              <w:left w:val="none" w:sz="0" w:space="0" w:color="000000"/>
+              <w:right w:val="none" w:sz="0" w:space="0" w:color="000000"/>
+            </w:tcBorders>
+            <w:shd w:val="clear" w:color="auto" w:fill="FFFFFF"/>
+            <w:tcMar>
+              <w:top w:w="0" w:type="dxa"/>
+              <w:bottom w:w="0" w:type="dxa"/>
+              <w:left w:w="0" w:type="dxa"/>
+              <w:right w:w="0" w:type="dxa"/>
+            </w:tcMar>
+            <w:vAlign w:val="top"/>
+          </w:tcPr>
+          <w:p>
+            <w:pPr>
+              <w:pStyle w:val="Normal"/>
+              <w:jc w:val="center"/>
+              <w:pBdr>
+                <w:bottom w:val="none" w:sz="0" w:space="0" w:color="000000"/>
+                <w:top w:val="none" w:sz="0" w:space="0" w:color="000000"/>
+                <w:left w:val="none" w:sz="0" w:space="0" w:color="000000"/>
+                <w:right w:val="none" w:sz="0" w:space="0" w:color="000000"/>
+              </w:pBdr>
+              <w:spacing w:after="100" w:before="100" w:line="240"/>
+              <w:ind w:left="100" w:right="100" w:firstLine="0" w:firstLineChars="0"/>
+              <w:rPr>
+                <w:rFonts w:ascii="Helvetica" w:hAnsi="Helvetica" w:eastAsia="Helvetica" w:cs="Helvetica"/>
+                <w:i w:val="false"/>
+                <w:b w:val="false"/>
+                <w:u w:val="none"/>
+                <w:sz w:val="22"/>
+                <w:szCs w:val="22"/>
+                <w:color w:val="000000"/>
+              </w:rPr>
+            </w:pPr>
+            <w:r>
+              <w:rPr>
+                <w:rFonts w:ascii="Helvetica" w:hAnsi="Helvetica" w:eastAsia="Helvetica" w:cs="Helvetica"/>
+                <w:i w:val="false"/>
+                <w:b w:val="false"/>
+                <w:u w:val="none"/>
+                <w:sz w:val="22"/>
+                <w:szCs w:val="22"/>
+                <w:color w:val="000000"/>
+              </w:rPr>
+              <w:t xml:space="preserve">0.46, 22.1</w:t>
             </w:r>
           </w:p>
         </w:tc>
@@ -11246,60 +11246,60 @@
                 <w:szCs w:val="22"/>
                 <w:color w:val="000000"/>
               </w:rPr>
-              <w:t xml:space="preserve">13.5</w:t>
-            </w:r>
-          </w:p>
-        </w:tc>
-        <w:tc>
-          <w:tcPr>
-            <w:tcBorders>
-              <w:bottom w:val="none" w:sz="0" w:space="0" w:color="000000"/>
-              <w:top w:val="none" w:sz="0" w:space="0" w:color="000000"/>
-              <w:left w:val="none" w:sz="0" w:space="0" w:color="000000"/>
-              <w:right w:val="none" w:sz="0" w:space="0" w:color="000000"/>
-            </w:tcBorders>
-            <w:shd w:val="clear" w:color="auto" w:fill="FFFFFF"/>
-            <w:tcMar>
-              <w:top w:w="0" w:type="dxa"/>
-              <w:bottom w:w="0" w:type="dxa"/>
-              <w:left w:w="0" w:type="dxa"/>
-              <w:right w:w="0" w:type="dxa"/>
-            </w:tcMar>
-            <w:vAlign w:val="top"/>
-          </w:tcPr>
-          <w:p>
-            <w:pPr>
-              <w:pStyle w:val="Normal"/>
-              <w:jc w:val="center"/>
-              <w:pBdr>
-                <w:bottom w:val="none" w:sz="0" w:space="0" w:color="000000"/>
-                <w:top w:val="none" w:sz="0" w:space="0" w:color="000000"/>
-                <w:left w:val="none" w:sz="0" w:space="0" w:color="000000"/>
-                <w:right w:val="none" w:sz="0" w:space="0" w:color="000000"/>
-              </w:pBdr>
-              <w:spacing w:after="100" w:before="100" w:line="240"/>
-              <w:ind w:left="100" w:right="100" w:firstLine="0" w:firstLineChars="0"/>
-              <w:rPr>
-                <w:rFonts w:ascii="Helvetica" w:hAnsi="Helvetica" w:eastAsia="Helvetica" w:cs="Helvetica"/>
-                <w:i w:val="false"/>
-                <w:b w:val="false"/>
-                <w:u w:val="none"/>
-                <w:sz w:val="22"/>
-                <w:szCs w:val="22"/>
-                <w:color w:val="000000"/>
-              </w:rPr>
-            </w:pPr>
-            <w:r>
-              <w:rPr>
-                <w:rFonts w:ascii="Helvetica" w:hAnsi="Helvetica" w:eastAsia="Helvetica" w:cs="Helvetica"/>
-                <w:i w:val="false"/>
-                <w:b w:val="false"/>
-                <w:u w:val="none"/>
-                <w:sz w:val="22"/>
-                <w:szCs w:val="22"/>
-                <w:color w:val="000000"/>
-              </w:rPr>
-              <w:t xml:space="preserve">0.31, 584</w:t>
+              <w:t xml:space="preserve">13.4</w:t>
+            </w:r>
+          </w:p>
+        </w:tc>
+        <w:tc>
+          <w:tcPr>
+            <w:tcBorders>
+              <w:bottom w:val="none" w:sz="0" w:space="0" w:color="000000"/>
+              <w:top w:val="none" w:sz="0" w:space="0" w:color="000000"/>
+              <w:left w:val="none" w:sz="0" w:space="0" w:color="000000"/>
+              <w:right w:val="none" w:sz="0" w:space="0" w:color="000000"/>
+            </w:tcBorders>
+            <w:shd w:val="clear" w:color="auto" w:fill="FFFFFF"/>
+            <w:tcMar>
+              <w:top w:w="0" w:type="dxa"/>
+              <w:bottom w:w="0" w:type="dxa"/>
+              <w:left w:w="0" w:type="dxa"/>
+              <w:right w:w="0" w:type="dxa"/>
+            </w:tcMar>
+            <w:vAlign w:val="top"/>
+          </w:tcPr>
+          <w:p>
+            <w:pPr>
+              <w:pStyle w:val="Normal"/>
+              <w:jc w:val="center"/>
+              <w:pBdr>
+                <w:bottom w:val="none" w:sz="0" w:space="0" w:color="000000"/>
+                <w:top w:val="none" w:sz="0" w:space="0" w:color="000000"/>
+                <w:left w:val="none" w:sz="0" w:space="0" w:color="000000"/>
+                <w:right w:val="none" w:sz="0" w:space="0" w:color="000000"/>
+              </w:pBdr>
+              <w:spacing w:after="100" w:before="100" w:line="240"/>
+              <w:ind w:left="100" w:right="100" w:firstLine="0" w:firstLineChars="0"/>
+              <w:rPr>
+                <w:rFonts w:ascii="Helvetica" w:hAnsi="Helvetica" w:eastAsia="Helvetica" w:cs="Helvetica"/>
+                <w:i w:val="false"/>
+                <w:b w:val="false"/>
+                <w:u w:val="none"/>
+                <w:sz w:val="22"/>
+                <w:szCs w:val="22"/>
+                <w:color w:val="000000"/>
+              </w:rPr>
+            </w:pPr>
+            <w:r>
+              <w:rPr>
+                <w:rFonts w:ascii="Helvetica" w:hAnsi="Helvetica" w:eastAsia="Helvetica" w:cs="Helvetica"/>
+                <w:i w:val="false"/>
+                <w:b w:val="false"/>
+                <w:u w:val="none"/>
+                <w:sz w:val="22"/>
+                <w:szCs w:val="22"/>
+                <w:color w:val="000000"/>
+              </w:rPr>
+              <w:t xml:space="preserve">0.31, 575</w:t>
             </w:r>
           </w:p>
         </w:tc>
@@ -11517,60 +11517,60 @@
                 <w:szCs w:val="22"/>
                 <w:color w:val="000000"/>
               </w:rPr>
-              <w:t xml:space="preserve">1.05</w:t>
-            </w:r>
-          </w:p>
-        </w:tc>
-        <w:tc>
-          <w:tcPr>
-            <w:tcBorders>
-              <w:bottom w:val="none" w:sz="0" w:space="0" w:color="000000"/>
-              <w:top w:val="none" w:sz="0" w:space="0" w:color="000000"/>
-              <w:left w:val="none" w:sz="0" w:space="0" w:color="000000"/>
-              <w:right w:val="none" w:sz="0" w:space="0" w:color="000000"/>
-            </w:tcBorders>
-            <w:shd w:val="clear" w:color="auto" w:fill="FFFFFF"/>
-            <w:tcMar>
-              <w:top w:w="0" w:type="dxa"/>
-              <w:bottom w:w="0" w:type="dxa"/>
-              <w:left w:w="0" w:type="dxa"/>
-              <w:right w:w="0" w:type="dxa"/>
-            </w:tcMar>
-            <w:vAlign w:val="top"/>
-          </w:tcPr>
-          <w:p>
-            <w:pPr>
-              <w:pStyle w:val="Normal"/>
-              <w:jc w:val="center"/>
-              <w:pBdr>
-                <w:bottom w:val="none" w:sz="0" w:space="0" w:color="000000"/>
-                <w:top w:val="none" w:sz="0" w:space="0" w:color="000000"/>
-                <w:left w:val="none" w:sz="0" w:space="0" w:color="000000"/>
-                <w:right w:val="none" w:sz="0" w:space="0" w:color="000000"/>
-              </w:pBdr>
-              <w:spacing w:after="100" w:before="100" w:line="240"/>
-              <w:ind w:left="100" w:right="100" w:firstLine="0" w:firstLineChars="0"/>
-              <w:rPr>
-                <w:rFonts w:ascii="Helvetica" w:hAnsi="Helvetica" w:eastAsia="Helvetica" w:cs="Helvetica"/>
-                <w:i w:val="false"/>
-                <w:b w:val="false"/>
-                <w:u w:val="none"/>
-                <w:sz w:val="22"/>
-                <w:szCs w:val="22"/>
-                <w:color w:val="000000"/>
-              </w:rPr>
-            </w:pPr>
-            <w:r>
-              <w:rPr>
-                <w:rFonts w:ascii="Helvetica" w:hAnsi="Helvetica" w:eastAsia="Helvetica" w:cs="Helvetica"/>
-                <w:i w:val="false"/>
-                <w:b w:val="false"/>
-                <w:u w:val="none"/>
-                <w:sz w:val="22"/>
-                <w:szCs w:val="22"/>
-                <w:color w:val="000000"/>
-              </w:rPr>
-              <w:t xml:space="preserve">0.14, 7.93</w:t>
+              <w:t xml:space="preserve">1.06</w:t>
+            </w:r>
+          </w:p>
+        </w:tc>
+        <w:tc>
+          <w:tcPr>
+            <w:tcBorders>
+              <w:bottom w:val="none" w:sz="0" w:space="0" w:color="000000"/>
+              <w:top w:val="none" w:sz="0" w:space="0" w:color="000000"/>
+              <w:left w:val="none" w:sz="0" w:space="0" w:color="000000"/>
+              <w:right w:val="none" w:sz="0" w:space="0" w:color="000000"/>
+            </w:tcBorders>
+            <w:shd w:val="clear" w:color="auto" w:fill="FFFFFF"/>
+            <w:tcMar>
+              <w:top w:w="0" w:type="dxa"/>
+              <w:bottom w:w="0" w:type="dxa"/>
+              <w:left w:w="0" w:type="dxa"/>
+              <w:right w:w="0" w:type="dxa"/>
+            </w:tcMar>
+            <w:vAlign w:val="top"/>
+          </w:tcPr>
+          <w:p>
+            <w:pPr>
+              <w:pStyle w:val="Normal"/>
+              <w:jc w:val="center"/>
+              <w:pBdr>
+                <w:bottom w:val="none" w:sz="0" w:space="0" w:color="000000"/>
+                <w:top w:val="none" w:sz="0" w:space="0" w:color="000000"/>
+                <w:left w:val="none" w:sz="0" w:space="0" w:color="000000"/>
+                <w:right w:val="none" w:sz="0" w:space="0" w:color="000000"/>
+              </w:pBdr>
+              <w:spacing w:after="100" w:before="100" w:line="240"/>
+              <w:ind w:left="100" w:right="100" w:firstLine="0" w:firstLineChars="0"/>
+              <w:rPr>
+                <w:rFonts w:ascii="Helvetica" w:hAnsi="Helvetica" w:eastAsia="Helvetica" w:cs="Helvetica"/>
+                <w:i w:val="false"/>
+                <w:b w:val="false"/>
+                <w:u w:val="none"/>
+                <w:sz w:val="22"/>
+                <w:szCs w:val="22"/>
+                <w:color w:val="000000"/>
+              </w:rPr>
+            </w:pPr>
+            <w:r>
+              <w:rPr>
+                <w:rFonts w:ascii="Helvetica" w:hAnsi="Helvetica" w:eastAsia="Helvetica" w:cs="Helvetica"/>
+                <w:i w:val="false"/>
+                <w:b w:val="false"/>
+                <w:u w:val="none"/>
+                <w:sz w:val="22"/>
+                <w:szCs w:val="22"/>
+                <w:color w:val="000000"/>
+              </w:rPr>
+              <w:t xml:space="preserve">0.14, 7.98</w:t>
             </w:r>
           </w:p>
         </w:tc>
@@ -11729,113 +11729,113 @@
                 <w:szCs w:val="22"/>
                 <w:color w:val="000000"/>
               </w:rPr>
-              <w:t xml:space="preserve">0.73</w:t>
-            </w:r>
-          </w:p>
-        </w:tc>
-        <w:tc>
-          <w:tcPr>
-            <w:tcBorders>
-              <w:bottom w:val="none" w:sz="0" w:space="0" w:color="000000"/>
-              <w:top w:val="none" w:sz="0" w:space="0" w:color="000000"/>
-              <w:left w:val="none" w:sz="0" w:space="0" w:color="000000"/>
-              <w:right w:val="none" w:sz="0" w:space="0" w:color="000000"/>
-            </w:tcBorders>
-            <w:shd w:val="clear" w:color="auto" w:fill="FFFFFF"/>
-            <w:tcMar>
-              <w:top w:w="0" w:type="dxa"/>
-              <w:bottom w:w="0" w:type="dxa"/>
-              <w:left w:w="0" w:type="dxa"/>
-              <w:right w:w="0" w:type="dxa"/>
-            </w:tcMar>
-            <w:vAlign w:val="top"/>
-          </w:tcPr>
-          <w:p>
-            <w:pPr>
-              <w:pStyle w:val="Normal"/>
-              <w:jc w:val="center"/>
-              <w:pBdr>
-                <w:bottom w:val="none" w:sz="0" w:space="0" w:color="000000"/>
-                <w:top w:val="none" w:sz="0" w:space="0" w:color="000000"/>
-                <w:left w:val="none" w:sz="0" w:space="0" w:color="000000"/>
-                <w:right w:val="none" w:sz="0" w:space="0" w:color="000000"/>
-              </w:pBdr>
-              <w:spacing w:after="100" w:before="100" w:line="240"/>
-              <w:ind w:left="100" w:right="100" w:firstLine="0" w:firstLineChars="0"/>
-              <w:rPr>
-                <w:rFonts w:ascii="Helvetica" w:hAnsi="Helvetica" w:eastAsia="Helvetica" w:cs="Helvetica"/>
-                <w:i w:val="false"/>
-                <w:b w:val="false"/>
-                <w:u w:val="none"/>
-                <w:sz w:val="22"/>
-                <w:szCs w:val="22"/>
-                <w:color w:val="000000"/>
-              </w:rPr>
-            </w:pPr>
-            <w:r>
-              <w:rPr>
-                <w:rFonts w:ascii="Helvetica" w:hAnsi="Helvetica" w:eastAsia="Helvetica" w:cs="Helvetica"/>
-                <w:i w:val="false"/>
-                <w:b w:val="false"/>
-                <w:u w:val="none"/>
-                <w:sz w:val="22"/>
-                <w:szCs w:val="22"/>
-                <w:color w:val="000000"/>
-              </w:rPr>
-              <w:t xml:space="preserve">0.06, 8.49</w:t>
-            </w:r>
-          </w:p>
-        </w:tc>
-        <w:tc>
-          <w:tcPr>
-            <w:tcBorders>
-              <w:bottom w:val="none" w:sz="0" w:space="0" w:color="000000"/>
-              <w:top w:val="none" w:sz="0" w:space="0" w:color="000000"/>
-              <w:left w:val="none" w:sz="0" w:space="0" w:color="000000"/>
-              <w:right w:val="none" w:sz="0" w:space="0" w:color="000000"/>
-            </w:tcBorders>
-            <w:shd w:val="clear" w:color="auto" w:fill="FFFFFF"/>
-            <w:tcMar>
-              <w:top w:w="0" w:type="dxa"/>
-              <w:bottom w:w="0" w:type="dxa"/>
-              <w:left w:w="0" w:type="dxa"/>
-              <w:right w:w="0" w:type="dxa"/>
-            </w:tcMar>
-            <w:vAlign w:val="top"/>
-          </w:tcPr>
-          <w:p>
-            <w:pPr>
-              <w:pStyle w:val="Normal"/>
-              <w:jc w:val="center"/>
-              <w:pBdr>
-                <w:bottom w:val="none" w:sz="0" w:space="0" w:color="000000"/>
-                <w:top w:val="none" w:sz="0" w:space="0" w:color="000000"/>
-                <w:left w:val="none" w:sz="0" w:space="0" w:color="000000"/>
-                <w:right w:val="none" w:sz="0" w:space="0" w:color="000000"/>
-              </w:pBdr>
-              <w:spacing w:after="100" w:before="100" w:line="240"/>
-              <w:ind w:left="100" w:right="100" w:firstLine="0" w:firstLineChars="0"/>
-              <w:rPr>
-                <w:rFonts w:ascii="Helvetica" w:hAnsi="Helvetica" w:eastAsia="Helvetica" w:cs="Helvetica"/>
-                <w:i w:val="false"/>
-                <w:b w:val="false"/>
-                <w:u w:val="none"/>
-                <w:sz w:val="22"/>
-                <w:szCs w:val="22"/>
-                <w:color w:val="000000"/>
-              </w:rPr>
-            </w:pPr>
-            <w:r>
-              <w:rPr>
-                <w:rFonts w:ascii="Helvetica" w:hAnsi="Helvetica" w:eastAsia="Helvetica" w:cs="Helvetica"/>
-                <w:i w:val="false"/>
-                <w:b w:val="false"/>
-                <w:u w:val="none"/>
-                <w:sz w:val="22"/>
-                <w:szCs w:val="22"/>
-                <w:color w:val="000000"/>
-              </w:rPr>
-              <w:t xml:space="preserve">0.800</w:t>
+              <w:t xml:space="preserve">0.72</w:t>
+            </w:r>
+          </w:p>
+        </w:tc>
+        <w:tc>
+          <w:tcPr>
+            <w:tcBorders>
+              <w:bottom w:val="none" w:sz="0" w:space="0" w:color="000000"/>
+              <w:top w:val="none" w:sz="0" w:space="0" w:color="000000"/>
+              <w:left w:val="none" w:sz="0" w:space="0" w:color="000000"/>
+              <w:right w:val="none" w:sz="0" w:space="0" w:color="000000"/>
+            </w:tcBorders>
+            <w:shd w:val="clear" w:color="auto" w:fill="FFFFFF"/>
+            <w:tcMar>
+              <w:top w:w="0" w:type="dxa"/>
+              <w:bottom w:w="0" w:type="dxa"/>
+              <w:left w:w="0" w:type="dxa"/>
+              <w:right w:w="0" w:type="dxa"/>
+            </w:tcMar>
+            <w:vAlign w:val="top"/>
+          </w:tcPr>
+          <w:p>
+            <w:pPr>
+              <w:pStyle w:val="Normal"/>
+              <w:jc w:val="center"/>
+              <w:pBdr>
+                <w:bottom w:val="none" w:sz="0" w:space="0" w:color="000000"/>
+                <w:top w:val="none" w:sz="0" w:space="0" w:color="000000"/>
+                <w:left w:val="none" w:sz="0" w:space="0" w:color="000000"/>
+                <w:right w:val="none" w:sz="0" w:space="0" w:color="000000"/>
+              </w:pBdr>
+              <w:spacing w:after="100" w:before="100" w:line="240"/>
+              <w:ind w:left="100" w:right="100" w:firstLine="0" w:firstLineChars="0"/>
+              <w:rPr>
+                <w:rFonts w:ascii="Helvetica" w:hAnsi="Helvetica" w:eastAsia="Helvetica" w:cs="Helvetica"/>
+                <w:i w:val="false"/>
+                <w:b w:val="false"/>
+                <w:u w:val="none"/>
+                <w:sz w:val="22"/>
+                <w:szCs w:val="22"/>
+                <w:color w:val="000000"/>
+              </w:rPr>
+            </w:pPr>
+            <w:r>
+              <w:rPr>
+                <w:rFonts w:ascii="Helvetica" w:hAnsi="Helvetica" w:eastAsia="Helvetica" w:cs="Helvetica"/>
+                <w:i w:val="false"/>
+                <w:b w:val="false"/>
+                <w:u w:val="none"/>
+                <w:sz w:val="22"/>
+                <w:szCs w:val="22"/>
+                <w:color w:val="000000"/>
+              </w:rPr>
+              <w:t xml:space="preserve">0.06, 8.48</w:t>
+            </w:r>
+          </w:p>
+        </w:tc>
+        <w:tc>
+          <w:tcPr>
+            <w:tcBorders>
+              <w:bottom w:val="none" w:sz="0" w:space="0" w:color="000000"/>
+              <w:top w:val="none" w:sz="0" w:space="0" w:color="000000"/>
+              <w:left w:val="none" w:sz="0" w:space="0" w:color="000000"/>
+              <w:right w:val="none" w:sz="0" w:space="0" w:color="000000"/>
+            </w:tcBorders>
+            <w:shd w:val="clear" w:color="auto" w:fill="FFFFFF"/>
+            <w:tcMar>
+              <w:top w:w="0" w:type="dxa"/>
+              <w:bottom w:w="0" w:type="dxa"/>
+              <w:left w:w="0" w:type="dxa"/>
+              <w:right w:w="0" w:type="dxa"/>
+            </w:tcMar>
+            <w:vAlign w:val="top"/>
+          </w:tcPr>
+          <w:p>
+            <w:pPr>
+              <w:pStyle w:val="Normal"/>
+              <w:jc w:val="center"/>
+              <w:pBdr>
+                <w:bottom w:val="none" w:sz="0" w:space="0" w:color="000000"/>
+                <w:top w:val="none" w:sz="0" w:space="0" w:color="000000"/>
+                <w:left w:val="none" w:sz="0" w:space="0" w:color="000000"/>
+                <w:right w:val="none" w:sz="0" w:space="0" w:color="000000"/>
+              </w:pBdr>
+              <w:spacing w:after="100" w:before="100" w:line="240"/>
+              <w:ind w:left="100" w:right="100" w:firstLine="0" w:firstLineChars="0"/>
+              <w:rPr>
+                <w:rFonts w:ascii="Helvetica" w:hAnsi="Helvetica" w:eastAsia="Helvetica" w:cs="Helvetica"/>
+                <w:i w:val="false"/>
+                <w:b w:val="false"/>
+                <w:u w:val="none"/>
+                <w:sz w:val="22"/>
+                <w:szCs w:val="22"/>
+                <w:color w:val="000000"/>
+              </w:rPr>
+            </w:pPr>
+            <w:r>
+              <w:rPr>
+                <w:rFonts w:ascii="Helvetica" w:hAnsi="Helvetica" w:eastAsia="Helvetica" w:cs="Helvetica"/>
+                <w:i w:val="false"/>
+                <w:b w:val="false"/>
+                <w:u w:val="none"/>
+                <w:sz w:val="22"/>
+                <w:szCs w:val="22"/>
+                <w:color w:val="000000"/>
+              </w:rPr>
+              <w:t xml:space="preserve">0.790</w:t>
             </w:r>
           </w:p>
         </w:tc>
@@ -12106,7 +12106,7 @@
                 <w:szCs w:val="22"/>
                 <w:color w:val="000000"/>
               </w:rPr>
-              <w:t xml:space="preserve">0.950</w:t>
+              <w:t xml:space="preserve">&gt;0.999</w:t>
             </w:r>
           </w:p>
         </w:tc>
@@ -12265,60 +12265,60 @@
                 <w:szCs w:val="22"/>
                 <w:color w:val="000000"/>
               </w:rPr>
-              <w:t xml:space="preserve">0.79, 1.07</w:t>
-            </w:r>
-          </w:p>
-        </w:tc>
-        <w:tc>
-          <w:tcPr>
-            <w:tcBorders>
-              <w:bottom w:val="none" w:sz="0" w:space="0" w:color="000000"/>
-              <w:top w:val="none" w:sz="0" w:space="0" w:color="000000"/>
-              <w:left w:val="none" w:sz="0" w:space="0" w:color="000000"/>
-              <w:right w:val="none" w:sz="0" w:space="0" w:color="000000"/>
-            </w:tcBorders>
-            <w:shd w:val="clear" w:color="auto" w:fill="FFFFFF"/>
-            <w:tcMar>
-              <w:top w:w="0" w:type="dxa"/>
-              <w:bottom w:w="0" w:type="dxa"/>
-              <w:left w:w="0" w:type="dxa"/>
-              <w:right w:w="0" w:type="dxa"/>
-            </w:tcMar>
-            <w:vAlign w:val="top"/>
-          </w:tcPr>
-          <w:p>
-            <w:pPr>
-              <w:pStyle w:val="Normal"/>
-              <w:jc w:val="center"/>
-              <w:pBdr>
-                <w:bottom w:val="none" w:sz="0" w:space="0" w:color="000000"/>
-                <w:top w:val="none" w:sz="0" w:space="0" w:color="000000"/>
-                <w:left w:val="none" w:sz="0" w:space="0" w:color="000000"/>
-                <w:right w:val="none" w:sz="0" w:space="0" w:color="000000"/>
-              </w:pBdr>
-              <w:spacing w:after="100" w:before="100" w:line="240"/>
-              <w:ind w:left="100" w:right="100" w:firstLine="0" w:firstLineChars="0"/>
-              <w:rPr>
-                <w:rFonts w:ascii="Helvetica" w:hAnsi="Helvetica" w:eastAsia="Helvetica" w:cs="Helvetica"/>
-                <w:i w:val="false"/>
-                <w:b w:val="false"/>
-                <w:u w:val="none"/>
-                <w:sz w:val="22"/>
-                <w:szCs w:val="22"/>
-                <w:color w:val="000000"/>
-              </w:rPr>
-            </w:pPr>
-            <w:r>
-              <w:rPr>
-                <w:rFonts w:ascii="Helvetica" w:hAnsi="Helvetica" w:eastAsia="Helvetica" w:cs="Helvetica"/>
-                <w:i w:val="false"/>
-                <w:b w:val="false"/>
-                <w:u w:val="none"/>
-                <w:sz w:val="22"/>
-                <w:szCs w:val="22"/>
-                <w:color w:val="000000"/>
-              </w:rPr>
-              <w:t xml:space="preserve">0.290</w:t>
+              <w:t xml:space="preserve">0.80, 1.07</w:t>
+            </w:r>
+          </w:p>
+        </w:tc>
+        <w:tc>
+          <w:tcPr>
+            <w:tcBorders>
+              <w:bottom w:val="none" w:sz="0" w:space="0" w:color="000000"/>
+              <w:top w:val="none" w:sz="0" w:space="0" w:color="000000"/>
+              <w:left w:val="none" w:sz="0" w:space="0" w:color="000000"/>
+              <w:right w:val="none" w:sz="0" w:space="0" w:color="000000"/>
+            </w:tcBorders>
+            <w:shd w:val="clear" w:color="auto" w:fill="FFFFFF"/>
+            <w:tcMar>
+              <w:top w:w="0" w:type="dxa"/>
+              <w:bottom w:w="0" w:type="dxa"/>
+              <w:left w:w="0" w:type="dxa"/>
+              <w:right w:w="0" w:type="dxa"/>
+            </w:tcMar>
+            <w:vAlign w:val="top"/>
+          </w:tcPr>
+          <w:p>
+            <w:pPr>
+              <w:pStyle w:val="Normal"/>
+              <w:jc w:val="center"/>
+              <w:pBdr>
+                <w:bottom w:val="none" w:sz="0" w:space="0" w:color="000000"/>
+                <w:top w:val="none" w:sz="0" w:space="0" w:color="000000"/>
+                <w:left w:val="none" w:sz="0" w:space="0" w:color="000000"/>
+                <w:right w:val="none" w:sz="0" w:space="0" w:color="000000"/>
+              </w:pBdr>
+              <w:spacing w:after="100" w:before="100" w:line="240"/>
+              <w:ind w:left="100" w:right="100" w:firstLine="0" w:firstLineChars="0"/>
+              <w:rPr>
+                <w:rFonts w:ascii="Helvetica" w:hAnsi="Helvetica" w:eastAsia="Helvetica" w:cs="Helvetica"/>
+                <w:i w:val="false"/>
+                <w:b w:val="false"/>
+                <w:u w:val="none"/>
+                <w:sz w:val="22"/>
+                <w:szCs w:val="22"/>
+                <w:color w:val="000000"/>
+              </w:rPr>
+            </w:pPr>
+            <w:r>
+              <w:rPr>
+                <w:rFonts w:ascii="Helvetica" w:hAnsi="Helvetica" w:eastAsia="Helvetica" w:cs="Helvetica"/>
+                <w:i w:val="false"/>
+                <w:b w:val="false"/>
+                <w:u w:val="none"/>
+                <w:sz w:val="22"/>
+                <w:szCs w:val="22"/>
+                <w:color w:val="000000"/>
+              </w:rPr>
+              <w:t xml:space="preserve">0.270</w:t>
             </w:r>
           </w:p>
         </w:tc>
@@ -12483,113 +12483,113 @@
                 <w:szCs w:val="22"/>
                 <w:color w:val="000000"/>
               </w:rPr>
-              <w:t xml:space="preserve">1.26</w:t>
-            </w:r>
-          </w:p>
-        </w:tc>
-        <w:tc>
-          <w:tcPr>
-            <w:tcBorders>
-              <w:bottom w:val="none" w:sz="0" w:space="0" w:color="000000"/>
-              <w:top w:val="none" w:sz="0" w:space="0" w:color="000000"/>
-              <w:left w:val="none" w:sz="0" w:space="0" w:color="000000"/>
-              <w:right w:val="none" w:sz="0" w:space="0" w:color="000000"/>
-            </w:tcBorders>
-            <w:shd w:val="clear" w:color="auto" w:fill="FFFFFF"/>
-            <w:tcMar>
-              <w:top w:w="0" w:type="dxa"/>
-              <w:bottom w:w="0" w:type="dxa"/>
-              <w:left w:w="0" w:type="dxa"/>
-              <w:right w:w="0" w:type="dxa"/>
-            </w:tcMar>
-            <w:vAlign w:val="top"/>
-          </w:tcPr>
-          <w:p>
-            <w:pPr>
-              <w:pStyle w:val="Normal"/>
-              <w:jc w:val="center"/>
-              <w:pBdr>
-                <w:bottom w:val="none" w:sz="0" w:space="0" w:color="000000"/>
-                <w:top w:val="none" w:sz="0" w:space="0" w:color="000000"/>
-                <w:left w:val="none" w:sz="0" w:space="0" w:color="000000"/>
-                <w:right w:val="none" w:sz="0" w:space="0" w:color="000000"/>
-              </w:pBdr>
-              <w:spacing w:after="100" w:before="100" w:line="240"/>
-              <w:ind w:left="100" w:right="100" w:firstLine="0" w:firstLineChars="0"/>
-              <w:rPr>
-                <w:rFonts w:ascii="Helvetica" w:hAnsi="Helvetica" w:eastAsia="Helvetica" w:cs="Helvetica"/>
-                <w:i w:val="false"/>
-                <w:b w:val="false"/>
-                <w:u w:val="none"/>
-                <w:sz w:val="22"/>
-                <w:szCs w:val="22"/>
-                <w:color w:val="000000"/>
-              </w:rPr>
-            </w:pPr>
-            <w:r>
-              <w:rPr>
-                <w:rFonts w:ascii="Helvetica" w:hAnsi="Helvetica" w:eastAsia="Helvetica" w:cs="Helvetica"/>
-                <w:i w:val="false"/>
-                <w:b w:val="false"/>
-                <w:u w:val="none"/>
-                <w:sz w:val="22"/>
-                <w:szCs w:val="22"/>
-                <w:color w:val="000000"/>
-              </w:rPr>
-              <w:t xml:space="preserve">0.38, 4.16</w:t>
-            </w:r>
-          </w:p>
-        </w:tc>
-        <w:tc>
-          <w:tcPr>
-            <w:tcBorders>
-              <w:bottom w:val="none" w:sz="0" w:space="0" w:color="000000"/>
-              <w:top w:val="none" w:sz="0" w:space="0" w:color="000000"/>
-              <w:left w:val="none" w:sz="0" w:space="0" w:color="000000"/>
-              <w:right w:val="none" w:sz="0" w:space="0" w:color="000000"/>
-            </w:tcBorders>
-            <w:shd w:val="clear" w:color="auto" w:fill="FFFFFF"/>
-            <w:tcMar>
-              <w:top w:w="0" w:type="dxa"/>
-              <w:bottom w:w="0" w:type="dxa"/>
-              <w:left w:w="0" w:type="dxa"/>
-              <w:right w:w="0" w:type="dxa"/>
-            </w:tcMar>
-            <w:vAlign w:val="top"/>
-          </w:tcPr>
-          <w:p>
-            <w:pPr>
-              <w:pStyle w:val="Normal"/>
-              <w:jc w:val="center"/>
-              <w:pBdr>
-                <w:bottom w:val="none" w:sz="0" w:space="0" w:color="000000"/>
-                <w:top w:val="none" w:sz="0" w:space="0" w:color="000000"/>
-                <w:left w:val="none" w:sz="0" w:space="0" w:color="000000"/>
-                <w:right w:val="none" w:sz="0" w:space="0" w:color="000000"/>
-              </w:pBdr>
-              <w:spacing w:after="100" w:before="100" w:line="240"/>
-              <w:ind w:left="100" w:right="100" w:firstLine="0" w:firstLineChars="0"/>
-              <w:rPr>
-                <w:rFonts w:ascii="Helvetica" w:hAnsi="Helvetica" w:eastAsia="Helvetica" w:cs="Helvetica"/>
-                <w:i w:val="false"/>
-                <w:b w:val="false"/>
-                <w:u w:val="none"/>
-                <w:sz w:val="22"/>
-                <w:szCs w:val="22"/>
-                <w:color w:val="000000"/>
-              </w:rPr>
-            </w:pPr>
-            <w:r>
-              <w:rPr>
-                <w:rFonts w:ascii="Helvetica" w:hAnsi="Helvetica" w:eastAsia="Helvetica" w:cs="Helvetica"/>
-                <w:i w:val="false"/>
-                <w:b w:val="false"/>
-                <w:u w:val="none"/>
-                <w:sz w:val="22"/>
-                <w:szCs w:val="22"/>
-                <w:color w:val="000000"/>
-              </w:rPr>
-              <w:t xml:space="preserve">0.700</w:t>
+              <w:t xml:space="preserve">1.27</w:t>
+            </w:r>
+          </w:p>
+        </w:tc>
+        <w:tc>
+          <w:tcPr>
+            <w:tcBorders>
+              <w:bottom w:val="none" w:sz="0" w:space="0" w:color="000000"/>
+              <w:top w:val="none" w:sz="0" w:space="0" w:color="000000"/>
+              <w:left w:val="none" w:sz="0" w:space="0" w:color="000000"/>
+              <w:right w:val="none" w:sz="0" w:space="0" w:color="000000"/>
+            </w:tcBorders>
+            <w:shd w:val="clear" w:color="auto" w:fill="FFFFFF"/>
+            <w:tcMar>
+              <w:top w:w="0" w:type="dxa"/>
+              <w:bottom w:w="0" w:type="dxa"/>
+              <w:left w:w="0" w:type="dxa"/>
+              <w:right w:w="0" w:type="dxa"/>
+            </w:tcMar>
+            <w:vAlign w:val="top"/>
+          </w:tcPr>
+          <w:p>
+            <w:pPr>
+              <w:pStyle w:val="Normal"/>
+              <w:jc w:val="center"/>
+              <w:pBdr>
+                <w:bottom w:val="none" w:sz="0" w:space="0" w:color="000000"/>
+                <w:top w:val="none" w:sz="0" w:space="0" w:color="000000"/>
+                <w:left w:val="none" w:sz="0" w:space="0" w:color="000000"/>
+                <w:right w:val="none" w:sz="0" w:space="0" w:color="000000"/>
+              </w:pBdr>
+              <w:spacing w:after="100" w:before="100" w:line="240"/>
+              <w:ind w:left="100" w:right="100" w:firstLine="0" w:firstLineChars="0"/>
+              <w:rPr>
+                <w:rFonts w:ascii="Helvetica" w:hAnsi="Helvetica" w:eastAsia="Helvetica" w:cs="Helvetica"/>
+                <w:i w:val="false"/>
+                <w:b w:val="false"/>
+                <w:u w:val="none"/>
+                <w:sz w:val="22"/>
+                <w:szCs w:val="22"/>
+                <w:color w:val="000000"/>
+              </w:rPr>
+            </w:pPr>
+            <w:r>
+              <w:rPr>
+                <w:rFonts w:ascii="Helvetica" w:hAnsi="Helvetica" w:eastAsia="Helvetica" w:cs="Helvetica"/>
+                <w:i w:val="false"/>
+                <w:b w:val="false"/>
+                <w:u w:val="none"/>
+                <w:sz w:val="22"/>
+                <w:szCs w:val="22"/>
+                <w:color w:val="000000"/>
+              </w:rPr>
+              <w:t xml:space="preserve">0.39, 4.20</w:t>
+            </w:r>
+          </w:p>
+        </w:tc>
+        <w:tc>
+          <w:tcPr>
+            <w:tcBorders>
+              <w:bottom w:val="none" w:sz="0" w:space="0" w:color="000000"/>
+              <w:top w:val="none" w:sz="0" w:space="0" w:color="000000"/>
+              <w:left w:val="none" w:sz="0" w:space="0" w:color="000000"/>
+              <w:right w:val="none" w:sz="0" w:space="0" w:color="000000"/>
+            </w:tcBorders>
+            <w:shd w:val="clear" w:color="auto" w:fill="FFFFFF"/>
+            <w:tcMar>
+              <w:top w:w="0" w:type="dxa"/>
+              <w:bottom w:w="0" w:type="dxa"/>
+              <w:left w:w="0" w:type="dxa"/>
+              <w:right w:w="0" w:type="dxa"/>
+            </w:tcMar>
+            <w:vAlign w:val="top"/>
+          </w:tcPr>
+          <w:p>
+            <w:pPr>
+              <w:pStyle w:val="Normal"/>
+              <w:jc w:val="center"/>
+              <w:pBdr>
+                <w:bottom w:val="none" w:sz="0" w:space="0" w:color="000000"/>
+                <w:top w:val="none" w:sz="0" w:space="0" w:color="000000"/>
+                <w:left w:val="none" w:sz="0" w:space="0" w:color="000000"/>
+                <w:right w:val="none" w:sz="0" w:space="0" w:color="000000"/>
+              </w:pBdr>
+              <w:spacing w:after="100" w:before="100" w:line="240"/>
+              <w:ind w:left="100" w:right="100" w:firstLine="0" w:firstLineChars="0"/>
+              <w:rPr>
+                <w:rFonts w:ascii="Helvetica" w:hAnsi="Helvetica" w:eastAsia="Helvetica" w:cs="Helvetica"/>
+                <w:i w:val="false"/>
+                <w:b w:val="false"/>
+                <w:u w:val="none"/>
+                <w:sz w:val="22"/>
+                <w:szCs w:val="22"/>
+                <w:color w:val="000000"/>
+              </w:rPr>
+            </w:pPr>
+            <w:r>
+              <w:rPr>
+                <w:rFonts w:ascii="Helvetica" w:hAnsi="Helvetica" w:eastAsia="Helvetica" w:cs="Helvetica"/>
+                <w:i w:val="false"/>
+                <w:b w:val="false"/>
+                <w:u w:val="none"/>
+                <w:sz w:val="22"/>
+                <w:szCs w:val="22"/>
+                <w:color w:val="000000"/>
+              </w:rPr>
+              <w:t xml:space="preserve">0.690</w:t>
             </w:r>
           </w:p>
         </w:tc>
@@ -12748,7 +12748,7 @@
                 <w:szCs w:val="22"/>
                 <w:color w:val="000000"/>
               </w:rPr>
-              <w:t xml:space="preserve">0.03, 2.45</w:t>
+              <w:t xml:space="preserve">0.03, 2.47</w:t>
             </w:r>
           </w:p>
         </w:tc>
@@ -13019,60 +13019,60 @@
                 <w:szCs w:val="22"/>
                 <w:color w:val="000000"/>
               </w:rPr>
-              <w:t xml:space="preserve">0.04, 2.19</w:t>
-            </w:r>
-          </w:p>
-        </w:tc>
-        <w:tc>
-          <w:tcPr>
-            <w:tcBorders>
-              <w:bottom w:val="none" w:sz="0" w:space="0" w:color="000000"/>
-              <w:top w:val="none" w:sz="0" w:space="0" w:color="000000"/>
-              <w:left w:val="none" w:sz="0" w:space="0" w:color="000000"/>
-              <w:right w:val="none" w:sz="0" w:space="0" w:color="000000"/>
-            </w:tcBorders>
-            <w:shd w:val="clear" w:color="auto" w:fill="FFFFFF"/>
-            <w:tcMar>
-              <w:top w:w="0" w:type="dxa"/>
-              <w:bottom w:w="0" w:type="dxa"/>
-              <w:left w:w="0" w:type="dxa"/>
-              <w:right w:w="0" w:type="dxa"/>
-            </w:tcMar>
-            <w:vAlign w:val="top"/>
-          </w:tcPr>
-          <w:p>
-            <w:pPr>
-              <w:pStyle w:val="Normal"/>
-              <w:jc w:val="center"/>
-              <w:pBdr>
-                <w:bottom w:val="none" w:sz="0" w:space="0" w:color="000000"/>
-                <w:top w:val="none" w:sz="0" w:space="0" w:color="000000"/>
-                <w:left w:val="none" w:sz="0" w:space="0" w:color="000000"/>
-                <w:right w:val="none" w:sz="0" w:space="0" w:color="000000"/>
-              </w:pBdr>
-              <w:spacing w:after="100" w:before="100" w:line="240"/>
-              <w:ind w:left="100" w:right="100" w:firstLine="0" w:firstLineChars="0"/>
-              <w:rPr>
-                <w:rFonts w:ascii="Helvetica" w:hAnsi="Helvetica" w:eastAsia="Helvetica" w:cs="Helvetica"/>
-                <w:i w:val="false"/>
-                <w:b w:val="false"/>
-                <w:u w:val="none"/>
-                <w:sz w:val="22"/>
-                <w:szCs w:val="22"/>
-                <w:color w:val="000000"/>
-              </w:rPr>
-            </w:pPr>
-            <w:r>
-              <w:rPr>
-                <w:rFonts w:ascii="Helvetica" w:hAnsi="Helvetica" w:eastAsia="Helvetica" w:cs="Helvetica"/>
-                <w:i w:val="false"/>
-                <w:b w:val="false"/>
-                <w:u w:val="none"/>
-                <w:sz w:val="22"/>
-                <w:szCs w:val="22"/>
-                <w:color w:val="000000"/>
-              </w:rPr>
-              <w:t xml:space="preserve">0.230</w:t>
+              <w:t xml:space="preserve">0.04, 2.17</w:t>
+            </w:r>
+          </w:p>
+        </w:tc>
+        <w:tc>
+          <w:tcPr>
+            <w:tcBorders>
+              <w:bottom w:val="none" w:sz="0" w:space="0" w:color="000000"/>
+              <w:top w:val="none" w:sz="0" w:space="0" w:color="000000"/>
+              <w:left w:val="none" w:sz="0" w:space="0" w:color="000000"/>
+              <w:right w:val="none" w:sz="0" w:space="0" w:color="000000"/>
+            </w:tcBorders>
+            <w:shd w:val="clear" w:color="auto" w:fill="FFFFFF"/>
+            <w:tcMar>
+              <w:top w:w="0" w:type="dxa"/>
+              <w:bottom w:w="0" w:type="dxa"/>
+              <w:left w:w="0" w:type="dxa"/>
+              <w:right w:w="0" w:type="dxa"/>
+            </w:tcMar>
+            <w:vAlign w:val="top"/>
+          </w:tcPr>
+          <w:p>
+            <w:pPr>
+              <w:pStyle w:val="Normal"/>
+              <w:jc w:val="center"/>
+              <w:pBdr>
+                <w:bottom w:val="none" w:sz="0" w:space="0" w:color="000000"/>
+                <w:top w:val="none" w:sz="0" w:space="0" w:color="000000"/>
+                <w:left w:val="none" w:sz="0" w:space="0" w:color="000000"/>
+                <w:right w:val="none" w:sz="0" w:space="0" w:color="000000"/>
+              </w:pBdr>
+              <w:spacing w:after="100" w:before="100" w:line="240"/>
+              <w:ind w:left="100" w:right="100" w:firstLine="0" w:firstLineChars="0"/>
+              <w:rPr>
+                <w:rFonts w:ascii="Helvetica" w:hAnsi="Helvetica" w:eastAsia="Helvetica" w:cs="Helvetica"/>
+                <w:i w:val="false"/>
+                <w:b w:val="false"/>
+                <w:u w:val="none"/>
+                <w:sz w:val="22"/>
+                <w:szCs w:val="22"/>
+                <w:color w:val="000000"/>
+              </w:rPr>
+            </w:pPr>
+            <w:r>
+              <w:rPr>
+                <w:rFonts w:ascii="Helvetica" w:hAnsi="Helvetica" w:eastAsia="Helvetica" w:cs="Helvetica"/>
+                <w:i w:val="false"/>
+                <w:b w:val="false"/>
+                <w:u w:val="none"/>
+                <w:sz w:val="22"/>
+                <w:szCs w:val="22"/>
+                <w:color w:val="000000"/>
+              </w:rPr>
+              <w:t xml:space="preserve">0.220</w:t>
             </w:r>
           </w:p>
         </w:tc>
@@ -13231,7 +13231,7 @@
                 <w:szCs w:val="22"/>
                 <w:color w:val="000000"/>
               </w:rPr>
-              <w:t xml:space="preserve">0.01, 4.50</w:t>
+              <w:t xml:space="preserve">0.01, 4.47</w:t>
             </w:r>
           </w:p>
         </w:tc>
@@ -13555,7 +13555,7 @@
                 <w:szCs w:val="22"/>
                 <w:color w:val="000000"/>
               </w:rPr>
-              <w:t xml:space="preserve">0.510</w:t>
+              <w:t xml:space="preserve">0.520</w:t>
             </w:r>
           </w:p>
         </w:tc>
@@ -13767,7 +13767,7 @@
                 <w:szCs w:val="22"/>
                 <w:color w:val="000000"/>
               </w:rPr>
-              <w:t xml:space="preserve">0.290</w:t>
+              <w:t xml:space="preserve">0.280</w:t>
             </w:r>
           </w:p>
         </w:tc>

--- a/docs/tables/auc3/sec5_aki_365.docx
+++ b/docs/tables/auc3/sec5_aki_365.docx
@@ -17,7 +17,7 @@
         <w:tblLook w:firstRow="1" w:lastRow="0" w:firstColumn="0" w:lastColumn="0" w:noHBand="0" w:noVBand="1"/>
       </w:tblPr>
       <w:tblGrid>
-        <w:gridCol w:w="2306"/>
+        <w:gridCol w:w="3321"/>
         <w:gridCol w:w="778"/>
         <w:gridCol w:w="839"/>
         <w:gridCol w:w="1389"/>
@@ -785,7 +785,7 @@
                 <w:szCs w:val="22"/>
                 <w:color w:val="000000"/>
               </w:rPr>
-              <w:t xml:space="preserve">egfr_diff_pct_per10</w:t>
+              <w:t xml:space="preserve">egfr_diff_pct_sens_per10</w:t>
             </w:r>
           </w:p>
         </w:tc>
@@ -891,7 +891,7 @@
                 <w:szCs w:val="22"/>
                 <w:color w:val="000000"/>
               </w:rPr>
-              <w:t xml:space="preserve">1.21</w:t>
+              <w:t xml:space="preserve">1.26</w:t>
             </w:r>
           </w:p>
         </w:tc>
@@ -944,7 +944,7 @@
                 <w:szCs w:val="22"/>
                 <w:color w:val="000000"/>
               </w:rPr>
-              <w:t xml:space="preserve">0.96, 1.53</w:t>
+              <w:t xml:space="preserve">0.98, 1.61</w:t>
             </w:r>
           </w:p>
         </w:tc>
@@ -997,7 +997,7 @@
                 <w:szCs w:val="22"/>
                 <w:color w:val="000000"/>
               </w:rPr>
-              <w:t xml:space="preserve">0.100</w:t>
+              <w:t xml:space="preserve">0.069</w:t>
             </w:r>
           </w:p>
         </w:tc>
@@ -1103,7 +1103,7 @@
                 <w:szCs w:val="22"/>
                 <w:color w:val="000000"/>
               </w:rPr>
-              <w:t xml:space="preserve">1.23</w:t>
+              <w:t xml:space="preserve">1.41</w:t>
             </w:r>
           </w:p>
         </w:tc>
@@ -1156,7 +1156,7 @@
                 <w:szCs w:val="22"/>
                 <w:color w:val="000000"/>
               </w:rPr>
-              <w:t xml:space="preserve">0.66, 2.32</w:t>
+              <w:t xml:space="preserve">0.91, 2.18</w:t>
             </w:r>
           </w:p>
         </w:tc>
@@ -1209,7 +1209,7 @@
                 <w:szCs w:val="22"/>
                 <w:color w:val="000000"/>
               </w:rPr>
-              <w:t xml:space="preserve">0.510</w:t>
+              <w:t xml:space="preserve">0.120</w:t>
             </w:r>
           </w:p>
         </w:tc>
@@ -1586,113 +1586,113 @@
                 <w:szCs w:val="22"/>
                 <w:color w:val="000000"/>
               </w:rPr>
-              <w:t xml:space="preserve">1.05</w:t>
-            </w:r>
-          </w:p>
-        </w:tc>
-        <w:tc>
-          <w:tcPr>
-            <w:tcBorders>
-              <w:bottom w:val="none" w:sz="0" w:space="0" w:color="000000"/>
-              <w:top w:val="none" w:sz="0" w:space="0" w:color="000000"/>
-              <w:left w:val="none" w:sz="0" w:space="0" w:color="000000"/>
-              <w:right w:val="none" w:sz="0" w:space="0" w:color="000000"/>
-            </w:tcBorders>
-            <w:shd w:val="clear" w:color="auto" w:fill="FFFFFF"/>
-            <w:tcMar>
-              <w:top w:w="0" w:type="dxa"/>
-              <w:bottom w:w="0" w:type="dxa"/>
-              <w:left w:w="0" w:type="dxa"/>
-              <w:right w:w="0" w:type="dxa"/>
-            </w:tcMar>
-            <w:vAlign w:val="top"/>
-          </w:tcPr>
-          <w:p>
-            <w:pPr>
-              <w:pStyle w:val="Normal"/>
-              <w:jc w:val="center"/>
-              <w:pBdr>
-                <w:bottom w:val="none" w:sz="0" w:space="0" w:color="000000"/>
-                <w:top w:val="none" w:sz="0" w:space="0" w:color="000000"/>
-                <w:left w:val="none" w:sz="0" w:space="0" w:color="000000"/>
-                <w:right w:val="none" w:sz="0" w:space="0" w:color="000000"/>
-              </w:pBdr>
-              <w:spacing w:after="100" w:before="100" w:line="240"/>
-              <w:ind w:left="100" w:right="100" w:firstLine="0" w:firstLineChars="0"/>
-              <w:rPr>
-                <w:rFonts w:ascii="Helvetica" w:hAnsi="Helvetica" w:eastAsia="Helvetica" w:cs="Helvetica"/>
-                <w:i w:val="false"/>
-                <w:b w:val="false"/>
-                <w:u w:val="none"/>
-                <w:sz w:val="22"/>
-                <w:szCs w:val="22"/>
-                <w:color w:val="000000"/>
-              </w:rPr>
-            </w:pPr>
-            <w:r>
-              <w:rPr>
-                <w:rFonts w:ascii="Helvetica" w:hAnsi="Helvetica" w:eastAsia="Helvetica" w:cs="Helvetica"/>
-                <w:i w:val="false"/>
-                <w:b w:val="false"/>
-                <w:u w:val="none"/>
-                <w:sz w:val="22"/>
-                <w:szCs w:val="22"/>
-                <w:color w:val="000000"/>
-              </w:rPr>
-              <w:t xml:space="preserve">0.99, 1.12</w:t>
-            </w:r>
-          </w:p>
-        </w:tc>
-        <w:tc>
-          <w:tcPr>
-            <w:tcBorders>
-              <w:bottom w:val="none" w:sz="0" w:space="0" w:color="000000"/>
-              <w:top w:val="none" w:sz="0" w:space="0" w:color="000000"/>
-              <w:left w:val="none" w:sz="0" w:space="0" w:color="000000"/>
-              <w:right w:val="none" w:sz="0" w:space="0" w:color="000000"/>
-            </w:tcBorders>
-            <w:shd w:val="clear" w:color="auto" w:fill="FFFFFF"/>
-            <w:tcMar>
-              <w:top w:w="0" w:type="dxa"/>
-              <w:bottom w:w="0" w:type="dxa"/>
-              <w:left w:w="0" w:type="dxa"/>
-              <w:right w:w="0" w:type="dxa"/>
-            </w:tcMar>
-            <w:vAlign w:val="top"/>
-          </w:tcPr>
-          <w:p>
-            <w:pPr>
-              <w:pStyle w:val="Normal"/>
-              <w:jc w:val="center"/>
-              <w:pBdr>
-                <w:bottom w:val="none" w:sz="0" w:space="0" w:color="000000"/>
-                <w:top w:val="none" w:sz="0" w:space="0" w:color="000000"/>
-                <w:left w:val="none" w:sz="0" w:space="0" w:color="000000"/>
-                <w:right w:val="none" w:sz="0" w:space="0" w:color="000000"/>
-              </w:pBdr>
-              <w:spacing w:after="100" w:before="100" w:line="240"/>
-              <w:ind w:left="100" w:right="100" w:firstLine="0" w:firstLineChars="0"/>
-              <w:rPr>
-                <w:rFonts w:ascii="Helvetica" w:hAnsi="Helvetica" w:eastAsia="Helvetica" w:cs="Helvetica"/>
-                <w:i w:val="false"/>
-                <w:b w:val="false"/>
-                <w:u w:val="none"/>
-                <w:sz w:val="22"/>
-                <w:szCs w:val="22"/>
-                <w:color w:val="000000"/>
-              </w:rPr>
-            </w:pPr>
-            <w:r>
-              <w:rPr>
-                <w:rFonts w:ascii="Helvetica" w:hAnsi="Helvetica" w:eastAsia="Helvetica" w:cs="Helvetica"/>
-                <w:i w:val="false"/>
-                <w:b w:val="false"/>
-                <w:u w:val="none"/>
-                <w:sz w:val="22"/>
-                <w:szCs w:val="22"/>
-                <w:color w:val="000000"/>
-              </w:rPr>
-              <w:t xml:space="preserve">0.100</w:t>
+              <w:t xml:space="preserve">1.03</w:t>
+            </w:r>
+          </w:p>
+        </w:tc>
+        <w:tc>
+          <w:tcPr>
+            <w:tcBorders>
+              <w:bottom w:val="none" w:sz="0" w:space="0" w:color="000000"/>
+              <w:top w:val="none" w:sz="0" w:space="0" w:color="000000"/>
+              <w:left w:val="none" w:sz="0" w:space="0" w:color="000000"/>
+              <w:right w:val="none" w:sz="0" w:space="0" w:color="000000"/>
+            </w:tcBorders>
+            <w:shd w:val="clear" w:color="auto" w:fill="FFFFFF"/>
+            <w:tcMar>
+              <w:top w:w="0" w:type="dxa"/>
+              <w:bottom w:w="0" w:type="dxa"/>
+              <w:left w:w="0" w:type="dxa"/>
+              <w:right w:w="0" w:type="dxa"/>
+            </w:tcMar>
+            <w:vAlign w:val="top"/>
+          </w:tcPr>
+          <w:p>
+            <w:pPr>
+              <w:pStyle w:val="Normal"/>
+              <w:jc w:val="center"/>
+              <w:pBdr>
+                <w:bottom w:val="none" w:sz="0" w:space="0" w:color="000000"/>
+                <w:top w:val="none" w:sz="0" w:space="0" w:color="000000"/>
+                <w:left w:val="none" w:sz="0" w:space="0" w:color="000000"/>
+                <w:right w:val="none" w:sz="0" w:space="0" w:color="000000"/>
+              </w:pBdr>
+              <w:spacing w:after="100" w:before="100" w:line="240"/>
+              <w:ind w:left="100" w:right="100" w:firstLine="0" w:firstLineChars="0"/>
+              <w:rPr>
+                <w:rFonts w:ascii="Helvetica" w:hAnsi="Helvetica" w:eastAsia="Helvetica" w:cs="Helvetica"/>
+                <w:i w:val="false"/>
+                <w:b w:val="false"/>
+                <w:u w:val="none"/>
+                <w:sz w:val="22"/>
+                <w:szCs w:val="22"/>
+                <w:color w:val="000000"/>
+              </w:rPr>
+            </w:pPr>
+            <w:r>
+              <w:rPr>
+                <w:rFonts w:ascii="Helvetica" w:hAnsi="Helvetica" w:eastAsia="Helvetica" w:cs="Helvetica"/>
+                <w:i w:val="false"/>
+                <w:b w:val="false"/>
+                <w:u w:val="none"/>
+                <w:sz w:val="22"/>
+                <w:szCs w:val="22"/>
+                <w:color w:val="000000"/>
+              </w:rPr>
+              <w:t xml:space="preserve">0.96, 1.11</w:t>
+            </w:r>
+          </w:p>
+        </w:tc>
+        <w:tc>
+          <w:tcPr>
+            <w:tcBorders>
+              <w:bottom w:val="none" w:sz="0" w:space="0" w:color="000000"/>
+              <w:top w:val="none" w:sz="0" w:space="0" w:color="000000"/>
+              <w:left w:val="none" w:sz="0" w:space="0" w:color="000000"/>
+              <w:right w:val="none" w:sz="0" w:space="0" w:color="000000"/>
+            </w:tcBorders>
+            <w:shd w:val="clear" w:color="auto" w:fill="FFFFFF"/>
+            <w:tcMar>
+              <w:top w:w="0" w:type="dxa"/>
+              <w:bottom w:w="0" w:type="dxa"/>
+              <w:left w:w="0" w:type="dxa"/>
+              <w:right w:w="0" w:type="dxa"/>
+            </w:tcMar>
+            <w:vAlign w:val="top"/>
+          </w:tcPr>
+          <w:p>
+            <w:pPr>
+              <w:pStyle w:val="Normal"/>
+              <w:jc w:val="center"/>
+              <w:pBdr>
+                <w:bottom w:val="none" w:sz="0" w:space="0" w:color="000000"/>
+                <w:top w:val="none" w:sz="0" w:space="0" w:color="000000"/>
+                <w:left w:val="none" w:sz="0" w:space="0" w:color="000000"/>
+                <w:right w:val="none" w:sz="0" w:space="0" w:color="000000"/>
+              </w:pBdr>
+              <w:spacing w:after="100" w:before="100" w:line="240"/>
+              <w:ind w:left="100" w:right="100" w:firstLine="0" w:firstLineChars="0"/>
+              <w:rPr>
+                <w:rFonts w:ascii="Helvetica" w:hAnsi="Helvetica" w:eastAsia="Helvetica" w:cs="Helvetica"/>
+                <w:i w:val="false"/>
+                <w:b w:val="false"/>
+                <w:u w:val="none"/>
+                <w:sz w:val="22"/>
+                <w:szCs w:val="22"/>
+                <w:color w:val="000000"/>
+              </w:rPr>
+            </w:pPr>
+            <w:r>
+              <w:rPr>
+                <w:rFonts w:ascii="Helvetica" w:hAnsi="Helvetica" w:eastAsia="Helvetica" w:cs="Helvetica"/>
+                <w:i w:val="false"/>
+                <w:b w:val="false"/>
+                <w:u w:val="none"/>
+                <w:sz w:val="22"/>
+                <w:szCs w:val="22"/>
+                <w:color w:val="000000"/>
+              </w:rPr>
+              <w:t xml:space="preserve">0.380</w:t>
             </w:r>
           </w:p>
         </w:tc>
@@ -3035,113 +3035,113 @@
                 <w:szCs w:val="22"/>
                 <w:color w:val="000000"/>
               </w:rPr>
-              <w:t xml:space="preserve">3.55</w:t>
-            </w:r>
-          </w:p>
-        </w:tc>
-        <w:tc>
-          <w:tcPr>
-            <w:tcBorders>
-              <w:bottom w:val="none" w:sz="0" w:space="0" w:color="000000"/>
-              <w:top w:val="none" w:sz="0" w:space="0" w:color="000000"/>
-              <w:left w:val="none" w:sz="0" w:space="0" w:color="000000"/>
-              <w:right w:val="none" w:sz="0" w:space="0" w:color="000000"/>
-            </w:tcBorders>
-            <w:shd w:val="clear" w:color="auto" w:fill="FFFFFF"/>
-            <w:tcMar>
-              <w:top w:w="0" w:type="dxa"/>
-              <w:bottom w:w="0" w:type="dxa"/>
-              <w:left w:w="0" w:type="dxa"/>
-              <w:right w:w="0" w:type="dxa"/>
-            </w:tcMar>
-            <w:vAlign w:val="top"/>
-          </w:tcPr>
-          <w:p>
-            <w:pPr>
-              <w:pStyle w:val="Normal"/>
-              <w:jc w:val="center"/>
-              <w:pBdr>
-                <w:bottom w:val="none" w:sz="0" w:space="0" w:color="000000"/>
-                <w:top w:val="none" w:sz="0" w:space="0" w:color="000000"/>
-                <w:left w:val="none" w:sz="0" w:space="0" w:color="000000"/>
-                <w:right w:val="none" w:sz="0" w:space="0" w:color="000000"/>
-              </w:pBdr>
-              <w:spacing w:after="100" w:before="100" w:line="240"/>
-              <w:ind w:left="100" w:right="100" w:firstLine="0" w:firstLineChars="0"/>
-              <w:rPr>
-                <w:rFonts w:ascii="Helvetica" w:hAnsi="Helvetica" w:eastAsia="Helvetica" w:cs="Helvetica"/>
-                <w:i w:val="false"/>
-                <w:b w:val="false"/>
-                <w:u w:val="none"/>
-                <w:sz w:val="22"/>
-                <w:szCs w:val="22"/>
-                <w:color w:val="000000"/>
-              </w:rPr>
-            </w:pPr>
-            <w:r>
-              <w:rPr>
-                <w:rFonts w:ascii="Helvetica" w:hAnsi="Helvetica" w:eastAsia="Helvetica" w:cs="Helvetica"/>
-                <w:i w:val="false"/>
-                <w:b w:val="false"/>
-                <w:u w:val="none"/>
-                <w:sz w:val="22"/>
-                <w:szCs w:val="22"/>
-                <w:color w:val="000000"/>
-              </w:rPr>
-              <w:t xml:space="preserve">0.36, 34.8</w:t>
-            </w:r>
-          </w:p>
-        </w:tc>
-        <w:tc>
-          <w:tcPr>
-            <w:tcBorders>
-              <w:bottom w:val="none" w:sz="0" w:space="0" w:color="000000"/>
-              <w:top w:val="none" w:sz="0" w:space="0" w:color="000000"/>
-              <w:left w:val="none" w:sz="0" w:space="0" w:color="000000"/>
-              <w:right w:val="none" w:sz="0" w:space="0" w:color="000000"/>
-            </w:tcBorders>
-            <w:shd w:val="clear" w:color="auto" w:fill="FFFFFF"/>
-            <w:tcMar>
-              <w:top w:w="0" w:type="dxa"/>
-              <w:bottom w:w="0" w:type="dxa"/>
-              <w:left w:w="0" w:type="dxa"/>
-              <w:right w:w="0" w:type="dxa"/>
-            </w:tcMar>
-            <w:vAlign w:val="top"/>
-          </w:tcPr>
-          <w:p>
-            <w:pPr>
-              <w:pStyle w:val="Normal"/>
-              <w:jc w:val="center"/>
-              <w:pBdr>
-                <w:bottom w:val="none" w:sz="0" w:space="0" w:color="000000"/>
-                <w:top w:val="none" w:sz="0" w:space="0" w:color="000000"/>
-                <w:left w:val="none" w:sz="0" w:space="0" w:color="000000"/>
-                <w:right w:val="none" w:sz="0" w:space="0" w:color="000000"/>
-              </w:pBdr>
-              <w:spacing w:after="100" w:before="100" w:line="240"/>
-              <w:ind w:left="100" w:right="100" w:firstLine="0" w:firstLineChars="0"/>
-              <w:rPr>
-                <w:rFonts w:ascii="Helvetica" w:hAnsi="Helvetica" w:eastAsia="Helvetica" w:cs="Helvetica"/>
-                <w:i w:val="false"/>
-                <w:b w:val="false"/>
-                <w:u w:val="none"/>
-                <w:sz w:val="22"/>
-                <w:szCs w:val="22"/>
-                <w:color w:val="000000"/>
-              </w:rPr>
-            </w:pPr>
-            <w:r>
-              <w:rPr>
-                <w:rFonts w:ascii="Helvetica" w:hAnsi="Helvetica" w:eastAsia="Helvetica" w:cs="Helvetica"/>
-                <w:i w:val="false"/>
-                <w:b w:val="false"/>
-                <w:u w:val="none"/>
-                <w:sz w:val="22"/>
-                <w:szCs w:val="22"/>
-                <w:color w:val="000000"/>
-              </w:rPr>
-              <w:t xml:space="preserve">0.280</w:t>
+              <w:t xml:space="preserve">2.01</w:t>
+            </w:r>
+          </w:p>
+        </w:tc>
+        <w:tc>
+          <w:tcPr>
+            <w:tcBorders>
+              <w:bottom w:val="none" w:sz="0" w:space="0" w:color="000000"/>
+              <w:top w:val="none" w:sz="0" w:space="0" w:color="000000"/>
+              <w:left w:val="none" w:sz="0" w:space="0" w:color="000000"/>
+              <w:right w:val="none" w:sz="0" w:space="0" w:color="000000"/>
+            </w:tcBorders>
+            <w:shd w:val="clear" w:color="auto" w:fill="FFFFFF"/>
+            <w:tcMar>
+              <w:top w:w="0" w:type="dxa"/>
+              <w:bottom w:w="0" w:type="dxa"/>
+              <w:left w:w="0" w:type="dxa"/>
+              <w:right w:w="0" w:type="dxa"/>
+            </w:tcMar>
+            <w:vAlign w:val="top"/>
+          </w:tcPr>
+          <w:p>
+            <w:pPr>
+              <w:pStyle w:val="Normal"/>
+              <w:jc w:val="center"/>
+              <w:pBdr>
+                <w:bottom w:val="none" w:sz="0" w:space="0" w:color="000000"/>
+                <w:top w:val="none" w:sz="0" w:space="0" w:color="000000"/>
+                <w:left w:val="none" w:sz="0" w:space="0" w:color="000000"/>
+                <w:right w:val="none" w:sz="0" w:space="0" w:color="000000"/>
+              </w:pBdr>
+              <w:spacing w:after="100" w:before="100" w:line="240"/>
+              <w:ind w:left="100" w:right="100" w:firstLine="0" w:firstLineChars="0"/>
+              <w:rPr>
+                <w:rFonts w:ascii="Helvetica" w:hAnsi="Helvetica" w:eastAsia="Helvetica" w:cs="Helvetica"/>
+                <w:i w:val="false"/>
+                <w:b w:val="false"/>
+                <w:u w:val="none"/>
+                <w:sz w:val="22"/>
+                <w:szCs w:val="22"/>
+                <w:color w:val="000000"/>
+              </w:rPr>
+            </w:pPr>
+            <w:r>
+              <w:rPr>
+                <w:rFonts w:ascii="Helvetica" w:hAnsi="Helvetica" w:eastAsia="Helvetica" w:cs="Helvetica"/>
+                <w:i w:val="false"/>
+                <w:b w:val="false"/>
+                <w:u w:val="none"/>
+                <w:sz w:val="22"/>
+                <w:szCs w:val="22"/>
+                <w:color w:val="000000"/>
+              </w:rPr>
+              <w:t xml:space="preserve">0.20, 20.4</w:t>
+            </w:r>
+          </w:p>
+        </w:tc>
+        <w:tc>
+          <w:tcPr>
+            <w:tcBorders>
+              <w:bottom w:val="none" w:sz="0" w:space="0" w:color="000000"/>
+              <w:top w:val="none" w:sz="0" w:space="0" w:color="000000"/>
+              <w:left w:val="none" w:sz="0" w:space="0" w:color="000000"/>
+              <w:right w:val="none" w:sz="0" w:space="0" w:color="000000"/>
+            </w:tcBorders>
+            <w:shd w:val="clear" w:color="auto" w:fill="FFFFFF"/>
+            <w:tcMar>
+              <w:top w:w="0" w:type="dxa"/>
+              <w:bottom w:w="0" w:type="dxa"/>
+              <w:left w:w="0" w:type="dxa"/>
+              <w:right w:w="0" w:type="dxa"/>
+            </w:tcMar>
+            <w:vAlign w:val="top"/>
+          </w:tcPr>
+          <w:p>
+            <w:pPr>
+              <w:pStyle w:val="Normal"/>
+              <w:jc w:val="center"/>
+              <w:pBdr>
+                <w:bottom w:val="none" w:sz="0" w:space="0" w:color="000000"/>
+                <w:top w:val="none" w:sz="0" w:space="0" w:color="000000"/>
+                <w:left w:val="none" w:sz="0" w:space="0" w:color="000000"/>
+                <w:right w:val="none" w:sz="0" w:space="0" w:color="000000"/>
+              </w:pBdr>
+              <w:spacing w:after="100" w:before="100" w:line="240"/>
+              <w:ind w:left="100" w:right="100" w:firstLine="0" w:firstLineChars="0"/>
+              <w:rPr>
+                <w:rFonts w:ascii="Helvetica" w:hAnsi="Helvetica" w:eastAsia="Helvetica" w:cs="Helvetica"/>
+                <w:i w:val="false"/>
+                <w:b w:val="false"/>
+                <w:u w:val="none"/>
+                <w:sz w:val="22"/>
+                <w:szCs w:val="22"/>
+                <w:color w:val="000000"/>
+              </w:rPr>
+            </w:pPr>
+            <w:r>
+              <w:rPr>
+                <w:rFonts w:ascii="Helvetica" w:hAnsi="Helvetica" w:eastAsia="Helvetica" w:cs="Helvetica"/>
+                <w:i w:val="false"/>
+                <w:b w:val="false"/>
+                <w:u w:val="none"/>
+                <w:sz w:val="22"/>
+                <w:szCs w:val="22"/>
+                <w:color w:val="000000"/>
+              </w:rPr>
+              <w:t xml:space="preserve">0.550</w:t>
             </w:r>
           </w:p>
         </w:tc>
@@ -3518,113 +3518,113 @@
                 <w:szCs w:val="22"/>
                 <w:color w:val="000000"/>
               </w:rPr>
-              <w:t xml:space="preserve">1.02</w:t>
-            </w:r>
-          </w:p>
-        </w:tc>
-        <w:tc>
-          <w:tcPr>
-            <w:tcBorders>
-              <w:bottom w:val="none" w:sz="0" w:space="0" w:color="000000"/>
-              <w:top w:val="none" w:sz="0" w:space="0" w:color="000000"/>
-              <w:left w:val="none" w:sz="0" w:space="0" w:color="000000"/>
-              <w:right w:val="none" w:sz="0" w:space="0" w:color="000000"/>
-            </w:tcBorders>
-            <w:shd w:val="clear" w:color="auto" w:fill="FFFFFF"/>
-            <w:tcMar>
-              <w:top w:w="0" w:type="dxa"/>
-              <w:bottom w:w="0" w:type="dxa"/>
-              <w:left w:w="0" w:type="dxa"/>
-              <w:right w:w="0" w:type="dxa"/>
-            </w:tcMar>
-            <w:vAlign w:val="top"/>
-          </w:tcPr>
-          <w:p>
-            <w:pPr>
-              <w:pStyle w:val="Normal"/>
-              <w:jc w:val="center"/>
-              <w:pBdr>
-                <w:bottom w:val="none" w:sz="0" w:space="0" w:color="000000"/>
-                <w:top w:val="none" w:sz="0" w:space="0" w:color="000000"/>
-                <w:left w:val="none" w:sz="0" w:space="0" w:color="000000"/>
-                <w:right w:val="none" w:sz="0" w:space="0" w:color="000000"/>
-              </w:pBdr>
-              <w:spacing w:after="100" w:before="100" w:line="240"/>
-              <w:ind w:left="100" w:right="100" w:firstLine="0" w:firstLineChars="0"/>
-              <w:rPr>
-                <w:rFonts w:ascii="Helvetica" w:hAnsi="Helvetica" w:eastAsia="Helvetica" w:cs="Helvetica"/>
-                <w:i w:val="false"/>
-                <w:b w:val="false"/>
-                <w:u w:val="none"/>
-                <w:sz w:val="22"/>
-                <w:szCs w:val="22"/>
-                <w:color w:val="000000"/>
-              </w:rPr>
-            </w:pPr>
-            <w:r>
-              <w:rPr>
-                <w:rFonts w:ascii="Helvetica" w:hAnsi="Helvetica" w:eastAsia="Helvetica" w:cs="Helvetica"/>
-                <w:i w:val="false"/>
-                <w:b w:val="false"/>
-                <w:u w:val="none"/>
-                <w:sz w:val="22"/>
-                <w:szCs w:val="22"/>
-                <w:color w:val="000000"/>
-              </w:rPr>
-              <w:t xml:space="preserve">0.76, 1.37</w:t>
-            </w:r>
-          </w:p>
-        </w:tc>
-        <w:tc>
-          <w:tcPr>
-            <w:tcBorders>
-              <w:bottom w:val="none" w:sz="0" w:space="0" w:color="000000"/>
-              <w:top w:val="none" w:sz="0" w:space="0" w:color="000000"/>
-              <w:left w:val="none" w:sz="0" w:space="0" w:color="000000"/>
-              <w:right w:val="none" w:sz="0" w:space="0" w:color="000000"/>
-            </w:tcBorders>
-            <w:shd w:val="clear" w:color="auto" w:fill="FFFFFF"/>
-            <w:tcMar>
-              <w:top w:w="0" w:type="dxa"/>
-              <w:bottom w:w="0" w:type="dxa"/>
-              <w:left w:w="0" w:type="dxa"/>
-              <w:right w:w="0" w:type="dxa"/>
-            </w:tcMar>
-            <w:vAlign w:val="top"/>
-          </w:tcPr>
-          <w:p>
-            <w:pPr>
-              <w:pStyle w:val="Normal"/>
-              <w:jc w:val="center"/>
-              <w:pBdr>
-                <w:bottom w:val="none" w:sz="0" w:space="0" w:color="000000"/>
-                <w:top w:val="none" w:sz="0" w:space="0" w:color="000000"/>
-                <w:left w:val="none" w:sz="0" w:space="0" w:color="000000"/>
-                <w:right w:val="none" w:sz="0" w:space="0" w:color="000000"/>
-              </w:pBdr>
-              <w:spacing w:after="100" w:before="100" w:line="240"/>
-              <w:ind w:left="100" w:right="100" w:firstLine="0" w:firstLineChars="0"/>
-              <w:rPr>
-                <w:rFonts w:ascii="Helvetica" w:hAnsi="Helvetica" w:eastAsia="Helvetica" w:cs="Helvetica"/>
-                <w:i w:val="false"/>
-                <w:b w:val="false"/>
-                <w:u w:val="none"/>
-                <w:sz w:val="22"/>
-                <w:szCs w:val="22"/>
-                <w:color w:val="000000"/>
-              </w:rPr>
-            </w:pPr>
-            <w:r>
-              <w:rPr>
-                <w:rFonts w:ascii="Helvetica" w:hAnsi="Helvetica" w:eastAsia="Helvetica" w:cs="Helvetica"/>
-                <w:i w:val="false"/>
-                <w:b w:val="false"/>
-                <w:u w:val="none"/>
-                <w:sz w:val="22"/>
-                <w:szCs w:val="22"/>
-                <w:color w:val="000000"/>
-              </w:rPr>
-              <w:t xml:space="preserve">0.920</w:t>
+              <w:t xml:space="preserve">1.01</w:t>
+            </w:r>
+          </w:p>
+        </w:tc>
+        <w:tc>
+          <w:tcPr>
+            <w:tcBorders>
+              <w:bottom w:val="none" w:sz="0" w:space="0" w:color="000000"/>
+              <w:top w:val="none" w:sz="0" w:space="0" w:color="000000"/>
+              <w:left w:val="none" w:sz="0" w:space="0" w:color="000000"/>
+              <w:right w:val="none" w:sz="0" w:space="0" w:color="000000"/>
+            </w:tcBorders>
+            <w:shd w:val="clear" w:color="auto" w:fill="FFFFFF"/>
+            <w:tcMar>
+              <w:top w:w="0" w:type="dxa"/>
+              <w:bottom w:w="0" w:type="dxa"/>
+              <w:left w:w="0" w:type="dxa"/>
+              <w:right w:w="0" w:type="dxa"/>
+            </w:tcMar>
+            <w:vAlign w:val="top"/>
+          </w:tcPr>
+          <w:p>
+            <w:pPr>
+              <w:pStyle w:val="Normal"/>
+              <w:jc w:val="center"/>
+              <w:pBdr>
+                <w:bottom w:val="none" w:sz="0" w:space="0" w:color="000000"/>
+                <w:top w:val="none" w:sz="0" w:space="0" w:color="000000"/>
+                <w:left w:val="none" w:sz="0" w:space="0" w:color="000000"/>
+                <w:right w:val="none" w:sz="0" w:space="0" w:color="000000"/>
+              </w:pBdr>
+              <w:spacing w:after="100" w:before="100" w:line="240"/>
+              <w:ind w:left="100" w:right="100" w:firstLine="0" w:firstLineChars="0"/>
+              <w:rPr>
+                <w:rFonts w:ascii="Helvetica" w:hAnsi="Helvetica" w:eastAsia="Helvetica" w:cs="Helvetica"/>
+                <w:i w:val="false"/>
+                <w:b w:val="false"/>
+                <w:u w:val="none"/>
+                <w:sz w:val="22"/>
+                <w:szCs w:val="22"/>
+                <w:color w:val="000000"/>
+              </w:rPr>
+            </w:pPr>
+            <w:r>
+              <w:rPr>
+                <w:rFonts w:ascii="Helvetica" w:hAnsi="Helvetica" w:eastAsia="Helvetica" w:cs="Helvetica"/>
+                <w:i w:val="false"/>
+                <w:b w:val="false"/>
+                <w:u w:val="none"/>
+                <w:sz w:val="22"/>
+                <w:szCs w:val="22"/>
+                <w:color w:val="000000"/>
+              </w:rPr>
+              <w:t xml:space="preserve">0.75, 1.37</w:t>
+            </w:r>
+          </w:p>
+        </w:tc>
+        <w:tc>
+          <w:tcPr>
+            <w:tcBorders>
+              <w:bottom w:val="none" w:sz="0" w:space="0" w:color="000000"/>
+              <w:top w:val="none" w:sz="0" w:space="0" w:color="000000"/>
+              <w:left w:val="none" w:sz="0" w:space="0" w:color="000000"/>
+              <w:right w:val="none" w:sz="0" w:space="0" w:color="000000"/>
+            </w:tcBorders>
+            <w:shd w:val="clear" w:color="auto" w:fill="FFFFFF"/>
+            <w:tcMar>
+              <w:top w:w="0" w:type="dxa"/>
+              <w:bottom w:w="0" w:type="dxa"/>
+              <w:left w:w="0" w:type="dxa"/>
+              <w:right w:w="0" w:type="dxa"/>
+            </w:tcMar>
+            <w:vAlign w:val="top"/>
+          </w:tcPr>
+          <w:p>
+            <w:pPr>
+              <w:pStyle w:val="Normal"/>
+              <w:jc w:val="center"/>
+              <w:pBdr>
+                <w:bottom w:val="none" w:sz="0" w:space="0" w:color="000000"/>
+                <w:top w:val="none" w:sz="0" w:space="0" w:color="000000"/>
+                <w:left w:val="none" w:sz="0" w:space="0" w:color="000000"/>
+                <w:right w:val="none" w:sz="0" w:space="0" w:color="000000"/>
+              </w:pBdr>
+              <w:spacing w:after="100" w:before="100" w:line="240"/>
+              <w:ind w:left="100" w:right="100" w:firstLine="0" w:firstLineChars="0"/>
+              <w:rPr>
+                <w:rFonts w:ascii="Helvetica" w:hAnsi="Helvetica" w:eastAsia="Helvetica" w:cs="Helvetica"/>
+                <w:i w:val="false"/>
+                <w:b w:val="false"/>
+                <w:u w:val="none"/>
+                <w:sz w:val="22"/>
+                <w:szCs w:val="22"/>
+                <w:color w:val="000000"/>
+              </w:rPr>
+            </w:pPr>
+            <w:r>
+              <w:rPr>
+                <w:rFonts w:ascii="Helvetica" w:hAnsi="Helvetica" w:eastAsia="Helvetica" w:cs="Helvetica"/>
+                <w:i w:val="false"/>
+                <w:b w:val="false"/>
+                <w:u w:val="none"/>
+                <w:sz w:val="22"/>
+                <w:szCs w:val="22"/>
+                <w:color w:val="000000"/>
+              </w:rPr>
+              <w:t xml:space="preserve">0.940</w:t>
             </w:r>
           </w:p>
         </w:tc>
@@ -4967,113 +4967,113 @@
                 <w:szCs w:val="22"/>
                 <w:color w:val="000000"/>
               </w:rPr>
-              <w:t xml:space="preserve">1.03</w:t>
-            </w:r>
-          </w:p>
-        </w:tc>
-        <w:tc>
-          <w:tcPr>
-            <w:tcBorders>
-              <w:bottom w:val="none" w:sz="0" w:space="0" w:color="000000"/>
-              <w:top w:val="none" w:sz="0" w:space="0" w:color="000000"/>
-              <w:left w:val="none" w:sz="0" w:space="0" w:color="000000"/>
-              <w:right w:val="none" w:sz="0" w:space="0" w:color="000000"/>
-            </w:tcBorders>
-            <w:shd w:val="clear" w:color="auto" w:fill="FFFFFF"/>
-            <w:tcMar>
-              <w:top w:w="0" w:type="dxa"/>
-              <w:bottom w:w="0" w:type="dxa"/>
-              <w:left w:w="0" w:type="dxa"/>
-              <w:right w:w="0" w:type="dxa"/>
-            </w:tcMar>
-            <w:vAlign w:val="top"/>
-          </w:tcPr>
-          <w:p>
-            <w:pPr>
-              <w:pStyle w:val="Normal"/>
-              <w:jc w:val="center"/>
-              <w:pBdr>
-                <w:bottom w:val="none" w:sz="0" w:space="0" w:color="000000"/>
-                <w:top w:val="none" w:sz="0" w:space="0" w:color="000000"/>
-                <w:left w:val="none" w:sz="0" w:space="0" w:color="000000"/>
-                <w:right w:val="none" w:sz="0" w:space="0" w:color="000000"/>
-              </w:pBdr>
-              <w:spacing w:after="100" w:before="100" w:line="240"/>
-              <w:ind w:left="100" w:right="100" w:firstLine="0" w:firstLineChars="0"/>
-              <w:rPr>
-                <w:rFonts w:ascii="Helvetica" w:hAnsi="Helvetica" w:eastAsia="Helvetica" w:cs="Helvetica"/>
-                <w:i w:val="false"/>
-                <w:b w:val="false"/>
-                <w:u w:val="none"/>
-                <w:sz w:val="22"/>
-                <w:szCs w:val="22"/>
-                <w:color w:val="000000"/>
-              </w:rPr>
-            </w:pPr>
-            <w:r>
-              <w:rPr>
-                <w:rFonts w:ascii="Helvetica" w:hAnsi="Helvetica" w:eastAsia="Helvetica" w:cs="Helvetica"/>
-                <w:i w:val="false"/>
-                <w:b w:val="false"/>
-                <w:u w:val="none"/>
-                <w:sz w:val="22"/>
-                <w:szCs w:val="22"/>
-                <w:color w:val="000000"/>
-              </w:rPr>
-              <w:t xml:space="preserve">0.18, 5.85</w:t>
-            </w:r>
-          </w:p>
-        </w:tc>
-        <w:tc>
-          <w:tcPr>
-            <w:tcBorders>
-              <w:bottom w:val="none" w:sz="0" w:space="0" w:color="000000"/>
-              <w:top w:val="none" w:sz="0" w:space="0" w:color="000000"/>
-              <w:left w:val="none" w:sz="0" w:space="0" w:color="000000"/>
-              <w:right w:val="none" w:sz="0" w:space="0" w:color="000000"/>
-            </w:tcBorders>
-            <w:shd w:val="clear" w:color="auto" w:fill="FFFFFF"/>
-            <w:tcMar>
-              <w:top w:w="0" w:type="dxa"/>
-              <w:bottom w:w="0" w:type="dxa"/>
-              <w:left w:w="0" w:type="dxa"/>
-              <w:right w:w="0" w:type="dxa"/>
-            </w:tcMar>
-            <w:vAlign w:val="top"/>
-          </w:tcPr>
-          <w:p>
-            <w:pPr>
-              <w:pStyle w:val="Normal"/>
-              <w:jc w:val="center"/>
-              <w:pBdr>
-                <w:bottom w:val="none" w:sz="0" w:space="0" w:color="000000"/>
-                <w:top w:val="none" w:sz="0" w:space="0" w:color="000000"/>
-                <w:left w:val="none" w:sz="0" w:space="0" w:color="000000"/>
-                <w:right w:val="none" w:sz="0" w:space="0" w:color="000000"/>
-              </w:pBdr>
-              <w:spacing w:after="100" w:before="100" w:line="240"/>
-              <w:ind w:left="100" w:right="100" w:firstLine="0" w:firstLineChars="0"/>
-              <w:rPr>
-                <w:rFonts w:ascii="Helvetica" w:hAnsi="Helvetica" w:eastAsia="Helvetica" w:cs="Helvetica"/>
-                <w:i w:val="false"/>
-                <w:b w:val="false"/>
-                <w:u w:val="none"/>
-                <w:sz w:val="22"/>
-                <w:szCs w:val="22"/>
-                <w:color w:val="000000"/>
-              </w:rPr>
-            </w:pPr>
-            <w:r>
-              <w:rPr>
-                <w:rFonts w:ascii="Helvetica" w:hAnsi="Helvetica" w:eastAsia="Helvetica" w:cs="Helvetica"/>
-                <w:i w:val="false"/>
-                <w:b w:val="false"/>
-                <w:u w:val="none"/>
-                <w:sz w:val="22"/>
-                <w:szCs w:val="22"/>
-                <w:color w:val="000000"/>
-              </w:rPr>
-              <w:t xml:space="preserve">0.980</w:t>
+              <w:t xml:space="preserve">1.28</w:t>
+            </w:r>
+          </w:p>
+        </w:tc>
+        <w:tc>
+          <w:tcPr>
+            <w:tcBorders>
+              <w:bottom w:val="none" w:sz="0" w:space="0" w:color="000000"/>
+              <w:top w:val="none" w:sz="0" w:space="0" w:color="000000"/>
+              <w:left w:val="none" w:sz="0" w:space="0" w:color="000000"/>
+              <w:right w:val="none" w:sz="0" w:space="0" w:color="000000"/>
+            </w:tcBorders>
+            <w:shd w:val="clear" w:color="auto" w:fill="FFFFFF"/>
+            <w:tcMar>
+              <w:top w:w="0" w:type="dxa"/>
+              <w:bottom w:w="0" w:type="dxa"/>
+              <w:left w:w="0" w:type="dxa"/>
+              <w:right w:w="0" w:type="dxa"/>
+            </w:tcMar>
+            <w:vAlign w:val="top"/>
+          </w:tcPr>
+          <w:p>
+            <w:pPr>
+              <w:pStyle w:val="Normal"/>
+              <w:jc w:val="center"/>
+              <w:pBdr>
+                <w:bottom w:val="none" w:sz="0" w:space="0" w:color="000000"/>
+                <w:top w:val="none" w:sz="0" w:space="0" w:color="000000"/>
+                <w:left w:val="none" w:sz="0" w:space="0" w:color="000000"/>
+                <w:right w:val="none" w:sz="0" w:space="0" w:color="000000"/>
+              </w:pBdr>
+              <w:spacing w:after="100" w:before="100" w:line="240"/>
+              <w:ind w:left="100" w:right="100" w:firstLine="0" w:firstLineChars="0"/>
+              <w:rPr>
+                <w:rFonts w:ascii="Helvetica" w:hAnsi="Helvetica" w:eastAsia="Helvetica" w:cs="Helvetica"/>
+                <w:i w:val="false"/>
+                <w:b w:val="false"/>
+                <w:u w:val="none"/>
+                <w:sz w:val="22"/>
+                <w:szCs w:val="22"/>
+                <w:color w:val="000000"/>
+              </w:rPr>
+            </w:pPr>
+            <w:r>
+              <w:rPr>
+                <w:rFonts w:ascii="Helvetica" w:hAnsi="Helvetica" w:eastAsia="Helvetica" w:cs="Helvetica"/>
+                <w:i w:val="false"/>
+                <w:b w:val="false"/>
+                <w:u w:val="none"/>
+                <w:sz w:val="22"/>
+                <w:szCs w:val="22"/>
+                <w:color w:val="000000"/>
+              </w:rPr>
+              <w:t xml:space="preserve">0.24, 6.77</w:t>
+            </w:r>
+          </w:p>
+        </w:tc>
+        <w:tc>
+          <w:tcPr>
+            <w:tcBorders>
+              <w:bottom w:val="none" w:sz="0" w:space="0" w:color="000000"/>
+              <w:top w:val="none" w:sz="0" w:space="0" w:color="000000"/>
+              <w:left w:val="none" w:sz="0" w:space="0" w:color="000000"/>
+              <w:right w:val="none" w:sz="0" w:space="0" w:color="000000"/>
+            </w:tcBorders>
+            <w:shd w:val="clear" w:color="auto" w:fill="FFFFFF"/>
+            <w:tcMar>
+              <w:top w:w="0" w:type="dxa"/>
+              <w:bottom w:w="0" w:type="dxa"/>
+              <w:left w:w="0" w:type="dxa"/>
+              <w:right w:w="0" w:type="dxa"/>
+            </w:tcMar>
+            <w:vAlign w:val="top"/>
+          </w:tcPr>
+          <w:p>
+            <w:pPr>
+              <w:pStyle w:val="Normal"/>
+              <w:jc w:val="center"/>
+              <w:pBdr>
+                <w:bottom w:val="none" w:sz="0" w:space="0" w:color="000000"/>
+                <w:top w:val="none" w:sz="0" w:space="0" w:color="000000"/>
+                <w:left w:val="none" w:sz="0" w:space="0" w:color="000000"/>
+                <w:right w:val="none" w:sz="0" w:space="0" w:color="000000"/>
+              </w:pBdr>
+              <w:spacing w:after="100" w:before="100" w:line="240"/>
+              <w:ind w:left="100" w:right="100" w:firstLine="0" w:firstLineChars="0"/>
+              <w:rPr>
+                <w:rFonts w:ascii="Helvetica" w:hAnsi="Helvetica" w:eastAsia="Helvetica" w:cs="Helvetica"/>
+                <w:i w:val="false"/>
+                <w:b w:val="false"/>
+                <w:u w:val="none"/>
+                <w:sz w:val="22"/>
+                <w:szCs w:val="22"/>
+                <w:color w:val="000000"/>
+              </w:rPr>
+            </w:pPr>
+            <w:r>
+              <w:rPr>
+                <w:rFonts w:ascii="Helvetica" w:hAnsi="Helvetica" w:eastAsia="Helvetica" w:cs="Helvetica"/>
+                <w:i w:val="false"/>
+                <w:b w:val="false"/>
+                <w:u w:val="none"/>
+                <w:sz w:val="22"/>
+                <w:szCs w:val="22"/>
+                <w:color w:val="000000"/>
+              </w:rPr>
+              <w:t xml:space="preserve">0.770</w:t>
             </w:r>
           </w:p>
         </w:tc>
@@ -6416,113 +6416,113 @@
                 <w:szCs w:val="22"/>
                 <w:color w:val="000000"/>
               </w:rPr>
-              <w:t xml:space="preserve">2.91</w:t>
-            </w:r>
-          </w:p>
-        </w:tc>
-        <w:tc>
-          <w:tcPr>
-            <w:tcBorders>
-              <w:bottom w:val="none" w:sz="0" w:space="0" w:color="000000"/>
-              <w:top w:val="none" w:sz="0" w:space="0" w:color="000000"/>
-              <w:left w:val="none" w:sz="0" w:space="0" w:color="000000"/>
-              <w:right w:val="none" w:sz="0" w:space="0" w:color="000000"/>
-            </w:tcBorders>
-            <w:shd w:val="clear" w:color="auto" w:fill="FFFFFF"/>
-            <w:tcMar>
-              <w:top w:w="0" w:type="dxa"/>
-              <w:bottom w:w="0" w:type="dxa"/>
-              <w:left w:w="0" w:type="dxa"/>
-              <w:right w:w="0" w:type="dxa"/>
-            </w:tcMar>
-            <w:vAlign w:val="top"/>
-          </w:tcPr>
-          <w:p>
-            <w:pPr>
-              <w:pStyle w:val="Normal"/>
-              <w:jc w:val="center"/>
-              <w:pBdr>
-                <w:bottom w:val="none" w:sz="0" w:space="0" w:color="000000"/>
-                <w:top w:val="none" w:sz="0" w:space="0" w:color="000000"/>
-                <w:left w:val="none" w:sz="0" w:space="0" w:color="000000"/>
-                <w:right w:val="none" w:sz="0" w:space="0" w:color="000000"/>
-              </w:pBdr>
-              <w:spacing w:after="100" w:before="100" w:line="240"/>
-              <w:ind w:left="100" w:right="100" w:firstLine="0" w:firstLineChars="0"/>
-              <w:rPr>
-                <w:rFonts w:ascii="Helvetica" w:hAnsi="Helvetica" w:eastAsia="Helvetica" w:cs="Helvetica"/>
-                <w:i w:val="false"/>
-                <w:b w:val="false"/>
-                <w:u w:val="none"/>
-                <w:sz w:val="22"/>
-                <w:szCs w:val="22"/>
-                <w:color w:val="000000"/>
-              </w:rPr>
-            </w:pPr>
-            <w:r>
-              <w:rPr>
-                <w:rFonts w:ascii="Helvetica" w:hAnsi="Helvetica" w:eastAsia="Helvetica" w:cs="Helvetica"/>
-                <w:i w:val="false"/>
-                <w:b w:val="false"/>
-                <w:u w:val="none"/>
-                <w:sz w:val="22"/>
-                <w:szCs w:val="22"/>
-                <w:color w:val="000000"/>
-              </w:rPr>
-              <w:t xml:space="preserve">0.05, 177</w:t>
-            </w:r>
-          </w:p>
-        </w:tc>
-        <w:tc>
-          <w:tcPr>
-            <w:tcBorders>
-              <w:bottom w:val="none" w:sz="0" w:space="0" w:color="000000"/>
-              <w:top w:val="none" w:sz="0" w:space="0" w:color="000000"/>
-              <w:left w:val="none" w:sz="0" w:space="0" w:color="000000"/>
-              <w:right w:val="none" w:sz="0" w:space="0" w:color="000000"/>
-            </w:tcBorders>
-            <w:shd w:val="clear" w:color="auto" w:fill="FFFFFF"/>
-            <w:tcMar>
-              <w:top w:w="0" w:type="dxa"/>
-              <w:bottom w:w="0" w:type="dxa"/>
-              <w:left w:w="0" w:type="dxa"/>
-              <w:right w:w="0" w:type="dxa"/>
-            </w:tcMar>
-            <w:vAlign w:val="top"/>
-          </w:tcPr>
-          <w:p>
-            <w:pPr>
-              <w:pStyle w:val="Normal"/>
-              <w:jc w:val="center"/>
-              <w:pBdr>
-                <w:bottom w:val="none" w:sz="0" w:space="0" w:color="000000"/>
-                <w:top w:val="none" w:sz="0" w:space="0" w:color="000000"/>
-                <w:left w:val="none" w:sz="0" w:space="0" w:color="000000"/>
-                <w:right w:val="none" w:sz="0" w:space="0" w:color="000000"/>
-              </w:pBdr>
-              <w:spacing w:after="100" w:before="100" w:line="240"/>
-              <w:ind w:left="100" w:right="100" w:firstLine="0" w:firstLineChars="0"/>
-              <w:rPr>
-                <w:rFonts w:ascii="Helvetica" w:hAnsi="Helvetica" w:eastAsia="Helvetica" w:cs="Helvetica"/>
-                <w:i w:val="false"/>
-                <w:b w:val="false"/>
-                <w:u w:val="none"/>
-                <w:sz w:val="22"/>
-                <w:szCs w:val="22"/>
-                <w:color w:val="000000"/>
-              </w:rPr>
-            </w:pPr>
-            <w:r>
-              <w:rPr>
-                <w:rFonts w:ascii="Helvetica" w:hAnsi="Helvetica" w:eastAsia="Helvetica" w:cs="Helvetica"/>
-                <w:i w:val="false"/>
-                <w:b w:val="false"/>
-                <w:u w:val="none"/>
-                <w:sz w:val="22"/>
-                <w:szCs w:val="22"/>
-                <w:color w:val="000000"/>
-              </w:rPr>
-              <w:t xml:space="preserve">0.610</w:t>
+              <w:t xml:space="preserve">2.58</w:t>
+            </w:r>
+          </w:p>
+        </w:tc>
+        <w:tc>
+          <w:tcPr>
+            <w:tcBorders>
+              <w:bottom w:val="none" w:sz="0" w:space="0" w:color="000000"/>
+              <w:top w:val="none" w:sz="0" w:space="0" w:color="000000"/>
+              <w:left w:val="none" w:sz="0" w:space="0" w:color="000000"/>
+              <w:right w:val="none" w:sz="0" w:space="0" w:color="000000"/>
+            </w:tcBorders>
+            <w:shd w:val="clear" w:color="auto" w:fill="FFFFFF"/>
+            <w:tcMar>
+              <w:top w:w="0" w:type="dxa"/>
+              <w:bottom w:w="0" w:type="dxa"/>
+              <w:left w:w="0" w:type="dxa"/>
+              <w:right w:w="0" w:type="dxa"/>
+            </w:tcMar>
+            <w:vAlign w:val="top"/>
+          </w:tcPr>
+          <w:p>
+            <w:pPr>
+              <w:pStyle w:val="Normal"/>
+              <w:jc w:val="center"/>
+              <w:pBdr>
+                <w:bottom w:val="none" w:sz="0" w:space="0" w:color="000000"/>
+                <w:top w:val="none" w:sz="0" w:space="0" w:color="000000"/>
+                <w:left w:val="none" w:sz="0" w:space="0" w:color="000000"/>
+                <w:right w:val="none" w:sz="0" w:space="0" w:color="000000"/>
+              </w:pBdr>
+              <w:spacing w:after="100" w:before="100" w:line="240"/>
+              <w:ind w:left="100" w:right="100" w:firstLine="0" w:firstLineChars="0"/>
+              <w:rPr>
+                <w:rFonts w:ascii="Helvetica" w:hAnsi="Helvetica" w:eastAsia="Helvetica" w:cs="Helvetica"/>
+                <w:i w:val="false"/>
+                <w:b w:val="false"/>
+                <w:u w:val="none"/>
+                <w:sz w:val="22"/>
+                <w:szCs w:val="22"/>
+                <w:color w:val="000000"/>
+              </w:rPr>
+            </w:pPr>
+            <w:r>
+              <w:rPr>
+                <w:rFonts w:ascii="Helvetica" w:hAnsi="Helvetica" w:eastAsia="Helvetica" w:cs="Helvetica"/>
+                <w:i w:val="false"/>
+                <w:b w:val="false"/>
+                <w:u w:val="none"/>
+                <w:sz w:val="22"/>
+                <w:szCs w:val="22"/>
+                <w:color w:val="000000"/>
+              </w:rPr>
+              <w:t xml:space="preserve">0.04, 152</w:t>
+            </w:r>
+          </w:p>
+        </w:tc>
+        <w:tc>
+          <w:tcPr>
+            <w:tcBorders>
+              <w:bottom w:val="none" w:sz="0" w:space="0" w:color="000000"/>
+              <w:top w:val="none" w:sz="0" w:space="0" w:color="000000"/>
+              <w:left w:val="none" w:sz="0" w:space="0" w:color="000000"/>
+              <w:right w:val="none" w:sz="0" w:space="0" w:color="000000"/>
+            </w:tcBorders>
+            <w:shd w:val="clear" w:color="auto" w:fill="FFFFFF"/>
+            <w:tcMar>
+              <w:top w:w="0" w:type="dxa"/>
+              <w:bottom w:w="0" w:type="dxa"/>
+              <w:left w:w="0" w:type="dxa"/>
+              <w:right w:w="0" w:type="dxa"/>
+            </w:tcMar>
+            <w:vAlign w:val="top"/>
+          </w:tcPr>
+          <w:p>
+            <w:pPr>
+              <w:pStyle w:val="Normal"/>
+              <w:jc w:val="center"/>
+              <w:pBdr>
+                <w:bottom w:val="none" w:sz="0" w:space="0" w:color="000000"/>
+                <w:top w:val="none" w:sz="0" w:space="0" w:color="000000"/>
+                <w:left w:val="none" w:sz="0" w:space="0" w:color="000000"/>
+                <w:right w:val="none" w:sz="0" w:space="0" w:color="000000"/>
+              </w:pBdr>
+              <w:spacing w:after="100" w:before="100" w:line="240"/>
+              <w:ind w:left="100" w:right="100" w:firstLine="0" w:firstLineChars="0"/>
+              <w:rPr>
+                <w:rFonts w:ascii="Helvetica" w:hAnsi="Helvetica" w:eastAsia="Helvetica" w:cs="Helvetica"/>
+                <w:i w:val="false"/>
+                <w:b w:val="false"/>
+                <w:u w:val="none"/>
+                <w:sz w:val="22"/>
+                <w:szCs w:val="22"/>
+                <w:color w:val="000000"/>
+              </w:rPr>
+            </w:pPr>
+            <w:r>
+              <w:rPr>
+                <w:rFonts w:ascii="Helvetica" w:hAnsi="Helvetica" w:eastAsia="Helvetica" w:cs="Helvetica"/>
+                <w:i w:val="false"/>
+                <w:b w:val="false"/>
+                <w:u w:val="none"/>
+                <w:sz w:val="22"/>
+                <w:szCs w:val="22"/>
+                <w:color w:val="000000"/>
+              </w:rPr>
+              <w:t xml:space="preserve">0.650</w:t>
             </w:r>
           </w:p>
         </w:tc>
@@ -6899,113 +6899,113 @@
                 <w:szCs w:val="22"/>
                 <w:color w:val="000000"/>
               </w:rPr>
-              <w:t xml:space="preserve">0.86</w:t>
-            </w:r>
-          </w:p>
-        </w:tc>
-        <w:tc>
-          <w:tcPr>
-            <w:tcBorders>
-              <w:bottom w:val="none" w:sz="0" w:space="0" w:color="000000"/>
-              <w:top w:val="none" w:sz="0" w:space="0" w:color="000000"/>
-              <w:left w:val="none" w:sz="0" w:space="0" w:color="000000"/>
-              <w:right w:val="none" w:sz="0" w:space="0" w:color="000000"/>
-            </w:tcBorders>
-            <w:shd w:val="clear" w:color="auto" w:fill="FFFFFF"/>
-            <w:tcMar>
-              <w:top w:w="0" w:type="dxa"/>
-              <w:bottom w:w="0" w:type="dxa"/>
-              <w:left w:w="0" w:type="dxa"/>
-              <w:right w:w="0" w:type="dxa"/>
-            </w:tcMar>
-            <w:vAlign w:val="top"/>
-          </w:tcPr>
-          <w:p>
-            <w:pPr>
-              <w:pStyle w:val="Normal"/>
-              <w:jc w:val="center"/>
-              <w:pBdr>
-                <w:bottom w:val="none" w:sz="0" w:space="0" w:color="000000"/>
-                <w:top w:val="none" w:sz="0" w:space="0" w:color="000000"/>
-                <w:left w:val="none" w:sz="0" w:space="0" w:color="000000"/>
-                <w:right w:val="none" w:sz="0" w:space="0" w:color="000000"/>
-              </w:pBdr>
-              <w:spacing w:after="100" w:before="100" w:line="240"/>
-              <w:ind w:left="100" w:right="100" w:firstLine="0" w:firstLineChars="0"/>
-              <w:rPr>
-                <w:rFonts w:ascii="Helvetica" w:hAnsi="Helvetica" w:eastAsia="Helvetica" w:cs="Helvetica"/>
-                <w:i w:val="false"/>
-                <w:b w:val="false"/>
-                <w:u w:val="none"/>
-                <w:sz w:val="22"/>
-                <w:szCs w:val="22"/>
-                <w:color w:val="000000"/>
-              </w:rPr>
-            </w:pPr>
-            <w:r>
-              <w:rPr>
-                <w:rFonts w:ascii="Helvetica" w:hAnsi="Helvetica" w:eastAsia="Helvetica" w:cs="Helvetica"/>
-                <w:i w:val="false"/>
-                <w:b w:val="false"/>
-                <w:u w:val="none"/>
-                <w:sz w:val="22"/>
-                <w:szCs w:val="22"/>
-                <w:color w:val="000000"/>
-              </w:rPr>
-              <w:t xml:space="preserve">0.04, 19.0</w:t>
-            </w:r>
-          </w:p>
-        </w:tc>
-        <w:tc>
-          <w:tcPr>
-            <w:tcBorders>
-              <w:bottom w:val="none" w:sz="0" w:space="0" w:color="000000"/>
-              <w:top w:val="none" w:sz="0" w:space="0" w:color="000000"/>
-              <w:left w:val="none" w:sz="0" w:space="0" w:color="000000"/>
-              <w:right w:val="none" w:sz="0" w:space="0" w:color="000000"/>
-            </w:tcBorders>
-            <w:shd w:val="clear" w:color="auto" w:fill="FFFFFF"/>
-            <w:tcMar>
-              <w:top w:w="0" w:type="dxa"/>
-              <w:bottom w:w="0" w:type="dxa"/>
-              <w:left w:w="0" w:type="dxa"/>
-              <w:right w:w="0" w:type="dxa"/>
-            </w:tcMar>
-            <w:vAlign w:val="top"/>
-          </w:tcPr>
-          <w:p>
-            <w:pPr>
-              <w:pStyle w:val="Normal"/>
-              <w:jc w:val="center"/>
-              <w:pBdr>
-                <w:bottom w:val="none" w:sz="0" w:space="0" w:color="000000"/>
-                <w:top w:val="none" w:sz="0" w:space="0" w:color="000000"/>
-                <w:left w:val="none" w:sz="0" w:space="0" w:color="000000"/>
-                <w:right w:val="none" w:sz="0" w:space="0" w:color="000000"/>
-              </w:pBdr>
-              <w:spacing w:after="100" w:before="100" w:line="240"/>
-              <w:ind w:left="100" w:right="100" w:firstLine="0" w:firstLineChars="0"/>
-              <w:rPr>
-                <w:rFonts w:ascii="Helvetica" w:hAnsi="Helvetica" w:eastAsia="Helvetica" w:cs="Helvetica"/>
-                <w:i w:val="false"/>
-                <w:b w:val="false"/>
-                <w:u w:val="none"/>
-                <w:sz w:val="22"/>
-                <w:szCs w:val="22"/>
-                <w:color w:val="000000"/>
-              </w:rPr>
-            </w:pPr>
-            <w:r>
-              <w:rPr>
-                <w:rFonts w:ascii="Helvetica" w:hAnsi="Helvetica" w:eastAsia="Helvetica" w:cs="Helvetica"/>
-                <w:i w:val="false"/>
-                <w:b w:val="false"/>
-                <w:u w:val="none"/>
-                <w:sz w:val="22"/>
-                <w:szCs w:val="22"/>
-                <w:color w:val="000000"/>
-              </w:rPr>
-              <w:t xml:space="preserve">0.920</w:t>
+              <w:t xml:space="preserve">1.09</w:t>
+            </w:r>
+          </w:p>
+        </w:tc>
+        <w:tc>
+          <w:tcPr>
+            <w:tcBorders>
+              <w:bottom w:val="none" w:sz="0" w:space="0" w:color="000000"/>
+              <w:top w:val="none" w:sz="0" w:space="0" w:color="000000"/>
+              <w:left w:val="none" w:sz="0" w:space="0" w:color="000000"/>
+              <w:right w:val="none" w:sz="0" w:space="0" w:color="000000"/>
+            </w:tcBorders>
+            <w:shd w:val="clear" w:color="auto" w:fill="FFFFFF"/>
+            <w:tcMar>
+              <w:top w:w="0" w:type="dxa"/>
+              <w:bottom w:w="0" w:type="dxa"/>
+              <w:left w:w="0" w:type="dxa"/>
+              <w:right w:w="0" w:type="dxa"/>
+            </w:tcMar>
+            <w:vAlign w:val="top"/>
+          </w:tcPr>
+          <w:p>
+            <w:pPr>
+              <w:pStyle w:val="Normal"/>
+              <w:jc w:val="center"/>
+              <w:pBdr>
+                <w:bottom w:val="none" w:sz="0" w:space="0" w:color="000000"/>
+                <w:top w:val="none" w:sz="0" w:space="0" w:color="000000"/>
+                <w:left w:val="none" w:sz="0" w:space="0" w:color="000000"/>
+                <w:right w:val="none" w:sz="0" w:space="0" w:color="000000"/>
+              </w:pBdr>
+              <w:spacing w:after="100" w:before="100" w:line="240"/>
+              <w:ind w:left="100" w:right="100" w:firstLine="0" w:firstLineChars="0"/>
+              <w:rPr>
+                <w:rFonts w:ascii="Helvetica" w:hAnsi="Helvetica" w:eastAsia="Helvetica" w:cs="Helvetica"/>
+                <w:i w:val="false"/>
+                <w:b w:val="false"/>
+                <w:u w:val="none"/>
+                <w:sz w:val="22"/>
+                <w:szCs w:val="22"/>
+                <w:color w:val="000000"/>
+              </w:rPr>
+            </w:pPr>
+            <w:r>
+              <w:rPr>
+                <w:rFonts w:ascii="Helvetica" w:hAnsi="Helvetica" w:eastAsia="Helvetica" w:cs="Helvetica"/>
+                <w:i w:val="false"/>
+                <w:b w:val="false"/>
+                <w:u w:val="none"/>
+                <w:sz w:val="22"/>
+                <w:szCs w:val="22"/>
+                <w:color w:val="000000"/>
+              </w:rPr>
+              <w:t xml:space="preserve">0.05, 25.2</w:t>
+            </w:r>
+          </w:p>
+        </w:tc>
+        <w:tc>
+          <w:tcPr>
+            <w:tcBorders>
+              <w:bottom w:val="none" w:sz="0" w:space="0" w:color="000000"/>
+              <w:top w:val="none" w:sz="0" w:space="0" w:color="000000"/>
+              <w:left w:val="none" w:sz="0" w:space="0" w:color="000000"/>
+              <w:right w:val="none" w:sz="0" w:space="0" w:color="000000"/>
+            </w:tcBorders>
+            <w:shd w:val="clear" w:color="auto" w:fill="FFFFFF"/>
+            <w:tcMar>
+              <w:top w:w="0" w:type="dxa"/>
+              <w:bottom w:w="0" w:type="dxa"/>
+              <w:left w:w="0" w:type="dxa"/>
+              <w:right w:w="0" w:type="dxa"/>
+            </w:tcMar>
+            <w:vAlign w:val="top"/>
+          </w:tcPr>
+          <w:p>
+            <w:pPr>
+              <w:pStyle w:val="Normal"/>
+              <w:jc w:val="center"/>
+              <w:pBdr>
+                <w:bottom w:val="none" w:sz="0" w:space="0" w:color="000000"/>
+                <w:top w:val="none" w:sz="0" w:space="0" w:color="000000"/>
+                <w:left w:val="none" w:sz="0" w:space="0" w:color="000000"/>
+                <w:right w:val="none" w:sz="0" w:space="0" w:color="000000"/>
+              </w:pBdr>
+              <w:spacing w:after="100" w:before="100" w:line="240"/>
+              <w:ind w:left="100" w:right="100" w:firstLine="0" w:firstLineChars="0"/>
+              <w:rPr>
+                <w:rFonts w:ascii="Helvetica" w:hAnsi="Helvetica" w:eastAsia="Helvetica" w:cs="Helvetica"/>
+                <w:i w:val="false"/>
+                <w:b w:val="false"/>
+                <w:u w:val="none"/>
+                <w:sz w:val="22"/>
+                <w:szCs w:val="22"/>
+                <w:color w:val="000000"/>
+              </w:rPr>
+            </w:pPr>
+            <w:r>
+              <w:rPr>
+                <w:rFonts w:ascii="Helvetica" w:hAnsi="Helvetica" w:eastAsia="Helvetica" w:cs="Helvetica"/>
+                <w:i w:val="false"/>
+                <w:b w:val="false"/>
+                <w:u w:val="none"/>
+                <w:sz w:val="22"/>
+                <w:szCs w:val="22"/>
+                <w:color w:val="000000"/>
+              </w:rPr>
+              <w:t xml:space="preserve">0.960</w:t>
             </w:r>
           </w:p>
         </w:tc>
@@ -7382,113 +7382,113 @@
                 <w:szCs w:val="22"/>
                 <w:color w:val="000000"/>
               </w:rPr>
-              <w:t xml:space="preserve">5.74</w:t>
-            </w:r>
-          </w:p>
-        </w:tc>
-        <w:tc>
-          <w:tcPr>
-            <w:tcBorders>
-              <w:bottom w:val="none" w:sz="0" w:space="0" w:color="000000"/>
-              <w:top w:val="none" w:sz="0" w:space="0" w:color="000000"/>
-              <w:left w:val="none" w:sz="0" w:space="0" w:color="000000"/>
-              <w:right w:val="none" w:sz="0" w:space="0" w:color="000000"/>
-            </w:tcBorders>
-            <w:shd w:val="clear" w:color="auto" w:fill="FFFFFF"/>
-            <w:tcMar>
-              <w:top w:w="0" w:type="dxa"/>
-              <w:bottom w:w="0" w:type="dxa"/>
-              <w:left w:w="0" w:type="dxa"/>
-              <w:right w:w="0" w:type="dxa"/>
-            </w:tcMar>
-            <w:vAlign w:val="top"/>
-          </w:tcPr>
-          <w:p>
-            <w:pPr>
-              <w:pStyle w:val="Normal"/>
-              <w:jc w:val="center"/>
-              <w:pBdr>
-                <w:bottom w:val="none" w:sz="0" w:space="0" w:color="000000"/>
-                <w:top w:val="none" w:sz="0" w:space="0" w:color="000000"/>
-                <w:left w:val="none" w:sz="0" w:space="0" w:color="000000"/>
-                <w:right w:val="none" w:sz="0" w:space="0" w:color="000000"/>
-              </w:pBdr>
-              <w:spacing w:after="100" w:before="100" w:line="240"/>
-              <w:ind w:left="100" w:right="100" w:firstLine="0" w:firstLineChars="0"/>
-              <w:rPr>
-                <w:rFonts w:ascii="Helvetica" w:hAnsi="Helvetica" w:eastAsia="Helvetica" w:cs="Helvetica"/>
-                <w:i w:val="false"/>
-                <w:b w:val="false"/>
-                <w:u w:val="none"/>
-                <w:sz w:val="22"/>
-                <w:szCs w:val="22"/>
-                <w:color w:val="000000"/>
-              </w:rPr>
-            </w:pPr>
-            <w:r>
-              <w:rPr>
-                <w:rFonts w:ascii="Helvetica" w:hAnsi="Helvetica" w:eastAsia="Helvetica" w:cs="Helvetica"/>
-                <w:i w:val="false"/>
-                <w:b w:val="false"/>
-                <w:u w:val="none"/>
-                <w:sz w:val="22"/>
-                <w:szCs w:val="22"/>
-                <w:color w:val="000000"/>
-              </w:rPr>
-              <w:t xml:space="preserve">0.08, 424</w:t>
-            </w:r>
-          </w:p>
-        </w:tc>
-        <w:tc>
-          <w:tcPr>
-            <w:tcBorders>
-              <w:bottom w:val="none" w:sz="0" w:space="0" w:color="000000"/>
-              <w:top w:val="none" w:sz="0" w:space="0" w:color="000000"/>
-              <w:left w:val="none" w:sz="0" w:space="0" w:color="000000"/>
-              <w:right w:val="none" w:sz="0" w:space="0" w:color="000000"/>
-            </w:tcBorders>
-            <w:shd w:val="clear" w:color="auto" w:fill="FFFFFF"/>
-            <w:tcMar>
-              <w:top w:w="0" w:type="dxa"/>
-              <w:bottom w:w="0" w:type="dxa"/>
-              <w:left w:w="0" w:type="dxa"/>
-              <w:right w:w="0" w:type="dxa"/>
-            </w:tcMar>
-            <w:vAlign w:val="top"/>
-          </w:tcPr>
-          <w:p>
-            <w:pPr>
-              <w:pStyle w:val="Normal"/>
-              <w:jc w:val="center"/>
-              <w:pBdr>
-                <w:bottom w:val="none" w:sz="0" w:space="0" w:color="000000"/>
-                <w:top w:val="none" w:sz="0" w:space="0" w:color="000000"/>
-                <w:left w:val="none" w:sz="0" w:space="0" w:color="000000"/>
-                <w:right w:val="none" w:sz="0" w:space="0" w:color="000000"/>
-              </w:pBdr>
-              <w:spacing w:after="100" w:before="100" w:line="240"/>
-              <w:ind w:left="100" w:right="100" w:firstLine="0" w:firstLineChars="0"/>
-              <w:rPr>
-                <w:rFonts w:ascii="Helvetica" w:hAnsi="Helvetica" w:eastAsia="Helvetica" w:cs="Helvetica"/>
-                <w:i w:val="false"/>
-                <w:b w:val="false"/>
-                <w:u w:val="none"/>
-                <w:sz w:val="22"/>
-                <w:szCs w:val="22"/>
-                <w:color w:val="000000"/>
-              </w:rPr>
-            </w:pPr>
-            <w:r>
-              <w:rPr>
-                <w:rFonts w:ascii="Helvetica" w:hAnsi="Helvetica" w:eastAsia="Helvetica" w:cs="Helvetica"/>
-                <w:i w:val="false"/>
-                <w:b w:val="false"/>
-                <w:u w:val="none"/>
-                <w:sz w:val="22"/>
-                <w:szCs w:val="22"/>
-                <w:color w:val="000000"/>
-              </w:rPr>
-              <w:t xml:space="preserve">0.430</w:t>
+              <w:t xml:space="preserve">4.92</w:t>
+            </w:r>
+          </w:p>
+        </w:tc>
+        <w:tc>
+          <w:tcPr>
+            <w:tcBorders>
+              <w:bottom w:val="none" w:sz="0" w:space="0" w:color="000000"/>
+              <w:top w:val="none" w:sz="0" w:space="0" w:color="000000"/>
+              <w:left w:val="none" w:sz="0" w:space="0" w:color="000000"/>
+              <w:right w:val="none" w:sz="0" w:space="0" w:color="000000"/>
+            </w:tcBorders>
+            <w:shd w:val="clear" w:color="auto" w:fill="FFFFFF"/>
+            <w:tcMar>
+              <w:top w:w="0" w:type="dxa"/>
+              <w:bottom w:w="0" w:type="dxa"/>
+              <w:left w:w="0" w:type="dxa"/>
+              <w:right w:w="0" w:type="dxa"/>
+            </w:tcMar>
+            <w:vAlign w:val="top"/>
+          </w:tcPr>
+          <w:p>
+            <w:pPr>
+              <w:pStyle w:val="Normal"/>
+              <w:jc w:val="center"/>
+              <w:pBdr>
+                <w:bottom w:val="none" w:sz="0" w:space="0" w:color="000000"/>
+                <w:top w:val="none" w:sz="0" w:space="0" w:color="000000"/>
+                <w:left w:val="none" w:sz="0" w:space="0" w:color="000000"/>
+                <w:right w:val="none" w:sz="0" w:space="0" w:color="000000"/>
+              </w:pBdr>
+              <w:spacing w:after="100" w:before="100" w:line="240"/>
+              <w:ind w:left="100" w:right="100" w:firstLine="0" w:firstLineChars="0"/>
+              <w:rPr>
+                <w:rFonts w:ascii="Helvetica" w:hAnsi="Helvetica" w:eastAsia="Helvetica" w:cs="Helvetica"/>
+                <w:i w:val="false"/>
+                <w:b w:val="false"/>
+                <w:u w:val="none"/>
+                <w:sz w:val="22"/>
+                <w:szCs w:val="22"/>
+                <w:color w:val="000000"/>
+              </w:rPr>
+            </w:pPr>
+            <w:r>
+              <w:rPr>
+                <w:rFonts w:ascii="Helvetica" w:hAnsi="Helvetica" w:eastAsia="Helvetica" w:cs="Helvetica"/>
+                <w:i w:val="false"/>
+                <w:b w:val="false"/>
+                <w:u w:val="none"/>
+                <w:sz w:val="22"/>
+                <w:szCs w:val="22"/>
+                <w:color w:val="000000"/>
+              </w:rPr>
+              <w:t xml:space="preserve">0.08, 320</w:t>
+            </w:r>
+          </w:p>
+        </w:tc>
+        <w:tc>
+          <w:tcPr>
+            <w:tcBorders>
+              <w:bottom w:val="none" w:sz="0" w:space="0" w:color="000000"/>
+              <w:top w:val="none" w:sz="0" w:space="0" w:color="000000"/>
+              <w:left w:val="none" w:sz="0" w:space="0" w:color="000000"/>
+              <w:right w:val="none" w:sz="0" w:space="0" w:color="000000"/>
+            </w:tcBorders>
+            <w:shd w:val="clear" w:color="auto" w:fill="FFFFFF"/>
+            <w:tcMar>
+              <w:top w:w="0" w:type="dxa"/>
+              <w:bottom w:w="0" w:type="dxa"/>
+              <w:left w:w="0" w:type="dxa"/>
+              <w:right w:w="0" w:type="dxa"/>
+            </w:tcMar>
+            <w:vAlign w:val="top"/>
+          </w:tcPr>
+          <w:p>
+            <w:pPr>
+              <w:pStyle w:val="Normal"/>
+              <w:jc w:val="center"/>
+              <w:pBdr>
+                <w:bottom w:val="none" w:sz="0" w:space="0" w:color="000000"/>
+                <w:top w:val="none" w:sz="0" w:space="0" w:color="000000"/>
+                <w:left w:val="none" w:sz="0" w:space="0" w:color="000000"/>
+                <w:right w:val="none" w:sz="0" w:space="0" w:color="000000"/>
+              </w:pBdr>
+              <w:spacing w:after="100" w:before="100" w:line="240"/>
+              <w:ind w:left="100" w:right="100" w:firstLine="0" w:firstLineChars="0"/>
+              <w:rPr>
+                <w:rFonts w:ascii="Helvetica" w:hAnsi="Helvetica" w:eastAsia="Helvetica" w:cs="Helvetica"/>
+                <w:i w:val="false"/>
+                <w:b w:val="false"/>
+                <w:u w:val="none"/>
+                <w:sz w:val="22"/>
+                <w:szCs w:val="22"/>
+                <w:color w:val="000000"/>
+              </w:rPr>
+            </w:pPr>
+            <w:r>
+              <w:rPr>
+                <w:rFonts w:ascii="Helvetica" w:hAnsi="Helvetica" w:eastAsia="Helvetica" w:cs="Helvetica"/>
+                <w:i w:val="false"/>
+                <w:b w:val="false"/>
+                <w:u w:val="none"/>
+                <w:sz w:val="22"/>
+                <w:szCs w:val="22"/>
+                <w:color w:val="000000"/>
+              </w:rPr>
+              <w:t xml:space="preserve">0.450</w:t>
             </w:r>
           </w:p>
         </w:tc>
@@ -8348,113 +8348,113 @@
                 <w:szCs w:val="22"/>
                 <w:color w:val="000000"/>
               </w:rPr>
-              <w:t xml:space="preserve">9.43</w:t>
-            </w:r>
-          </w:p>
-        </w:tc>
-        <w:tc>
-          <w:tcPr>
-            <w:tcBorders>
-              <w:bottom w:val="none" w:sz="0" w:space="0" w:color="000000"/>
-              <w:top w:val="none" w:sz="0" w:space="0" w:color="000000"/>
-              <w:left w:val="none" w:sz="0" w:space="0" w:color="000000"/>
-              <w:right w:val="none" w:sz="0" w:space="0" w:color="000000"/>
-            </w:tcBorders>
-            <w:shd w:val="clear" w:color="auto" w:fill="FFFFFF"/>
-            <w:tcMar>
-              <w:top w:w="0" w:type="dxa"/>
-              <w:bottom w:w="0" w:type="dxa"/>
-              <w:left w:w="0" w:type="dxa"/>
-              <w:right w:w="0" w:type="dxa"/>
-            </w:tcMar>
-            <w:vAlign w:val="top"/>
-          </w:tcPr>
-          <w:p>
-            <w:pPr>
-              <w:pStyle w:val="Normal"/>
-              <w:jc w:val="center"/>
-              <w:pBdr>
-                <w:bottom w:val="none" w:sz="0" w:space="0" w:color="000000"/>
-                <w:top w:val="none" w:sz="0" w:space="0" w:color="000000"/>
-                <w:left w:val="none" w:sz="0" w:space="0" w:color="000000"/>
-                <w:right w:val="none" w:sz="0" w:space="0" w:color="000000"/>
-              </w:pBdr>
-              <w:spacing w:after="100" w:before="100" w:line="240"/>
-              <w:ind w:left="100" w:right="100" w:firstLine="0" w:firstLineChars="0"/>
-              <w:rPr>
-                <w:rFonts w:ascii="Helvetica" w:hAnsi="Helvetica" w:eastAsia="Helvetica" w:cs="Helvetica"/>
-                <w:i w:val="false"/>
-                <w:b w:val="false"/>
-                <w:u w:val="none"/>
-                <w:sz w:val="22"/>
-                <w:szCs w:val="22"/>
-                <w:color w:val="000000"/>
-              </w:rPr>
-            </w:pPr>
-            <w:r>
-              <w:rPr>
-                <w:rFonts w:ascii="Helvetica" w:hAnsi="Helvetica" w:eastAsia="Helvetica" w:cs="Helvetica"/>
-                <w:i w:val="false"/>
-                <w:b w:val="false"/>
-                <w:u w:val="none"/>
-                <w:sz w:val="22"/>
-                <w:szCs w:val="22"/>
-                <w:color w:val="000000"/>
-              </w:rPr>
-              <w:t xml:space="preserve">0.30, 294</w:t>
-            </w:r>
-          </w:p>
-        </w:tc>
-        <w:tc>
-          <w:tcPr>
-            <w:tcBorders>
-              <w:bottom w:val="none" w:sz="0" w:space="0" w:color="000000"/>
-              <w:top w:val="none" w:sz="0" w:space="0" w:color="000000"/>
-              <w:left w:val="none" w:sz="0" w:space="0" w:color="000000"/>
-              <w:right w:val="none" w:sz="0" w:space="0" w:color="000000"/>
-            </w:tcBorders>
-            <w:shd w:val="clear" w:color="auto" w:fill="FFFFFF"/>
-            <w:tcMar>
-              <w:top w:w="0" w:type="dxa"/>
-              <w:bottom w:w="0" w:type="dxa"/>
-              <w:left w:w="0" w:type="dxa"/>
-              <w:right w:w="0" w:type="dxa"/>
-            </w:tcMar>
-            <w:vAlign w:val="top"/>
-          </w:tcPr>
-          <w:p>
-            <w:pPr>
-              <w:pStyle w:val="Normal"/>
-              <w:jc w:val="center"/>
-              <w:pBdr>
-                <w:bottom w:val="none" w:sz="0" w:space="0" w:color="000000"/>
-                <w:top w:val="none" w:sz="0" w:space="0" w:color="000000"/>
-                <w:left w:val="none" w:sz="0" w:space="0" w:color="000000"/>
-                <w:right w:val="none" w:sz="0" w:space="0" w:color="000000"/>
-              </w:pBdr>
-              <w:spacing w:after="100" w:before="100" w:line="240"/>
-              <w:ind w:left="100" w:right="100" w:firstLine="0" w:firstLineChars="0"/>
-              <w:rPr>
-                <w:rFonts w:ascii="Helvetica" w:hAnsi="Helvetica" w:eastAsia="Helvetica" w:cs="Helvetica"/>
-                <w:i w:val="false"/>
-                <w:b w:val="false"/>
-                <w:u w:val="none"/>
-                <w:sz w:val="22"/>
-                <w:szCs w:val="22"/>
-                <w:color w:val="000000"/>
-              </w:rPr>
-            </w:pPr>
-            <w:r>
-              <w:rPr>
-                <w:rFonts w:ascii="Helvetica" w:hAnsi="Helvetica" w:eastAsia="Helvetica" w:cs="Helvetica"/>
-                <w:i w:val="false"/>
-                <w:b w:val="false"/>
-                <w:u w:val="none"/>
-                <w:sz w:val="22"/>
-                <w:szCs w:val="22"/>
-                <w:color w:val="000000"/>
-              </w:rPr>
-              <w:t xml:space="preserve">0.200</w:t>
+              <w:t xml:space="preserve">8.48</w:t>
+            </w:r>
+          </w:p>
+        </w:tc>
+        <w:tc>
+          <w:tcPr>
+            <w:tcBorders>
+              <w:bottom w:val="none" w:sz="0" w:space="0" w:color="000000"/>
+              <w:top w:val="none" w:sz="0" w:space="0" w:color="000000"/>
+              <w:left w:val="none" w:sz="0" w:space="0" w:color="000000"/>
+              <w:right w:val="none" w:sz="0" w:space="0" w:color="000000"/>
+            </w:tcBorders>
+            <w:shd w:val="clear" w:color="auto" w:fill="FFFFFF"/>
+            <w:tcMar>
+              <w:top w:w="0" w:type="dxa"/>
+              <w:bottom w:w="0" w:type="dxa"/>
+              <w:left w:w="0" w:type="dxa"/>
+              <w:right w:w="0" w:type="dxa"/>
+            </w:tcMar>
+            <w:vAlign w:val="top"/>
+          </w:tcPr>
+          <w:p>
+            <w:pPr>
+              <w:pStyle w:val="Normal"/>
+              <w:jc w:val="center"/>
+              <w:pBdr>
+                <w:bottom w:val="none" w:sz="0" w:space="0" w:color="000000"/>
+                <w:top w:val="none" w:sz="0" w:space="0" w:color="000000"/>
+                <w:left w:val="none" w:sz="0" w:space="0" w:color="000000"/>
+                <w:right w:val="none" w:sz="0" w:space="0" w:color="000000"/>
+              </w:pBdr>
+              <w:spacing w:after="100" w:before="100" w:line="240"/>
+              <w:ind w:left="100" w:right="100" w:firstLine="0" w:firstLineChars="0"/>
+              <w:rPr>
+                <w:rFonts w:ascii="Helvetica" w:hAnsi="Helvetica" w:eastAsia="Helvetica" w:cs="Helvetica"/>
+                <w:i w:val="false"/>
+                <w:b w:val="false"/>
+                <w:u w:val="none"/>
+                <w:sz w:val="22"/>
+                <w:szCs w:val="22"/>
+                <w:color w:val="000000"/>
+              </w:rPr>
+            </w:pPr>
+            <w:r>
+              <w:rPr>
+                <w:rFonts w:ascii="Helvetica" w:hAnsi="Helvetica" w:eastAsia="Helvetica" w:cs="Helvetica"/>
+                <w:i w:val="false"/>
+                <w:b w:val="false"/>
+                <w:u w:val="none"/>
+                <w:sz w:val="22"/>
+                <w:szCs w:val="22"/>
+                <w:color w:val="000000"/>
+              </w:rPr>
+              <w:t xml:space="preserve">0.27, 270</w:t>
+            </w:r>
+          </w:p>
+        </w:tc>
+        <w:tc>
+          <w:tcPr>
+            <w:tcBorders>
+              <w:bottom w:val="none" w:sz="0" w:space="0" w:color="000000"/>
+              <w:top w:val="none" w:sz="0" w:space="0" w:color="000000"/>
+              <w:left w:val="none" w:sz="0" w:space="0" w:color="000000"/>
+              <w:right w:val="none" w:sz="0" w:space="0" w:color="000000"/>
+            </w:tcBorders>
+            <w:shd w:val="clear" w:color="auto" w:fill="FFFFFF"/>
+            <w:tcMar>
+              <w:top w:w="0" w:type="dxa"/>
+              <w:bottom w:w="0" w:type="dxa"/>
+              <w:left w:w="0" w:type="dxa"/>
+              <w:right w:w="0" w:type="dxa"/>
+            </w:tcMar>
+            <w:vAlign w:val="top"/>
+          </w:tcPr>
+          <w:p>
+            <w:pPr>
+              <w:pStyle w:val="Normal"/>
+              <w:jc w:val="center"/>
+              <w:pBdr>
+                <w:bottom w:val="none" w:sz="0" w:space="0" w:color="000000"/>
+                <w:top w:val="none" w:sz="0" w:space="0" w:color="000000"/>
+                <w:left w:val="none" w:sz="0" w:space="0" w:color="000000"/>
+                <w:right w:val="none" w:sz="0" w:space="0" w:color="000000"/>
+              </w:pBdr>
+              <w:spacing w:after="100" w:before="100" w:line="240"/>
+              <w:ind w:left="100" w:right="100" w:firstLine="0" w:firstLineChars="0"/>
+              <w:rPr>
+                <w:rFonts w:ascii="Helvetica" w:hAnsi="Helvetica" w:eastAsia="Helvetica" w:cs="Helvetica"/>
+                <w:i w:val="false"/>
+                <w:b w:val="false"/>
+                <w:u w:val="none"/>
+                <w:sz w:val="22"/>
+                <w:szCs w:val="22"/>
+                <w:color w:val="000000"/>
+              </w:rPr>
+            </w:pPr>
+            <w:r>
+              <w:rPr>
+                <w:rFonts w:ascii="Helvetica" w:hAnsi="Helvetica" w:eastAsia="Helvetica" w:cs="Helvetica"/>
+                <w:i w:val="false"/>
+                <w:b w:val="false"/>
+                <w:u w:val="none"/>
+                <w:sz w:val="22"/>
+                <w:szCs w:val="22"/>
+                <w:color w:val="000000"/>
+              </w:rPr>
+              <w:t xml:space="preserve">0.230</w:t>
             </w:r>
           </w:p>
         </w:tc>
@@ -9797,113 +9797,113 @@
                 <w:szCs w:val="22"/>
                 <w:color w:val="000000"/>
               </w:rPr>
-              <w:t xml:space="preserve">0.03</w:t>
-            </w:r>
-          </w:p>
-        </w:tc>
-        <w:tc>
-          <w:tcPr>
-            <w:tcBorders>
-              <w:bottom w:val="none" w:sz="0" w:space="0" w:color="000000"/>
-              <w:top w:val="none" w:sz="0" w:space="0" w:color="000000"/>
-              <w:left w:val="none" w:sz="0" w:space="0" w:color="000000"/>
-              <w:right w:val="none" w:sz="0" w:space="0" w:color="000000"/>
-            </w:tcBorders>
-            <w:shd w:val="clear" w:color="auto" w:fill="FFFFFF"/>
-            <w:tcMar>
-              <w:top w:w="0" w:type="dxa"/>
-              <w:bottom w:w="0" w:type="dxa"/>
-              <w:left w:w="0" w:type="dxa"/>
-              <w:right w:w="0" w:type="dxa"/>
-            </w:tcMar>
-            <w:vAlign w:val="top"/>
-          </w:tcPr>
-          <w:p>
-            <w:pPr>
-              <w:pStyle w:val="Normal"/>
-              <w:jc w:val="center"/>
-              <w:pBdr>
-                <w:bottom w:val="none" w:sz="0" w:space="0" w:color="000000"/>
-                <w:top w:val="none" w:sz="0" w:space="0" w:color="000000"/>
-                <w:left w:val="none" w:sz="0" w:space="0" w:color="000000"/>
-                <w:right w:val="none" w:sz="0" w:space="0" w:color="000000"/>
-              </w:pBdr>
-              <w:spacing w:after="100" w:before="100" w:line="240"/>
-              <w:ind w:left="100" w:right="100" w:firstLine="0" w:firstLineChars="0"/>
-              <w:rPr>
-                <w:rFonts w:ascii="Helvetica" w:hAnsi="Helvetica" w:eastAsia="Helvetica" w:cs="Helvetica"/>
-                <w:i w:val="false"/>
-                <w:b w:val="false"/>
-                <w:u w:val="none"/>
-                <w:sz w:val="22"/>
-                <w:szCs w:val="22"/>
-                <w:color w:val="000000"/>
-              </w:rPr>
-            </w:pPr>
-            <w:r>
-              <w:rPr>
-                <w:rFonts w:ascii="Helvetica" w:hAnsi="Helvetica" w:eastAsia="Helvetica" w:cs="Helvetica"/>
-                <w:i w:val="false"/>
-                <w:b w:val="false"/>
-                <w:u w:val="none"/>
-                <w:sz w:val="22"/>
-                <w:szCs w:val="22"/>
-                <w:color w:val="000000"/>
-              </w:rPr>
-              <w:t xml:space="preserve">0.00, 1.41</w:t>
-            </w:r>
-          </w:p>
-        </w:tc>
-        <w:tc>
-          <w:tcPr>
-            <w:tcBorders>
-              <w:bottom w:val="none" w:sz="0" w:space="0" w:color="000000"/>
-              <w:top w:val="none" w:sz="0" w:space="0" w:color="000000"/>
-              <w:left w:val="none" w:sz="0" w:space="0" w:color="000000"/>
-              <w:right w:val="none" w:sz="0" w:space="0" w:color="000000"/>
-            </w:tcBorders>
-            <w:shd w:val="clear" w:color="auto" w:fill="FFFFFF"/>
-            <w:tcMar>
-              <w:top w:w="0" w:type="dxa"/>
-              <w:bottom w:w="0" w:type="dxa"/>
-              <w:left w:w="0" w:type="dxa"/>
-              <w:right w:w="0" w:type="dxa"/>
-            </w:tcMar>
-            <w:vAlign w:val="top"/>
-          </w:tcPr>
-          <w:p>
-            <w:pPr>
-              <w:pStyle w:val="Normal"/>
-              <w:jc w:val="center"/>
-              <w:pBdr>
-                <w:bottom w:val="none" w:sz="0" w:space="0" w:color="000000"/>
-                <w:top w:val="none" w:sz="0" w:space="0" w:color="000000"/>
-                <w:left w:val="none" w:sz="0" w:space="0" w:color="000000"/>
-                <w:right w:val="none" w:sz="0" w:space="0" w:color="000000"/>
-              </w:pBdr>
-              <w:spacing w:after="100" w:before="100" w:line="240"/>
-              <w:ind w:left="100" w:right="100" w:firstLine="0" w:firstLineChars="0"/>
-              <w:rPr>
-                <w:rFonts w:ascii="Helvetica" w:hAnsi="Helvetica" w:eastAsia="Helvetica" w:cs="Helvetica"/>
-                <w:i w:val="false"/>
-                <w:b w:val="false"/>
-                <w:u w:val="none"/>
-                <w:sz w:val="22"/>
-                <w:szCs w:val="22"/>
-                <w:color w:val="000000"/>
-              </w:rPr>
-            </w:pPr>
-            <w:r>
-              <w:rPr>
-                <w:rFonts w:ascii="Helvetica" w:hAnsi="Helvetica" w:eastAsia="Helvetica" w:cs="Helvetica"/>
-                <w:i w:val="false"/>
-                <w:b w:val="false"/>
-                <w:u w:val="none"/>
-                <w:sz w:val="22"/>
-                <w:szCs w:val="22"/>
-                <w:color w:val="000000"/>
-              </w:rPr>
-              <w:t xml:space="preserve">0.073</w:t>
+              <w:t xml:space="preserve">0.02</w:t>
+            </w:r>
+          </w:p>
+        </w:tc>
+        <w:tc>
+          <w:tcPr>
+            <w:tcBorders>
+              <w:bottom w:val="none" w:sz="0" w:space="0" w:color="000000"/>
+              <w:top w:val="none" w:sz="0" w:space="0" w:color="000000"/>
+              <w:left w:val="none" w:sz="0" w:space="0" w:color="000000"/>
+              <w:right w:val="none" w:sz="0" w:space="0" w:color="000000"/>
+            </w:tcBorders>
+            <w:shd w:val="clear" w:color="auto" w:fill="FFFFFF"/>
+            <w:tcMar>
+              <w:top w:w="0" w:type="dxa"/>
+              <w:bottom w:w="0" w:type="dxa"/>
+              <w:left w:w="0" w:type="dxa"/>
+              <w:right w:w="0" w:type="dxa"/>
+            </w:tcMar>
+            <w:vAlign w:val="top"/>
+          </w:tcPr>
+          <w:p>
+            <w:pPr>
+              <w:pStyle w:val="Normal"/>
+              <w:jc w:val="center"/>
+              <w:pBdr>
+                <w:bottom w:val="none" w:sz="0" w:space="0" w:color="000000"/>
+                <w:top w:val="none" w:sz="0" w:space="0" w:color="000000"/>
+                <w:left w:val="none" w:sz="0" w:space="0" w:color="000000"/>
+                <w:right w:val="none" w:sz="0" w:space="0" w:color="000000"/>
+              </w:pBdr>
+              <w:spacing w:after="100" w:before="100" w:line="240"/>
+              <w:ind w:left="100" w:right="100" w:firstLine="0" w:firstLineChars="0"/>
+              <w:rPr>
+                <w:rFonts w:ascii="Helvetica" w:hAnsi="Helvetica" w:eastAsia="Helvetica" w:cs="Helvetica"/>
+                <w:i w:val="false"/>
+                <w:b w:val="false"/>
+                <w:u w:val="none"/>
+                <w:sz w:val="22"/>
+                <w:szCs w:val="22"/>
+                <w:color w:val="000000"/>
+              </w:rPr>
+            </w:pPr>
+            <w:r>
+              <w:rPr>
+                <w:rFonts w:ascii="Helvetica" w:hAnsi="Helvetica" w:eastAsia="Helvetica" w:cs="Helvetica"/>
+                <w:i w:val="false"/>
+                <w:b w:val="false"/>
+                <w:u w:val="none"/>
+                <w:sz w:val="22"/>
+                <w:szCs w:val="22"/>
+                <w:color w:val="000000"/>
+              </w:rPr>
+              <w:t xml:space="preserve">0.00, 0.80</w:t>
+            </w:r>
+          </w:p>
+        </w:tc>
+        <w:tc>
+          <w:tcPr>
+            <w:tcBorders>
+              <w:bottom w:val="none" w:sz="0" w:space="0" w:color="000000"/>
+              <w:top w:val="none" w:sz="0" w:space="0" w:color="000000"/>
+              <w:left w:val="none" w:sz="0" w:space="0" w:color="000000"/>
+              <w:right w:val="none" w:sz="0" w:space="0" w:color="000000"/>
+            </w:tcBorders>
+            <w:shd w:val="clear" w:color="auto" w:fill="FFFFFF"/>
+            <w:tcMar>
+              <w:top w:w="0" w:type="dxa"/>
+              <w:bottom w:w="0" w:type="dxa"/>
+              <w:left w:w="0" w:type="dxa"/>
+              <w:right w:w="0" w:type="dxa"/>
+            </w:tcMar>
+            <w:vAlign w:val="top"/>
+          </w:tcPr>
+          <w:p>
+            <w:pPr>
+              <w:pStyle w:val="Normal"/>
+              <w:jc w:val="center"/>
+              <w:pBdr>
+                <w:bottom w:val="none" w:sz="0" w:space="0" w:color="000000"/>
+                <w:top w:val="none" w:sz="0" w:space="0" w:color="000000"/>
+                <w:left w:val="none" w:sz="0" w:space="0" w:color="000000"/>
+                <w:right w:val="none" w:sz="0" w:space="0" w:color="000000"/>
+              </w:pBdr>
+              <w:spacing w:after="100" w:before="100" w:line="240"/>
+              <w:ind w:left="100" w:right="100" w:firstLine="0" w:firstLineChars="0"/>
+              <w:rPr>
+                <w:rFonts w:ascii="Helvetica" w:hAnsi="Helvetica" w:eastAsia="Helvetica" w:cs="Helvetica"/>
+                <w:i w:val="false"/>
+                <w:b w:val="false"/>
+                <w:u w:val="none"/>
+                <w:sz w:val="22"/>
+                <w:szCs w:val="22"/>
+                <w:color w:val="000000"/>
+              </w:rPr>
+            </w:pPr>
+            <w:r>
+              <w:rPr>
+                <w:rFonts w:ascii="Helvetica" w:hAnsi="Helvetica" w:eastAsia="Helvetica" w:cs="Helvetica"/>
+                <w:i w:val="false"/>
+                <w:b w:val="false"/>
+                <w:u w:val="none"/>
+                <w:sz w:val="22"/>
+                <w:szCs w:val="22"/>
+                <w:color w:val="000000"/>
+              </w:rPr>
+              <w:t xml:space="preserve">0.037</w:t>
             </w:r>
           </w:p>
         </w:tc>
@@ -10280,113 +10280,113 @@
                 <w:szCs w:val="22"/>
                 <w:color w:val="000000"/>
               </w:rPr>
-              <w:t xml:space="preserve">0.15</w:t>
-            </w:r>
-          </w:p>
-        </w:tc>
-        <w:tc>
-          <w:tcPr>
-            <w:tcBorders>
-              <w:bottom w:val="none" w:sz="0" w:space="0" w:color="000000"/>
-              <w:top w:val="none" w:sz="0" w:space="0" w:color="000000"/>
-              <w:left w:val="none" w:sz="0" w:space="0" w:color="000000"/>
-              <w:right w:val="none" w:sz="0" w:space="0" w:color="000000"/>
-            </w:tcBorders>
-            <w:shd w:val="clear" w:color="auto" w:fill="FFFFFF"/>
-            <w:tcMar>
-              <w:top w:w="0" w:type="dxa"/>
-              <w:bottom w:w="0" w:type="dxa"/>
-              <w:left w:w="0" w:type="dxa"/>
-              <w:right w:w="0" w:type="dxa"/>
-            </w:tcMar>
-            <w:vAlign w:val="top"/>
-          </w:tcPr>
-          <w:p>
-            <w:pPr>
-              <w:pStyle w:val="Normal"/>
-              <w:jc w:val="center"/>
-              <w:pBdr>
-                <w:bottom w:val="none" w:sz="0" w:space="0" w:color="000000"/>
-                <w:top w:val="none" w:sz="0" w:space="0" w:color="000000"/>
-                <w:left w:val="none" w:sz="0" w:space="0" w:color="000000"/>
-                <w:right w:val="none" w:sz="0" w:space="0" w:color="000000"/>
-              </w:pBdr>
-              <w:spacing w:after="100" w:before="100" w:line="240"/>
-              <w:ind w:left="100" w:right="100" w:firstLine="0" w:firstLineChars="0"/>
-              <w:rPr>
-                <w:rFonts w:ascii="Helvetica" w:hAnsi="Helvetica" w:eastAsia="Helvetica" w:cs="Helvetica"/>
-                <w:i w:val="false"/>
-                <w:b w:val="false"/>
-                <w:u w:val="none"/>
-                <w:sz w:val="22"/>
-                <w:szCs w:val="22"/>
-                <w:color w:val="000000"/>
-              </w:rPr>
-            </w:pPr>
-            <w:r>
-              <w:rPr>
-                <w:rFonts w:ascii="Helvetica" w:hAnsi="Helvetica" w:eastAsia="Helvetica" w:cs="Helvetica"/>
-                <w:i w:val="false"/>
-                <w:b w:val="false"/>
-                <w:u w:val="none"/>
-                <w:sz w:val="22"/>
-                <w:szCs w:val="22"/>
-                <w:color w:val="000000"/>
-              </w:rPr>
-              <w:t xml:space="preserve">0.02, 0.96</w:t>
-            </w:r>
-          </w:p>
-        </w:tc>
-        <w:tc>
-          <w:tcPr>
-            <w:tcBorders>
-              <w:bottom w:val="none" w:sz="0" w:space="0" w:color="000000"/>
-              <w:top w:val="none" w:sz="0" w:space="0" w:color="000000"/>
-              <w:left w:val="none" w:sz="0" w:space="0" w:color="000000"/>
-              <w:right w:val="none" w:sz="0" w:space="0" w:color="000000"/>
-            </w:tcBorders>
-            <w:shd w:val="clear" w:color="auto" w:fill="FFFFFF"/>
-            <w:tcMar>
-              <w:top w:w="0" w:type="dxa"/>
-              <w:bottom w:w="0" w:type="dxa"/>
-              <w:left w:w="0" w:type="dxa"/>
-              <w:right w:w="0" w:type="dxa"/>
-            </w:tcMar>
-            <w:vAlign w:val="top"/>
-          </w:tcPr>
-          <w:p>
-            <w:pPr>
-              <w:pStyle w:val="Normal"/>
-              <w:jc w:val="center"/>
-              <w:pBdr>
-                <w:bottom w:val="none" w:sz="0" w:space="0" w:color="000000"/>
-                <w:top w:val="none" w:sz="0" w:space="0" w:color="000000"/>
-                <w:left w:val="none" w:sz="0" w:space="0" w:color="000000"/>
-                <w:right w:val="none" w:sz="0" w:space="0" w:color="000000"/>
-              </w:pBdr>
-              <w:spacing w:after="100" w:before="100" w:line="240"/>
-              <w:ind w:left="100" w:right="100" w:firstLine="0" w:firstLineChars="0"/>
-              <w:rPr>
-                <w:rFonts w:ascii="Helvetica" w:hAnsi="Helvetica" w:eastAsia="Helvetica" w:cs="Helvetica"/>
-                <w:i w:val="false"/>
-                <w:b w:val="false"/>
-                <w:u w:val="none"/>
-                <w:sz w:val="22"/>
-                <w:szCs w:val="22"/>
-                <w:color w:val="000000"/>
-              </w:rPr>
-            </w:pPr>
-            <w:r>
-              <w:rPr>
-                <w:rFonts w:ascii="Helvetica" w:hAnsi="Helvetica" w:eastAsia="Helvetica" w:cs="Helvetica"/>
-                <w:i w:val="false"/>
-                <w:b w:val="false"/>
-                <w:u w:val="none"/>
-                <w:sz w:val="22"/>
-                <w:szCs w:val="22"/>
-                <w:color w:val="000000"/>
-              </w:rPr>
-              <w:t xml:space="preserve">0.045</w:t>
+              <w:t xml:space="preserve">0.17</w:t>
+            </w:r>
+          </w:p>
+        </w:tc>
+        <w:tc>
+          <w:tcPr>
+            <w:tcBorders>
+              <w:bottom w:val="none" w:sz="0" w:space="0" w:color="000000"/>
+              <w:top w:val="none" w:sz="0" w:space="0" w:color="000000"/>
+              <w:left w:val="none" w:sz="0" w:space="0" w:color="000000"/>
+              <w:right w:val="none" w:sz="0" w:space="0" w:color="000000"/>
+            </w:tcBorders>
+            <w:shd w:val="clear" w:color="auto" w:fill="FFFFFF"/>
+            <w:tcMar>
+              <w:top w:w="0" w:type="dxa"/>
+              <w:bottom w:w="0" w:type="dxa"/>
+              <w:left w:w="0" w:type="dxa"/>
+              <w:right w:w="0" w:type="dxa"/>
+            </w:tcMar>
+            <w:vAlign w:val="top"/>
+          </w:tcPr>
+          <w:p>
+            <w:pPr>
+              <w:pStyle w:val="Normal"/>
+              <w:jc w:val="center"/>
+              <w:pBdr>
+                <w:bottom w:val="none" w:sz="0" w:space="0" w:color="000000"/>
+                <w:top w:val="none" w:sz="0" w:space="0" w:color="000000"/>
+                <w:left w:val="none" w:sz="0" w:space="0" w:color="000000"/>
+                <w:right w:val="none" w:sz="0" w:space="0" w:color="000000"/>
+              </w:pBdr>
+              <w:spacing w:after="100" w:before="100" w:line="240"/>
+              <w:ind w:left="100" w:right="100" w:firstLine="0" w:firstLineChars="0"/>
+              <w:rPr>
+                <w:rFonts w:ascii="Helvetica" w:hAnsi="Helvetica" w:eastAsia="Helvetica" w:cs="Helvetica"/>
+                <w:i w:val="false"/>
+                <w:b w:val="false"/>
+                <w:u w:val="none"/>
+                <w:sz w:val="22"/>
+                <w:szCs w:val="22"/>
+                <w:color w:val="000000"/>
+              </w:rPr>
+            </w:pPr>
+            <w:r>
+              <w:rPr>
+                <w:rFonts w:ascii="Helvetica" w:hAnsi="Helvetica" w:eastAsia="Helvetica" w:cs="Helvetica"/>
+                <w:i w:val="false"/>
+                <w:b w:val="false"/>
+                <w:u w:val="none"/>
+                <w:sz w:val="22"/>
+                <w:szCs w:val="22"/>
+                <w:color w:val="000000"/>
+              </w:rPr>
+              <w:t xml:space="preserve">0.04, 0.76</w:t>
+            </w:r>
+          </w:p>
+        </w:tc>
+        <w:tc>
+          <w:tcPr>
+            <w:tcBorders>
+              <w:bottom w:val="none" w:sz="0" w:space="0" w:color="000000"/>
+              <w:top w:val="none" w:sz="0" w:space="0" w:color="000000"/>
+              <w:left w:val="none" w:sz="0" w:space="0" w:color="000000"/>
+              <w:right w:val="none" w:sz="0" w:space="0" w:color="000000"/>
+            </w:tcBorders>
+            <w:shd w:val="clear" w:color="auto" w:fill="FFFFFF"/>
+            <w:tcMar>
+              <w:top w:w="0" w:type="dxa"/>
+              <w:bottom w:w="0" w:type="dxa"/>
+              <w:left w:w="0" w:type="dxa"/>
+              <w:right w:w="0" w:type="dxa"/>
+            </w:tcMar>
+            <w:vAlign w:val="top"/>
+          </w:tcPr>
+          <w:p>
+            <w:pPr>
+              <w:pStyle w:val="Normal"/>
+              <w:jc w:val="center"/>
+              <w:pBdr>
+                <w:bottom w:val="none" w:sz="0" w:space="0" w:color="000000"/>
+                <w:top w:val="none" w:sz="0" w:space="0" w:color="000000"/>
+                <w:left w:val="none" w:sz="0" w:space="0" w:color="000000"/>
+                <w:right w:val="none" w:sz="0" w:space="0" w:color="000000"/>
+              </w:pBdr>
+              <w:spacing w:after="100" w:before="100" w:line="240"/>
+              <w:ind w:left="100" w:right="100" w:firstLine="0" w:firstLineChars="0"/>
+              <w:rPr>
+                <w:rFonts w:ascii="Helvetica" w:hAnsi="Helvetica" w:eastAsia="Helvetica" w:cs="Helvetica"/>
+                <w:i w:val="false"/>
+                <w:b w:val="false"/>
+                <w:u w:val="none"/>
+                <w:sz w:val="22"/>
+                <w:szCs w:val="22"/>
+                <w:color w:val="000000"/>
+              </w:rPr>
+            </w:pPr>
+            <w:r>
+              <w:rPr>
+                <w:rFonts w:ascii="Helvetica" w:hAnsi="Helvetica" w:eastAsia="Helvetica" w:cs="Helvetica"/>
+                <w:i w:val="false"/>
+                <w:b w:val="false"/>
+                <w:u w:val="none"/>
+                <w:sz w:val="22"/>
+                <w:szCs w:val="22"/>
+                <w:color w:val="000000"/>
+              </w:rPr>
+              <w:t xml:space="preserve">0.020</w:t>
             </w:r>
           </w:p>
         </w:tc>
@@ -11246,60 +11246,60 @@
                 <w:szCs w:val="22"/>
                 <w:color w:val="000000"/>
               </w:rPr>
-              <w:t xml:space="preserve">13.4</w:t>
-            </w:r>
-          </w:p>
-        </w:tc>
-        <w:tc>
-          <w:tcPr>
-            <w:tcBorders>
-              <w:bottom w:val="none" w:sz="0" w:space="0" w:color="000000"/>
-              <w:top w:val="none" w:sz="0" w:space="0" w:color="000000"/>
-              <w:left w:val="none" w:sz="0" w:space="0" w:color="000000"/>
-              <w:right w:val="none" w:sz="0" w:space="0" w:color="000000"/>
-            </w:tcBorders>
-            <w:shd w:val="clear" w:color="auto" w:fill="FFFFFF"/>
-            <w:tcMar>
-              <w:top w:w="0" w:type="dxa"/>
-              <w:bottom w:w="0" w:type="dxa"/>
-              <w:left w:w="0" w:type="dxa"/>
-              <w:right w:w="0" w:type="dxa"/>
-            </w:tcMar>
-            <w:vAlign w:val="top"/>
-          </w:tcPr>
-          <w:p>
-            <w:pPr>
-              <w:pStyle w:val="Normal"/>
-              <w:jc w:val="center"/>
-              <w:pBdr>
-                <w:bottom w:val="none" w:sz="0" w:space="0" w:color="000000"/>
-                <w:top w:val="none" w:sz="0" w:space="0" w:color="000000"/>
-                <w:left w:val="none" w:sz="0" w:space="0" w:color="000000"/>
-                <w:right w:val="none" w:sz="0" w:space="0" w:color="000000"/>
-              </w:pBdr>
-              <w:spacing w:after="100" w:before="100" w:line="240"/>
-              <w:ind w:left="100" w:right="100" w:firstLine="0" w:firstLineChars="0"/>
-              <w:rPr>
-                <w:rFonts w:ascii="Helvetica" w:hAnsi="Helvetica" w:eastAsia="Helvetica" w:cs="Helvetica"/>
-                <w:i w:val="false"/>
-                <w:b w:val="false"/>
-                <w:u w:val="none"/>
-                <w:sz w:val="22"/>
-                <w:szCs w:val="22"/>
-                <w:color w:val="000000"/>
-              </w:rPr>
-            </w:pPr>
-            <w:r>
-              <w:rPr>
-                <w:rFonts w:ascii="Helvetica" w:hAnsi="Helvetica" w:eastAsia="Helvetica" w:cs="Helvetica"/>
-                <w:i w:val="false"/>
-                <w:b w:val="false"/>
-                <w:u w:val="none"/>
-                <w:sz w:val="22"/>
-                <w:szCs w:val="22"/>
-                <w:color w:val="000000"/>
-              </w:rPr>
-              <w:t xml:space="preserve">0.31, 575</w:t>
+              <w:t xml:space="preserve">14.5</w:t>
+            </w:r>
+          </w:p>
+        </w:tc>
+        <w:tc>
+          <w:tcPr>
+            <w:tcBorders>
+              <w:bottom w:val="none" w:sz="0" w:space="0" w:color="000000"/>
+              <w:top w:val="none" w:sz="0" w:space="0" w:color="000000"/>
+              <w:left w:val="none" w:sz="0" w:space="0" w:color="000000"/>
+              <w:right w:val="none" w:sz="0" w:space="0" w:color="000000"/>
+            </w:tcBorders>
+            <w:shd w:val="clear" w:color="auto" w:fill="FFFFFF"/>
+            <w:tcMar>
+              <w:top w:w="0" w:type="dxa"/>
+              <w:bottom w:w="0" w:type="dxa"/>
+              <w:left w:w="0" w:type="dxa"/>
+              <w:right w:w="0" w:type="dxa"/>
+            </w:tcMar>
+            <w:vAlign w:val="top"/>
+          </w:tcPr>
+          <w:p>
+            <w:pPr>
+              <w:pStyle w:val="Normal"/>
+              <w:jc w:val="center"/>
+              <w:pBdr>
+                <w:bottom w:val="none" w:sz="0" w:space="0" w:color="000000"/>
+                <w:top w:val="none" w:sz="0" w:space="0" w:color="000000"/>
+                <w:left w:val="none" w:sz="0" w:space="0" w:color="000000"/>
+                <w:right w:val="none" w:sz="0" w:space="0" w:color="000000"/>
+              </w:pBdr>
+              <w:spacing w:after="100" w:before="100" w:line="240"/>
+              <w:ind w:left="100" w:right="100" w:firstLine="0" w:firstLineChars="0"/>
+              <w:rPr>
+                <w:rFonts w:ascii="Helvetica" w:hAnsi="Helvetica" w:eastAsia="Helvetica" w:cs="Helvetica"/>
+                <w:i w:val="false"/>
+                <w:b w:val="false"/>
+                <w:u w:val="none"/>
+                <w:sz w:val="22"/>
+                <w:szCs w:val="22"/>
+                <w:color w:val="000000"/>
+              </w:rPr>
+            </w:pPr>
+            <w:r>
+              <w:rPr>
+                <w:rFonts w:ascii="Helvetica" w:hAnsi="Helvetica" w:eastAsia="Helvetica" w:cs="Helvetica"/>
+                <w:i w:val="false"/>
+                <w:b w:val="false"/>
+                <w:u w:val="none"/>
+                <w:sz w:val="22"/>
+                <w:szCs w:val="22"/>
+                <w:color w:val="000000"/>
+              </w:rPr>
+              <w:t xml:space="preserve">0.30, 708</w:t>
             </w:r>
           </w:p>
         </w:tc>
@@ -11729,113 +11729,113 @@
                 <w:szCs w:val="22"/>
                 <w:color w:val="000000"/>
               </w:rPr>
-              <w:t xml:space="preserve">0.72</w:t>
-            </w:r>
-          </w:p>
-        </w:tc>
-        <w:tc>
-          <w:tcPr>
-            <w:tcBorders>
-              <w:bottom w:val="none" w:sz="0" w:space="0" w:color="000000"/>
-              <w:top w:val="none" w:sz="0" w:space="0" w:color="000000"/>
-              <w:left w:val="none" w:sz="0" w:space="0" w:color="000000"/>
-              <w:right w:val="none" w:sz="0" w:space="0" w:color="000000"/>
-            </w:tcBorders>
-            <w:shd w:val="clear" w:color="auto" w:fill="FFFFFF"/>
-            <w:tcMar>
-              <w:top w:w="0" w:type="dxa"/>
-              <w:bottom w:w="0" w:type="dxa"/>
-              <w:left w:w="0" w:type="dxa"/>
-              <w:right w:w="0" w:type="dxa"/>
-            </w:tcMar>
-            <w:vAlign w:val="top"/>
-          </w:tcPr>
-          <w:p>
-            <w:pPr>
-              <w:pStyle w:val="Normal"/>
-              <w:jc w:val="center"/>
-              <w:pBdr>
-                <w:bottom w:val="none" w:sz="0" w:space="0" w:color="000000"/>
-                <w:top w:val="none" w:sz="0" w:space="0" w:color="000000"/>
-                <w:left w:val="none" w:sz="0" w:space="0" w:color="000000"/>
-                <w:right w:val="none" w:sz="0" w:space="0" w:color="000000"/>
-              </w:pBdr>
-              <w:spacing w:after="100" w:before="100" w:line="240"/>
-              <w:ind w:left="100" w:right="100" w:firstLine="0" w:firstLineChars="0"/>
-              <w:rPr>
-                <w:rFonts w:ascii="Helvetica" w:hAnsi="Helvetica" w:eastAsia="Helvetica" w:cs="Helvetica"/>
-                <w:i w:val="false"/>
-                <w:b w:val="false"/>
-                <w:u w:val="none"/>
-                <w:sz w:val="22"/>
-                <w:szCs w:val="22"/>
-                <w:color w:val="000000"/>
-              </w:rPr>
-            </w:pPr>
-            <w:r>
-              <w:rPr>
-                <w:rFonts w:ascii="Helvetica" w:hAnsi="Helvetica" w:eastAsia="Helvetica" w:cs="Helvetica"/>
-                <w:i w:val="false"/>
-                <w:b w:val="false"/>
-                <w:u w:val="none"/>
-                <w:sz w:val="22"/>
-                <w:szCs w:val="22"/>
-                <w:color w:val="000000"/>
-              </w:rPr>
-              <w:t xml:space="preserve">0.06, 8.48</w:t>
-            </w:r>
-          </w:p>
-        </w:tc>
-        <w:tc>
-          <w:tcPr>
-            <w:tcBorders>
-              <w:bottom w:val="none" w:sz="0" w:space="0" w:color="000000"/>
-              <w:top w:val="none" w:sz="0" w:space="0" w:color="000000"/>
-              <w:left w:val="none" w:sz="0" w:space="0" w:color="000000"/>
-              <w:right w:val="none" w:sz="0" w:space="0" w:color="000000"/>
-            </w:tcBorders>
-            <w:shd w:val="clear" w:color="auto" w:fill="FFFFFF"/>
-            <w:tcMar>
-              <w:top w:w="0" w:type="dxa"/>
-              <w:bottom w:w="0" w:type="dxa"/>
-              <w:left w:w="0" w:type="dxa"/>
-              <w:right w:w="0" w:type="dxa"/>
-            </w:tcMar>
-            <w:vAlign w:val="top"/>
-          </w:tcPr>
-          <w:p>
-            <w:pPr>
-              <w:pStyle w:val="Normal"/>
-              <w:jc w:val="center"/>
-              <w:pBdr>
-                <w:bottom w:val="none" w:sz="0" w:space="0" w:color="000000"/>
-                <w:top w:val="none" w:sz="0" w:space="0" w:color="000000"/>
-                <w:left w:val="none" w:sz="0" w:space="0" w:color="000000"/>
-                <w:right w:val="none" w:sz="0" w:space="0" w:color="000000"/>
-              </w:pBdr>
-              <w:spacing w:after="100" w:before="100" w:line="240"/>
-              <w:ind w:left="100" w:right="100" w:firstLine="0" w:firstLineChars="0"/>
-              <w:rPr>
-                <w:rFonts w:ascii="Helvetica" w:hAnsi="Helvetica" w:eastAsia="Helvetica" w:cs="Helvetica"/>
-                <w:i w:val="false"/>
-                <w:b w:val="false"/>
-                <w:u w:val="none"/>
-                <w:sz w:val="22"/>
-                <w:szCs w:val="22"/>
-                <w:color w:val="000000"/>
-              </w:rPr>
-            </w:pPr>
-            <w:r>
-              <w:rPr>
-                <w:rFonts w:ascii="Helvetica" w:hAnsi="Helvetica" w:eastAsia="Helvetica" w:cs="Helvetica"/>
-                <w:i w:val="false"/>
-                <w:b w:val="false"/>
-                <w:u w:val="none"/>
-                <w:sz w:val="22"/>
-                <w:szCs w:val="22"/>
-                <w:color w:val="000000"/>
-              </w:rPr>
-              <w:t xml:space="preserve">0.790</w:t>
+              <w:t xml:space="preserve">0.75</w:t>
+            </w:r>
+          </w:p>
+        </w:tc>
+        <w:tc>
+          <w:tcPr>
+            <w:tcBorders>
+              <w:bottom w:val="none" w:sz="0" w:space="0" w:color="000000"/>
+              <w:top w:val="none" w:sz="0" w:space="0" w:color="000000"/>
+              <w:left w:val="none" w:sz="0" w:space="0" w:color="000000"/>
+              <w:right w:val="none" w:sz="0" w:space="0" w:color="000000"/>
+            </w:tcBorders>
+            <w:shd w:val="clear" w:color="auto" w:fill="FFFFFF"/>
+            <w:tcMar>
+              <w:top w:w="0" w:type="dxa"/>
+              <w:bottom w:w="0" w:type="dxa"/>
+              <w:left w:w="0" w:type="dxa"/>
+              <w:right w:w="0" w:type="dxa"/>
+            </w:tcMar>
+            <w:vAlign w:val="top"/>
+          </w:tcPr>
+          <w:p>
+            <w:pPr>
+              <w:pStyle w:val="Normal"/>
+              <w:jc w:val="center"/>
+              <w:pBdr>
+                <w:bottom w:val="none" w:sz="0" w:space="0" w:color="000000"/>
+                <w:top w:val="none" w:sz="0" w:space="0" w:color="000000"/>
+                <w:left w:val="none" w:sz="0" w:space="0" w:color="000000"/>
+                <w:right w:val="none" w:sz="0" w:space="0" w:color="000000"/>
+              </w:pBdr>
+              <w:spacing w:after="100" w:before="100" w:line="240"/>
+              <w:ind w:left="100" w:right="100" w:firstLine="0" w:firstLineChars="0"/>
+              <w:rPr>
+                <w:rFonts w:ascii="Helvetica" w:hAnsi="Helvetica" w:eastAsia="Helvetica" w:cs="Helvetica"/>
+                <w:i w:val="false"/>
+                <w:b w:val="false"/>
+                <w:u w:val="none"/>
+                <w:sz w:val="22"/>
+                <w:szCs w:val="22"/>
+                <w:color w:val="000000"/>
+              </w:rPr>
+            </w:pPr>
+            <w:r>
+              <w:rPr>
+                <w:rFonts w:ascii="Helvetica" w:hAnsi="Helvetica" w:eastAsia="Helvetica" w:cs="Helvetica"/>
+                <w:i w:val="false"/>
+                <w:b w:val="false"/>
+                <w:u w:val="none"/>
+                <w:sz w:val="22"/>
+                <w:szCs w:val="22"/>
+                <w:color w:val="000000"/>
+              </w:rPr>
+              <w:t xml:space="preserve">0.05, 10.8</w:t>
+            </w:r>
+          </w:p>
+        </w:tc>
+        <w:tc>
+          <w:tcPr>
+            <w:tcBorders>
+              <w:bottom w:val="none" w:sz="0" w:space="0" w:color="000000"/>
+              <w:top w:val="none" w:sz="0" w:space="0" w:color="000000"/>
+              <w:left w:val="none" w:sz="0" w:space="0" w:color="000000"/>
+              <w:right w:val="none" w:sz="0" w:space="0" w:color="000000"/>
+            </w:tcBorders>
+            <w:shd w:val="clear" w:color="auto" w:fill="FFFFFF"/>
+            <w:tcMar>
+              <w:top w:w="0" w:type="dxa"/>
+              <w:bottom w:w="0" w:type="dxa"/>
+              <w:left w:w="0" w:type="dxa"/>
+              <w:right w:w="0" w:type="dxa"/>
+            </w:tcMar>
+            <w:vAlign w:val="top"/>
+          </w:tcPr>
+          <w:p>
+            <w:pPr>
+              <w:pStyle w:val="Normal"/>
+              <w:jc w:val="center"/>
+              <w:pBdr>
+                <w:bottom w:val="none" w:sz="0" w:space="0" w:color="000000"/>
+                <w:top w:val="none" w:sz="0" w:space="0" w:color="000000"/>
+                <w:left w:val="none" w:sz="0" w:space="0" w:color="000000"/>
+                <w:right w:val="none" w:sz="0" w:space="0" w:color="000000"/>
+              </w:pBdr>
+              <w:spacing w:after="100" w:before="100" w:line="240"/>
+              <w:ind w:left="100" w:right="100" w:firstLine="0" w:firstLineChars="0"/>
+              <w:rPr>
+                <w:rFonts w:ascii="Helvetica" w:hAnsi="Helvetica" w:eastAsia="Helvetica" w:cs="Helvetica"/>
+                <w:i w:val="false"/>
+                <w:b w:val="false"/>
+                <w:u w:val="none"/>
+                <w:sz w:val="22"/>
+                <w:szCs w:val="22"/>
+                <w:color w:val="000000"/>
+              </w:rPr>
+            </w:pPr>
+            <w:r>
+              <w:rPr>
+                <w:rFonts w:ascii="Helvetica" w:hAnsi="Helvetica" w:eastAsia="Helvetica" w:cs="Helvetica"/>
+                <w:i w:val="false"/>
+                <w:b w:val="false"/>
+                <w:u w:val="none"/>
+                <w:sz w:val="22"/>
+                <w:szCs w:val="22"/>
+                <w:color w:val="000000"/>
+              </w:rPr>
+              <w:t xml:space="preserve">0.830</w:t>
             </w:r>
           </w:p>
         </w:tc>
@@ -12212,113 +12212,113 @@
                 <w:szCs w:val="22"/>
                 <w:color w:val="000000"/>
               </w:rPr>
-              <w:t xml:space="preserve">0.92</w:t>
-            </w:r>
-          </w:p>
-        </w:tc>
-        <w:tc>
-          <w:tcPr>
-            <w:tcBorders>
-              <w:bottom w:val="none" w:sz="0" w:space="0" w:color="000000"/>
-              <w:top w:val="none" w:sz="0" w:space="0" w:color="000000"/>
-              <w:left w:val="none" w:sz="0" w:space="0" w:color="000000"/>
-              <w:right w:val="none" w:sz="0" w:space="0" w:color="000000"/>
-            </w:tcBorders>
-            <w:shd w:val="clear" w:color="auto" w:fill="FFFFFF"/>
-            <w:tcMar>
-              <w:top w:w="0" w:type="dxa"/>
-              <w:bottom w:w="0" w:type="dxa"/>
-              <w:left w:w="0" w:type="dxa"/>
-              <w:right w:w="0" w:type="dxa"/>
-            </w:tcMar>
-            <w:vAlign w:val="top"/>
-          </w:tcPr>
-          <w:p>
-            <w:pPr>
-              <w:pStyle w:val="Normal"/>
-              <w:jc w:val="center"/>
-              <w:pBdr>
-                <w:bottom w:val="none" w:sz="0" w:space="0" w:color="000000"/>
-                <w:top w:val="none" w:sz="0" w:space="0" w:color="000000"/>
-                <w:left w:val="none" w:sz="0" w:space="0" w:color="000000"/>
-                <w:right w:val="none" w:sz="0" w:space="0" w:color="000000"/>
-              </w:pBdr>
-              <w:spacing w:after="100" w:before="100" w:line="240"/>
-              <w:ind w:left="100" w:right="100" w:firstLine="0" w:firstLineChars="0"/>
-              <w:rPr>
-                <w:rFonts w:ascii="Helvetica" w:hAnsi="Helvetica" w:eastAsia="Helvetica" w:cs="Helvetica"/>
-                <w:i w:val="false"/>
-                <w:b w:val="false"/>
-                <w:u w:val="none"/>
-                <w:sz w:val="22"/>
-                <w:szCs w:val="22"/>
-                <w:color w:val="000000"/>
-              </w:rPr>
-            </w:pPr>
-            <w:r>
-              <w:rPr>
-                <w:rFonts w:ascii="Helvetica" w:hAnsi="Helvetica" w:eastAsia="Helvetica" w:cs="Helvetica"/>
-                <w:i w:val="false"/>
-                <w:b w:val="false"/>
-                <w:u w:val="none"/>
-                <w:sz w:val="22"/>
-                <w:szCs w:val="22"/>
-                <w:color w:val="000000"/>
-              </w:rPr>
-              <w:t xml:space="preserve">0.80, 1.07</w:t>
-            </w:r>
-          </w:p>
-        </w:tc>
-        <w:tc>
-          <w:tcPr>
-            <w:tcBorders>
-              <w:bottom w:val="none" w:sz="0" w:space="0" w:color="000000"/>
-              <w:top w:val="none" w:sz="0" w:space="0" w:color="000000"/>
-              <w:left w:val="none" w:sz="0" w:space="0" w:color="000000"/>
-              <w:right w:val="none" w:sz="0" w:space="0" w:color="000000"/>
-            </w:tcBorders>
-            <w:shd w:val="clear" w:color="auto" w:fill="FFFFFF"/>
-            <w:tcMar>
-              <w:top w:w="0" w:type="dxa"/>
-              <w:bottom w:w="0" w:type="dxa"/>
-              <w:left w:w="0" w:type="dxa"/>
-              <w:right w:w="0" w:type="dxa"/>
-            </w:tcMar>
-            <w:vAlign w:val="top"/>
-          </w:tcPr>
-          <w:p>
-            <w:pPr>
-              <w:pStyle w:val="Normal"/>
-              <w:jc w:val="center"/>
-              <w:pBdr>
-                <w:bottom w:val="none" w:sz="0" w:space="0" w:color="000000"/>
-                <w:top w:val="none" w:sz="0" w:space="0" w:color="000000"/>
-                <w:left w:val="none" w:sz="0" w:space="0" w:color="000000"/>
-                <w:right w:val="none" w:sz="0" w:space="0" w:color="000000"/>
-              </w:pBdr>
-              <w:spacing w:after="100" w:before="100" w:line="240"/>
-              <w:ind w:left="100" w:right="100" w:firstLine="0" w:firstLineChars="0"/>
-              <w:rPr>
-                <w:rFonts w:ascii="Helvetica" w:hAnsi="Helvetica" w:eastAsia="Helvetica" w:cs="Helvetica"/>
-                <w:i w:val="false"/>
-                <w:b w:val="false"/>
-                <w:u w:val="none"/>
-                <w:sz w:val="22"/>
-                <w:szCs w:val="22"/>
-                <w:color w:val="000000"/>
-              </w:rPr>
-            </w:pPr>
-            <w:r>
-              <w:rPr>
-                <w:rFonts w:ascii="Helvetica" w:hAnsi="Helvetica" w:eastAsia="Helvetica" w:cs="Helvetica"/>
-                <w:i w:val="false"/>
-                <w:b w:val="false"/>
-                <w:u w:val="none"/>
-                <w:sz w:val="22"/>
-                <w:szCs w:val="22"/>
-                <w:color w:val="000000"/>
-              </w:rPr>
-              <w:t xml:space="preserve">0.270</w:t>
+              <w:t xml:space="preserve">0.99</w:t>
+            </w:r>
+          </w:p>
+        </w:tc>
+        <w:tc>
+          <w:tcPr>
+            <w:tcBorders>
+              <w:bottom w:val="none" w:sz="0" w:space="0" w:color="000000"/>
+              <w:top w:val="none" w:sz="0" w:space="0" w:color="000000"/>
+              <w:left w:val="none" w:sz="0" w:space="0" w:color="000000"/>
+              <w:right w:val="none" w:sz="0" w:space="0" w:color="000000"/>
+            </w:tcBorders>
+            <w:shd w:val="clear" w:color="auto" w:fill="FFFFFF"/>
+            <w:tcMar>
+              <w:top w:w="0" w:type="dxa"/>
+              <w:bottom w:w="0" w:type="dxa"/>
+              <w:left w:w="0" w:type="dxa"/>
+              <w:right w:w="0" w:type="dxa"/>
+            </w:tcMar>
+            <w:vAlign w:val="top"/>
+          </w:tcPr>
+          <w:p>
+            <w:pPr>
+              <w:pStyle w:val="Normal"/>
+              <w:jc w:val="center"/>
+              <w:pBdr>
+                <w:bottom w:val="none" w:sz="0" w:space="0" w:color="000000"/>
+                <w:top w:val="none" w:sz="0" w:space="0" w:color="000000"/>
+                <w:left w:val="none" w:sz="0" w:space="0" w:color="000000"/>
+                <w:right w:val="none" w:sz="0" w:space="0" w:color="000000"/>
+              </w:pBdr>
+              <w:spacing w:after="100" w:before="100" w:line="240"/>
+              <w:ind w:left="100" w:right="100" w:firstLine="0" w:firstLineChars="0"/>
+              <w:rPr>
+                <w:rFonts w:ascii="Helvetica" w:hAnsi="Helvetica" w:eastAsia="Helvetica" w:cs="Helvetica"/>
+                <w:i w:val="false"/>
+                <w:b w:val="false"/>
+                <w:u w:val="none"/>
+                <w:sz w:val="22"/>
+                <w:szCs w:val="22"/>
+                <w:color w:val="000000"/>
+              </w:rPr>
+            </w:pPr>
+            <w:r>
+              <w:rPr>
+                <w:rFonts w:ascii="Helvetica" w:hAnsi="Helvetica" w:eastAsia="Helvetica" w:cs="Helvetica"/>
+                <w:i w:val="false"/>
+                <w:b w:val="false"/>
+                <w:u w:val="none"/>
+                <w:sz w:val="22"/>
+                <w:szCs w:val="22"/>
+                <w:color w:val="000000"/>
+              </w:rPr>
+              <w:t xml:space="preserve">0.90, 1.09</w:t>
+            </w:r>
+          </w:p>
+        </w:tc>
+        <w:tc>
+          <w:tcPr>
+            <w:tcBorders>
+              <w:bottom w:val="none" w:sz="0" w:space="0" w:color="000000"/>
+              <w:top w:val="none" w:sz="0" w:space="0" w:color="000000"/>
+              <w:left w:val="none" w:sz="0" w:space="0" w:color="000000"/>
+              <w:right w:val="none" w:sz="0" w:space="0" w:color="000000"/>
+            </w:tcBorders>
+            <w:shd w:val="clear" w:color="auto" w:fill="FFFFFF"/>
+            <w:tcMar>
+              <w:top w:w="0" w:type="dxa"/>
+              <w:bottom w:w="0" w:type="dxa"/>
+              <w:left w:w="0" w:type="dxa"/>
+              <w:right w:w="0" w:type="dxa"/>
+            </w:tcMar>
+            <w:vAlign w:val="top"/>
+          </w:tcPr>
+          <w:p>
+            <w:pPr>
+              <w:pStyle w:val="Normal"/>
+              <w:jc w:val="center"/>
+              <w:pBdr>
+                <w:bottom w:val="none" w:sz="0" w:space="0" w:color="000000"/>
+                <w:top w:val="none" w:sz="0" w:space="0" w:color="000000"/>
+                <w:left w:val="none" w:sz="0" w:space="0" w:color="000000"/>
+                <w:right w:val="none" w:sz="0" w:space="0" w:color="000000"/>
+              </w:pBdr>
+              <w:spacing w:after="100" w:before="100" w:line="240"/>
+              <w:ind w:left="100" w:right="100" w:firstLine="0" w:firstLineChars="0"/>
+              <w:rPr>
+                <w:rFonts w:ascii="Helvetica" w:hAnsi="Helvetica" w:eastAsia="Helvetica" w:cs="Helvetica"/>
+                <w:i w:val="false"/>
+                <w:b w:val="false"/>
+                <w:u w:val="none"/>
+                <w:sz w:val="22"/>
+                <w:szCs w:val="22"/>
+                <w:color w:val="000000"/>
+              </w:rPr>
+            </w:pPr>
+            <w:r>
+              <w:rPr>
+                <w:rFonts w:ascii="Helvetica" w:hAnsi="Helvetica" w:eastAsia="Helvetica" w:cs="Helvetica"/>
+                <w:i w:val="false"/>
+                <w:b w:val="false"/>
+                <w:u w:val="none"/>
+                <w:sz w:val="22"/>
+                <w:szCs w:val="22"/>
+                <w:color w:val="000000"/>
+              </w:rPr>
+              <w:t xml:space="preserve">0.860</w:t>
             </w:r>
           </w:p>
         </w:tc>
@@ -12695,113 +12695,113 @@
                 <w:szCs w:val="22"/>
                 <w:color w:val="000000"/>
               </w:rPr>
-              <w:t xml:space="preserve">0.28</w:t>
-            </w:r>
-          </w:p>
-        </w:tc>
-        <w:tc>
-          <w:tcPr>
-            <w:tcBorders>
-              <w:bottom w:val="none" w:sz="0" w:space="0" w:color="000000"/>
-              <w:top w:val="none" w:sz="0" w:space="0" w:color="000000"/>
-              <w:left w:val="none" w:sz="0" w:space="0" w:color="000000"/>
-              <w:right w:val="none" w:sz="0" w:space="0" w:color="000000"/>
-            </w:tcBorders>
-            <w:shd w:val="clear" w:color="auto" w:fill="FFFFFF"/>
-            <w:tcMar>
-              <w:top w:w="0" w:type="dxa"/>
-              <w:bottom w:w="0" w:type="dxa"/>
-              <w:left w:w="0" w:type="dxa"/>
-              <w:right w:w="0" w:type="dxa"/>
-            </w:tcMar>
-            <w:vAlign w:val="top"/>
-          </w:tcPr>
-          <w:p>
-            <w:pPr>
-              <w:pStyle w:val="Normal"/>
-              <w:jc w:val="center"/>
-              <w:pBdr>
-                <w:bottom w:val="none" w:sz="0" w:space="0" w:color="000000"/>
-                <w:top w:val="none" w:sz="0" w:space="0" w:color="000000"/>
-                <w:left w:val="none" w:sz="0" w:space="0" w:color="000000"/>
-                <w:right w:val="none" w:sz="0" w:space="0" w:color="000000"/>
-              </w:pBdr>
-              <w:spacing w:after="100" w:before="100" w:line="240"/>
-              <w:ind w:left="100" w:right="100" w:firstLine="0" w:firstLineChars="0"/>
-              <w:rPr>
-                <w:rFonts w:ascii="Helvetica" w:hAnsi="Helvetica" w:eastAsia="Helvetica" w:cs="Helvetica"/>
-                <w:i w:val="false"/>
-                <w:b w:val="false"/>
-                <w:u w:val="none"/>
-                <w:sz w:val="22"/>
-                <w:szCs w:val="22"/>
-                <w:color w:val="000000"/>
-              </w:rPr>
-            </w:pPr>
-            <w:r>
-              <w:rPr>
-                <w:rFonts w:ascii="Helvetica" w:hAnsi="Helvetica" w:eastAsia="Helvetica" w:cs="Helvetica"/>
-                <w:i w:val="false"/>
-                <w:b w:val="false"/>
-                <w:u w:val="none"/>
-                <w:sz w:val="22"/>
-                <w:szCs w:val="22"/>
-                <w:color w:val="000000"/>
-              </w:rPr>
-              <w:t xml:space="preserve">0.03, 2.47</w:t>
-            </w:r>
-          </w:p>
-        </w:tc>
-        <w:tc>
-          <w:tcPr>
-            <w:tcBorders>
-              <w:bottom w:val="none" w:sz="0" w:space="0" w:color="000000"/>
-              <w:top w:val="none" w:sz="0" w:space="0" w:color="000000"/>
-              <w:left w:val="none" w:sz="0" w:space="0" w:color="000000"/>
-              <w:right w:val="none" w:sz="0" w:space="0" w:color="000000"/>
-            </w:tcBorders>
-            <w:shd w:val="clear" w:color="auto" w:fill="FFFFFF"/>
-            <w:tcMar>
-              <w:top w:w="0" w:type="dxa"/>
-              <w:bottom w:w="0" w:type="dxa"/>
-              <w:left w:w="0" w:type="dxa"/>
-              <w:right w:w="0" w:type="dxa"/>
-            </w:tcMar>
-            <w:vAlign w:val="top"/>
-          </w:tcPr>
-          <w:p>
-            <w:pPr>
-              <w:pStyle w:val="Normal"/>
-              <w:jc w:val="center"/>
-              <w:pBdr>
-                <w:bottom w:val="none" w:sz="0" w:space="0" w:color="000000"/>
-                <w:top w:val="none" w:sz="0" w:space="0" w:color="000000"/>
-                <w:left w:val="none" w:sz="0" w:space="0" w:color="000000"/>
-                <w:right w:val="none" w:sz="0" w:space="0" w:color="000000"/>
-              </w:pBdr>
-              <w:spacing w:after="100" w:before="100" w:line="240"/>
-              <w:ind w:left="100" w:right="100" w:firstLine="0" w:firstLineChars="0"/>
-              <w:rPr>
-                <w:rFonts w:ascii="Helvetica" w:hAnsi="Helvetica" w:eastAsia="Helvetica" w:cs="Helvetica"/>
-                <w:i w:val="false"/>
-                <w:b w:val="false"/>
-                <w:u w:val="none"/>
-                <w:sz w:val="22"/>
-                <w:szCs w:val="22"/>
-                <w:color w:val="000000"/>
-              </w:rPr>
-            </w:pPr>
-            <w:r>
-              <w:rPr>
-                <w:rFonts w:ascii="Helvetica" w:hAnsi="Helvetica" w:eastAsia="Helvetica" w:cs="Helvetica"/>
-                <w:i w:val="false"/>
-                <w:b w:val="false"/>
-                <w:u w:val="none"/>
-                <w:sz w:val="22"/>
-                <w:szCs w:val="22"/>
-                <w:color w:val="000000"/>
-              </w:rPr>
-              <w:t xml:space="preserve">0.250</w:t>
+              <w:t xml:space="preserve">0.25</w:t>
+            </w:r>
+          </w:p>
+        </w:tc>
+        <w:tc>
+          <w:tcPr>
+            <w:tcBorders>
+              <w:bottom w:val="none" w:sz="0" w:space="0" w:color="000000"/>
+              <w:top w:val="none" w:sz="0" w:space="0" w:color="000000"/>
+              <w:left w:val="none" w:sz="0" w:space="0" w:color="000000"/>
+              <w:right w:val="none" w:sz="0" w:space="0" w:color="000000"/>
+            </w:tcBorders>
+            <w:shd w:val="clear" w:color="auto" w:fill="FFFFFF"/>
+            <w:tcMar>
+              <w:top w:w="0" w:type="dxa"/>
+              <w:bottom w:w="0" w:type="dxa"/>
+              <w:left w:w="0" w:type="dxa"/>
+              <w:right w:w="0" w:type="dxa"/>
+            </w:tcMar>
+            <w:vAlign w:val="top"/>
+          </w:tcPr>
+          <w:p>
+            <w:pPr>
+              <w:pStyle w:val="Normal"/>
+              <w:jc w:val="center"/>
+              <w:pBdr>
+                <w:bottom w:val="none" w:sz="0" w:space="0" w:color="000000"/>
+                <w:top w:val="none" w:sz="0" w:space="0" w:color="000000"/>
+                <w:left w:val="none" w:sz="0" w:space="0" w:color="000000"/>
+                <w:right w:val="none" w:sz="0" w:space="0" w:color="000000"/>
+              </w:pBdr>
+              <w:spacing w:after="100" w:before="100" w:line="240"/>
+              <w:ind w:left="100" w:right="100" w:firstLine="0" w:firstLineChars="0"/>
+              <w:rPr>
+                <w:rFonts w:ascii="Helvetica" w:hAnsi="Helvetica" w:eastAsia="Helvetica" w:cs="Helvetica"/>
+                <w:i w:val="false"/>
+                <w:b w:val="false"/>
+                <w:u w:val="none"/>
+                <w:sz w:val="22"/>
+                <w:szCs w:val="22"/>
+                <w:color w:val="000000"/>
+              </w:rPr>
+            </w:pPr>
+            <w:r>
+              <w:rPr>
+                <w:rFonts w:ascii="Helvetica" w:hAnsi="Helvetica" w:eastAsia="Helvetica" w:cs="Helvetica"/>
+                <w:i w:val="false"/>
+                <w:b w:val="false"/>
+                <w:u w:val="none"/>
+                <w:sz w:val="22"/>
+                <w:szCs w:val="22"/>
+                <w:color w:val="000000"/>
+              </w:rPr>
+              <w:t xml:space="preserve">0.03, 2.13</w:t>
+            </w:r>
+          </w:p>
+        </w:tc>
+        <w:tc>
+          <w:tcPr>
+            <w:tcBorders>
+              <w:bottom w:val="none" w:sz="0" w:space="0" w:color="000000"/>
+              <w:top w:val="none" w:sz="0" w:space="0" w:color="000000"/>
+              <w:left w:val="none" w:sz="0" w:space="0" w:color="000000"/>
+              <w:right w:val="none" w:sz="0" w:space="0" w:color="000000"/>
+            </w:tcBorders>
+            <w:shd w:val="clear" w:color="auto" w:fill="FFFFFF"/>
+            <w:tcMar>
+              <w:top w:w="0" w:type="dxa"/>
+              <w:bottom w:w="0" w:type="dxa"/>
+              <w:left w:w="0" w:type="dxa"/>
+              <w:right w:w="0" w:type="dxa"/>
+            </w:tcMar>
+            <w:vAlign w:val="top"/>
+          </w:tcPr>
+          <w:p>
+            <w:pPr>
+              <w:pStyle w:val="Normal"/>
+              <w:jc w:val="center"/>
+              <w:pBdr>
+                <w:bottom w:val="none" w:sz="0" w:space="0" w:color="000000"/>
+                <w:top w:val="none" w:sz="0" w:space="0" w:color="000000"/>
+                <w:left w:val="none" w:sz="0" w:space="0" w:color="000000"/>
+                <w:right w:val="none" w:sz="0" w:space="0" w:color="000000"/>
+              </w:pBdr>
+              <w:spacing w:after="100" w:before="100" w:line="240"/>
+              <w:ind w:left="100" w:right="100" w:firstLine="0" w:firstLineChars="0"/>
+              <w:rPr>
+                <w:rFonts w:ascii="Helvetica" w:hAnsi="Helvetica" w:eastAsia="Helvetica" w:cs="Helvetica"/>
+                <w:i w:val="false"/>
+                <w:b w:val="false"/>
+                <w:u w:val="none"/>
+                <w:sz w:val="22"/>
+                <w:szCs w:val="22"/>
+                <w:color w:val="000000"/>
+              </w:rPr>
+            </w:pPr>
+            <w:r>
+              <w:rPr>
+                <w:rFonts w:ascii="Helvetica" w:hAnsi="Helvetica" w:eastAsia="Helvetica" w:cs="Helvetica"/>
+                <w:i w:val="false"/>
+                <w:b w:val="false"/>
+                <w:u w:val="none"/>
+                <w:sz w:val="22"/>
+                <w:szCs w:val="22"/>
+                <w:color w:val="000000"/>
+              </w:rPr>
+              <w:t xml:space="preserve">0.210</w:t>
             </w:r>
           </w:p>
         </w:tc>
@@ -13178,120 +13178,120 @@
                 <w:szCs w:val="22"/>
                 <w:color w:val="000000"/>
               </w:rPr>
-              <w:t xml:space="preserve">0.24</w:t>
-            </w:r>
-          </w:p>
-        </w:tc>
-        <w:tc>
-          <w:tcPr>
-            <w:tcBorders>
-              <w:bottom w:val="none" w:sz="0" w:space="0" w:color="000000"/>
-              <w:top w:val="none" w:sz="0" w:space="0" w:color="000000"/>
-              <w:left w:val="none" w:sz="0" w:space="0" w:color="000000"/>
-              <w:right w:val="none" w:sz="0" w:space="0" w:color="000000"/>
-            </w:tcBorders>
-            <w:shd w:val="clear" w:color="auto" w:fill="FFFFFF"/>
-            <w:tcMar>
-              <w:top w:w="0" w:type="dxa"/>
-              <w:bottom w:w="0" w:type="dxa"/>
-              <w:left w:w="0" w:type="dxa"/>
-              <w:right w:w="0" w:type="dxa"/>
-            </w:tcMar>
-            <w:vAlign w:val="top"/>
-          </w:tcPr>
-          <w:p>
-            <w:pPr>
-              <w:pStyle w:val="Normal"/>
-              <w:jc w:val="center"/>
-              <w:pBdr>
-                <w:bottom w:val="none" w:sz="0" w:space="0" w:color="000000"/>
-                <w:top w:val="none" w:sz="0" w:space="0" w:color="000000"/>
-                <w:left w:val="none" w:sz="0" w:space="0" w:color="000000"/>
-                <w:right w:val="none" w:sz="0" w:space="0" w:color="000000"/>
-              </w:pBdr>
-              <w:spacing w:after="100" w:before="100" w:line="240"/>
-              <w:ind w:left="100" w:right="100" w:firstLine="0" w:firstLineChars="0"/>
-              <w:rPr>
-                <w:rFonts w:ascii="Helvetica" w:hAnsi="Helvetica" w:eastAsia="Helvetica" w:cs="Helvetica"/>
-                <w:i w:val="false"/>
-                <w:b w:val="false"/>
-                <w:u w:val="none"/>
-                <w:sz w:val="22"/>
-                <w:szCs w:val="22"/>
-                <w:color w:val="000000"/>
-              </w:rPr>
-            </w:pPr>
-            <w:r>
-              <w:rPr>
-                <w:rFonts w:ascii="Helvetica" w:hAnsi="Helvetica" w:eastAsia="Helvetica" w:cs="Helvetica"/>
-                <w:i w:val="false"/>
-                <w:b w:val="false"/>
-                <w:u w:val="none"/>
-                <w:sz w:val="22"/>
-                <w:szCs w:val="22"/>
-                <w:color w:val="000000"/>
-              </w:rPr>
-              <w:t xml:space="preserve">0.01, 4.47</w:t>
-            </w:r>
-          </w:p>
-        </w:tc>
-        <w:tc>
-          <w:tcPr>
-            <w:tcBorders>
-              <w:bottom w:val="none" w:sz="0" w:space="0" w:color="000000"/>
-              <w:top w:val="none" w:sz="0" w:space="0" w:color="000000"/>
-              <w:left w:val="none" w:sz="0" w:space="0" w:color="000000"/>
-              <w:right w:val="none" w:sz="0" w:space="0" w:color="000000"/>
-            </w:tcBorders>
-            <w:shd w:val="clear" w:color="auto" w:fill="FFFFFF"/>
-            <w:tcMar>
-              <w:top w:w="0" w:type="dxa"/>
-              <w:bottom w:w="0" w:type="dxa"/>
-              <w:left w:w="0" w:type="dxa"/>
-              <w:right w:w="0" w:type="dxa"/>
-            </w:tcMar>
-            <w:vAlign w:val="top"/>
-          </w:tcPr>
-          <w:p>
-            <w:pPr>
-              <w:pStyle w:val="Normal"/>
-              <w:jc w:val="center"/>
-              <w:pBdr>
-                <w:bottom w:val="none" w:sz="0" w:space="0" w:color="000000"/>
-                <w:top w:val="none" w:sz="0" w:space="0" w:color="000000"/>
-                <w:left w:val="none" w:sz="0" w:space="0" w:color="000000"/>
-                <w:right w:val="none" w:sz="0" w:space="0" w:color="000000"/>
-              </w:pBdr>
-              <w:spacing w:after="100" w:before="100" w:line="240"/>
-              <w:ind w:left="100" w:right="100" w:firstLine="0" w:firstLineChars="0"/>
-              <w:rPr>
-                <w:rFonts w:ascii="Helvetica" w:hAnsi="Helvetica" w:eastAsia="Helvetica" w:cs="Helvetica"/>
-                <w:i w:val="false"/>
-                <w:b w:val="false"/>
-                <w:u w:val="none"/>
-                <w:sz w:val="22"/>
-                <w:szCs w:val="22"/>
-                <w:color w:val="000000"/>
-              </w:rPr>
-            </w:pPr>
-            <w:r>
-              <w:rPr>
-                <w:rFonts w:ascii="Helvetica" w:hAnsi="Helvetica" w:eastAsia="Helvetica" w:cs="Helvetica"/>
-                <w:i w:val="false"/>
-                <w:b w:val="false"/>
-                <w:u w:val="none"/>
-                <w:sz w:val="22"/>
-                <w:szCs w:val="22"/>
-                <w:color w:val="000000"/>
-              </w:rPr>
-              <w:t xml:space="preserve">0.340</w:t>
+              <w:t xml:space="preserve">0.21</w:t>
+            </w:r>
+          </w:p>
+        </w:tc>
+        <w:tc>
+          <w:tcPr>
+            <w:tcBorders>
+              <w:bottom w:val="none" w:sz="0" w:space="0" w:color="000000"/>
+              <w:top w:val="none" w:sz="0" w:space="0" w:color="000000"/>
+              <w:left w:val="none" w:sz="0" w:space="0" w:color="000000"/>
+              <w:right w:val="none" w:sz="0" w:space="0" w:color="000000"/>
+            </w:tcBorders>
+            <w:shd w:val="clear" w:color="auto" w:fill="FFFFFF"/>
+            <w:tcMar>
+              <w:top w:w="0" w:type="dxa"/>
+              <w:bottom w:w="0" w:type="dxa"/>
+              <w:left w:w="0" w:type="dxa"/>
+              <w:right w:w="0" w:type="dxa"/>
+            </w:tcMar>
+            <w:vAlign w:val="top"/>
+          </w:tcPr>
+          <w:p>
+            <w:pPr>
+              <w:pStyle w:val="Normal"/>
+              <w:jc w:val="center"/>
+              <w:pBdr>
+                <w:bottom w:val="none" w:sz="0" w:space="0" w:color="000000"/>
+                <w:top w:val="none" w:sz="0" w:space="0" w:color="000000"/>
+                <w:left w:val="none" w:sz="0" w:space="0" w:color="000000"/>
+                <w:right w:val="none" w:sz="0" w:space="0" w:color="000000"/>
+              </w:pBdr>
+              <w:spacing w:after="100" w:before="100" w:line="240"/>
+              <w:ind w:left="100" w:right="100" w:firstLine="0" w:firstLineChars="0"/>
+              <w:rPr>
+                <w:rFonts w:ascii="Helvetica" w:hAnsi="Helvetica" w:eastAsia="Helvetica" w:cs="Helvetica"/>
+                <w:i w:val="false"/>
+                <w:b w:val="false"/>
+                <w:u w:val="none"/>
+                <w:sz w:val="22"/>
+                <w:szCs w:val="22"/>
+                <w:color w:val="000000"/>
+              </w:rPr>
+            </w:pPr>
+            <w:r>
+              <w:rPr>
+                <w:rFonts w:ascii="Helvetica" w:hAnsi="Helvetica" w:eastAsia="Helvetica" w:cs="Helvetica"/>
+                <w:i w:val="false"/>
+                <w:b w:val="false"/>
+                <w:u w:val="none"/>
+                <w:sz w:val="22"/>
+                <w:szCs w:val="22"/>
+                <w:color w:val="000000"/>
+              </w:rPr>
+              <w:t xml:space="preserve">0.01, 5.48</w:t>
+            </w:r>
+          </w:p>
+        </w:tc>
+        <w:tc>
+          <w:tcPr>
+            <w:tcBorders>
+              <w:bottom w:val="none" w:sz="0" w:space="0" w:color="000000"/>
+              <w:top w:val="none" w:sz="0" w:space="0" w:color="000000"/>
+              <w:left w:val="none" w:sz="0" w:space="0" w:color="000000"/>
+              <w:right w:val="none" w:sz="0" w:space="0" w:color="000000"/>
+            </w:tcBorders>
+            <w:shd w:val="clear" w:color="auto" w:fill="FFFFFF"/>
+            <w:tcMar>
+              <w:top w:w="0" w:type="dxa"/>
+              <w:bottom w:w="0" w:type="dxa"/>
+              <w:left w:w="0" w:type="dxa"/>
+              <w:right w:w="0" w:type="dxa"/>
+            </w:tcMar>
+            <w:vAlign w:val="top"/>
+          </w:tcPr>
+          <w:p>
+            <w:pPr>
+              <w:pStyle w:val="Normal"/>
+              <w:jc w:val="center"/>
+              <w:pBdr>
+                <w:bottom w:val="none" w:sz="0" w:space="0" w:color="000000"/>
+                <w:top w:val="none" w:sz="0" w:space="0" w:color="000000"/>
+                <w:left w:val="none" w:sz="0" w:space="0" w:color="000000"/>
+                <w:right w:val="none" w:sz="0" w:space="0" w:color="000000"/>
+              </w:pBdr>
+              <w:spacing w:after="100" w:before="100" w:line="240"/>
+              <w:ind w:left="100" w:right="100" w:firstLine="0" w:firstLineChars="0"/>
+              <w:rPr>
+                <w:rFonts w:ascii="Helvetica" w:hAnsi="Helvetica" w:eastAsia="Helvetica" w:cs="Helvetica"/>
+                <w:i w:val="false"/>
+                <w:b w:val="false"/>
+                <w:u w:val="none"/>
+                <w:sz w:val="22"/>
+                <w:szCs w:val="22"/>
+                <w:color w:val="000000"/>
+              </w:rPr>
+            </w:pPr>
+            <w:r>
+              <w:rPr>
+                <w:rFonts w:ascii="Helvetica" w:hAnsi="Helvetica" w:eastAsia="Helvetica" w:cs="Helvetica"/>
+                <w:i w:val="false"/>
+                <w:b w:val="false"/>
+                <w:u w:val="none"/>
+                <w:sz w:val="22"/>
+                <w:szCs w:val="22"/>
+                <w:color w:val="000000"/>
+              </w:rPr>
+              <w:t xml:space="preserve">0.350</w:t>
             </w:r>
           </w:p>
         </w:tc>
       </w:tr>
       <w:tr>
         <w:trPr>
-          <w:trHeight w:val="598" w:hRule="auto"/>
+          <w:trHeight w:val="619" w:hRule="auto"/>
         </w:trPr>
         body27
         <w:tc>
@@ -13343,7 +13343,7 @@
                 <w:szCs w:val="22"/>
                 <w:color w:val="000000"/>
               </w:rPr>
-              <w:t xml:space="preserve">cockcroft</w:t>
+              <w:t xml:space="preserve">ckd_epi_gfr_cre_cys_unindex</w:t>
             </w:r>
           </w:p>
         </w:tc>
@@ -13449,7 +13449,7 @@
                 <w:szCs w:val="22"/>
                 <w:color w:val="000000"/>
               </w:rPr>
-              <w:t xml:space="preserve">1.01</w:t>
+              <w:t xml:space="preserve">1.00</w:t>
             </w:r>
           </w:p>
         </w:tc>
@@ -13502,7 +13502,7 @@
                 <w:szCs w:val="22"/>
                 <w:color w:val="000000"/>
               </w:rPr>
-              <w:t xml:space="preserve">0.99, 1.02</w:t>
+              <w:t xml:space="preserve">0.97, 1.03</w:t>
             </w:r>
           </w:p>
         </w:tc>
@@ -13555,7 +13555,7 @@
                 <w:szCs w:val="22"/>
                 <w:color w:val="000000"/>
               </w:rPr>
-              <w:t xml:space="preserve">0.520</w:t>
+              <w:t xml:space="preserve">0.950</w:t>
             </w:r>
           </w:p>
         </w:tc>
@@ -13661,7 +13661,7 @@
                 <w:szCs w:val="22"/>
                 <w:color w:val="000000"/>
               </w:rPr>
-              <w:t xml:space="preserve">1.02</w:t>
+              <w:t xml:space="preserve">1.04</w:t>
             </w:r>
           </w:p>
         </w:tc>
@@ -13714,7 +13714,7 @@
                 <w:szCs w:val="22"/>
                 <w:color w:val="000000"/>
               </w:rPr>
-              <w:t xml:space="preserve">0.98, 1.07</w:t>
+              <w:t xml:space="preserve">0.99, 1.09</w:t>
             </w:r>
           </w:p>
         </w:tc>
@@ -13767,7 +13767,7 @@
                 <w:szCs w:val="22"/>
                 <w:color w:val="000000"/>
               </w:rPr>
-              <w:t xml:space="preserve">0.280</w:t>
+              <w:t xml:space="preserve">0.130</w:t>
             </w:r>
           </w:p>
         </w:tc>

--- a/docs/tables/auc3/sec5_aki_365.docx
+++ b/docs/tables/auc3/sec5_aki_365.docx
@@ -17,7 +17,7 @@
         <w:tblLook w:firstRow="1" w:lastRow="0" w:firstColumn="0" w:lastColumn="0" w:noHBand="0" w:noVBand="1"/>
       </w:tblPr>
       <w:tblGrid>
-        <w:gridCol w:w="3321"/>
+        <w:gridCol w:w="3297"/>
         <w:gridCol w:w="778"/>
         <w:gridCol w:w="839"/>
         <w:gridCol w:w="1389"/>
@@ -1103,7 +1103,7 @@
                 <w:szCs w:val="22"/>
                 <w:color w:val="000000"/>
               </w:rPr>
-              <w:t xml:space="preserve">1.41</w:t>
+              <w:t xml:space="preserve">1.12</w:t>
             </w:r>
           </w:p>
         </w:tc>
@@ -1156,7 +1156,7 @@
                 <w:szCs w:val="22"/>
                 <w:color w:val="000000"/>
               </w:rPr>
-              <w:t xml:space="preserve">0.91, 2.18</w:t>
+              <w:t xml:space="preserve">0.71, 1.74</w:t>
             </w:r>
           </w:p>
         </w:tc>
@@ -1209,14 +1209,14 @@
                 <w:szCs w:val="22"/>
                 <w:color w:val="000000"/>
               </w:rPr>
-              <w:t xml:space="preserve">0.120</w:t>
+              <w:t xml:space="preserve">0.630</w:t>
             </w:r>
           </w:p>
         </w:tc>
       </w:tr>
       <w:tr>
         <w:trPr>
-          <w:trHeight w:val="598" w:hRule="auto"/>
+          <w:trHeight w:val="597" w:hRule="auto"/>
         </w:trPr>
         body 2
         <w:tc>
@@ -1639,60 +1639,60 @@
                 <w:szCs w:val="22"/>
                 <w:color w:val="000000"/>
               </w:rPr>
-              <w:t xml:space="preserve">0.96, 1.11</w:t>
-            </w:r>
-          </w:p>
-        </w:tc>
-        <w:tc>
-          <w:tcPr>
-            <w:tcBorders>
-              <w:bottom w:val="none" w:sz="0" w:space="0" w:color="000000"/>
-              <w:top w:val="none" w:sz="0" w:space="0" w:color="000000"/>
-              <w:left w:val="none" w:sz="0" w:space="0" w:color="000000"/>
-              <w:right w:val="none" w:sz="0" w:space="0" w:color="000000"/>
-            </w:tcBorders>
-            <w:shd w:val="clear" w:color="auto" w:fill="FFFFFF"/>
-            <w:tcMar>
-              <w:top w:w="0" w:type="dxa"/>
-              <w:bottom w:w="0" w:type="dxa"/>
-              <w:left w:w="0" w:type="dxa"/>
-              <w:right w:w="0" w:type="dxa"/>
-            </w:tcMar>
-            <w:vAlign w:val="top"/>
-          </w:tcPr>
-          <w:p>
-            <w:pPr>
-              <w:pStyle w:val="Normal"/>
-              <w:jc w:val="center"/>
-              <w:pBdr>
-                <w:bottom w:val="none" w:sz="0" w:space="0" w:color="000000"/>
-                <w:top w:val="none" w:sz="0" w:space="0" w:color="000000"/>
-                <w:left w:val="none" w:sz="0" w:space="0" w:color="000000"/>
-                <w:right w:val="none" w:sz="0" w:space="0" w:color="000000"/>
-              </w:pBdr>
-              <w:spacing w:after="100" w:before="100" w:line="240"/>
-              <w:ind w:left="100" w:right="100" w:firstLine="0" w:firstLineChars="0"/>
-              <w:rPr>
-                <w:rFonts w:ascii="Helvetica" w:hAnsi="Helvetica" w:eastAsia="Helvetica" w:cs="Helvetica"/>
-                <w:i w:val="false"/>
-                <w:b w:val="false"/>
-                <w:u w:val="none"/>
-                <w:sz w:val="22"/>
-                <w:szCs w:val="22"/>
-                <w:color w:val="000000"/>
-              </w:rPr>
-            </w:pPr>
-            <w:r>
-              <w:rPr>
-                <w:rFonts w:ascii="Helvetica" w:hAnsi="Helvetica" w:eastAsia="Helvetica" w:cs="Helvetica"/>
-                <w:i w:val="false"/>
-                <w:b w:val="false"/>
-                <w:u w:val="none"/>
-                <w:sz w:val="22"/>
-                <w:szCs w:val="22"/>
-                <w:color w:val="000000"/>
-              </w:rPr>
-              <w:t xml:space="preserve">0.380</w:t>
+              <w:t xml:space="preserve">0.95, 1.11</w:t>
+            </w:r>
+          </w:p>
+        </w:tc>
+        <w:tc>
+          <w:tcPr>
+            <w:tcBorders>
+              <w:bottom w:val="none" w:sz="0" w:space="0" w:color="000000"/>
+              <w:top w:val="none" w:sz="0" w:space="0" w:color="000000"/>
+              <w:left w:val="none" w:sz="0" w:space="0" w:color="000000"/>
+              <w:right w:val="none" w:sz="0" w:space="0" w:color="000000"/>
+            </w:tcBorders>
+            <w:shd w:val="clear" w:color="auto" w:fill="FFFFFF"/>
+            <w:tcMar>
+              <w:top w:w="0" w:type="dxa"/>
+              <w:bottom w:w="0" w:type="dxa"/>
+              <w:left w:w="0" w:type="dxa"/>
+              <w:right w:w="0" w:type="dxa"/>
+            </w:tcMar>
+            <w:vAlign w:val="top"/>
+          </w:tcPr>
+          <w:p>
+            <w:pPr>
+              <w:pStyle w:val="Normal"/>
+              <w:jc w:val="center"/>
+              <w:pBdr>
+                <w:bottom w:val="none" w:sz="0" w:space="0" w:color="000000"/>
+                <w:top w:val="none" w:sz="0" w:space="0" w:color="000000"/>
+                <w:left w:val="none" w:sz="0" w:space="0" w:color="000000"/>
+                <w:right w:val="none" w:sz="0" w:space="0" w:color="000000"/>
+              </w:pBdr>
+              <w:spacing w:after="100" w:before="100" w:line="240"/>
+              <w:ind w:left="100" w:right="100" w:firstLine="0" w:firstLineChars="0"/>
+              <w:rPr>
+                <w:rFonts w:ascii="Helvetica" w:hAnsi="Helvetica" w:eastAsia="Helvetica" w:cs="Helvetica"/>
+                <w:i w:val="false"/>
+                <w:b w:val="false"/>
+                <w:u w:val="none"/>
+                <w:sz w:val="22"/>
+                <w:szCs w:val="22"/>
+                <w:color w:val="000000"/>
+              </w:rPr>
+            </w:pPr>
+            <w:r>
+              <w:rPr>
+                <w:rFonts w:ascii="Helvetica" w:hAnsi="Helvetica" w:eastAsia="Helvetica" w:cs="Helvetica"/>
+                <w:i w:val="false"/>
+                <w:b w:val="false"/>
+                <w:u w:val="none"/>
+                <w:sz w:val="22"/>
+                <w:szCs w:val="22"/>
+                <w:color w:val="000000"/>
+              </w:rPr>
+              <w:t xml:space="preserve">0.460</w:t>
             </w:r>
           </w:p>
         </w:tc>
@@ -3035,113 +3035,113 @@
                 <w:szCs w:val="22"/>
                 <w:color w:val="000000"/>
               </w:rPr>
-              <w:t xml:space="preserve">2.01</w:t>
-            </w:r>
-          </w:p>
-        </w:tc>
-        <w:tc>
-          <w:tcPr>
-            <w:tcBorders>
-              <w:bottom w:val="none" w:sz="0" w:space="0" w:color="000000"/>
-              <w:top w:val="none" w:sz="0" w:space="0" w:color="000000"/>
-              <w:left w:val="none" w:sz="0" w:space="0" w:color="000000"/>
-              <w:right w:val="none" w:sz="0" w:space="0" w:color="000000"/>
-            </w:tcBorders>
-            <w:shd w:val="clear" w:color="auto" w:fill="FFFFFF"/>
-            <w:tcMar>
-              <w:top w:w="0" w:type="dxa"/>
-              <w:bottom w:w="0" w:type="dxa"/>
-              <w:left w:w="0" w:type="dxa"/>
-              <w:right w:w="0" w:type="dxa"/>
-            </w:tcMar>
-            <w:vAlign w:val="top"/>
-          </w:tcPr>
-          <w:p>
-            <w:pPr>
-              <w:pStyle w:val="Normal"/>
-              <w:jc w:val="center"/>
-              <w:pBdr>
-                <w:bottom w:val="none" w:sz="0" w:space="0" w:color="000000"/>
-                <w:top w:val="none" w:sz="0" w:space="0" w:color="000000"/>
-                <w:left w:val="none" w:sz="0" w:space="0" w:color="000000"/>
-                <w:right w:val="none" w:sz="0" w:space="0" w:color="000000"/>
-              </w:pBdr>
-              <w:spacing w:after="100" w:before="100" w:line="240"/>
-              <w:ind w:left="100" w:right="100" w:firstLine="0" w:firstLineChars="0"/>
-              <w:rPr>
-                <w:rFonts w:ascii="Helvetica" w:hAnsi="Helvetica" w:eastAsia="Helvetica" w:cs="Helvetica"/>
-                <w:i w:val="false"/>
-                <w:b w:val="false"/>
-                <w:u w:val="none"/>
-                <w:sz w:val="22"/>
-                <w:szCs w:val="22"/>
-                <w:color w:val="000000"/>
-              </w:rPr>
-            </w:pPr>
-            <w:r>
-              <w:rPr>
-                <w:rFonts w:ascii="Helvetica" w:hAnsi="Helvetica" w:eastAsia="Helvetica" w:cs="Helvetica"/>
-                <w:i w:val="false"/>
-                <w:b w:val="false"/>
-                <w:u w:val="none"/>
-                <w:sz w:val="22"/>
-                <w:szCs w:val="22"/>
-                <w:color w:val="000000"/>
-              </w:rPr>
-              <w:t xml:space="preserve">0.20, 20.4</w:t>
-            </w:r>
-          </w:p>
-        </w:tc>
-        <w:tc>
-          <w:tcPr>
-            <w:tcBorders>
-              <w:bottom w:val="none" w:sz="0" w:space="0" w:color="000000"/>
-              <w:top w:val="none" w:sz="0" w:space="0" w:color="000000"/>
-              <w:left w:val="none" w:sz="0" w:space="0" w:color="000000"/>
-              <w:right w:val="none" w:sz="0" w:space="0" w:color="000000"/>
-            </w:tcBorders>
-            <w:shd w:val="clear" w:color="auto" w:fill="FFFFFF"/>
-            <w:tcMar>
-              <w:top w:w="0" w:type="dxa"/>
-              <w:bottom w:w="0" w:type="dxa"/>
-              <w:left w:w="0" w:type="dxa"/>
-              <w:right w:w="0" w:type="dxa"/>
-            </w:tcMar>
-            <w:vAlign w:val="top"/>
-          </w:tcPr>
-          <w:p>
-            <w:pPr>
-              <w:pStyle w:val="Normal"/>
-              <w:jc w:val="center"/>
-              <w:pBdr>
-                <w:bottom w:val="none" w:sz="0" w:space="0" w:color="000000"/>
-                <w:top w:val="none" w:sz="0" w:space="0" w:color="000000"/>
-                <w:left w:val="none" w:sz="0" w:space="0" w:color="000000"/>
-                <w:right w:val="none" w:sz="0" w:space="0" w:color="000000"/>
-              </w:pBdr>
-              <w:spacing w:after="100" w:before="100" w:line="240"/>
-              <w:ind w:left="100" w:right="100" w:firstLine="0" w:firstLineChars="0"/>
-              <w:rPr>
-                <w:rFonts w:ascii="Helvetica" w:hAnsi="Helvetica" w:eastAsia="Helvetica" w:cs="Helvetica"/>
-                <w:i w:val="false"/>
-                <w:b w:val="false"/>
-                <w:u w:val="none"/>
-                <w:sz w:val="22"/>
-                <w:szCs w:val="22"/>
-                <w:color w:val="000000"/>
-              </w:rPr>
-            </w:pPr>
-            <w:r>
-              <w:rPr>
-                <w:rFonts w:ascii="Helvetica" w:hAnsi="Helvetica" w:eastAsia="Helvetica" w:cs="Helvetica"/>
-                <w:i w:val="false"/>
-                <w:b w:val="false"/>
-                <w:u w:val="none"/>
-                <w:sz w:val="22"/>
-                <w:szCs w:val="22"/>
-                <w:color w:val="000000"/>
-              </w:rPr>
-              <w:t xml:space="preserve">0.550</w:t>
+              <w:t xml:space="preserve">1.89</w:t>
+            </w:r>
+          </w:p>
+        </w:tc>
+        <w:tc>
+          <w:tcPr>
+            <w:tcBorders>
+              <w:bottom w:val="none" w:sz="0" w:space="0" w:color="000000"/>
+              <w:top w:val="none" w:sz="0" w:space="0" w:color="000000"/>
+              <w:left w:val="none" w:sz="0" w:space="0" w:color="000000"/>
+              <w:right w:val="none" w:sz="0" w:space="0" w:color="000000"/>
+            </w:tcBorders>
+            <w:shd w:val="clear" w:color="auto" w:fill="FFFFFF"/>
+            <w:tcMar>
+              <w:top w:w="0" w:type="dxa"/>
+              <w:bottom w:w="0" w:type="dxa"/>
+              <w:left w:w="0" w:type="dxa"/>
+              <w:right w:w="0" w:type="dxa"/>
+            </w:tcMar>
+            <w:vAlign w:val="top"/>
+          </w:tcPr>
+          <w:p>
+            <w:pPr>
+              <w:pStyle w:val="Normal"/>
+              <w:jc w:val="center"/>
+              <w:pBdr>
+                <w:bottom w:val="none" w:sz="0" w:space="0" w:color="000000"/>
+                <w:top w:val="none" w:sz="0" w:space="0" w:color="000000"/>
+                <w:left w:val="none" w:sz="0" w:space="0" w:color="000000"/>
+                <w:right w:val="none" w:sz="0" w:space="0" w:color="000000"/>
+              </w:pBdr>
+              <w:spacing w:after="100" w:before="100" w:line="240"/>
+              <w:ind w:left="100" w:right="100" w:firstLine="0" w:firstLineChars="0"/>
+              <w:rPr>
+                <w:rFonts w:ascii="Helvetica" w:hAnsi="Helvetica" w:eastAsia="Helvetica" w:cs="Helvetica"/>
+                <w:i w:val="false"/>
+                <w:b w:val="false"/>
+                <w:u w:val="none"/>
+                <w:sz w:val="22"/>
+                <w:szCs w:val="22"/>
+                <w:color w:val="000000"/>
+              </w:rPr>
+            </w:pPr>
+            <w:r>
+              <w:rPr>
+                <w:rFonts w:ascii="Helvetica" w:hAnsi="Helvetica" w:eastAsia="Helvetica" w:cs="Helvetica"/>
+                <w:i w:val="false"/>
+                <w:b w:val="false"/>
+                <w:u w:val="none"/>
+                <w:sz w:val="22"/>
+                <w:szCs w:val="22"/>
+                <w:color w:val="000000"/>
+              </w:rPr>
+              <w:t xml:space="preserve">0.16, 21.8</w:t>
+            </w:r>
+          </w:p>
+        </w:tc>
+        <w:tc>
+          <w:tcPr>
+            <w:tcBorders>
+              <w:bottom w:val="none" w:sz="0" w:space="0" w:color="000000"/>
+              <w:top w:val="none" w:sz="0" w:space="0" w:color="000000"/>
+              <w:left w:val="none" w:sz="0" w:space="0" w:color="000000"/>
+              <w:right w:val="none" w:sz="0" w:space="0" w:color="000000"/>
+            </w:tcBorders>
+            <w:shd w:val="clear" w:color="auto" w:fill="FFFFFF"/>
+            <w:tcMar>
+              <w:top w:w="0" w:type="dxa"/>
+              <w:bottom w:w="0" w:type="dxa"/>
+              <w:left w:w="0" w:type="dxa"/>
+              <w:right w:w="0" w:type="dxa"/>
+            </w:tcMar>
+            <w:vAlign w:val="top"/>
+          </w:tcPr>
+          <w:p>
+            <w:pPr>
+              <w:pStyle w:val="Normal"/>
+              <w:jc w:val="center"/>
+              <w:pBdr>
+                <w:bottom w:val="none" w:sz="0" w:space="0" w:color="000000"/>
+                <w:top w:val="none" w:sz="0" w:space="0" w:color="000000"/>
+                <w:left w:val="none" w:sz="0" w:space="0" w:color="000000"/>
+                <w:right w:val="none" w:sz="0" w:space="0" w:color="000000"/>
+              </w:pBdr>
+              <w:spacing w:after="100" w:before="100" w:line="240"/>
+              <w:ind w:left="100" w:right="100" w:firstLine="0" w:firstLineChars="0"/>
+              <w:rPr>
+                <w:rFonts w:ascii="Helvetica" w:hAnsi="Helvetica" w:eastAsia="Helvetica" w:cs="Helvetica"/>
+                <w:i w:val="false"/>
+                <w:b w:val="false"/>
+                <w:u w:val="none"/>
+                <w:sz w:val="22"/>
+                <w:szCs w:val="22"/>
+                <w:color w:val="000000"/>
+              </w:rPr>
+            </w:pPr>
+            <w:r>
+              <w:rPr>
+                <w:rFonts w:ascii="Helvetica" w:hAnsi="Helvetica" w:eastAsia="Helvetica" w:cs="Helvetica"/>
+                <w:i w:val="false"/>
+                <w:b w:val="false"/>
+                <w:u w:val="none"/>
+                <w:sz w:val="22"/>
+                <w:szCs w:val="22"/>
+                <w:color w:val="000000"/>
+              </w:rPr>
+              <w:t xml:space="preserve">0.610</w:t>
             </w:r>
           </w:p>
         </w:tc>
@@ -3571,60 +3571,60 @@
                 <w:szCs w:val="22"/>
                 <w:color w:val="000000"/>
               </w:rPr>
-              <w:t xml:space="preserve">0.75, 1.37</w:t>
-            </w:r>
-          </w:p>
-        </w:tc>
-        <w:tc>
-          <w:tcPr>
-            <w:tcBorders>
-              <w:bottom w:val="none" w:sz="0" w:space="0" w:color="000000"/>
-              <w:top w:val="none" w:sz="0" w:space="0" w:color="000000"/>
-              <w:left w:val="none" w:sz="0" w:space="0" w:color="000000"/>
-              <w:right w:val="none" w:sz="0" w:space="0" w:color="000000"/>
-            </w:tcBorders>
-            <w:shd w:val="clear" w:color="auto" w:fill="FFFFFF"/>
-            <w:tcMar>
-              <w:top w:w="0" w:type="dxa"/>
-              <w:bottom w:w="0" w:type="dxa"/>
-              <w:left w:w="0" w:type="dxa"/>
-              <w:right w:w="0" w:type="dxa"/>
-            </w:tcMar>
-            <w:vAlign w:val="top"/>
-          </w:tcPr>
-          <w:p>
-            <w:pPr>
-              <w:pStyle w:val="Normal"/>
-              <w:jc w:val="center"/>
-              <w:pBdr>
-                <w:bottom w:val="none" w:sz="0" w:space="0" w:color="000000"/>
-                <w:top w:val="none" w:sz="0" w:space="0" w:color="000000"/>
-                <w:left w:val="none" w:sz="0" w:space="0" w:color="000000"/>
-                <w:right w:val="none" w:sz="0" w:space="0" w:color="000000"/>
-              </w:pBdr>
-              <w:spacing w:after="100" w:before="100" w:line="240"/>
-              <w:ind w:left="100" w:right="100" w:firstLine="0" w:firstLineChars="0"/>
-              <w:rPr>
-                <w:rFonts w:ascii="Helvetica" w:hAnsi="Helvetica" w:eastAsia="Helvetica" w:cs="Helvetica"/>
-                <w:i w:val="false"/>
-                <w:b w:val="false"/>
-                <w:u w:val="none"/>
-                <w:sz w:val="22"/>
-                <w:szCs w:val="22"/>
-                <w:color w:val="000000"/>
-              </w:rPr>
-            </w:pPr>
-            <w:r>
-              <w:rPr>
-                <w:rFonts w:ascii="Helvetica" w:hAnsi="Helvetica" w:eastAsia="Helvetica" w:cs="Helvetica"/>
-                <w:i w:val="false"/>
-                <w:b w:val="false"/>
-                <w:u w:val="none"/>
-                <w:sz w:val="22"/>
-                <w:szCs w:val="22"/>
-                <w:color w:val="000000"/>
-              </w:rPr>
-              <w:t xml:space="preserve">0.940</w:t>
+              <w:t xml:space="preserve">0.75, 1.36</w:t>
+            </w:r>
+          </w:p>
+        </w:tc>
+        <w:tc>
+          <w:tcPr>
+            <w:tcBorders>
+              <w:bottom w:val="none" w:sz="0" w:space="0" w:color="000000"/>
+              <w:top w:val="none" w:sz="0" w:space="0" w:color="000000"/>
+              <w:left w:val="none" w:sz="0" w:space="0" w:color="000000"/>
+              <w:right w:val="none" w:sz="0" w:space="0" w:color="000000"/>
+            </w:tcBorders>
+            <w:shd w:val="clear" w:color="auto" w:fill="FFFFFF"/>
+            <w:tcMar>
+              <w:top w:w="0" w:type="dxa"/>
+              <w:bottom w:w="0" w:type="dxa"/>
+              <w:left w:w="0" w:type="dxa"/>
+              <w:right w:w="0" w:type="dxa"/>
+            </w:tcMar>
+            <w:vAlign w:val="top"/>
+          </w:tcPr>
+          <w:p>
+            <w:pPr>
+              <w:pStyle w:val="Normal"/>
+              <w:jc w:val="center"/>
+              <w:pBdr>
+                <w:bottom w:val="none" w:sz="0" w:space="0" w:color="000000"/>
+                <w:top w:val="none" w:sz="0" w:space="0" w:color="000000"/>
+                <w:left w:val="none" w:sz="0" w:space="0" w:color="000000"/>
+                <w:right w:val="none" w:sz="0" w:space="0" w:color="000000"/>
+              </w:pBdr>
+              <w:spacing w:after="100" w:before="100" w:line="240"/>
+              <w:ind w:left="100" w:right="100" w:firstLine="0" w:firstLineChars="0"/>
+              <w:rPr>
+                <w:rFonts w:ascii="Helvetica" w:hAnsi="Helvetica" w:eastAsia="Helvetica" w:cs="Helvetica"/>
+                <w:i w:val="false"/>
+                <w:b w:val="false"/>
+                <w:u w:val="none"/>
+                <w:sz w:val="22"/>
+                <w:szCs w:val="22"/>
+                <w:color w:val="000000"/>
+              </w:rPr>
+            </w:pPr>
+            <w:r>
+              <w:rPr>
+                <w:rFonts w:ascii="Helvetica" w:hAnsi="Helvetica" w:eastAsia="Helvetica" w:cs="Helvetica"/>
+                <w:i w:val="false"/>
+                <w:b w:val="false"/>
+                <w:u w:val="none"/>
+                <w:sz w:val="22"/>
+                <w:szCs w:val="22"/>
+                <w:color w:val="000000"/>
+              </w:rPr>
+              <w:t xml:space="preserve">0.960</w:t>
             </w:r>
           </w:p>
         </w:tc>
@@ -4967,113 +4967,113 @@
                 <w:szCs w:val="22"/>
                 <w:color w:val="000000"/>
               </w:rPr>
-              <w:t xml:space="preserve">1.28</w:t>
-            </w:r>
-          </w:p>
-        </w:tc>
-        <w:tc>
-          <w:tcPr>
-            <w:tcBorders>
-              <w:bottom w:val="none" w:sz="0" w:space="0" w:color="000000"/>
-              <w:top w:val="none" w:sz="0" w:space="0" w:color="000000"/>
-              <w:left w:val="none" w:sz="0" w:space="0" w:color="000000"/>
-              <w:right w:val="none" w:sz="0" w:space="0" w:color="000000"/>
-            </w:tcBorders>
-            <w:shd w:val="clear" w:color="auto" w:fill="FFFFFF"/>
-            <w:tcMar>
-              <w:top w:w="0" w:type="dxa"/>
-              <w:bottom w:w="0" w:type="dxa"/>
-              <w:left w:w="0" w:type="dxa"/>
-              <w:right w:w="0" w:type="dxa"/>
-            </w:tcMar>
-            <w:vAlign w:val="top"/>
-          </w:tcPr>
-          <w:p>
-            <w:pPr>
-              <w:pStyle w:val="Normal"/>
-              <w:jc w:val="center"/>
-              <w:pBdr>
-                <w:bottom w:val="none" w:sz="0" w:space="0" w:color="000000"/>
-                <w:top w:val="none" w:sz="0" w:space="0" w:color="000000"/>
-                <w:left w:val="none" w:sz="0" w:space="0" w:color="000000"/>
-                <w:right w:val="none" w:sz="0" w:space="0" w:color="000000"/>
-              </w:pBdr>
-              <w:spacing w:after="100" w:before="100" w:line="240"/>
-              <w:ind w:left="100" w:right="100" w:firstLine="0" w:firstLineChars="0"/>
-              <w:rPr>
-                <w:rFonts w:ascii="Helvetica" w:hAnsi="Helvetica" w:eastAsia="Helvetica" w:cs="Helvetica"/>
-                <w:i w:val="false"/>
-                <w:b w:val="false"/>
-                <w:u w:val="none"/>
-                <w:sz w:val="22"/>
-                <w:szCs w:val="22"/>
-                <w:color w:val="000000"/>
-              </w:rPr>
-            </w:pPr>
-            <w:r>
-              <w:rPr>
-                <w:rFonts w:ascii="Helvetica" w:hAnsi="Helvetica" w:eastAsia="Helvetica" w:cs="Helvetica"/>
-                <w:i w:val="false"/>
-                <w:b w:val="false"/>
-                <w:u w:val="none"/>
-                <w:sz w:val="22"/>
-                <w:szCs w:val="22"/>
-                <w:color w:val="000000"/>
-              </w:rPr>
-              <w:t xml:space="preserve">0.24, 6.77</w:t>
-            </w:r>
-          </w:p>
-        </w:tc>
-        <w:tc>
-          <w:tcPr>
-            <w:tcBorders>
-              <w:bottom w:val="none" w:sz="0" w:space="0" w:color="000000"/>
-              <w:top w:val="none" w:sz="0" w:space="0" w:color="000000"/>
-              <w:left w:val="none" w:sz="0" w:space="0" w:color="000000"/>
-              <w:right w:val="none" w:sz="0" w:space="0" w:color="000000"/>
-            </w:tcBorders>
-            <w:shd w:val="clear" w:color="auto" w:fill="FFFFFF"/>
-            <w:tcMar>
-              <w:top w:w="0" w:type="dxa"/>
-              <w:bottom w:w="0" w:type="dxa"/>
-              <w:left w:w="0" w:type="dxa"/>
-              <w:right w:w="0" w:type="dxa"/>
-            </w:tcMar>
-            <w:vAlign w:val="top"/>
-          </w:tcPr>
-          <w:p>
-            <w:pPr>
-              <w:pStyle w:val="Normal"/>
-              <w:jc w:val="center"/>
-              <w:pBdr>
-                <w:bottom w:val="none" w:sz="0" w:space="0" w:color="000000"/>
-                <w:top w:val="none" w:sz="0" w:space="0" w:color="000000"/>
-                <w:left w:val="none" w:sz="0" w:space="0" w:color="000000"/>
-                <w:right w:val="none" w:sz="0" w:space="0" w:color="000000"/>
-              </w:pBdr>
-              <w:spacing w:after="100" w:before="100" w:line="240"/>
-              <w:ind w:left="100" w:right="100" w:firstLine="0" w:firstLineChars="0"/>
-              <w:rPr>
-                <w:rFonts w:ascii="Helvetica" w:hAnsi="Helvetica" w:eastAsia="Helvetica" w:cs="Helvetica"/>
-                <w:i w:val="false"/>
-                <w:b w:val="false"/>
-                <w:u w:val="none"/>
-                <w:sz w:val="22"/>
-                <w:szCs w:val="22"/>
-                <w:color w:val="000000"/>
-              </w:rPr>
-            </w:pPr>
-            <w:r>
-              <w:rPr>
-                <w:rFonts w:ascii="Helvetica" w:hAnsi="Helvetica" w:eastAsia="Helvetica" w:cs="Helvetica"/>
-                <w:i w:val="false"/>
-                <w:b w:val="false"/>
-                <w:u w:val="none"/>
-                <w:sz w:val="22"/>
-                <w:szCs w:val="22"/>
-                <w:color w:val="000000"/>
-              </w:rPr>
-              <w:t xml:space="preserve">0.770</w:t>
+              <w:t xml:space="preserve">1.33</w:t>
+            </w:r>
+          </w:p>
+        </w:tc>
+        <w:tc>
+          <w:tcPr>
+            <w:tcBorders>
+              <w:bottom w:val="none" w:sz="0" w:space="0" w:color="000000"/>
+              <w:top w:val="none" w:sz="0" w:space="0" w:color="000000"/>
+              <w:left w:val="none" w:sz="0" w:space="0" w:color="000000"/>
+              <w:right w:val="none" w:sz="0" w:space="0" w:color="000000"/>
+            </w:tcBorders>
+            <w:shd w:val="clear" w:color="auto" w:fill="FFFFFF"/>
+            <w:tcMar>
+              <w:top w:w="0" w:type="dxa"/>
+              <w:bottom w:w="0" w:type="dxa"/>
+              <w:left w:w="0" w:type="dxa"/>
+              <w:right w:w="0" w:type="dxa"/>
+            </w:tcMar>
+            <w:vAlign w:val="top"/>
+          </w:tcPr>
+          <w:p>
+            <w:pPr>
+              <w:pStyle w:val="Normal"/>
+              <w:jc w:val="center"/>
+              <w:pBdr>
+                <w:bottom w:val="none" w:sz="0" w:space="0" w:color="000000"/>
+                <w:top w:val="none" w:sz="0" w:space="0" w:color="000000"/>
+                <w:left w:val="none" w:sz="0" w:space="0" w:color="000000"/>
+                <w:right w:val="none" w:sz="0" w:space="0" w:color="000000"/>
+              </w:pBdr>
+              <w:spacing w:after="100" w:before="100" w:line="240"/>
+              <w:ind w:left="100" w:right="100" w:firstLine="0" w:firstLineChars="0"/>
+              <w:rPr>
+                <w:rFonts w:ascii="Helvetica" w:hAnsi="Helvetica" w:eastAsia="Helvetica" w:cs="Helvetica"/>
+                <w:i w:val="false"/>
+                <w:b w:val="false"/>
+                <w:u w:val="none"/>
+                <w:sz w:val="22"/>
+                <w:szCs w:val="22"/>
+                <w:color w:val="000000"/>
+              </w:rPr>
+            </w:pPr>
+            <w:r>
+              <w:rPr>
+                <w:rFonts w:ascii="Helvetica" w:hAnsi="Helvetica" w:eastAsia="Helvetica" w:cs="Helvetica"/>
+                <w:i w:val="false"/>
+                <w:b w:val="false"/>
+                <w:u w:val="none"/>
+                <w:sz w:val="22"/>
+                <w:szCs w:val="22"/>
+                <w:color w:val="000000"/>
+              </w:rPr>
+              <w:t xml:space="preserve">0.26, 6.73</w:t>
+            </w:r>
+          </w:p>
+        </w:tc>
+        <w:tc>
+          <w:tcPr>
+            <w:tcBorders>
+              <w:bottom w:val="none" w:sz="0" w:space="0" w:color="000000"/>
+              <w:top w:val="none" w:sz="0" w:space="0" w:color="000000"/>
+              <w:left w:val="none" w:sz="0" w:space="0" w:color="000000"/>
+              <w:right w:val="none" w:sz="0" w:space="0" w:color="000000"/>
+            </w:tcBorders>
+            <w:shd w:val="clear" w:color="auto" w:fill="FFFFFF"/>
+            <w:tcMar>
+              <w:top w:w="0" w:type="dxa"/>
+              <w:bottom w:w="0" w:type="dxa"/>
+              <w:left w:w="0" w:type="dxa"/>
+              <w:right w:w="0" w:type="dxa"/>
+            </w:tcMar>
+            <w:vAlign w:val="top"/>
+          </w:tcPr>
+          <w:p>
+            <w:pPr>
+              <w:pStyle w:val="Normal"/>
+              <w:jc w:val="center"/>
+              <w:pBdr>
+                <w:bottom w:val="none" w:sz="0" w:space="0" w:color="000000"/>
+                <w:top w:val="none" w:sz="0" w:space="0" w:color="000000"/>
+                <w:left w:val="none" w:sz="0" w:space="0" w:color="000000"/>
+                <w:right w:val="none" w:sz="0" w:space="0" w:color="000000"/>
+              </w:pBdr>
+              <w:spacing w:after="100" w:before="100" w:line="240"/>
+              <w:ind w:left="100" w:right="100" w:firstLine="0" w:firstLineChars="0"/>
+              <w:rPr>
+                <w:rFonts w:ascii="Helvetica" w:hAnsi="Helvetica" w:eastAsia="Helvetica" w:cs="Helvetica"/>
+                <w:i w:val="false"/>
+                <w:b w:val="false"/>
+                <w:u w:val="none"/>
+                <w:sz w:val="22"/>
+                <w:szCs w:val="22"/>
+                <w:color w:val="000000"/>
+              </w:rPr>
+            </w:pPr>
+            <w:r>
+              <w:rPr>
+                <w:rFonts w:ascii="Helvetica" w:hAnsi="Helvetica" w:eastAsia="Helvetica" w:cs="Helvetica"/>
+                <w:i w:val="false"/>
+                <w:b w:val="false"/>
+                <w:u w:val="none"/>
+                <w:sz w:val="22"/>
+                <w:szCs w:val="22"/>
+                <w:color w:val="000000"/>
+              </w:rPr>
+              <w:t xml:space="preserve">0.730</w:t>
             </w:r>
           </w:p>
         </w:tc>
@@ -6416,113 +6416,113 @@
                 <w:szCs w:val="22"/>
                 <w:color w:val="000000"/>
               </w:rPr>
-              <w:t xml:space="preserve">2.58</w:t>
-            </w:r>
-          </w:p>
-        </w:tc>
-        <w:tc>
-          <w:tcPr>
-            <w:tcBorders>
-              <w:bottom w:val="none" w:sz="0" w:space="0" w:color="000000"/>
-              <w:top w:val="none" w:sz="0" w:space="0" w:color="000000"/>
-              <w:left w:val="none" w:sz="0" w:space="0" w:color="000000"/>
-              <w:right w:val="none" w:sz="0" w:space="0" w:color="000000"/>
-            </w:tcBorders>
-            <w:shd w:val="clear" w:color="auto" w:fill="FFFFFF"/>
-            <w:tcMar>
-              <w:top w:w="0" w:type="dxa"/>
-              <w:bottom w:w="0" w:type="dxa"/>
-              <w:left w:w="0" w:type="dxa"/>
-              <w:right w:w="0" w:type="dxa"/>
-            </w:tcMar>
-            <w:vAlign w:val="top"/>
-          </w:tcPr>
-          <w:p>
-            <w:pPr>
-              <w:pStyle w:val="Normal"/>
-              <w:jc w:val="center"/>
-              <w:pBdr>
-                <w:bottom w:val="none" w:sz="0" w:space="0" w:color="000000"/>
-                <w:top w:val="none" w:sz="0" w:space="0" w:color="000000"/>
-                <w:left w:val="none" w:sz="0" w:space="0" w:color="000000"/>
-                <w:right w:val="none" w:sz="0" w:space="0" w:color="000000"/>
-              </w:pBdr>
-              <w:spacing w:after="100" w:before="100" w:line="240"/>
-              <w:ind w:left="100" w:right="100" w:firstLine="0" w:firstLineChars="0"/>
-              <w:rPr>
-                <w:rFonts w:ascii="Helvetica" w:hAnsi="Helvetica" w:eastAsia="Helvetica" w:cs="Helvetica"/>
-                <w:i w:val="false"/>
-                <w:b w:val="false"/>
-                <w:u w:val="none"/>
-                <w:sz w:val="22"/>
-                <w:szCs w:val="22"/>
-                <w:color w:val="000000"/>
-              </w:rPr>
-            </w:pPr>
-            <w:r>
-              <w:rPr>
-                <w:rFonts w:ascii="Helvetica" w:hAnsi="Helvetica" w:eastAsia="Helvetica" w:cs="Helvetica"/>
-                <w:i w:val="false"/>
-                <w:b w:val="false"/>
-                <w:u w:val="none"/>
-                <w:sz w:val="22"/>
-                <w:szCs w:val="22"/>
-                <w:color w:val="000000"/>
-              </w:rPr>
-              <w:t xml:space="preserve">0.04, 152</w:t>
-            </w:r>
-          </w:p>
-        </w:tc>
-        <w:tc>
-          <w:tcPr>
-            <w:tcBorders>
-              <w:bottom w:val="none" w:sz="0" w:space="0" w:color="000000"/>
-              <w:top w:val="none" w:sz="0" w:space="0" w:color="000000"/>
-              <w:left w:val="none" w:sz="0" w:space="0" w:color="000000"/>
-              <w:right w:val="none" w:sz="0" w:space="0" w:color="000000"/>
-            </w:tcBorders>
-            <w:shd w:val="clear" w:color="auto" w:fill="FFFFFF"/>
-            <w:tcMar>
-              <w:top w:w="0" w:type="dxa"/>
-              <w:bottom w:w="0" w:type="dxa"/>
-              <w:left w:w="0" w:type="dxa"/>
-              <w:right w:w="0" w:type="dxa"/>
-            </w:tcMar>
-            <w:vAlign w:val="top"/>
-          </w:tcPr>
-          <w:p>
-            <w:pPr>
-              <w:pStyle w:val="Normal"/>
-              <w:jc w:val="center"/>
-              <w:pBdr>
-                <w:bottom w:val="none" w:sz="0" w:space="0" w:color="000000"/>
-                <w:top w:val="none" w:sz="0" w:space="0" w:color="000000"/>
-                <w:left w:val="none" w:sz="0" w:space="0" w:color="000000"/>
-                <w:right w:val="none" w:sz="0" w:space="0" w:color="000000"/>
-              </w:pBdr>
-              <w:spacing w:after="100" w:before="100" w:line="240"/>
-              <w:ind w:left="100" w:right="100" w:firstLine="0" w:firstLineChars="0"/>
-              <w:rPr>
-                <w:rFonts w:ascii="Helvetica" w:hAnsi="Helvetica" w:eastAsia="Helvetica" w:cs="Helvetica"/>
-                <w:i w:val="false"/>
-                <w:b w:val="false"/>
-                <w:u w:val="none"/>
-                <w:sz w:val="22"/>
-                <w:szCs w:val="22"/>
-                <w:color w:val="000000"/>
-              </w:rPr>
-            </w:pPr>
-            <w:r>
-              <w:rPr>
-                <w:rFonts w:ascii="Helvetica" w:hAnsi="Helvetica" w:eastAsia="Helvetica" w:cs="Helvetica"/>
-                <w:i w:val="false"/>
-                <w:b w:val="false"/>
-                <w:u w:val="none"/>
-                <w:sz w:val="22"/>
-                <w:szCs w:val="22"/>
-                <w:color w:val="000000"/>
-              </w:rPr>
-              <w:t xml:space="preserve">0.650</w:t>
+              <w:t xml:space="preserve">2.47</w:t>
+            </w:r>
+          </w:p>
+        </w:tc>
+        <w:tc>
+          <w:tcPr>
+            <w:tcBorders>
+              <w:bottom w:val="none" w:sz="0" w:space="0" w:color="000000"/>
+              <w:top w:val="none" w:sz="0" w:space="0" w:color="000000"/>
+              <w:left w:val="none" w:sz="0" w:space="0" w:color="000000"/>
+              <w:right w:val="none" w:sz="0" w:space="0" w:color="000000"/>
+            </w:tcBorders>
+            <w:shd w:val="clear" w:color="auto" w:fill="FFFFFF"/>
+            <w:tcMar>
+              <w:top w:w="0" w:type="dxa"/>
+              <w:bottom w:w="0" w:type="dxa"/>
+              <w:left w:w="0" w:type="dxa"/>
+              <w:right w:w="0" w:type="dxa"/>
+            </w:tcMar>
+            <w:vAlign w:val="top"/>
+          </w:tcPr>
+          <w:p>
+            <w:pPr>
+              <w:pStyle w:val="Normal"/>
+              <w:jc w:val="center"/>
+              <w:pBdr>
+                <w:bottom w:val="none" w:sz="0" w:space="0" w:color="000000"/>
+                <w:top w:val="none" w:sz="0" w:space="0" w:color="000000"/>
+                <w:left w:val="none" w:sz="0" w:space="0" w:color="000000"/>
+                <w:right w:val="none" w:sz="0" w:space="0" w:color="000000"/>
+              </w:pBdr>
+              <w:spacing w:after="100" w:before="100" w:line="240"/>
+              <w:ind w:left="100" w:right="100" w:firstLine="0" w:firstLineChars="0"/>
+              <w:rPr>
+                <w:rFonts w:ascii="Helvetica" w:hAnsi="Helvetica" w:eastAsia="Helvetica" w:cs="Helvetica"/>
+                <w:i w:val="false"/>
+                <w:b w:val="false"/>
+                <w:u w:val="none"/>
+                <w:sz w:val="22"/>
+                <w:szCs w:val="22"/>
+                <w:color w:val="000000"/>
+              </w:rPr>
+            </w:pPr>
+            <w:r>
+              <w:rPr>
+                <w:rFonts w:ascii="Helvetica" w:hAnsi="Helvetica" w:eastAsia="Helvetica" w:cs="Helvetica"/>
+                <w:i w:val="false"/>
+                <w:b w:val="false"/>
+                <w:u w:val="none"/>
+                <w:sz w:val="22"/>
+                <w:szCs w:val="22"/>
+                <w:color w:val="000000"/>
+              </w:rPr>
+              <w:t xml:space="preserve">0.04, 143</w:t>
+            </w:r>
+          </w:p>
+        </w:tc>
+        <w:tc>
+          <w:tcPr>
+            <w:tcBorders>
+              <w:bottom w:val="none" w:sz="0" w:space="0" w:color="000000"/>
+              <w:top w:val="none" w:sz="0" w:space="0" w:color="000000"/>
+              <w:left w:val="none" w:sz="0" w:space="0" w:color="000000"/>
+              <w:right w:val="none" w:sz="0" w:space="0" w:color="000000"/>
+            </w:tcBorders>
+            <w:shd w:val="clear" w:color="auto" w:fill="FFFFFF"/>
+            <w:tcMar>
+              <w:top w:w="0" w:type="dxa"/>
+              <w:bottom w:w="0" w:type="dxa"/>
+              <w:left w:w="0" w:type="dxa"/>
+              <w:right w:w="0" w:type="dxa"/>
+            </w:tcMar>
+            <w:vAlign w:val="top"/>
+          </w:tcPr>
+          <w:p>
+            <w:pPr>
+              <w:pStyle w:val="Normal"/>
+              <w:jc w:val="center"/>
+              <w:pBdr>
+                <w:bottom w:val="none" w:sz="0" w:space="0" w:color="000000"/>
+                <w:top w:val="none" w:sz="0" w:space="0" w:color="000000"/>
+                <w:left w:val="none" w:sz="0" w:space="0" w:color="000000"/>
+                <w:right w:val="none" w:sz="0" w:space="0" w:color="000000"/>
+              </w:pBdr>
+              <w:spacing w:after="100" w:before="100" w:line="240"/>
+              <w:ind w:left="100" w:right="100" w:firstLine="0" w:firstLineChars="0"/>
+              <w:rPr>
+                <w:rFonts w:ascii="Helvetica" w:hAnsi="Helvetica" w:eastAsia="Helvetica" w:cs="Helvetica"/>
+                <w:i w:val="false"/>
+                <w:b w:val="false"/>
+                <w:u w:val="none"/>
+                <w:sz w:val="22"/>
+                <w:szCs w:val="22"/>
+                <w:color w:val="000000"/>
+              </w:rPr>
+            </w:pPr>
+            <w:r>
+              <w:rPr>
+                <w:rFonts w:ascii="Helvetica" w:hAnsi="Helvetica" w:eastAsia="Helvetica" w:cs="Helvetica"/>
+                <w:i w:val="false"/>
+                <w:b w:val="false"/>
+                <w:u w:val="none"/>
+                <w:sz w:val="22"/>
+                <w:szCs w:val="22"/>
+                <w:color w:val="000000"/>
+              </w:rPr>
+              <w:t xml:space="preserve">0.660</w:t>
             </w:r>
           </w:p>
         </w:tc>
@@ -6899,113 +6899,113 @@
                 <w:szCs w:val="22"/>
                 <w:color w:val="000000"/>
               </w:rPr>
-              <w:t xml:space="preserve">1.09</w:t>
-            </w:r>
-          </w:p>
-        </w:tc>
-        <w:tc>
-          <w:tcPr>
-            <w:tcBorders>
-              <w:bottom w:val="none" w:sz="0" w:space="0" w:color="000000"/>
-              <w:top w:val="none" w:sz="0" w:space="0" w:color="000000"/>
-              <w:left w:val="none" w:sz="0" w:space="0" w:color="000000"/>
-              <w:right w:val="none" w:sz="0" w:space="0" w:color="000000"/>
-            </w:tcBorders>
-            <w:shd w:val="clear" w:color="auto" w:fill="FFFFFF"/>
-            <w:tcMar>
-              <w:top w:w="0" w:type="dxa"/>
-              <w:bottom w:w="0" w:type="dxa"/>
-              <w:left w:w="0" w:type="dxa"/>
-              <w:right w:w="0" w:type="dxa"/>
-            </w:tcMar>
-            <w:vAlign w:val="top"/>
-          </w:tcPr>
-          <w:p>
-            <w:pPr>
-              <w:pStyle w:val="Normal"/>
-              <w:jc w:val="center"/>
-              <w:pBdr>
-                <w:bottom w:val="none" w:sz="0" w:space="0" w:color="000000"/>
-                <w:top w:val="none" w:sz="0" w:space="0" w:color="000000"/>
-                <w:left w:val="none" w:sz="0" w:space="0" w:color="000000"/>
-                <w:right w:val="none" w:sz="0" w:space="0" w:color="000000"/>
-              </w:pBdr>
-              <w:spacing w:after="100" w:before="100" w:line="240"/>
-              <w:ind w:left="100" w:right="100" w:firstLine="0" w:firstLineChars="0"/>
-              <w:rPr>
-                <w:rFonts w:ascii="Helvetica" w:hAnsi="Helvetica" w:eastAsia="Helvetica" w:cs="Helvetica"/>
-                <w:i w:val="false"/>
-                <w:b w:val="false"/>
-                <w:u w:val="none"/>
-                <w:sz w:val="22"/>
-                <w:szCs w:val="22"/>
-                <w:color w:val="000000"/>
-              </w:rPr>
-            </w:pPr>
-            <w:r>
-              <w:rPr>
-                <w:rFonts w:ascii="Helvetica" w:hAnsi="Helvetica" w:eastAsia="Helvetica" w:cs="Helvetica"/>
-                <w:i w:val="false"/>
-                <w:b w:val="false"/>
-                <w:u w:val="none"/>
-                <w:sz w:val="22"/>
-                <w:szCs w:val="22"/>
-                <w:color w:val="000000"/>
-              </w:rPr>
-              <w:t xml:space="preserve">0.05, 25.2</w:t>
-            </w:r>
-          </w:p>
-        </w:tc>
-        <w:tc>
-          <w:tcPr>
-            <w:tcBorders>
-              <w:bottom w:val="none" w:sz="0" w:space="0" w:color="000000"/>
-              <w:top w:val="none" w:sz="0" w:space="0" w:color="000000"/>
-              <w:left w:val="none" w:sz="0" w:space="0" w:color="000000"/>
-              <w:right w:val="none" w:sz="0" w:space="0" w:color="000000"/>
-            </w:tcBorders>
-            <w:shd w:val="clear" w:color="auto" w:fill="FFFFFF"/>
-            <w:tcMar>
-              <w:top w:w="0" w:type="dxa"/>
-              <w:bottom w:w="0" w:type="dxa"/>
-              <w:left w:w="0" w:type="dxa"/>
-              <w:right w:w="0" w:type="dxa"/>
-            </w:tcMar>
-            <w:vAlign w:val="top"/>
-          </w:tcPr>
-          <w:p>
-            <w:pPr>
-              <w:pStyle w:val="Normal"/>
-              <w:jc w:val="center"/>
-              <w:pBdr>
-                <w:bottom w:val="none" w:sz="0" w:space="0" w:color="000000"/>
-                <w:top w:val="none" w:sz="0" w:space="0" w:color="000000"/>
-                <w:left w:val="none" w:sz="0" w:space="0" w:color="000000"/>
-                <w:right w:val="none" w:sz="0" w:space="0" w:color="000000"/>
-              </w:pBdr>
-              <w:spacing w:after="100" w:before="100" w:line="240"/>
-              <w:ind w:left="100" w:right="100" w:firstLine="0" w:firstLineChars="0"/>
-              <w:rPr>
-                <w:rFonts w:ascii="Helvetica" w:hAnsi="Helvetica" w:eastAsia="Helvetica" w:cs="Helvetica"/>
-                <w:i w:val="false"/>
-                <w:b w:val="false"/>
-                <w:u w:val="none"/>
-                <w:sz w:val="22"/>
-                <w:szCs w:val="22"/>
-                <w:color w:val="000000"/>
-              </w:rPr>
-            </w:pPr>
-            <w:r>
-              <w:rPr>
-                <w:rFonts w:ascii="Helvetica" w:hAnsi="Helvetica" w:eastAsia="Helvetica" w:cs="Helvetica"/>
-                <w:i w:val="false"/>
-                <w:b w:val="false"/>
-                <w:u w:val="none"/>
-                <w:sz w:val="22"/>
-                <w:szCs w:val="22"/>
-                <w:color w:val="000000"/>
-              </w:rPr>
-              <w:t xml:space="preserve">0.960</w:t>
+              <w:t xml:space="preserve">1.18</w:t>
+            </w:r>
+          </w:p>
+        </w:tc>
+        <w:tc>
+          <w:tcPr>
+            <w:tcBorders>
+              <w:bottom w:val="none" w:sz="0" w:space="0" w:color="000000"/>
+              <w:top w:val="none" w:sz="0" w:space="0" w:color="000000"/>
+              <w:left w:val="none" w:sz="0" w:space="0" w:color="000000"/>
+              <w:right w:val="none" w:sz="0" w:space="0" w:color="000000"/>
+            </w:tcBorders>
+            <w:shd w:val="clear" w:color="auto" w:fill="FFFFFF"/>
+            <w:tcMar>
+              <w:top w:w="0" w:type="dxa"/>
+              <w:bottom w:w="0" w:type="dxa"/>
+              <w:left w:w="0" w:type="dxa"/>
+              <w:right w:w="0" w:type="dxa"/>
+            </w:tcMar>
+            <w:vAlign w:val="top"/>
+          </w:tcPr>
+          <w:p>
+            <w:pPr>
+              <w:pStyle w:val="Normal"/>
+              <w:jc w:val="center"/>
+              <w:pBdr>
+                <w:bottom w:val="none" w:sz="0" w:space="0" w:color="000000"/>
+                <w:top w:val="none" w:sz="0" w:space="0" w:color="000000"/>
+                <w:left w:val="none" w:sz="0" w:space="0" w:color="000000"/>
+                <w:right w:val="none" w:sz="0" w:space="0" w:color="000000"/>
+              </w:pBdr>
+              <w:spacing w:after="100" w:before="100" w:line="240"/>
+              <w:ind w:left="100" w:right="100" w:firstLine="0" w:firstLineChars="0"/>
+              <w:rPr>
+                <w:rFonts w:ascii="Helvetica" w:hAnsi="Helvetica" w:eastAsia="Helvetica" w:cs="Helvetica"/>
+                <w:i w:val="false"/>
+                <w:b w:val="false"/>
+                <w:u w:val="none"/>
+                <w:sz w:val="22"/>
+                <w:szCs w:val="22"/>
+                <w:color w:val="000000"/>
+              </w:rPr>
+            </w:pPr>
+            <w:r>
+              <w:rPr>
+                <w:rFonts w:ascii="Helvetica" w:hAnsi="Helvetica" w:eastAsia="Helvetica" w:cs="Helvetica"/>
+                <w:i w:val="false"/>
+                <w:b w:val="false"/>
+                <w:u w:val="none"/>
+                <w:sz w:val="22"/>
+                <w:szCs w:val="22"/>
+                <w:color w:val="000000"/>
+              </w:rPr>
+              <w:t xml:space="preserve">0.06, 24.2</w:t>
+            </w:r>
+          </w:p>
+        </w:tc>
+        <w:tc>
+          <w:tcPr>
+            <w:tcBorders>
+              <w:bottom w:val="none" w:sz="0" w:space="0" w:color="000000"/>
+              <w:top w:val="none" w:sz="0" w:space="0" w:color="000000"/>
+              <w:left w:val="none" w:sz="0" w:space="0" w:color="000000"/>
+              <w:right w:val="none" w:sz="0" w:space="0" w:color="000000"/>
+            </w:tcBorders>
+            <w:shd w:val="clear" w:color="auto" w:fill="FFFFFF"/>
+            <w:tcMar>
+              <w:top w:w="0" w:type="dxa"/>
+              <w:bottom w:w="0" w:type="dxa"/>
+              <w:left w:w="0" w:type="dxa"/>
+              <w:right w:w="0" w:type="dxa"/>
+            </w:tcMar>
+            <w:vAlign w:val="top"/>
+          </w:tcPr>
+          <w:p>
+            <w:pPr>
+              <w:pStyle w:val="Normal"/>
+              <w:jc w:val="center"/>
+              <w:pBdr>
+                <w:bottom w:val="none" w:sz="0" w:space="0" w:color="000000"/>
+                <w:top w:val="none" w:sz="0" w:space="0" w:color="000000"/>
+                <w:left w:val="none" w:sz="0" w:space="0" w:color="000000"/>
+                <w:right w:val="none" w:sz="0" w:space="0" w:color="000000"/>
+              </w:pBdr>
+              <w:spacing w:after="100" w:before="100" w:line="240"/>
+              <w:ind w:left="100" w:right="100" w:firstLine="0" w:firstLineChars="0"/>
+              <w:rPr>
+                <w:rFonts w:ascii="Helvetica" w:hAnsi="Helvetica" w:eastAsia="Helvetica" w:cs="Helvetica"/>
+                <w:i w:val="false"/>
+                <w:b w:val="false"/>
+                <w:u w:val="none"/>
+                <w:sz w:val="22"/>
+                <w:szCs w:val="22"/>
+                <w:color w:val="000000"/>
+              </w:rPr>
+            </w:pPr>
+            <w:r>
+              <w:rPr>
+                <w:rFonts w:ascii="Helvetica" w:hAnsi="Helvetica" w:eastAsia="Helvetica" w:cs="Helvetica"/>
+                <w:i w:val="false"/>
+                <w:b w:val="false"/>
+                <w:u w:val="none"/>
+                <w:sz w:val="22"/>
+                <w:szCs w:val="22"/>
+                <w:color w:val="000000"/>
+              </w:rPr>
+              <w:t xml:space="preserve">0.910</w:t>
             </w:r>
           </w:p>
         </w:tc>
@@ -7382,113 +7382,113 @@
                 <w:szCs w:val="22"/>
                 <w:color w:val="000000"/>
               </w:rPr>
-              <w:t xml:space="preserve">4.92</w:t>
-            </w:r>
-          </w:p>
-        </w:tc>
-        <w:tc>
-          <w:tcPr>
-            <w:tcBorders>
-              <w:bottom w:val="none" w:sz="0" w:space="0" w:color="000000"/>
-              <w:top w:val="none" w:sz="0" w:space="0" w:color="000000"/>
-              <w:left w:val="none" w:sz="0" w:space="0" w:color="000000"/>
-              <w:right w:val="none" w:sz="0" w:space="0" w:color="000000"/>
-            </w:tcBorders>
-            <w:shd w:val="clear" w:color="auto" w:fill="FFFFFF"/>
-            <w:tcMar>
-              <w:top w:w="0" w:type="dxa"/>
-              <w:bottom w:w="0" w:type="dxa"/>
-              <w:left w:w="0" w:type="dxa"/>
-              <w:right w:w="0" w:type="dxa"/>
-            </w:tcMar>
-            <w:vAlign w:val="top"/>
-          </w:tcPr>
-          <w:p>
-            <w:pPr>
-              <w:pStyle w:val="Normal"/>
-              <w:jc w:val="center"/>
-              <w:pBdr>
-                <w:bottom w:val="none" w:sz="0" w:space="0" w:color="000000"/>
-                <w:top w:val="none" w:sz="0" w:space="0" w:color="000000"/>
-                <w:left w:val="none" w:sz="0" w:space="0" w:color="000000"/>
-                <w:right w:val="none" w:sz="0" w:space="0" w:color="000000"/>
-              </w:pBdr>
-              <w:spacing w:after="100" w:before="100" w:line="240"/>
-              <w:ind w:left="100" w:right="100" w:firstLine="0" w:firstLineChars="0"/>
-              <w:rPr>
-                <w:rFonts w:ascii="Helvetica" w:hAnsi="Helvetica" w:eastAsia="Helvetica" w:cs="Helvetica"/>
-                <w:i w:val="false"/>
-                <w:b w:val="false"/>
-                <w:u w:val="none"/>
-                <w:sz w:val="22"/>
-                <w:szCs w:val="22"/>
-                <w:color w:val="000000"/>
-              </w:rPr>
-            </w:pPr>
-            <w:r>
-              <w:rPr>
-                <w:rFonts w:ascii="Helvetica" w:hAnsi="Helvetica" w:eastAsia="Helvetica" w:cs="Helvetica"/>
-                <w:i w:val="false"/>
-                <w:b w:val="false"/>
-                <w:u w:val="none"/>
-                <w:sz w:val="22"/>
-                <w:szCs w:val="22"/>
-                <w:color w:val="000000"/>
-              </w:rPr>
-              <w:t xml:space="preserve">0.08, 320</w:t>
-            </w:r>
-          </w:p>
-        </w:tc>
-        <w:tc>
-          <w:tcPr>
-            <w:tcBorders>
-              <w:bottom w:val="none" w:sz="0" w:space="0" w:color="000000"/>
-              <w:top w:val="none" w:sz="0" w:space="0" w:color="000000"/>
-              <w:left w:val="none" w:sz="0" w:space="0" w:color="000000"/>
-              <w:right w:val="none" w:sz="0" w:space="0" w:color="000000"/>
-            </w:tcBorders>
-            <w:shd w:val="clear" w:color="auto" w:fill="FFFFFF"/>
-            <w:tcMar>
-              <w:top w:w="0" w:type="dxa"/>
-              <w:bottom w:w="0" w:type="dxa"/>
-              <w:left w:w="0" w:type="dxa"/>
-              <w:right w:w="0" w:type="dxa"/>
-            </w:tcMar>
-            <w:vAlign w:val="top"/>
-          </w:tcPr>
-          <w:p>
-            <w:pPr>
-              <w:pStyle w:val="Normal"/>
-              <w:jc w:val="center"/>
-              <w:pBdr>
-                <w:bottom w:val="none" w:sz="0" w:space="0" w:color="000000"/>
-                <w:top w:val="none" w:sz="0" w:space="0" w:color="000000"/>
-                <w:left w:val="none" w:sz="0" w:space="0" w:color="000000"/>
-                <w:right w:val="none" w:sz="0" w:space="0" w:color="000000"/>
-              </w:pBdr>
-              <w:spacing w:after="100" w:before="100" w:line="240"/>
-              <w:ind w:left="100" w:right="100" w:firstLine="0" w:firstLineChars="0"/>
-              <w:rPr>
-                <w:rFonts w:ascii="Helvetica" w:hAnsi="Helvetica" w:eastAsia="Helvetica" w:cs="Helvetica"/>
-                <w:i w:val="false"/>
-                <w:b w:val="false"/>
-                <w:u w:val="none"/>
-                <w:sz w:val="22"/>
-                <w:szCs w:val="22"/>
-                <w:color w:val="000000"/>
-              </w:rPr>
-            </w:pPr>
-            <w:r>
-              <w:rPr>
-                <w:rFonts w:ascii="Helvetica" w:hAnsi="Helvetica" w:eastAsia="Helvetica" w:cs="Helvetica"/>
-                <w:i w:val="false"/>
-                <w:b w:val="false"/>
-                <w:u w:val="none"/>
-                <w:sz w:val="22"/>
-                <w:szCs w:val="22"/>
-                <w:color w:val="000000"/>
-              </w:rPr>
-              <w:t xml:space="preserve">0.450</w:t>
+              <w:t xml:space="preserve">4.38</w:t>
+            </w:r>
+          </w:p>
+        </w:tc>
+        <w:tc>
+          <w:tcPr>
+            <w:tcBorders>
+              <w:bottom w:val="none" w:sz="0" w:space="0" w:color="000000"/>
+              <w:top w:val="none" w:sz="0" w:space="0" w:color="000000"/>
+              <w:left w:val="none" w:sz="0" w:space="0" w:color="000000"/>
+              <w:right w:val="none" w:sz="0" w:space="0" w:color="000000"/>
+            </w:tcBorders>
+            <w:shd w:val="clear" w:color="auto" w:fill="FFFFFF"/>
+            <w:tcMar>
+              <w:top w:w="0" w:type="dxa"/>
+              <w:bottom w:w="0" w:type="dxa"/>
+              <w:left w:w="0" w:type="dxa"/>
+              <w:right w:w="0" w:type="dxa"/>
+            </w:tcMar>
+            <w:vAlign w:val="top"/>
+          </w:tcPr>
+          <w:p>
+            <w:pPr>
+              <w:pStyle w:val="Normal"/>
+              <w:jc w:val="center"/>
+              <w:pBdr>
+                <w:bottom w:val="none" w:sz="0" w:space="0" w:color="000000"/>
+                <w:top w:val="none" w:sz="0" w:space="0" w:color="000000"/>
+                <w:left w:val="none" w:sz="0" w:space="0" w:color="000000"/>
+                <w:right w:val="none" w:sz="0" w:space="0" w:color="000000"/>
+              </w:pBdr>
+              <w:spacing w:after="100" w:before="100" w:line="240"/>
+              <w:ind w:left="100" w:right="100" w:firstLine="0" w:firstLineChars="0"/>
+              <w:rPr>
+                <w:rFonts w:ascii="Helvetica" w:hAnsi="Helvetica" w:eastAsia="Helvetica" w:cs="Helvetica"/>
+                <w:i w:val="false"/>
+                <w:b w:val="false"/>
+                <w:u w:val="none"/>
+                <w:sz w:val="22"/>
+                <w:szCs w:val="22"/>
+                <w:color w:val="000000"/>
+              </w:rPr>
+            </w:pPr>
+            <w:r>
+              <w:rPr>
+                <w:rFonts w:ascii="Helvetica" w:hAnsi="Helvetica" w:eastAsia="Helvetica" w:cs="Helvetica"/>
+                <w:i w:val="false"/>
+                <w:b w:val="false"/>
+                <w:u w:val="none"/>
+                <w:sz w:val="22"/>
+                <w:szCs w:val="22"/>
+                <w:color w:val="000000"/>
+              </w:rPr>
+              <w:t xml:space="preserve">0.08, 255</w:t>
+            </w:r>
+          </w:p>
+        </w:tc>
+        <w:tc>
+          <w:tcPr>
+            <w:tcBorders>
+              <w:bottom w:val="none" w:sz="0" w:space="0" w:color="000000"/>
+              <w:top w:val="none" w:sz="0" w:space="0" w:color="000000"/>
+              <w:left w:val="none" w:sz="0" w:space="0" w:color="000000"/>
+              <w:right w:val="none" w:sz="0" w:space="0" w:color="000000"/>
+            </w:tcBorders>
+            <w:shd w:val="clear" w:color="auto" w:fill="FFFFFF"/>
+            <w:tcMar>
+              <w:top w:w="0" w:type="dxa"/>
+              <w:bottom w:w="0" w:type="dxa"/>
+              <w:left w:w="0" w:type="dxa"/>
+              <w:right w:w="0" w:type="dxa"/>
+            </w:tcMar>
+            <w:vAlign w:val="top"/>
+          </w:tcPr>
+          <w:p>
+            <w:pPr>
+              <w:pStyle w:val="Normal"/>
+              <w:jc w:val="center"/>
+              <w:pBdr>
+                <w:bottom w:val="none" w:sz="0" w:space="0" w:color="000000"/>
+                <w:top w:val="none" w:sz="0" w:space="0" w:color="000000"/>
+                <w:left w:val="none" w:sz="0" w:space="0" w:color="000000"/>
+                <w:right w:val="none" w:sz="0" w:space="0" w:color="000000"/>
+              </w:pBdr>
+              <w:spacing w:after="100" w:before="100" w:line="240"/>
+              <w:ind w:left="100" w:right="100" w:firstLine="0" w:firstLineChars="0"/>
+              <w:rPr>
+                <w:rFonts w:ascii="Helvetica" w:hAnsi="Helvetica" w:eastAsia="Helvetica" w:cs="Helvetica"/>
+                <w:i w:val="false"/>
+                <w:b w:val="false"/>
+                <w:u w:val="none"/>
+                <w:sz w:val="22"/>
+                <w:szCs w:val="22"/>
+                <w:color w:val="000000"/>
+              </w:rPr>
+            </w:pPr>
+            <w:r>
+              <w:rPr>
+                <w:rFonts w:ascii="Helvetica" w:hAnsi="Helvetica" w:eastAsia="Helvetica" w:cs="Helvetica"/>
+                <w:i w:val="false"/>
+                <w:b w:val="false"/>
+                <w:u w:val="none"/>
+                <w:sz w:val="22"/>
+                <w:szCs w:val="22"/>
+                <w:color w:val="000000"/>
+              </w:rPr>
+              <w:t xml:space="preserve">0.480</w:t>
             </w:r>
           </w:p>
         </w:tc>
@@ -8348,113 +8348,113 @@
                 <w:szCs w:val="22"/>
                 <w:color w:val="000000"/>
               </w:rPr>
-              <w:t xml:space="preserve">8.48</w:t>
-            </w:r>
-          </w:p>
-        </w:tc>
-        <w:tc>
-          <w:tcPr>
-            <w:tcBorders>
-              <w:bottom w:val="none" w:sz="0" w:space="0" w:color="000000"/>
-              <w:top w:val="none" w:sz="0" w:space="0" w:color="000000"/>
-              <w:left w:val="none" w:sz="0" w:space="0" w:color="000000"/>
-              <w:right w:val="none" w:sz="0" w:space="0" w:color="000000"/>
-            </w:tcBorders>
-            <w:shd w:val="clear" w:color="auto" w:fill="FFFFFF"/>
-            <w:tcMar>
-              <w:top w:w="0" w:type="dxa"/>
-              <w:bottom w:w="0" w:type="dxa"/>
-              <w:left w:w="0" w:type="dxa"/>
-              <w:right w:w="0" w:type="dxa"/>
-            </w:tcMar>
-            <w:vAlign w:val="top"/>
-          </w:tcPr>
-          <w:p>
-            <w:pPr>
-              <w:pStyle w:val="Normal"/>
-              <w:jc w:val="center"/>
-              <w:pBdr>
-                <w:bottom w:val="none" w:sz="0" w:space="0" w:color="000000"/>
-                <w:top w:val="none" w:sz="0" w:space="0" w:color="000000"/>
-                <w:left w:val="none" w:sz="0" w:space="0" w:color="000000"/>
-                <w:right w:val="none" w:sz="0" w:space="0" w:color="000000"/>
-              </w:pBdr>
-              <w:spacing w:after="100" w:before="100" w:line="240"/>
-              <w:ind w:left="100" w:right="100" w:firstLine="0" w:firstLineChars="0"/>
-              <w:rPr>
-                <w:rFonts w:ascii="Helvetica" w:hAnsi="Helvetica" w:eastAsia="Helvetica" w:cs="Helvetica"/>
-                <w:i w:val="false"/>
-                <w:b w:val="false"/>
-                <w:u w:val="none"/>
-                <w:sz w:val="22"/>
-                <w:szCs w:val="22"/>
-                <w:color w:val="000000"/>
-              </w:rPr>
-            </w:pPr>
-            <w:r>
-              <w:rPr>
-                <w:rFonts w:ascii="Helvetica" w:hAnsi="Helvetica" w:eastAsia="Helvetica" w:cs="Helvetica"/>
-                <w:i w:val="false"/>
-                <w:b w:val="false"/>
-                <w:u w:val="none"/>
-                <w:sz w:val="22"/>
-                <w:szCs w:val="22"/>
-                <w:color w:val="000000"/>
-              </w:rPr>
-              <w:t xml:space="preserve">0.27, 270</w:t>
-            </w:r>
-          </w:p>
-        </w:tc>
-        <w:tc>
-          <w:tcPr>
-            <w:tcBorders>
-              <w:bottom w:val="none" w:sz="0" w:space="0" w:color="000000"/>
-              <w:top w:val="none" w:sz="0" w:space="0" w:color="000000"/>
-              <w:left w:val="none" w:sz="0" w:space="0" w:color="000000"/>
-              <w:right w:val="none" w:sz="0" w:space="0" w:color="000000"/>
-            </w:tcBorders>
-            <w:shd w:val="clear" w:color="auto" w:fill="FFFFFF"/>
-            <w:tcMar>
-              <w:top w:w="0" w:type="dxa"/>
-              <w:bottom w:w="0" w:type="dxa"/>
-              <w:left w:w="0" w:type="dxa"/>
-              <w:right w:w="0" w:type="dxa"/>
-            </w:tcMar>
-            <w:vAlign w:val="top"/>
-          </w:tcPr>
-          <w:p>
-            <w:pPr>
-              <w:pStyle w:val="Normal"/>
-              <w:jc w:val="center"/>
-              <w:pBdr>
-                <w:bottom w:val="none" w:sz="0" w:space="0" w:color="000000"/>
-                <w:top w:val="none" w:sz="0" w:space="0" w:color="000000"/>
-                <w:left w:val="none" w:sz="0" w:space="0" w:color="000000"/>
-                <w:right w:val="none" w:sz="0" w:space="0" w:color="000000"/>
-              </w:pBdr>
-              <w:spacing w:after="100" w:before="100" w:line="240"/>
-              <w:ind w:left="100" w:right="100" w:firstLine="0" w:firstLineChars="0"/>
-              <w:rPr>
-                <w:rFonts w:ascii="Helvetica" w:hAnsi="Helvetica" w:eastAsia="Helvetica" w:cs="Helvetica"/>
-                <w:i w:val="false"/>
-                <w:b w:val="false"/>
-                <w:u w:val="none"/>
-                <w:sz w:val="22"/>
-                <w:szCs w:val="22"/>
-                <w:color w:val="000000"/>
-              </w:rPr>
-            </w:pPr>
-            <w:r>
-              <w:rPr>
-                <w:rFonts w:ascii="Helvetica" w:hAnsi="Helvetica" w:eastAsia="Helvetica" w:cs="Helvetica"/>
-                <w:i w:val="false"/>
-                <w:b w:val="false"/>
-                <w:u w:val="none"/>
-                <w:sz w:val="22"/>
-                <w:szCs w:val="22"/>
-                <w:color w:val="000000"/>
-              </w:rPr>
-              <w:t xml:space="preserve">0.230</w:t>
+              <w:t xml:space="preserve">10.3</w:t>
+            </w:r>
+          </w:p>
+        </w:tc>
+        <w:tc>
+          <w:tcPr>
+            <w:tcBorders>
+              <w:bottom w:val="none" w:sz="0" w:space="0" w:color="000000"/>
+              <w:top w:val="none" w:sz="0" w:space="0" w:color="000000"/>
+              <w:left w:val="none" w:sz="0" w:space="0" w:color="000000"/>
+              <w:right w:val="none" w:sz="0" w:space="0" w:color="000000"/>
+            </w:tcBorders>
+            <w:shd w:val="clear" w:color="auto" w:fill="FFFFFF"/>
+            <w:tcMar>
+              <w:top w:w="0" w:type="dxa"/>
+              <w:bottom w:w="0" w:type="dxa"/>
+              <w:left w:w="0" w:type="dxa"/>
+              <w:right w:w="0" w:type="dxa"/>
+            </w:tcMar>
+            <w:vAlign w:val="top"/>
+          </w:tcPr>
+          <w:p>
+            <w:pPr>
+              <w:pStyle w:val="Normal"/>
+              <w:jc w:val="center"/>
+              <w:pBdr>
+                <w:bottom w:val="none" w:sz="0" w:space="0" w:color="000000"/>
+                <w:top w:val="none" w:sz="0" w:space="0" w:color="000000"/>
+                <w:left w:val="none" w:sz="0" w:space="0" w:color="000000"/>
+                <w:right w:val="none" w:sz="0" w:space="0" w:color="000000"/>
+              </w:pBdr>
+              <w:spacing w:after="100" w:before="100" w:line="240"/>
+              <w:ind w:left="100" w:right="100" w:firstLine="0" w:firstLineChars="0"/>
+              <w:rPr>
+                <w:rFonts w:ascii="Helvetica" w:hAnsi="Helvetica" w:eastAsia="Helvetica" w:cs="Helvetica"/>
+                <w:i w:val="false"/>
+                <w:b w:val="false"/>
+                <w:u w:val="none"/>
+                <w:sz w:val="22"/>
+                <w:szCs w:val="22"/>
+                <w:color w:val="000000"/>
+              </w:rPr>
+            </w:pPr>
+            <w:r>
+              <w:rPr>
+                <w:rFonts w:ascii="Helvetica" w:hAnsi="Helvetica" w:eastAsia="Helvetica" w:cs="Helvetica"/>
+                <w:i w:val="false"/>
+                <w:b w:val="false"/>
+                <w:u w:val="none"/>
+                <w:sz w:val="22"/>
+                <w:szCs w:val="22"/>
+                <w:color w:val="000000"/>
+              </w:rPr>
+              <w:t xml:space="preserve">0.31, 342</w:t>
+            </w:r>
+          </w:p>
+        </w:tc>
+        <w:tc>
+          <w:tcPr>
+            <w:tcBorders>
+              <w:bottom w:val="none" w:sz="0" w:space="0" w:color="000000"/>
+              <w:top w:val="none" w:sz="0" w:space="0" w:color="000000"/>
+              <w:left w:val="none" w:sz="0" w:space="0" w:color="000000"/>
+              <w:right w:val="none" w:sz="0" w:space="0" w:color="000000"/>
+            </w:tcBorders>
+            <w:shd w:val="clear" w:color="auto" w:fill="FFFFFF"/>
+            <w:tcMar>
+              <w:top w:w="0" w:type="dxa"/>
+              <w:bottom w:w="0" w:type="dxa"/>
+              <w:left w:w="0" w:type="dxa"/>
+              <w:right w:w="0" w:type="dxa"/>
+            </w:tcMar>
+            <w:vAlign w:val="top"/>
+          </w:tcPr>
+          <w:p>
+            <w:pPr>
+              <w:pStyle w:val="Normal"/>
+              <w:jc w:val="center"/>
+              <w:pBdr>
+                <w:bottom w:val="none" w:sz="0" w:space="0" w:color="000000"/>
+                <w:top w:val="none" w:sz="0" w:space="0" w:color="000000"/>
+                <w:left w:val="none" w:sz="0" w:space="0" w:color="000000"/>
+                <w:right w:val="none" w:sz="0" w:space="0" w:color="000000"/>
+              </w:pBdr>
+              <w:spacing w:after="100" w:before="100" w:line="240"/>
+              <w:ind w:left="100" w:right="100" w:firstLine="0" w:firstLineChars="0"/>
+              <w:rPr>
+                <w:rFonts w:ascii="Helvetica" w:hAnsi="Helvetica" w:eastAsia="Helvetica" w:cs="Helvetica"/>
+                <w:i w:val="false"/>
+                <w:b w:val="false"/>
+                <w:u w:val="none"/>
+                <w:sz w:val="22"/>
+                <w:szCs w:val="22"/>
+                <w:color w:val="000000"/>
+              </w:rPr>
+            </w:pPr>
+            <w:r>
+              <w:rPr>
+                <w:rFonts w:ascii="Helvetica" w:hAnsi="Helvetica" w:eastAsia="Helvetica" w:cs="Helvetica"/>
+                <w:i w:val="false"/>
+                <w:b w:val="false"/>
+                <w:u w:val="none"/>
+                <w:sz w:val="22"/>
+                <w:szCs w:val="22"/>
+                <w:color w:val="000000"/>
+              </w:rPr>
+              <w:t xml:space="preserve">0.190</w:t>
             </w:r>
           </w:p>
         </w:tc>
@@ -9797,113 +9797,113 @@
                 <w:szCs w:val="22"/>
                 <w:color w:val="000000"/>
               </w:rPr>
-              <w:t xml:space="preserve">0.02</w:t>
-            </w:r>
-          </w:p>
-        </w:tc>
-        <w:tc>
-          <w:tcPr>
-            <w:tcBorders>
-              <w:bottom w:val="none" w:sz="0" w:space="0" w:color="000000"/>
-              <w:top w:val="none" w:sz="0" w:space="0" w:color="000000"/>
-              <w:left w:val="none" w:sz="0" w:space="0" w:color="000000"/>
-              <w:right w:val="none" w:sz="0" w:space="0" w:color="000000"/>
-            </w:tcBorders>
-            <w:shd w:val="clear" w:color="auto" w:fill="FFFFFF"/>
-            <w:tcMar>
-              <w:top w:w="0" w:type="dxa"/>
-              <w:bottom w:w="0" w:type="dxa"/>
-              <w:left w:w="0" w:type="dxa"/>
-              <w:right w:w="0" w:type="dxa"/>
-            </w:tcMar>
-            <w:vAlign w:val="top"/>
-          </w:tcPr>
-          <w:p>
-            <w:pPr>
-              <w:pStyle w:val="Normal"/>
-              <w:jc w:val="center"/>
-              <w:pBdr>
-                <w:bottom w:val="none" w:sz="0" w:space="0" w:color="000000"/>
-                <w:top w:val="none" w:sz="0" w:space="0" w:color="000000"/>
-                <w:left w:val="none" w:sz="0" w:space="0" w:color="000000"/>
-                <w:right w:val="none" w:sz="0" w:space="0" w:color="000000"/>
-              </w:pBdr>
-              <w:spacing w:after="100" w:before="100" w:line="240"/>
-              <w:ind w:left="100" w:right="100" w:firstLine="0" w:firstLineChars="0"/>
-              <w:rPr>
-                <w:rFonts w:ascii="Helvetica" w:hAnsi="Helvetica" w:eastAsia="Helvetica" w:cs="Helvetica"/>
-                <w:i w:val="false"/>
-                <w:b w:val="false"/>
-                <w:u w:val="none"/>
-                <w:sz w:val="22"/>
-                <w:szCs w:val="22"/>
-                <w:color w:val="000000"/>
-              </w:rPr>
-            </w:pPr>
-            <w:r>
-              <w:rPr>
-                <w:rFonts w:ascii="Helvetica" w:hAnsi="Helvetica" w:eastAsia="Helvetica" w:cs="Helvetica"/>
-                <w:i w:val="false"/>
-                <w:b w:val="false"/>
-                <w:u w:val="none"/>
-                <w:sz w:val="22"/>
-                <w:szCs w:val="22"/>
-                <w:color w:val="000000"/>
-              </w:rPr>
-              <w:t xml:space="preserve">0.00, 0.80</w:t>
-            </w:r>
-          </w:p>
-        </w:tc>
-        <w:tc>
-          <w:tcPr>
-            <w:tcBorders>
-              <w:bottom w:val="none" w:sz="0" w:space="0" w:color="000000"/>
-              <w:top w:val="none" w:sz="0" w:space="0" w:color="000000"/>
-              <w:left w:val="none" w:sz="0" w:space="0" w:color="000000"/>
-              <w:right w:val="none" w:sz="0" w:space="0" w:color="000000"/>
-            </w:tcBorders>
-            <w:shd w:val="clear" w:color="auto" w:fill="FFFFFF"/>
-            <w:tcMar>
-              <w:top w:w="0" w:type="dxa"/>
-              <w:bottom w:w="0" w:type="dxa"/>
-              <w:left w:w="0" w:type="dxa"/>
-              <w:right w:w="0" w:type="dxa"/>
-            </w:tcMar>
-            <w:vAlign w:val="top"/>
-          </w:tcPr>
-          <w:p>
-            <w:pPr>
-              <w:pStyle w:val="Normal"/>
-              <w:jc w:val="center"/>
-              <w:pBdr>
-                <w:bottom w:val="none" w:sz="0" w:space="0" w:color="000000"/>
-                <w:top w:val="none" w:sz="0" w:space="0" w:color="000000"/>
-                <w:left w:val="none" w:sz="0" w:space="0" w:color="000000"/>
-                <w:right w:val="none" w:sz="0" w:space="0" w:color="000000"/>
-              </w:pBdr>
-              <w:spacing w:after="100" w:before="100" w:line="240"/>
-              <w:ind w:left="100" w:right="100" w:firstLine="0" w:firstLineChars="0"/>
-              <w:rPr>
-                <w:rFonts w:ascii="Helvetica" w:hAnsi="Helvetica" w:eastAsia="Helvetica" w:cs="Helvetica"/>
-                <w:i w:val="false"/>
-                <w:b w:val="false"/>
-                <w:u w:val="none"/>
-                <w:sz w:val="22"/>
-                <w:szCs w:val="22"/>
-                <w:color w:val="000000"/>
-              </w:rPr>
-            </w:pPr>
-            <w:r>
-              <w:rPr>
-                <w:rFonts w:ascii="Helvetica" w:hAnsi="Helvetica" w:eastAsia="Helvetica" w:cs="Helvetica"/>
-                <w:i w:val="false"/>
-                <w:b w:val="false"/>
-                <w:u w:val="none"/>
-                <w:sz w:val="22"/>
-                <w:szCs w:val="22"/>
-                <w:color w:val="000000"/>
-              </w:rPr>
-              <w:t xml:space="preserve">0.037</w:t>
+              <w:t xml:space="preserve">0.03</w:t>
+            </w:r>
+          </w:p>
+        </w:tc>
+        <w:tc>
+          <w:tcPr>
+            <w:tcBorders>
+              <w:bottom w:val="none" w:sz="0" w:space="0" w:color="000000"/>
+              <w:top w:val="none" w:sz="0" w:space="0" w:color="000000"/>
+              <w:left w:val="none" w:sz="0" w:space="0" w:color="000000"/>
+              <w:right w:val="none" w:sz="0" w:space="0" w:color="000000"/>
+            </w:tcBorders>
+            <w:shd w:val="clear" w:color="auto" w:fill="FFFFFF"/>
+            <w:tcMar>
+              <w:top w:w="0" w:type="dxa"/>
+              <w:bottom w:w="0" w:type="dxa"/>
+              <w:left w:w="0" w:type="dxa"/>
+              <w:right w:w="0" w:type="dxa"/>
+            </w:tcMar>
+            <w:vAlign w:val="top"/>
+          </w:tcPr>
+          <w:p>
+            <w:pPr>
+              <w:pStyle w:val="Normal"/>
+              <w:jc w:val="center"/>
+              <w:pBdr>
+                <w:bottom w:val="none" w:sz="0" w:space="0" w:color="000000"/>
+                <w:top w:val="none" w:sz="0" w:space="0" w:color="000000"/>
+                <w:left w:val="none" w:sz="0" w:space="0" w:color="000000"/>
+                <w:right w:val="none" w:sz="0" w:space="0" w:color="000000"/>
+              </w:pBdr>
+              <w:spacing w:after="100" w:before="100" w:line="240"/>
+              <w:ind w:left="100" w:right="100" w:firstLine="0" w:firstLineChars="0"/>
+              <w:rPr>
+                <w:rFonts w:ascii="Helvetica" w:hAnsi="Helvetica" w:eastAsia="Helvetica" w:cs="Helvetica"/>
+                <w:i w:val="false"/>
+                <w:b w:val="false"/>
+                <w:u w:val="none"/>
+                <w:sz w:val="22"/>
+                <w:szCs w:val="22"/>
+                <w:color w:val="000000"/>
+              </w:rPr>
+            </w:pPr>
+            <w:r>
+              <w:rPr>
+                <w:rFonts w:ascii="Helvetica" w:hAnsi="Helvetica" w:eastAsia="Helvetica" w:cs="Helvetica"/>
+                <w:i w:val="false"/>
+                <w:b w:val="false"/>
+                <w:u w:val="none"/>
+                <w:sz w:val="22"/>
+                <w:szCs w:val="22"/>
+                <w:color w:val="000000"/>
+              </w:rPr>
+              <w:t xml:space="preserve">0.00, 0.77</w:t>
+            </w:r>
+          </w:p>
+        </w:tc>
+        <w:tc>
+          <w:tcPr>
+            <w:tcBorders>
+              <w:bottom w:val="none" w:sz="0" w:space="0" w:color="000000"/>
+              <w:top w:val="none" w:sz="0" w:space="0" w:color="000000"/>
+              <w:left w:val="none" w:sz="0" w:space="0" w:color="000000"/>
+              <w:right w:val="none" w:sz="0" w:space="0" w:color="000000"/>
+            </w:tcBorders>
+            <w:shd w:val="clear" w:color="auto" w:fill="FFFFFF"/>
+            <w:tcMar>
+              <w:top w:w="0" w:type="dxa"/>
+              <w:bottom w:w="0" w:type="dxa"/>
+              <w:left w:w="0" w:type="dxa"/>
+              <w:right w:w="0" w:type="dxa"/>
+            </w:tcMar>
+            <w:vAlign w:val="top"/>
+          </w:tcPr>
+          <w:p>
+            <w:pPr>
+              <w:pStyle w:val="Normal"/>
+              <w:jc w:val="center"/>
+              <w:pBdr>
+                <w:bottom w:val="none" w:sz="0" w:space="0" w:color="000000"/>
+                <w:top w:val="none" w:sz="0" w:space="0" w:color="000000"/>
+                <w:left w:val="none" w:sz="0" w:space="0" w:color="000000"/>
+                <w:right w:val="none" w:sz="0" w:space="0" w:color="000000"/>
+              </w:pBdr>
+              <w:spacing w:after="100" w:before="100" w:line="240"/>
+              <w:ind w:left="100" w:right="100" w:firstLine="0" w:firstLineChars="0"/>
+              <w:rPr>
+                <w:rFonts w:ascii="Helvetica" w:hAnsi="Helvetica" w:eastAsia="Helvetica" w:cs="Helvetica"/>
+                <w:i w:val="false"/>
+                <w:b w:val="false"/>
+                <w:u w:val="none"/>
+                <w:sz w:val="22"/>
+                <w:szCs w:val="22"/>
+                <w:color w:val="000000"/>
+              </w:rPr>
+            </w:pPr>
+            <w:r>
+              <w:rPr>
+                <w:rFonts w:ascii="Helvetica" w:hAnsi="Helvetica" w:eastAsia="Helvetica" w:cs="Helvetica"/>
+                <w:i w:val="false"/>
+                <w:b w:val="false"/>
+                <w:u w:val="none"/>
+                <w:sz w:val="22"/>
+                <w:szCs w:val="22"/>
+                <w:color w:val="000000"/>
+              </w:rPr>
+              <w:t xml:space="preserve">0.035</w:t>
             </w:r>
           </w:p>
         </w:tc>
@@ -10280,113 +10280,113 @@
                 <w:szCs w:val="22"/>
                 <w:color w:val="000000"/>
               </w:rPr>
-              <w:t xml:space="preserve">0.17</w:t>
-            </w:r>
-          </w:p>
-        </w:tc>
-        <w:tc>
-          <w:tcPr>
-            <w:tcBorders>
-              <w:bottom w:val="none" w:sz="0" w:space="0" w:color="000000"/>
-              <w:top w:val="none" w:sz="0" w:space="0" w:color="000000"/>
-              <w:left w:val="none" w:sz="0" w:space="0" w:color="000000"/>
-              <w:right w:val="none" w:sz="0" w:space="0" w:color="000000"/>
-            </w:tcBorders>
-            <w:shd w:val="clear" w:color="auto" w:fill="FFFFFF"/>
-            <w:tcMar>
-              <w:top w:w="0" w:type="dxa"/>
-              <w:bottom w:w="0" w:type="dxa"/>
-              <w:left w:w="0" w:type="dxa"/>
-              <w:right w:w="0" w:type="dxa"/>
-            </w:tcMar>
-            <w:vAlign w:val="top"/>
-          </w:tcPr>
-          <w:p>
-            <w:pPr>
-              <w:pStyle w:val="Normal"/>
-              <w:jc w:val="center"/>
-              <w:pBdr>
-                <w:bottom w:val="none" w:sz="0" w:space="0" w:color="000000"/>
-                <w:top w:val="none" w:sz="0" w:space="0" w:color="000000"/>
-                <w:left w:val="none" w:sz="0" w:space="0" w:color="000000"/>
-                <w:right w:val="none" w:sz="0" w:space="0" w:color="000000"/>
-              </w:pBdr>
-              <w:spacing w:after="100" w:before="100" w:line="240"/>
-              <w:ind w:left="100" w:right="100" w:firstLine="0" w:firstLineChars="0"/>
-              <w:rPr>
-                <w:rFonts w:ascii="Helvetica" w:hAnsi="Helvetica" w:eastAsia="Helvetica" w:cs="Helvetica"/>
-                <w:i w:val="false"/>
-                <w:b w:val="false"/>
-                <w:u w:val="none"/>
-                <w:sz w:val="22"/>
-                <w:szCs w:val="22"/>
-                <w:color w:val="000000"/>
-              </w:rPr>
-            </w:pPr>
-            <w:r>
-              <w:rPr>
-                <w:rFonts w:ascii="Helvetica" w:hAnsi="Helvetica" w:eastAsia="Helvetica" w:cs="Helvetica"/>
-                <w:i w:val="false"/>
-                <w:b w:val="false"/>
-                <w:u w:val="none"/>
-                <w:sz w:val="22"/>
-                <w:szCs w:val="22"/>
-                <w:color w:val="000000"/>
-              </w:rPr>
-              <w:t xml:space="preserve">0.04, 0.76</w:t>
-            </w:r>
-          </w:p>
-        </w:tc>
-        <w:tc>
-          <w:tcPr>
-            <w:tcBorders>
-              <w:bottom w:val="none" w:sz="0" w:space="0" w:color="000000"/>
-              <w:top w:val="none" w:sz="0" w:space="0" w:color="000000"/>
-              <w:left w:val="none" w:sz="0" w:space="0" w:color="000000"/>
-              <w:right w:val="none" w:sz="0" w:space="0" w:color="000000"/>
-            </w:tcBorders>
-            <w:shd w:val="clear" w:color="auto" w:fill="FFFFFF"/>
-            <w:tcMar>
-              <w:top w:w="0" w:type="dxa"/>
-              <w:bottom w:w="0" w:type="dxa"/>
-              <w:left w:w="0" w:type="dxa"/>
-              <w:right w:w="0" w:type="dxa"/>
-            </w:tcMar>
-            <w:vAlign w:val="top"/>
-          </w:tcPr>
-          <w:p>
-            <w:pPr>
-              <w:pStyle w:val="Normal"/>
-              <w:jc w:val="center"/>
-              <w:pBdr>
-                <w:bottom w:val="none" w:sz="0" w:space="0" w:color="000000"/>
-                <w:top w:val="none" w:sz="0" w:space="0" w:color="000000"/>
-                <w:left w:val="none" w:sz="0" w:space="0" w:color="000000"/>
-                <w:right w:val="none" w:sz="0" w:space="0" w:color="000000"/>
-              </w:pBdr>
-              <w:spacing w:after="100" w:before="100" w:line="240"/>
-              <w:ind w:left="100" w:right="100" w:firstLine="0" w:firstLineChars="0"/>
-              <w:rPr>
-                <w:rFonts w:ascii="Helvetica" w:hAnsi="Helvetica" w:eastAsia="Helvetica" w:cs="Helvetica"/>
-                <w:i w:val="false"/>
-                <w:b w:val="false"/>
-                <w:u w:val="none"/>
-                <w:sz w:val="22"/>
-                <w:szCs w:val="22"/>
-                <w:color w:val="000000"/>
-              </w:rPr>
-            </w:pPr>
-            <w:r>
-              <w:rPr>
-                <w:rFonts w:ascii="Helvetica" w:hAnsi="Helvetica" w:eastAsia="Helvetica" w:cs="Helvetica"/>
-                <w:i w:val="false"/>
-                <w:b w:val="false"/>
-                <w:u w:val="none"/>
-                <w:sz w:val="22"/>
-                <w:szCs w:val="22"/>
-                <w:color w:val="000000"/>
-              </w:rPr>
-              <w:t xml:space="preserve">0.020</w:t>
+              <w:t xml:space="preserve">0.19</w:t>
+            </w:r>
+          </w:p>
+        </w:tc>
+        <w:tc>
+          <w:tcPr>
+            <w:tcBorders>
+              <w:bottom w:val="none" w:sz="0" w:space="0" w:color="000000"/>
+              <w:top w:val="none" w:sz="0" w:space="0" w:color="000000"/>
+              <w:left w:val="none" w:sz="0" w:space="0" w:color="000000"/>
+              <w:right w:val="none" w:sz="0" w:space="0" w:color="000000"/>
+            </w:tcBorders>
+            <w:shd w:val="clear" w:color="auto" w:fill="FFFFFF"/>
+            <w:tcMar>
+              <w:top w:w="0" w:type="dxa"/>
+              <w:bottom w:w="0" w:type="dxa"/>
+              <w:left w:w="0" w:type="dxa"/>
+              <w:right w:w="0" w:type="dxa"/>
+            </w:tcMar>
+            <w:vAlign w:val="top"/>
+          </w:tcPr>
+          <w:p>
+            <w:pPr>
+              <w:pStyle w:val="Normal"/>
+              <w:jc w:val="center"/>
+              <w:pBdr>
+                <w:bottom w:val="none" w:sz="0" w:space="0" w:color="000000"/>
+                <w:top w:val="none" w:sz="0" w:space="0" w:color="000000"/>
+                <w:left w:val="none" w:sz="0" w:space="0" w:color="000000"/>
+                <w:right w:val="none" w:sz="0" w:space="0" w:color="000000"/>
+              </w:pBdr>
+              <w:spacing w:after="100" w:before="100" w:line="240"/>
+              <w:ind w:left="100" w:right="100" w:firstLine="0" w:firstLineChars="0"/>
+              <w:rPr>
+                <w:rFonts w:ascii="Helvetica" w:hAnsi="Helvetica" w:eastAsia="Helvetica" w:cs="Helvetica"/>
+                <w:i w:val="false"/>
+                <w:b w:val="false"/>
+                <w:u w:val="none"/>
+                <w:sz w:val="22"/>
+                <w:szCs w:val="22"/>
+                <w:color w:val="000000"/>
+              </w:rPr>
+            </w:pPr>
+            <w:r>
+              <w:rPr>
+                <w:rFonts w:ascii="Helvetica" w:hAnsi="Helvetica" w:eastAsia="Helvetica" w:cs="Helvetica"/>
+                <w:i w:val="false"/>
+                <w:b w:val="false"/>
+                <w:u w:val="none"/>
+                <w:sz w:val="22"/>
+                <w:szCs w:val="22"/>
+                <w:color w:val="000000"/>
+              </w:rPr>
+              <w:t xml:space="preserve">0.04, 0.81</w:t>
+            </w:r>
+          </w:p>
+        </w:tc>
+        <w:tc>
+          <w:tcPr>
+            <w:tcBorders>
+              <w:bottom w:val="none" w:sz="0" w:space="0" w:color="000000"/>
+              <w:top w:val="none" w:sz="0" w:space="0" w:color="000000"/>
+              <w:left w:val="none" w:sz="0" w:space="0" w:color="000000"/>
+              <w:right w:val="none" w:sz="0" w:space="0" w:color="000000"/>
+            </w:tcBorders>
+            <w:shd w:val="clear" w:color="auto" w:fill="FFFFFF"/>
+            <w:tcMar>
+              <w:top w:w="0" w:type="dxa"/>
+              <w:bottom w:w="0" w:type="dxa"/>
+              <w:left w:w="0" w:type="dxa"/>
+              <w:right w:w="0" w:type="dxa"/>
+            </w:tcMar>
+            <w:vAlign w:val="top"/>
+          </w:tcPr>
+          <w:p>
+            <w:pPr>
+              <w:pStyle w:val="Normal"/>
+              <w:jc w:val="center"/>
+              <w:pBdr>
+                <w:bottom w:val="none" w:sz="0" w:space="0" w:color="000000"/>
+                <w:top w:val="none" w:sz="0" w:space="0" w:color="000000"/>
+                <w:left w:val="none" w:sz="0" w:space="0" w:color="000000"/>
+                <w:right w:val="none" w:sz="0" w:space="0" w:color="000000"/>
+              </w:pBdr>
+              <w:spacing w:after="100" w:before="100" w:line="240"/>
+              <w:ind w:left="100" w:right="100" w:firstLine="0" w:firstLineChars="0"/>
+              <w:rPr>
+                <w:rFonts w:ascii="Helvetica" w:hAnsi="Helvetica" w:eastAsia="Helvetica" w:cs="Helvetica"/>
+                <w:i w:val="false"/>
+                <w:b w:val="false"/>
+                <w:u w:val="none"/>
+                <w:sz w:val="22"/>
+                <w:szCs w:val="22"/>
+                <w:color w:val="000000"/>
+              </w:rPr>
+            </w:pPr>
+            <w:r>
+              <w:rPr>
+                <w:rFonts w:ascii="Helvetica" w:hAnsi="Helvetica" w:eastAsia="Helvetica" w:cs="Helvetica"/>
+                <w:i w:val="false"/>
+                <w:b w:val="false"/>
+                <w:u w:val="none"/>
+                <w:sz w:val="22"/>
+                <w:szCs w:val="22"/>
+                <w:color w:val="000000"/>
+              </w:rPr>
+              <w:t xml:space="preserve">0.024</w:t>
             </w:r>
           </w:p>
         </w:tc>
@@ -11246,113 +11246,113 @@
                 <w:szCs w:val="22"/>
                 <w:color w:val="000000"/>
               </w:rPr>
-              <w:t xml:space="preserve">14.5</w:t>
-            </w:r>
-          </w:p>
-        </w:tc>
-        <w:tc>
-          <w:tcPr>
-            <w:tcBorders>
-              <w:bottom w:val="none" w:sz="0" w:space="0" w:color="000000"/>
-              <w:top w:val="none" w:sz="0" w:space="0" w:color="000000"/>
-              <w:left w:val="none" w:sz="0" w:space="0" w:color="000000"/>
-              <w:right w:val="none" w:sz="0" w:space="0" w:color="000000"/>
-            </w:tcBorders>
-            <w:shd w:val="clear" w:color="auto" w:fill="FFFFFF"/>
-            <w:tcMar>
-              <w:top w:w="0" w:type="dxa"/>
-              <w:bottom w:w="0" w:type="dxa"/>
-              <w:left w:w="0" w:type="dxa"/>
-              <w:right w:w="0" w:type="dxa"/>
-            </w:tcMar>
-            <w:vAlign w:val="top"/>
-          </w:tcPr>
-          <w:p>
-            <w:pPr>
-              <w:pStyle w:val="Normal"/>
-              <w:jc w:val="center"/>
-              <w:pBdr>
-                <w:bottom w:val="none" w:sz="0" w:space="0" w:color="000000"/>
-                <w:top w:val="none" w:sz="0" w:space="0" w:color="000000"/>
-                <w:left w:val="none" w:sz="0" w:space="0" w:color="000000"/>
-                <w:right w:val="none" w:sz="0" w:space="0" w:color="000000"/>
-              </w:pBdr>
-              <w:spacing w:after="100" w:before="100" w:line="240"/>
-              <w:ind w:left="100" w:right="100" w:firstLine="0" w:firstLineChars="0"/>
-              <w:rPr>
-                <w:rFonts w:ascii="Helvetica" w:hAnsi="Helvetica" w:eastAsia="Helvetica" w:cs="Helvetica"/>
-                <w:i w:val="false"/>
-                <w:b w:val="false"/>
-                <w:u w:val="none"/>
-                <w:sz w:val="22"/>
-                <w:szCs w:val="22"/>
-                <w:color w:val="000000"/>
-              </w:rPr>
-            </w:pPr>
-            <w:r>
-              <w:rPr>
-                <w:rFonts w:ascii="Helvetica" w:hAnsi="Helvetica" w:eastAsia="Helvetica" w:cs="Helvetica"/>
-                <w:i w:val="false"/>
-                <w:b w:val="false"/>
-                <w:u w:val="none"/>
-                <w:sz w:val="22"/>
-                <w:szCs w:val="22"/>
-                <w:color w:val="000000"/>
-              </w:rPr>
-              <w:t xml:space="preserve">0.30, 708</w:t>
-            </w:r>
-          </w:p>
-        </w:tc>
-        <w:tc>
-          <w:tcPr>
-            <w:tcBorders>
-              <w:bottom w:val="none" w:sz="0" w:space="0" w:color="000000"/>
-              <w:top w:val="none" w:sz="0" w:space="0" w:color="000000"/>
-              <w:left w:val="none" w:sz="0" w:space="0" w:color="000000"/>
-              <w:right w:val="none" w:sz="0" w:space="0" w:color="000000"/>
-            </w:tcBorders>
-            <w:shd w:val="clear" w:color="auto" w:fill="FFFFFF"/>
-            <w:tcMar>
-              <w:top w:w="0" w:type="dxa"/>
-              <w:bottom w:w="0" w:type="dxa"/>
-              <w:left w:w="0" w:type="dxa"/>
-              <w:right w:w="0" w:type="dxa"/>
-            </w:tcMar>
-            <w:vAlign w:val="top"/>
-          </w:tcPr>
-          <w:p>
-            <w:pPr>
-              <w:pStyle w:val="Normal"/>
-              <w:jc w:val="center"/>
-              <w:pBdr>
-                <w:bottom w:val="none" w:sz="0" w:space="0" w:color="000000"/>
-                <w:top w:val="none" w:sz="0" w:space="0" w:color="000000"/>
-                <w:left w:val="none" w:sz="0" w:space="0" w:color="000000"/>
-                <w:right w:val="none" w:sz="0" w:space="0" w:color="000000"/>
-              </w:pBdr>
-              <w:spacing w:after="100" w:before="100" w:line="240"/>
-              <w:ind w:left="100" w:right="100" w:firstLine="0" w:firstLineChars="0"/>
-              <w:rPr>
-                <w:rFonts w:ascii="Helvetica" w:hAnsi="Helvetica" w:eastAsia="Helvetica" w:cs="Helvetica"/>
-                <w:i w:val="false"/>
-                <w:b w:val="false"/>
-                <w:u w:val="none"/>
-                <w:sz w:val="22"/>
-                <w:szCs w:val="22"/>
-                <w:color w:val="000000"/>
-              </w:rPr>
-            </w:pPr>
-            <w:r>
-              <w:rPr>
-                <w:rFonts w:ascii="Helvetica" w:hAnsi="Helvetica" w:eastAsia="Helvetica" w:cs="Helvetica"/>
-                <w:i w:val="false"/>
-                <w:b w:val="false"/>
-                <w:u w:val="none"/>
-                <w:sz w:val="22"/>
-                <w:szCs w:val="22"/>
-                <w:color w:val="000000"/>
-              </w:rPr>
-              <w:t xml:space="preserve">0.180</w:t>
+              <w:t xml:space="preserve">12.4</w:t>
+            </w:r>
+          </w:p>
+        </w:tc>
+        <w:tc>
+          <w:tcPr>
+            <w:tcBorders>
+              <w:bottom w:val="none" w:sz="0" w:space="0" w:color="000000"/>
+              <w:top w:val="none" w:sz="0" w:space="0" w:color="000000"/>
+              <w:left w:val="none" w:sz="0" w:space="0" w:color="000000"/>
+              <w:right w:val="none" w:sz="0" w:space="0" w:color="000000"/>
+            </w:tcBorders>
+            <w:shd w:val="clear" w:color="auto" w:fill="FFFFFF"/>
+            <w:tcMar>
+              <w:top w:w="0" w:type="dxa"/>
+              <w:bottom w:w="0" w:type="dxa"/>
+              <w:left w:w="0" w:type="dxa"/>
+              <w:right w:w="0" w:type="dxa"/>
+            </w:tcMar>
+            <w:vAlign w:val="top"/>
+          </w:tcPr>
+          <w:p>
+            <w:pPr>
+              <w:pStyle w:val="Normal"/>
+              <w:jc w:val="center"/>
+              <w:pBdr>
+                <w:bottom w:val="none" w:sz="0" w:space="0" w:color="000000"/>
+                <w:top w:val="none" w:sz="0" w:space="0" w:color="000000"/>
+                <w:left w:val="none" w:sz="0" w:space="0" w:color="000000"/>
+                <w:right w:val="none" w:sz="0" w:space="0" w:color="000000"/>
+              </w:pBdr>
+              <w:spacing w:after="100" w:before="100" w:line="240"/>
+              <w:ind w:left="100" w:right="100" w:firstLine="0" w:firstLineChars="0"/>
+              <w:rPr>
+                <w:rFonts w:ascii="Helvetica" w:hAnsi="Helvetica" w:eastAsia="Helvetica" w:cs="Helvetica"/>
+                <w:i w:val="false"/>
+                <w:b w:val="false"/>
+                <w:u w:val="none"/>
+                <w:sz w:val="22"/>
+                <w:szCs w:val="22"/>
+                <w:color w:val="000000"/>
+              </w:rPr>
+            </w:pPr>
+            <w:r>
+              <w:rPr>
+                <w:rFonts w:ascii="Helvetica" w:hAnsi="Helvetica" w:eastAsia="Helvetica" w:cs="Helvetica"/>
+                <w:i w:val="false"/>
+                <w:b w:val="false"/>
+                <w:u w:val="none"/>
+                <w:sz w:val="22"/>
+                <w:szCs w:val="22"/>
+                <w:color w:val="000000"/>
+              </w:rPr>
+              <w:t xml:space="preserve">0.29, 533</w:t>
+            </w:r>
+          </w:p>
+        </w:tc>
+        <w:tc>
+          <w:tcPr>
+            <w:tcBorders>
+              <w:bottom w:val="none" w:sz="0" w:space="0" w:color="000000"/>
+              <w:top w:val="none" w:sz="0" w:space="0" w:color="000000"/>
+              <w:left w:val="none" w:sz="0" w:space="0" w:color="000000"/>
+              <w:right w:val="none" w:sz="0" w:space="0" w:color="000000"/>
+            </w:tcBorders>
+            <w:shd w:val="clear" w:color="auto" w:fill="FFFFFF"/>
+            <w:tcMar>
+              <w:top w:w="0" w:type="dxa"/>
+              <w:bottom w:w="0" w:type="dxa"/>
+              <w:left w:w="0" w:type="dxa"/>
+              <w:right w:w="0" w:type="dxa"/>
+            </w:tcMar>
+            <w:vAlign w:val="top"/>
+          </w:tcPr>
+          <w:p>
+            <w:pPr>
+              <w:pStyle w:val="Normal"/>
+              <w:jc w:val="center"/>
+              <w:pBdr>
+                <w:bottom w:val="none" w:sz="0" w:space="0" w:color="000000"/>
+                <w:top w:val="none" w:sz="0" w:space="0" w:color="000000"/>
+                <w:left w:val="none" w:sz="0" w:space="0" w:color="000000"/>
+                <w:right w:val="none" w:sz="0" w:space="0" w:color="000000"/>
+              </w:pBdr>
+              <w:spacing w:after="100" w:before="100" w:line="240"/>
+              <w:ind w:left="100" w:right="100" w:firstLine="0" w:firstLineChars="0"/>
+              <w:rPr>
+                <w:rFonts w:ascii="Helvetica" w:hAnsi="Helvetica" w:eastAsia="Helvetica" w:cs="Helvetica"/>
+                <w:i w:val="false"/>
+                <w:b w:val="false"/>
+                <w:u w:val="none"/>
+                <w:sz w:val="22"/>
+                <w:szCs w:val="22"/>
+                <w:color w:val="000000"/>
+              </w:rPr>
+            </w:pPr>
+            <w:r>
+              <w:rPr>
+                <w:rFonts w:ascii="Helvetica" w:hAnsi="Helvetica" w:eastAsia="Helvetica" w:cs="Helvetica"/>
+                <w:i w:val="false"/>
+                <w:b w:val="false"/>
+                <w:u w:val="none"/>
+                <w:sz w:val="22"/>
+                <w:szCs w:val="22"/>
+                <w:color w:val="000000"/>
+              </w:rPr>
+              <w:t xml:space="preserve">0.190</w:t>
             </w:r>
           </w:p>
         </w:tc>
@@ -11729,113 +11729,113 @@
                 <w:szCs w:val="22"/>
                 <w:color w:val="000000"/>
               </w:rPr>
-              <w:t xml:space="preserve">0.75</w:t>
-            </w:r>
-          </w:p>
-        </w:tc>
-        <w:tc>
-          <w:tcPr>
-            <w:tcBorders>
-              <w:bottom w:val="none" w:sz="0" w:space="0" w:color="000000"/>
-              <w:top w:val="none" w:sz="0" w:space="0" w:color="000000"/>
-              <w:left w:val="none" w:sz="0" w:space="0" w:color="000000"/>
-              <w:right w:val="none" w:sz="0" w:space="0" w:color="000000"/>
-            </w:tcBorders>
-            <w:shd w:val="clear" w:color="auto" w:fill="FFFFFF"/>
-            <w:tcMar>
-              <w:top w:w="0" w:type="dxa"/>
-              <w:bottom w:w="0" w:type="dxa"/>
-              <w:left w:w="0" w:type="dxa"/>
-              <w:right w:w="0" w:type="dxa"/>
-            </w:tcMar>
-            <w:vAlign w:val="top"/>
-          </w:tcPr>
-          <w:p>
-            <w:pPr>
-              <w:pStyle w:val="Normal"/>
-              <w:jc w:val="center"/>
-              <w:pBdr>
-                <w:bottom w:val="none" w:sz="0" w:space="0" w:color="000000"/>
-                <w:top w:val="none" w:sz="0" w:space="0" w:color="000000"/>
-                <w:left w:val="none" w:sz="0" w:space="0" w:color="000000"/>
-                <w:right w:val="none" w:sz="0" w:space="0" w:color="000000"/>
-              </w:pBdr>
-              <w:spacing w:after="100" w:before="100" w:line="240"/>
-              <w:ind w:left="100" w:right="100" w:firstLine="0" w:firstLineChars="0"/>
-              <w:rPr>
-                <w:rFonts w:ascii="Helvetica" w:hAnsi="Helvetica" w:eastAsia="Helvetica" w:cs="Helvetica"/>
-                <w:i w:val="false"/>
-                <w:b w:val="false"/>
-                <w:u w:val="none"/>
-                <w:sz w:val="22"/>
-                <w:szCs w:val="22"/>
-                <w:color w:val="000000"/>
-              </w:rPr>
-            </w:pPr>
-            <w:r>
-              <w:rPr>
-                <w:rFonts w:ascii="Helvetica" w:hAnsi="Helvetica" w:eastAsia="Helvetica" w:cs="Helvetica"/>
-                <w:i w:val="false"/>
-                <w:b w:val="false"/>
-                <w:u w:val="none"/>
-                <w:sz w:val="22"/>
-                <w:szCs w:val="22"/>
-                <w:color w:val="000000"/>
-              </w:rPr>
-              <w:t xml:space="preserve">0.05, 10.8</w:t>
-            </w:r>
-          </w:p>
-        </w:tc>
-        <w:tc>
-          <w:tcPr>
-            <w:tcBorders>
-              <w:bottom w:val="none" w:sz="0" w:space="0" w:color="000000"/>
-              <w:top w:val="none" w:sz="0" w:space="0" w:color="000000"/>
-              <w:left w:val="none" w:sz="0" w:space="0" w:color="000000"/>
-              <w:right w:val="none" w:sz="0" w:space="0" w:color="000000"/>
-            </w:tcBorders>
-            <w:shd w:val="clear" w:color="auto" w:fill="FFFFFF"/>
-            <w:tcMar>
-              <w:top w:w="0" w:type="dxa"/>
-              <w:bottom w:w="0" w:type="dxa"/>
-              <w:left w:w="0" w:type="dxa"/>
-              <w:right w:w="0" w:type="dxa"/>
-            </w:tcMar>
-            <w:vAlign w:val="top"/>
-          </w:tcPr>
-          <w:p>
-            <w:pPr>
-              <w:pStyle w:val="Normal"/>
-              <w:jc w:val="center"/>
-              <w:pBdr>
-                <w:bottom w:val="none" w:sz="0" w:space="0" w:color="000000"/>
-                <w:top w:val="none" w:sz="0" w:space="0" w:color="000000"/>
-                <w:left w:val="none" w:sz="0" w:space="0" w:color="000000"/>
-                <w:right w:val="none" w:sz="0" w:space="0" w:color="000000"/>
-              </w:pBdr>
-              <w:spacing w:after="100" w:before="100" w:line="240"/>
-              <w:ind w:left="100" w:right="100" w:firstLine="0" w:firstLineChars="0"/>
-              <w:rPr>
-                <w:rFonts w:ascii="Helvetica" w:hAnsi="Helvetica" w:eastAsia="Helvetica" w:cs="Helvetica"/>
-                <w:i w:val="false"/>
-                <w:b w:val="false"/>
-                <w:u w:val="none"/>
-                <w:sz w:val="22"/>
-                <w:szCs w:val="22"/>
-                <w:color w:val="000000"/>
-              </w:rPr>
-            </w:pPr>
-            <w:r>
-              <w:rPr>
-                <w:rFonts w:ascii="Helvetica" w:hAnsi="Helvetica" w:eastAsia="Helvetica" w:cs="Helvetica"/>
-                <w:i w:val="false"/>
-                <w:b w:val="false"/>
-                <w:u w:val="none"/>
-                <w:sz w:val="22"/>
-                <w:szCs w:val="22"/>
-                <w:color w:val="000000"/>
-              </w:rPr>
-              <w:t xml:space="preserve">0.830</w:t>
+              <w:t xml:space="preserve">0.73</w:t>
+            </w:r>
+          </w:p>
+        </w:tc>
+        <w:tc>
+          <w:tcPr>
+            <w:tcBorders>
+              <w:bottom w:val="none" w:sz="0" w:space="0" w:color="000000"/>
+              <w:top w:val="none" w:sz="0" w:space="0" w:color="000000"/>
+              <w:left w:val="none" w:sz="0" w:space="0" w:color="000000"/>
+              <w:right w:val="none" w:sz="0" w:space="0" w:color="000000"/>
+            </w:tcBorders>
+            <w:shd w:val="clear" w:color="auto" w:fill="FFFFFF"/>
+            <w:tcMar>
+              <w:top w:w="0" w:type="dxa"/>
+              <w:bottom w:w="0" w:type="dxa"/>
+              <w:left w:w="0" w:type="dxa"/>
+              <w:right w:w="0" w:type="dxa"/>
+            </w:tcMar>
+            <w:vAlign w:val="top"/>
+          </w:tcPr>
+          <w:p>
+            <w:pPr>
+              <w:pStyle w:val="Normal"/>
+              <w:jc w:val="center"/>
+              <w:pBdr>
+                <w:bottom w:val="none" w:sz="0" w:space="0" w:color="000000"/>
+                <w:top w:val="none" w:sz="0" w:space="0" w:color="000000"/>
+                <w:left w:val="none" w:sz="0" w:space="0" w:color="000000"/>
+                <w:right w:val="none" w:sz="0" w:space="0" w:color="000000"/>
+              </w:pBdr>
+              <w:spacing w:after="100" w:before="100" w:line="240"/>
+              <w:ind w:left="100" w:right="100" w:firstLine="0" w:firstLineChars="0"/>
+              <w:rPr>
+                <w:rFonts w:ascii="Helvetica" w:hAnsi="Helvetica" w:eastAsia="Helvetica" w:cs="Helvetica"/>
+                <w:i w:val="false"/>
+                <w:b w:val="false"/>
+                <w:u w:val="none"/>
+                <w:sz w:val="22"/>
+                <w:szCs w:val="22"/>
+                <w:color w:val="000000"/>
+              </w:rPr>
+            </w:pPr>
+            <w:r>
+              <w:rPr>
+                <w:rFonts w:ascii="Helvetica" w:hAnsi="Helvetica" w:eastAsia="Helvetica" w:cs="Helvetica"/>
+                <w:i w:val="false"/>
+                <w:b w:val="false"/>
+                <w:u w:val="none"/>
+                <w:sz w:val="22"/>
+                <w:szCs w:val="22"/>
+                <w:color w:val="000000"/>
+              </w:rPr>
+              <w:t xml:space="preserve">0.06, 9.58</w:t>
+            </w:r>
+          </w:p>
+        </w:tc>
+        <w:tc>
+          <w:tcPr>
+            <w:tcBorders>
+              <w:bottom w:val="none" w:sz="0" w:space="0" w:color="000000"/>
+              <w:top w:val="none" w:sz="0" w:space="0" w:color="000000"/>
+              <w:left w:val="none" w:sz="0" w:space="0" w:color="000000"/>
+              <w:right w:val="none" w:sz="0" w:space="0" w:color="000000"/>
+            </w:tcBorders>
+            <w:shd w:val="clear" w:color="auto" w:fill="FFFFFF"/>
+            <w:tcMar>
+              <w:top w:w="0" w:type="dxa"/>
+              <w:bottom w:w="0" w:type="dxa"/>
+              <w:left w:w="0" w:type="dxa"/>
+              <w:right w:w="0" w:type="dxa"/>
+            </w:tcMar>
+            <w:vAlign w:val="top"/>
+          </w:tcPr>
+          <w:p>
+            <w:pPr>
+              <w:pStyle w:val="Normal"/>
+              <w:jc w:val="center"/>
+              <w:pBdr>
+                <w:bottom w:val="none" w:sz="0" w:space="0" w:color="000000"/>
+                <w:top w:val="none" w:sz="0" w:space="0" w:color="000000"/>
+                <w:left w:val="none" w:sz="0" w:space="0" w:color="000000"/>
+                <w:right w:val="none" w:sz="0" w:space="0" w:color="000000"/>
+              </w:pBdr>
+              <w:spacing w:after="100" w:before="100" w:line="240"/>
+              <w:ind w:left="100" w:right="100" w:firstLine="0" w:firstLineChars="0"/>
+              <w:rPr>
+                <w:rFonts w:ascii="Helvetica" w:hAnsi="Helvetica" w:eastAsia="Helvetica" w:cs="Helvetica"/>
+                <w:i w:val="false"/>
+                <w:b w:val="false"/>
+                <w:u w:val="none"/>
+                <w:sz w:val="22"/>
+                <w:szCs w:val="22"/>
+                <w:color w:val="000000"/>
+              </w:rPr>
+            </w:pPr>
+            <w:r>
+              <w:rPr>
+                <w:rFonts w:ascii="Helvetica" w:hAnsi="Helvetica" w:eastAsia="Helvetica" w:cs="Helvetica"/>
+                <w:i w:val="false"/>
+                <w:b w:val="false"/>
+                <w:u w:val="none"/>
+                <w:sz w:val="22"/>
+                <w:szCs w:val="22"/>
+                <w:color w:val="000000"/>
+              </w:rPr>
+              <w:t xml:space="preserve">0.810</w:t>
             </w:r>
           </w:p>
         </w:tc>
@@ -12265,60 +12265,60 @@
                 <w:szCs w:val="22"/>
                 <w:color w:val="000000"/>
               </w:rPr>
-              <w:t xml:space="preserve">0.90, 1.09</w:t>
-            </w:r>
-          </w:p>
-        </w:tc>
-        <w:tc>
-          <w:tcPr>
-            <w:tcBorders>
-              <w:bottom w:val="none" w:sz="0" w:space="0" w:color="000000"/>
-              <w:top w:val="none" w:sz="0" w:space="0" w:color="000000"/>
-              <w:left w:val="none" w:sz="0" w:space="0" w:color="000000"/>
-              <w:right w:val="none" w:sz="0" w:space="0" w:color="000000"/>
-            </w:tcBorders>
-            <w:shd w:val="clear" w:color="auto" w:fill="FFFFFF"/>
-            <w:tcMar>
-              <w:top w:w="0" w:type="dxa"/>
-              <w:bottom w:w="0" w:type="dxa"/>
-              <w:left w:w="0" w:type="dxa"/>
-              <w:right w:w="0" w:type="dxa"/>
-            </w:tcMar>
-            <w:vAlign w:val="top"/>
-          </w:tcPr>
-          <w:p>
-            <w:pPr>
-              <w:pStyle w:val="Normal"/>
-              <w:jc w:val="center"/>
-              <w:pBdr>
-                <w:bottom w:val="none" w:sz="0" w:space="0" w:color="000000"/>
-                <w:top w:val="none" w:sz="0" w:space="0" w:color="000000"/>
-                <w:left w:val="none" w:sz="0" w:space="0" w:color="000000"/>
-                <w:right w:val="none" w:sz="0" w:space="0" w:color="000000"/>
-              </w:pBdr>
-              <w:spacing w:after="100" w:before="100" w:line="240"/>
-              <w:ind w:left="100" w:right="100" w:firstLine="0" w:firstLineChars="0"/>
-              <w:rPr>
-                <w:rFonts w:ascii="Helvetica" w:hAnsi="Helvetica" w:eastAsia="Helvetica" w:cs="Helvetica"/>
-                <w:i w:val="false"/>
-                <w:b w:val="false"/>
-                <w:u w:val="none"/>
-                <w:sz w:val="22"/>
-                <w:szCs w:val="22"/>
-                <w:color w:val="000000"/>
-              </w:rPr>
-            </w:pPr>
-            <w:r>
-              <w:rPr>
-                <w:rFonts w:ascii="Helvetica" w:hAnsi="Helvetica" w:eastAsia="Helvetica" w:cs="Helvetica"/>
-                <w:i w:val="false"/>
-                <w:b w:val="false"/>
-                <w:u w:val="none"/>
-                <w:sz w:val="22"/>
-                <w:szCs w:val="22"/>
-                <w:color w:val="000000"/>
-              </w:rPr>
-              <w:t xml:space="preserve">0.860</w:t>
+              <w:t xml:space="preserve">0.91, 1.08</w:t>
+            </w:r>
+          </w:p>
+        </w:tc>
+        <w:tc>
+          <w:tcPr>
+            <w:tcBorders>
+              <w:bottom w:val="none" w:sz="0" w:space="0" w:color="000000"/>
+              <w:top w:val="none" w:sz="0" w:space="0" w:color="000000"/>
+              <w:left w:val="none" w:sz="0" w:space="0" w:color="000000"/>
+              <w:right w:val="none" w:sz="0" w:space="0" w:color="000000"/>
+            </w:tcBorders>
+            <w:shd w:val="clear" w:color="auto" w:fill="FFFFFF"/>
+            <w:tcMar>
+              <w:top w:w="0" w:type="dxa"/>
+              <w:bottom w:w="0" w:type="dxa"/>
+              <w:left w:w="0" w:type="dxa"/>
+              <w:right w:w="0" w:type="dxa"/>
+            </w:tcMar>
+            <w:vAlign w:val="top"/>
+          </w:tcPr>
+          <w:p>
+            <w:pPr>
+              <w:pStyle w:val="Normal"/>
+              <w:jc w:val="center"/>
+              <w:pBdr>
+                <w:bottom w:val="none" w:sz="0" w:space="0" w:color="000000"/>
+                <w:top w:val="none" w:sz="0" w:space="0" w:color="000000"/>
+                <w:left w:val="none" w:sz="0" w:space="0" w:color="000000"/>
+                <w:right w:val="none" w:sz="0" w:space="0" w:color="000000"/>
+              </w:pBdr>
+              <w:spacing w:after="100" w:before="100" w:line="240"/>
+              <w:ind w:left="100" w:right="100" w:firstLine="0" w:firstLineChars="0"/>
+              <w:rPr>
+                <w:rFonts w:ascii="Helvetica" w:hAnsi="Helvetica" w:eastAsia="Helvetica" w:cs="Helvetica"/>
+                <w:i w:val="false"/>
+                <w:b w:val="false"/>
+                <w:u w:val="none"/>
+                <w:sz w:val="22"/>
+                <w:szCs w:val="22"/>
+                <w:color w:val="000000"/>
+              </w:rPr>
+            </w:pPr>
+            <w:r>
+              <w:rPr>
+                <w:rFonts w:ascii="Helvetica" w:hAnsi="Helvetica" w:eastAsia="Helvetica" w:cs="Helvetica"/>
+                <w:i w:val="false"/>
+                <w:b w:val="false"/>
+                <w:u w:val="none"/>
+                <w:sz w:val="22"/>
+                <w:szCs w:val="22"/>
+                <w:color w:val="000000"/>
+              </w:rPr>
+              <w:t xml:space="preserve">0.800</w:t>
             </w:r>
           </w:p>
         </w:tc>
@@ -12695,113 +12695,113 @@
                 <w:szCs w:val="22"/>
                 <w:color w:val="000000"/>
               </w:rPr>
-              <w:t xml:space="preserve">0.25</w:t>
-            </w:r>
-          </w:p>
-        </w:tc>
-        <w:tc>
-          <w:tcPr>
-            <w:tcBorders>
-              <w:bottom w:val="none" w:sz="0" w:space="0" w:color="000000"/>
-              <w:top w:val="none" w:sz="0" w:space="0" w:color="000000"/>
-              <w:left w:val="none" w:sz="0" w:space="0" w:color="000000"/>
-              <w:right w:val="none" w:sz="0" w:space="0" w:color="000000"/>
-            </w:tcBorders>
-            <w:shd w:val="clear" w:color="auto" w:fill="FFFFFF"/>
-            <w:tcMar>
-              <w:top w:w="0" w:type="dxa"/>
-              <w:bottom w:w="0" w:type="dxa"/>
-              <w:left w:w="0" w:type="dxa"/>
-              <w:right w:w="0" w:type="dxa"/>
-            </w:tcMar>
-            <w:vAlign w:val="top"/>
-          </w:tcPr>
-          <w:p>
-            <w:pPr>
-              <w:pStyle w:val="Normal"/>
-              <w:jc w:val="center"/>
-              <w:pBdr>
-                <w:bottom w:val="none" w:sz="0" w:space="0" w:color="000000"/>
-                <w:top w:val="none" w:sz="0" w:space="0" w:color="000000"/>
-                <w:left w:val="none" w:sz="0" w:space="0" w:color="000000"/>
-                <w:right w:val="none" w:sz="0" w:space="0" w:color="000000"/>
-              </w:pBdr>
-              <w:spacing w:after="100" w:before="100" w:line="240"/>
-              <w:ind w:left="100" w:right="100" w:firstLine="0" w:firstLineChars="0"/>
-              <w:rPr>
-                <w:rFonts w:ascii="Helvetica" w:hAnsi="Helvetica" w:eastAsia="Helvetica" w:cs="Helvetica"/>
-                <w:i w:val="false"/>
-                <w:b w:val="false"/>
-                <w:u w:val="none"/>
-                <w:sz w:val="22"/>
-                <w:szCs w:val="22"/>
-                <w:color w:val="000000"/>
-              </w:rPr>
-            </w:pPr>
-            <w:r>
-              <w:rPr>
-                <w:rFonts w:ascii="Helvetica" w:hAnsi="Helvetica" w:eastAsia="Helvetica" w:cs="Helvetica"/>
-                <w:i w:val="false"/>
-                <w:b w:val="false"/>
-                <w:u w:val="none"/>
-                <w:sz w:val="22"/>
-                <w:szCs w:val="22"/>
-                <w:color w:val="000000"/>
-              </w:rPr>
-              <w:t xml:space="preserve">0.03, 2.13</w:t>
-            </w:r>
-          </w:p>
-        </w:tc>
-        <w:tc>
-          <w:tcPr>
-            <w:tcBorders>
-              <w:bottom w:val="none" w:sz="0" w:space="0" w:color="000000"/>
-              <w:top w:val="none" w:sz="0" w:space="0" w:color="000000"/>
-              <w:left w:val="none" w:sz="0" w:space="0" w:color="000000"/>
-              <w:right w:val="none" w:sz="0" w:space="0" w:color="000000"/>
-            </w:tcBorders>
-            <w:shd w:val="clear" w:color="auto" w:fill="FFFFFF"/>
-            <w:tcMar>
-              <w:top w:w="0" w:type="dxa"/>
-              <w:bottom w:w="0" w:type="dxa"/>
-              <w:left w:w="0" w:type="dxa"/>
-              <w:right w:w="0" w:type="dxa"/>
-            </w:tcMar>
-            <w:vAlign w:val="top"/>
-          </w:tcPr>
-          <w:p>
-            <w:pPr>
-              <w:pStyle w:val="Normal"/>
-              <w:jc w:val="center"/>
-              <w:pBdr>
-                <w:bottom w:val="none" w:sz="0" w:space="0" w:color="000000"/>
-                <w:top w:val="none" w:sz="0" w:space="0" w:color="000000"/>
-                <w:left w:val="none" w:sz="0" w:space="0" w:color="000000"/>
-                <w:right w:val="none" w:sz="0" w:space="0" w:color="000000"/>
-              </w:pBdr>
-              <w:spacing w:after="100" w:before="100" w:line="240"/>
-              <w:ind w:left="100" w:right="100" w:firstLine="0" w:firstLineChars="0"/>
-              <w:rPr>
-                <w:rFonts w:ascii="Helvetica" w:hAnsi="Helvetica" w:eastAsia="Helvetica" w:cs="Helvetica"/>
-                <w:i w:val="false"/>
-                <w:b w:val="false"/>
-                <w:u w:val="none"/>
-                <w:sz w:val="22"/>
-                <w:szCs w:val="22"/>
-                <w:color w:val="000000"/>
-              </w:rPr>
-            </w:pPr>
-            <w:r>
-              <w:rPr>
-                <w:rFonts w:ascii="Helvetica" w:hAnsi="Helvetica" w:eastAsia="Helvetica" w:cs="Helvetica"/>
-                <w:i w:val="false"/>
-                <w:b w:val="false"/>
-                <w:u w:val="none"/>
-                <w:sz w:val="22"/>
-                <w:szCs w:val="22"/>
-                <w:color w:val="000000"/>
-              </w:rPr>
-              <w:t xml:space="preserve">0.210</w:t>
+              <w:t xml:space="preserve">0.29</w:t>
+            </w:r>
+          </w:p>
+        </w:tc>
+        <w:tc>
+          <w:tcPr>
+            <w:tcBorders>
+              <w:bottom w:val="none" w:sz="0" w:space="0" w:color="000000"/>
+              <w:top w:val="none" w:sz="0" w:space="0" w:color="000000"/>
+              <w:left w:val="none" w:sz="0" w:space="0" w:color="000000"/>
+              <w:right w:val="none" w:sz="0" w:space="0" w:color="000000"/>
+            </w:tcBorders>
+            <w:shd w:val="clear" w:color="auto" w:fill="FFFFFF"/>
+            <w:tcMar>
+              <w:top w:w="0" w:type="dxa"/>
+              <w:bottom w:w="0" w:type="dxa"/>
+              <w:left w:w="0" w:type="dxa"/>
+              <w:right w:w="0" w:type="dxa"/>
+            </w:tcMar>
+            <w:vAlign w:val="top"/>
+          </w:tcPr>
+          <w:p>
+            <w:pPr>
+              <w:pStyle w:val="Normal"/>
+              <w:jc w:val="center"/>
+              <w:pBdr>
+                <w:bottom w:val="none" w:sz="0" w:space="0" w:color="000000"/>
+                <w:top w:val="none" w:sz="0" w:space="0" w:color="000000"/>
+                <w:left w:val="none" w:sz="0" w:space="0" w:color="000000"/>
+                <w:right w:val="none" w:sz="0" w:space="0" w:color="000000"/>
+              </w:pBdr>
+              <w:spacing w:after="100" w:before="100" w:line="240"/>
+              <w:ind w:left="100" w:right="100" w:firstLine="0" w:firstLineChars="0"/>
+              <w:rPr>
+                <w:rFonts w:ascii="Helvetica" w:hAnsi="Helvetica" w:eastAsia="Helvetica" w:cs="Helvetica"/>
+                <w:i w:val="false"/>
+                <w:b w:val="false"/>
+                <w:u w:val="none"/>
+                <w:sz w:val="22"/>
+                <w:szCs w:val="22"/>
+                <w:color w:val="000000"/>
+              </w:rPr>
+            </w:pPr>
+            <w:r>
+              <w:rPr>
+                <w:rFonts w:ascii="Helvetica" w:hAnsi="Helvetica" w:eastAsia="Helvetica" w:cs="Helvetica"/>
+                <w:i w:val="false"/>
+                <w:b w:val="false"/>
+                <w:u w:val="none"/>
+                <w:sz w:val="22"/>
+                <w:szCs w:val="22"/>
+                <w:color w:val="000000"/>
+              </w:rPr>
+              <w:t xml:space="preserve">0.03, 2.47</w:t>
+            </w:r>
+          </w:p>
+        </w:tc>
+        <w:tc>
+          <w:tcPr>
+            <w:tcBorders>
+              <w:bottom w:val="none" w:sz="0" w:space="0" w:color="000000"/>
+              <w:top w:val="none" w:sz="0" w:space="0" w:color="000000"/>
+              <w:left w:val="none" w:sz="0" w:space="0" w:color="000000"/>
+              <w:right w:val="none" w:sz="0" w:space="0" w:color="000000"/>
+            </w:tcBorders>
+            <w:shd w:val="clear" w:color="auto" w:fill="FFFFFF"/>
+            <w:tcMar>
+              <w:top w:w="0" w:type="dxa"/>
+              <w:bottom w:w="0" w:type="dxa"/>
+              <w:left w:w="0" w:type="dxa"/>
+              <w:right w:w="0" w:type="dxa"/>
+            </w:tcMar>
+            <w:vAlign w:val="top"/>
+          </w:tcPr>
+          <w:p>
+            <w:pPr>
+              <w:pStyle w:val="Normal"/>
+              <w:jc w:val="center"/>
+              <w:pBdr>
+                <w:bottom w:val="none" w:sz="0" w:space="0" w:color="000000"/>
+                <w:top w:val="none" w:sz="0" w:space="0" w:color="000000"/>
+                <w:left w:val="none" w:sz="0" w:space="0" w:color="000000"/>
+                <w:right w:val="none" w:sz="0" w:space="0" w:color="000000"/>
+              </w:pBdr>
+              <w:spacing w:after="100" w:before="100" w:line="240"/>
+              <w:ind w:left="100" w:right="100" w:firstLine="0" w:firstLineChars="0"/>
+              <w:rPr>
+                <w:rFonts w:ascii="Helvetica" w:hAnsi="Helvetica" w:eastAsia="Helvetica" w:cs="Helvetica"/>
+                <w:i w:val="false"/>
+                <w:b w:val="false"/>
+                <w:u w:val="none"/>
+                <w:sz w:val="22"/>
+                <w:szCs w:val="22"/>
+                <w:color w:val="000000"/>
+              </w:rPr>
+            </w:pPr>
+            <w:r>
+              <w:rPr>
+                <w:rFonts w:ascii="Helvetica" w:hAnsi="Helvetica" w:eastAsia="Helvetica" w:cs="Helvetica"/>
+                <w:i w:val="false"/>
+                <w:b w:val="false"/>
+                <w:u w:val="none"/>
+                <w:sz w:val="22"/>
+                <w:szCs w:val="22"/>
+                <w:color w:val="000000"/>
+              </w:rPr>
+              <w:t xml:space="preserve">0.260</w:t>
             </w:r>
           </w:p>
         </w:tc>
@@ -13231,60 +13231,60 @@
                 <w:szCs w:val="22"/>
                 <w:color w:val="000000"/>
               </w:rPr>
-              <w:t xml:space="preserve">0.01, 5.48</w:t>
-            </w:r>
-          </w:p>
-        </w:tc>
-        <w:tc>
-          <w:tcPr>
-            <w:tcBorders>
-              <w:bottom w:val="none" w:sz="0" w:space="0" w:color="000000"/>
-              <w:top w:val="none" w:sz="0" w:space="0" w:color="000000"/>
-              <w:left w:val="none" w:sz="0" w:space="0" w:color="000000"/>
-              <w:right w:val="none" w:sz="0" w:space="0" w:color="000000"/>
-            </w:tcBorders>
-            <w:shd w:val="clear" w:color="auto" w:fill="FFFFFF"/>
-            <w:tcMar>
-              <w:top w:w="0" w:type="dxa"/>
-              <w:bottom w:w="0" w:type="dxa"/>
-              <w:left w:w="0" w:type="dxa"/>
-              <w:right w:w="0" w:type="dxa"/>
-            </w:tcMar>
-            <w:vAlign w:val="top"/>
-          </w:tcPr>
-          <w:p>
-            <w:pPr>
-              <w:pStyle w:val="Normal"/>
-              <w:jc w:val="center"/>
-              <w:pBdr>
-                <w:bottom w:val="none" w:sz="0" w:space="0" w:color="000000"/>
-                <w:top w:val="none" w:sz="0" w:space="0" w:color="000000"/>
-                <w:left w:val="none" w:sz="0" w:space="0" w:color="000000"/>
-                <w:right w:val="none" w:sz="0" w:space="0" w:color="000000"/>
-              </w:pBdr>
-              <w:spacing w:after="100" w:before="100" w:line="240"/>
-              <w:ind w:left="100" w:right="100" w:firstLine="0" w:firstLineChars="0"/>
-              <w:rPr>
-                <w:rFonts w:ascii="Helvetica" w:hAnsi="Helvetica" w:eastAsia="Helvetica" w:cs="Helvetica"/>
-                <w:i w:val="false"/>
-                <w:b w:val="false"/>
-                <w:u w:val="none"/>
-                <w:sz w:val="22"/>
-                <w:szCs w:val="22"/>
-                <w:color w:val="000000"/>
-              </w:rPr>
-            </w:pPr>
-            <w:r>
-              <w:rPr>
-                <w:rFonts w:ascii="Helvetica" w:hAnsi="Helvetica" w:eastAsia="Helvetica" w:cs="Helvetica"/>
-                <w:i w:val="false"/>
-                <w:b w:val="false"/>
-                <w:u w:val="none"/>
-                <w:sz w:val="22"/>
-                <w:szCs w:val="22"/>
-                <w:color w:val="000000"/>
-              </w:rPr>
-              <w:t xml:space="preserve">0.350</w:t>
+              <w:t xml:space="preserve">0.01, 5.15</w:t>
+            </w:r>
+          </w:p>
+        </w:tc>
+        <w:tc>
+          <w:tcPr>
+            <w:tcBorders>
+              <w:bottom w:val="none" w:sz="0" w:space="0" w:color="000000"/>
+              <w:top w:val="none" w:sz="0" w:space="0" w:color="000000"/>
+              <w:left w:val="none" w:sz="0" w:space="0" w:color="000000"/>
+              <w:right w:val="none" w:sz="0" w:space="0" w:color="000000"/>
+            </w:tcBorders>
+            <w:shd w:val="clear" w:color="auto" w:fill="FFFFFF"/>
+            <w:tcMar>
+              <w:top w:w="0" w:type="dxa"/>
+              <w:bottom w:w="0" w:type="dxa"/>
+              <w:left w:w="0" w:type="dxa"/>
+              <w:right w:w="0" w:type="dxa"/>
+            </w:tcMar>
+            <w:vAlign w:val="top"/>
+          </w:tcPr>
+          <w:p>
+            <w:pPr>
+              <w:pStyle w:val="Normal"/>
+              <w:jc w:val="center"/>
+              <w:pBdr>
+                <w:bottom w:val="none" w:sz="0" w:space="0" w:color="000000"/>
+                <w:top w:val="none" w:sz="0" w:space="0" w:color="000000"/>
+                <w:left w:val="none" w:sz="0" w:space="0" w:color="000000"/>
+                <w:right w:val="none" w:sz="0" w:space="0" w:color="000000"/>
+              </w:pBdr>
+              <w:spacing w:after="100" w:before="100" w:line="240"/>
+              <w:ind w:left="100" w:right="100" w:firstLine="0" w:firstLineChars="0"/>
+              <w:rPr>
+                <w:rFonts w:ascii="Helvetica" w:hAnsi="Helvetica" w:eastAsia="Helvetica" w:cs="Helvetica"/>
+                <w:i w:val="false"/>
+                <w:b w:val="false"/>
+                <w:u w:val="none"/>
+                <w:sz w:val="22"/>
+                <w:szCs w:val="22"/>
+                <w:color w:val="000000"/>
+              </w:rPr>
+            </w:pPr>
+            <w:r>
+              <w:rPr>
+                <w:rFonts w:ascii="Helvetica" w:hAnsi="Helvetica" w:eastAsia="Helvetica" w:cs="Helvetica"/>
+                <w:i w:val="false"/>
+                <w:b w:val="false"/>
+                <w:u w:val="none"/>
+                <w:sz w:val="22"/>
+                <w:szCs w:val="22"/>
+                <w:color w:val="000000"/>
+              </w:rPr>
+              <w:t xml:space="preserve">0.340</w:t>
             </w:r>
           </w:p>
         </w:tc>
@@ -13343,7 +13343,7 @@
                 <w:szCs w:val="22"/>
                 <w:color w:val="000000"/>
               </w:rPr>
-              <w:t xml:space="preserve">ckd_epi_gfr_cre_cys_unindex</w:t>
+              <w:t xml:space="preserve">baseline_cre_egfr_unindexed</w:t>
             </w:r>
           </w:p>
         </w:tc>
@@ -13449,7 +13449,7 @@
                 <w:szCs w:val="22"/>
                 <w:color w:val="000000"/>
               </w:rPr>
-              <w:t xml:space="preserve">1.00</w:t>
+              <w:t xml:space="preserve">1.01</w:t>
             </w:r>
           </w:p>
         </w:tc>
@@ -13502,7 +13502,7 @@
                 <w:szCs w:val="22"/>
                 <w:color w:val="000000"/>
               </w:rPr>
-              <w:t xml:space="preserve">0.97, 1.03</w:t>
+              <w:t xml:space="preserve">0.98, 1.04</w:t>
             </w:r>
           </w:p>
         </w:tc>
@@ -13555,7 +13555,7 @@
                 <w:szCs w:val="22"/>
                 <w:color w:val="000000"/>
               </w:rPr>
-              <w:t xml:space="preserve">0.950</w:t>
+              <w:t xml:space="preserve">0.490</w:t>
             </w:r>
           </w:p>
         </w:tc>
@@ -13661,7 +13661,7 @@
                 <w:szCs w:val="22"/>
                 <w:color w:val="000000"/>
               </w:rPr>
-              <w:t xml:space="preserve">1.04</w:t>
+              <w:t xml:space="preserve">1.03</w:t>
             </w:r>
           </w:p>
         </w:tc>
@@ -13714,7 +13714,7 @@
                 <w:szCs w:val="22"/>
                 <w:color w:val="000000"/>
               </w:rPr>
-              <w:t xml:space="preserve">0.99, 1.09</w:t>
+              <w:t xml:space="preserve">0.97, 1.10</w:t>
             </w:r>
           </w:p>
         </w:tc>
@@ -13767,7 +13767,7 @@
                 <w:szCs w:val="22"/>
                 <w:color w:val="000000"/>
               </w:rPr>
-              <w:t xml:space="preserve">0.130</w:t>
+              <w:t xml:space="preserve">0.290</w:t>
             </w:r>
           </w:p>
         </w:tc>
